--- a/doc/CV_Ajay.docx
+++ b/doc/CV_Ajay.docx
@@ -2154,6 +2154,14 @@
           <w:szCs w:val="20"/>
         </w:rPr>
       </w:pPr>
+      <w:r>
+        <w:rPr>
+          <w:rFonts w:ascii="Times New Roman" w:hAnsi="Times New Roman" w:cs="Times New Roman"/>
+          <w:sz w:val="20"/>
+          <w:szCs w:val="20"/>
+        </w:rPr>
+        <w:t xml:space="preserve">David </w:t>
+      </w:r>
       <w:proofErr w:type="spellStart"/>
       <w:r>
         <w:rPr>
@@ -2161,7 +2169,7 @@
           <w:sz w:val="20"/>
           <w:szCs w:val="20"/>
         </w:rPr>
-        <w:t>Mohayeminul</w:t>
+        <w:t>Owuor</w:t>
       </w:r>
       <w:proofErr w:type="spellEnd"/>
       <w:r>
@@ -2170,7 +2178,7 @@
           <w:sz w:val="20"/>
           <w:szCs w:val="20"/>
         </w:rPr>
-        <w:t xml:space="preserve"> Islam, </w:t>
+        <w:t xml:space="preserve">, </w:t>
       </w:r>
       <w:r>
         <w:rPr>
@@ -2188,7 +2196,23 @@
           <w:sz w:val="20"/>
           <w:szCs w:val="20"/>
         </w:rPr>
-        <w:t xml:space="preserve">, May Mahmoud, </w:t>
+        <w:t>.</w:t>
+      </w:r>
+      <w:r>
+        <w:rPr>
+          <w:rFonts w:ascii="Times New Roman" w:hAnsi="Times New Roman" w:cs="Times New Roman"/>
+          <w:sz w:val="20"/>
+          <w:szCs w:val="20"/>
+        </w:rPr>
+        <w:t xml:space="preserve"> </w:t>
+      </w:r>
+      <w:r>
+        <w:rPr>
+          <w:rFonts w:ascii="Times New Roman" w:hAnsi="Times New Roman" w:cs="Times New Roman"/>
+          <w:sz w:val="20"/>
+          <w:szCs w:val="20"/>
+        </w:rPr>
+        <w:t xml:space="preserve">Developer vs. </w:t>
       </w:r>
       <w:proofErr w:type="spellStart"/>
       <w:r>
@@ -2197,7 +2221,7 @@
           <w:sz w:val="20"/>
           <w:szCs w:val="20"/>
         </w:rPr>
-        <w:t>Ildar</w:t>
+        <w:t>DSpot</w:t>
       </w:r>
       <w:proofErr w:type="spellEnd"/>
       <w:r>
@@ -2206,23 +2230,33 @@
           <w:sz w:val="20"/>
           <w:szCs w:val="20"/>
         </w:rPr>
-        <w:t xml:space="preserve"> Akhmetov, and Sarah Nadi.</w:t>
-      </w:r>
-      <w:r>
-        <w:rPr>
-          <w:rFonts w:ascii="Times New Roman" w:hAnsi="Times New Roman" w:cs="Times New Roman"/>
-          <w:sz w:val="20"/>
-          <w:szCs w:val="20"/>
-        </w:rPr>
-        <w:t xml:space="preserve"> </w:t>
-      </w:r>
-      <w:r>
-        <w:rPr>
-          <w:rFonts w:ascii="Times New Roman" w:hAnsi="Times New Roman" w:cs="Times New Roman"/>
-          <w:sz w:val="20"/>
-          <w:szCs w:val="20"/>
-        </w:rPr>
-        <w:t xml:space="preserve">An Empirical Study of Python Library Migration Using Large Language Models. In </w:t>
+        <w:t xml:space="preserve"> vs. </w:t>
+      </w:r>
+      <w:proofErr w:type="spellStart"/>
+      <w:r>
+        <w:rPr>
+          <w:rFonts w:ascii="Times New Roman" w:hAnsi="Times New Roman" w:cs="Times New Roman"/>
+          <w:sz w:val="20"/>
+          <w:szCs w:val="20"/>
+        </w:rPr>
+        <w:t>ChatGPT</w:t>
+      </w:r>
+      <w:proofErr w:type="spellEnd"/>
+      <w:r>
+        <w:rPr>
+          <w:rFonts w:ascii="Times New Roman" w:hAnsi="Times New Roman" w:cs="Times New Roman"/>
+          <w:sz w:val="20"/>
+          <w:szCs w:val="20"/>
+        </w:rPr>
+        <w:t>: A Comparative Study of JUnit Test Amplification</w:t>
+      </w:r>
+      <w:r>
+        <w:rPr>
+          <w:rFonts w:ascii="Times New Roman" w:hAnsi="Times New Roman" w:cs="Times New Roman"/>
+          <w:sz w:val="20"/>
+          <w:szCs w:val="20"/>
+        </w:rPr>
+        <w:t xml:space="preserve">. In </w:t>
       </w:r>
       <w:r>
         <w:rPr>
@@ -2232,35 +2266,31 @@
           <w:sz w:val="20"/>
           <w:szCs w:val="20"/>
         </w:rPr>
-        <w:t>Proceedings of</w:t>
-      </w:r>
-      <w:r>
-        <w:rPr>
-          <w:rFonts w:ascii="Times New Roman" w:hAnsi="Times New Roman" w:cs="Times New Roman"/>
-          <w:i/>
-          <w:iCs/>
-          <w:sz w:val="20"/>
-          <w:szCs w:val="20"/>
-        </w:rPr>
-        <w:t xml:space="preserve"> </w:t>
-      </w:r>
-      <w:r>
-        <w:rPr>
-          <w:rFonts w:ascii="Times New Roman" w:hAnsi="Times New Roman" w:cs="Times New Roman"/>
-          <w:i/>
-          <w:iCs/>
-          <w:sz w:val="20"/>
-          <w:szCs w:val="20"/>
-        </w:rPr>
-        <w:t>40th IEEE/ACM International Conference on Automated Software Engineering (ASE)</w:t>
-      </w:r>
-      <w:r>
-        <w:rPr>
-          <w:rFonts w:ascii="Times New Roman" w:hAnsi="Times New Roman" w:cs="Times New Roman"/>
-          <w:sz w:val="20"/>
-          <w:szCs w:val="20"/>
-        </w:rPr>
-        <w:t>, 2025.</w:t>
+        <w:t>19th IEEE International Conference on Software Testing, Verification and Validation (ICST)</w:t>
+      </w:r>
+      <w:r>
+        <w:rPr>
+          <w:rFonts w:ascii="Times New Roman" w:hAnsi="Times New Roman" w:cs="Times New Roman"/>
+          <w:sz w:val="20"/>
+          <w:szCs w:val="20"/>
+        </w:rPr>
+        <w:t>, 202</w:t>
+      </w:r>
+      <w:r>
+        <w:rPr>
+          <w:rFonts w:ascii="Times New Roman" w:hAnsi="Times New Roman" w:cs="Times New Roman"/>
+          <w:sz w:val="20"/>
+          <w:szCs w:val="20"/>
+        </w:rPr>
+        <w:t>6</w:t>
+      </w:r>
+      <w:r>
+        <w:rPr>
+          <w:rFonts w:ascii="Times New Roman" w:hAnsi="Times New Roman" w:cs="Times New Roman"/>
+          <w:sz w:val="20"/>
+          <w:szCs w:val="20"/>
+        </w:rPr>
+        <w:t>.</w:t>
       </w:r>
     </w:p>
     <w:p>
@@ -2279,30 +2309,6 @@
           <w:szCs w:val="20"/>
         </w:rPr>
       </w:pPr>
-      <w:r>
-        <w:rPr>
-          <w:rFonts w:ascii="Times New Roman" w:hAnsi="Times New Roman" w:cs="Times New Roman"/>
-          <w:sz w:val="20"/>
-          <w:szCs w:val="20"/>
-        </w:rPr>
-        <w:t>Suraj Bhatta</w:t>
-      </w:r>
-      <w:r>
-        <w:rPr>
-          <w:rFonts w:ascii="Times New Roman" w:hAnsi="Times New Roman" w:cs="Times New Roman"/>
-          <w:sz w:val="20"/>
-          <w:szCs w:val="20"/>
-        </w:rPr>
-        <w:t>,</w:t>
-      </w:r>
-      <w:r>
-        <w:rPr>
-          <w:rFonts w:ascii="Times New Roman" w:hAnsi="Times New Roman" w:cs="Times New Roman"/>
-          <w:sz w:val="20"/>
-          <w:szCs w:val="20"/>
-        </w:rPr>
-        <w:t xml:space="preserve"> Frank </w:t>
-      </w:r>
       <w:proofErr w:type="spellStart"/>
       <w:r>
         <w:rPr>
@@ -2310,7 +2316,7 @@
           <w:sz w:val="20"/>
           <w:szCs w:val="20"/>
         </w:rPr>
-        <w:t>Kendemah</w:t>
+        <w:t>Mohayeminul</w:t>
       </w:r>
       <w:proofErr w:type="spellEnd"/>
       <w:r>
@@ -2319,8 +2325,36 @@
           <w:sz w:val="20"/>
           <w:szCs w:val="20"/>
         </w:rPr>
-        <w:t>,</w:t>
-      </w:r>
+        <w:t xml:space="preserve"> Islam, </w:t>
+      </w:r>
+      <w:r>
+        <w:rPr>
+          <w:rFonts w:ascii="Times New Roman" w:hAnsi="Times New Roman" w:cs="Times New Roman"/>
+          <w:b/>
+          <w:bCs/>
+          <w:sz w:val="20"/>
+          <w:szCs w:val="20"/>
+        </w:rPr>
+        <w:t>Ajay Kumar Jha</w:t>
+      </w:r>
+      <w:r>
+        <w:rPr>
+          <w:rFonts w:ascii="Times New Roman" w:hAnsi="Times New Roman" w:cs="Times New Roman"/>
+          <w:sz w:val="20"/>
+          <w:szCs w:val="20"/>
+        </w:rPr>
+        <w:t xml:space="preserve">, May Mahmoud, </w:t>
+      </w:r>
+      <w:proofErr w:type="spellStart"/>
+      <w:r>
+        <w:rPr>
+          <w:rFonts w:ascii="Times New Roman" w:hAnsi="Times New Roman" w:cs="Times New Roman"/>
+          <w:sz w:val="20"/>
+          <w:szCs w:val="20"/>
+        </w:rPr>
+        <w:t>Ildar</w:t>
+      </w:r>
+      <w:proofErr w:type="spellEnd"/>
       <w:r>
         <w:rPr>
           <w:rFonts w:ascii="Times New Roman" w:hAnsi="Times New Roman" w:cs="Times New Roman"/>
@@ -2329,47 +2363,39 @@
         </w:rPr>
         <w:t xml:space="preserve"> </w:t>
       </w:r>
-      <w:r>
-        <w:rPr>
-          <w:rFonts w:ascii="Times New Roman" w:hAnsi="Times New Roman" w:cs="Times New Roman"/>
-          <w:b/>
-          <w:bCs/>
-          <w:sz w:val="20"/>
-          <w:szCs w:val="20"/>
-        </w:rPr>
-        <w:t>Ajay Kumar Jha</w:t>
-      </w:r>
-      <w:r>
-        <w:rPr>
-          <w:rFonts w:ascii="Times New Roman" w:hAnsi="Times New Roman" w:cs="Times New Roman"/>
-          <w:sz w:val="20"/>
-          <w:szCs w:val="20"/>
-        </w:rPr>
-        <w:t xml:space="preserve">. </w:t>
-      </w:r>
-      <w:r>
-        <w:rPr>
-          <w:rFonts w:ascii="Times New Roman" w:hAnsi="Times New Roman" w:cs="Times New Roman"/>
-          <w:sz w:val="20"/>
-          <w:szCs w:val="20"/>
-        </w:rPr>
-        <w:t>Understanding Test Deletion in Java Applications</w:t>
-      </w:r>
-      <w:r>
-        <w:rPr>
-          <w:rFonts w:ascii="Times New Roman" w:hAnsi="Times New Roman" w:cs="Times New Roman"/>
-          <w:sz w:val="20"/>
-          <w:szCs w:val="20"/>
-        </w:rPr>
-        <w:t xml:space="preserve">. </w:t>
-      </w:r>
-      <w:r>
-        <w:rPr>
-          <w:rFonts w:ascii="Times New Roman" w:hAnsi="Times New Roman" w:cs="Times New Roman"/>
-          <w:sz w:val="20"/>
-          <w:szCs w:val="20"/>
-        </w:rPr>
-        <w:t xml:space="preserve">In </w:t>
+      <w:proofErr w:type="spellStart"/>
+      <w:r>
+        <w:rPr>
+          <w:rFonts w:ascii="Times New Roman" w:hAnsi="Times New Roman" w:cs="Times New Roman"/>
+          <w:sz w:val="20"/>
+          <w:szCs w:val="20"/>
+        </w:rPr>
+        <w:t>Akhmetov</w:t>
+      </w:r>
+      <w:proofErr w:type="spellEnd"/>
+      <w:r>
+        <w:rPr>
+          <w:rFonts w:ascii="Times New Roman" w:hAnsi="Times New Roman" w:cs="Times New Roman"/>
+          <w:sz w:val="20"/>
+          <w:szCs w:val="20"/>
+        </w:rPr>
+        <w:t>, and Sarah Nadi.</w:t>
+      </w:r>
+      <w:r>
+        <w:rPr>
+          <w:rFonts w:ascii="Times New Roman" w:hAnsi="Times New Roman" w:cs="Times New Roman"/>
+          <w:sz w:val="20"/>
+          <w:szCs w:val="20"/>
+        </w:rPr>
+        <w:t xml:space="preserve"> </w:t>
+      </w:r>
+      <w:r>
+        <w:rPr>
+          <w:rFonts w:ascii="Times New Roman" w:hAnsi="Times New Roman" w:cs="Times New Roman"/>
+          <w:sz w:val="20"/>
+          <w:szCs w:val="20"/>
+        </w:rPr>
+        <w:t xml:space="preserve">An Empirical Study of Python Library Migration Using Large Language Models. In </w:t>
       </w:r>
       <w:r>
         <w:rPr>
@@ -2379,7 +2405,7 @@
           <w:sz w:val="20"/>
           <w:szCs w:val="20"/>
         </w:rPr>
-        <w:t>Proceedings of 2</w:t>
+        <w:t>Proceedings of</w:t>
       </w:r>
       <w:r>
         <w:rPr>
@@ -2389,7 +2415,7 @@
           <w:sz w:val="20"/>
           <w:szCs w:val="20"/>
         </w:rPr>
-        <w:t>2nd</w:t>
+        <w:t xml:space="preserve"> </w:t>
       </w:r>
       <w:r>
         <w:rPr>
@@ -2399,75 +2425,39 @@
           <w:sz w:val="20"/>
           <w:szCs w:val="20"/>
         </w:rPr>
-        <w:t xml:space="preserve"> IEEE</w:t>
-      </w:r>
-      <w:r>
-        <w:rPr>
-          <w:rFonts w:ascii="Times New Roman" w:hAnsi="Times New Roman" w:cs="Times New Roman"/>
-          <w:i/>
-          <w:iCs/>
-          <w:sz w:val="20"/>
-          <w:szCs w:val="20"/>
-        </w:rPr>
-        <w:t>/ACM</w:t>
-      </w:r>
-      <w:r>
-        <w:rPr>
-          <w:rFonts w:ascii="Times New Roman" w:hAnsi="Times New Roman" w:cs="Times New Roman"/>
-          <w:i/>
-          <w:iCs/>
-          <w:sz w:val="20"/>
-          <w:szCs w:val="20"/>
-        </w:rPr>
-        <w:t xml:space="preserve"> International Conference on Mining Software Repositories (MSR)</w:t>
-      </w:r>
-      <w:r>
-        <w:rPr>
-          <w:rFonts w:ascii="Times New Roman" w:hAnsi="Times New Roman" w:cs="Times New Roman"/>
-          <w:sz w:val="20"/>
-          <w:szCs w:val="20"/>
-        </w:rPr>
-        <w:t xml:space="preserve">. </w:t>
-      </w:r>
-      <w:r>
-        <w:rPr>
-          <w:rFonts w:ascii="Times New Roman" w:hAnsi="Times New Roman" w:cs="Times New Roman"/>
-          <w:sz w:val="20"/>
-          <w:szCs w:val="20"/>
-        </w:rPr>
-        <w:t>pp. 408-420</w:t>
-      </w:r>
-      <w:r>
-        <w:rPr>
-          <w:rFonts w:ascii="Times New Roman" w:hAnsi="Times New Roman" w:cs="Times New Roman"/>
-          <w:sz w:val="20"/>
-          <w:szCs w:val="20"/>
-        </w:rPr>
-        <w:t xml:space="preserve">. </w:t>
-      </w:r>
-      <w:r>
-        <w:rPr>
-          <w:rFonts w:ascii="Times New Roman" w:hAnsi="Times New Roman" w:cs="Times New Roman"/>
-          <w:sz w:val="20"/>
-          <w:szCs w:val="20"/>
-        </w:rPr>
-        <w:t>202</w:t>
-      </w:r>
-      <w:r>
-        <w:rPr>
-          <w:rFonts w:ascii="Times New Roman" w:hAnsi="Times New Roman" w:cs="Times New Roman"/>
-          <w:sz w:val="20"/>
-          <w:szCs w:val="20"/>
-        </w:rPr>
-        <w:t>5</w:t>
-      </w:r>
-      <w:r>
-        <w:rPr>
-          <w:rFonts w:ascii="Times New Roman" w:hAnsi="Times New Roman" w:cs="Times New Roman"/>
-          <w:sz w:val="20"/>
-          <w:szCs w:val="20"/>
-        </w:rPr>
-        <w:t xml:space="preserve">. </w:t>
+        <w:t>40th IEEE/ACM International Conference on Automated Software Engineering (ASE)</w:t>
+      </w:r>
+      <w:r>
+        <w:rPr>
+          <w:rFonts w:ascii="Times New Roman" w:hAnsi="Times New Roman" w:cs="Times New Roman"/>
+          <w:sz w:val="20"/>
+          <w:szCs w:val="20"/>
+        </w:rPr>
+        <w:t xml:space="preserve">, </w:t>
+      </w:r>
+      <w:r>
+        <w:rPr>
+          <w:rFonts w:ascii="Times New Roman" w:hAnsi="Times New Roman" w:cs="Times New Roman"/>
+          <w:sz w:val="20"/>
+          <w:szCs w:val="20"/>
+        </w:rPr>
+        <w:t>pp. 867-879,</w:t>
+      </w:r>
+      <w:r>
+        <w:rPr>
+          <w:rFonts w:ascii="Times New Roman" w:hAnsi="Times New Roman" w:cs="Times New Roman"/>
+          <w:sz w:val="20"/>
+          <w:szCs w:val="20"/>
+        </w:rPr>
+        <w:t xml:space="preserve"> </w:t>
+      </w:r>
+      <w:r>
+        <w:rPr>
+          <w:rFonts w:ascii="Times New Roman" w:hAnsi="Times New Roman" w:cs="Times New Roman"/>
+          <w:sz w:val="20"/>
+          <w:szCs w:val="20"/>
+        </w:rPr>
+        <w:t>2025.</w:t>
       </w:r>
     </w:p>
     <w:p>
@@ -2489,6 +2479,56 @@
       <w:r>
         <w:rPr>
           <w:rFonts w:ascii="Times New Roman" w:hAnsi="Times New Roman" w:cs="Times New Roman"/>
+          <w:sz w:val="20"/>
+          <w:szCs w:val="20"/>
+        </w:rPr>
+        <w:t>Suraj Bhatta</w:t>
+      </w:r>
+      <w:r>
+        <w:rPr>
+          <w:rFonts w:ascii="Times New Roman" w:hAnsi="Times New Roman" w:cs="Times New Roman"/>
+          <w:sz w:val="20"/>
+          <w:szCs w:val="20"/>
+        </w:rPr>
+        <w:t>,</w:t>
+      </w:r>
+      <w:r>
+        <w:rPr>
+          <w:rFonts w:ascii="Times New Roman" w:hAnsi="Times New Roman" w:cs="Times New Roman"/>
+          <w:sz w:val="20"/>
+          <w:szCs w:val="20"/>
+        </w:rPr>
+        <w:t xml:space="preserve"> Frank </w:t>
+      </w:r>
+      <w:proofErr w:type="spellStart"/>
+      <w:r>
+        <w:rPr>
+          <w:rFonts w:ascii="Times New Roman" w:hAnsi="Times New Roman" w:cs="Times New Roman"/>
+          <w:sz w:val="20"/>
+          <w:szCs w:val="20"/>
+        </w:rPr>
+        <w:t>Kendemah</w:t>
+      </w:r>
+      <w:proofErr w:type="spellEnd"/>
+      <w:r>
+        <w:rPr>
+          <w:rFonts w:ascii="Times New Roman" w:hAnsi="Times New Roman" w:cs="Times New Roman"/>
+          <w:sz w:val="20"/>
+          <w:szCs w:val="20"/>
+        </w:rPr>
+        <w:t>,</w:t>
+      </w:r>
+      <w:r>
+        <w:rPr>
+          <w:rFonts w:ascii="Times New Roman" w:hAnsi="Times New Roman" w:cs="Times New Roman"/>
+          <w:sz w:val="20"/>
+          <w:szCs w:val="20"/>
+        </w:rPr>
+        <w:t xml:space="preserve"> </w:t>
+      </w:r>
+      <w:r>
+        <w:rPr>
+          <w:rFonts w:ascii="Times New Roman" w:hAnsi="Times New Roman" w:cs="Times New Roman"/>
           <w:b/>
           <w:bCs/>
           <w:sz w:val="20"/>
@@ -2502,14 +2542,6 @@
           <w:sz w:val="20"/>
           <w:szCs w:val="20"/>
         </w:rPr>
-        <w:t>, Sarah Nadi</w:t>
-      </w:r>
-      <w:r>
-        <w:rPr>
-          <w:rFonts w:ascii="Times New Roman" w:hAnsi="Times New Roman" w:cs="Times New Roman"/>
-          <w:sz w:val="20"/>
-          <w:szCs w:val="20"/>
-        </w:rPr>
         <w:t xml:space="preserve">. </w:t>
       </w:r>
       <w:r>
@@ -2518,7 +2550,7 @@
           <w:sz w:val="20"/>
           <w:szCs w:val="20"/>
         </w:rPr>
-        <w:t>Migrating Unit Tests Across Java Applications</w:t>
+        <w:t>Understanding Test Deletion in Java Applications</w:t>
       </w:r>
       <w:r>
         <w:rPr>
@@ -2544,7 +2576,47 @@
           <w:sz w:val="20"/>
           <w:szCs w:val="20"/>
         </w:rPr>
-        <w:t>Proceedings of the 24th IEEE International Conference on Source Code Analysis and Manipulation (SCAM)</w:t>
+        <w:t>Proceedings of 2</w:t>
+      </w:r>
+      <w:r>
+        <w:rPr>
+          <w:rFonts w:ascii="Times New Roman" w:hAnsi="Times New Roman" w:cs="Times New Roman"/>
+          <w:i/>
+          <w:iCs/>
+          <w:sz w:val="20"/>
+          <w:szCs w:val="20"/>
+        </w:rPr>
+        <w:t>2nd</w:t>
+      </w:r>
+      <w:r>
+        <w:rPr>
+          <w:rFonts w:ascii="Times New Roman" w:hAnsi="Times New Roman" w:cs="Times New Roman"/>
+          <w:i/>
+          <w:iCs/>
+          <w:sz w:val="20"/>
+          <w:szCs w:val="20"/>
+        </w:rPr>
+        <w:t xml:space="preserve"> IEEE</w:t>
+      </w:r>
+      <w:r>
+        <w:rPr>
+          <w:rFonts w:ascii="Times New Roman" w:hAnsi="Times New Roman" w:cs="Times New Roman"/>
+          <w:i/>
+          <w:iCs/>
+          <w:sz w:val="20"/>
+          <w:szCs w:val="20"/>
+        </w:rPr>
+        <w:t>/ACM</w:t>
+      </w:r>
+      <w:r>
+        <w:rPr>
+          <w:rFonts w:ascii="Times New Roman" w:hAnsi="Times New Roman" w:cs="Times New Roman"/>
+          <w:i/>
+          <w:iCs/>
+          <w:sz w:val="20"/>
+          <w:szCs w:val="20"/>
+        </w:rPr>
+        <w:t xml:space="preserve"> International Conference on Mining Software Repositories (MSR)</w:t>
       </w:r>
       <w:r>
         <w:rPr>
@@ -2560,23 +2632,39 @@
           <w:sz w:val="20"/>
           <w:szCs w:val="20"/>
         </w:rPr>
-        <w:t>pp. 131-142.</w:t>
-      </w:r>
-      <w:r>
-        <w:rPr>
-          <w:rFonts w:ascii="Times New Roman" w:hAnsi="Times New Roman" w:cs="Times New Roman"/>
-          <w:sz w:val="20"/>
-          <w:szCs w:val="20"/>
-        </w:rPr>
-        <w:t xml:space="preserve"> </w:t>
-      </w:r>
-      <w:r>
-        <w:rPr>
-          <w:rFonts w:ascii="Times New Roman" w:hAnsi="Times New Roman" w:cs="Times New Roman"/>
-          <w:sz w:val="20"/>
-          <w:szCs w:val="20"/>
-        </w:rPr>
-        <w:t>2024.</w:t>
+        <w:t>pp. 408-420</w:t>
+      </w:r>
+      <w:r>
+        <w:rPr>
+          <w:rFonts w:ascii="Times New Roman" w:hAnsi="Times New Roman" w:cs="Times New Roman"/>
+          <w:sz w:val="20"/>
+          <w:szCs w:val="20"/>
+        </w:rPr>
+        <w:t xml:space="preserve">. </w:t>
+      </w:r>
+      <w:r>
+        <w:rPr>
+          <w:rFonts w:ascii="Times New Roman" w:hAnsi="Times New Roman" w:cs="Times New Roman"/>
+          <w:sz w:val="20"/>
+          <w:szCs w:val="20"/>
+        </w:rPr>
+        <w:t>202</w:t>
+      </w:r>
+      <w:r>
+        <w:rPr>
+          <w:rFonts w:ascii="Times New Roman" w:hAnsi="Times New Roman" w:cs="Times New Roman"/>
+          <w:sz w:val="20"/>
+          <w:szCs w:val="20"/>
+        </w:rPr>
+        <w:t>5</w:t>
+      </w:r>
+      <w:r>
+        <w:rPr>
+          <w:rFonts w:ascii="Times New Roman" w:hAnsi="Times New Roman" w:cs="Times New Roman"/>
+          <w:sz w:val="20"/>
+          <w:szCs w:val="20"/>
+        </w:rPr>
+        <w:t xml:space="preserve">. </w:t>
       </w:r>
     </w:p>
     <w:p>
@@ -2598,32 +2686,6 @@
       <w:r>
         <w:rPr>
           <w:rFonts w:ascii="Times New Roman" w:hAnsi="Times New Roman" w:cs="Times New Roman"/>
-          <w:sz w:val="20"/>
-          <w:szCs w:val="20"/>
-        </w:rPr>
-        <w:t xml:space="preserve">Sai Kiran </w:t>
-      </w:r>
-      <w:proofErr w:type="spellStart"/>
-      <w:r>
-        <w:rPr>
-          <w:rFonts w:ascii="Times New Roman" w:hAnsi="Times New Roman" w:cs="Times New Roman"/>
-          <w:sz w:val="20"/>
-          <w:szCs w:val="20"/>
-        </w:rPr>
-        <w:t>Bhrugumalla</w:t>
-      </w:r>
-      <w:proofErr w:type="spellEnd"/>
-      <w:r>
-        <w:rPr>
-          <w:rFonts w:ascii="Times New Roman" w:hAnsi="Times New Roman" w:cs="Times New Roman"/>
-          <w:sz w:val="20"/>
-          <w:szCs w:val="20"/>
-        </w:rPr>
-        <w:t xml:space="preserve">, </w:t>
-      </w:r>
-      <w:r>
-        <w:rPr>
-          <w:rFonts w:ascii="Times New Roman" w:hAnsi="Times New Roman" w:cs="Times New Roman"/>
           <w:b/>
           <w:bCs/>
           <w:sz w:val="20"/>
@@ -2637,25 +2699,23 @@
           <w:sz w:val="20"/>
           <w:szCs w:val="20"/>
         </w:rPr>
+        <w:t>, Sarah Nadi</w:t>
+      </w:r>
+      <w:r>
+        <w:rPr>
+          <w:rFonts w:ascii="Times New Roman" w:hAnsi="Times New Roman" w:cs="Times New Roman"/>
+          <w:sz w:val="20"/>
+          <w:szCs w:val="20"/>
+        </w:rPr>
         <w:t xml:space="preserve">. </w:t>
       </w:r>
-      <w:proofErr w:type="spellStart"/>
-      <w:r>
-        <w:rPr>
-          <w:rFonts w:ascii="Times New Roman" w:hAnsi="Times New Roman" w:cs="Times New Roman"/>
-          <w:sz w:val="20"/>
-          <w:szCs w:val="20"/>
-        </w:rPr>
-        <w:t>TRec</w:t>
-      </w:r>
-      <w:proofErr w:type="spellEnd"/>
-      <w:r>
-        <w:rPr>
-          <w:rFonts w:ascii="Times New Roman" w:hAnsi="Times New Roman" w:cs="Times New Roman"/>
-          <w:sz w:val="20"/>
-          <w:szCs w:val="20"/>
-        </w:rPr>
-        <w:t>: A Regression Test Recommender for Java Projects</w:t>
+      <w:r>
+        <w:rPr>
+          <w:rFonts w:ascii="Times New Roman" w:hAnsi="Times New Roman" w:cs="Times New Roman"/>
+          <w:sz w:val="20"/>
+          <w:szCs w:val="20"/>
+        </w:rPr>
+        <w:t>Migrating Unit Tests Across Java Applications</w:t>
       </w:r>
       <w:r>
         <w:rPr>
@@ -2681,27 +2741,7 @@
           <w:sz w:val="20"/>
           <w:szCs w:val="20"/>
         </w:rPr>
-        <w:t xml:space="preserve">Proceedings of </w:t>
-      </w:r>
-      <w:r>
-        <w:rPr>
-          <w:rFonts w:ascii="Times New Roman" w:hAnsi="Times New Roman" w:cs="Times New Roman"/>
-          <w:i/>
-          <w:iCs/>
-          <w:sz w:val="20"/>
-          <w:szCs w:val="20"/>
-        </w:rPr>
-        <w:t>40</w:t>
-      </w:r>
-      <w:r>
-        <w:rPr>
-          <w:rFonts w:ascii="Times New Roman" w:hAnsi="Times New Roman" w:cs="Times New Roman"/>
-          <w:i/>
-          <w:iCs/>
-          <w:sz w:val="20"/>
-          <w:szCs w:val="20"/>
-        </w:rPr>
-        <w:t>th IEEE International Conference on Software Maintenance and Evolution (ICSME)</w:t>
+        <w:t>Proceedings of the 24th IEEE International Conference on Source Code Analysis and Manipulation (SCAM)</w:t>
       </w:r>
       <w:r>
         <w:rPr>
@@ -2717,7 +2757,7 @@
           <w:sz w:val="20"/>
           <w:szCs w:val="20"/>
         </w:rPr>
-        <w:t>pp. 903-907.</w:t>
+        <w:t>pp. 131-142.</w:t>
       </w:r>
       <w:r>
         <w:rPr>
@@ -2733,39 +2773,7 @@
           <w:sz w:val="20"/>
           <w:szCs w:val="20"/>
         </w:rPr>
-        <w:t>202</w:t>
-      </w:r>
-      <w:r>
-        <w:rPr>
-          <w:rFonts w:ascii="Times New Roman" w:hAnsi="Times New Roman" w:cs="Times New Roman"/>
-          <w:sz w:val="20"/>
-          <w:szCs w:val="20"/>
-        </w:rPr>
-        <w:t>4</w:t>
-      </w:r>
-      <w:r>
-        <w:rPr>
-          <w:rFonts w:ascii="Times New Roman" w:hAnsi="Times New Roman" w:cs="Times New Roman"/>
-          <w:sz w:val="20"/>
-          <w:szCs w:val="20"/>
-        </w:rPr>
-        <w:t xml:space="preserve">. </w:t>
-      </w:r>
-      <w:r>
-        <w:rPr>
-          <w:rFonts w:ascii="Times New Roman" w:hAnsi="Times New Roman" w:cs="Times New Roman"/>
-          <w:sz w:val="20"/>
-          <w:szCs w:val="20"/>
-        </w:rPr>
-        <w:t>Tool Demo</w:t>
-      </w:r>
-      <w:r>
-        <w:rPr>
-          <w:rFonts w:ascii="Times New Roman" w:hAnsi="Times New Roman" w:cs="Times New Roman"/>
-          <w:sz w:val="20"/>
-          <w:szCs w:val="20"/>
-        </w:rPr>
-        <w:t xml:space="preserve"> Track</w:t>
+        <w:t>2024.</w:t>
       </w:r>
     </w:p>
     <w:p>
@@ -2784,6 +2792,15 @@
           <w:szCs w:val="20"/>
         </w:rPr>
       </w:pPr>
+      <w:r>
+        <w:rPr>
+          <w:rFonts w:ascii="Times New Roman" w:hAnsi="Times New Roman" w:cs="Times New Roman"/>
+          <w:sz w:val="20"/>
+          <w:szCs w:val="20"/>
+        </w:rPr>
+        <w:lastRenderedPageBreak/>
+        <w:t xml:space="preserve">Sai Kiran </w:t>
+      </w:r>
       <w:proofErr w:type="spellStart"/>
       <w:r>
         <w:rPr>
@@ -2791,8 +2808,7 @@
           <w:sz w:val="20"/>
           <w:szCs w:val="20"/>
         </w:rPr>
-        <w:lastRenderedPageBreak/>
-        <w:t>Mohayeminul</w:t>
+        <w:t>Bhrugumalla</w:t>
       </w:r>
       <w:proofErr w:type="spellEnd"/>
       <w:r>
@@ -2801,7 +2817,7 @@
           <w:sz w:val="20"/>
           <w:szCs w:val="20"/>
         </w:rPr>
-        <w:t xml:space="preserve"> Islam, </w:t>
+        <w:t xml:space="preserve">, </w:t>
       </w:r>
       <w:r>
         <w:rPr>
@@ -2819,7 +2835,7 @@
           <w:sz w:val="20"/>
           <w:szCs w:val="20"/>
         </w:rPr>
-        <w:t xml:space="preserve">, </w:t>
+        <w:t xml:space="preserve">. </w:t>
       </w:r>
       <w:proofErr w:type="spellStart"/>
       <w:r>
@@ -2828,7 +2844,7 @@
           <w:sz w:val="20"/>
           <w:szCs w:val="20"/>
         </w:rPr>
-        <w:t>Ildar</w:t>
+        <w:t>TRec</w:t>
       </w:r>
       <w:proofErr w:type="spellEnd"/>
       <w:r>
@@ -2837,39 +2853,7 @@
           <w:sz w:val="20"/>
           <w:szCs w:val="20"/>
         </w:rPr>
-        <w:t xml:space="preserve"> Akhmetov</w:t>
-      </w:r>
-      <w:r>
-        <w:rPr>
-          <w:rFonts w:ascii="Times New Roman" w:hAnsi="Times New Roman" w:cs="Times New Roman"/>
-          <w:sz w:val="20"/>
-          <w:szCs w:val="20"/>
-        </w:rPr>
-        <w:t xml:space="preserve">, and </w:t>
-      </w:r>
-      <w:r>
-        <w:rPr>
-          <w:rFonts w:ascii="Times New Roman" w:hAnsi="Times New Roman" w:cs="Times New Roman"/>
-          <w:sz w:val="20"/>
-          <w:szCs w:val="20"/>
-        </w:rPr>
-        <w:t>Sarah Nadi</w:t>
-      </w:r>
-      <w:r>
-        <w:rPr>
-          <w:rFonts w:ascii="Times New Roman" w:hAnsi="Times New Roman" w:cs="Times New Roman"/>
-          <w:sz w:val="20"/>
-          <w:szCs w:val="20"/>
-        </w:rPr>
-        <w:t xml:space="preserve">. </w:t>
-      </w:r>
-      <w:r>
-        <w:rPr>
-          <w:rFonts w:ascii="Times New Roman" w:hAnsi="Times New Roman" w:cs="Times New Roman"/>
-          <w:sz w:val="20"/>
-          <w:szCs w:val="20"/>
-        </w:rPr>
-        <w:t>Characterizing Python Library Migrations</w:t>
+        <w:t>: A Regression Test Recommender for Java Projects</w:t>
       </w:r>
       <w:r>
         <w:rPr>
@@ -2905,7 +2889,17 @@
           <w:sz w:val="20"/>
           <w:szCs w:val="20"/>
         </w:rPr>
-        <w:t>32nd ACM Symposium on the Foundations of Software Engineering (FSE)</w:t>
+        <w:t>40</w:t>
+      </w:r>
+      <w:r>
+        <w:rPr>
+          <w:rFonts w:ascii="Times New Roman" w:hAnsi="Times New Roman" w:cs="Times New Roman"/>
+          <w:i/>
+          <w:iCs/>
+          <w:sz w:val="20"/>
+          <w:szCs w:val="20"/>
+        </w:rPr>
+        <w:t>th IEEE International Conference on Software Maintenance and Evolution (ICSME)</w:t>
       </w:r>
       <w:r>
         <w:rPr>
@@ -2921,7 +2915,31 @@
           <w:sz w:val="20"/>
           <w:szCs w:val="20"/>
         </w:rPr>
-        <w:t>pp. 92-114</w:t>
+        <w:t>pp. 903-907.</w:t>
+      </w:r>
+      <w:r>
+        <w:rPr>
+          <w:rFonts w:ascii="Times New Roman" w:hAnsi="Times New Roman" w:cs="Times New Roman"/>
+          <w:sz w:val="20"/>
+          <w:szCs w:val="20"/>
+        </w:rPr>
+        <w:t xml:space="preserve"> </w:t>
+      </w:r>
+      <w:r>
+        <w:rPr>
+          <w:rFonts w:ascii="Times New Roman" w:hAnsi="Times New Roman" w:cs="Times New Roman"/>
+          <w:sz w:val="20"/>
+          <w:szCs w:val="20"/>
+        </w:rPr>
+        <w:t>202</w:t>
+      </w:r>
+      <w:r>
+        <w:rPr>
+          <w:rFonts w:ascii="Times New Roman" w:hAnsi="Times New Roman" w:cs="Times New Roman"/>
+          <w:sz w:val="20"/>
+          <w:szCs w:val="20"/>
+        </w:rPr>
+        <w:t>4</w:t>
       </w:r>
       <w:r>
         <w:rPr>
@@ -2937,15 +2955,15 @@
           <w:sz w:val="20"/>
           <w:szCs w:val="20"/>
         </w:rPr>
-        <w:t>202</w:t>
-      </w:r>
-      <w:r>
-        <w:rPr>
-          <w:rFonts w:ascii="Times New Roman" w:hAnsi="Times New Roman" w:cs="Times New Roman"/>
-          <w:sz w:val="20"/>
-          <w:szCs w:val="20"/>
-        </w:rPr>
-        <w:t>4.</w:t>
+        <w:t>Tool Demo</w:t>
+      </w:r>
+      <w:r>
+        <w:rPr>
+          <w:rFonts w:ascii="Times New Roman" w:hAnsi="Times New Roman" w:cs="Times New Roman"/>
+          <w:sz w:val="20"/>
+          <w:szCs w:val="20"/>
+        </w:rPr>
+        <w:t xml:space="preserve"> Track</w:t>
       </w:r>
     </w:p>
     <w:p>
@@ -2998,7 +3016,7 @@
           <w:sz w:val="20"/>
           <w:szCs w:val="20"/>
         </w:rPr>
-        <w:t xml:space="preserve">, Sarah Nadi, and </w:t>
+        <w:t xml:space="preserve">, </w:t>
       </w:r>
       <w:proofErr w:type="spellStart"/>
       <w:r>
@@ -3016,7 +3034,33 @@
           <w:sz w:val="20"/>
           <w:szCs w:val="20"/>
         </w:rPr>
-        <w:t xml:space="preserve"> Akhmetov</w:t>
+        <w:t xml:space="preserve"> </w:t>
+      </w:r>
+      <w:proofErr w:type="spellStart"/>
+      <w:r>
+        <w:rPr>
+          <w:rFonts w:ascii="Times New Roman" w:hAnsi="Times New Roman" w:cs="Times New Roman"/>
+          <w:sz w:val="20"/>
+          <w:szCs w:val="20"/>
+        </w:rPr>
+        <w:t>Akhmetov</w:t>
+      </w:r>
+      <w:proofErr w:type="spellEnd"/>
+      <w:r>
+        <w:rPr>
+          <w:rFonts w:ascii="Times New Roman" w:hAnsi="Times New Roman" w:cs="Times New Roman"/>
+          <w:sz w:val="20"/>
+          <w:szCs w:val="20"/>
+        </w:rPr>
+        <w:t xml:space="preserve">, and </w:t>
+      </w:r>
+      <w:r>
+        <w:rPr>
+          <w:rFonts w:ascii="Times New Roman" w:hAnsi="Times New Roman" w:cs="Times New Roman"/>
+          <w:sz w:val="20"/>
+          <w:szCs w:val="20"/>
+        </w:rPr>
+        <w:t>Sarah Nadi</w:t>
       </w:r>
       <w:r>
         <w:rPr>
@@ -3032,7 +3076,7 @@
           <w:sz w:val="20"/>
           <w:szCs w:val="20"/>
         </w:rPr>
-        <w:t>PyMigBench: A Benchmark for Python Library Migration</w:t>
+        <w:t>Characterizing Python Library Migrations</w:t>
       </w:r>
       <w:r>
         <w:rPr>
@@ -3058,7 +3102,7 @@
           <w:sz w:val="20"/>
           <w:szCs w:val="20"/>
         </w:rPr>
-        <w:t>Proceedings of 20th IEEE</w:t>
+        <w:t xml:space="preserve">Proceedings of </w:t>
       </w:r>
       <w:r>
         <w:rPr>
@@ -3068,17 +3112,7 @@
           <w:sz w:val="20"/>
           <w:szCs w:val="20"/>
         </w:rPr>
-        <w:t>/ACM</w:t>
-      </w:r>
-      <w:r>
-        <w:rPr>
-          <w:rFonts w:ascii="Times New Roman" w:hAnsi="Times New Roman" w:cs="Times New Roman"/>
-          <w:i/>
-          <w:iCs/>
-          <w:sz w:val="20"/>
-          <w:szCs w:val="20"/>
-        </w:rPr>
-        <w:t xml:space="preserve"> International Conference on Mining Software Repositories (MSR)</w:t>
+        <w:t>32nd ACM Symposium on the Foundations of Software Engineering (FSE)</w:t>
       </w:r>
       <w:r>
         <w:rPr>
@@ -3094,7 +3128,7 @@
           <w:sz w:val="20"/>
           <w:szCs w:val="20"/>
         </w:rPr>
-        <w:t>pp. 511-515</w:t>
+        <w:t>pp. 92-114</w:t>
       </w:r>
       <w:r>
         <w:rPr>
@@ -3110,7 +3144,15 @@
           <w:sz w:val="20"/>
           <w:szCs w:val="20"/>
         </w:rPr>
-        <w:t>2023. Data and Tool Track.</w:t>
+        <w:t>202</w:t>
+      </w:r>
+      <w:r>
+        <w:rPr>
+          <w:rFonts w:ascii="Times New Roman" w:hAnsi="Times New Roman" w:cs="Times New Roman"/>
+          <w:sz w:val="20"/>
+          <w:szCs w:val="20"/>
+        </w:rPr>
+        <w:t>4.</w:t>
       </w:r>
     </w:p>
     <w:p>
@@ -3129,6 +3171,24 @@
           <w:szCs w:val="20"/>
         </w:rPr>
       </w:pPr>
+      <w:proofErr w:type="spellStart"/>
+      <w:r>
+        <w:rPr>
+          <w:rFonts w:ascii="Times New Roman" w:hAnsi="Times New Roman" w:cs="Times New Roman"/>
+          <w:sz w:val="20"/>
+          <w:szCs w:val="20"/>
+        </w:rPr>
+        <w:t>Mohayeminul</w:t>
+      </w:r>
+      <w:proofErr w:type="spellEnd"/>
+      <w:r>
+        <w:rPr>
+          <w:rFonts w:ascii="Times New Roman" w:hAnsi="Times New Roman" w:cs="Times New Roman"/>
+          <w:sz w:val="20"/>
+          <w:szCs w:val="20"/>
+        </w:rPr>
+        <w:t xml:space="preserve"> Islam, </w:t>
+      </w:r>
       <w:r>
         <w:rPr>
           <w:rFonts w:ascii="Times New Roman" w:hAnsi="Times New Roman" w:cs="Times New Roman"/>
@@ -3145,8 +3205,36 @@
           <w:sz w:val="20"/>
           <w:szCs w:val="20"/>
         </w:rPr>
-        <w:t>,</w:t>
-      </w:r>
+        <w:t xml:space="preserve">, Sarah </w:t>
+      </w:r>
+      <w:proofErr w:type="spellStart"/>
+      <w:r>
+        <w:rPr>
+          <w:rFonts w:ascii="Times New Roman" w:hAnsi="Times New Roman" w:cs="Times New Roman"/>
+          <w:sz w:val="20"/>
+          <w:szCs w:val="20"/>
+        </w:rPr>
+        <w:t>Nadi</w:t>
+      </w:r>
+      <w:proofErr w:type="spellEnd"/>
+      <w:r>
+        <w:rPr>
+          <w:rFonts w:ascii="Times New Roman" w:hAnsi="Times New Roman" w:cs="Times New Roman"/>
+          <w:sz w:val="20"/>
+          <w:szCs w:val="20"/>
+        </w:rPr>
+        <w:t xml:space="preserve">, and </w:t>
+      </w:r>
+      <w:proofErr w:type="spellStart"/>
+      <w:r>
+        <w:rPr>
+          <w:rFonts w:ascii="Times New Roman" w:hAnsi="Times New Roman" w:cs="Times New Roman"/>
+          <w:sz w:val="20"/>
+          <w:szCs w:val="20"/>
+        </w:rPr>
+        <w:t>Ildar</w:t>
+      </w:r>
+      <w:proofErr w:type="spellEnd"/>
       <w:r>
         <w:rPr>
           <w:rFonts w:ascii="Times New Roman" w:hAnsi="Times New Roman" w:cs="Times New Roman"/>
@@ -3162,7 +3250,7 @@
           <w:sz w:val="20"/>
           <w:szCs w:val="20"/>
         </w:rPr>
-        <w:t>Mohayeminul</w:t>
+        <w:t>Akhmetov</w:t>
       </w:r>
       <w:proofErr w:type="spellEnd"/>
       <w:r>
@@ -3171,67 +3259,15 @@
           <w:sz w:val="20"/>
           <w:szCs w:val="20"/>
         </w:rPr>
-        <w:t xml:space="preserve"> Islam,</w:t>
-      </w:r>
-      <w:r>
-        <w:rPr>
-          <w:rFonts w:ascii="Times New Roman" w:hAnsi="Times New Roman" w:cs="Times New Roman"/>
-          <w:sz w:val="20"/>
-          <w:szCs w:val="20"/>
-        </w:rPr>
-        <w:t xml:space="preserve"> </w:t>
-      </w:r>
-      <w:r>
-        <w:rPr>
-          <w:rFonts w:ascii="Times New Roman" w:hAnsi="Times New Roman" w:cs="Times New Roman"/>
-          <w:sz w:val="20"/>
-          <w:szCs w:val="20"/>
-        </w:rPr>
-        <w:t>and Sarah Nadi</w:t>
-      </w:r>
-      <w:r>
-        <w:rPr>
-          <w:rFonts w:ascii="Times New Roman" w:hAnsi="Times New Roman" w:cs="Times New Roman"/>
-          <w:sz w:val="20"/>
-          <w:szCs w:val="20"/>
-        </w:rPr>
         <w:t xml:space="preserve">. </w:t>
       </w:r>
-      <w:proofErr w:type="spellStart"/>
-      <w:r>
-        <w:rPr>
-          <w:rFonts w:ascii="Times New Roman" w:hAnsi="Times New Roman" w:cs="Times New Roman"/>
-          <w:sz w:val="20"/>
-          <w:szCs w:val="20"/>
-        </w:rPr>
-        <w:t>JTestMigBench</w:t>
-      </w:r>
-      <w:proofErr w:type="spellEnd"/>
-      <w:r>
-        <w:rPr>
-          <w:rFonts w:ascii="Times New Roman" w:hAnsi="Times New Roman" w:cs="Times New Roman"/>
-          <w:sz w:val="20"/>
-          <w:szCs w:val="20"/>
-        </w:rPr>
-        <w:t xml:space="preserve"> and </w:t>
-      </w:r>
-      <w:proofErr w:type="spellStart"/>
-      <w:r>
-        <w:rPr>
-          <w:rFonts w:ascii="Times New Roman" w:hAnsi="Times New Roman" w:cs="Times New Roman"/>
-          <w:sz w:val="20"/>
-          <w:szCs w:val="20"/>
-        </w:rPr>
-        <w:t>JTestMigTax</w:t>
-      </w:r>
-      <w:proofErr w:type="spellEnd"/>
-      <w:r>
-        <w:rPr>
-          <w:rFonts w:ascii="Times New Roman" w:hAnsi="Times New Roman" w:cs="Times New Roman"/>
-          <w:sz w:val="20"/>
-          <w:szCs w:val="20"/>
-        </w:rPr>
-        <w:t>: A benchmark and taxonomy for unit test migration</w:t>
+      <w:r>
+        <w:rPr>
+          <w:rFonts w:ascii="Times New Roman" w:hAnsi="Times New Roman" w:cs="Times New Roman"/>
+          <w:sz w:val="20"/>
+          <w:szCs w:val="20"/>
+        </w:rPr>
+        <w:t>PyMigBench: A Benchmark for Python Library Migration</w:t>
       </w:r>
       <w:r>
         <w:rPr>
@@ -3257,7 +3293,27 @@
           <w:sz w:val="20"/>
           <w:szCs w:val="20"/>
         </w:rPr>
-        <w:t>Proceedings of 30th IEEE International Conference on Software Analysis, Evolution and Reengineering (SANER)</w:t>
+        <w:t>Proceedings of 20th IEEE</w:t>
+      </w:r>
+      <w:r>
+        <w:rPr>
+          <w:rFonts w:ascii="Times New Roman" w:hAnsi="Times New Roman" w:cs="Times New Roman"/>
+          <w:i/>
+          <w:iCs/>
+          <w:sz w:val="20"/>
+          <w:szCs w:val="20"/>
+        </w:rPr>
+        <w:t>/ACM</w:t>
+      </w:r>
+      <w:r>
+        <w:rPr>
+          <w:rFonts w:ascii="Times New Roman" w:hAnsi="Times New Roman" w:cs="Times New Roman"/>
+          <w:i/>
+          <w:iCs/>
+          <w:sz w:val="20"/>
+          <w:szCs w:val="20"/>
+        </w:rPr>
+        <w:t xml:space="preserve"> International Conference on Mining Software Repositories (MSR)</w:t>
       </w:r>
       <w:r>
         <w:rPr>
@@ -3273,7 +3329,7 @@
           <w:sz w:val="20"/>
           <w:szCs w:val="20"/>
         </w:rPr>
-        <w:t>pp. 713-717</w:t>
+        <w:t>pp. 511-515</w:t>
       </w:r>
       <w:r>
         <w:rPr>
@@ -3289,7 +3345,7 @@
           <w:sz w:val="20"/>
           <w:szCs w:val="20"/>
         </w:rPr>
-        <w:t>2023. ERA Track.</w:t>
+        <w:t>2023. Data and Tool Track.</w:t>
       </w:r>
     </w:p>
     <w:p>
@@ -3311,14 +3367,6 @@
       <w:r>
         <w:rPr>
           <w:rFonts w:ascii="Times New Roman" w:hAnsi="Times New Roman" w:cs="Times New Roman"/>
-          <w:sz w:val="20"/>
-          <w:szCs w:val="20"/>
-        </w:rPr>
-        <w:t xml:space="preserve">Mansur Gulami, </w:t>
-      </w:r>
-      <w:r>
-        <w:rPr>
-          <w:rFonts w:ascii="Times New Roman" w:hAnsi="Times New Roman" w:cs="Times New Roman"/>
           <w:b/>
           <w:bCs/>
           <w:sz w:val="20"/>
@@ -3332,7 +3380,49 @@
           <w:sz w:val="20"/>
           <w:szCs w:val="20"/>
         </w:rPr>
-        <w:t>, Sarah Nadi, Karim Ali, Emily Jiang, and Yee-Kang Chang</w:t>
+        <w:t>,</w:t>
+      </w:r>
+      <w:r>
+        <w:rPr>
+          <w:rFonts w:ascii="Times New Roman" w:hAnsi="Times New Roman" w:cs="Times New Roman"/>
+          <w:sz w:val="20"/>
+          <w:szCs w:val="20"/>
+        </w:rPr>
+        <w:t xml:space="preserve"> </w:t>
+      </w:r>
+      <w:proofErr w:type="spellStart"/>
+      <w:r>
+        <w:rPr>
+          <w:rFonts w:ascii="Times New Roman" w:hAnsi="Times New Roman" w:cs="Times New Roman"/>
+          <w:sz w:val="20"/>
+          <w:szCs w:val="20"/>
+        </w:rPr>
+        <w:t>Mohayeminul</w:t>
+      </w:r>
+      <w:proofErr w:type="spellEnd"/>
+      <w:r>
+        <w:rPr>
+          <w:rFonts w:ascii="Times New Roman" w:hAnsi="Times New Roman" w:cs="Times New Roman"/>
+          <w:sz w:val="20"/>
+          <w:szCs w:val="20"/>
+        </w:rPr>
+        <w:t xml:space="preserve"> Islam,</w:t>
+      </w:r>
+      <w:r>
+        <w:rPr>
+          <w:rFonts w:ascii="Times New Roman" w:hAnsi="Times New Roman" w:cs="Times New Roman"/>
+          <w:sz w:val="20"/>
+          <w:szCs w:val="20"/>
+        </w:rPr>
+        <w:t xml:space="preserve"> </w:t>
+      </w:r>
+      <w:r>
+        <w:rPr>
+          <w:rFonts w:ascii="Times New Roman" w:hAnsi="Times New Roman" w:cs="Times New Roman"/>
+          <w:sz w:val="20"/>
+          <w:szCs w:val="20"/>
+        </w:rPr>
+        <w:t>and Sarah Nadi</w:t>
       </w:r>
       <w:r>
         <w:rPr>
@@ -3342,14 +3432,6 @@
         </w:rPr>
         <w:t xml:space="preserve">. </w:t>
       </w:r>
-      <w:r>
-        <w:rPr>
-          <w:rFonts w:ascii="Times New Roman" w:hAnsi="Times New Roman" w:cs="Times New Roman"/>
-          <w:sz w:val="20"/>
-          <w:szCs w:val="20"/>
-        </w:rPr>
-        <w:t xml:space="preserve">A Human-in-the-loop Approach to Generate Annotation Usage Rules: A Case Study with </w:t>
-      </w:r>
       <w:proofErr w:type="spellStart"/>
       <w:r>
         <w:rPr>
@@ -3357,7 +3439,7 @@
           <w:sz w:val="20"/>
           <w:szCs w:val="20"/>
         </w:rPr>
-        <w:t>MicroProfile</w:t>
+        <w:t>JTestMigBench</w:t>
       </w:r>
       <w:proofErr w:type="spellEnd"/>
       <w:r>
@@ -3366,7 +3448,41 @@
           <w:sz w:val="20"/>
           <w:szCs w:val="20"/>
         </w:rPr>
-        <w:t xml:space="preserve">. In </w:t>
+        <w:t xml:space="preserve"> and </w:t>
+      </w:r>
+      <w:proofErr w:type="spellStart"/>
+      <w:r>
+        <w:rPr>
+          <w:rFonts w:ascii="Times New Roman" w:hAnsi="Times New Roman" w:cs="Times New Roman"/>
+          <w:sz w:val="20"/>
+          <w:szCs w:val="20"/>
+        </w:rPr>
+        <w:t>JTestMigTax</w:t>
+      </w:r>
+      <w:proofErr w:type="spellEnd"/>
+      <w:r>
+        <w:rPr>
+          <w:rFonts w:ascii="Times New Roman" w:hAnsi="Times New Roman" w:cs="Times New Roman"/>
+          <w:sz w:val="20"/>
+          <w:szCs w:val="20"/>
+        </w:rPr>
+        <w:t>: A benchmark and taxonomy for unit test migration</w:t>
+      </w:r>
+      <w:r>
+        <w:rPr>
+          <w:rFonts w:ascii="Times New Roman" w:hAnsi="Times New Roman" w:cs="Times New Roman"/>
+          <w:sz w:val="20"/>
+          <w:szCs w:val="20"/>
+        </w:rPr>
+        <w:t xml:space="preserve">. </w:t>
+      </w:r>
+      <w:r>
+        <w:rPr>
+          <w:rFonts w:ascii="Times New Roman" w:hAnsi="Times New Roman" w:cs="Times New Roman"/>
+          <w:sz w:val="20"/>
+          <w:szCs w:val="20"/>
+        </w:rPr>
+        <w:t xml:space="preserve">In </w:t>
       </w:r>
       <w:r>
         <w:rPr>
@@ -3376,31 +3492,39 @@
           <w:sz w:val="20"/>
           <w:szCs w:val="20"/>
         </w:rPr>
-        <w:t xml:space="preserve">Proceedings of Annual International Conference on Computer Science and Software Engineering (CASCON), </w:t>
-      </w:r>
-      <w:r>
-        <w:rPr>
-          <w:rFonts w:ascii="Times New Roman" w:hAnsi="Times New Roman" w:cs="Times New Roman"/>
-          <w:sz w:val="20"/>
-          <w:szCs w:val="20"/>
-        </w:rPr>
-        <w:t>pp 91-100.</w:t>
-      </w:r>
-      <w:r>
-        <w:rPr>
-          <w:rFonts w:ascii="Times New Roman" w:hAnsi="Times New Roman" w:cs="Times New Roman"/>
-          <w:sz w:val="20"/>
-          <w:szCs w:val="20"/>
-        </w:rPr>
-        <w:t xml:space="preserve"> 2022</w:t>
-      </w:r>
-      <w:r>
-        <w:rPr>
-          <w:rFonts w:ascii="Times New Roman" w:hAnsi="Times New Roman" w:cs="Times New Roman"/>
-          <w:sz w:val="20"/>
-          <w:szCs w:val="20"/>
-        </w:rPr>
-        <w:t>.</w:t>
+        <w:t>Proceedings of 30th IEEE International Conference on Software Analysis, Evolution and Reengineering (SANER)</w:t>
+      </w:r>
+      <w:r>
+        <w:rPr>
+          <w:rFonts w:ascii="Times New Roman" w:hAnsi="Times New Roman" w:cs="Times New Roman"/>
+          <w:sz w:val="20"/>
+          <w:szCs w:val="20"/>
+        </w:rPr>
+        <w:t xml:space="preserve">. </w:t>
+      </w:r>
+      <w:r>
+        <w:rPr>
+          <w:rFonts w:ascii="Times New Roman" w:hAnsi="Times New Roman" w:cs="Times New Roman"/>
+          <w:sz w:val="20"/>
+          <w:szCs w:val="20"/>
+        </w:rPr>
+        <w:t>pp. 713-717</w:t>
+      </w:r>
+      <w:r>
+        <w:rPr>
+          <w:rFonts w:ascii="Times New Roman" w:hAnsi="Times New Roman" w:cs="Times New Roman"/>
+          <w:sz w:val="20"/>
+          <w:szCs w:val="20"/>
+        </w:rPr>
+        <w:t xml:space="preserve">. </w:t>
+      </w:r>
+      <w:r>
+        <w:rPr>
+          <w:rFonts w:ascii="Times New Roman" w:hAnsi="Times New Roman" w:cs="Times New Roman"/>
+          <w:sz w:val="20"/>
+          <w:szCs w:val="20"/>
+        </w:rPr>
+        <w:t>2023. ERA Track.</w:t>
       </w:r>
     </w:p>
     <w:p>
@@ -3425,25 +3549,7 @@
           <w:sz w:val="20"/>
           <w:szCs w:val="20"/>
         </w:rPr>
-        <w:t xml:space="preserve">Batyr </w:t>
-      </w:r>
-      <w:proofErr w:type="spellStart"/>
-      <w:r>
-        <w:rPr>
-          <w:rFonts w:ascii="Times New Roman" w:hAnsi="Times New Roman" w:cs="Times New Roman"/>
-          <w:sz w:val="20"/>
-          <w:szCs w:val="20"/>
-        </w:rPr>
-        <w:t>Nuryyev</w:t>
-      </w:r>
-      <w:proofErr w:type="spellEnd"/>
-      <w:r>
-        <w:rPr>
-          <w:rFonts w:ascii="Times New Roman" w:hAnsi="Times New Roman" w:cs="Times New Roman"/>
-          <w:sz w:val="20"/>
-          <w:szCs w:val="20"/>
-        </w:rPr>
-        <w:t xml:space="preserve">, </w:t>
+        <w:t xml:space="preserve">Mansur Gulami, </w:t>
       </w:r>
       <w:r>
         <w:rPr>
@@ -3461,7 +3567,23 @@
           <w:sz w:val="20"/>
           <w:szCs w:val="20"/>
         </w:rPr>
-        <w:t xml:space="preserve">, Sarah Nadi, Yee-Kang Chang, Emily Jiang, and Vijay Sundaresan. Mining Annotation Usage Rules: A Case Study with </w:t>
+        <w:t>, Sarah Nadi, Karim Ali, Emily Jiang, and Yee-Kang Chang</w:t>
+      </w:r>
+      <w:r>
+        <w:rPr>
+          <w:rFonts w:ascii="Times New Roman" w:hAnsi="Times New Roman" w:cs="Times New Roman"/>
+          <w:sz w:val="20"/>
+          <w:szCs w:val="20"/>
+        </w:rPr>
+        <w:t xml:space="preserve">. </w:t>
+      </w:r>
+      <w:r>
+        <w:rPr>
+          <w:rFonts w:ascii="Times New Roman" w:hAnsi="Times New Roman" w:cs="Times New Roman"/>
+          <w:sz w:val="20"/>
+          <w:szCs w:val="20"/>
+        </w:rPr>
+        <w:t xml:space="preserve">A Human-in-the-loop Approach to Generate Annotation Usage Rules: A Case Study with </w:t>
       </w:r>
       <w:proofErr w:type="spellStart"/>
       <w:r>
@@ -3489,39 +3611,31 @@
           <w:sz w:val="20"/>
           <w:szCs w:val="20"/>
         </w:rPr>
-        <w:t>Proceedings of 38th IEEE International Conference on Software Maintenance and Evolution (ICSME)</w:t>
-      </w:r>
-      <w:r>
-        <w:rPr>
-          <w:rFonts w:ascii="Times New Roman" w:hAnsi="Times New Roman" w:cs="Times New Roman"/>
-          <w:sz w:val="20"/>
-          <w:szCs w:val="20"/>
-        </w:rPr>
-        <w:t xml:space="preserve">. </w:t>
-      </w:r>
-      <w:r>
-        <w:rPr>
-          <w:rFonts w:ascii="Times New Roman" w:hAnsi="Times New Roman" w:cs="Times New Roman"/>
-          <w:sz w:val="20"/>
-          <w:szCs w:val="20"/>
-        </w:rPr>
-        <w:t>pp. 553-562.</w:t>
-      </w:r>
-      <w:r>
-        <w:rPr>
-          <w:rFonts w:ascii="Times New Roman" w:hAnsi="Times New Roman" w:cs="Times New Roman"/>
-          <w:sz w:val="20"/>
-          <w:szCs w:val="20"/>
-        </w:rPr>
-        <w:t xml:space="preserve"> </w:t>
-      </w:r>
-      <w:r>
-        <w:rPr>
-          <w:rFonts w:ascii="Times New Roman" w:hAnsi="Times New Roman" w:cs="Times New Roman"/>
-          <w:sz w:val="20"/>
-          <w:szCs w:val="20"/>
-        </w:rPr>
-        <w:t>2022. Industry Track</w:t>
+        <w:t xml:space="preserve">Proceedings of Annual International Conference on Computer Science and Software Engineering (CASCON), </w:t>
+      </w:r>
+      <w:r>
+        <w:rPr>
+          <w:rFonts w:ascii="Times New Roman" w:hAnsi="Times New Roman" w:cs="Times New Roman"/>
+          <w:sz w:val="20"/>
+          <w:szCs w:val="20"/>
+        </w:rPr>
+        <w:t>pp 91-100.</w:t>
+      </w:r>
+      <w:r>
+        <w:rPr>
+          <w:rFonts w:ascii="Times New Roman" w:hAnsi="Times New Roman" w:cs="Times New Roman"/>
+          <w:sz w:val="20"/>
+          <w:szCs w:val="20"/>
+        </w:rPr>
+        <w:t xml:space="preserve"> 2022</w:t>
+      </w:r>
+      <w:r>
+        <w:rPr>
+          <w:rFonts w:ascii="Times New Roman" w:hAnsi="Times New Roman" w:cs="Times New Roman"/>
+          <w:sz w:val="20"/>
+          <w:szCs w:val="20"/>
+        </w:rPr>
+        <w:t>.</w:t>
       </w:r>
     </w:p>
     <w:p>
@@ -3540,6 +3654,42 @@
           <w:szCs w:val="20"/>
         </w:rPr>
       </w:pPr>
+      <w:proofErr w:type="spellStart"/>
+      <w:r>
+        <w:rPr>
+          <w:rFonts w:ascii="Times New Roman" w:hAnsi="Times New Roman" w:cs="Times New Roman"/>
+          <w:sz w:val="20"/>
+          <w:szCs w:val="20"/>
+        </w:rPr>
+        <w:t>Batyr</w:t>
+      </w:r>
+      <w:proofErr w:type="spellEnd"/>
+      <w:r>
+        <w:rPr>
+          <w:rFonts w:ascii="Times New Roman" w:hAnsi="Times New Roman" w:cs="Times New Roman"/>
+          <w:sz w:val="20"/>
+          <w:szCs w:val="20"/>
+        </w:rPr>
+        <w:t xml:space="preserve"> </w:t>
+      </w:r>
+      <w:proofErr w:type="spellStart"/>
+      <w:r>
+        <w:rPr>
+          <w:rFonts w:ascii="Times New Roman" w:hAnsi="Times New Roman" w:cs="Times New Roman"/>
+          <w:sz w:val="20"/>
+          <w:szCs w:val="20"/>
+        </w:rPr>
+        <w:t>Nuryyev</w:t>
+      </w:r>
+      <w:proofErr w:type="spellEnd"/>
+      <w:r>
+        <w:rPr>
+          <w:rFonts w:ascii="Times New Roman" w:hAnsi="Times New Roman" w:cs="Times New Roman"/>
+          <w:sz w:val="20"/>
+          <w:szCs w:val="20"/>
+        </w:rPr>
+        <w:t xml:space="preserve">, </w:t>
+      </w:r>
       <w:r>
         <w:rPr>
           <w:rFonts w:ascii="Times New Roman" w:hAnsi="Times New Roman" w:cs="Times New Roman"/>
@@ -3556,15 +3706,35 @@
           <w:sz w:val="20"/>
           <w:szCs w:val="20"/>
         </w:rPr>
-        <w:t xml:space="preserve"> and</w:t>
-      </w:r>
-      <w:r>
-        <w:rPr>
-          <w:rFonts w:ascii="Times New Roman" w:hAnsi="Times New Roman" w:cs="Times New Roman"/>
-          <w:sz w:val="20"/>
-          <w:szCs w:val="20"/>
-        </w:rPr>
-        <w:t xml:space="preserve"> Sarah Nadi</w:t>
+        <w:t xml:space="preserve">, Sarah Nadi, Yee-Kang Chang, Emily Jiang, and Vijay Sundaresan. Mining Annotation Usage Rules: A Case Study with </w:t>
+      </w:r>
+      <w:proofErr w:type="spellStart"/>
+      <w:r>
+        <w:rPr>
+          <w:rFonts w:ascii="Times New Roman" w:hAnsi="Times New Roman" w:cs="Times New Roman"/>
+          <w:sz w:val="20"/>
+          <w:szCs w:val="20"/>
+        </w:rPr>
+        <w:t>MicroProfile</w:t>
+      </w:r>
+      <w:proofErr w:type="spellEnd"/>
+      <w:r>
+        <w:rPr>
+          <w:rFonts w:ascii="Times New Roman" w:hAnsi="Times New Roman" w:cs="Times New Roman"/>
+          <w:sz w:val="20"/>
+          <w:szCs w:val="20"/>
+        </w:rPr>
+        <w:t xml:space="preserve">. In </w:t>
+      </w:r>
+      <w:r>
+        <w:rPr>
+          <w:rFonts w:ascii="Times New Roman" w:hAnsi="Times New Roman" w:cs="Times New Roman"/>
+          <w:i/>
+          <w:iCs/>
+          <w:sz w:val="20"/>
+          <w:szCs w:val="20"/>
+        </w:rPr>
+        <w:t>Proceedings of 38th IEEE International Conference on Software Maintenance and Evolution (ICSME)</w:t>
       </w:r>
       <w:r>
         <w:rPr>
@@ -3580,64 +3750,23 @@
           <w:sz w:val="20"/>
           <w:szCs w:val="20"/>
         </w:rPr>
-        <w:t>Annotation practices in Android apps</w:t>
-      </w:r>
-      <w:r>
-        <w:rPr>
-          <w:rFonts w:ascii="Times New Roman" w:hAnsi="Times New Roman" w:cs="Times New Roman"/>
-          <w:sz w:val="20"/>
-          <w:szCs w:val="20"/>
-        </w:rPr>
-        <w:t xml:space="preserve">. </w:t>
-      </w:r>
-      <w:r>
-        <w:rPr>
-          <w:rFonts w:ascii="Times New Roman" w:hAnsi="Times New Roman" w:cs="Times New Roman"/>
-          <w:sz w:val="20"/>
-          <w:szCs w:val="20"/>
-        </w:rPr>
-        <w:t xml:space="preserve">In </w:t>
-      </w:r>
-      <w:r>
-        <w:rPr>
-          <w:rFonts w:ascii="Times New Roman" w:hAnsi="Times New Roman" w:cs="Times New Roman"/>
-          <w:i/>
-          <w:sz w:val="20"/>
-          <w:szCs w:val="20"/>
-        </w:rPr>
-        <w:t>Proceedings of 20th International Working Conference on Source Code Analysis and Manipulation (SCAM)</w:t>
-      </w:r>
-      <w:r>
-        <w:rPr>
-          <w:rFonts w:ascii="Times New Roman" w:hAnsi="Times New Roman" w:cs="Times New Roman"/>
-          <w:sz w:val="20"/>
-          <w:szCs w:val="20"/>
-        </w:rPr>
-        <w:t>,</w:t>
-      </w:r>
-      <w:r>
-        <w:rPr>
-          <w:rFonts w:ascii="Times New Roman" w:hAnsi="Times New Roman" w:cs="Times New Roman"/>
-          <w:sz w:val="20"/>
-          <w:szCs w:val="20"/>
-        </w:rPr>
-        <w:t xml:space="preserve"> pp. 132-142. IEEE</w:t>
-      </w:r>
-      <w:r>
-        <w:rPr>
-          <w:rFonts w:ascii="Times New Roman" w:hAnsi="Times New Roman" w:cs="Times New Roman"/>
-          <w:sz w:val="20"/>
-          <w:szCs w:val="20"/>
-        </w:rPr>
-        <w:t>, 2020</w:t>
-      </w:r>
-      <w:r>
-        <w:rPr>
-          <w:rFonts w:ascii="Times New Roman" w:hAnsi="Times New Roman" w:cs="Times New Roman"/>
-          <w:sz w:val="20"/>
-          <w:szCs w:val="20"/>
-        </w:rPr>
-        <w:t>.</w:t>
+        <w:t>pp. 553-562.</w:t>
+      </w:r>
+      <w:r>
+        <w:rPr>
+          <w:rFonts w:ascii="Times New Roman" w:hAnsi="Times New Roman" w:cs="Times New Roman"/>
+          <w:sz w:val="20"/>
+          <w:szCs w:val="20"/>
+        </w:rPr>
+        <w:t xml:space="preserve"> </w:t>
+      </w:r>
+      <w:r>
+        <w:rPr>
+          <w:rFonts w:ascii="Times New Roman" w:hAnsi="Times New Roman" w:cs="Times New Roman"/>
+          <w:sz w:val="20"/>
+          <w:szCs w:val="20"/>
+        </w:rPr>
+        <w:t>2022. Industry Track</w:t>
       </w:r>
     </w:p>
     <w:p>
@@ -3656,6 +3785,122 @@
           <w:szCs w:val="20"/>
         </w:rPr>
       </w:pPr>
+      <w:r>
+        <w:rPr>
+          <w:rFonts w:ascii="Times New Roman" w:hAnsi="Times New Roman" w:cs="Times New Roman"/>
+          <w:b/>
+          <w:bCs/>
+          <w:sz w:val="20"/>
+          <w:szCs w:val="20"/>
+        </w:rPr>
+        <w:t>Ajay Kumar Jha</w:t>
+      </w:r>
+      <w:r>
+        <w:rPr>
+          <w:rFonts w:ascii="Times New Roman" w:hAnsi="Times New Roman" w:cs="Times New Roman"/>
+          <w:sz w:val="20"/>
+          <w:szCs w:val="20"/>
+        </w:rPr>
+        <w:t xml:space="preserve"> and</w:t>
+      </w:r>
+      <w:r>
+        <w:rPr>
+          <w:rFonts w:ascii="Times New Roman" w:hAnsi="Times New Roman" w:cs="Times New Roman"/>
+          <w:sz w:val="20"/>
+          <w:szCs w:val="20"/>
+        </w:rPr>
+        <w:t xml:space="preserve"> Sarah Nadi</w:t>
+      </w:r>
+      <w:r>
+        <w:rPr>
+          <w:rFonts w:ascii="Times New Roman" w:hAnsi="Times New Roman" w:cs="Times New Roman"/>
+          <w:sz w:val="20"/>
+          <w:szCs w:val="20"/>
+        </w:rPr>
+        <w:t xml:space="preserve">. </w:t>
+      </w:r>
+      <w:r>
+        <w:rPr>
+          <w:rFonts w:ascii="Times New Roman" w:hAnsi="Times New Roman" w:cs="Times New Roman"/>
+          <w:sz w:val="20"/>
+          <w:szCs w:val="20"/>
+        </w:rPr>
+        <w:t>Annotation practices in Android apps</w:t>
+      </w:r>
+      <w:r>
+        <w:rPr>
+          <w:rFonts w:ascii="Times New Roman" w:hAnsi="Times New Roman" w:cs="Times New Roman"/>
+          <w:sz w:val="20"/>
+          <w:szCs w:val="20"/>
+        </w:rPr>
+        <w:t xml:space="preserve">. </w:t>
+      </w:r>
+      <w:r>
+        <w:rPr>
+          <w:rFonts w:ascii="Times New Roman" w:hAnsi="Times New Roman" w:cs="Times New Roman"/>
+          <w:sz w:val="20"/>
+          <w:szCs w:val="20"/>
+        </w:rPr>
+        <w:t xml:space="preserve">In </w:t>
+      </w:r>
+      <w:r>
+        <w:rPr>
+          <w:rFonts w:ascii="Times New Roman" w:hAnsi="Times New Roman" w:cs="Times New Roman"/>
+          <w:i/>
+          <w:sz w:val="20"/>
+          <w:szCs w:val="20"/>
+        </w:rPr>
+        <w:t>Proceedings of 20th International Working Conference on Source Code Analysis and Manipulation (SCAM)</w:t>
+      </w:r>
+      <w:r>
+        <w:rPr>
+          <w:rFonts w:ascii="Times New Roman" w:hAnsi="Times New Roman" w:cs="Times New Roman"/>
+          <w:sz w:val="20"/>
+          <w:szCs w:val="20"/>
+        </w:rPr>
+        <w:t>,</w:t>
+      </w:r>
+      <w:r>
+        <w:rPr>
+          <w:rFonts w:ascii="Times New Roman" w:hAnsi="Times New Roman" w:cs="Times New Roman"/>
+          <w:sz w:val="20"/>
+          <w:szCs w:val="20"/>
+        </w:rPr>
+        <w:t xml:space="preserve"> pp. 132-142. IEEE</w:t>
+      </w:r>
+      <w:r>
+        <w:rPr>
+          <w:rFonts w:ascii="Times New Roman" w:hAnsi="Times New Roman" w:cs="Times New Roman"/>
+          <w:sz w:val="20"/>
+          <w:szCs w:val="20"/>
+        </w:rPr>
+        <w:t>, 2020</w:t>
+      </w:r>
+      <w:r>
+        <w:rPr>
+          <w:rFonts w:ascii="Times New Roman" w:hAnsi="Times New Roman" w:cs="Times New Roman"/>
+          <w:sz w:val="20"/>
+          <w:szCs w:val="20"/>
+        </w:rPr>
+        <w:t>.</w:t>
+      </w:r>
+    </w:p>
+    <w:p>
+      <w:pPr>
+        <w:pStyle w:val="ListParagraph"/>
+        <w:numPr>
+          <w:ilvl w:val="0"/>
+          <w:numId w:val="1"/>
+        </w:numPr>
+        <w:spacing w:after="60"/>
+        <w:contextualSpacing w:val="0"/>
+        <w:jc w:val="both"/>
+        <w:rPr>
+          <w:rFonts w:ascii="Times New Roman" w:hAnsi="Times New Roman" w:cs="Times New Roman"/>
+          <w:sz w:val="20"/>
+          <w:szCs w:val="20"/>
+        </w:rPr>
+      </w:pPr>
       <w:proofErr w:type="spellStart"/>
       <w:r>
         <w:rPr>
@@ -3672,7 +3917,25 @@
           <w:sz w:val="20"/>
           <w:szCs w:val="20"/>
         </w:rPr>
-        <w:t xml:space="preserve"> Jeong, </w:t>
+        <w:t xml:space="preserve"> </w:t>
+      </w:r>
+      <w:proofErr w:type="spellStart"/>
+      <w:r>
+        <w:rPr>
+          <w:rFonts w:ascii="Times New Roman" w:hAnsi="Times New Roman" w:cs="Times New Roman"/>
+          <w:sz w:val="20"/>
+          <w:szCs w:val="20"/>
+        </w:rPr>
+        <w:t>Jeong</w:t>
+      </w:r>
+      <w:proofErr w:type="spellEnd"/>
+      <w:r>
+        <w:rPr>
+          <w:rFonts w:ascii="Times New Roman" w:hAnsi="Times New Roman" w:cs="Times New Roman"/>
+          <w:sz w:val="20"/>
+          <w:szCs w:val="20"/>
+        </w:rPr>
+        <w:t xml:space="preserve">, </w:t>
       </w:r>
       <w:r>
         <w:rPr>
@@ -5044,6 +5307,7 @@
           <w:sz w:val="20"/>
           <w:szCs w:val="20"/>
         </w:rPr>
+        <w:lastRenderedPageBreak/>
         <w:t xml:space="preserve">Soo Young Jang, </w:t>
       </w:r>
       <w:r>
@@ -5326,7 +5590,6 @@
           <w:sz w:val="20"/>
           <w:szCs w:val="20"/>
         </w:rPr>
-        <w:lastRenderedPageBreak/>
         <w:t>Ajay Kumar Jha</w:t>
       </w:r>
       <w:r>
@@ -5353,8 +5616,18 @@
           <w:sz w:val="20"/>
           <w:szCs w:val="20"/>
         </w:rPr>
-        <w:t xml:space="preserve"> Jeong</w:t>
-      </w:r>
+        <w:t xml:space="preserve"> </w:t>
+      </w:r>
+      <w:proofErr w:type="spellStart"/>
+      <w:r>
+        <w:rPr>
+          <w:rFonts w:ascii="Times New Roman" w:hAnsi="Times New Roman" w:cs="Times New Roman"/>
+          <w:sz w:val="20"/>
+          <w:szCs w:val="20"/>
+        </w:rPr>
+        <w:t>Jeong</w:t>
+      </w:r>
+      <w:proofErr w:type="spellEnd"/>
       <w:r>
         <w:rPr>
           <w:rFonts w:ascii="Times New Roman" w:hAnsi="Times New Roman" w:cs="Times New Roman"/>
@@ -5595,10 +5868,7 @@
           <w:u w:val="single"/>
         </w:rPr>
       </w:pPr>
-    </w:p>
-    <w:p>
-      <w:pPr>
-        <w:spacing w:after="60"/>
+      <w:r>
         <w:rPr>
           <w:rFonts w:ascii="Bell MT" w:hAnsi="Bell MT" w:cs="Times New Roman"/>
           <w:b/>
@@ -5606,7 +5876,8 @@
           <w:szCs w:val="24"/>
           <w:u w:val="single"/>
         </w:rPr>
-      </w:pPr>
+        <w:t xml:space="preserve">Student </w:t>
+      </w:r>
       <w:r>
         <w:rPr>
           <w:rFonts w:ascii="Bell MT" w:hAnsi="Bell MT" w:cs="Times New Roman"/>
@@ -5615,7 +5886,7 @@
           <w:szCs w:val="24"/>
           <w:u w:val="single"/>
         </w:rPr>
-        <w:t xml:space="preserve">Student </w:t>
+        <w:t>S</w:t>
       </w:r>
       <w:r>
         <w:rPr>
@@ -5625,9 +5896,928 @@
           <w:szCs w:val="24"/>
           <w:u w:val="single"/>
         </w:rPr>
-        <w:t>S</w:t>
-      </w:r>
-      <w:r>
+        <w:t>upervision</w:t>
+      </w:r>
+    </w:p>
+    <w:p>
+      <w:pPr>
+        <w:spacing w:after="0"/>
+        <w:contextualSpacing/>
+        <w:rPr>
+          <w:rFonts w:ascii="Times New Roman" w:hAnsi="Times New Roman" w:cs="Times New Roman"/>
+          <w:b/>
+          <w:bCs/>
+          <w:sz w:val="20"/>
+          <w:szCs w:val="20"/>
+        </w:rPr>
+      </w:pPr>
+      <w:r>
+        <w:rPr>
+          <w:rFonts w:ascii="Times New Roman" w:hAnsi="Times New Roman" w:cs="Times New Roman"/>
+          <w:b/>
+          <w:bCs/>
+          <w:sz w:val="20"/>
+          <w:szCs w:val="20"/>
+        </w:rPr>
+        <w:t>Ph.D.</w:t>
+      </w:r>
+    </w:p>
+    <w:p>
+      <w:pPr>
+        <w:spacing w:after="0"/>
+        <w:contextualSpacing/>
+        <w:rPr>
+          <w:rFonts w:ascii="Times New Roman" w:hAnsi="Times New Roman" w:cs="Times New Roman"/>
+          <w:b/>
+          <w:bCs/>
+          <w:sz w:val="20"/>
+          <w:szCs w:val="20"/>
+        </w:rPr>
+      </w:pPr>
+      <w:r>
+        <w:rPr>
+          <w:rFonts w:ascii="Times New Roman" w:hAnsi="Times New Roman" w:cs="Times New Roman"/>
+          <w:b/>
+          <w:bCs/>
+          <w:sz w:val="20"/>
+          <w:szCs w:val="20"/>
+        </w:rPr>
+        <w:tab/>
+      </w:r>
+      <w:r>
+        <w:rPr>
+          <w:rFonts w:ascii="Times New Roman" w:hAnsi="Times New Roman" w:cs="Times New Roman"/>
+          <w:b/>
+          <w:bCs/>
+          <w:sz w:val="20"/>
+          <w:szCs w:val="20"/>
+        </w:rPr>
+        <w:t xml:space="preserve">Frank </w:t>
+      </w:r>
+      <w:proofErr w:type="spellStart"/>
+      <w:r>
+        <w:rPr>
+          <w:rFonts w:ascii="Times New Roman" w:hAnsi="Times New Roman" w:cs="Times New Roman"/>
+          <w:b/>
+          <w:bCs/>
+          <w:sz w:val="20"/>
+          <w:szCs w:val="20"/>
+        </w:rPr>
+        <w:t>Kendermah</w:t>
+      </w:r>
+      <w:proofErr w:type="spellEnd"/>
+      <w:r>
+        <w:rPr>
+          <w:rFonts w:ascii="Times New Roman" w:hAnsi="Times New Roman" w:cs="Times New Roman"/>
+          <w:sz w:val="20"/>
+          <w:szCs w:val="20"/>
+        </w:rPr>
+        <w:t>, North Dakota State University (</w:t>
+      </w:r>
+      <w:r>
+        <w:rPr>
+          <w:rFonts w:ascii="Times New Roman" w:hAnsi="Times New Roman" w:cs="Times New Roman"/>
+          <w:sz w:val="20"/>
+          <w:szCs w:val="20"/>
+        </w:rPr>
+        <w:t>Jan</w:t>
+      </w:r>
+      <w:r>
+        <w:rPr>
+          <w:rFonts w:ascii="Times New Roman" w:hAnsi="Times New Roman" w:cs="Times New Roman"/>
+          <w:sz w:val="20"/>
+          <w:szCs w:val="20"/>
+        </w:rPr>
+        <w:t xml:space="preserve"> 202</w:t>
+      </w:r>
+      <w:r>
+        <w:rPr>
+          <w:rFonts w:ascii="Times New Roman" w:hAnsi="Times New Roman" w:cs="Times New Roman"/>
+          <w:sz w:val="20"/>
+          <w:szCs w:val="20"/>
+        </w:rPr>
+        <w:t>6</w:t>
+      </w:r>
+      <w:r>
+        <w:rPr>
+          <w:rFonts w:ascii="Times New Roman" w:hAnsi="Times New Roman" w:cs="Times New Roman"/>
+          <w:sz w:val="20"/>
+          <w:szCs w:val="20"/>
+        </w:rPr>
+        <w:t xml:space="preserve"> - current)</w:t>
+      </w:r>
+      <w:r>
+        <w:rPr>
+          <w:rFonts w:ascii="Times New Roman" w:hAnsi="Times New Roman" w:cs="Times New Roman"/>
+          <w:b/>
+          <w:bCs/>
+          <w:sz w:val="20"/>
+          <w:szCs w:val="20"/>
+        </w:rPr>
+        <w:tab/>
+      </w:r>
+      <w:r>
+        <w:rPr>
+          <w:rFonts w:ascii="Times New Roman" w:hAnsi="Times New Roman" w:cs="Times New Roman"/>
+          <w:b/>
+          <w:bCs/>
+          <w:sz w:val="20"/>
+          <w:szCs w:val="20"/>
+        </w:rPr>
+        <w:tab/>
+      </w:r>
+    </w:p>
+    <w:p>
+      <w:pPr>
+        <w:spacing w:after="120"/>
+        <w:ind w:firstLine="432"/>
+        <w:contextualSpacing/>
+        <w:rPr>
+          <w:rFonts w:ascii="Times New Roman" w:hAnsi="Times New Roman" w:cs="Times New Roman"/>
+          <w:sz w:val="20"/>
+          <w:szCs w:val="20"/>
+        </w:rPr>
+      </w:pPr>
+      <w:proofErr w:type="spellStart"/>
+      <w:r>
+        <w:rPr>
+          <w:rFonts w:ascii="Times New Roman" w:hAnsi="Times New Roman" w:cs="Times New Roman"/>
+          <w:b/>
+          <w:bCs/>
+          <w:sz w:val="20"/>
+          <w:szCs w:val="20"/>
+        </w:rPr>
+        <w:t>Mohayeminul</w:t>
+      </w:r>
+      <w:proofErr w:type="spellEnd"/>
+      <w:r>
+        <w:rPr>
+          <w:rFonts w:ascii="Times New Roman" w:hAnsi="Times New Roman" w:cs="Times New Roman"/>
+          <w:b/>
+          <w:bCs/>
+          <w:sz w:val="20"/>
+          <w:szCs w:val="20"/>
+        </w:rPr>
+        <w:t xml:space="preserve"> Islam</w:t>
+      </w:r>
+      <w:r>
+        <w:rPr>
+          <w:rFonts w:ascii="Times New Roman" w:hAnsi="Times New Roman" w:cs="Times New Roman"/>
+          <w:sz w:val="20"/>
+          <w:szCs w:val="20"/>
+        </w:rPr>
+        <w:t xml:space="preserve">, University of Alberta (Oct 2021 </w:t>
+      </w:r>
+      <w:r>
+        <w:rPr>
+          <w:rFonts w:ascii="Times New Roman" w:hAnsi="Times New Roman" w:cs="Times New Roman"/>
+          <w:sz w:val="20"/>
+          <w:szCs w:val="20"/>
+        </w:rPr>
+        <w:t>–</w:t>
+      </w:r>
+      <w:r>
+        <w:rPr>
+          <w:rFonts w:ascii="Times New Roman" w:hAnsi="Times New Roman" w:cs="Times New Roman"/>
+          <w:sz w:val="20"/>
+          <w:szCs w:val="20"/>
+        </w:rPr>
+        <w:t xml:space="preserve"> </w:t>
+      </w:r>
+      <w:r>
+        <w:rPr>
+          <w:rFonts w:ascii="Times New Roman" w:hAnsi="Times New Roman" w:cs="Times New Roman"/>
+          <w:sz w:val="20"/>
+          <w:szCs w:val="20"/>
+        </w:rPr>
+        <w:t>Aug 2025</w:t>
+      </w:r>
+      <w:r>
+        <w:rPr>
+          <w:rFonts w:ascii="Times New Roman" w:hAnsi="Times New Roman" w:cs="Times New Roman"/>
+          <w:sz w:val="20"/>
+          <w:szCs w:val="20"/>
+        </w:rPr>
+        <w:t>)</w:t>
+      </w:r>
+    </w:p>
+    <w:p>
+      <w:pPr>
+        <w:spacing w:after="120"/>
+        <w:ind w:firstLine="432"/>
+        <w:rPr>
+          <w:rFonts w:ascii="Times New Roman" w:hAnsi="Times New Roman" w:cs="Times New Roman"/>
+          <w:sz w:val="20"/>
+          <w:szCs w:val="20"/>
+        </w:rPr>
+      </w:pPr>
+      <w:r>
+        <w:rPr>
+          <w:rFonts w:ascii="Times New Roman" w:hAnsi="Times New Roman" w:cs="Times New Roman"/>
+          <w:b/>
+          <w:bCs/>
+          <w:sz w:val="20"/>
+          <w:szCs w:val="20"/>
+        </w:rPr>
+        <w:t>Rupinder Kaur</w:t>
+      </w:r>
+      <w:r>
+        <w:rPr>
+          <w:rFonts w:ascii="Times New Roman" w:hAnsi="Times New Roman" w:cs="Times New Roman"/>
+          <w:sz w:val="20"/>
+          <w:szCs w:val="20"/>
+        </w:rPr>
+        <w:t xml:space="preserve">, North Dakota State University (March 2024 </w:t>
+      </w:r>
+      <w:r>
+        <w:rPr>
+          <w:rFonts w:ascii="Times New Roman" w:hAnsi="Times New Roman" w:cs="Times New Roman"/>
+          <w:sz w:val="20"/>
+          <w:szCs w:val="20"/>
+        </w:rPr>
+        <w:t>–</w:t>
+      </w:r>
+      <w:r>
+        <w:rPr>
+          <w:rFonts w:ascii="Times New Roman" w:hAnsi="Times New Roman" w:cs="Times New Roman"/>
+          <w:sz w:val="20"/>
+          <w:szCs w:val="20"/>
+        </w:rPr>
+        <w:t xml:space="preserve"> </w:t>
+      </w:r>
+      <w:r>
+        <w:rPr>
+          <w:rFonts w:ascii="Times New Roman" w:hAnsi="Times New Roman" w:cs="Times New Roman"/>
+          <w:sz w:val="20"/>
+          <w:szCs w:val="20"/>
+        </w:rPr>
+        <w:t>June 2025</w:t>
+      </w:r>
+      <w:r>
+        <w:rPr>
+          <w:rFonts w:ascii="Times New Roman" w:hAnsi="Times New Roman" w:cs="Times New Roman"/>
+          <w:sz w:val="20"/>
+          <w:szCs w:val="20"/>
+        </w:rPr>
+        <w:t>)</w:t>
+      </w:r>
+    </w:p>
+    <w:p>
+      <w:pPr>
+        <w:spacing w:after="0"/>
+        <w:contextualSpacing/>
+        <w:rPr>
+          <w:rFonts w:ascii="Times New Roman" w:hAnsi="Times New Roman" w:cs="Times New Roman"/>
+          <w:sz w:val="20"/>
+          <w:szCs w:val="20"/>
+        </w:rPr>
+      </w:pPr>
+      <w:r>
+        <w:rPr>
+          <w:rFonts w:ascii="Times New Roman" w:hAnsi="Times New Roman" w:cs="Times New Roman"/>
+          <w:b/>
+          <w:bCs/>
+          <w:sz w:val="20"/>
+          <w:szCs w:val="20"/>
+        </w:rPr>
+        <w:t>Masters</w:t>
+      </w:r>
+      <w:r>
+        <w:rPr>
+          <w:rFonts w:ascii="Times New Roman" w:hAnsi="Times New Roman" w:cs="Times New Roman"/>
+          <w:sz w:val="20"/>
+          <w:szCs w:val="20"/>
+        </w:rPr>
+        <w:tab/>
+      </w:r>
+    </w:p>
+    <w:p>
+      <w:pPr>
+        <w:spacing w:after="0"/>
+        <w:ind w:firstLine="360"/>
+        <w:rPr>
+          <w:rFonts w:ascii="Times New Roman" w:hAnsi="Times New Roman" w:cs="Times New Roman"/>
+          <w:b/>
+          <w:bCs/>
+          <w:sz w:val="20"/>
+          <w:szCs w:val="20"/>
+        </w:rPr>
+      </w:pPr>
+      <w:r>
+        <w:rPr>
+          <w:rFonts w:ascii="Times New Roman" w:hAnsi="Times New Roman" w:cs="Times New Roman"/>
+          <w:b/>
+          <w:bCs/>
+          <w:sz w:val="20"/>
+          <w:szCs w:val="20"/>
+        </w:rPr>
+        <w:t xml:space="preserve">Chloe </w:t>
+      </w:r>
+      <w:proofErr w:type="spellStart"/>
+      <w:r>
+        <w:rPr>
+          <w:rFonts w:ascii="Times New Roman" w:hAnsi="Times New Roman" w:cs="Times New Roman"/>
+          <w:b/>
+          <w:bCs/>
+          <w:sz w:val="20"/>
+          <w:szCs w:val="20"/>
+        </w:rPr>
+        <w:t>Chinault</w:t>
+      </w:r>
+      <w:proofErr w:type="spellEnd"/>
+      <w:r>
+        <w:rPr>
+          <w:rFonts w:ascii="Times New Roman" w:hAnsi="Times New Roman" w:cs="Times New Roman"/>
+          <w:b/>
+          <w:bCs/>
+          <w:sz w:val="20"/>
+          <w:szCs w:val="20"/>
+        </w:rPr>
+        <w:t xml:space="preserve">, </w:t>
+      </w:r>
+      <w:r>
+        <w:rPr>
+          <w:rFonts w:ascii="Times New Roman" w:hAnsi="Times New Roman" w:cs="Times New Roman"/>
+          <w:sz w:val="20"/>
+          <w:szCs w:val="20"/>
+        </w:rPr>
+        <w:t>North Dakota State University (</w:t>
+      </w:r>
+      <w:r>
+        <w:rPr>
+          <w:rFonts w:ascii="Times New Roman" w:hAnsi="Times New Roman" w:cs="Times New Roman"/>
+          <w:sz w:val="20"/>
+          <w:szCs w:val="20"/>
+        </w:rPr>
+        <w:t>Sep</w:t>
+      </w:r>
+      <w:r>
+        <w:rPr>
+          <w:rFonts w:ascii="Times New Roman" w:hAnsi="Times New Roman" w:cs="Times New Roman"/>
+          <w:sz w:val="20"/>
+          <w:szCs w:val="20"/>
+        </w:rPr>
+        <w:t xml:space="preserve"> 202</w:t>
+      </w:r>
+      <w:r>
+        <w:rPr>
+          <w:rFonts w:ascii="Times New Roman" w:hAnsi="Times New Roman" w:cs="Times New Roman"/>
+          <w:sz w:val="20"/>
+          <w:szCs w:val="20"/>
+        </w:rPr>
+        <w:t>5</w:t>
+      </w:r>
+      <w:r>
+        <w:rPr>
+          <w:rFonts w:ascii="Times New Roman" w:hAnsi="Times New Roman" w:cs="Times New Roman"/>
+          <w:sz w:val="20"/>
+          <w:szCs w:val="20"/>
+        </w:rPr>
+        <w:t xml:space="preserve"> - current)</w:t>
+      </w:r>
+    </w:p>
+    <w:p>
+      <w:pPr>
+        <w:spacing w:after="0"/>
+        <w:ind w:firstLine="360"/>
+        <w:rPr>
+          <w:rFonts w:ascii="Times New Roman" w:hAnsi="Times New Roman" w:cs="Times New Roman"/>
+          <w:b/>
+          <w:bCs/>
+          <w:sz w:val="20"/>
+          <w:szCs w:val="20"/>
+        </w:rPr>
+      </w:pPr>
+      <w:r>
+        <w:rPr>
+          <w:rFonts w:ascii="Times New Roman" w:hAnsi="Times New Roman" w:cs="Times New Roman"/>
+          <w:b/>
+          <w:bCs/>
+          <w:sz w:val="20"/>
+          <w:szCs w:val="20"/>
+        </w:rPr>
+        <w:t xml:space="preserve">Aayush </w:t>
+      </w:r>
+      <w:proofErr w:type="spellStart"/>
+      <w:r>
+        <w:rPr>
+          <w:rFonts w:ascii="Times New Roman" w:hAnsi="Times New Roman" w:cs="Times New Roman"/>
+          <w:b/>
+          <w:bCs/>
+          <w:sz w:val="20"/>
+          <w:szCs w:val="20"/>
+        </w:rPr>
+        <w:t>Lamsal</w:t>
+      </w:r>
+      <w:proofErr w:type="spellEnd"/>
+      <w:r>
+        <w:rPr>
+          <w:rFonts w:ascii="Times New Roman" w:hAnsi="Times New Roman" w:cs="Times New Roman"/>
+          <w:sz w:val="20"/>
+          <w:szCs w:val="20"/>
+        </w:rPr>
+        <w:t>, North Dakota State University (</w:t>
+      </w:r>
+      <w:r>
+        <w:rPr>
+          <w:rFonts w:ascii="Times New Roman" w:hAnsi="Times New Roman" w:cs="Times New Roman"/>
+          <w:sz w:val="20"/>
+          <w:szCs w:val="20"/>
+        </w:rPr>
+        <w:t>Feb</w:t>
+      </w:r>
+      <w:r>
+        <w:rPr>
+          <w:rFonts w:ascii="Times New Roman" w:hAnsi="Times New Roman" w:cs="Times New Roman"/>
+          <w:sz w:val="20"/>
+          <w:szCs w:val="20"/>
+        </w:rPr>
+        <w:t xml:space="preserve"> 202</w:t>
+      </w:r>
+      <w:r>
+        <w:rPr>
+          <w:rFonts w:ascii="Times New Roman" w:hAnsi="Times New Roman" w:cs="Times New Roman"/>
+          <w:sz w:val="20"/>
+          <w:szCs w:val="20"/>
+        </w:rPr>
+        <w:t>5</w:t>
+      </w:r>
+      <w:r>
+        <w:rPr>
+          <w:rFonts w:ascii="Times New Roman" w:hAnsi="Times New Roman" w:cs="Times New Roman"/>
+          <w:sz w:val="20"/>
+          <w:szCs w:val="20"/>
+        </w:rPr>
+        <w:t xml:space="preserve"> - current)</w:t>
+      </w:r>
+    </w:p>
+    <w:p>
+      <w:pPr>
+        <w:spacing w:after="0"/>
+        <w:ind w:firstLine="360"/>
+        <w:rPr>
+          <w:rFonts w:ascii="Times New Roman" w:hAnsi="Times New Roman" w:cs="Times New Roman"/>
+          <w:b/>
+          <w:bCs/>
+          <w:sz w:val="20"/>
+          <w:szCs w:val="20"/>
+        </w:rPr>
+      </w:pPr>
+      <w:r>
+        <w:rPr>
+          <w:rFonts w:ascii="Times New Roman" w:hAnsi="Times New Roman" w:cs="Times New Roman"/>
+          <w:b/>
+          <w:bCs/>
+          <w:sz w:val="20"/>
+          <w:szCs w:val="20"/>
+        </w:rPr>
+        <w:t>Suraj Pokhrel</w:t>
+      </w:r>
+      <w:r>
+        <w:rPr>
+          <w:rFonts w:ascii="Times New Roman" w:hAnsi="Times New Roman" w:cs="Times New Roman"/>
+          <w:sz w:val="20"/>
+          <w:szCs w:val="20"/>
+        </w:rPr>
+        <w:t>, North Dakota State University (</w:t>
+      </w:r>
+      <w:r>
+        <w:rPr>
+          <w:rFonts w:ascii="Times New Roman" w:hAnsi="Times New Roman" w:cs="Times New Roman"/>
+          <w:sz w:val="20"/>
+          <w:szCs w:val="20"/>
+        </w:rPr>
+        <w:t>Aug</w:t>
+      </w:r>
+      <w:r>
+        <w:rPr>
+          <w:rFonts w:ascii="Times New Roman" w:hAnsi="Times New Roman" w:cs="Times New Roman"/>
+          <w:sz w:val="20"/>
+          <w:szCs w:val="20"/>
+        </w:rPr>
+        <w:t xml:space="preserve"> 2024 </w:t>
+      </w:r>
+      <w:r>
+        <w:rPr>
+          <w:rFonts w:ascii="Times New Roman" w:hAnsi="Times New Roman" w:cs="Times New Roman"/>
+          <w:sz w:val="20"/>
+          <w:szCs w:val="20"/>
+        </w:rPr>
+        <w:t>–</w:t>
+      </w:r>
+      <w:r>
+        <w:rPr>
+          <w:rFonts w:ascii="Times New Roman" w:hAnsi="Times New Roman" w:cs="Times New Roman"/>
+          <w:sz w:val="20"/>
+          <w:szCs w:val="20"/>
+        </w:rPr>
+        <w:t xml:space="preserve"> </w:t>
+      </w:r>
+      <w:r>
+        <w:rPr>
+          <w:rFonts w:ascii="Times New Roman" w:hAnsi="Times New Roman" w:cs="Times New Roman"/>
+          <w:sz w:val="20"/>
+          <w:szCs w:val="20"/>
+        </w:rPr>
+        <w:t>Dec 2025</w:t>
+      </w:r>
+      <w:r>
+        <w:rPr>
+          <w:rFonts w:ascii="Times New Roman" w:hAnsi="Times New Roman" w:cs="Times New Roman"/>
+          <w:sz w:val="20"/>
+          <w:szCs w:val="20"/>
+        </w:rPr>
+        <w:t>)</w:t>
+      </w:r>
+    </w:p>
+    <w:p>
+      <w:pPr>
+        <w:spacing w:after="0"/>
+        <w:ind w:firstLine="360"/>
+        <w:rPr>
+          <w:rFonts w:ascii="Times New Roman" w:hAnsi="Times New Roman" w:cs="Times New Roman"/>
+          <w:b/>
+          <w:bCs/>
+          <w:sz w:val="20"/>
+          <w:szCs w:val="20"/>
+        </w:rPr>
+      </w:pPr>
+      <w:r>
+        <w:rPr>
+          <w:rFonts w:ascii="Times New Roman" w:hAnsi="Times New Roman" w:cs="Times New Roman"/>
+          <w:b/>
+          <w:bCs/>
+          <w:sz w:val="20"/>
+          <w:szCs w:val="20"/>
+        </w:rPr>
+        <w:t>David Owuor</w:t>
+      </w:r>
+      <w:r>
+        <w:rPr>
+          <w:rFonts w:ascii="Times New Roman" w:hAnsi="Times New Roman" w:cs="Times New Roman"/>
+          <w:sz w:val="20"/>
+          <w:szCs w:val="20"/>
+        </w:rPr>
+        <w:t xml:space="preserve">, North Dakota State University (May 2024 </w:t>
+      </w:r>
+      <w:r>
+        <w:rPr>
+          <w:rFonts w:ascii="Times New Roman" w:hAnsi="Times New Roman" w:cs="Times New Roman"/>
+          <w:sz w:val="20"/>
+          <w:szCs w:val="20"/>
+        </w:rPr>
+        <w:t>–</w:t>
+      </w:r>
+      <w:r>
+        <w:rPr>
+          <w:rFonts w:ascii="Times New Roman" w:hAnsi="Times New Roman" w:cs="Times New Roman"/>
+          <w:sz w:val="20"/>
+          <w:szCs w:val="20"/>
+        </w:rPr>
+        <w:t xml:space="preserve"> </w:t>
+      </w:r>
+      <w:r>
+        <w:rPr>
+          <w:rFonts w:ascii="Times New Roman" w:hAnsi="Times New Roman" w:cs="Times New Roman"/>
+          <w:sz w:val="20"/>
+          <w:szCs w:val="20"/>
+        </w:rPr>
+        <w:t>Dec 2025</w:t>
+      </w:r>
+      <w:r>
+        <w:rPr>
+          <w:rFonts w:ascii="Times New Roman" w:hAnsi="Times New Roman" w:cs="Times New Roman"/>
+          <w:sz w:val="20"/>
+          <w:szCs w:val="20"/>
+        </w:rPr>
+        <w:t>)</w:t>
+      </w:r>
+    </w:p>
+    <w:p>
+      <w:pPr>
+        <w:spacing w:after="0"/>
+        <w:ind w:firstLine="360"/>
+        <w:rPr>
+          <w:rFonts w:ascii="Times New Roman" w:hAnsi="Times New Roman" w:cs="Times New Roman"/>
+          <w:sz w:val="20"/>
+          <w:szCs w:val="20"/>
+        </w:rPr>
+      </w:pPr>
+      <w:r>
+        <w:rPr>
+          <w:rFonts w:ascii="Times New Roman" w:hAnsi="Times New Roman" w:cs="Times New Roman"/>
+          <w:b/>
+          <w:bCs/>
+          <w:sz w:val="20"/>
+          <w:szCs w:val="20"/>
+        </w:rPr>
+        <w:t xml:space="preserve">Frank </w:t>
+      </w:r>
+      <w:proofErr w:type="spellStart"/>
+      <w:r>
+        <w:rPr>
+          <w:rFonts w:ascii="Times New Roman" w:hAnsi="Times New Roman" w:cs="Times New Roman"/>
+          <w:b/>
+          <w:bCs/>
+          <w:sz w:val="20"/>
+          <w:szCs w:val="20"/>
+        </w:rPr>
+        <w:t>Kendermah</w:t>
+      </w:r>
+      <w:proofErr w:type="spellEnd"/>
+      <w:r>
+        <w:rPr>
+          <w:rFonts w:ascii="Times New Roman" w:hAnsi="Times New Roman" w:cs="Times New Roman"/>
+          <w:sz w:val="20"/>
+          <w:szCs w:val="20"/>
+        </w:rPr>
+        <w:t>, North Dakota State University (</w:t>
+      </w:r>
+      <w:r>
+        <w:rPr>
+          <w:rFonts w:ascii="Times New Roman" w:hAnsi="Times New Roman" w:cs="Times New Roman"/>
+          <w:sz w:val="20"/>
+          <w:szCs w:val="20"/>
+        </w:rPr>
+        <w:t xml:space="preserve">Feb 2024 </w:t>
+      </w:r>
+      <w:r>
+        <w:rPr>
+          <w:rFonts w:ascii="Times New Roman" w:hAnsi="Times New Roman" w:cs="Times New Roman"/>
+          <w:sz w:val="20"/>
+          <w:szCs w:val="20"/>
+        </w:rPr>
+        <w:t>–</w:t>
+      </w:r>
+      <w:r>
+        <w:rPr>
+          <w:rFonts w:ascii="Times New Roman" w:hAnsi="Times New Roman" w:cs="Times New Roman"/>
+          <w:sz w:val="20"/>
+          <w:szCs w:val="20"/>
+        </w:rPr>
+        <w:t xml:space="preserve"> </w:t>
+      </w:r>
+      <w:r>
+        <w:rPr>
+          <w:rFonts w:ascii="Times New Roman" w:hAnsi="Times New Roman" w:cs="Times New Roman"/>
+          <w:sz w:val="20"/>
+          <w:szCs w:val="20"/>
+        </w:rPr>
+        <w:t>Dec 2025</w:t>
+      </w:r>
+      <w:r>
+        <w:rPr>
+          <w:rFonts w:ascii="Times New Roman" w:hAnsi="Times New Roman" w:cs="Times New Roman"/>
+          <w:sz w:val="20"/>
+          <w:szCs w:val="20"/>
+        </w:rPr>
+        <w:t>)</w:t>
+      </w:r>
+    </w:p>
+    <w:p>
+      <w:pPr>
+        <w:spacing w:after="0"/>
+        <w:ind w:firstLine="360"/>
+        <w:rPr>
+          <w:rFonts w:ascii="Times New Roman" w:hAnsi="Times New Roman" w:cs="Times New Roman"/>
+          <w:sz w:val="20"/>
+          <w:szCs w:val="20"/>
+        </w:rPr>
+      </w:pPr>
+      <w:r>
+        <w:rPr>
+          <w:rFonts w:ascii="Times New Roman" w:hAnsi="Times New Roman" w:cs="Times New Roman"/>
+          <w:b/>
+          <w:bCs/>
+          <w:sz w:val="20"/>
+          <w:szCs w:val="20"/>
+        </w:rPr>
+        <w:t>Suraj Bhatta</w:t>
+      </w:r>
+      <w:r>
+        <w:rPr>
+          <w:rFonts w:ascii="Times New Roman" w:hAnsi="Times New Roman" w:cs="Times New Roman"/>
+          <w:sz w:val="20"/>
+          <w:szCs w:val="20"/>
+        </w:rPr>
+        <w:t xml:space="preserve">, North Dakota State University (Jan 2023 </w:t>
+      </w:r>
+      <w:r>
+        <w:rPr>
+          <w:rFonts w:ascii="Times New Roman" w:hAnsi="Times New Roman" w:cs="Times New Roman"/>
+          <w:sz w:val="20"/>
+          <w:szCs w:val="20"/>
+        </w:rPr>
+        <w:t>–</w:t>
+      </w:r>
+      <w:r>
+        <w:rPr>
+          <w:rFonts w:ascii="Times New Roman" w:hAnsi="Times New Roman" w:cs="Times New Roman"/>
+          <w:sz w:val="20"/>
+          <w:szCs w:val="20"/>
+        </w:rPr>
+        <w:t xml:space="preserve"> </w:t>
+      </w:r>
+      <w:r>
+        <w:rPr>
+          <w:rFonts w:ascii="Times New Roman" w:hAnsi="Times New Roman" w:cs="Times New Roman"/>
+          <w:sz w:val="20"/>
+          <w:szCs w:val="20"/>
+        </w:rPr>
+        <w:t>Dec 2024</w:t>
+      </w:r>
+      <w:r>
+        <w:rPr>
+          <w:rFonts w:ascii="Times New Roman" w:hAnsi="Times New Roman" w:cs="Times New Roman"/>
+          <w:sz w:val="20"/>
+          <w:szCs w:val="20"/>
+        </w:rPr>
+        <w:t>)</w:t>
+      </w:r>
+    </w:p>
+    <w:p>
+      <w:pPr>
+        <w:spacing w:after="120"/>
+        <w:ind w:firstLine="360"/>
+        <w:rPr>
+          <w:rFonts w:ascii="Times New Roman" w:hAnsi="Times New Roman" w:cs="Times New Roman"/>
+          <w:sz w:val="20"/>
+          <w:szCs w:val="20"/>
+        </w:rPr>
+      </w:pPr>
+      <w:r>
+        <w:rPr>
+          <w:rFonts w:ascii="Times New Roman" w:hAnsi="Times New Roman" w:cs="Times New Roman"/>
+          <w:b/>
+          <w:bCs/>
+          <w:sz w:val="20"/>
+          <w:szCs w:val="20"/>
+        </w:rPr>
+        <w:t xml:space="preserve">Sai Kiran </w:t>
+      </w:r>
+      <w:proofErr w:type="spellStart"/>
+      <w:r>
+        <w:rPr>
+          <w:rFonts w:ascii="Times New Roman" w:hAnsi="Times New Roman" w:cs="Times New Roman"/>
+          <w:b/>
+          <w:bCs/>
+          <w:sz w:val="20"/>
+          <w:szCs w:val="20"/>
+        </w:rPr>
+        <w:t>Bhrugumalla</w:t>
+      </w:r>
+      <w:proofErr w:type="spellEnd"/>
+      <w:r>
+        <w:rPr>
+          <w:rFonts w:ascii="Times New Roman" w:hAnsi="Times New Roman" w:cs="Times New Roman"/>
+          <w:sz w:val="20"/>
+          <w:szCs w:val="20"/>
+        </w:rPr>
+        <w:t xml:space="preserve">, North Dakota State University (March 2023 </w:t>
+      </w:r>
+      <w:r>
+        <w:rPr>
+          <w:rFonts w:ascii="Times New Roman" w:hAnsi="Times New Roman" w:cs="Times New Roman"/>
+          <w:sz w:val="20"/>
+          <w:szCs w:val="20"/>
+        </w:rPr>
+        <w:t>–</w:t>
+      </w:r>
+      <w:r>
+        <w:rPr>
+          <w:rFonts w:ascii="Times New Roman" w:hAnsi="Times New Roman" w:cs="Times New Roman"/>
+          <w:sz w:val="20"/>
+          <w:szCs w:val="20"/>
+        </w:rPr>
+        <w:t xml:space="preserve"> </w:t>
+      </w:r>
+      <w:r>
+        <w:rPr>
+          <w:rFonts w:ascii="Times New Roman" w:hAnsi="Times New Roman" w:cs="Times New Roman"/>
+          <w:sz w:val="20"/>
+          <w:szCs w:val="20"/>
+        </w:rPr>
+        <w:t>July 2024</w:t>
+      </w:r>
+      <w:r>
+        <w:rPr>
+          <w:rFonts w:ascii="Times New Roman" w:hAnsi="Times New Roman" w:cs="Times New Roman"/>
+          <w:sz w:val="20"/>
+          <w:szCs w:val="20"/>
+        </w:rPr>
+        <w:t>)</w:t>
+      </w:r>
+    </w:p>
+    <w:p>
+      <w:pPr>
+        <w:spacing w:after="0"/>
+        <w:contextualSpacing/>
+        <w:rPr>
+          <w:rFonts w:ascii="Times New Roman" w:hAnsi="Times New Roman" w:cs="Times New Roman"/>
+          <w:b/>
+          <w:bCs/>
+          <w:sz w:val="20"/>
+          <w:szCs w:val="20"/>
+        </w:rPr>
+      </w:pPr>
+      <w:r>
+        <w:rPr>
+          <w:rFonts w:ascii="Times New Roman" w:hAnsi="Times New Roman" w:cs="Times New Roman"/>
+          <w:b/>
+          <w:bCs/>
+          <w:sz w:val="20"/>
+          <w:szCs w:val="20"/>
+        </w:rPr>
+        <w:t>Undergrad</w:t>
+      </w:r>
+      <w:r>
+        <w:rPr>
+          <w:rFonts w:ascii="Times New Roman" w:hAnsi="Times New Roman" w:cs="Times New Roman"/>
+          <w:b/>
+          <w:bCs/>
+          <w:sz w:val="20"/>
+          <w:szCs w:val="20"/>
+        </w:rPr>
+        <w:tab/>
+      </w:r>
+    </w:p>
+    <w:p>
+      <w:pPr>
+        <w:spacing w:after="0"/>
+        <w:ind w:firstLine="432"/>
+        <w:rPr>
+          <w:rFonts w:ascii="Times New Roman" w:hAnsi="Times New Roman" w:cs="Times New Roman"/>
+          <w:b/>
+          <w:bCs/>
+          <w:sz w:val="20"/>
+          <w:szCs w:val="20"/>
+        </w:rPr>
+      </w:pPr>
+      <w:r>
+        <w:rPr>
+          <w:rFonts w:ascii="Times New Roman" w:hAnsi="Times New Roman" w:cs="Times New Roman"/>
+          <w:b/>
+          <w:bCs/>
+          <w:sz w:val="20"/>
+          <w:szCs w:val="20"/>
+        </w:rPr>
+        <w:t>Griffin Winstead</w:t>
+      </w:r>
+      <w:r>
+        <w:rPr>
+          <w:rFonts w:ascii="Times New Roman" w:hAnsi="Times New Roman" w:cs="Times New Roman"/>
+          <w:b/>
+          <w:bCs/>
+          <w:sz w:val="20"/>
+          <w:szCs w:val="20"/>
+        </w:rPr>
+        <w:t xml:space="preserve">, </w:t>
+      </w:r>
+      <w:r>
+        <w:rPr>
+          <w:rFonts w:ascii="Times New Roman" w:hAnsi="Times New Roman" w:cs="Times New Roman"/>
+          <w:sz w:val="20"/>
+          <w:szCs w:val="20"/>
+        </w:rPr>
+        <w:t>North Dakota State University (</w:t>
+      </w:r>
+      <w:r>
+        <w:rPr>
+          <w:rFonts w:ascii="Times New Roman" w:hAnsi="Times New Roman" w:cs="Times New Roman"/>
+          <w:sz w:val="20"/>
+          <w:szCs w:val="20"/>
+        </w:rPr>
+        <w:t xml:space="preserve">Jan </w:t>
+      </w:r>
+      <w:r>
+        <w:rPr>
+          <w:rFonts w:ascii="Times New Roman" w:hAnsi="Times New Roman" w:cs="Times New Roman"/>
+          <w:sz w:val="20"/>
+          <w:szCs w:val="20"/>
+        </w:rPr>
+        <w:t>202</w:t>
+      </w:r>
+      <w:r>
+        <w:rPr>
+          <w:rFonts w:ascii="Times New Roman" w:hAnsi="Times New Roman" w:cs="Times New Roman"/>
+          <w:sz w:val="20"/>
+          <w:szCs w:val="20"/>
+        </w:rPr>
+        <w:t>6</w:t>
+      </w:r>
+      <w:r>
+        <w:rPr>
+          <w:rFonts w:ascii="Times New Roman" w:hAnsi="Times New Roman" w:cs="Times New Roman"/>
+          <w:sz w:val="20"/>
+          <w:szCs w:val="20"/>
+        </w:rPr>
+        <w:t xml:space="preserve"> - current)</w:t>
+      </w:r>
+    </w:p>
+    <w:p>
+      <w:pPr>
+        <w:spacing w:after="240"/>
+        <w:ind w:firstLine="432"/>
         <w:rPr>
           <w:rFonts w:ascii="Bell MT" w:hAnsi="Bell MT" w:cs="Times New Roman"/>
           <w:b/>
@@ -5635,553 +6825,51 @@
           <w:szCs w:val="24"/>
           <w:u w:val="single"/>
         </w:rPr>
-        <w:t>upervision</w:t>
-      </w:r>
-    </w:p>
-    <w:p>
-      <w:pPr>
-        <w:spacing w:after="0"/>
+      </w:pPr>
+      <w:proofErr w:type="spellStart"/>
+      <w:r>
+        <w:rPr>
+          <w:rFonts w:ascii="Times New Roman" w:hAnsi="Times New Roman" w:cs="Times New Roman"/>
+          <w:b/>
+          <w:bCs/>
+          <w:sz w:val="20"/>
+          <w:szCs w:val="20"/>
+        </w:rPr>
+        <w:t>Xichen</w:t>
+      </w:r>
+      <w:proofErr w:type="spellEnd"/>
+      <w:r>
+        <w:rPr>
+          <w:rFonts w:ascii="Times New Roman" w:hAnsi="Times New Roman" w:cs="Times New Roman"/>
+          <w:b/>
+          <w:bCs/>
+          <w:sz w:val="20"/>
+          <w:szCs w:val="20"/>
+        </w:rPr>
+        <w:t xml:space="preserve"> Pan</w:t>
+      </w:r>
+      <w:r>
+        <w:rPr>
+          <w:rFonts w:ascii="Times New Roman" w:hAnsi="Times New Roman" w:cs="Times New Roman"/>
+          <w:sz w:val="20"/>
+          <w:szCs w:val="20"/>
+        </w:rPr>
+        <w:t>, University of Alberta (May 2021 – Sep 2021)</w:t>
+      </w:r>
+      <w:r>
+        <w:rPr>
+          <w:rFonts w:ascii="Times New Roman" w:hAnsi="Times New Roman" w:cs="Times New Roman"/>
+          <w:sz w:val="20"/>
+          <w:szCs w:val="20"/>
+        </w:rPr>
+        <w:tab/>
+        <w:t xml:space="preserve"> </w:t>
+      </w:r>
+    </w:p>
+    <w:p>
+      <w:pPr>
+        <w:spacing w:after="60"/>
         <w:contextualSpacing/>
-        <w:rPr>
-          <w:rFonts w:ascii="Times New Roman" w:hAnsi="Times New Roman" w:cs="Times New Roman"/>
-          <w:b/>
-          <w:bCs/>
-          <w:sz w:val="20"/>
-          <w:szCs w:val="20"/>
-        </w:rPr>
-      </w:pPr>
-      <w:r>
-        <w:rPr>
-          <w:rFonts w:ascii="Times New Roman" w:hAnsi="Times New Roman" w:cs="Times New Roman"/>
-          <w:b/>
-          <w:bCs/>
-          <w:sz w:val="20"/>
-          <w:szCs w:val="20"/>
-        </w:rPr>
-        <w:t>Ph.D.</w:t>
-      </w:r>
-      <w:r>
-        <w:rPr>
-          <w:rFonts w:ascii="Times New Roman" w:hAnsi="Times New Roman" w:cs="Times New Roman"/>
-          <w:b/>
-          <w:bCs/>
-          <w:sz w:val="20"/>
-          <w:szCs w:val="20"/>
-        </w:rPr>
-        <w:tab/>
-      </w:r>
-      <w:r>
-        <w:rPr>
-          <w:rFonts w:ascii="Times New Roman" w:hAnsi="Times New Roman" w:cs="Times New Roman"/>
-          <w:b/>
-          <w:bCs/>
-          <w:sz w:val="20"/>
-          <w:szCs w:val="20"/>
-        </w:rPr>
-        <w:tab/>
-      </w:r>
-    </w:p>
-    <w:p>
-      <w:pPr>
-        <w:spacing w:after="120"/>
-        <w:ind w:firstLine="432"/>
-        <w:contextualSpacing/>
-        <w:rPr>
-          <w:rFonts w:ascii="Times New Roman" w:hAnsi="Times New Roman" w:cs="Times New Roman"/>
-          <w:sz w:val="20"/>
-          <w:szCs w:val="20"/>
-        </w:rPr>
-      </w:pPr>
-      <w:proofErr w:type="spellStart"/>
-      <w:r>
-        <w:rPr>
-          <w:rFonts w:ascii="Times New Roman" w:hAnsi="Times New Roman" w:cs="Times New Roman"/>
-          <w:b/>
-          <w:bCs/>
-          <w:sz w:val="20"/>
-          <w:szCs w:val="20"/>
-        </w:rPr>
-        <w:t>Mohayeminul</w:t>
-      </w:r>
-      <w:proofErr w:type="spellEnd"/>
-      <w:r>
-        <w:rPr>
-          <w:rFonts w:ascii="Times New Roman" w:hAnsi="Times New Roman" w:cs="Times New Roman"/>
-          <w:b/>
-          <w:bCs/>
-          <w:sz w:val="20"/>
-          <w:szCs w:val="20"/>
-        </w:rPr>
-        <w:t xml:space="preserve"> Islam</w:t>
-      </w:r>
-      <w:r>
-        <w:rPr>
-          <w:rFonts w:ascii="Times New Roman" w:hAnsi="Times New Roman" w:cs="Times New Roman"/>
-          <w:sz w:val="20"/>
-          <w:szCs w:val="20"/>
-        </w:rPr>
-        <w:t>, University of Alberta (Oct 2021 - current)</w:t>
-      </w:r>
-    </w:p>
-    <w:p>
-      <w:pPr>
-        <w:spacing w:after="120"/>
-        <w:ind w:firstLine="432"/>
-        <w:rPr>
-          <w:rFonts w:ascii="Times New Roman" w:hAnsi="Times New Roman" w:cs="Times New Roman"/>
-          <w:sz w:val="20"/>
-          <w:szCs w:val="20"/>
-        </w:rPr>
-      </w:pPr>
-      <w:r>
-        <w:rPr>
-          <w:rFonts w:ascii="Times New Roman" w:hAnsi="Times New Roman" w:cs="Times New Roman"/>
-          <w:b/>
-          <w:bCs/>
-          <w:sz w:val="20"/>
-          <w:szCs w:val="20"/>
-        </w:rPr>
-        <w:t>Rupinder Kaur</w:t>
-      </w:r>
-      <w:r>
-        <w:rPr>
-          <w:rFonts w:ascii="Times New Roman" w:hAnsi="Times New Roman" w:cs="Times New Roman"/>
-          <w:sz w:val="20"/>
-          <w:szCs w:val="20"/>
-        </w:rPr>
-        <w:t xml:space="preserve">, North Dakota State University (March 2024 </w:t>
-      </w:r>
-      <w:r>
-        <w:rPr>
-          <w:rFonts w:ascii="Times New Roman" w:hAnsi="Times New Roman" w:cs="Times New Roman"/>
-          <w:sz w:val="20"/>
-          <w:szCs w:val="20"/>
-        </w:rPr>
-        <w:t>–</w:t>
-      </w:r>
-      <w:r>
-        <w:rPr>
-          <w:rFonts w:ascii="Times New Roman" w:hAnsi="Times New Roman" w:cs="Times New Roman"/>
-          <w:sz w:val="20"/>
-          <w:szCs w:val="20"/>
-        </w:rPr>
-        <w:t xml:space="preserve"> </w:t>
-      </w:r>
-      <w:r>
-        <w:rPr>
-          <w:rFonts w:ascii="Times New Roman" w:hAnsi="Times New Roman" w:cs="Times New Roman"/>
-          <w:sz w:val="20"/>
-          <w:szCs w:val="20"/>
-        </w:rPr>
-        <w:t>June 2025</w:t>
-      </w:r>
-      <w:r>
-        <w:rPr>
-          <w:rFonts w:ascii="Times New Roman" w:hAnsi="Times New Roman" w:cs="Times New Roman"/>
-          <w:sz w:val="20"/>
-          <w:szCs w:val="20"/>
-        </w:rPr>
-        <w:t>)</w:t>
-      </w:r>
-    </w:p>
-    <w:p>
-      <w:pPr>
-        <w:spacing w:after="0"/>
-        <w:contextualSpacing/>
-        <w:rPr>
-          <w:rFonts w:ascii="Times New Roman" w:hAnsi="Times New Roman" w:cs="Times New Roman"/>
-          <w:sz w:val="20"/>
-          <w:szCs w:val="20"/>
-        </w:rPr>
-      </w:pPr>
-      <w:r>
-        <w:rPr>
-          <w:rFonts w:ascii="Times New Roman" w:hAnsi="Times New Roman" w:cs="Times New Roman"/>
-          <w:b/>
-          <w:bCs/>
-          <w:sz w:val="20"/>
-          <w:szCs w:val="20"/>
-        </w:rPr>
-        <w:t>Masters</w:t>
-      </w:r>
-      <w:r>
-        <w:rPr>
-          <w:rFonts w:ascii="Times New Roman" w:hAnsi="Times New Roman" w:cs="Times New Roman"/>
-          <w:sz w:val="20"/>
-          <w:szCs w:val="20"/>
-        </w:rPr>
-        <w:tab/>
-      </w:r>
-    </w:p>
-    <w:p>
-      <w:pPr>
-        <w:spacing w:after="0"/>
-        <w:ind w:firstLine="360"/>
-        <w:rPr>
-          <w:rFonts w:ascii="Times New Roman" w:hAnsi="Times New Roman" w:cs="Times New Roman"/>
-          <w:b/>
-          <w:bCs/>
-          <w:sz w:val="20"/>
-          <w:szCs w:val="20"/>
-        </w:rPr>
-      </w:pPr>
-      <w:r>
-        <w:rPr>
-          <w:rFonts w:ascii="Times New Roman" w:hAnsi="Times New Roman" w:cs="Times New Roman"/>
-          <w:b/>
-          <w:bCs/>
-          <w:sz w:val="20"/>
-          <w:szCs w:val="20"/>
-        </w:rPr>
-        <w:t>Aayush Lamsal</w:t>
-      </w:r>
-      <w:r>
-        <w:rPr>
-          <w:rFonts w:ascii="Times New Roman" w:hAnsi="Times New Roman" w:cs="Times New Roman"/>
-          <w:sz w:val="20"/>
-          <w:szCs w:val="20"/>
-        </w:rPr>
-        <w:t>, North Dakota State University (</w:t>
-      </w:r>
-      <w:r>
-        <w:rPr>
-          <w:rFonts w:ascii="Times New Roman" w:hAnsi="Times New Roman" w:cs="Times New Roman"/>
-          <w:sz w:val="20"/>
-          <w:szCs w:val="20"/>
-        </w:rPr>
-        <w:t>Feb</w:t>
-      </w:r>
-      <w:r>
-        <w:rPr>
-          <w:rFonts w:ascii="Times New Roman" w:hAnsi="Times New Roman" w:cs="Times New Roman"/>
-          <w:sz w:val="20"/>
-          <w:szCs w:val="20"/>
-        </w:rPr>
-        <w:t xml:space="preserve"> 202</w:t>
-      </w:r>
-      <w:r>
-        <w:rPr>
-          <w:rFonts w:ascii="Times New Roman" w:hAnsi="Times New Roman" w:cs="Times New Roman"/>
-          <w:sz w:val="20"/>
-          <w:szCs w:val="20"/>
-        </w:rPr>
-        <w:t>5</w:t>
-      </w:r>
-      <w:r>
-        <w:rPr>
-          <w:rFonts w:ascii="Times New Roman" w:hAnsi="Times New Roman" w:cs="Times New Roman"/>
-          <w:sz w:val="20"/>
-          <w:szCs w:val="20"/>
-        </w:rPr>
-        <w:t xml:space="preserve"> - current)</w:t>
-      </w:r>
-    </w:p>
-    <w:p>
-      <w:pPr>
-        <w:spacing w:after="0"/>
-        <w:ind w:firstLine="360"/>
-        <w:rPr>
-          <w:rFonts w:ascii="Times New Roman" w:hAnsi="Times New Roman" w:cs="Times New Roman"/>
-          <w:b/>
-          <w:bCs/>
-          <w:sz w:val="20"/>
-          <w:szCs w:val="20"/>
-        </w:rPr>
-      </w:pPr>
-      <w:r>
-        <w:rPr>
-          <w:rFonts w:ascii="Times New Roman" w:hAnsi="Times New Roman" w:cs="Times New Roman"/>
-          <w:b/>
-          <w:bCs/>
-          <w:sz w:val="20"/>
-          <w:szCs w:val="20"/>
-        </w:rPr>
-        <w:t>Suraj Pokhrel</w:t>
-      </w:r>
-      <w:r>
-        <w:rPr>
-          <w:rFonts w:ascii="Times New Roman" w:hAnsi="Times New Roman" w:cs="Times New Roman"/>
-          <w:sz w:val="20"/>
-          <w:szCs w:val="20"/>
-        </w:rPr>
-        <w:t>, North Dakota State University (</w:t>
-      </w:r>
-      <w:r>
-        <w:rPr>
-          <w:rFonts w:ascii="Times New Roman" w:hAnsi="Times New Roman" w:cs="Times New Roman"/>
-          <w:sz w:val="20"/>
-          <w:szCs w:val="20"/>
-        </w:rPr>
-        <w:t>Aug</w:t>
-      </w:r>
-      <w:r>
-        <w:rPr>
-          <w:rFonts w:ascii="Times New Roman" w:hAnsi="Times New Roman" w:cs="Times New Roman"/>
-          <w:sz w:val="20"/>
-          <w:szCs w:val="20"/>
-        </w:rPr>
-        <w:t xml:space="preserve"> 2024 - current)</w:t>
-      </w:r>
-    </w:p>
-    <w:p>
-      <w:pPr>
-        <w:spacing w:after="0"/>
-        <w:ind w:firstLine="360"/>
-        <w:rPr>
-          <w:rFonts w:ascii="Times New Roman" w:hAnsi="Times New Roman" w:cs="Times New Roman"/>
-          <w:b/>
-          <w:bCs/>
-          <w:sz w:val="20"/>
-          <w:szCs w:val="20"/>
-        </w:rPr>
-      </w:pPr>
-      <w:r>
-        <w:rPr>
-          <w:rFonts w:ascii="Times New Roman" w:hAnsi="Times New Roman" w:cs="Times New Roman"/>
-          <w:b/>
-          <w:bCs/>
-          <w:sz w:val="20"/>
-          <w:szCs w:val="20"/>
-        </w:rPr>
-        <w:t>David Owuor</w:t>
-      </w:r>
-      <w:r>
-        <w:rPr>
-          <w:rFonts w:ascii="Times New Roman" w:hAnsi="Times New Roman" w:cs="Times New Roman"/>
-          <w:sz w:val="20"/>
-          <w:szCs w:val="20"/>
-        </w:rPr>
-        <w:t>, North Dakota State University (May 2024 - current)</w:t>
-      </w:r>
-    </w:p>
-    <w:p>
-      <w:pPr>
-        <w:spacing w:after="0"/>
-        <w:ind w:firstLine="360"/>
-        <w:rPr>
-          <w:rFonts w:ascii="Times New Roman" w:hAnsi="Times New Roman" w:cs="Times New Roman"/>
-          <w:sz w:val="20"/>
-          <w:szCs w:val="20"/>
-        </w:rPr>
-      </w:pPr>
-      <w:r>
-        <w:rPr>
-          <w:rFonts w:ascii="Times New Roman" w:hAnsi="Times New Roman" w:cs="Times New Roman"/>
-          <w:b/>
-          <w:bCs/>
-          <w:sz w:val="20"/>
-          <w:szCs w:val="20"/>
-        </w:rPr>
-        <w:t xml:space="preserve">Frank </w:t>
-      </w:r>
-      <w:proofErr w:type="spellStart"/>
-      <w:r>
-        <w:rPr>
-          <w:rFonts w:ascii="Times New Roman" w:hAnsi="Times New Roman" w:cs="Times New Roman"/>
-          <w:b/>
-          <w:bCs/>
-          <w:sz w:val="20"/>
-          <w:szCs w:val="20"/>
-        </w:rPr>
-        <w:t>Kendermah</w:t>
-      </w:r>
-      <w:proofErr w:type="spellEnd"/>
-      <w:r>
-        <w:rPr>
-          <w:rFonts w:ascii="Times New Roman" w:hAnsi="Times New Roman" w:cs="Times New Roman"/>
-          <w:sz w:val="20"/>
-          <w:szCs w:val="20"/>
-        </w:rPr>
-        <w:t>, North Dakota State University (</w:t>
-      </w:r>
-      <w:r>
-        <w:rPr>
-          <w:rFonts w:ascii="Times New Roman" w:hAnsi="Times New Roman" w:cs="Times New Roman"/>
-          <w:sz w:val="20"/>
-          <w:szCs w:val="20"/>
-        </w:rPr>
-        <w:t>Feb 2024 - current</w:t>
-      </w:r>
-      <w:r>
-        <w:rPr>
-          <w:rFonts w:ascii="Times New Roman" w:hAnsi="Times New Roman" w:cs="Times New Roman"/>
-          <w:sz w:val="20"/>
-          <w:szCs w:val="20"/>
-        </w:rPr>
-        <w:t>)</w:t>
-      </w:r>
-    </w:p>
-    <w:p>
-      <w:pPr>
-        <w:spacing w:after="0"/>
-        <w:ind w:firstLine="360"/>
-        <w:rPr>
-          <w:rFonts w:ascii="Times New Roman" w:hAnsi="Times New Roman" w:cs="Times New Roman"/>
-          <w:sz w:val="20"/>
-          <w:szCs w:val="20"/>
-        </w:rPr>
-      </w:pPr>
-      <w:r>
-        <w:rPr>
-          <w:rFonts w:ascii="Times New Roman" w:hAnsi="Times New Roman" w:cs="Times New Roman"/>
-          <w:b/>
-          <w:bCs/>
-          <w:sz w:val="20"/>
-          <w:szCs w:val="20"/>
-        </w:rPr>
-        <w:t>Suraj Bhatta</w:t>
-      </w:r>
-      <w:r>
-        <w:rPr>
-          <w:rFonts w:ascii="Times New Roman" w:hAnsi="Times New Roman" w:cs="Times New Roman"/>
-          <w:sz w:val="20"/>
-          <w:szCs w:val="20"/>
-        </w:rPr>
-        <w:t xml:space="preserve">, North Dakota State University (Jan 2023 </w:t>
-      </w:r>
-      <w:r>
-        <w:rPr>
-          <w:rFonts w:ascii="Times New Roman" w:hAnsi="Times New Roman" w:cs="Times New Roman"/>
-          <w:sz w:val="20"/>
-          <w:szCs w:val="20"/>
-        </w:rPr>
-        <w:t>–</w:t>
-      </w:r>
-      <w:r>
-        <w:rPr>
-          <w:rFonts w:ascii="Times New Roman" w:hAnsi="Times New Roman" w:cs="Times New Roman"/>
-          <w:sz w:val="20"/>
-          <w:szCs w:val="20"/>
-        </w:rPr>
-        <w:t xml:space="preserve"> </w:t>
-      </w:r>
-      <w:r>
-        <w:rPr>
-          <w:rFonts w:ascii="Times New Roman" w:hAnsi="Times New Roman" w:cs="Times New Roman"/>
-          <w:sz w:val="20"/>
-          <w:szCs w:val="20"/>
-        </w:rPr>
-        <w:t>Dec 2024</w:t>
-      </w:r>
-      <w:r>
-        <w:rPr>
-          <w:rFonts w:ascii="Times New Roman" w:hAnsi="Times New Roman" w:cs="Times New Roman"/>
-          <w:sz w:val="20"/>
-          <w:szCs w:val="20"/>
-        </w:rPr>
-        <w:t>)</w:t>
-      </w:r>
-    </w:p>
-    <w:p>
-      <w:pPr>
-        <w:spacing w:after="120"/>
-        <w:ind w:firstLine="360"/>
-        <w:rPr>
-          <w:rFonts w:ascii="Times New Roman" w:hAnsi="Times New Roman" w:cs="Times New Roman"/>
-          <w:sz w:val="20"/>
-          <w:szCs w:val="20"/>
-        </w:rPr>
-      </w:pPr>
-      <w:r>
-        <w:rPr>
-          <w:rFonts w:ascii="Times New Roman" w:hAnsi="Times New Roman" w:cs="Times New Roman"/>
-          <w:b/>
-          <w:bCs/>
-          <w:sz w:val="20"/>
-          <w:szCs w:val="20"/>
-        </w:rPr>
-        <w:t xml:space="preserve">Sai Kiran </w:t>
-      </w:r>
-      <w:proofErr w:type="spellStart"/>
-      <w:r>
-        <w:rPr>
-          <w:rFonts w:ascii="Times New Roman" w:hAnsi="Times New Roman" w:cs="Times New Roman"/>
-          <w:b/>
-          <w:bCs/>
-          <w:sz w:val="20"/>
-          <w:szCs w:val="20"/>
-        </w:rPr>
-        <w:t>Bhrugumalla</w:t>
-      </w:r>
-      <w:proofErr w:type="spellEnd"/>
-      <w:r>
-        <w:rPr>
-          <w:rFonts w:ascii="Times New Roman" w:hAnsi="Times New Roman" w:cs="Times New Roman"/>
-          <w:sz w:val="20"/>
-          <w:szCs w:val="20"/>
-        </w:rPr>
-        <w:t xml:space="preserve">, North Dakota State University (March 2023 </w:t>
-      </w:r>
-      <w:r>
-        <w:rPr>
-          <w:rFonts w:ascii="Times New Roman" w:hAnsi="Times New Roman" w:cs="Times New Roman"/>
-          <w:sz w:val="20"/>
-          <w:szCs w:val="20"/>
-        </w:rPr>
-        <w:t>–</w:t>
-      </w:r>
-      <w:r>
-        <w:rPr>
-          <w:rFonts w:ascii="Times New Roman" w:hAnsi="Times New Roman" w:cs="Times New Roman"/>
-          <w:sz w:val="20"/>
-          <w:szCs w:val="20"/>
-        </w:rPr>
-        <w:t xml:space="preserve"> </w:t>
-      </w:r>
-      <w:r>
-        <w:rPr>
-          <w:rFonts w:ascii="Times New Roman" w:hAnsi="Times New Roman" w:cs="Times New Roman"/>
-          <w:sz w:val="20"/>
-          <w:szCs w:val="20"/>
-        </w:rPr>
-        <w:t>July 2024</w:t>
-      </w:r>
-      <w:r>
-        <w:rPr>
-          <w:rFonts w:ascii="Times New Roman" w:hAnsi="Times New Roman" w:cs="Times New Roman"/>
-          <w:sz w:val="20"/>
-          <w:szCs w:val="20"/>
-        </w:rPr>
-        <w:t>)</w:t>
-      </w:r>
-    </w:p>
-    <w:p>
-      <w:pPr>
-        <w:spacing w:after="0"/>
-        <w:contextualSpacing/>
-        <w:rPr>
-          <w:rFonts w:ascii="Times New Roman" w:hAnsi="Times New Roman" w:cs="Times New Roman"/>
-          <w:b/>
-          <w:bCs/>
-          <w:sz w:val="20"/>
-          <w:szCs w:val="20"/>
-        </w:rPr>
-      </w:pPr>
-      <w:r>
-        <w:rPr>
-          <w:rFonts w:ascii="Times New Roman" w:hAnsi="Times New Roman" w:cs="Times New Roman"/>
-          <w:b/>
-          <w:bCs/>
-          <w:sz w:val="20"/>
-          <w:szCs w:val="20"/>
-        </w:rPr>
-        <w:t>Undergrad</w:t>
-      </w:r>
-      <w:r>
-        <w:rPr>
-          <w:rFonts w:ascii="Times New Roman" w:hAnsi="Times New Roman" w:cs="Times New Roman"/>
-          <w:b/>
-          <w:bCs/>
-          <w:sz w:val="20"/>
-          <w:szCs w:val="20"/>
-        </w:rPr>
-        <w:tab/>
-      </w:r>
-    </w:p>
-    <w:p>
-      <w:pPr>
-        <w:spacing w:after="240"/>
-        <w:ind w:firstLine="432"/>
         <w:rPr>
           <w:rFonts w:ascii="Bell MT" w:hAnsi="Bell MT" w:cs="Times New Roman"/>
           <w:b/>
@@ -6190,50 +6878,7 @@
           <w:u w:val="single"/>
         </w:rPr>
       </w:pPr>
-      <w:proofErr w:type="spellStart"/>
-      <w:r>
-        <w:rPr>
-          <w:rFonts w:ascii="Times New Roman" w:hAnsi="Times New Roman" w:cs="Times New Roman"/>
-          <w:b/>
-          <w:bCs/>
-          <w:sz w:val="20"/>
-          <w:szCs w:val="20"/>
-        </w:rPr>
-        <w:t>Xichen</w:t>
-      </w:r>
-      <w:proofErr w:type="spellEnd"/>
-      <w:r>
-        <w:rPr>
-          <w:rFonts w:ascii="Times New Roman" w:hAnsi="Times New Roman" w:cs="Times New Roman"/>
-          <w:b/>
-          <w:bCs/>
-          <w:sz w:val="20"/>
-          <w:szCs w:val="20"/>
-        </w:rPr>
-        <w:t xml:space="preserve"> Pan</w:t>
-      </w:r>
-      <w:r>
-        <w:rPr>
-          <w:rFonts w:ascii="Times New Roman" w:hAnsi="Times New Roman" w:cs="Times New Roman"/>
-          <w:sz w:val="20"/>
-          <w:szCs w:val="20"/>
-        </w:rPr>
-        <w:t>, University of Alberta (May 2021 – Sep 2021)</w:t>
-      </w:r>
-      <w:r>
-        <w:rPr>
-          <w:rFonts w:ascii="Times New Roman" w:hAnsi="Times New Roman" w:cs="Times New Roman"/>
-          <w:sz w:val="20"/>
-          <w:szCs w:val="20"/>
-        </w:rPr>
-        <w:tab/>
-        <w:t xml:space="preserve"> </w:t>
-      </w:r>
-    </w:p>
-    <w:p>
-      <w:pPr>
-        <w:spacing w:after="60"/>
-        <w:contextualSpacing/>
+      <w:r>
         <w:rPr>
           <w:rFonts w:ascii="Bell MT" w:hAnsi="Bell MT" w:cs="Times New Roman"/>
           <w:b/>
@@ -6241,15 +6886,6 @@
           <w:szCs w:val="24"/>
           <w:u w:val="single"/>
         </w:rPr>
-      </w:pPr>
-      <w:r>
-        <w:rPr>
-          <w:rFonts w:ascii="Bell MT" w:hAnsi="Bell MT" w:cs="Times New Roman"/>
-          <w:b/>
-          <w:sz w:val="24"/>
-          <w:szCs w:val="24"/>
-          <w:u w:val="single"/>
-        </w:rPr>
         <w:t>Teaching</w:t>
       </w:r>
     </w:p>
@@ -6392,6 +7028,15 @@
           <w:szCs w:val="20"/>
         </w:rPr>
         <w:t xml:space="preserve"> Mobile Software Engineering, NDSU – Spring’25</w:t>
+      </w:r>
+      <w:r>
+        <w:rPr>
+          <w:rFonts w:ascii="Times New Roman" w:hAnsi="Times New Roman" w:cs="Times New Roman"/>
+          <w:bCs/>
+          <w:sz w:val="20"/>
+          <w:szCs w:val="20"/>
+        </w:rPr>
+        <w:t>, 26</w:t>
       </w:r>
     </w:p>
     <w:p>
@@ -6783,6 +7428,15 @@
           <w:szCs w:val="20"/>
         </w:rPr>
         <w:t>Fall’24</w:t>
+      </w:r>
+      <w:r>
+        <w:rPr>
+          <w:rFonts w:ascii="Times New Roman" w:hAnsi="Times New Roman" w:cs="Times New Roman"/>
+          <w:bCs/>
+          <w:sz w:val="20"/>
+          <w:szCs w:val="20"/>
+        </w:rPr>
+        <w:t>, Spring’26</w:t>
       </w:r>
     </w:p>
     <w:p>
@@ -7200,6 +7854,7 @@
       <w:pPr>
         <w:spacing w:after="0"/>
         <w:ind w:left="360"/>
+        <w:contextualSpacing/>
         <w:jc w:val="both"/>
         <w:rPr>
           <w:rFonts w:ascii="Times New Roman" w:hAnsi="Times New Roman" w:cs="Times New Roman"/>
@@ -7215,7 +7870,7 @@
           <w:sz w:val="20"/>
           <w:szCs w:val="20"/>
         </w:rPr>
-        <w:t>SANER:</w:t>
+        <w:t>ICSME:</w:t>
       </w:r>
       <w:r>
         <w:rPr>
@@ -7231,7 +7886,7 @@
           <w:sz w:val="20"/>
           <w:szCs w:val="20"/>
         </w:rPr>
-        <w:t>International Conference on Software Analysis, Evolution and Reengineering</w:t>
+        <w:t>International Conference on Software Maintenance and Evolution (Technical track)</w:t>
       </w:r>
       <w:r>
         <w:rPr>
@@ -7247,63 +7902,31 @@
           <w:sz w:val="20"/>
           <w:szCs w:val="20"/>
         </w:rPr>
-        <w:t xml:space="preserve">(ERA </w:t>
-      </w:r>
-      <w:r>
-        <w:rPr>
-          <w:rFonts w:ascii="Times New Roman" w:hAnsi="Times New Roman" w:cs="Times New Roman"/>
-          <w:sz w:val="20"/>
-          <w:szCs w:val="20"/>
-        </w:rPr>
-        <w:t xml:space="preserve">&amp; Demo </w:t>
-      </w:r>
-      <w:r>
-        <w:rPr>
-          <w:rFonts w:ascii="Times New Roman" w:hAnsi="Times New Roman" w:cs="Times New Roman"/>
-          <w:sz w:val="20"/>
-          <w:szCs w:val="20"/>
-        </w:rPr>
-        <w:t>track</w:t>
-      </w:r>
-      <w:r>
-        <w:rPr>
-          <w:rFonts w:ascii="Times New Roman" w:hAnsi="Times New Roman" w:cs="Times New Roman"/>
-          <w:sz w:val="20"/>
-          <w:szCs w:val="20"/>
-        </w:rPr>
-        <w:t>s</w:t>
-      </w:r>
-      <w:r>
-        <w:rPr>
-          <w:rFonts w:ascii="Times New Roman" w:hAnsi="Times New Roman" w:cs="Times New Roman"/>
-          <w:sz w:val="20"/>
-          <w:szCs w:val="20"/>
-        </w:rPr>
-        <w:t>)</w:t>
-      </w:r>
-      <w:r>
-        <w:rPr>
-          <w:rFonts w:ascii="Times New Roman" w:hAnsi="Times New Roman" w:cs="Times New Roman"/>
-          <w:sz w:val="20"/>
-          <w:szCs w:val="20"/>
-        </w:rPr>
-        <w:t xml:space="preserve"> </w:t>
-      </w:r>
-      <w:r>
-        <w:rPr>
-          <w:rFonts w:ascii="Times New Roman" w:hAnsi="Times New Roman" w:cs="Times New Roman"/>
-          <w:sz w:val="20"/>
-          <w:szCs w:val="20"/>
-        </w:rPr>
-        <w:t>– 2021, 2022</w:t>
-      </w:r>
-      <w:r>
-        <w:rPr>
-          <w:rFonts w:ascii="Times New Roman" w:hAnsi="Times New Roman" w:cs="Times New Roman"/>
-          <w:sz w:val="20"/>
-          <w:szCs w:val="20"/>
-        </w:rPr>
-        <w:t>, 2024</w:t>
+        <w:t>- 2024</w:t>
+      </w:r>
+      <w:r>
+        <w:rPr>
+          <w:rFonts w:ascii="Times New Roman" w:hAnsi="Times New Roman" w:cs="Times New Roman"/>
+          <w:sz w:val="20"/>
+          <w:szCs w:val="20"/>
+        </w:rPr>
+        <w:t xml:space="preserve">, </w:t>
+      </w:r>
+      <w:r>
+        <w:rPr>
+          <w:rFonts w:ascii="Times New Roman" w:hAnsi="Times New Roman" w:cs="Times New Roman"/>
+          <w:sz w:val="20"/>
+          <w:szCs w:val="20"/>
+        </w:rPr>
+        <w:t>202</w:t>
+      </w:r>
+      <w:r>
+        <w:rPr>
+          <w:rFonts w:ascii="Times New Roman" w:hAnsi="Times New Roman" w:cs="Times New Roman"/>
+          <w:sz w:val="20"/>
+          <w:szCs w:val="20"/>
+        </w:rPr>
+        <w:t>5, 2026</w:t>
       </w:r>
     </w:p>
     <w:p>
@@ -7325,7 +7948,8 @@
           <w:sz w:val="20"/>
           <w:szCs w:val="20"/>
         </w:rPr>
-        <w:t>ICSME:</w:t>
+        <w:lastRenderedPageBreak/>
+        <w:t>SANER:</w:t>
       </w:r>
       <w:r>
         <w:rPr>
@@ -7341,15 +7965,7 @@
           <w:sz w:val="20"/>
           <w:szCs w:val="20"/>
         </w:rPr>
-        <w:t xml:space="preserve">International Conference on Software Maintenance and Evolution </w:t>
-      </w:r>
-      <w:r>
-        <w:rPr>
-          <w:rFonts w:ascii="Times New Roman" w:hAnsi="Times New Roman" w:cs="Times New Roman"/>
-          <w:sz w:val="20"/>
-          <w:szCs w:val="20"/>
-        </w:rPr>
-        <w:t>(Technical track)</w:t>
+        <w:t>International Conference on Software Analysis, Evolution and Reengineering</w:t>
       </w:r>
       <w:r>
         <w:rPr>
@@ -7365,31 +7981,63 @@
           <w:sz w:val="20"/>
           <w:szCs w:val="20"/>
         </w:rPr>
-        <w:t>- 2024</w:t>
-      </w:r>
-      <w:r>
-        <w:rPr>
-          <w:rFonts w:ascii="Times New Roman" w:hAnsi="Times New Roman" w:cs="Times New Roman"/>
-          <w:sz w:val="20"/>
-          <w:szCs w:val="20"/>
-        </w:rPr>
-        <w:t xml:space="preserve">, </w:t>
-      </w:r>
-      <w:r>
-        <w:rPr>
-          <w:rFonts w:ascii="Times New Roman" w:hAnsi="Times New Roman" w:cs="Times New Roman"/>
-          <w:sz w:val="20"/>
-          <w:szCs w:val="20"/>
-        </w:rPr>
-        <w:t>202</w:t>
-      </w:r>
-      <w:r>
-        <w:rPr>
-          <w:rFonts w:ascii="Times New Roman" w:hAnsi="Times New Roman" w:cs="Times New Roman"/>
-          <w:sz w:val="20"/>
-          <w:szCs w:val="20"/>
-        </w:rPr>
-        <w:t>5</w:t>
+        <w:t xml:space="preserve">(ERA </w:t>
+      </w:r>
+      <w:r>
+        <w:rPr>
+          <w:rFonts w:ascii="Times New Roman" w:hAnsi="Times New Roman" w:cs="Times New Roman"/>
+          <w:sz w:val="20"/>
+          <w:szCs w:val="20"/>
+        </w:rPr>
+        <w:t xml:space="preserve">&amp; Demo </w:t>
+      </w:r>
+      <w:r>
+        <w:rPr>
+          <w:rFonts w:ascii="Times New Roman" w:hAnsi="Times New Roman" w:cs="Times New Roman"/>
+          <w:sz w:val="20"/>
+          <w:szCs w:val="20"/>
+        </w:rPr>
+        <w:t>track</w:t>
+      </w:r>
+      <w:r>
+        <w:rPr>
+          <w:rFonts w:ascii="Times New Roman" w:hAnsi="Times New Roman" w:cs="Times New Roman"/>
+          <w:sz w:val="20"/>
+          <w:szCs w:val="20"/>
+        </w:rPr>
+        <w:t>s</w:t>
+      </w:r>
+      <w:r>
+        <w:rPr>
+          <w:rFonts w:ascii="Times New Roman" w:hAnsi="Times New Roman" w:cs="Times New Roman"/>
+          <w:sz w:val="20"/>
+          <w:szCs w:val="20"/>
+        </w:rPr>
+        <w:t>)</w:t>
+      </w:r>
+      <w:r>
+        <w:rPr>
+          <w:rFonts w:ascii="Times New Roman" w:hAnsi="Times New Roman" w:cs="Times New Roman"/>
+          <w:sz w:val="20"/>
+          <w:szCs w:val="20"/>
+        </w:rPr>
+        <w:t xml:space="preserve"> </w:t>
+      </w:r>
+      <w:r>
+        <w:rPr>
+          <w:rFonts w:ascii="Times New Roman" w:hAnsi="Times New Roman" w:cs="Times New Roman"/>
+          <w:sz w:val="20"/>
+          <w:szCs w:val="20"/>
+        </w:rPr>
+        <w:t>– 2021, 2022</w:t>
+      </w:r>
+      <w:r>
+        <w:rPr>
+          <w:rFonts w:ascii="Times New Roman" w:hAnsi="Times New Roman" w:cs="Times New Roman"/>
+          <w:sz w:val="20"/>
+          <w:szCs w:val="20"/>
+        </w:rPr>
+        <w:t>, 2024</w:t>
       </w:r>
     </w:p>
     <w:p>
@@ -7403,18 +8051,16 @@
           <w:szCs w:val="20"/>
         </w:rPr>
       </w:pPr>
-      <w:proofErr w:type="spellStart"/>
-      <w:r>
-        <w:rPr>
-          <w:rFonts w:ascii="Times New Roman" w:hAnsi="Times New Roman" w:cs="Times New Roman"/>
-          <w:b/>
-          <w:bCs/>
-          <w:sz w:val="20"/>
-          <w:szCs w:val="20"/>
-        </w:rPr>
-        <w:t>MobileSoft</w:t>
-      </w:r>
-      <w:proofErr w:type="spellEnd"/>
+      <w:r>
+        <w:rPr>
+          <w:rFonts w:ascii="Times New Roman" w:hAnsi="Times New Roman" w:cs="Times New Roman"/>
+          <w:b/>
+          <w:bCs/>
+          <w:sz w:val="20"/>
+          <w:szCs w:val="20"/>
+        </w:rPr>
+        <w:t>EASE</w:t>
+      </w:r>
       <w:r>
         <w:rPr>
           <w:rFonts w:ascii="Times New Roman" w:hAnsi="Times New Roman" w:cs="Times New Roman"/>
@@ -7439,7 +8085,31 @@
           <w:sz w:val="20"/>
           <w:szCs w:val="20"/>
         </w:rPr>
-        <w:t>International Conference on Mobile Software Engineering and Systems</w:t>
+        <w:t>International Conference on Evaluation and Assessment in Software Engineering</w:t>
+      </w:r>
+      <w:r>
+        <w:rPr>
+          <w:rFonts w:ascii="Times New Roman" w:hAnsi="Times New Roman" w:cs="Times New Roman"/>
+          <w:sz w:val="20"/>
+          <w:szCs w:val="20"/>
+        </w:rPr>
+        <w:t xml:space="preserve"> (</w:t>
+      </w:r>
+      <w:r>
+        <w:rPr>
+          <w:rFonts w:ascii="Times New Roman" w:hAnsi="Times New Roman" w:cs="Times New Roman"/>
+          <w:sz w:val="20"/>
+          <w:szCs w:val="20"/>
+        </w:rPr>
+        <w:t>Research</w:t>
+      </w:r>
+      <w:r>
+        <w:rPr>
+          <w:rFonts w:ascii="Times New Roman" w:hAnsi="Times New Roman" w:cs="Times New Roman"/>
+          <w:sz w:val="20"/>
+          <w:szCs w:val="20"/>
+        </w:rPr>
+        <w:t xml:space="preserve"> track)</w:t>
       </w:r>
       <w:r>
         <w:rPr>
@@ -7455,49 +8125,15 @@
           <w:sz w:val="20"/>
           <w:szCs w:val="20"/>
         </w:rPr>
-        <w:t>(Research track)</w:t>
-      </w:r>
-      <w:r>
-        <w:rPr>
-          <w:rFonts w:ascii="Times New Roman" w:hAnsi="Times New Roman" w:cs="Times New Roman"/>
-          <w:sz w:val="20"/>
-          <w:szCs w:val="20"/>
-        </w:rPr>
-        <w:t xml:space="preserve"> </w:t>
-      </w:r>
-      <w:r>
-        <w:rPr>
-          <w:rFonts w:ascii="Times New Roman" w:hAnsi="Times New Roman" w:cs="Times New Roman"/>
-          <w:sz w:val="20"/>
-          <w:szCs w:val="20"/>
-        </w:rPr>
         <w:t xml:space="preserve">- </w:t>
       </w:r>
       <w:r>
         <w:rPr>
           <w:rFonts w:ascii="Times New Roman" w:hAnsi="Times New Roman" w:cs="Times New Roman"/>
-          <w:bCs/>
-          <w:sz w:val="20"/>
-          <w:szCs w:val="20"/>
-        </w:rPr>
-        <w:t>2022</w:t>
-      </w:r>
-      <w:r>
-        <w:rPr>
-          <w:rFonts w:ascii="Times New Roman" w:hAnsi="Times New Roman" w:cs="Times New Roman"/>
-          <w:sz w:val="20"/>
-          <w:szCs w:val="20"/>
-        </w:rPr>
-        <w:t xml:space="preserve">, </w:t>
-      </w:r>
-      <w:r>
-        <w:rPr>
-          <w:rFonts w:ascii="Times New Roman" w:hAnsi="Times New Roman" w:cs="Times New Roman"/>
-          <w:bCs/>
-          <w:sz w:val="20"/>
-          <w:szCs w:val="20"/>
-        </w:rPr>
-        <w:t>2023</w:t>
+          <w:sz w:val="20"/>
+          <w:szCs w:val="20"/>
+        </w:rPr>
+        <w:t>2026</w:t>
       </w:r>
     </w:p>
     <w:p>
@@ -7511,6 +8147,114 @@
           <w:szCs w:val="20"/>
         </w:rPr>
       </w:pPr>
+      <w:proofErr w:type="spellStart"/>
+      <w:r>
+        <w:rPr>
+          <w:rFonts w:ascii="Times New Roman" w:hAnsi="Times New Roman" w:cs="Times New Roman"/>
+          <w:b/>
+          <w:bCs/>
+          <w:sz w:val="20"/>
+          <w:szCs w:val="20"/>
+        </w:rPr>
+        <w:t>MobileSoft</w:t>
+      </w:r>
+      <w:proofErr w:type="spellEnd"/>
+      <w:r>
+        <w:rPr>
+          <w:rFonts w:ascii="Times New Roman" w:hAnsi="Times New Roman" w:cs="Times New Roman"/>
+          <w:b/>
+          <w:bCs/>
+          <w:sz w:val="20"/>
+          <w:szCs w:val="20"/>
+        </w:rPr>
+        <w:t>:</w:t>
+      </w:r>
+      <w:r>
+        <w:rPr>
+          <w:rFonts w:ascii="Times New Roman" w:hAnsi="Times New Roman" w:cs="Times New Roman"/>
+          <w:sz w:val="20"/>
+          <w:szCs w:val="20"/>
+        </w:rPr>
+        <w:t xml:space="preserve"> </w:t>
+      </w:r>
+      <w:r>
+        <w:rPr>
+          <w:rFonts w:ascii="Times New Roman" w:hAnsi="Times New Roman" w:cs="Times New Roman"/>
+          <w:sz w:val="20"/>
+          <w:szCs w:val="20"/>
+        </w:rPr>
+        <w:t>International Conference on Mobile Software Engineering and Systems</w:t>
+      </w:r>
+      <w:r>
+        <w:rPr>
+          <w:rFonts w:ascii="Times New Roman" w:hAnsi="Times New Roman" w:cs="Times New Roman"/>
+          <w:sz w:val="20"/>
+          <w:szCs w:val="20"/>
+        </w:rPr>
+        <w:t xml:space="preserve"> </w:t>
+      </w:r>
+      <w:r>
+        <w:rPr>
+          <w:rFonts w:ascii="Times New Roman" w:hAnsi="Times New Roman" w:cs="Times New Roman"/>
+          <w:sz w:val="20"/>
+          <w:szCs w:val="20"/>
+        </w:rPr>
+        <w:t>(Research track)</w:t>
+      </w:r>
+      <w:r>
+        <w:rPr>
+          <w:rFonts w:ascii="Times New Roman" w:hAnsi="Times New Roman" w:cs="Times New Roman"/>
+          <w:sz w:val="20"/>
+          <w:szCs w:val="20"/>
+        </w:rPr>
+        <w:t xml:space="preserve"> </w:t>
+      </w:r>
+      <w:r>
+        <w:rPr>
+          <w:rFonts w:ascii="Times New Roman" w:hAnsi="Times New Roman" w:cs="Times New Roman"/>
+          <w:sz w:val="20"/>
+          <w:szCs w:val="20"/>
+        </w:rPr>
+        <w:t xml:space="preserve">- </w:t>
+      </w:r>
+      <w:r>
+        <w:rPr>
+          <w:rFonts w:ascii="Times New Roman" w:hAnsi="Times New Roman" w:cs="Times New Roman"/>
+          <w:bCs/>
+          <w:sz w:val="20"/>
+          <w:szCs w:val="20"/>
+        </w:rPr>
+        <w:t>2022</w:t>
+      </w:r>
+      <w:r>
+        <w:rPr>
+          <w:rFonts w:ascii="Times New Roman" w:hAnsi="Times New Roman" w:cs="Times New Roman"/>
+          <w:sz w:val="20"/>
+          <w:szCs w:val="20"/>
+        </w:rPr>
+        <w:t xml:space="preserve">, </w:t>
+      </w:r>
+      <w:r>
+        <w:rPr>
+          <w:rFonts w:ascii="Times New Roman" w:hAnsi="Times New Roman" w:cs="Times New Roman"/>
+          <w:bCs/>
+          <w:sz w:val="20"/>
+          <w:szCs w:val="20"/>
+        </w:rPr>
+        <w:t>2023</w:t>
+      </w:r>
+    </w:p>
+    <w:p>
+      <w:pPr>
+        <w:spacing w:after="0"/>
+        <w:ind w:left="360"/>
+        <w:jc w:val="both"/>
+        <w:rPr>
+          <w:rFonts w:ascii="Times New Roman" w:hAnsi="Times New Roman" w:cs="Times New Roman"/>
+          <w:sz w:val="20"/>
+          <w:szCs w:val="20"/>
+        </w:rPr>
+      </w:pPr>
       <w:r>
         <w:rPr>
           <w:rFonts w:ascii="Times New Roman" w:hAnsi="Times New Roman" w:cs="Times New Roman"/>
@@ -7737,7 +8481,6 @@
           <w:sz w:val="20"/>
           <w:szCs w:val="20"/>
         </w:rPr>
-        <w:lastRenderedPageBreak/>
         <w:t>Reviewer</w:t>
       </w:r>
       <w:r>
@@ -7874,7 +8617,31 @@
           <w:sz w:val="20"/>
           <w:szCs w:val="20"/>
         </w:rPr>
-        <w:t xml:space="preserve"> ACM Transactions on Software Engineering and Methodology - 2025</w:t>
+        <w:t xml:space="preserve"> ACM Transactions on Software Engineering and Methodology </w:t>
+      </w:r>
+      <w:r>
+        <w:rPr>
+          <w:rFonts w:ascii="Times New Roman" w:hAnsi="Times New Roman" w:cs="Times New Roman"/>
+          <w:sz w:val="20"/>
+          <w:szCs w:val="20"/>
+        </w:rPr>
+        <w:t>–</w:t>
+      </w:r>
+      <w:r>
+        <w:rPr>
+          <w:rFonts w:ascii="Times New Roman" w:hAnsi="Times New Roman" w:cs="Times New Roman"/>
+          <w:sz w:val="20"/>
+          <w:szCs w:val="20"/>
+        </w:rPr>
+        <w:t xml:space="preserve"> 2025</w:t>
+      </w:r>
+      <w:r>
+        <w:rPr>
+          <w:rFonts w:ascii="Times New Roman" w:hAnsi="Times New Roman" w:cs="Times New Roman"/>
+          <w:sz w:val="20"/>
+          <w:szCs w:val="20"/>
+        </w:rPr>
+        <w:t>, 2026</w:t>
       </w:r>
     </w:p>
     <w:p>

--- a/doc/CV_Ajay.docx
+++ b/doc/CV_Ajay.docx
@@ -973,7 +973,7 @@
     </w:p>
     <w:p>
       <w:pPr>
-        <w:contextualSpacing/>
+        <w:spacing w:after="240"/>
         <w:jc w:val="right"/>
         <w:rPr>
           <w:rFonts w:ascii="Times New Roman" w:hAnsi="Times New Roman" w:cs="Times New Roman"/>
@@ -999,7 +999,11 @@
           <w:u w:val="single"/>
         </w:rPr>
       </w:pPr>
-      <w:r>
+    </w:p>
+    <w:p>
+      <w:pPr>
+        <w:spacing w:after="60"/>
+        <w:contextualSpacing/>
         <w:rPr>
           <w:rFonts w:ascii="Bell MT" w:hAnsi="Bell MT" w:cs="Times New Roman"/>
           <w:b/>
@@ -1007,123 +1011,7 @@
           <w:szCs w:val="24"/>
           <w:u w:val="single"/>
         </w:rPr>
-        <w:t>Research Interest</w:t>
-      </w:r>
-    </w:p>
-    <w:p>
-      <w:pPr>
-        <w:spacing w:after="240"/>
-        <w:jc w:val="both"/>
-        <w:rPr>
-          <w:rFonts w:ascii="Times New Roman" w:hAnsi="Times New Roman" w:cs="Times New Roman"/>
-          <w:sz w:val="20"/>
-          <w:szCs w:val="20"/>
-        </w:rPr>
-      </w:pPr>
-      <w:r>
-        <w:rPr>
-          <w:rFonts w:ascii="Times New Roman" w:hAnsi="Times New Roman" w:cs="Times New Roman"/>
-          <w:sz w:val="20"/>
-          <w:szCs w:val="20"/>
-        </w:rPr>
-        <w:t>S</w:t>
-      </w:r>
-      <w:r>
-        <w:rPr>
-          <w:rFonts w:ascii="Times New Roman" w:hAnsi="Times New Roman" w:cs="Times New Roman"/>
-          <w:sz w:val="20"/>
-          <w:szCs w:val="20"/>
-        </w:rPr>
-        <w:t>oftware engineering</w:t>
-      </w:r>
-      <w:r>
-        <w:rPr>
-          <w:rFonts w:ascii="Times New Roman" w:hAnsi="Times New Roman" w:cs="Times New Roman"/>
-          <w:sz w:val="20"/>
-          <w:szCs w:val="20"/>
-        </w:rPr>
-        <w:t xml:space="preserve">, </w:t>
-      </w:r>
-      <w:r>
-        <w:rPr>
-          <w:rFonts w:ascii="Times New Roman" w:hAnsi="Times New Roman" w:cs="Times New Roman"/>
-          <w:sz w:val="20"/>
-          <w:szCs w:val="20"/>
-        </w:rPr>
-        <w:t>software testing</w:t>
-      </w:r>
-      <w:r>
-        <w:rPr>
-          <w:rFonts w:ascii="Times New Roman" w:hAnsi="Times New Roman" w:cs="Times New Roman"/>
-          <w:sz w:val="20"/>
-          <w:szCs w:val="20"/>
-        </w:rPr>
-        <w:t xml:space="preserve"> and</w:t>
-      </w:r>
-      <w:r>
-        <w:rPr>
-          <w:rFonts w:ascii="Times New Roman" w:hAnsi="Times New Roman" w:cs="Times New Roman"/>
-          <w:sz w:val="20"/>
-          <w:szCs w:val="20"/>
-        </w:rPr>
-        <w:t xml:space="preserve"> maintenance</w:t>
-      </w:r>
-      <w:r>
-        <w:rPr>
-          <w:rFonts w:ascii="Times New Roman" w:hAnsi="Times New Roman" w:cs="Times New Roman"/>
-          <w:sz w:val="20"/>
-          <w:szCs w:val="20"/>
-        </w:rPr>
-        <w:t xml:space="preserve">, </w:t>
-      </w:r>
-      <w:r>
-        <w:rPr>
-          <w:rFonts w:ascii="Times New Roman" w:hAnsi="Times New Roman" w:cs="Times New Roman"/>
-          <w:sz w:val="20"/>
-          <w:szCs w:val="20"/>
-        </w:rPr>
-        <w:t>mining software repositories</w:t>
-      </w:r>
-      <w:r>
-        <w:rPr>
-          <w:rFonts w:ascii="Times New Roman" w:hAnsi="Times New Roman" w:cs="Times New Roman"/>
-          <w:sz w:val="20"/>
-          <w:szCs w:val="20"/>
-        </w:rPr>
-        <w:t xml:space="preserve">, </w:t>
-      </w:r>
-      <w:r>
-        <w:rPr>
-          <w:rFonts w:ascii="Times New Roman" w:hAnsi="Times New Roman" w:cs="Times New Roman"/>
-          <w:sz w:val="20"/>
-          <w:szCs w:val="20"/>
-        </w:rPr>
-        <w:t xml:space="preserve">and </w:t>
-      </w:r>
-      <w:r>
-        <w:rPr>
-          <w:rFonts w:ascii="Times New Roman" w:hAnsi="Times New Roman" w:cs="Times New Roman"/>
-          <w:sz w:val="20"/>
-          <w:szCs w:val="20"/>
-        </w:rPr>
-        <w:t>empirical softwar</w:t>
-      </w:r>
-      <w:r>
-        <w:rPr>
-          <w:rFonts w:ascii="Times New Roman" w:hAnsi="Times New Roman" w:cs="Times New Roman"/>
-          <w:sz w:val="20"/>
-          <w:szCs w:val="20"/>
-        </w:rPr>
-        <w:t>e engineering</w:t>
-      </w:r>
-      <w:r>
-        <w:rPr>
-          <w:rFonts w:ascii="Times New Roman" w:hAnsi="Times New Roman" w:cs="Times New Roman"/>
-          <w:sz w:val="20"/>
-          <w:szCs w:val="20"/>
-        </w:rPr>
-        <w:t>.</w:t>
-      </w:r>
+      </w:pPr>
     </w:p>
     <w:p>
       <w:pPr>
@@ -1145,6 +1033,290 @@
           <w:szCs w:val="24"/>
           <w:u w:val="single"/>
         </w:rPr>
+        <w:t>Research Interest</w:t>
+      </w:r>
+      <w:r>
+        <w:rPr>
+          <w:rFonts w:ascii="Bell MT" w:hAnsi="Bell MT" w:cs="Times New Roman"/>
+          <w:b/>
+          <w:sz w:val="24"/>
+          <w:szCs w:val="24"/>
+          <w:u w:val="single"/>
+        </w:rPr>
+        <w:t>s</w:t>
+      </w:r>
+    </w:p>
+    <w:p>
+      <w:pPr>
+        <w:spacing w:after="240"/>
+        <w:jc w:val="both"/>
+        <w:rPr>
+          <w:rFonts w:ascii="Times New Roman" w:hAnsi="Times New Roman" w:cs="Times New Roman"/>
+          <w:sz w:val="20"/>
+          <w:szCs w:val="20"/>
+        </w:rPr>
+      </w:pPr>
+      <w:r>
+        <w:rPr>
+          <w:rFonts w:ascii="Times New Roman" w:hAnsi="Times New Roman" w:cs="Times New Roman"/>
+          <w:sz w:val="20"/>
+          <w:szCs w:val="20"/>
+        </w:rPr>
+        <w:t>S</w:t>
+      </w:r>
+      <w:r>
+        <w:rPr>
+          <w:rFonts w:ascii="Times New Roman" w:hAnsi="Times New Roman" w:cs="Times New Roman"/>
+          <w:sz w:val="20"/>
+          <w:szCs w:val="20"/>
+        </w:rPr>
+        <w:t xml:space="preserve">oftware </w:t>
+      </w:r>
+      <w:r>
+        <w:rPr>
+          <w:rFonts w:ascii="Times New Roman" w:hAnsi="Times New Roman" w:cs="Times New Roman"/>
+          <w:sz w:val="20"/>
+          <w:szCs w:val="20"/>
+        </w:rPr>
+        <w:t>E</w:t>
+      </w:r>
+      <w:r>
+        <w:rPr>
+          <w:rFonts w:ascii="Times New Roman" w:hAnsi="Times New Roman" w:cs="Times New Roman"/>
+          <w:sz w:val="20"/>
+          <w:szCs w:val="20"/>
+        </w:rPr>
+        <w:t>ngineering</w:t>
+      </w:r>
+      <w:r>
+        <w:rPr>
+          <w:rFonts w:ascii="Times New Roman" w:hAnsi="Times New Roman" w:cs="Times New Roman"/>
+          <w:sz w:val="20"/>
+          <w:szCs w:val="20"/>
+        </w:rPr>
+        <w:t xml:space="preserve">, </w:t>
+      </w:r>
+      <w:r>
+        <w:rPr>
+          <w:rFonts w:ascii="Times New Roman" w:hAnsi="Times New Roman" w:cs="Times New Roman"/>
+          <w:sz w:val="20"/>
+          <w:szCs w:val="20"/>
+        </w:rPr>
+        <w:t>S</w:t>
+      </w:r>
+      <w:r>
+        <w:rPr>
+          <w:rFonts w:ascii="Times New Roman" w:hAnsi="Times New Roman" w:cs="Times New Roman"/>
+          <w:sz w:val="20"/>
+          <w:szCs w:val="20"/>
+        </w:rPr>
+        <w:t xml:space="preserve">oftware </w:t>
+      </w:r>
+      <w:r>
+        <w:rPr>
+          <w:rFonts w:ascii="Times New Roman" w:hAnsi="Times New Roman" w:cs="Times New Roman"/>
+          <w:sz w:val="20"/>
+          <w:szCs w:val="20"/>
+        </w:rPr>
+        <w:t>T</w:t>
+      </w:r>
+      <w:r>
+        <w:rPr>
+          <w:rFonts w:ascii="Times New Roman" w:hAnsi="Times New Roman" w:cs="Times New Roman"/>
+          <w:sz w:val="20"/>
+          <w:szCs w:val="20"/>
+        </w:rPr>
+        <w:t>esting</w:t>
+      </w:r>
+      <w:r>
+        <w:rPr>
+          <w:rFonts w:ascii="Times New Roman" w:hAnsi="Times New Roman" w:cs="Times New Roman"/>
+          <w:sz w:val="20"/>
+          <w:szCs w:val="20"/>
+        </w:rPr>
+        <w:t xml:space="preserve"> and</w:t>
+      </w:r>
+      <w:r>
+        <w:rPr>
+          <w:rFonts w:ascii="Times New Roman" w:hAnsi="Times New Roman" w:cs="Times New Roman"/>
+          <w:sz w:val="20"/>
+          <w:szCs w:val="20"/>
+        </w:rPr>
+        <w:t xml:space="preserve"> </w:t>
+      </w:r>
+      <w:r>
+        <w:rPr>
+          <w:rFonts w:ascii="Times New Roman" w:hAnsi="Times New Roman" w:cs="Times New Roman"/>
+          <w:sz w:val="20"/>
+          <w:szCs w:val="20"/>
+        </w:rPr>
+        <w:t>M</w:t>
+      </w:r>
+      <w:r>
+        <w:rPr>
+          <w:rFonts w:ascii="Times New Roman" w:hAnsi="Times New Roman" w:cs="Times New Roman"/>
+          <w:sz w:val="20"/>
+          <w:szCs w:val="20"/>
+        </w:rPr>
+        <w:t>aintenance</w:t>
+      </w:r>
+      <w:r>
+        <w:rPr>
+          <w:rFonts w:ascii="Times New Roman" w:hAnsi="Times New Roman" w:cs="Times New Roman"/>
+          <w:sz w:val="20"/>
+          <w:szCs w:val="20"/>
+        </w:rPr>
+        <w:t xml:space="preserve">, </w:t>
+      </w:r>
+      <w:r>
+        <w:rPr>
+          <w:rFonts w:ascii="Times New Roman" w:hAnsi="Times New Roman" w:cs="Times New Roman"/>
+          <w:sz w:val="20"/>
+          <w:szCs w:val="20"/>
+        </w:rPr>
+        <w:t>M</w:t>
+      </w:r>
+      <w:r>
+        <w:rPr>
+          <w:rFonts w:ascii="Times New Roman" w:hAnsi="Times New Roman" w:cs="Times New Roman"/>
+          <w:sz w:val="20"/>
+          <w:szCs w:val="20"/>
+        </w:rPr>
+        <w:t xml:space="preserve">ining </w:t>
+      </w:r>
+      <w:r>
+        <w:rPr>
+          <w:rFonts w:ascii="Times New Roman" w:hAnsi="Times New Roman" w:cs="Times New Roman"/>
+          <w:sz w:val="20"/>
+          <w:szCs w:val="20"/>
+        </w:rPr>
+        <w:t>S</w:t>
+      </w:r>
+      <w:r>
+        <w:rPr>
+          <w:rFonts w:ascii="Times New Roman" w:hAnsi="Times New Roman" w:cs="Times New Roman"/>
+          <w:sz w:val="20"/>
+          <w:szCs w:val="20"/>
+        </w:rPr>
+        <w:t xml:space="preserve">oftware </w:t>
+      </w:r>
+      <w:r>
+        <w:rPr>
+          <w:rFonts w:ascii="Times New Roman" w:hAnsi="Times New Roman" w:cs="Times New Roman"/>
+          <w:sz w:val="20"/>
+          <w:szCs w:val="20"/>
+        </w:rPr>
+        <w:t>R</w:t>
+      </w:r>
+      <w:r>
+        <w:rPr>
+          <w:rFonts w:ascii="Times New Roman" w:hAnsi="Times New Roman" w:cs="Times New Roman"/>
+          <w:sz w:val="20"/>
+          <w:szCs w:val="20"/>
+        </w:rPr>
+        <w:t>epositories</w:t>
+      </w:r>
+      <w:r>
+        <w:rPr>
+          <w:rFonts w:ascii="Times New Roman" w:hAnsi="Times New Roman" w:cs="Times New Roman"/>
+          <w:sz w:val="20"/>
+          <w:szCs w:val="20"/>
+        </w:rPr>
+        <w:t xml:space="preserve">, </w:t>
+      </w:r>
+      <w:r>
+        <w:rPr>
+          <w:rFonts w:ascii="Times New Roman" w:hAnsi="Times New Roman" w:cs="Times New Roman"/>
+          <w:sz w:val="20"/>
+          <w:szCs w:val="20"/>
+        </w:rPr>
+        <w:t xml:space="preserve">and </w:t>
+      </w:r>
+      <w:r>
+        <w:rPr>
+          <w:rFonts w:ascii="Times New Roman" w:hAnsi="Times New Roman" w:cs="Times New Roman"/>
+          <w:sz w:val="20"/>
+          <w:szCs w:val="20"/>
+        </w:rPr>
+        <w:t>E</w:t>
+      </w:r>
+      <w:r>
+        <w:rPr>
+          <w:rFonts w:ascii="Times New Roman" w:hAnsi="Times New Roman" w:cs="Times New Roman"/>
+          <w:sz w:val="20"/>
+          <w:szCs w:val="20"/>
+        </w:rPr>
+        <w:t xml:space="preserve">mpirical </w:t>
+      </w:r>
+      <w:r>
+        <w:rPr>
+          <w:rFonts w:ascii="Times New Roman" w:hAnsi="Times New Roman" w:cs="Times New Roman"/>
+          <w:sz w:val="20"/>
+          <w:szCs w:val="20"/>
+        </w:rPr>
+        <w:t>S</w:t>
+      </w:r>
+      <w:r>
+        <w:rPr>
+          <w:rFonts w:ascii="Times New Roman" w:hAnsi="Times New Roman" w:cs="Times New Roman"/>
+          <w:sz w:val="20"/>
+          <w:szCs w:val="20"/>
+        </w:rPr>
+        <w:t>oftwar</w:t>
+      </w:r>
+      <w:r>
+        <w:rPr>
+          <w:rFonts w:ascii="Times New Roman" w:hAnsi="Times New Roman" w:cs="Times New Roman"/>
+          <w:sz w:val="20"/>
+          <w:szCs w:val="20"/>
+        </w:rPr>
+        <w:t xml:space="preserve">e </w:t>
+      </w:r>
+      <w:r>
+        <w:rPr>
+          <w:rFonts w:ascii="Times New Roman" w:hAnsi="Times New Roman" w:cs="Times New Roman"/>
+          <w:sz w:val="20"/>
+          <w:szCs w:val="20"/>
+        </w:rPr>
+        <w:t>E</w:t>
+      </w:r>
+      <w:r>
+        <w:rPr>
+          <w:rFonts w:ascii="Times New Roman" w:hAnsi="Times New Roman" w:cs="Times New Roman"/>
+          <w:sz w:val="20"/>
+          <w:szCs w:val="20"/>
+        </w:rPr>
+        <w:t>ngineering</w:t>
+      </w:r>
+      <w:r>
+        <w:rPr>
+          <w:rFonts w:ascii="Times New Roman" w:hAnsi="Times New Roman" w:cs="Times New Roman"/>
+          <w:sz w:val="20"/>
+          <w:szCs w:val="20"/>
+        </w:rPr>
+        <w:t>.</w:t>
+      </w:r>
+    </w:p>
+    <w:p>
+      <w:pPr>
+        <w:spacing w:after="60"/>
+        <w:contextualSpacing/>
+        <w:rPr>
+          <w:rFonts w:ascii="Bell MT" w:hAnsi="Bell MT" w:cs="Times New Roman"/>
+          <w:b/>
+          <w:sz w:val="24"/>
+          <w:szCs w:val="24"/>
+          <w:u w:val="single"/>
+        </w:rPr>
+      </w:pPr>
+      <w:r>
+        <w:rPr>
+          <w:rFonts w:ascii="Bell MT" w:hAnsi="Bell MT" w:cs="Times New Roman"/>
+          <w:b/>
+          <w:sz w:val="24"/>
+          <w:szCs w:val="24"/>
+          <w:u w:val="single"/>
+        </w:rPr>
         <w:t>Professional Experience</w:t>
       </w:r>
     </w:p>
@@ -1191,7 +1363,7 @@
           <w:sz w:val="20"/>
           <w:szCs w:val="20"/>
         </w:rPr>
-        <w:t>August</w:t>
+        <w:t>Aug</w:t>
       </w:r>
       <w:r>
         <w:rPr>
@@ -1251,6 +1423,22 @@
           <w:sz w:val="20"/>
           <w:szCs w:val="20"/>
         </w:rPr>
+        <w:t>Department of Computer Science,</w:t>
+      </w:r>
+      <w:r>
+        <w:rPr>
+          <w:rFonts w:ascii="Times New Roman" w:hAnsi="Times New Roman" w:cs="Times New Roman"/>
+          <w:sz w:val="20"/>
+          <w:szCs w:val="20"/>
+        </w:rPr>
+        <w:t xml:space="preserve"> </w:t>
+      </w:r>
+      <w:r>
+        <w:rPr>
+          <w:rFonts w:ascii="Times New Roman" w:hAnsi="Times New Roman" w:cs="Times New Roman"/>
+          <w:sz w:val="20"/>
+          <w:szCs w:val="20"/>
+        </w:rPr>
         <w:t>North Dakota State University</w:t>
       </w:r>
       <w:r>
@@ -1314,7 +1502,7 @@
           <w:sz w:val="20"/>
           <w:szCs w:val="20"/>
         </w:rPr>
-        <w:t>March</w:t>
+        <w:t>Mar</w:t>
       </w:r>
       <w:r>
         <w:rPr>
@@ -1346,7 +1534,7 @@
           <w:sz w:val="20"/>
           <w:szCs w:val="20"/>
         </w:rPr>
-        <w:t>July 2022</w:t>
+        <w:t>Jul 2022</w:t>
       </w:r>
       <w:r>
         <w:rPr>
@@ -1420,7 +1608,7 @@
           <w:sz w:val="20"/>
           <w:szCs w:val="20"/>
         </w:rPr>
-        <w:t>March</w:t>
+        <w:t>Mar</w:t>
       </w:r>
       <w:r>
         <w:rPr>
@@ -1436,7 +1624,7 @@
           <w:sz w:val="20"/>
           <w:szCs w:val="20"/>
         </w:rPr>
-        <w:t>February 2020</w:t>
+        <w:t>Feb 2020</w:t>
       </w:r>
       <w:r>
         <w:rPr>
@@ -1517,7 +1705,7 @@
           <w:sz w:val="20"/>
           <w:szCs w:val="20"/>
         </w:rPr>
-        <w:t xml:space="preserve"> (February 2009 – June 2011)</w:t>
+        <w:t xml:space="preserve"> (Feb 2009 – Jun 2011)</w:t>
       </w:r>
     </w:p>
     <w:p>
@@ -1556,7 +1744,7 @@
           <w:sz w:val="20"/>
           <w:szCs w:val="20"/>
         </w:rPr>
-        <w:t>Nepal.</w:t>
+        <w:t>Nepal</w:t>
       </w:r>
       <w:r>
         <w:rPr>
@@ -1605,7 +1793,7 @@
           <w:sz w:val="20"/>
           <w:szCs w:val="20"/>
         </w:rPr>
-        <w:t xml:space="preserve"> (March 2008 – August 2008)</w:t>
+        <w:t xml:space="preserve"> (Mar 2008 – Aug 2008)</w:t>
       </w:r>
     </w:p>
     <w:p>
@@ -1644,7 +1832,7 @@
           <w:sz w:val="20"/>
           <w:szCs w:val="20"/>
         </w:rPr>
-        <w:t>India.</w:t>
+        <w:t>India</w:t>
       </w:r>
     </w:p>
     <w:p>
@@ -1675,7 +1863,7 @@
           <w:sz w:val="20"/>
           <w:szCs w:val="20"/>
         </w:rPr>
-        <w:t xml:space="preserve"> (September 2007 – January 2008)</w:t>
+        <w:t xml:space="preserve"> (Sep 2007 – Jan 2008)</w:t>
       </w:r>
     </w:p>
     <w:p>
@@ -1743,7 +1931,7 @@
           <w:sz w:val="20"/>
           <w:szCs w:val="20"/>
         </w:rPr>
-        <w:t xml:space="preserve">India. </w:t>
+        <w:t xml:space="preserve">India </w:t>
       </w:r>
     </w:p>
     <w:p>
@@ -1773,7 +1961,7 @@
           <w:sz w:val="20"/>
           <w:szCs w:val="20"/>
         </w:rPr>
-        <w:t xml:space="preserve"> (November 2005 – August 2007)</w:t>
+        <w:t xml:space="preserve"> (Nov 2005 – Aug 2007)</w:t>
       </w:r>
     </w:p>
     <w:p>
@@ -1823,7 +2011,7 @@
           <w:sz w:val="20"/>
           <w:szCs w:val="20"/>
         </w:rPr>
-        <w:t>India.</w:t>
+        <w:t>India</w:t>
       </w:r>
       <w:r>
         <w:rPr>
@@ -1884,7 +2072,25 @@
           <w:sz w:val="20"/>
           <w:szCs w:val="20"/>
         </w:rPr>
-        <w:t xml:space="preserve"> &amp; Engineering</w:t>
+        <w:t xml:space="preserve"> </w:t>
+      </w:r>
+      <w:r>
+        <w:rPr>
+          <w:rFonts w:ascii="Times New Roman" w:hAnsi="Times New Roman" w:cs="Times New Roman"/>
+          <w:b/>
+          <w:sz w:val="20"/>
+          <w:szCs w:val="20"/>
+        </w:rPr>
+        <w:t>and</w:t>
+      </w:r>
+      <w:r>
+        <w:rPr>
+          <w:rFonts w:ascii="Times New Roman" w:hAnsi="Times New Roman" w:cs="Times New Roman"/>
+          <w:b/>
+          <w:sz w:val="20"/>
+          <w:szCs w:val="20"/>
+        </w:rPr>
+        <w:t xml:space="preserve"> Engineering</w:t>
       </w:r>
       <w:r>
         <w:rPr>
@@ -1901,23 +2107,7 @@
           <w:sz w:val="20"/>
           <w:szCs w:val="20"/>
         </w:rPr>
-        <w:t xml:space="preserve"> Feb</w:t>
-      </w:r>
-      <w:r>
-        <w:rPr>
-          <w:rFonts w:ascii="Times New Roman" w:hAnsi="Times New Roman" w:cs="Times New Roman"/>
-          <w:sz w:val="20"/>
-          <w:szCs w:val="20"/>
-        </w:rPr>
-        <w:t>ruary</w:t>
-      </w:r>
-      <w:r>
-        <w:rPr>
-          <w:rFonts w:ascii="Times New Roman" w:hAnsi="Times New Roman" w:cs="Times New Roman"/>
-          <w:sz w:val="20"/>
-          <w:szCs w:val="20"/>
-        </w:rPr>
-        <w:t xml:space="preserve"> 2017</w:t>
+        <w:t xml:space="preserve"> Feb 2017</w:t>
       </w:r>
     </w:p>
     <w:p>
@@ -1973,23 +2163,7 @@
           <w:sz w:val="20"/>
           <w:szCs w:val="20"/>
         </w:rPr>
-        <w:t xml:space="preserve"> Aug</w:t>
-      </w:r>
-      <w:r>
-        <w:rPr>
-          <w:rFonts w:ascii="Times New Roman" w:hAnsi="Times New Roman" w:cs="Times New Roman"/>
-          <w:sz w:val="20"/>
-          <w:szCs w:val="20"/>
-        </w:rPr>
-        <w:t>ust</w:t>
-      </w:r>
-      <w:r>
-        <w:rPr>
-          <w:rFonts w:ascii="Times New Roman" w:hAnsi="Times New Roman" w:cs="Times New Roman"/>
-          <w:sz w:val="20"/>
-          <w:szCs w:val="20"/>
-        </w:rPr>
-        <w:t xml:space="preserve"> 2013</w:t>
+        <w:t xml:space="preserve"> Aug 2013</w:t>
       </w:r>
     </w:p>
     <w:p>
@@ -2053,23 +2227,7 @@
           <w:sz w:val="20"/>
           <w:szCs w:val="20"/>
         </w:rPr>
-        <w:t>Jan</w:t>
-      </w:r>
-      <w:r>
-        <w:rPr>
-          <w:rFonts w:ascii="Times New Roman" w:hAnsi="Times New Roman" w:cs="Times New Roman"/>
-          <w:sz w:val="20"/>
-          <w:szCs w:val="20"/>
-        </w:rPr>
-        <w:t>uary</w:t>
-      </w:r>
-      <w:r>
-        <w:rPr>
-          <w:rFonts w:ascii="Times New Roman" w:hAnsi="Times New Roman" w:cs="Times New Roman"/>
-          <w:sz w:val="20"/>
-          <w:szCs w:val="20"/>
-        </w:rPr>
-        <w:t xml:space="preserve"> 2004</w:t>
+        <w:t>Jan 2004</w:t>
       </w:r>
     </w:p>
     <w:p>
@@ -2096,7 +2254,23 @@
           <w:sz w:val="20"/>
           <w:szCs w:val="20"/>
         </w:rPr>
-        <w:t xml:space="preserve"> of Health, Medical &amp; Technological Sciences</w:t>
+        <w:t xml:space="preserve"> of Health, Medical </w:t>
+      </w:r>
+      <w:r>
+        <w:rPr>
+          <w:rFonts w:ascii="Times New Roman" w:hAnsi="Times New Roman" w:cs="Times New Roman"/>
+          <w:sz w:val="20"/>
+          <w:szCs w:val="20"/>
+        </w:rPr>
+        <w:t>and</w:t>
+      </w:r>
+      <w:r>
+        <w:rPr>
+          <w:rFonts w:ascii="Times New Roman" w:hAnsi="Times New Roman" w:cs="Times New Roman"/>
+          <w:sz w:val="20"/>
+          <w:szCs w:val="20"/>
+        </w:rPr>
+        <w:t xml:space="preserve"> Technological Sciences</w:t>
       </w:r>
       <w:r>
         <w:rPr>
@@ -2117,7 +2291,7 @@
     </w:p>
     <w:p>
       <w:pPr>
-        <w:spacing w:after="0"/>
+        <w:spacing w:after="60"/>
         <w:contextualSpacing/>
         <w:rPr>
           <w:rFonts w:ascii="Bell MT" w:hAnsi="Bell MT" w:cs="Times New Roman"/>
@@ -2135,7 +2309,674 @@
           <w:szCs w:val="24"/>
           <w:u w:val="single"/>
         </w:rPr>
+        <w:t>Research Funding</w:t>
+      </w:r>
+    </w:p>
+    <w:p>
+      <w:pPr>
+        <w:contextualSpacing/>
+        <w:jc w:val="both"/>
+        <w:rPr>
+          <w:rFonts w:ascii="Times New Roman" w:hAnsi="Times New Roman" w:cs="Times New Roman"/>
+          <w:bCs/>
+          <w:sz w:val="20"/>
+          <w:szCs w:val="20"/>
+        </w:rPr>
+      </w:pPr>
+      <w:r>
+        <w:rPr>
+          <w:rFonts w:ascii="Times New Roman" w:hAnsi="Times New Roman" w:cs="Times New Roman"/>
+          <w:b/>
+          <w:sz w:val="20"/>
+          <w:szCs w:val="20"/>
+        </w:rPr>
+        <w:t xml:space="preserve">NSF CAREER Award </w:t>
+      </w:r>
+      <w:r>
+        <w:rPr>
+          <w:rFonts w:ascii="Times New Roman" w:hAnsi="Times New Roman" w:cs="Times New Roman"/>
+          <w:bCs/>
+          <w:sz w:val="20"/>
+          <w:szCs w:val="20"/>
+        </w:rPr>
+        <w:t>(</w:t>
+      </w:r>
+      <w:r>
+        <w:rPr>
+          <w:rFonts w:ascii="Times New Roman" w:hAnsi="Times New Roman" w:cs="Times New Roman"/>
+          <w:bCs/>
+          <w:sz w:val="20"/>
+          <w:szCs w:val="20"/>
+        </w:rPr>
+        <w:t xml:space="preserve">Jan </w:t>
+      </w:r>
+      <w:r>
+        <w:rPr>
+          <w:rFonts w:ascii="Times New Roman" w:hAnsi="Times New Roman" w:cs="Times New Roman"/>
+          <w:bCs/>
+          <w:sz w:val="20"/>
+          <w:szCs w:val="20"/>
+        </w:rPr>
+        <w:t xml:space="preserve">2027 – </w:t>
+      </w:r>
+      <w:r>
+        <w:rPr>
+          <w:rFonts w:ascii="Times New Roman" w:hAnsi="Times New Roman" w:cs="Times New Roman"/>
+          <w:bCs/>
+          <w:sz w:val="20"/>
+          <w:szCs w:val="20"/>
+        </w:rPr>
+        <w:t xml:space="preserve">Dec </w:t>
+      </w:r>
+      <w:r>
+        <w:rPr>
+          <w:rFonts w:ascii="Times New Roman" w:hAnsi="Times New Roman" w:cs="Times New Roman"/>
+          <w:bCs/>
+          <w:sz w:val="20"/>
+          <w:szCs w:val="20"/>
+        </w:rPr>
+        <w:t>2031</w:t>
+      </w:r>
+      <w:r>
+        <w:rPr>
+          <w:rFonts w:ascii="Times New Roman" w:hAnsi="Times New Roman" w:cs="Times New Roman"/>
+          <w:bCs/>
+          <w:sz w:val="20"/>
+          <w:szCs w:val="20"/>
+        </w:rPr>
+        <w:t>)</w:t>
+      </w:r>
+      <w:r>
+        <w:rPr>
+          <w:rFonts w:ascii="Times New Roman" w:hAnsi="Times New Roman" w:cs="Times New Roman"/>
+          <w:bCs/>
+          <w:sz w:val="20"/>
+          <w:szCs w:val="20"/>
+        </w:rPr>
+        <w:t>, PI, $500,000</w:t>
+      </w:r>
+    </w:p>
+    <w:p>
+      <w:pPr>
+        <w:spacing w:after="120"/>
+        <w:jc w:val="both"/>
+        <w:rPr>
+          <w:rFonts w:ascii="Times New Roman" w:hAnsi="Times New Roman" w:cs="Times New Roman"/>
+          <w:bCs/>
+          <w:sz w:val="20"/>
+          <w:szCs w:val="20"/>
+        </w:rPr>
+      </w:pPr>
+      <w:r>
+        <w:rPr>
+          <w:rFonts w:ascii="Times New Roman" w:hAnsi="Times New Roman" w:cs="Times New Roman"/>
+          <w:bCs/>
+          <w:sz w:val="20"/>
+          <w:szCs w:val="20"/>
+        </w:rPr>
+        <w:t>CAREER: Improving Software Test Quality and Developer Skills through Developer-in-the-Loop Test Optimization</w:t>
+      </w:r>
+    </w:p>
+    <w:p>
+      <w:pPr>
+        <w:contextualSpacing/>
+        <w:jc w:val="both"/>
+        <w:rPr>
+          <w:rFonts w:ascii="Times New Roman" w:hAnsi="Times New Roman" w:cs="Times New Roman"/>
+          <w:bCs/>
+          <w:sz w:val="20"/>
+          <w:szCs w:val="20"/>
+        </w:rPr>
+      </w:pPr>
+      <w:bookmarkStart w:id="0" w:name="_Hlk236916060"/>
+      <w:r>
+        <w:rPr>
+          <w:rFonts w:ascii="Times New Roman" w:hAnsi="Times New Roman" w:cs="Times New Roman"/>
+          <w:b/>
+          <w:sz w:val="20"/>
+          <w:szCs w:val="20"/>
+        </w:rPr>
+        <w:t xml:space="preserve">USDA NIFA </w:t>
+      </w:r>
+      <w:r>
+        <w:rPr>
+          <w:rFonts w:ascii="Times New Roman" w:hAnsi="Times New Roman" w:cs="Times New Roman"/>
+          <w:bCs/>
+          <w:sz w:val="20"/>
+          <w:szCs w:val="20"/>
+        </w:rPr>
+        <w:t>(</w:t>
+      </w:r>
+      <w:r>
+        <w:rPr>
+          <w:rFonts w:ascii="Times New Roman" w:hAnsi="Times New Roman" w:cs="Times New Roman"/>
+          <w:bCs/>
+          <w:sz w:val="20"/>
+          <w:szCs w:val="20"/>
+        </w:rPr>
+        <w:t xml:space="preserve">May </w:t>
+      </w:r>
+      <w:r>
+        <w:rPr>
+          <w:rFonts w:ascii="Times New Roman" w:hAnsi="Times New Roman" w:cs="Times New Roman"/>
+          <w:bCs/>
+          <w:sz w:val="20"/>
+          <w:szCs w:val="20"/>
+        </w:rPr>
+        <w:t xml:space="preserve">2026 – </w:t>
+      </w:r>
+      <w:r>
+        <w:rPr>
+          <w:rFonts w:ascii="Times New Roman" w:hAnsi="Times New Roman" w:cs="Times New Roman"/>
+          <w:bCs/>
+          <w:sz w:val="20"/>
+          <w:szCs w:val="20"/>
+        </w:rPr>
+        <w:t xml:space="preserve">May </w:t>
+      </w:r>
+      <w:r>
+        <w:rPr>
+          <w:rFonts w:ascii="Times New Roman" w:hAnsi="Times New Roman" w:cs="Times New Roman"/>
+          <w:bCs/>
+          <w:sz w:val="20"/>
+          <w:szCs w:val="20"/>
+        </w:rPr>
+        <w:t>2029</w:t>
+      </w:r>
+      <w:r>
+        <w:rPr>
+          <w:rFonts w:ascii="Times New Roman" w:hAnsi="Times New Roman" w:cs="Times New Roman"/>
+          <w:bCs/>
+          <w:sz w:val="20"/>
+          <w:szCs w:val="20"/>
+        </w:rPr>
+        <w:t>)</w:t>
+      </w:r>
+      <w:r>
+        <w:rPr>
+          <w:rFonts w:ascii="Times New Roman" w:hAnsi="Times New Roman" w:cs="Times New Roman"/>
+          <w:bCs/>
+          <w:sz w:val="20"/>
+          <w:szCs w:val="20"/>
+        </w:rPr>
+        <w:t>, Co-PI, $591,500, 30% of NDSU’s allocation</w:t>
+      </w:r>
+    </w:p>
+    <w:p>
+      <w:pPr>
+        <w:spacing w:after="120"/>
+        <w:rPr>
+          <w:rFonts w:ascii="Times New Roman" w:hAnsi="Times New Roman" w:cs="Times New Roman"/>
+          <w:bCs/>
+          <w:sz w:val="20"/>
+          <w:szCs w:val="20"/>
+        </w:rPr>
+      </w:pPr>
+      <w:r>
+        <w:rPr>
+          <w:rFonts w:ascii="Times New Roman" w:hAnsi="Times New Roman" w:cs="Times New Roman"/>
+          <w:bCs/>
+          <w:sz w:val="20"/>
+          <w:szCs w:val="20"/>
+        </w:rPr>
+        <w:t>A-SYSRV: S</w:t>
+      </w:r>
+      <w:r>
+        <w:rPr>
+          <w:rFonts w:ascii="Times New Roman" w:hAnsi="Times New Roman" w:cs="Times New Roman"/>
+          <w:bCs/>
+          <w:sz w:val="20"/>
+          <w:szCs w:val="20"/>
+        </w:rPr>
+        <w:t>ystems</w:t>
+      </w:r>
+      <w:r>
+        <w:rPr>
+          <w:rFonts w:ascii="Times New Roman" w:hAnsi="Times New Roman" w:cs="Times New Roman"/>
+          <w:bCs/>
+          <w:sz w:val="20"/>
+          <w:szCs w:val="20"/>
+        </w:rPr>
+        <w:t xml:space="preserve"> B</w:t>
+      </w:r>
+      <w:r>
+        <w:rPr>
+          <w:rFonts w:ascii="Times New Roman" w:hAnsi="Times New Roman" w:cs="Times New Roman"/>
+          <w:bCs/>
+          <w:sz w:val="20"/>
+          <w:szCs w:val="20"/>
+        </w:rPr>
+        <w:t>iology</w:t>
+      </w:r>
+      <w:r>
+        <w:rPr>
+          <w:rFonts w:ascii="Times New Roman" w:hAnsi="Times New Roman" w:cs="Times New Roman"/>
+          <w:bCs/>
+          <w:sz w:val="20"/>
+          <w:szCs w:val="20"/>
+        </w:rPr>
+        <w:t xml:space="preserve"> R</w:t>
+      </w:r>
+      <w:r>
+        <w:rPr>
+          <w:rFonts w:ascii="Times New Roman" w:hAnsi="Times New Roman" w:cs="Times New Roman"/>
+          <w:bCs/>
+          <w:sz w:val="20"/>
+          <w:szCs w:val="20"/>
+        </w:rPr>
+        <w:t>everse</w:t>
+      </w:r>
+      <w:r>
+        <w:rPr>
+          <w:rFonts w:ascii="Times New Roman" w:hAnsi="Times New Roman" w:cs="Times New Roman"/>
+          <w:bCs/>
+          <w:sz w:val="20"/>
+          <w:szCs w:val="20"/>
+        </w:rPr>
+        <w:t xml:space="preserve"> V</w:t>
+      </w:r>
+      <w:r>
+        <w:rPr>
+          <w:rFonts w:ascii="Times New Roman" w:hAnsi="Times New Roman" w:cs="Times New Roman"/>
+          <w:bCs/>
+          <w:sz w:val="20"/>
+          <w:szCs w:val="20"/>
+        </w:rPr>
+        <w:t>accinology</w:t>
+      </w:r>
+      <w:r>
+        <w:rPr>
+          <w:rFonts w:ascii="Times New Roman" w:hAnsi="Times New Roman" w:cs="Times New Roman"/>
+          <w:bCs/>
+          <w:sz w:val="20"/>
+          <w:szCs w:val="20"/>
+        </w:rPr>
+        <w:t>, A</w:t>
+      </w:r>
+      <w:r>
+        <w:rPr>
+          <w:rFonts w:ascii="Times New Roman" w:hAnsi="Times New Roman" w:cs="Times New Roman"/>
+          <w:bCs/>
+          <w:sz w:val="20"/>
+          <w:szCs w:val="20"/>
+        </w:rPr>
+        <w:t>n</w:t>
+      </w:r>
+      <w:r>
+        <w:rPr>
+          <w:rFonts w:ascii="Times New Roman" w:hAnsi="Times New Roman" w:cs="Times New Roman"/>
+          <w:bCs/>
+          <w:sz w:val="20"/>
+          <w:szCs w:val="20"/>
+        </w:rPr>
+        <w:t xml:space="preserve"> </w:t>
+      </w:r>
+      <w:r>
+        <w:rPr>
+          <w:rFonts w:ascii="Times New Roman" w:hAnsi="Times New Roman" w:cs="Times New Roman"/>
+          <w:bCs/>
+          <w:sz w:val="20"/>
+          <w:szCs w:val="20"/>
+        </w:rPr>
+        <w:t>Integrated</w:t>
+      </w:r>
+      <w:r>
+        <w:rPr>
+          <w:rFonts w:ascii="Times New Roman" w:hAnsi="Times New Roman" w:cs="Times New Roman"/>
+          <w:bCs/>
+          <w:sz w:val="20"/>
+          <w:szCs w:val="20"/>
+        </w:rPr>
+        <w:t xml:space="preserve"> V</w:t>
+      </w:r>
+      <w:r>
+        <w:rPr>
+          <w:rFonts w:ascii="Times New Roman" w:hAnsi="Times New Roman" w:cs="Times New Roman"/>
+          <w:bCs/>
+          <w:sz w:val="20"/>
+          <w:szCs w:val="20"/>
+        </w:rPr>
+        <w:t>accine</w:t>
+      </w:r>
+      <w:r>
+        <w:rPr>
+          <w:rFonts w:ascii="Times New Roman" w:hAnsi="Times New Roman" w:cs="Times New Roman"/>
+          <w:bCs/>
+          <w:sz w:val="20"/>
+          <w:szCs w:val="20"/>
+        </w:rPr>
+        <w:t xml:space="preserve"> P</w:t>
+      </w:r>
+      <w:r>
+        <w:rPr>
+          <w:rFonts w:ascii="Times New Roman" w:hAnsi="Times New Roman" w:cs="Times New Roman"/>
+          <w:bCs/>
+          <w:sz w:val="20"/>
+          <w:szCs w:val="20"/>
+        </w:rPr>
+        <w:t>rediction</w:t>
+      </w:r>
+      <w:r>
+        <w:rPr>
+          <w:rFonts w:ascii="Times New Roman" w:hAnsi="Times New Roman" w:cs="Times New Roman"/>
+          <w:bCs/>
+          <w:sz w:val="20"/>
+          <w:szCs w:val="20"/>
+        </w:rPr>
+        <w:t xml:space="preserve"> T</w:t>
+      </w:r>
+      <w:r>
+        <w:rPr>
+          <w:rFonts w:ascii="Times New Roman" w:hAnsi="Times New Roman" w:cs="Times New Roman"/>
+          <w:bCs/>
+          <w:sz w:val="20"/>
+          <w:szCs w:val="20"/>
+        </w:rPr>
+        <w:t>ool</w:t>
+      </w:r>
+      <w:r>
+        <w:rPr>
+          <w:rFonts w:ascii="Times New Roman" w:hAnsi="Times New Roman" w:cs="Times New Roman"/>
+          <w:bCs/>
+          <w:sz w:val="20"/>
+          <w:szCs w:val="20"/>
+        </w:rPr>
+        <w:t xml:space="preserve"> </w:t>
+      </w:r>
+      <w:r>
+        <w:rPr>
+          <w:rFonts w:ascii="Times New Roman" w:hAnsi="Times New Roman" w:cs="Times New Roman"/>
+          <w:bCs/>
+          <w:sz w:val="20"/>
+          <w:szCs w:val="20"/>
+        </w:rPr>
+        <w:t>for</w:t>
+      </w:r>
+      <w:r>
+        <w:rPr>
+          <w:rFonts w:ascii="Times New Roman" w:hAnsi="Times New Roman" w:cs="Times New Roman"/>
+          <w:bCs/>
+          <w:sz w:val="20"/>
+          <w:szCs w:val="20"/>
+        </w:rPr>
+        <w:t xml:space="preserve"> A</w:t>
+      </w:r>
+      <w:r>
+        <w:rPr>
+          <w:rFonts w:ascii="Times New Roman" w:hAnsi="Times New Roman" w:cs="Times New Roman"/>
+          <w:bCs/>
+          <w:sz w:val="20"/>
+          <w:szCs w:val="20"/>
+        </w:rPr>
+        <w:t>quaculture</w:t>
+      </w:r>
+      <w:r>
+        <w:rPr>
+          <w:rFonts w:ascii="Times New Roman" w:hAnsi="Times New Roman" w:cs="Times New Roman"/>
+          <w:bCs/>
+          <w:sz w:val="20"/>
+          <w:szCs w:val="20"/>
+        </w:rPr>
+        <w:t xml:space="preserve"> P</w:t>
+      </w:r>
+      <w:r>
+        <w:rPr>
+          <w:rFonts w:ascii="Times New Roman" w:hAnsi="Times New Roman" w:cs="Times New Roman"/>
+          <w:bCs/>
+          <w:sz w:val="20"/>
+          <w:szCs w:val="20"/>
+        </w:rPr>
+        <w:t>athogens</w:t>
+      </w:r>
+      <w:bookmarkEnd w:id="0"/>
+    </w:p>
+    <w:p>
+      <w:pPr>
+        <w:contextualSpacing/>
+        <w:jc w:val="both"/>
+        <w:rPr>
+          <w:rFonts w:ascii="Times New Roman" w:hAnsi="Times New Roman" w:cs="Times New Roman"/>
+          <w:bCs/>
+          <w:sz w:val="20"/>
+          <w:szCs w:val="20"/>
+        </w:rPr>
+      </w:pPr>
+      <w:r>
+        <w:rPr>
+          <w:rFonts w:ascii="Times New Roman" w:hAnsi="Times New Roman" w:cs="Times New Roman"/>
+          <w:b/>
+          <w:sz w:val="20"/>
+          <w:szCs w:val="20"/>
+        </w:rPr>
+        <w:t xml:space="preserve">ND </w:t>
+      </w:r>
+      <w:proofErr w:type="spellStart"/>
+      <w:r>
+        <w:rPr>
+          <w:rFonts w:ascii="Times New Roman" w:hAnsi="Times New Roman" w:cs="Times New Roman"/>
+          <w:b/>
+          <w:sz w:val="20"/>
+          <w:szCs w:val="20"/>
+        </w:rPr>
+        <w:t>EPSCoR</w:t>
+      </w:r>
+      <w:proofErr w:type="spellEnd"/>
+      <w:r>
+        <w:rPr>
+          <w:rFonts w:ascii="Times New Roman" w:hAnsi="Times New Roman" w:cs="Times New Roman"/>
+          <w:b/>
+          <w:sz w:val="20"/>
+          <w:szCs w:val="20"/>
+        </w:rPr>
+        <w:t xml:space="preserve"> </w:t>
+      </w:r>
+      <w:r>
+        <w:rPr>
+          <w:rFonts w:ascii="Times New Roman" w:hAnsi="Times New Roman" w:cs="Times New Roman"/>
+          <w:bCs/>
+          <w:sz w:val="20"/>
+          <w:szCs w:val="20"/>
+        </w:rPr>
+        <w:t>(</w:t>
+      </w:r>
+      <w:r>
+        <w:rPr>
+          <w:rFonts w:ascii="Times New Roman" w:hAnsi="Times New Roman" w:cs="Times New Roman"/>
+          <w:bCs/>
+          <w:sz w:val="20"/>
+          <w:szCs w:val="20"/>
+        </w:rPr>
+        <w:t xml:space="preserve">Oct </w:t>
+      </w:r>
+      <w:r>
+        <w:rPr>
+          <w:rFonts w:ascii="Times New Roman" w:hAnsi="Times New Roman" w:cs="Times New Roman"/>
+          <w:bCs/>
+          <w:sz w:val="20"/>
+          <w:szCs w:val="20"/>
+        </w:rPr>
+        <w:t>202</w:t>
+      </w:r>
+      <w:r>
+        <w:rPr>
+          <w:rFonts w:ascii="Times New Roman" w:hAnsi="Times New Roman" w:cs="Times New Roman"/>
+          <w:bCs/>
+          <w:sz w:val="20"/>
+          <w:szCs w:val="20"/>
+        </w:rPr>
+        <w:t>2</w:t>
+      </w:r>
+      <w:r>
+        <w:rPr>
+          <w:rFonts w:ascii="Times New Roman" w:hAnsi="Times New Roman" w:cs="Times New Roman"/>
+          <w:bCs/>
+          <w:sz w:val="20"/>
+          <w:szCs w:val="20"/>
+        </w:rPr>
+        <w:t xml:space="preserve"> – </w:t>
+      </w:r>
+      <w:r>
+        <w:rPr>
+          <w:rFonts w:ascii="Times New Roman" w:hAnsi="Times New Roman" w:cs="Times New Roman"/>
+          <w:bCs/>
+          <w:sz w:val="20"/>
+          <w:szCs w:val="20"/>
+        </w:rPr>
+        <w:t xml:space="preserve">Jun </w:t>
+      </w:r>
+      <w:r>
+        <w:rPr>
+          <w:rFonts w:ascii="Times New Roman" w:hAnsi="Times New Roman" w:cs="Times New Roman"/>
+          <w:bCs/>
+          <w:sz w:val="20"/>
+          <w:szCs w:val="20"/>
+        </w:rPr>
+        <w:t>202</w:t>
+      </w:r>
+      <w:r>
+        <w:rPr>
+          <w:rFonts w:ascii="Times New Roman" w:hAnsi="Times New Roman" w:cs="Times New Roman"/>
+          <w:bCs/>
+          <w:sz w:val="20"/>
+          <w:szCs w:val="20"/>
+        </w:rPr>
+        <w:t>4</w:t>
+      </w:r>
+      <w:r>
+        <w:rPr>
+          <w:rFonts w:ascii="Times New Roman" w:hAnsi="Times New Roman" w:cs="Times New Roman"/>
+          <w:bCs/>
+          <w:sz w:val="20"/>
+          <w:szCs w:val="20"/>
+        </w:rPr>
+        <w:t>)</w:t>
+      </w:r>
+      <w:r>
+        <w:rPr>
+          <w:rFonts w:ascii="Times New Roman" w:hAnsi="Times New Roman" w:cs="Times New Roman"/>
+          <w:bCs/>
+          <w:sz w:val="20"/>
+          <w:szCs w:val="20"/>
+        </w:rPr>
+        <w:t>, PI, $</w:t>
+      </w:r>
+      <w:r>
+        <w:rPr>
+          <w:rFonts w:ascii="Times New Roman" w:hAnsi="Times New Roman" w:cs="Times New Roman"/>
+          <w:bCs/>
+          <w:sz w:val="20"/>
+          <w:szCs w:val="20"/>
+        </w:rPr>
+        <w:t>20</w:t>
+      </w:r>
+      <w:r>
+        <w:rPr>
+          <w:rFonts w:ascii="Times New Roman" w:hAnsi="Times New Roman" w:cs="Times New Roman"/>
+          <w:bCs/>
+          <w:sz w:val="20"/>
+          <w:szCs w:val="20"/>
+        </w:rPr>
+        <w:t>,</w:t>
+      </w:r>
+      <w:r>
+        <w:rPr>
+          <w:rFonts w:ascii="Times New Roman" w:hAnsi="Times New Roman" w:cs="Times New Roman"/>
+          <w:bCs/>
+          <w:sz w:val="20"/>
+          <w:szCs w:val="20"/>
+        </w:rPr>
+        <w:t>0</w:t>
+      </w:r>
+      <w:r>
+        <w:rPr>
+          <w:rFonts w:ascii="Times New Roman" w:hAnsi="Times New Roman" w:cs="Times New Roman"/>
+          <w:bCs/>
+          <w:sz w:val="20"/>
+          <w:szCs w:val="20"/>
+        </w:rPr>
+        <w:t>00</w:t>
+      </w:r>
+    </w:p>
+    <w:p>
+      <w:pPr>
+        <w:spacing w:after="60"/>
+        <w:contextualSpacing/>
+        <w:rPr>
+          <w:rFonts w:ascii="Bell MT" w:hAnsi="Bell MT" w:cs="Times New Roman"/>
+          <w:b/>
+          <w:sz w:val="24"/>
+          <w:szCs w:val="24"/>
+          <w:u w:val="single"/>
+        </w:rPr>
+      </w:pPr>
+      <w:r>
+        <w:rPr>
+          <w:rFonts w:ascii="Times New Roman" w:hAnsi="Times New Roman" w:cs="Times New Roman"/>
+          <w:bCs/>
+          <w:sz w:val="20"/>
+          <w:szCs w:val="20"/>
+        </w:rPr>
+        <w:t>Unit Test Recommendation and Reuse</w:t>
+      </w:r>
+    </w:p>
+    <w:p>
+      <w:pPr>
+        <w:spacing w:after="0"/>
+        <w:contextualSpacing/>
+        <w:rPr>
+          <w:rFonts w:ascii="Bell MT" w:hAnsi="Bell MT" w:cs="Times New Roman"/>
+          <w:b/>
+          <w:sz w:val="24"/>
+          <w:szCs w:val="24"/>
+          <w:u w:val="single"/>
+        </w:rPr>
+      </w:pPr>
+    </w:p>
+    <w:p>
+      <w:pPr>
+        <w:spacing w:after="0"/>
+        <w:contextualSpacing/>
+        <w:rPr>
+          <w:rFonts w:ascii="Bell MT" w:hAnsi="Bell MT" w:cs="Times New Roman"/>
+          <w:b/>
+          <w:sz w:val="24"/>
+          <w:szCs w:val="24"/>
+          <w:u w:val="single"/>
+        </w:rPr>
+      </w:pPr>
+    </w:p>
+    <w:p>
+      <w:pPr>
+        <w:spacing w:after="0"/>
+        <w:contextualSpacing/>
+        <w:rPr>
+          <w:rFonts w:ascii="Bell MT" w:hAnsi="Bell MT" w:cs="Times New Roman"/>
+          <w:b/>
+          <w:sz w:val="24"/>
+          <w:szCs w:val="24"/>
+          <w:u w:val="single"/>
+        </w:rPr>
+      </w:pPr>
+      <w:r>
+        <w:rPr>
+          <w:rFonts w:ascii="Bell MT" w:hAnsi="Bell MT" w:cs="Times New Roman"/>
+          <w:b/>
+          <w:sz w:val="24"/>
+          <w:szCs w:val="24"/>
+          <w:u w:val="single"/>
+        </w:rPr>
+        <w:lastRenderedPageBreak/>
         <w:t>Publication</w:t>
+      </w:r>
+      <w:r>
+        <w:rPr>
+          <w:rFonts w:ascii="Bell MT" w:hAnsi="Bell MT" w:cs="Times New Roman"/>
+          <w:b/>
+          <w:sz w:val="24"/>
+          <w:szCs w:val="24"/>
+          <w:u w:val="single"/>
+        </w:rPr>
+        <w:t>s</w:t>
       </w:r>
     </w:p>
     <w:p>
@@ -2292,6 +3133,30 @@
         </w:rPr>
         <w:t>.</w:t>
       </w:r>
+      <w:r>
+        <w:rPr>
+          <w:rFonts w:ascii="Times New Roman" w:hAnsi="Times New Roman" w:cs="Times New Roman"/>
+          <w:sz w:val="20"/>
+          <w:szCs w:val="20"/>
+        </w:rPr>
+        <w:t xml:space="preserve"> SVE </w:t>
+      </w:r>
+      <w:r>
+        <w:rPr>
+          <w:rFonts w:ascii="Times New Roman" w:hAnsi="Times New Roman" w:cs="Times New Roman"/>
+          <w:sz w:val="20"/>
+          <w:szCs w:val="20"/>
+        </w:rPr>
+        <w:t>T</w:t>
+      </w:r>
+      <w:r>
+        <w:rPr>
+          <w:rFonts w:ascii="Times New Roman" w:hAnsi="Times New Roman" w:cs="Times New Roman"/>
+          <w:sz w:val="20"/>
+          <w:szCs w:val="20"/>
+        </w:rPr>
+        <w:t>rack.</w:t>
+      </w:r>
     </w:p>
     <w:p>
       <w:pPr>
@@ -2798,7 +3663,6 @@
           <w:sz w:val="20"/>
           <w:szCs w:val="20"/>
         </w:rPr>
-        <w:lastRenderedPageBreak/>
         <w:t xml:space="preserve">Sai Kiran </w:t>
       </w:r>
       <w:proofErr w:type="spellStart"/>
@@ -4431,7 +5295,7 @@
           <w:sz w:val="20"/>
           <w:szCs w:val="20"/>
         </w:rPr>
-        <w:t>pp. 111-122. IEEE Press, 2019.</w:t>
+        <w:t>pp. 111-122. 2019.</w:t>
       </w:r>
     </w:p>
     <w:p>
@@ -4667,6 +5531,7 @@
           <w:sz w:val="20"/>
           <w:szCs w:val="20"/>
         </w:rPr>
+        <w:lastRenderedPageBreak/>
         <w:t>Ajay Kumar Jha</w:t>
       </w:r>
       <w:r>
@@ -4777,7 +5642,7 @@
           <w:sz w:val="20"/>
           <w:szCs w:val="20"/>
         </w:rPr>
-        <w:t>pp. 25-36. IEEE Press, 2017.</w:t>
+        <w:t>pp. 25-36. 2017.</w:t>
       </w:r>
     </w:p>
     <w:p>
@@ -5078,7 +5943,7 @@
           <w:sz w:val="20"/>
           <w:szCs w:val="20"/>
         </w:rPr>
-        <w:t>pp. 113-116. IEEE Press, 2015.</w:t>
+        <w:t>pp. 113-116. 2015.</w:t>
       </w:r>
     </w:p>
     <w:p>
@@ -5307,7 +6172,6 @@
           <w:sz w:val="20"/>
           <w:szCs w:val="20"/>
         </w:rPr>
-        <w:lastRenderedPageBreak/>
         <w:t xml:space="preserve">Soo Young Jang, </w:t>
       </w:r>
       <w:r>
@@ -5898,926 +6762,7 @@
         </w:rPr>
         <w:t>upervision</w:t>
       </w:r>
-    </w:p>
-    <w:p>
-      <w:pPr>
-        <w:spacing w:after="0"/>
-        <w:contextualSpacing/>
-        <w:rPr>
-          <w:rFonts w:ascii="Times New Roman" w:hAnsi="Times New Roman" w:cs="Times New Roman"/>
-          <w:b/>
-          <w:bCs/>
-          <w:sz w:val="20"/>
-          <w:szCs w:val="20"/>
-        </w:rPr>
-      </w:pPr>
-      <w:r>
-        <w:rPr>
-          <w:rFonts w:ascii="Times New Roman" w:hAnsi="Times New Roman" w:cs="Times New Roman"/>
-          <w:b/>
-          <w:bCs/>
-          <w:sz w:val="20"/>
-          <w:szCs w:val="20"/>
-        </w:rPr>
-        <w:t>Ph.D.</w:t>
-      </w:r>
-    </w:p>
-    <w:p>
-      <w:pPr>
-        <w:spacing w:after="0"/>
-        <w:contextualSpacing/>
-        <w:rPr>
-          <w:rFonts w:ascii="Times New Roman" w:hAnsi="Times New Roman" w:cs="Times New Roman"/>
-          <w:b/>
-          <w:bCs/>
-          <w:sz w:val="20"/>
-          <w:szCs w:val="20"/>
-        </w:rPr>
-      </w:pPr>
-      <w:r>
-        <w:rPr>
-          <w:rFonts w:ascii="Times New Roman" w:hAnsi="Times New Roman" w:cs="Times New Roman"/>
-          <w:b/>
-          <w:bCs/>
-          <w:sz w:val="20"/>
-          <w:szCs w:val="20"/>
-        </w:rPr>
-        <w:tab/>
-      </w:r>
-      <w:r>
-        <w:rPr>
-          <w:rFonts w:ascii="Times New Roman" w:hAnsi="Times New Roman" w:cs="Times New Roman"/>
-          <w:b/>
-          <w:bCs/>
-          <w:sz w:val="20"/>
-          <w:szCs w:val="20"/>
-        </w:rPr>
-        <w:t xml:space="preserve">Frank </w:t>
-      </w:r>
-      <w:proofErr w:type="spellStart"/>
-      <w:r>
-        <w:rPr>
-          <w:rFonts w:ascii="Times New Roman" w:hAnsi="Times New Roman" w:cs="Times New Roman"/>
-          <w:b/>
-          <w:bCs/>
-          <w:sz w:val="20"/>
-          <w:szCs w:val="20"/>
-        </w:rPr>
-        <w:t>Kendermah</w:t>
-      </w:r>
-      <w:proofErr w:type="spellEnd"/>
-      <w:r>
-        <w:rPr>
-          <w:rFonts w:ascii="Times New Roman" w:hAnsi="Times New Roman" w:cs="Times New Roman"/>
-          <w:sz w:val="20"/>
-          <w:szCs w:val="20"/>
-        </w:rPr>
-        <w:t>, North Dakota State University (</w:t>
-      </w:r>
-      <w:r>
-        <w:rPr>
-          <w:rFonts w:ascii="Times New Roman" w:hAnsi="Times New Roman" w:cs="Times New Roman"/>
-          <w:sz w:val="20"/>
-          <w:szCs w:val="20"/>
-        </w:rPr>
-        <w:t>Jan</w:t>
-      </w:r>
-      <w:r>
-        <w:rPr>
-          <w:rFonts w:ascii="Times New Roman" w:hAnsi="Times New Roman" w:cs="Times New Roman"/>
-          <w:sz w:val="20"/>
-          <w:szCs w:val="20"/>
-        </w:rPr>
-        <w:t xml:space="preserve"> 202</w:t>
-      </w:r>
-      <w:r>
-        <w:rPr>
-          <w:rFonts w:ascii="Times New Roman" w:hAnsi="Times New Roman" w:cs="Times New Roman"/>
-          <w:sz w:val="20"/>
-          <w:szCs w:val="20"/>
-        </w:rPr>
-        <w:t>6</w:t>
-      </w:r>
-      <w:r>
-        <w:rPr>
-          <w:rFonts w:ascii="Times New Roman" w:hAnsi="Times New Roman" w:cs="Times New Roman"/>
-          <w:sz w:val="20"/>
-          <w:szCs w:val="20"/>
-        </w:rPr>
-        <w:t xml:space="preserve"> - current)</w:t>
-      </w:r>
-      <w:r>
-        <w:rPr>
-          <w:rFonts w:ascii="Times New Roman" w:hAnsi="Times New Roman" w:cs="Times New Roman"/>
-          <w:b/>
-          <w:bCs/>
-          <w:sz w:val="20"/>
-          <w:szCs w:val="20"/>
-        </w:rPr>
-        <w:tab/>
-      </w:r>
-      <w:r>
-        <w:rPr>
-          <w:rFonts w:ascii="Times New Roman" w:hAnsi="Times New Roman" w:cs="Times New Roman"/>
-          <w:b/>
-          <w:bCs/>
-          <w:sz w:val="20"/>
-          <w:szCs w:val="20"/>
-        </w:rPr>
-        <w:tab/>
-      </w:r>
-    </w:p>
-    <w:p>
-      <w:pPr>
-        <w:spacing w:after="120"/>
-        <w:ind w:firstLine="432"/>
-        <w:contextualSpacing/>
-        <w:rPr>
-          <w:rFonts w:ascii="Times New Roman" w:hAnsi="Times New Roman" w:cs="Times New Roman"/>
-          <w:sz w:val="20"/>
-          <w:szCs w:val="20"/>
-        </w:rPr>
-      </w:pPr>
-      <w:proofErr w:type="spellStart"/>
-      <w:r>
-        <w:rPr>
-          <w:rFonts w:ascii="Times New Roman" w:hAnsi="Times New Roman" w:cs="Times New Roman"/>
-          <w:b/>
-          <w:bCs/>
-          <w:sz w:val="20"/>
-          <w:szCs w:val="20"/>
-        </w:rPr>
-        <w:t>Mohayeminul</w:t>
-      </w:r>
-      <w:proofErr w:type="spellEnd"/>
-      <w:r>
-        <w:rPr>
-          <w:rFonts w:ascii="Times New Roman" w:hAnsi="Times New Roman" w:cs="Times New Roman"/>
-          <w:b/>
-          <w:bCs/>
-          <w:sz w:val="20"/>
-          <w:szCs w:val="20"/>
-        </w:rPr>
-        <w:t xml:space="preserve"> Islam</w:t>
-      </w:r>
-      <w:r>
-        <w:rPr>
-          <w:rFonts w:ascii="Times New Roman" w:hAnsi="Times New Roman" w:cs="Times New Roman"/>
-          <w:sz w:val="20"/>
-          <w:szCs w:val="20"/>
-        </w:rPr>
-        <w:t xml:space="preserve">, University of Alberta (Oct 2021 </w:t>
-      </w:r>
-      <w:r>
-        <w:rPr>
-          <w:rFonts w:ascii="Times New Roman" w:hAnsi="Times New Roman" w:cs="Times New Roman"/>
-          <w:sz w:val="20"/>
-          <w:szCs w:val="20"/>
-        </w:rPr>
-        <w:t>–</w:t>
-      </w:r>
-      <w:r>
-        <w:rPr>
-          <w:rFonts w:ascii="Times New Roman" w:hAnsi="Times New Roman" w:cs="Times New Roman"/>
-          <w:sz w:val="20"/>
-          <w:szCs w:val="20"/>
-        </w:rPr>
-        <w:t xml:space="preserve"> </w:t>
-      </w:r>
-      <w:r>
-        <w:rPr>
-          <w:rFonts w:ascii="Times New Roman" w:hAnsi="Times New Roman" w:cs="Times New Roman"/>
-          <w:sz w:val="20"/>
-          <w:szCs w:val="20"/>
-        </w:rPr>
-        <w:t>Aug 2025</w:t>
-      </w:r>
-      <w:r>
-        <w:rPr>
-          <w:rFonts w:ascii="Times New Roman" w:hAnsi="Times New Roman" w:cs="Times New Roman"/>
-          <w:sz w:val="20"/>
-          <w:szCs w:val="20"/>
-        </w:rPr>
-        <w:t>)</w:t>
-      </w:r>
-    </w:p>
-    <w:p>
-      <w:pPr>
-        <w:spacing w:after="120"/>
-        <w:ind w:firstLine="432"/>
-        <w:rPr>
-          <w:rFonts w:ascii="Times New Roman" w:hAnsi="Times New Roman" w:cs="Times New Roman"/>
-          <w:sz w:val="20"/>
-          <w:szCs w:val="20"/>
-        </w:rPr>
-      </w:pPr>
-      <w:r>
-        <w:rPr>
-          <w:rFonts w:ascii="Times New Roman" w:hAnsi="Times New Roman" w:cs="Times New Roman"/>
-          <w:b/>
-          <w:bCs/>
-          <w:sz w:val="20"/>
-          <w:szCs w:val="20"/>
-        </w:rPr>
-        <w:t>Rupinder Kaur</w:t>
-      </w:r>
-      <w:r>
-        <w:rPr>
-          <w:rFonts w:ascii="Times New Roman" w:hAnsi="Times New Roman" w:cs="Times New Roman"/>
-          <w:sz w:val="20"/>
-          <w:szCs w:val="20"/>
-        </w:rPr>
-        <w:t xml:space="preserve">, North Dakota State University (March 2024 </w:t>
-      </w:r>
-      <w:r>
-        <w:rPr>
-          <w:rFonts w:ascii="Times New Roman" w:hAnsi="Times New Roman" w:cs="Times New Roman"/>
-          <w:sz w:val="20"/>
-          <w:szCs w:val="20"/>
-        </w:rPr>
-        <w:t>–</w:t>
-      </w:r>
-      <w:r>
-        <w:rPr>
-          <w:rFonts w:ascii="Times New Roman" w:hAnsi="Times New Roman" w:cs="Times New Roman"/>
-          <w:sz w:val="20"/>
-          <w:szCs w:val="20"/>
-        </w:rPr>
-        <w:t xml:space="preserve"> </w:t>
-      </w:r>
-      <w:r>
-        <w:rPr>
-          <w:rFonts w:ascii="Times New Roman" w:hAnsi="Times New Roman" w:cs="Times New Roman"/>
-          <w:sz w:val="20"/>
-          <w:szCs w:val="20"/>
-        </w:rPr>
-        <w:t>June 2025</w:t>
-      </w:r>
-      <w:r>
-        <w:rPr>
-          <w:rFonts w:ascii="Times New Roman" w:hAnsi="Times New Roman" w:cs="Times New Roman"/>
-          <w:sz w:val="20"/>
-          <w:szCs w:val="20"/>
-        </w:rPr>
-        <w:t>)</w:t>
-      </w:r>
-    </w:p>
-    <w:p>
-      <w:pPr>
-        <w:spacing w:after="0"/>
-        <w:contextualSpacing/>
-        <w:rPr>
-          <w:rFonts w:ascii="Times New Roman" w:hAnsi="Times New Roman" w:cs="Times New Roman"/>
-          <w:sz w:val="20"/>
-          <w:szCs w:val="20"/>
-        </w:rPr>
-      </w:pPr>
-      <w:r>
-        <w:rPr>
-          <w:rFonts w:ascii="Times New Roman" w:hAnsi="Times New Roman" w:cs="Times New Roman"/>
-          <w:b/>
-          <w:bCs/>
-          <w:sz w:val="20"/>
-          <w:szCs w:val="20"/>
-        </w:rPr>
-        <w:t>Masters</w:t>
-      </w:r>
-      <w:r>
-        <w:rPr>
-          <w:rFonts w:ascii="Times New Roman" w:hAnsi="Times New Roman" w:cs="Times New Roman"/>
-          <w:sz w:val="20"/>
-          <w:szCs w:val="20"/>
-        </w:rPr>
-        <w:tab/>
-      </w:r>
-    </w:p>
-    <w:p>
-      <w:pPr>
-        <w:spacing w:after="0"/>
-        <w:ind w:firstLine="360"/>
-        <w:rPr>
-          <w:rFonts w:ascii="Times New Roman" w:hAnsi="Times New Roman" w:cs="Times New Roman"/>
-          <w:b/>
-          <w:bCs/>
-          <w:sz w:val="20"/>
-          <w:szCs w:val="20"/>
-        </w:rPr>
-      </w:pPr>
-      <w:r>
-        <w:rPr>
-          <w:rFonts w:ascii="Times New Roman" w:hAnsi="Times New Roman" w:cs="Times New Roman"/>
-          <w:b/>
-          <w:bCs/>
-          <w:sz w:val="20"/>
-          <w:szCs w:val="20"/>
-        </w:rPr>
-        <w:t xml:space="preserve">Chloe </w:t>
-      </w:r>
-      <w:proofErr w:type="spellStart"/>
-      <w:r>
-        <w:rPr>
-          <w:rFonts w:ascii="Times New Roman" w:hAnsi="Times New Roman" w:cs="Times New Roman"/>
-          <w:b/>
-          <w:bCs/>
-          <w:sz w:val="20"/>
-          <w:szCs w:val="20"/>
-        </w:rPr>
-        <w:t>Chinault</w:t>
-      </w:r>
-      <w:proofErr w:type="spellEnd"/>
-      <w:r>
-        <w:rPr>
-          <w:rFonts w:ascii="Times New Roman" w:hAnsi="Times New Roman" w:cs="Times New Roman"/>
-          <w:b/>
-          <w:bCs/>
-          <w:sz w:val="20"/>
-          <w:szCs w:val="20"/>
-        </w:rPr>
-        <w:t xml:space="preserve">, </w:t>
-      </w:r>
-      <w:r>
-        <w:rPr>
-          <w:rFonts w:ascii="Times New Roman" w:hAnsi="Times New Roman" w:cs="Times New Roman"/>
-          <w:sz w:val="20"/>
-          <w:szCs w:val="20"/>
-        </w:rPr>
-        <w:t>North Dakota State University (</w:t>
-      </w:r>
-      <w:r>
-        <w:rPr>
-          <w:rFonts w:ascii="Times New Roman" w:hAnsi="Times New Roman" w:cs="Times New Roman"/>
-          <w:sz w:val="20"/>
-          <w:szCs w:val="20"/>
-        </w:rPr>
-        <w:t>Sep</w:t>
-      </w:r>
-      <w:r>
-        <w:rPr>
-          <w:rFonts w:ascii="Times New Roman" w:hAnsi="Times New Roman" w:cs="Times New Roman"/>
-          <w:sz w:val="20"/>
-          <w:szCs w:val="20"/>
-        </w:rPr>
-        <w:t xml:space="preserve"> 202</w:t>
-      </w:r>
-      <w:r>
-        <w:rPr>
-          <w:rFonts w:ascii="Times New Roman" w:hAnsi="Times New Roman" w:cs="Times New Roman"/>
-          <w:sz w:val="20"/>
-          <w:szCs w:val="20"/>
-        </w:rPr>
-        <w:t>5</w:t>
-      </w:r>
-      <w:r>
-        <w:rPr>
-          <w:rFonts w:ascii="Times New Roman" w:hAnsi="Times New Roman" w:cs="Times New Roman"/>
-          <w:sz w:val="20"/>
-          <w:szCs w:val="20"/>
-        </w:rPr>
-        <w:t xml:space="preserve"> - current)</w:t>
-      </w:r>
-    </w:p>
-    <w:p>
-      <w:pPr>
-        <w:spacing w:after="0"/>
-        <w:ind w:firstLine="360"/>
-        <w:rPr>
-          <w:rFonts w:ascii="Times New Roman" w:hAnsi="Times New Roman" w:cs="Times New Roman"/>
-          <w:b/>
-          <w:bCs/>
-          <w:sz w:val="20"/>
-          <w:szCs w:val="20"/>
-        </w:rPr>
-      </w:pPr>
-      <w:r>
-        <w:rPr>
-          <w:rFonts w:ascii="Times New Roman" w:hAnsi="Times New Roman" w:cs="Times New Roman"/>
-          <w:b/>
-          <w:bCs/>
-          <w:sz w:val="20"/>
-          <w:szCs w:val="20"/>
-        </w:rPr>
-        <w:t xml:space="preserve">Aayush </w:t>
-      </w:r>
-      <w:proofErr w:type="spellStart"/>
-      <w:r>
-        <w:rPr>
-          <w:rFonts w:ascii="Times New Roman" w:hAnsi="Times New Roman" w:cs="Times New Roman"/>
-          <w:b/>
-          <w:bCs/>
-          <w:sz w:val="20"/>
-          <w:szCs w:val="20"/>
-        </w:rPr>
-        <w:t>Lamsal</w:t>
-      </w:r>
-      <w:proofErr w:type="spellEnd"/>
-      <w:r>
-        <w:rPr>
-          <w:rFonts w:ascii="Times New Roman" w:hAnsi="Times New Roman" w:cs="Times New Roman"/>
-          <w:sz w:val="20"/>
-          <w:szCs w:val="20"/>
-        </w:rPr>
-        <w:t>, North Dakota State University (</w:t>
-      </w:r>
-      <w:r>
-        <w:rPr>
-          <w:rFonts w:ascii="Times New Roman" w:hAnsi="Times New Roman" w:cs="Times New Roman"/>
-          <w:sz w:val="20"/>
-          <w:szCs w:val="20"/>
-        </w:rPr>
-        <w:t>Feb</w:t>
-      </w:r>
-      <w:r>
-        <w:rPr>
-          <w:rFonts w:ascii="Times New Roman" w:hAnsi="Times New Roman" w:cs="Times New Roman"/>
-          <w:sz w:val="20"/>
-          <w:szCs w:val="20"/>
-        </w:rPr>
-        <w:t xml:space="preserve"> 202</w:t>
-      </w:r>
-      <w:r>
-        <w:rPr>
-          <w:rFonts w:ascii="Times New Roman" w:hAnsi="Times New Roman" w:cs="Times New Roman"/>
-          <w:sz w:val="20"/>
-          <w:szCs w:val="20"/>
-        </w:rPr>
-        <w:t>5</w:t>
-      </w:r>
-      <w:r>
-        <w:rPr>
-          <w:rFonts w:ascii="Times New Roman" w:hAnsi="Times New Roman" w:cs="Times New Roman"/>
-          <w:sz w:val="20"/>
-          <w:szCs w:val="20"/>
-        </w:rPr>
-        <w:t xml:space="preserve"> - current)</w:t>
-      </w:r>
-    </w:p>
-    <w:p>
-      <w:pPr>
-        <w:spacing w:after="0"/>
-        <w:ind w:firstLine="360"/>
-        <w:rPr>
-          <w:rFonts w:ascii="Times New Roman" w:hAnsi="Times New Roman" w:cs="Times New Roman"/>
-          <w:b/>
-          <w:bCs/>
-          <w:sz w:val="20"/>
-          <w:szCs w:val="20"/>
-        </w:rPr>
-      </w:pPr>
-      <w:r>
-        <w:rPr>
-          <w:rFonts w:ascii="Times New Roman" w:hAnsi="Times New Roman" w:cs="Times New Roman"/>
-          <w:b/>
-          <w:bCs/>
-          <w:sz w:val="20"/>
-          <w:szCs w:val="20"/>
-        </w:rPr>
-        <w:t>Suraj Pokhrel</w:t>
-      </w:r>
-      <w:r>
-        <w:rPr>
-          <w:rFonts w:ascii="Times New Roman" w:hAnsi="Times New Roman" w:cs="Times New Roman"/>
-          <w:sz w:val="20"/>
-          <w:szCs w:val="20"/>
-        </w:rPr>
-        <w:t>, North Dakota State University (</w:t>
-      </w:r>
-      <w:r>
-        <w:rPr>
-          <w:rFonts w:ascii="Times New Roman" w:hAnsi="Times New Roman" w:cs="Times New Roman"/>
-          <w:sz w:val="20"/>
-          <w:szCs w:val="20"/>
-        </w:rPr>
-        <w:t>Aug</w:t>
-      </w:r>
-      <w:r>
-        <w:rPr>
-          <w:rFonts w:ascii="Times New Roman" w:hAnsi="Times New Roman" w:cs="Times New Roman"/>
-          <w:sz w:val="20"/>
-          <w:szCs w:val="20"/>
-        </w:rPr>
-        <w:t xml:space="preserve"> 2024 </w:t>
-      </w:r>
-      <w:r>
-        <w:rPr>
-          <w:rFonts w:ascii="Times New Roman" w:hAnsi="Times New Roman" w:cs="Times New Roman"/>
-          <w:sz w:val="20"/>
-          <w:szCs w:val="20"/>
-        </w:rPr>
-        <w:t>–</w:t>
-      </w:r>
-      <w:r>
-        <w:rPr>
-          <w:rFonts w:ascii="Times New Roman" w:hAnsi="Times New Roman" w:cs="Times New Roman"/>
-          <w:sz w:val="20"/>
-          <w:szCs w:val="20"/>
-        </w:rPr>
-        <w:t xml:space="preserve"> </w:t>
-      </w:r>
-      <w:r>
-        <w:rPr>
-          <w:rFonts w:ascii="Times New Roman" w:hAnsi="Times New Roman" w:cs="Times New Roman"/>
-          <w:sz w:val="20"/>
-          <w:szCs w:val="20"/>
-        </w:rPr>
-        <w:t>Dec 2025</w:t>
-      </w:r>
-      <w:r>
-        <w:rPr>
-          <w:rFonts w:ascii="Times New Roman" w:hAnsi="Times New Roman" w:cs="Times New Roman"/>
-          <w:sz w:val="20"/>
-          <w:szCs w:val="20"/>
-        </w:rPr>
-        <w:t>)</w:t>
-      </w:r>
-    </w:p>
-    <w:p>
-      <w:pPr>
-        <w:spacing w:after="0"/>
-        <w:ind w:firstLine="360"/>
-        <w:rPr>
-          <w:rFonts w:ascii="Times New Roman" w:hAnsi="Times New Roman" w:cs="Times New Roman"/>
-          <w:b/>
-          <w:bCs/>
-          <w:sz w:val="20"/>
-          <w:szCs w:val="20"/>
-        </w:rPr>
-      </w:pPr>
-      <w:r>
-        <w:rPr>
-          <w:rFonts w:ascii="Times New Roman" w:hAnsi="Times New Roman" w:cs="Times New Roman"/>
-          <w:b/>
-          <w:bCs/>
-          <w:sz w:val="20"/>
-          <w:szCs w:val="20"/>
-        </w:rPr>
-        <w:t>David Owuor</w:t>
-      </w:r>
-      <w:r>
-        <w:rPr>
-          <w:rFonts w:ascii="Times New Roman" w:hAnsi="Times New Roman" w:cs="Times New Roman"/>
-          <w:sz w:val="20"/>
-          <w:szCs w:val="20"/>
-        </w:rPr>
-        <w:t xml:space="preserve">, North Dakota State University (May 2024 </w:t>
-      </w:r>
-      <w:r>
-        <w:rPr>
-          <w:rFonts w:ascii="Times New Roman" w:hAnsi="Times New Roman" w:cs="Times New Roman"/>
-          <w:sz w:val="20"/>
-          <w:szCs w:val="20"/>
-        </w:rPr>
-        <w:t>–</w:t>
-      </w:r>
-      <w:r>
-        <w:rPr>
-          <w:rFonts w:ascii="Times New Roman" w:hAnsi="Times New Roman" w:cs="Times New Roman"/>
-          <w:sz w:val="20"/>
-          <w:szCs w:val="20"/>
-        </w:rPr>
-        <w:t xml:space="preserve"> </w:t>
-      </w:r>
-      <w:r>
-        <w:rPr>
-          <w:rFonts w:ascii="Times New Roman" w:hAnsi="Times New Roman" w:cs="Times New Roman"/>
-          <w:sz w:val="20"/>
-          <w:szCs w:val="20"/>
-        </w:rPr>
-        <w:t>Dec 2025</w:t>
-      </w:r>
-      <w:r>
-        <w:rPr>
-          <w:rFonts w:ascii="Times New Roman" w:hAnsi="Times New Roman" w:cs="Times New Roman"/>
-          <w:sz w:val="20"/>
-          <w:szCs w:val="20"/>
-        </w:rPr>
-        <w:t>)</w:t>
-      </w:r>
-    </w:p>
-    <w:p>
-      <w:pPr>
-        <w:spacing w:after="0"/>
-        <w:ind w:firstLine="360"/>
-        <w:rPr>
-          <w:rFonts w:ascii="Times New Roman" w:hAnsi="Times New Roman" w:cs="Times New Roman"/>
-          <w:sz w:val="20"/>
-          <w:szCs w:val="20"/>
-        </w:rPr>
-      </w:pPr>
-      <w:r>
-        <w:rPr>
-          <w:rFonts w:ascii="Times New Roman" w:hAnsi="Times New Roman" w:cs="Times New Roman"/>
-          <w:b/>
-          <w:bCs/>
-          <w:sz w:val="20"/>
-          <w:szCs w:val="20"/>
-        </w:rPr>
-        <w:t xml:space="preserve">Frank </w:t>
-      </w:r>
-      <w:proofErr w:type="spellStart"/>
-      <w:r>
-        <w:rPr>
-          <w:rFonts w:ascii="Times New Roman" w:hAnsi="Times New Roman" w:cs="Times New Roman"/>
-          <w:b/>
-          <w:bCs/>
-          <w:sz w:val="20"/>
-          <w:szCs w:val="20"/>
-        </w:rPr>
-        <w:t>Kendermah</w:t>
-      </w:r>
-      <w:proofErr w:type="spellEnd"/>
-      <w:r>
-        <w:rPr>
-          <w:rFonts w:ascii="Times New Roman" w:hAnsi="Times New Roman" w:cs="Times New Roman"/>
-          <w:sz w:val="20"/>
-          <w:szCs w:val="20"/>
-        </w:rPr>
-        <w:t>, North Dakota State University (</w:t>
-      </w:r>
-      <w:r>
-        <w:rPr>
-          <w:rFonts w:ascii="Times New Roman" w:hAnsi="Times New Roman" w:cs="Times New Roman"/>
-          <w:sz w:val="20"/>
-          <w:szCs w:val="20"/>
-        </w:rPr>
-        <w:t xml:space="preserve">Feb 2024 </w:t>
-      </w:r>
-      <w:r>
-        <w:rPr>
-          <w:rFonts w:ascii="Times New Roman" w:hAnsi="Times New Roman" w:cs="Times New Roman"/>
-          <w:sz w:val="20"/>
-          <w:szCs w:val="20"/>
-        </w:rPr>
-        <w:t>–</w:t>
-      </w:r>
-      <w:r>
-        <w:rPr>
-          <w:rFonts w:ascii="Times New Roman" w:hAnsi="Times New Roman" w:cs="Times New Roman"/>
-          <w:sz w:val="20"/>
-          <w:szCs w:val="20"/>
-        </w:rPr>
-        <w:t xml:space="preserve"> </w:t>
-      </w:r>
-      <w:r>
-        <w:rPr>
-          <w:rFonts w:ascii="Times New Roman" w:hAnsi="Times New Roman" w:cs="Times New Roman"/>
-          <w:sz w:val="20"/>
-          <w:szCs w:val="20"/>
-        </w:rPr>
-        <w:t>Dec 2025</w:t>
-      </w:r>
-      <w:r>
-        <w:rPr>
-          <w:rFonts w:ascii="Times New Roman" w:hAnsi="Times New Roman" w:cs="Times New Roman"/>
-          <w:sz w:val="20"/>
-          <w:szCs w:val="20"/>
-        </w:rPr>
-        <w:t>)</w:t>
-      </w:r>
-    </w:p>
-    <w:p>
-      <w:pPr>
-        <w:spacing w:after="0"/>
-        <w:ind w:firstLine="360"/>
-        <w:rPr>
-          <w:rFonts w:ascii="Times New Roman" w:hAnsi="Times New Roman" w:cs="Times New Roman"/>
-          <w:sz w:val="20"/>
-          <w:szCs w:val="20"/>
-        </w:rPr>
-      </w:pPr>
-      <w:r>
-        <w:rPr>
-          <w:rFonts w:ascii="Times New Roman" w:hAnsi="Times New Roman" w:cs="Times New Roman"/>
-          <w:b/>
-          <w:bCs/>
-          <w:sz w:val="20"/>
-          <w:szCs w:val="20"/>
-        </w:rPr>
-        <w:t>Suraj Bhatta</w:t>
-      </w:r>
-      <w:r>
-        <w:rPr>
-          <w:rFonts w:ascii="Times New Roman" w:hAnsi="Times New Roman" w:cs="Times New Roman"/>
-          <w:sz w:val="20"/>
-          <w:szCs w:val="20"/>
-        </w:rPr>
-        <w:t xml:space="preserve">, North Dakota State University (Jan 2023 </w:t>
-      </w:r>
-      <w:r>
-        <w:rPr>
-          <w:rFonts w:ascii="Times New Roman" w:hAnsi="Times New Roman" w:cs="Times New Roman"/>
-          <w:sz w:val="20"/>
-          <w:szCs w:val="20"/>
-        </w:rPr>
-        <w:t>–</w:t>
-      </w:r>
-      <w:r>
-        <w:rPr>
-          <w:rFonts w:ascii="Times New Roman" w:hAnsi="Times New Roman" w:cs="Times New Roman"/>
-          <w:sz w:val="20"/>
-          <w:szCs w:val="20"/>
-        </w:rPr>
-        <w:t xml:space="preserve"> </w:t>
-      </w:r>
-      <w:r>
-        <w:rPr>
-          <w:rFonts w:ascii="Times New Roman" w:hAnsi="Times New Roman" w:cs="Times New Roman"/>
-          <w:sz w:val="20"/>
-          <w:szCs w:val="20"/>
-        </w:rPr>
-        <w:t>Dec 2024</w:t>
-      </w:r>
-      <w:r>
-        <w:rPr>
-          <w:rFonts w:ascii="Times New Roman" w:hAnsi="Times New Roman" w:cs="Times New Roman"/>
-          <w:sz w:val="20"/>
-          <w:szCs w:val="20"/>
-        </w:rPr>
-        <w:t>)</w:t>
-      </w:r>
-    </w:p>
-    <w:p>
-      <w:pPr>
-        <w:spacing w:after="120"/>
-        <w:ind w:firstLine="360"/>
-        <w:rPr>
-          <w:rFonts w:ascii="Times New Roman" w:hAnsi="Times New Roman" w:cs="Times New Roman"/>
-          <w:sz w:val="20"/>
-          <w:szCs w:val="20"/>
-        </w:rPr>
-      </w:pPr>
-      <w:r>
-        <w:rPr>
-          <w:rFonts w:ascii="Times New Roman" w:hAnsi="Times New Roman" w:cs="Times New Roman"/>
-          <w:b/>
-          <w:bCs/>
-          <w:sz w:val="20"/>
-          <w:szCs w:val="20"/>
-        </w:rPr>
-        <w:t xml:space="preserve">Sai Kiran </w:t>
-      </w:r>
-      <w:proofErr w:type="spellStart"/>
-      <w:r>
-        <w:rPr>
-          <w:rFonts w:ascii="Times New Roman" w:hAnsi="Times New Roman" w:cs="Times New Roman"/>
-          <w:b/>
-          <w:bCs/>
-          <w:sz w:val="20"/>
-          <w:szCs w:val="20"/>
-        </w:rPr>
-        <w:t>Bhrugumalla</w:t>
-      </w:r>
-      <w:proofErr w:type="spellEnd"/>
-      <w:r>
-        <w:rPr>
-          <w:rFonts w:ascii="Times New Roman" w:hAnsi="Times New Roman" w:cs="Times New Roman"/>
-          <w:sz w:val="20"/>
-          <w:szCs w:val="20"/>
-        </w:rPr>
-        <w:t xml:space="preserve">, North Dakota State University (March 2023 </w:t>
-      </w:r>
-      <w:r>
-        <w:rPr>
-          <w:rFonts w:ascii="Times New Roman" w:hAnsi="Times New Roman" w:cs="Times New Roman"/>
-          <w:sz w:val="20"/>
-          <w:szCs w:val="20"/>
-        </w:rPr>
-        <w:t>–</w:t>
-      </w:r>
-      <w:r>
-        <w:rPr>
-          <w:rFonts w:ascii="Times New Roman" w:hAnsi="Times New Roman" w:cs="Times New Roman"/>
-          <w:sz w:val="20"/>
-          <w:szCs w:val="20"/>
-        </w:rPr>
-        <w:t xml:space="preserve"> </w:t>
-      </w:r>
-      <w:r>
-        <w:rPr>
-          <w:rFonts w:ascii="Times New Roman" w:hAnsi="Times New Roman" w:cs="Times New Roman"/>
-          <w:sz w:val="20"/>
-          <w:szCs w:val="20"/>
-        </w:rPr>
-        <w:t>July 2024</w:t>
-      </w:r>
-      <w:r>
-        <w:rPr>
-          <w:rFonts w:ascii="Times New Roman" w:hAnsi="Times New Roman" w:cs="Times New Roman"/>
-          <w:sz w:val="20"/>
-          <w:szCs w:val="20"/>
-        </w:rPr>
-        <w:t>)</w:t>
-      </w:r>
-    </w:p>
-    <w:p>
-      <w:pPr>
-        <w:spacing w:after="0"/>
-        <w:contextualSpacing/>
-        <w:rPr>
-          <w:rFonts w:ascii="Times New Roman" w:hAnsi="Times New Roman" w:cs="Times New Roman"/>
-          <w:b/>
-          <w:bCs/>
-          <w:sz w:val="20"/>
-          <w:szCs w:val="20"/>
-        </w:rPr>
-      </w:pPr>
-      <w:r>
-        <w:rPr>
-          <w:rFonts w:ascii="Times New Roman" w:hAnsi="Times New Roman" w:cs="Times New Roman"/>
-          <w:b/>
-          <w:bCs/>
-          <w:sz w:val="20"/>
-          <w:szCs w:val="20"/>
-        </w:rPr>
-        <w:t>Undergrad</w:t>
-      </w:r>
-      <w:r>
-        <w:rPr>
-          <w:rFonts w:ascii="Times New Roman" w:hAnsi="Times New Roman" w:cs="Times New Roman"/>
-          <w:b/>
-          <w:bCs/>
-          <w:sz w:val="20"/>
-          <w:szCs w:val="20"/>
-        </w:rPr>
-        <w:tab/>
-      </w:r>
-    </w:p>
-    <w:p>
-      <w:pPr>
-        <w:spacing w:after="0"/>
-        <w:ind w:firstLine="432"/>
-        <w:rPr>
-          <w:rFonts w:ascii="Times New Roman" w:hAnsi="Times New Roman" w:cs="Times New Roman"/>
-          <w:b/>
-          <w:bCs/>
-          <w:sz w:val="20"/>
-          <w:szCs w:val="20"/>
-        </w:rPr>
-      </w:pPr>
-      <w:r>
-        <w:rPr>
-          <w:rFonts w:ascii="Times New Roman" w:hAnsi="Times New Roman" w:cs="Times New Roman"/>
-          <w:b/>
-          <w:bCs/>
-          <w:sz w:val="20"/>
-          <w:szCs w:val="20"/>
-        </w:rPr>
-        <w:t>Griffin Winstead</w:t>
-      </w:r>
-      <w:r>
-        <w:rPr>
-          <w:rFonts w:ascii="Times New Roman" w:hAnsi="Times New Roman" w:cs="Times New Roman"/>
-          <w:b/>
-          <w:bCs/>
-          <w:sz w:val="20"/>
-          <w:szCs w:val="20"/>
-        </w:rPr>
-        <w:t xml:space="preserve">, </w:t>
-      </w:r>
-      <w:r>
-        <w:rPr>
-          <w:rFonts w:ascii="Times New Roman" w:hAnsi="Times New Roman" w:cs="Times New Roman"/>
-          <w:sz w:val="20"/>
-          <w:szCs w:val="20"/>
-        </w:rPr>
-        <w:t>North Dakota State University (</w:t>
-      </w:r>
-      <w:r>
-        <w:rPr>
-          <w:rFonts w:ascii="Times New Roman" w:hAnsi="Times New Roman" w:cs="Times New Roman"/>
-          <w:sz w:val="20"/>
-          <w:szCs w:val="20"/>
-        </w:rPr>
-        <w:t xml:space="preserve">Jan </w:t>
-      </w:r>
-      <w:r>
-        <w:rPr>
-          <w:rFonts w:ascii="Times New Roman" w:hAnsi="Times New Roman" w:cs="Times New Roman"/>
-          <w:sz w:val="20"/>
-          <w:szCs w:val="20"/>
-        </w:rPr>
-        <w:t>202</w:t>
-      </w:r>
-      <w:r>
-        <w:rPr>
-          <w:rFonts w:ascii="Times New Roman" w:hAnsi="Times New Roman" w:cs="Times New Roman"/>
-          <w:sz w:val="20"/>
-          <w:szCs w:val="20"/>
-        </w:rPr>
-        <w:t>6</w:t>
-      </w:r>
-      <w:r>
-        <w:rPr>
-          <w:rFonts w:ascii="Times New Roman" w:hAnsi="Times New Roman" w:cs="Times New Roman"/>
-          <w:sz w:val="20"/>
-          <w:szCs w:val="20"/>
-        </w:rPr>
-        <w:t xml:space="preserve"> - current)</w:t>
-      </w:r>
-    </w:p>
-    <w:p>
-      <w:pPr>
-        <w:spacing w:after="240"/>
-        <w:ind w:firstLine="432"/>
+      <w:r>
         <w:rPr>
           <w:rFonts w:ascii="Bell MT" w:hAnsi="Bell MT" w:cs="Times New Roman"/>
           <w:b/>
@@ -6825,7 +6770,71 @@
           <w:szCs w:val="24"/>
           <w:u w:val="single"/>
         </w:rPr>
-      </w:pPr>
+        <w:t xml:space="preserve"> and Mentoring</w:t>
+      </w:r>
+    </w:p>
+    <w:p>
+      <w:pPr>
+        <w:spacing w:after="0"/>
+        <w:contextualSpacing/>
+        <w:rPr>
+          <w:rFonts w:ascii="Times New Roman" w:hAnsi="Times New Roman" w:cs="Times New Roman"/>
+          <w:b/>
+          <w:bCs/>
+          <w:sz w:val="20"/>
+          <w:szCs w:val="20"/>
+        </w:rPr>
+      </w:pPr>
+      <w:r>
+        <w:rPr>
+          <w:rFonts w:ascii="Times New Roman" w:hAnsi="Times New Roman" w:cs="Times New Roman"/>
+          <w:b/>
+          <w:bCs/>
+          <w:sz w:val="20"/>
+          <w:szCs w:val="20"/>
+        </w:rPr>
+        <w:t>Ph.D.</w:t>
+      </w:r>
+      <w:r>
+        <w:rPr>
+          <w:rFonts w:ascii="Times New Roman" w:hAnsi="Times New Roman" w:cs="Times New Roman"/>
+          <w:b/>
+          <w:bCs/>
+          <w:sz w:val="20"/>
+          <w:szCs w:val="20"/>
+        </w:rPr>
+        <w:t xml:space="preserve"> Students Advised</w:t>
+      </w:r>
+    </w:p>
+    <w:p>
+      <w:pPr>
+        <w:spacing w:after="120"/>
+        <w:rPr>
+          <w:rFonts w:ascii="Times New Roman" w:hAnsi="Times New Roman" w:cs="Times New Roman"/>
+          <w:sz w:val="20"/>
+          <w:szCs w:val="20"/>
+        </w:rPr>
+      </w:pPr>
+      <w:r>
+        <w:rPr>
+          <w:rFonts w:ascii="Times New Roman" w:hAnsi="Times New Roman" w:cs="Times New Roman"/>
+          <w:b/>
+          <w:bCs/>
+          <w:sz w:val="20"/>
+          <w:szCs w:val="20"/>
+        </w:rPr>
+        <w:tab/>
+      </w:r>
+      <w:r>
+        <w:rPr>
+          <w:rFonts w:ascii="Times New Roman" w:hAnsi="Times New Roman" w:cs="Times New Roman"/>
+          <w:b/>
+          <w:bCs/>
+          <w:sz w:val="20"/>
+          <w:szCs w:val="20"/>
+        </w:rPr>
+        <w:t xml:space="preserve">Frank </w:t>
+      </w:r>
       <w:proofErr w:type="spellStart"/>
       <w:r>
         <w:rPr>
@@ -6835,41 +6844,1052 @@
           <w:sz w:val="20"/>
           <w:szCs w:val="20"/>
         </w:rPr>
-        <w:t>Xichen</w:t>
+        <w:t>Kendermah</w:t>
       </w:r>
       <w:proofErr w:type="spellEnd"/>
       <w:r>
         <w:rPr>
           <w:rFonts w:ascii="Times New Roman" w:hAnsi="Times New Roman" w:cs="Times New Roman"/>
-          <w:b/>
-          <w:bCs/>
-          <w:sz w:val="20"/>
-          <w:szCs w:val="20"/>
-        </w:rPr>
-        <w:t xml:space="preserve"> Pan</w:t>
-      </w:r>
-      <w:r>
-        <w:rPr>
-          <w:rFonts w:ascii="Times New Roman" w:hAnsi="Times New Roman" w:cs="Times New Roman"/>
-          <w:sz w:val="20"/>
-          <w:szCs w:val="20"/>
-        </w:rPr>
-        <w:t>, University of Alberta (May 2021 – Sep 2021)</w:t>
-      </w:r>
-      <w:r>
-        <w:rPr>
-          <w:rFonts w:ascii="Times New Roman" w:hAnsi="Times New Roman" w:cs="Times New Roman"/>
+          <w:sz w:val="20"/>
+          <w:szCs w:val="20"/>
+        </w:rPr>
+        <w:t>, North Dakota State University (</w:t>
+      </w:r>
+      <w:r>
+        <w:rPr>
+          <w:rFonts w:ascii="Times New Roman" w:hAnsi="Times New Roman" w:cs="Times New Roman"/>
+          <w:sz w:val="20"/>
+          <w:szCs w:val="20"/>
+        </w:rPr>
+        <w:t>Jan</w:t>
+      </w:r>
+      <w:r>
+        <w:rPr>
+          <w:rFonts w:ascii="Times New Roman" w:hAnsi="Times New Roman" w:cs="Times New Roman"/>
+          <w:sz w:val="20"/>
+          <w:szCs w:val="20"/>
+        </w:rPr>
+        <w:t xml:space="preserve"> 202</w:t>
+      </w:r>
+      <w:r>
+        <w:rPr>
+          <w:rFonts w:ascii="Times New Roman" w:hAnsi="Times New Roman" w:cs="Times New Roman"/>
+          <w:sz w:val="20"/>
+          <w:szCs w:val="20"/>
+        </w:rPr>
+        <w:t>6</w:t>
+      </w:r>
+      <w:r>
+        <w:rPr>
+          <w:rFonts w:ascii="Times New Roman" w:hAnsi="Times New Roman" w:cs="Times New Roman"/>
+          <w:sz w:val="20"/>
+          <w:szCs w:val="20"/>
+        </w:rPr>
+        <w:t xml:space="preserve"> - </w:t>
+      </w:r>
+      <w:r>
+        <w:rPr>
+          <w:rFonts w:ascii="Times New Roman" w:hAnsi="Times New Roman" w:cs="Times New Roman"/>
+          <w:sz w:val="20"/>
+          <w:szCs w:val="20"/>
+        </w:rPr>
+        <w:t>Present</w:t>
+      </w:r>
+      <w:r>
+        <w:rPr>
+          <w:rFonts w:ascii="Times New Roman" w:hAnsi="Times New Roman" w:cs="Times New Roman"/>
+          <w:sz w:val="20"/>
+          <w:szCs w:val="20"/>
+        </w:rPr>
+        <w:t>)</w:t>
+      </w:r>
+    </w:p>
+    <w:p>
+      <w:pPr>
+        <w:spacing w:after="0"/>
+        <w:contextualSpacing/>
+        <w:rPr>
+          <w:rFonts w:ascii="Times New Roman" w:hAnsi="Times New Roman" w:cs="Times New Roman"/>
+          <w:b/>
+          <w:bCs/>
+          <w:sz w:val="20"/>
+          <w:szCs w:val="20"/>
+        </w:rPr>
+      </w:pPr>
+      <w:r>
+        <w:rPr>
+          <w:rFonts w:ascii="Times New Roman" w:hAnsi="Times New Roman" w:cs="Times New Roman"/>
+          <w:b/>
+          <w:bCs/>
+          <w:sz w:val="20"/>
+          <w:szCs w:val="20"/>
+        </w:rPr>
+        <w:t>Ph.D.</w:t>
+      </w:r>
+      <w:r>
+        <w:rPr>
+          <w:rFonts w:ascii="Times New Roman" w:hAnsi="Times New Roman" w:cs="Times New Roman"/>
+          <w:b/>
+          <w:bCs/>
+          <w:sz w:val="20"/>
+          <w:szCs w:val="20"/>
+        </w:rPr>
+        <w:t xml:space="preserve"> Students </w:t>
+      </w:r>
+      <w:r>
+        <w:rPr>
+          <w:rFonts w:ascii="Times New Roman" w:hAnsi="Times New Roman" w:cs="Times New Roman"/>
+          <w:b/>
+          <w:bCs/>
+          <w:sz w:val="20"/>
+          <w:szCs w:val="20"/>
+        </w:rPr>
+        <w:t>Mentored</w:t>
+      </w:r>
+    </w:p>
+    <w:p>
+      <w:pPr>
+        <w:spacing w:after="0"/>
+        <w:contextualSpacing/>
+        <w:rPr>
+          <w:rFonts w:ascii="Times New Roman" w:hAnsi="Times New Roman" w:cs="Times New Roman"/>
+          <w:sz w:val="20"/>
+          <w:szCs w:val="20"/>
+        </w:rPr>
+      </w:pPr>
+      <w:r>
+        <w:rPr>
+          <w:rFonts w:ascii="Times New Roman" w:hAnsi="Times New Roman" w:cs="Times New Roman"/>
+          <w:b/>
+          <w:bCs/>
           <w:sz w:val="20"/>
           <w:szCs w:val="20"/>
         </w:rPr>
         <w:tab/>
+      </w:r>
+      <w:proofErr w:type="spellStart"/>
+      <w:r>
+        <w:rPr>
+          <w:rFonts w:ascii="Times New Roman" w:hAnsi="Times New Roman" w:cs="Times New Roman"/>
+          <w:b/>
+          <w:bCs/>
+          <w:sz w:val="20"/>
+          <w:szCs w:val="20"/>
+        </w:rPr>
+        <w:t>Mohayeminul</w:t>
+      </w:r>
+      <w:proofErr w:type="spellEnd"/>
+      <w:r>
+        <w:rPr>
+          <w:rFonts w:ascii="Times New Roman" w:hAnsi="Times New Roman" w:cs="Times New Roman"/>
+          <w:b/>
+          <w:bCs/>
+          <w:sz w:val="20"/>
+          <w:szCs w:val="20"/>
+        </w:rPr>
+        <w:t xml:space="preserve"> Islam</w:t>
+      </w:r>
+      <w:r>
+        <w:rPr>
+          <w:rFonts w:ascii="Times New Roman" w:hAnsi="Times New Roman" w:cs="Times New Roman"/>
+          <w:sz w:val="20"/>
+          <w:szCs w:val="20"/>
+        </w:rPr>
+        <w:t xml:space="preserve">, University of Alberta (Oct 2021 </w:t>
+      </w:r>
+      <w:r>
+        <w:rPr>
+          <w:rFonts w:ascii="Times New Roman" w:hAnsi="Times New Roman" w:cs="Times New Roman"/>
+          <w:sz w:val="20"/>
+          <w:szCs w:val="20"/>
+        </w:rPr>
+        <w:t>–</w:t>
+      </w:r>
+      <w:r>
+        <w:rPr>
+          <w:rFonts w:ascii="Times New Roman" w:hAnsi="Times New Roman" w:cs="Times New Roman"/>
+          <w:sz w:val="20"/>
+          <w:szCs w:val="20"/>
+        </w:rPr>
         <w:t xml:space="preserve"> </w:t>
       </w:r>
-    </w:p>
-    <w:p>
-      <w:pPr>
-        <w:spacing w:after="60"/>
+      <w:r>
+        <w:rPr>
+          <w:rFonts w:ascii="Times New Roman" w:hAnsi="Times New Roman" w:cs="Times New Roman"/>
+          <w:sz w:val="20"/>
+          <w:szCs w:val="20"/>
+        </w:rPr>
+        <w:t>Aug 2025</w:t>
+      </w:r>
+      <w:r>
+        <w:rPr>
+          <w:rFonts w:ascii="Times New Roman" w:hAnsi="Times New Roman" w:cs="Times New Roman"/>
+          <w:sz w:val="20"/>
+          <w:szCs w:val="20"/>
+        </w:rPr>
+        <w:t>)</w:t>
+      </w:r>
+    </w:p>
+    <w:p>
+      <w:pPr>
+        <w:spacing w:after="0"/>
         <w:contextualSpacing/>
+        <w:rPr>
+          <w:rFonts w:ascii="Times New Roman" w:hAnsi="Times New Roman" w:cs="Times New Roman"/>
+          <w:sz w:val="20"/>
+          <w:szCs w:val="20"/>
+        </w:rPr>
+      </w:pPr>
+      <w:r>
+        <w:rPr>
+          <w:rFonts w:ascii="Times New Roman" w:hAnsi="Times New Roman" w:cs="Times New Roman"/>
+          <w:sz w:val="20"/>
+          <w:szCs w:val="20"/>
+        </w:rPr>
+        <w:tab/>
+      </w:r>
+      <w:r>
+        <w:rPr>
+          <w:rFonts w:ascii="Times New Roman" w:hAnsi="Times New Roman" w:cs="Times New Roman"/>
+          <w:b/>
+          <w:bCs/>
+          <w:sz w:val="20"/>
+          <w:szCs w:val="20"/>
+        </w:rPr>
+        <w:t xml:space="preserve">Amjad </w:t>
+      </w:r>
+      <w:proofErr w:type="spellStart"/>
+      <w:r>
+        <w:rPr>
+          <w:rFonts w:ascii="Times New Roman" w:hAnsi="Times New Roman" w:cs="Times New Roman"/>
+          <w:b/>
+          <w:bCs/>
+          <w:sz w:val="20"/>
+          <w:szCs w:val="20"/>
+        </w:rPr>
+        <w:t>Allobadi</w:t>
+      </w:r>
+      <w:proofErr w:type="spellEnd"/>
+      <w:r>
+        <w:rPr>
+          <w:rFonts w:ascii="Times New Roman" w:hAnsi="Times New Roman" w:cs="Times New Roman"/>
+          <w:sz w:val="20"/>
+          <w:szCs w:val="20"/>
+        </w:rPr>
+        <w:t>, North Dakota State University (Aug 2022 – Dec 2023)</w:t>
+      </w:r>
+    </w:p>
+    <w:p>
+      <w:pPr>
+        <w:spacing w:after="120"/>
+        <w:ind w:firstLine="432"/>
+        <w:rPr>
+          <w:rFonts w:ascii="Times New Roman" w:hAnsi="Times New Roman" w:cs="Times New Roman"/>
+          <w:sz w:val="20"/>
+          <w:szCs w:val="20"/>
+        </w:rPr>
+      </w:pPr>
+      <w:r>
+        <w:rPr>
+          <w:rFonts w:ascii="Times New Roman" w:hAnsi="Times New Roman" w:cs="Times New Roman"/>
+          <w:b/>
+          <w:bCs/>
+          <w:sz w:val="20"/>
+          <w:szCs w:val="20"/>
+        </w:rPr>
+        <w:t>Rupinder Kaur</w:t>
+      </w:r>
+      <w:r>
+        <w:rPr>
+          <w:rFonts w:ascii="Times New Roman" w:hAnsi="Times New Roman" w:cs="Times New Roman"/>
+          <w:sz w:val="20"/>
+          <w:szCs w:val="20"/>
+        </w:rPr>
+        <w:t xml:space="preserve">, North Dakota State University (March 2024 </w:t>
+      </w:r>
+      <w:r>
+        <w:rPr>
+          <w:rFonts w:ascii="Times New Roman" w:hAnsi="Times New Roman" w:cs="Times New Roman"/>
+          <w:sz w:val="20"/>
+          <w:szCs w:val="20"/>
+        </w:rPr>
+        <w:t>–</w:t>
+      </w:r>
+      <w:r>
+        <w:rPr>
+          <w:rFonts w:ascii="Times New Roman" w:hAnsi="Times New Roman" w:cs="Times New Roman"/>
+          <w:sz w:val="20"/>
+          <w:szCs w:val="20"/>
+        </w:rPr>
+        <w:t xml:space="preserve"> </w:t>
+      </w:r>
+      <w:r>
+        <w:rPr>
+          <w:rFonts w:ascii="Times New Roman" w:hAnsi="Times New Roman" w:cs="Times New Roman"/>
+          <w:sz w:val="20"/>
+          <w:szCs w:val="20"/>
+        </w:rPr>
+        <w:t>June 2025</w:t>
+      </w:r>
+      <w:r>
+        <w:rPr>
+          <w:rFonts w:ascii="Times New Roman" w:hAnsi="Times New Roman" w:cs="Times New Roman"/>
+          <w:sz w:val="20"/>
+          <w:szCs w:val="20"/>
+        </w:rPr>
+        <w:t>)</w:t>
+      </w:r>
+    </w:p>
+    <w:p>
+      <w:pPr>
+        <w:spacing w:after="0"/>
+        <w:contextualSpacing/>
+        <w:rPr>
+          <w:rFonts w:ascii="Times New Roman" w:hAnsi="Times New Roman" w:cs="Times New Roman"/>
+          <w:sz w:val="20"/>
+          <w:szCs w:val="20"/>
+        </w:rPr>
+      </w:pPr>
+      <w:r>
+        <w:rPr>
+          <w:rFonts w:ascii="Times New Roman" w:hAnsi="Times New Roman" w:cs="Times New Roman"/>
+          <w:b/>
+          <w:bCs/>
+          <w:sz w:val="20"/>
+          <w:szCs w:val="20"/>
+        </w:rPr>
+        <w:t>Master's</w:t>
+      </w:r>
+      <w:r>
+        <w:rPr>
+          <w:rFonts w:ascii="Times New Roman" w:hAnsi="Times New Roman" w:cs="Times New Roman"/>
+          <w:b/>
+          <w:bCs/>
+          <w:sz w:val="20"/>
+          <w:szCs w:val="20"/>
+        </w:rPr>
+        <w:t xml:space="preserve"> Students Advised</w:t>
+      </w:r>
+      <w:r>
+        <w:rPr>
+          <w:rFonts w:ascii="Times New Roman" w:hAnsi="Times New Roman" w:cs="Times New Roman"/>
+          <w:sz w:val="20"/>
+          <w:szCs w:val="20"/>
+        </w:rPr>
+        <w:tab/>
+      </w:r>
+    </w:p>
+    <w:p>
+      <w:pPr>
+        <w:spacing w:after="0"/>
+        <w:ind w:firstLine="360"/>
+        <w:rPr>
+          <w:rFonts w:ascii="Times New Roman" w:hAnsi="Times New Roman" w:cs="Times New Roman"/>
+          <w:b/>
+          <w:bCs/>
+          <w:sz w:val="20"/>
+          <w:szCs w:val="20"/>
+        </w:rPr>
+      </w:pPr>
+      <w:r>
+        <w:rPr>
+          <w:rFonts w:ascii="Times New Roman" w:hAnsi="Times New Roman" w:cs="Times New Roman"/>
+          <w:b/>
+          <w:bCs/>
+          <w:sz w:val="20"/>
+          <w:szCs w:val="20"/>
+        </w:rPr>
+        <w:t xml:space="preserve">Chloe </w:t>
+      </w:r>
+      <w:proofErr w:type="spellStart"/>
+      <w:r>
+        <w:rPr>
+          <w:rFonts w:ascii="Times New Roman" w:hAnsi="Times New Roman" w:cs="Times New Roman"/>
+          <w:b/>
+          <w:bCs/>
+          <w:sz w:val="20"/>
+          <w:szCs w:val="20"/>
+        </w:rPr>
+        <w:t>Chinault</w:t>
+      </w:r>
+      <w:proofErr w:type="spellEnd"/>
+      <w:r>
+        <w:rPr>
+          <w:rFonts w:ascii="Times New Roman" w:hAnsi="Times New Roman" w:cs="Times New Roman"/>
+          <w:b/>
+          <w:bCs/>
+          <w:sz w:val="20"/>
+          <w:szCs w:val="20"/>
+        </w:rPr>
+        <w:t xml:space="preserve">, </w:t>
+      </w:r>
+      <w:r>
+        <w:rPr>
+          <w:rFonts w:ascii="Times New Roman" w:hAnsi="Times New Roman" w:cs="Times New Roman"/>
+          <w:sz w:val="20"/>
+          <w:szCs w:val="20"/>
+        </w:rPr>
+        <w:t>North Dakota State University (</w:t>
+      </w:r>
+      <w:r>
+        <w:rPr>
+          <w:rFonts w:ascii="Times New Roman" w:hAnsi="Times New Roman" w:cs="Times New Roman"/>
+          <w:sz w:val="20"/>
+          <w:szCs w:val="20"/>
+        </w:rPr>
+        <w:t>Sep</w:t>
+      </w:r>
+      <w:r>
+        <w:rPr>
+          <w:rFonts w:ascii="Times New Roman" w:hAnsi="Times New Roman" w:cs="Times New Roman"/>
+          <w:sz w:val="20"/>
+          <w:szCs w:val="20"/>
+        </w:rPr>
+        <w:t xml:space="preserve"> 202</w:t>
+      </w:r>
+      <w:r>
+        <w:rPr>
+          <w:rFonts w:ascii="Times New Roman" w:hAnsi="Times New Roman" w:cs="Times New Roman"/>
+          <w:sz w:val="20"/>
+          <w:szCs w:val="20"/>
+        </w:rPr>
+        <w:t>5</w:t>
+      </w:r>
+      <w:r>
+        <w:rPr>
+          <w:rFonts w:ascii="Times New Roman" w:hAnsi="Times New Roman" w:cs="Times New Roman"/>
+          <w:sz w:val="20"/>
+          <w:szCs w:val="20"/>
+        </w:rPr>
+        <w:t xml:space="preserve"> - </w:t>
+      </w:r>
+      <w:r>
+        <w:rPr>
+          <w:rFonts w:ascii="Times New Roman" w:hAnsi="Times New Roman" w:cs="Times New Roman"/>
+          <w:sz w:val="20"/>
+          <w:szCs w:val="20"/>
+        </w:rPr>
+        <w:t>Present</w:t>
+      </w:r>
+      <w:r>
+        <w:rPr>
+          <w:rFonts w:ascii="Times New Roman" w:hAnsi="Times New Roman" w:cs="Times New Roman"/>
+          <w:sz w:val="20"/>
+          <w:szCs w:val="20"/>
+        </w:rPr>
+        <w:t>)</w:t>
+      </w:r>
+    </w:p>
+    <w:p>
+      <w:pPr>
+        <w:spacing w:after="0"/>
+        <w:ind w:firstLine="360"/>
+        <w:rPr>
+          <w:rFonts w:ascii="Times New Roman" w:hAnsi="Times New Roman" w:cs="Times New Roman"/>
+          <w:b/>
+          <w:bCs/>
+          <w:sz w:val="20"/>
+          <w:szCs w:val="20"/>
+        </w:rPr>
+      </w:pPr>
+      <w:r>
+        <w:rPr>
+          <w:rFonts w:ascii="Times New Roman" w:hAnsi="Times New Roman" w:cs="Times New Roman"/>
+          <w:b/>
+          <w:bCs/>
+          <w:sz w:val="20"/>
+          <w:szCs w:val="20"/>
+        </w:rPr>
+        <w:t xml:space="preserve">Aayush </w:t>
+      </w:r>
+      <w:proofErr w:type="spellStart"/>
+      <w:r>
+        <w:rPr>
+          <w:rFonts w:ascii="Times New Roman" w:hAnsi="Times New Roman" w:cs="Times New Roman"/>
+          <w:b/>
+          <w:bCs/>
+          <w:sz w:val="20"/>
+          <w:szCs w:val="20"/>
+        </w:rPr>
+        <w:t>Lamsal</w:t>
+      </w:r>
+      <w:proofErr w:type="spellEnd"/>
+      <w:r>
+        <w:rPr>
+          <w:rFonts w:ascii="Times New Roman" w:hAnsi="Times New Roman" w:cs="Times New Roman"/>
+          <w:sz w:val="20"/>
+          <w:szCs w:val="20"/>
+        </w:rPr>
+        <w:t>, North Dakota State University (</w:t>
+      </w:r>
+      <w:r>
+        <w:rPr>
+          <w:rFonts w:ascii="Times New Roman" w:hAnsi="Times New Roman" w:cs="Times New Roman"/>
+          <w:sz w:val="20"/>
+          <w:szCs w:val="20"/>
+        </w:rPr>
+        <w:t>Feb</w:t>
+      </w:r>
+      <w:r>
+        <w:rPr>
+          <w:rFonts w:ascii="Times New Roman" w:hAnsi="Times New Roman" w:cs="Times New Roman"/>
+          <w:sz w:val="20"/>
+          <w:szCs w:val="20"/>
+        </w:rPr>
+        <w:t xml:space="preserve"> 202</w:t>
+      </w:r>
+      <w:r>
+        <w:rPr>
+          <w:rFonts w:ascii="Times New Roman" w:hAnsi="Times New Roman" w:cs="Times New Roman"/>
+          <w:sz w:val="20"/>
+          <w:szCs w:val="20"/>
+        </w:rPr>
+        <w:t>5</w:t>
+      </w:r>
+      <w:r>
+        <w:rPr>
+          <w:rFonts w:ascii="Times New Roman" w:hAnsi="Times New Roman" w:cs="Times New Roman"/>
+          <w:sz w:val="20"/>
+          <w:szCs w:val="20"/>
+        </w:rPr>
+        <w:t xml:space="preserve"> - </w:t>
+      </w:r>
+      <w:r>
+        <w:rPr>
+          <w:rFonts w:ascii="Times New Roman" w:hAnsi="Times New Roman" w:cs="Times New Roman"/>
+          <w:sz w:val="20"/>
+          <w:szCs w:val="20"/>
+        </w:rPr>
+        <w:t>Present</w:t>
+      </w:r>
+      <w:r>
+        <w:rPr>
+          <w:rFonts w:ascii="Times New Roman" w:hAnsi="Times New Roman" w:cs="Times New Roman"/>
+          <w:sz w:val="20"/>
+          <w:szCs w:val="20"/>
+        </w:rPr>
+        <w:t>)</w:t>
+      </w:r>
+    </w:p>
+    <w:p>
+      <w:pPr>
+        <w:spacing w:after="0"/>
+        <w:ind w:firstLine="360"/>
+        <w:rPr>
+          <w:rFonts w:ascii="Times New Roman" w:hAnsi="Times New Roman" w:cs="Times New Roman"/>
+          <w:b/>
+          <w:bCs/>
+          <w:sz w:val="20"/>
+          <w:szCs w:val="20"/>
+        </w:rPr>
+      </w:pPr>
+      <w:r>
+        <w:rPr>
+          <w:rFonts w:ascii="Times New Roman" w:hAnsi="Times New Roman" w:cs="Times New Roman"/>
+          <w:b/>
+          <w:bCs/>
+          <w:sz w:val="20"/>
+          <w:szCs w:val="20"/>
+        </w:rPr>
+        <w:t>Suraj Pokhrel</w:t>
+      </w:r>
+      <w:r>
+        <w:rPr>
+          <w:rFonts w:ascii="Times New Roman" w:hAnsi="Times New Roman" w:cs="Times New Roman"/>
+          <w:sz w:val="20"/>
+          <w:szCs w:val="20"/>
+        </w:rPr>
+        <w:t>, North Dakota State University (</w:t>
+      </w:r>
+      <w:r>
+        <w:rPr>
+          <w:rFonts w:ascii="Times New Roman" w:hAnsi="Times New Roman" w:cs="Times New Roman"/>
+          <w:sz w:val="20"/>
+          <w:szCs w:val="20"/>
+        </w:rPr>
+        <w:t>Aug</w:t>
+      </w:r>
+      <w:r>
+        <w:rPr>
+          <w:rFonts w:ascii="Times New Roman" w:hAnsi="Times New Roman" w:cs="Times New Roman"/>
+          <w:sz w:val="20"/>
+          <w:szCs w:val="20"/>
+        </w:rPr>
+        <w:t xml:space="preserve"> 2024 </w:t>
+      </w:r>
+      <w:r>
+        <w:rPr>
+          <w:rFonts w:ascii="Times New Roman" w:hAnsi="Times New Roman" w:cs="Times New Roman"/>
+          <w:sz w:val="20"/>
+          <w:szCs w:val="20"/>
+        </w:rPr>
+        <w:t>–</w:t>
+      </w:r>
+      <w:r>
+        <w:rPr>
+          <w:rFonts w:ascii="Times New Roman" w:hAnsi="Times New Roman" w:cs="Times New Roman"/>
+          <w:sz w:val="20"/>
+          <w:szCs w:val="20"/>
+        </w:rPr>
+        <w:t xml:space="preserve"> </w:t>
+      </w:r>
+      <w:r>
+        <w:rPr>
+          <w:rFonts w:ascii="Times New Roman" w:hAnsi="Times New Roman" w:cs="Times New Roman"/>
+          <w:sz w:val="20"/>
+          <w:szCs w:val="20"/>
+        </w:rPr>
+        <w:t>Dec 2025</w:t>
+      </w:r>
+      <w:r>
+        <w:rPr>
+          <w:rFonts w:ascii="Times New Roman" w:hAnsi="Times New Roman" w:cs="Times New Roman"/>
+          <w:sz w:val="20"/>
+          <w:szCs w:val="20"/>
+        </w:rPr>
+        <w:t>)</w:t>
+      </w:r>
+    </w:p>
+    <w:p>
+      <w:pPr>
+        <w:spacing w:after="0"/>
+        <w:ind w:firstLine="360"/>
+        <w:rPr>
+          <w:rFonts w:ascii="Times New Roman" w:hAnsi="Times New Roman" w:cs="Times New Roman"/>
+          <w:b/>
+          <w:bCs/>
+          <w:sz w:val="20"/>
+          <w:szCs w:val="20"/>
+        </w:rPr>
+      </w:pPr>
+      <w:r>
+        <w:rPr>
+          <w:rFonts w:ascii="Times New Roman" w:hAnsi="Times New Roman" w:cs="Times New Roman"/>
+          <w:b/>
+          <w:bCs/>
+          <w:sz w:val="20"/>
+          <w:szCs w:val="20"/>
+        </w:rPr>
+        <w:t>David Owuor</w:t>
+      </w:r>
+      <w:r>
+        <w:rPr>
+          <w:rFonts w:ascii="Times New Roman" w:hAnsi="Times New Roman" w:cs="Times New Roman"/>
+          <w:sz w:val="20"/>
+          <w:szCs w:val="20"/>
+        </w:rPr>
+        <w:t xml:space="preserve">, North Dakota State University (May 2024 </w:t>
+      </w:r>
+      <w:r>
+        <w:rPr>
+          <w:rFonts w:ascii="Times New Roman" w:hAnsi="Times New Roman" w:cs="Times New Roman"/>
+          <w:sz w:val="20"/>
+          <w:szCs w:val="20"/>
+        </w:rPr>
+        <w:t>–</w:t>
+      </w:r>
+      <w:r>
+        <w:rPr>
+          <w:rFonts w:ascii="Times New Roman" w:hAnsi="Times New Roman" w:cs="Times New Roman"/>
+          <w:sz w:val="20"/>
+          <w:szCs w:val="20"/>
+        </w:rPr>
+        <w:t xml:space="preserve"> </w:t>
+      </w:r>
+      <w:r>
+        <w:rPr>
+          <w:rFonts w:ascii="Times New Roman" w:hAnsi="Times New Roman" w:cs="Times New Roman"/>
+          <w:sz w:val="20"/>
+          <w:szCs w:val="20"/>
+        </w:rPr>
+        <w:t>Dec 2025</w:t>
+      </w:r>
+      <w:r>
+        <w:rPr>
+          <w:rFonts w:ascii="Times New Roman" w:hAnsi="Times New Roman" w:cs="Times New Roman"/>
+          <w:sz w:val="20"/>
+          <w:szCs w:val="20"/>
+        </w:rPr>
+        <w:t>)</w:t>
+      </w:r>
+    </w:p>
+    <w:p>
+      <w:pPr>
+        <w:spacing w:after="0"/>
+        <w:ind w:firstLine="360"/>
+        <w:rPr>
+          <w:rFonts w:ascii="Times New Roman" w:hAnsi="Times New Roman" w:cs="Times New Roman"/>
+          <w:sz w:val="20"/>
+          <w:szCs w:val="20"/>
+        </w:rPr>
+      </w:pPr>
+      <w:r>
+        <w:rPr>
+          <w:rFonts w:ascii="Times New Roman" w:hAnsi="Times New Roman" w:cs="Times New Roman"/>
+          <w:b/>
+          <w:bCs/>
+          <w:sz w:val="20"/>
+          <w:szCs w:val="20"/>
+        </w:rPr>
+        <w:t xml:space="preserve">Frank </w:t>
+      </w:r>
+      <w:proofErr w:type="spellStart"/>
+      <w:r>
+        <w:rPr>
+          <w:rFonts w:ascii="Times New Roman" w:hAnsi="Times New Roman" w:cs="Times New Roman"/>
+          <w:b/>
+          <w:bCs/>
+          <w:sz w:val="20"/>
+          <w:szCs w:val="20"/>
+        </w:rPr>
+        <w:t>Kendermah</w:t>
+      </w:r>
+      <w:proofErr w:type="spellEnd"/>
+      <w:r>
+        <w:rPr>
+          <w:rFonts w:ascii="Times New Roman" w:hAnsi="Times New Roman" w:cs="Times New Roman"/>
+          <w:sz w:val="20"/>
+          <w:szCs w:val="20"/>
+        </w:rPr>
+        <w:t>, North Dakota State University (</w:t>
+      </w:r>
+      <w:r>
+        <w:rPr>
+          <w:rFonts w:ascii="Times New Roman" w:hAnsi="Times New Roman" w:cs="Times New Roman"/>
+          <w:sz w:val="20"/>
+          <w:szCs w:val="20"/>
+        </w:rPr>
+        <w:t xml:space="preserve">Feb 2024 </w:t>
+      </w:r>
+      <w:r>
+        <w:rPr>
+          <w:rFonts w:ascii="Times New Roman" w:hAnsi="Times New Roman" w:cs="Times New Roman"/>
+          <w:sz w:val="20"/>
+          <w:szCs w:val="20"/>
+        </w:rPr>
+        <w:t>–</w:t>
+      </w:r>
+      <w:r>
+        <w:rPr>
+          <w:rFonts w:ascii="Times New Roman" w:hAnsi="Times New Roman" w:cs="Times New Roman"/>
+          <w:sz w:val="20"/>
+          <w:szCs w:val="20"/>
+        </w:rPr>
+        <w:t xml:space="preserve"> </w:t>
+      </w:r>
+      <w:r>
+        <w:rPr>
+          <w:rFonts w:ascii="Times New Roman" w:hAnsi="Times New Roman" w:cs="Times New Roman"/>
+          <w:sz w:val="20"/>
+          <w:szCs w:val="20"/>
+        </w:rPr>
+        <w:t>Dec 2025</w:t>
+      </w:r>
+      <w:r>
+        <w:rPr>
+          <w:rFonts w:ascii="Times New Roman" w:hAnsi="Times New Roman" w:cs="Times New Roman"/>
+          <w:sz w:val="20"/>
+          <w:szCs w:val="20"/>
+        </w:rPr>
+        <w:t>)</w:t>
+      </w:r>
+    </w:p>
+    <w:p>
+      <w:pPr>
+        <w:spacing w:after="0"/>
+        <w:ind w:firstLine="360"/>
+        <w:rPr>
+          <w:rFonts w:ascii="Times New Roman" w:hAnsi="Times New Roman" w:cs="Times New Roman"/>
+          <w:sz w:val="20"/>
+          <w:szCs w:val="20"/>
+        </w:rPr>
+      </w:pPr>
+      <w:r>
+        <w:rPr>
+          <w:rFonts w:ascii="Times New Roman" w:hAnsi="Times New Roman" w:cs="Times New Roman"/>
+          <w:b/>
+          <w:bCs/>
+          <w:sz w:val="20"/>
+          <w:szCs w:val="20"/>
+        </w:rPr>
+        <w:t>Suraj Bhatta</w:t>
+      </w:r>
+      <w:r>
+        <w:rPr>
+          <w:rFonts w:ascii="Times New Roman" w:hAnsi="Times New Roman" w:cs="Times New Roman"/>
+          <w:sz w:val="20"/>
+          <w:szCs w:val="20"/>
+        </w:rPr>
+        <w:t xml:space="preserve">, North Dakota State University (Jan 2023 </w:t>
+      </w:r>
+      <w:r>
+        <w:rPr>
+          <w:rFonts w:ascii="Times New Roman" w:hAnsi="Times New Roman" w:cs="Times New Roman"/>
+          <w:sz w:val="20"/>
+          <w:szCs w:val="20"/>
+        </w:rPr>
+        <w:t>–</w:t>
+      </w:r>
+      <w:r>
+        <w:rPr>
+          <w:rFonts w:ascii="Times New Roman" w:hAnsi="Times New Roman" w:cs="Times New Roman"/>
+          <w:sz w:val="20"/>
+          <w:szCs w:val="20"/>
+        </w:rPr>
+        <w:t xml:space="preserve"> </w:t>
+      </w:r>
+      <w:r>
+        <w:rPr>
+          <w:rFonts w:ascii="Times New Roman" w:hAnsi="Times New Roman" w:cs="Times New Roman"/>
+          <w:sz w:val="20"/>
+          <w:szCs w:val="20"/>
+        </w:rPr>
+        <w:t>Dec 2024</w:t>
+      </w:r>
+      <w:r>
+        <w:rPr>
+          <w:rFonts w:ascii="Times New Roman" w:hAnsi="Times New Roman" w:cs="Times New Roman"/>
+          <w:sz w:val="20"/>
+          <w:szCs w:val="20"/>
+        </w:rPr>
+        <w:t>)</w:t>
+      </w:r>
+    </w:p>
+    <w:p>
+      <w:pPr>
+        <w:spacing w:after="120"/>
+        <w:ind w:firstLine="360"/>
+        <w:rPr>
+          <w:rFonts w:ascii="Times New Roman" w:hAnsi="Times New Roman" w:cs="Times New Roman"/>
+          <w:sz w:val="20"/>
+          <w:szCs w:val="20"/>
+        </w:rPr>
+      </w:pPr>
+      <w:r>
+        <w:rPr>
+          <w:rFonts w:ascii="Times New Roman" w:hAnsi="Times New Roman" w:cs="Times New Roman"/>
+          <w:b/>
+          <w:bCs/>
+          <w:sz w:val="20"/>
+          <w:szCs w:val="20"/>
+        </w:rPr>
+        <w:t xml:space="preserve">Sai Kiran </w:t>
+      </w:r>
+      <w:proofErr w:type="spellStart"/>
+      <w:r>
+        <w:rPr>
+          <w:rFonts w:ascii="Times New Roman" w:hAnsi="Times New Roman" w:cs="Times New Roman"/>
+          <w:b/>
+          <w:bCs/>
+          <w:sz w:val="20"/>
+          <w:szCs w:val="20"/>
+        </w:rPr>
+        <w:t>Bhrugumalla</w:t>
+      </w:r>
+      <w:proofErr w:type="spellEnd"/>
+      <w:r>
+        <w:rPr>
+          <w:rFonts w:ascii="Times New Roman" w:hAnsi="Times New Roman" w:cs="Times New Roman"/>
+          <w:sz w:val="20"/>
+          <w:szCs w:val="20"/>
+        </w:rPr>
+        <w:t xml:space="preserve">, North Dakota State University (March 2023 </w:t>
+      </w:r>
+      <w:r>
+        <w:rPr>
+          <w:rFonts w:ascii="Times New Roman" w:hAnsi="Times New Roman" w:cs="Times New Roman"/>
+          <w:sz w:val="20"/>
+          <w:szCs w:val="20"/>
+        </w:rPr>
+        <w:t>–</w:t>
+      </w:r>
+      <w:r>
+        <w:rPr>
+          <w:rFonts w:ascii="Times New Roman" w:hAnsi="Times New Roman" w:cs="Times New Roman"/>
+          <w:sz w:val="20"/>
+          <w:szCs w:val="20"/>
+        </w:rPr>
+        <w:t xml:space="preserve"> </w:t>
+      </w:r>
+      <w:r>
+        <w:rPr>
+          <w:rFonts w:ascii="Times New Roman" w:hAnsi="Times New Roman" w:cs="Times New Roman"/>
+          <w:sz w:val="20"/>
+          <w:szCs w:val="20"/>
+        </w:rPr>
+        <w:t>July 2024</w:t>
+      </w:r>
+      <w:r>
+        <w:rPr>
+          <w:rFonts w:ascii="Times New Roman" w:hAnsi="Times New Roman" w:cs="Times New Roman"/>
+          <w:sz w:val="20"/>
+          <w:szCs w:val="20"/>
+        </w:rPr>
+        <w:t>)</w:t>
+      </w:r>
+    </w:p>
+    <w:p>
+      <w:pPr>
+        <w:spacing w:after="0"/>
+        <w:contextualSpacing/>
+        <w:rPr>
+          <w:rFonts w:ascii="Times New Roman" w:hAnsi="Times New Roman" w:cs="Times New Roman"/>
+          <w:b/>
+          <w:bCs/>
+          <w:sz w:val="20"/>
+          <w:szCs w:val="20"/>
+        </w:rPr>
+      </w:pPr>
+      <w:r>
+        <w:rPr>
+          <w:rFonts w:ascii="Times New Roman" w:hAnsi="Times New Roman" w:cs="Times New Roman"/>
+          <w:b/>
+          <w:bCs/>
+          <w:sz w:val="20"/>
+          <w:szCs w:val="20"/>
+        </w:rPr>
+        <w:t>Undergrad</w:t>
+      </w:r>
+      <w:r>
+        <w:rPr>
+          <w:rFonts w:ascii="Times New Roman" w:hAnsi="Times New Roman" w:cs="Times New Roman"/>
+          <w:b/>
+          <w:bCs/>
+          <w:sz w:val="20"/>
+          <w:szCs w:val="20"/>
+        </w:rPr>
+        <w:t>uate</w:t>
+      </w:r>
+      <w:r>
+        <w:rPr>
+          <w:rFonts w:ascii="Times New Roman" w:hAnsi="Times New Roman" w:cs="Times New Roman"/>
+          <w:b/>
+          <w:bCs/>
+          <w:sz w:val="20"/>
+          <w:szCs w:val="20"/>
+        </w:rPr>
+        <w:t xml:space="preserve"> Research Interns</w:t>
+      </w:r>
+      <w:r>
+        <w:rPr>
+          <w:rFonts w:ascii="Times New Roman" w:hAnsi="Times New Roman" w:cs="Times New Roman"/>
+          <w:b/>
+          <w:bCs/>
+          <w:sz w:val="20"/>
+          <w:szCs w:val="20"/>
+        </w:rPr>
+        <w:tab/>
+      </w:r>
+    </w:p>
+    <w:p>
+      <w:pPr>
+        <w:spacing w:after="0"/>
+        <w:ind w:firstLine="432"/>
+        <w:rPr>
+          <w:rFonts w:ascii="Times New Roman" w:hAnsi="Times New Roman" w:cs="Times New Roman"/>
+          <w:b/>
+          <w:bCs/>
+          <w:sz w:val="20"/>
+          <w:szCs w:val="20"/>
+        </w:rPr>
+      </w:pPr>
+      <w:r>
+        <w:rPr>
+          <w:rFonts w:ascii="Times New Roman" w:hAnsi="Times New Roman" w:cs="Times New Roman"/>
+          <w:b/>
+          <w:bCs/>
+          <w:sz w:val="20"/>
+          <w:szCs w:val="20"/>
+        </w:rPr>
+        <w:t>Griffin Winstead</w:t>
+      </w:r>
+      <w:r>
+        <w:rPr>
+          <w:rFonts w:ascii="Times New Roman" w:hAnsi="Times New Roman" w:cs="Times New Roman"/>
+          <w:b/>
+          <w:bCs/>
+          <w:sz w:val="20"/>
+          <w:szCs w:val="20"/>
+        </w:rPr>
+        <w:t xml:space="preserve">, </w:t>
+      </w:r>
+      <w:r>
+        <w:rPr>
+          <w:rFonts w:ascii="Times New Roman" w:hAnsi="Times New Roman" w:cs="Times New Roman"/>
+          <w:sz w:val="20"/>
+          <w:szCs w:val="20"/>
+        </w:rPr>
+        <w:t>North Dakota State University (</w:t>
+      </w:r>
+      <w:r>
+        <w:rPr>
+          <w:rFonts w:ascii="Times New Roman" w:hAnsi="Times New Roman" w:cs="Times New Roman"/>
+          <w:sz w:val="20"/>
+          <w:szCs w:val="20"/>
+        </w:rPr>
+        <w:t xml:space="preserve">Jan </w:t>
+      </w:r>
+      <w:r>
+        <w:rPr>
+          <w:rFonts w:ascii="Times New Roman" w:hAnsi="Times New Roman" w:cs="Times New Roman"/>
+          <w:sz w:val="20"/>
+          <w:szCs w:val="20"/>
+        </w:rPr>
+        <w:t>202</w:t>
+      </w:r>
+      <w:r>
+        <w:rPr>
+          <w:rFonts w:ascii="Times New Roman" w:hAnsi="Times New Roman" w:cs="Times New Roman"/>
+          <w:sz w:val="20"/>
+          <w:szCs w:val="20"/>
+        </w:rPr>
+        <w:t>6</w:t>
+      </w:r>
+      <w:r>
+        <w:rPr>
+          <w:rFonts w:ascii="Times New Roman" w:hAnsi="Times New Roman" w:cs="Times New Roman"/>
+          <w:sz w:val="20"/>
+          <w:szCs w:val="20"/>
+        </w:rPr>
+        <w:t xml:space="preserve"> </w:t>
+      </w:r>
+      <w:r>
+        <w:rPr>
+          <w:rFonts w:ascii="Times New Roman" w:hAnsi="Times New Roman" w:cs="Times New Roman"/>
+          <w:sz w:val="20"/>
+          <w:szCs w:val="20"/>
+        </w:rPr>
+        <w:t>–</w:t>
+      </w:r>
+      <w:r>
+        <w:rPr>
+          <w:rFonts w:ascii="Times New Roman" w:hAnsi="Times New Roman" w:cs="Times New Roman"/>
+          <w:sz w:val="20"/>
+          <w:szCs w:val="20"/>
+        </w:rPr>
+        <w:t xml:space="preserve"> </w:t>
+      </w:r>
+      <w:r>
+        <w:rPr>
+          <w:rFonts w:ascii="Times New Roman" w:hAnsi="Times New Roman" w:cs="Times New Roman"/>
+          <w:sz w:val="20"/>
+          <w:szCs w:val="20"/>
+        </w:rPr>
+        <w:t>May 2026</w:t>
+      </w:r>
+      <w:r>
+        <w:rPr>
+          <w:rFonts w:ascii="Times New Roman" w:hAnsi="Times New Roman" w:cs="Times New Roman"/>
+          <w:sz w:val="20"/>
+          <w:szCs w:val="20"/>
+        </w:rPr>
+        <w:t>)</w:t>
+      </w:r>
+    </w:p>
+    <w:p>
+      <w:pPr>
+        <w:spacing w:after="240"/>
+        <w:ind w:firstLine="432"/>
         <w:rPr>
           <w:rFonts w:ascii="Bell MT" w:hAnsi="Bell MT" w:cs="Times New Roman"/>
           <w:b/>
@@ -6878,7 +7898,50 @@
           <w:u w:val="single"/>
         </w:rPr>
       </w:pPr>
-      <w:r>
+      <w:proofErr w:type="spellStart"/>
+      <w:r>
+        <w:rPr>
+          <w:rFonts w:ascii="Times New Roman" w:hAnsi="Times New Roman" w:cs="Times New Roman"/>
+          <w:b/>
+          <w:bCs/>
+          <w:sz w:val="20"/>
+          <w:szCs w:val="20"/>
+        </w:rPr>
+        <w:t>Xichen</w:t>
+      </w:r>
+      <w:proofErr w:type="spellEnd"/>
+      <w:r>
+        <w:rPr>
+          <w:rFonts w:ascii="Times New Roman" w:hAnsi="Times New Roman" w:cs="Times New Roman"/>
+          <w:b/>
+          <w:bCs/>
+          <w:sz w:val="20"/>
+          <w:szCs w:val="20"/>
+        </w:rPr>
+        <w:t xml:space="preserve"> Pan</w:t>
+      </w:r>
+      <w:r>
+        <w:rPr>
+          <w:rFonts w:ascii="Times New Roman" w:hAnsi="Times New Roman" w:cs="Times New Roman"/>
+          <w:sz w:val="20"/>
+          <w:szCs w:val="20"/>
+        </w:rPr>
+        <w:t>, University of Alberta (May 2021 – Sep 2021)</w:t>
+      </w:r>
+      <w:r>
+        <w:rPr>
+          <w:rFonts w:ascii="Times New Roman" w:hAnsi="Times New Roman" w:cs="Times New Roman"/>
+          <w:sz w:val="20"/>
+          <w:szCs w:val="20"/>
+        </w:rPr>
+        <w:tab/>
+        <w:t xml:space="preserve"> </w:t>
+      </w:r>
+    </w:p>
+    <w:p>
+      <w:pPr>
+        <w:spacing w:after="60"/>
+        <w:contextualSpacing/>
         <w:rPr>
           <w:rFonts w:ascii="Bell MT" w:hAnsi="Bell MT" w:cs="Times New Roman"/>
           <w:b/>
@@ -6886,7 +7949,47 @@
           <w:szCs w:val="24"/>
           <w:u w:val="single"/>
         </w:rPr>
+      </w:pPr>
+      <w:r>
+        <w:rPr>
+          <w:rFonts w:ascii="Bell MT" w:hAnsi="Bell MT" w:cs="Times New Roman"/>
+          <w:b/>
+          <w:sz w:val="24"/>
+          <w:szCs w:val="24"/>
+          <w:u w:val="single"/>
+        </w:rPr>
         <w:t>Teaching</w:t>
+      </w:r>
+      <w:r>
+        <w:rPr>
+          <w:rFonts w:ascii="Bell MT" w:hAnsi="Bell MT" w:cs="Times New Roman"/>
+          <w:b/>
+          <w:sz w:val="24"/>
+          <w:szCs w:val="24"/>
+          <w:u w:val="single"/>
+        </w:rPr>
+        <w:t xml:space="preserve"> Experience</w:t>
+      </w:r>
+    </w:p>
+    <w:p>
+      <w:pPr>
+        <w:spacing w:after="60"/>
+        <w:contextualSpacing/>
+        <w:rPr>
+          <w:rFonts w:ascii="Times New Roman" w:hAnsi="Times New Roman" w:cs="Times New Roman"/>
+          <w:b/>
+          <w:sz w:val="20"/>
+          <w:szCs w:val="20"/>
+        </w:rPr>
+      </w:pPr>
+      <w:r>
+        <w:rPr>
+          <w:rFonts w:ascii="Times New Roman" w:hAnsi="Times New Roman" w:cs="Times New Roman"/>
+          <w:b/>
+          <w:sz w:val="20"/>
+          <w:szCs w:val="20"/>
+        </w:rPr>
+        <w:t>North Dakota State University</w:t>
       </w:r>
     </w:p>
     <w:p>
@@ -6925,7 +8028,7 @@
           <w:sz w:val="20"/>
           <w:szCs w:val="20"/>
         </w:rPr>
-        <w:t>.</w:t>
+        <w:t>:</w:t>
       </w:r>
       <w:r>
         <w:rPr>
@@ -6943,16 +8046,16 @@
           <w:sz w:val="20"/>
           <w:szCs w:val="20"/>
         </w:rPr>
-        <w:t>, NDSU – Fall</w:t>
-      </w:r>
-      <w:r>
-        <w:rPr>
-          <w:rFonts w:ascii="Times New Roman" w:hAnsi="Times New Roman" w:cs="Times New Roman"/>
-          <w:bCs/>
-          <w:sz w:val="20"/>
-          <w:szCs w:val="20"/>
-        </w:rPr>
-        <w:t>’</w:t>
+        <w:t>, Fall</w:t>
+      </w:r>
+      <w:r>
+        <w:rPr>
+          <w:rFonts w:ascii="Times New Roman" w:hAnsi="Times New Roman" w:cs="Times New Roman"/>
+          <w:bCs/>
+          <w:sz w:val="20"/>
+          <w:szCs w:val="20"/>
+        </w:rPr>
+        <w:t xml:space="preserve"> 20</w:t>
       </w:r>
       <w:r>
         <w:rPr>
@@ -6970,16 +8073,79 @@
           <w:sz w:val="20"/>
           <w:szCs w:val="20"/>
         </w:rPr>
-        <w:t>, 24</w:t>
-      </w:r>
-      <w:r>
-        <w:rPr>
-          <w:rFonts w:ascii="Times New Roman" w:hAnsi="Times New Roman" w:cs="Times New Roman"/>
-          <w:bCs/>
-          <w:sz w:val="20"/>
-          <w:szCs w:val="20"/>
-        </w:rPr>
-        <w:t>, 25</w:t>
+        <w:t xml:space="preserve">, </w:t>
+      </w:r>
+      <w:r>
+        <w:rPr>
+          <w:rFonts w:ascii="Times New Roman" w:hAnsi="Times New Roman" w:cs="Times New Roman"/>
+          <w:bCs/>
+          <w:sz w:val="20"/>
+          <w:szCs w:val="20"/>
+        </w:rPr>
+        <w:t>20</w:t>
+      </w:r>
+      <w:r>
+        <w:rPr>
+          <w:rFonts w:ascii="Times New Roman" w:hAnsi="Times New Roman" w:cs="Times New Roman"/>
+          <w:bCs/>
+          <w:sz w:val="20"/>
+          <w:szCs w:val="20"/>
+        </w:rPr>
+        <w:t>24</w:t>
+      </w:r>
+      <w:r>
+        <w:rPr>
+          <w:rFonts w:ascii="Times New Roman" w:hAnsi="Times New Roman" w:cs="Times New Roman"/>
+          <w:bCs/>
+          <w:sz w:val="20"/>
+          <w:szCs w:val="20"/>
+        </w:rPr>
+        <w:t xml:space="preserve">, </w:t>
+      </w:r>
+      <w:r>
+        <w:rPr>
+          <w:rFonts w:ascii="Times New Roman" w:hAnsi="Times New Roman" w:cs="Times New Roman"/>
+          <w:bCs/>
+          <w:sz w:val="20"/>
+          <w:szCs w:val="20"/>
+        </w:rPr>
+        <w:t>20</w:t>
+      </w:r>
+      <w:r>
+        <w:rPr>
+          <w:rFonts w:ascii="Times New Roman" w:hAnsi="Times New Roman" w:cs="Times New Roman"/>
+          <w:bCs/>
+          <w:sz w:val="20"/>
+          <w:szCs w:val="20"/>
+        </w:rPr>
+        <w:t>25</w:t>
+      </w:r>
+      <w:r>
+        <w:rPr>
+          <w:rFonts w:ascii="Times New Roman" w:hAnsi="Times New Roman" w:cs="Times New Roman"/>
+          <w:bCs/>
+          <w:sz w:val="20"/>
+          <w:szCs w:val="20"/>
+        </w:rPr>
+        <w:t xml:space="preserve">, </w:t>
+      </w:r>
+      <w:r>
+        <w:rPr>
+          <w:rFonts w:ascii="Times New Roman" w:hAnsi="Times New Roman" w:cs="Times New Roman"/>
+          <w:bCs/>
+          <w:sz w:val="20"/>
+          <w:szCs w:val="20"/>
+        </w:rPr>
+        <w:t>20</w:t>
+      </w:r>
+      <w:r>
+        <w:rPr>
+          <w:rFonts w:ascii="Times New Roman" w:hAnsi="Times New Roman" w:cs="Times New Roman"/>
+          <w:bCs/>
+          <w:sz w:val="20"/>
+          <w:szCs w:val="20"/>
+        </w:rPr>
+        <w:t>26</w:t>
       </w:r>
     </w:p>
     <w:p>
@@ -7018,25 +8184,70 @@
           <w:sz w:val="20"/>
           <w:szCs w:val="20"/>
         </w:rPr>
-        <w:t>12.</w:t>
-      </w:r>
-      <w:r>
-        <w:rPr>
-          <w:rFonts w:ascii="Times New Roman" w:hAnsi="Times New Roman" w:cs="Times New Roman"/>
-          <w:bCs/>
-          <w:sz w:val="20"/>
-          <w:szCs w:val="20"/>
-        </w:rPr>
-        <w:t xml:space="preserve"> Mobile Software Engineering, NDSU – Spring’25</w:t>
-      </w:r>
-      <w:r>
-        <w:rPr>
-          <w:rFonts w:ascii="Times New Roman" w:hAnsi="Times New Roman" w:cs="Times New Roman"/>
-          <w:bCs/>
-          <w:sz w:val="20"/>
-          <w:szCs w:val="20"/>
-        </w:rPr>
-        <w:t>, 26</w:t>
+        <w:t>12</w:t>
+      </w:r>
+      <w:r>
+        <w:rPr>
+          <w:rFonts w:ascii="Times New Roman" w:hAnsi="Times New Roman" w:cs="Times New Roman"/>
+          <w:b/>
+          <w:sz w:val="20"/>
+          <w:szCs w:val="20"/>
+        </w:rPr>
+        <w:t>:</w:t>
+      </w:r>
+      <w:r>
+        <w:rPr>
+          <w:rFonts w:ascii="Times New Roman" w:hAnsi="Times New Roman" w:cs="Times New Roman"/>
+          <w:bCs/>
+          <w:sz w:val="20"/>
+          <w:szCs w:val="20"/>
+        </w:rPr>
+        <w:t xml:space="preserve"> Mobile Software Engineering, Spring</w:t>
+      </w:r>
+      <w:r>
+        <w:rPr>
+          <w:rFonts w:ascii="Times New Roman" w:hAnsi="Times New Roman" w:cs="Times New Roman"/>
+          <w:bCs/>
+          <w:sz w:val="20"/>
+          <w:szCs w:val="20"/>
+        </w:rPr>
+        <w:t xml:space="preserve"> 20</w:t>
+      </w:r>
+      <w:r>
+        <w:rPr>
+          <w:rFonts w:ascii="Times New Roman" w:hAnsi="Times New Roman" w:cs="Times New Roman"/>
+          <w:bCs/>
+          <w:sz w:val="20"/>
+          <w:szCs w:val="20"/>
+        </w:rPr>
+        <w:t>25</w:t>
+      </w:r>
+      <w:r>
+        <w:rPr>
+          <w:rFonts w:ascii="Times New Roman" w:hAnsi="Times New Roman" w:cs="Times New Roman"/>
+          <w:bCs/>
+          <w:sz w:val="20"/>
+          <w:szCs w:val="20"/>
+        </w:rPr>
+        <w:t xml:space="preserve">, </w:t>
+      </w:r>
+      <w:r>
+        <w:rPr>
+          <w:rFonts w:ascii="Times New Roman" w:hAnsi="Times New Roman" w:cs="Times New Roman"/>
+          <w:bCs/>
+          <w:sz w:val="20"/>
+          <w:szCs w:val="20"/>
+        </w:rPr>
+        <w:t>20</w:t>
+      </w:r>
+      <w:r>
+        <w:rPr>
+          <w:rFonts w:ascii="Times New Roman" w:hAnsi="Times New Roman" w:cs="Times New Roman"/>
+          <w:bCs/>
+          <w:sz w:val="20"/>
+          <w:szCs w:val="20"/>
+        </w:rPr>
+        <w:t>26</w:t>
       </w:r>
     </w:p>
     <w:p>
@@ -7075,7 +8286,7 @@
           <w:sz w:val="20"/>
           <w:szCs w:val="20"/>
         </w:rPr>
-        <w:t>.</w:t>
+        <w:t>:</w:t>
       </w:r>
       <w:r>
         <w:rPr>
@@ -7102,34 +8313,25 @@
           <w:sz w:val="20"/>
           <w:szCs w:val="20"/>
         </w:rPr>
-        <w:t xml:space="preserve">, NDSU </w:t>
-      </w:r>
-      <w:r>
-        <w:rPr>
-          <w:rFonts w:ascii="Times New Roman" w:hAnsi="Times New Roman" w:cs="Times New Roman"/>
-          <w:bCs/>
-          <w:sz w:val="20"/>
-          <w:szCs w:val="20"/>
-        </w:rPr>
-        <w:t>–</w:t>
-      </w:r>
-      <w:r>
-        <w:rPr>
-          <w:rFonts w:ascii="Times New Roman" w:hAnsi="Times New Roman" w:cs="Times New Roman"/>
-          <w:bCs/>
-          <w:sz w:val="20"/>
-          <w:szCs w:val="20"/>
-        </w:rPr>
-        <w:t xml:space="preserve"> Fall</w:t>
-      </w:r>
-      <w:r>
-        <w:rPr>
-          <w:rFonts w:ascii="Times New Roman" w:hAnsi="Times New Roman" w:cs="Times New Roman"/>
-          <w:bCs/>
-          <w:sz w:val="20"/>
-          <w:szCs w:val="20"/>
-        </w:rPr>
-        <w:t>’</w:t>
+        <w:t>es</w:t>
+      </w:r>
+      <w:r>
+        <w:rPr>
+          <w:rFonts w:ascii="Times New Roman" w:hAnsi="Times New Roman" w:cs="Times New Roman"/>
+          <w:bCs/>
+          <w:sz w:val="20"/>
+          <w:szCs w:val="20"/>
+        </w:rPr>
+        <w:t>, Fall</w:t>
+      </w:r>
+      <w:r>
+        <w:rPr>
+          <w:rFonts w:ascii="Times New Roman" w:hAnsi="Times New Roman" w:cs="Times New Roman"/>
+          <w:bCs/>
+          <w:sz w:val="20"/>
+          <w:szCs w:val="20"/>
+        </w:rPr>
+        <w:t xml:space="preserve"> 20</w:t>
       </w:r>
       <w:r>
         <w:rPr>
@@ -7148,6 +8350,33 @@
           <w:szCs w:val="20"/>
         </w:rPr>
         <w:t>5</w:t>
+      </w:r>
+      <w:r>
+        <w:rPr>
+          <w:rFonts w:ascii="Times New Roman" w:hAnsi="Times New Roman" w:cs="Times New Roman"/>
+          <w:bCs/>
+          <w:sz w:val="20"/>
+          <w:szCs w:val="20"/>
+        </w:rPr>
+        <w:t xml:space="preserve">, </w:t>
+      </w:r>
+      <w:r>
+        <w:rPr>
+          <w:rFonts w:ascii="Times New Roman" w:hAnsi="Times New Roman" w:cs="Times New Roman"/>
+          <w:bCs/>
+          <w:sz w:val="20"/>
+          <w:szCs w:val="20"/>
+        </w:rPr>
+        <w:t>20</w:t>
+      </w:r>
+      <w:r>
+        <w:rPr>
+          <w:rFonts w:ascii="Times New Roman" w:hAnsi="Times New Roman" w:cs="Times New Roman"/>
+          <w:bCs/>
+          <w:sz w:val="20"/>
+          <w:szCs w:val="20"/>
+        </w:rPr>
+        <w:t>26</w:t>
       </w:r>
     </w:p>
     <w:p>
@@ -7168,43 +8397,34 @@
           <w:sz w:val="20"/>
           <w:szCs w:val="20"/>
         </w:rPr>
-        <w:t>CSCI 714.</w:t>
-      </w:r>
-      <w:r>
-        <w:rPr>
-          <w:rFonts w:ascii="Times New Roman" w:hAnsi="Times New Roman" w:cs="Times New Roman"/>
-          <w:bCs/>
-          <w:sz w:val="20"/>
-          <w:szCs w:val="20"/>
-        </w:rPr>
-        <w:t xml:space="preserve"> Software Project Planning and Estimation, NDSU </w:t>
-      </w:r>
-      <w:r>
-        <w:rPr>
-          <w:rFonts w:ascii="Times New Roman" w:hAnsi="Times New Roman" w:cs="Times New Roman"/>
-          <w:bCs/>
-          <w:sz w:val="20"/>
-          <w:szCs w:val="20"/>
-        </w:rPr>
-        <w:t>–</w:t>
-      </w:r>
-      <w:r>
-        <w:rPr>
-          <w:rFonts w:ascii="Times New Roman" w:hAnsi="Times New Roman" w:cs="Times New Roman"/>
-          <w:bCs/>
-          <w:sz w:val="20"/>
-          <w:szCs w:val="20"/>
-        </w:rPr>
-        <w:t xml:space="preserve"> Fall</w:t>
-      </w:r>
-      <w:r>
-        <w:rPr>
-          <w:rFonts w:ascii="Times New Roman" w:hAnsi="Times New Roman" w:cs="Times New Roman"/>
-          <w:bCs/>
-          <w:sz w:val="20"/>
-          <w:szCs w:val="20"/>
-        </w:rPr>
-        <w:t>’</w:t>
+        <w:t>CSCI 714</w:t>
+      </w:r>
+      <w:r>
+        <w:rPr>
+          <w:rFonts w:ascii="Times New Roman" w:hAnsi="Times New Roman" w:cs="Times New Roman"/>
+          <w:b/>
+          <w:sz w:val="20"/>
+          <w:szCs w:val="20"/>
+        </w:rPr>
+        <w:t>:</w:t>
+      </w:r>
+      <w:r>
+        <w:rPr>
+          <w:rFonts w:ascii="Times New Roman" w:hAnsi="Times New Roman" w:cs="Times New Roman"/>
+          <w:bCs/>
+          <w:sz w:val="20"/>
+          <w:szCs w:val="20"/>
+        </w:rPr>
+        <w:t xml:space="preserve"> Software Project Planning and Estimation, Fall</w:t>
+      </w:r>
+      <w:r>
+        <w:rPr>
+          <w:rFonts w:ascii="Times New Roman" w:hAnsi="Times New Roman" w:cs="Times New Roman"/>
+          <w:bCs/>
+          <w:sz w:val="20"/>
+          <w:szCs w:val="20"/>
+        </w:rPr>
+        <w:t xml:space="preserve"> 20</w:t>
       </w:r>
       <w:r>
         <w:rPr>
@@ -7222,16 +8442,52 @@
           <w:sz w:val="20"/>
           <w:szCs w:val="20"/>
         </w:rPr>
-        <w:t>, 23</w:t>
-      </w:r>
-      <w:r>
-        <w:rPr>
-          <w:rFonts w:ascii="Times New Roman" w:hAnsi="Times New Roman" w:cs="Times New Roman"/>
-          <w:bCs/>
-          <w:sz w:val="20"/>
-          <w:szCs w:val="20"/>
-        </w:rPr>
-        <w:t>, 24</w:t>
+        <w:t xml:space="preserve">, </w:t>
+      </w:r>
+      <w:r>
+        <w:rPr>
+          <w:rFonts w:ascii="Times New Roman" w:hAnsi="Times New Roman" w:cs="Times New Roman"/>
+          <w:bCs/>
+          <w:sz w:val="20"/>
+          <w:szCs w:val="20"/>
+        </w:rPr>
+        <w:t>20</w:t>
+      </w:r>
+      <w:r>
+        <w:rPr>
+          <w:rFonts w:ascii="Times New Roman" w:hAnsi="Times New Roman" w:cs="Times New Roman"/>
+          <w:bCs/>
+          <w:sz w:val="20"/>
+          <w:szCs w:val="20"/>
+        </w:rPr>
+        <w:t>23</w:t>
+      </w:r>
+      <w:r>
+        <w:rPr>
+          <w:rFonts w:ascii="Times New Roman" w:hAnsi="Times New Roman" w:cs="Times New Roman"/>
+          <w:bCs/>
+          <w:sz w:val="20"/>
+          <w:szCs w:val="20"/>
+        </w:rPr>
+        <w:t xml:space="preserve">, </w:t>
+      </w:r>
+      <w:r>
+        <w:rPr>
+          <w:rFonts w:ascii="Times New Roman" w:hAnsi="Times New Roman" w:cs="Times New Roman"/>
+          <w:bCs/>
+          <w:sz w:val="20"/>
+          <w:szCs w:val="20"/>
+        </w:rPr>
+        <w:t>20</w:t>
+      </w:r>
+      <w:r>
+        <w:rPr>
+          <w:rFonts w:ascii="Times New Roman" w:hAnsi="Times New Roman" w:cs="Times New Roman"/>
+          <w:bCs/>
+          <w:sz w:val="20"/>
+          <w:szCs w:val="20"/>
+        </w:rPr>
+        <w:t>24</w:t>
       </w:r>
     </w:p>
     <w:p>
@@ -7253,43 +8509,35 @@
           <w:sz w:val="20"/>
           <w:szCs w:val="20"/>
         </w:rPr>
-        <w:t>CSCI 783.</w:t>
-      </w:r>
-      <w:r>
-        <w:rPr>
-          <w:rFonts w:ascii="Times New Roman" w:hAnsi="Times New Roman" w:cs="Times New Roman"/>
-          <w:bCs/>
-          <w:sz w:val="20"/>
-          <w:szCs w:val="20"/>
-        </w:rPr>
-        <w:t xml:space="preserve"> Topics in Software Systems, NDSU </w:t>
-      </w:r>
-      <w:r>
-        <w:rPr>
-          <w:rFonts w:ascii="Times New Roman" w:hAnsi="Times New Roman" w:cs="Times New Roman"/>
-          <w:bCs/>
-          <w:sz w:val="20"/>
-          <w:szCs w:val="20"/>
-        </w:rPr>
-        <w:t>–</w:t>
-      </w:r>
-      <w:r>
-        <w:rPr>
-          <w:rFonts w:ascii="Times New Roman" w:hAnsi="Times New Roman" w:cs="Times New Roman"/>
-          <w:bCs/>
-          <w:sz w:val="20"/>
-          <w:szCs w:val="20"/>
-        </w:rPr>
-        <w:t xml:space="preserve"> Spring</w:t>
-      </w:r>
-      <w:r>
-        <w:rPr>
-          <w:rFonts w:ascii="Times New Roman" w:hAnsi="Times New Roman" w:cs="Times New Roman"/>
-          <w:bCs/>
-          <w:sz w:val="20"/>
-          <w:szCs w:val="20"/>
-        </w:rPr>
-        <w:t>’</w:t>
+        <w:lastRenderedPageBreak/>
+        <w:t>CSCI 783</w:t>
+      </w:r>
+      <w:r>
+        <w:rPr>
+          <w:rFonts w:ascii="Times New Roman" w:hAnsi="Times New Roman" w:cs="Times New Roman"/>
+          <w:b/>
+          <w:sz w:val="20"/>
+          <w:szCs w:val="20"/>
+        </w:rPr>
+        <w:t>:</w:t>
+      </w:r>
+      <w:r>
+        <w:rPr>
+          <w:rFonts w:ascii="Times New Roman" w:hAnsi="Times New Roman" w:cs="Times New Roman"/>
+          <w:bCs/>
+          <w:sz w:val="20"/>
+          <w:szCs w:val="20"/>
+        </w:rPr>
+        <w:t xml:space="preserve"> Topics in Software Systems, Spring</w:t>
+      </w:r>
+      <w:r>
+        <w:rPr>
+          <w:rFonts w:ascii="Times New Roman" w:hAnsi="Times New Roman" w:cs="Times New Roman"/>
+          <w:bCs/>
+          <w:sz w:val="20"/>
+          <w:szCs w:val="20"/>
+        </w:rPr>
+        <w:t xml:space="preserve"> 20</w:t>
       </w:r>
       <w:r>
         <w:rPr>
@@ -7307,7 +8555,25 @@
           <w:sz w:val="20"/>
           <w:szCs w:val="20"/>
         </w:rPr>
-        <w:t>, 24</w:t>
+        <w:t xml:space="preserve">, </w:t>
+      </w:r>
+      <w:r>
+        <w:rPr>
+          <w:rFonts w:ascii="Times New Roman" w:hAnsi="Times New Roman" w:cs="Times New Roman"/>
+          <w:bCs/>
+          <w:sz w:val="20"/>
+          <w:szCs w:val="20"/>
+        </w:rPr>
+        <w:t>20</w:t>
+      </w:r>
+      <w:r>
+        <w:rPr>
+          <w:rFonts w:ascii="Times New Roman" w:hAnsi="Times New Roman" w:cs="Times New Roman"/>
+          <w:bCs/>
+          <w:sz w:val="20"/>
+          <w:szCs w:val="20"/>
+        </w:rPr>
+        <w:t>24</w:t>
       </w:r>
     </w:p>
     <w:p>
@@ -7329,16 +8595,25 @@
           <w:sz w:val="20"/>
           <w:szCs w:val="20"/>
         </w:rPr>
-        <w:t>CSCI 790.</w:t>
-      </w:r>
-      <w:r>
-        <w:rPr>
-          <w:rFonts w:ascii="Times New Roman" w:hAnsi="Times New Roman" w:cs="Times New Roman"/>
-          <w:bCs/>
-          <w:sz w:val="20"/>
-          <w:szCs w:val="20"/>
-        </w:rPr>
-        <w:t xml:space="preserve"> Graduate Seminar, NDSU</w:t>
+        <w:t>CSCI 790</w:t>
+      </w:r>
+      <w:r>
+        <w:rPr>
+          <w:rFonts w:ascii="Times New Roman" w:hAnsi="Times New Roman" w:cs="Times New Roman"/>
+          <w:b/>
+          <w:sz w:val="20"/>
+          <w:szCs w:val="20"/>
+        </w:rPr>
+        <w:t>:</w:t>
+      </w:r>
+      <w:r>
+        <w:rPr>
+          <w:rFonts w:ascii="Times New Roman" w:hAnsi="Times New Roman" w:cs="Times New Roman"/>
+          <w:bCs/>
+          <w:sz w:val="20"/>
+          <w:szCs w:val="20"/>
+        </w:rPr>
+        <w:t xml:space="preserve"> Graduate Seminar</w:t>
       </w:r>
       <w:r>
         <w:rPr>
@@ -7378,16 +8653,43 @@
           <w:sz w:val="20"/>
           <w:szCs w:val="20"/>
         </w:rPr>
-        <w:t xml:space="preserve">- </w:t>
-      </w:r>
-      <w:r>
-        <w:rPr>
-          <w:rFonts w:ascii="Times New Roman" w:hAnsi="Times New Roman" w:cs="Times New Roman"/>
-          <w:bCs/>
-          <w:sz w:val="20"/>
-          <w:szCs w:val="20"/>
-        </w:rPr>
-        <w:t xml:space="preserve">Spring’24 </w:t>
+        <w:t>–</w:t>
+      </w:r>
+      <w:r>
+        <w:rPr>
+          <w:rFonts w:ascii="Times New Roman" w:hAnsi="Times New Roman" w:cs="Times New Roman"/>
+          <w:bCs/>
+          <w:sz w:val="20"/>
+          <w:szCs w:val="20"/>
+        </w:rPr>
+        <w:t xml:space="preserve"> </w:t>
+      </w:r>
+      <w:r>
+        <w:rPr>
+          <w:rFonts w:ascii="Times New Roman" w:hAnsi="Times New Roman" w:cs="Times New Roman"/>
+          <w:bCs/>
+          <w:sz w:val="20"/>
+          <w:szCs w:val="20"/>
+        </w:rPr>
+        <w:t>Spring</w:t>
+      </w:r>
+      <w:r>
+        <w:rPr>
+          <w:rFonts w:ascii="Times New Roman" w:hAnsi="Times New Roman" w:cs="Times New Roman"/>
+          <w:bCs/>
+          <w:sz w:val="20"/>
+          <w:szCs w:val="20"/>
+        </w:rPr>
+        <w:t xml:space="preserve"> 20</w:t>
+      </w:r>
+      <w:r>
+        <w:rPr>
+          <w:rFonts w:ascii="Times New Roman" w:hAnsi="Times New Roman" w:cs="Times New Roman"/>
+          <w:bCs/>
+          <w:sz w:val="20"/>
+          <w:szCs w:val="20"/>
+        </w:rPr>
+        <w:t xml:space="preserve">24 </w:t>
       </w:r>
     </w:p>
     <w:p>
@@ -7418,25 +8720,70 @@
           <w:sz w:val="20"/>
           <w:szCs w:val="20"/>
         </w:rPr>
-        <w:t xml:space="preserve">- </w:t>
-      </w:r>
-      <w:r>
-        <w:rPr>
-          <w:rFonts w:ascii="Times New Roman" w:hAnsi="Times New Roman" w:cs="Times New Roman"/>
-          <w:bCs/>
-          <w:sz w:val="20"/>
-          <w:szCs w:val="20"/>
-        </w:rPr>
-        <w:t>Fall’24</w:t>
-      </w:r>
-      <w:r>
-        <w:rPr>
-          <w:rFonts w:ascii="Times New Roman" w:hAnsi="Times New Roman" w:cs="Times New Roman"/>
-          <w:bCs/>
-          <w:sz w:val="20"/>
-          <w:szCs w:val="20"/>
-        </w:rPr>
-        <w:t>, Spring’26</w:t>
+        <w:t>–</w:t>
+      </w:r>
+      <w:r>
+        <w:rPr>
+          <w:rFonts w:ascii="Times New Roman" w:hAnsi="Times New Roman" w:cs="Times New Roman"/>
+          <w:bCs/>
+          <w:sz w:val="20"/>
+          <w:szCs w:val="20"/>
+        </w:rPr>
+        <w:t xml:space="preserve"> </w:t>
+      </w:r>
+      <w:r>
+        <w:rPr>
+          <w:rFonts w:ascii="Times New Roman" w:hAnsi="Times New Roman" w:cs="Times New Roman"/>
+          <w:bCs/>
+          <w:sz w:val="20"/>
+          <w:szCs w:val="20"/>
+        </w:rPr>
+        <w:t>Fall</w:t>
+      </w:r>
+      <w:r>
+        <w:rPr>
+          <w:rFonts w:ascii="Times New Roman" w:hAnsi="Times New Roman" w:cs="Times New Roman"/>
+          <w:bCs/>
+          <w:sz w:val="20"/>
+          <w:szCs w:val="20"/>
+        </w:rPr>
+        <w:t xml:space="preserve"> 20</w:t>
+      </w:r>
+      <w:r>
+        <w:rPr>
+          <w:rFonts w:ascii="Times New Roman" w:hAnsi="Times New Roman" w:cs="Times New Roman"/>
+          <w:bCs/>
+          <w:sz w:val="20"/>
+          <w:szCs w:val="20"/>
+        </w:rPr>
+        <w:t>24</w:t>
+      </w:r>
+      <w:r>
+        <w:rPr>
+          <w:rFonts w:ascii="Times New Roman" w:hAnsi="Times New Roman" w:cs="Times New Roman"/>
+          <w:bCs/>
+          <w:sz w:val="20"/>
+          <w:szCs w:val="20"/>
+        </w:rPr>
+        <w:t>, Spring</w:t>
+      </w:r>
+      <w:r>
+        <w:rPr>
+          <w:rFonts w:ascii="Times New Roman" w:hAnsi="Times New Roman" w:cs="Times New Roman"/>
+          <w:bCs/>
+          <w:sz w:val="20"/>
+          <w:szCs w:val="20"/>
+        </w:rPr>
+        <w:t xml:space="preserve"> 20</w:t>
+      </w:r>
+      <w:r>
+        <w:rPr>
+          <w:rFonts w:ascii="Times New Roman" w:hAnsi="Times New Roman" w:cs="Times New Roman"/>
+          <w:bCs/>
+          <w:sz w:val="20"/>
+          <w:szCs w:val="20"/>
+        </w:rPr>
+        <w:t>26</w:t>
       </w:r>
     </w:p>
     <w:p>
@@ -7457,7 +8804,25 @@
           <w:sz w:val="20"/>
           <w:szCs w:val="20"/>
         </w:rPr>
-        <w:t>Code Smell and Refactoring – Spring’25</w:t>
+        <w:t>Code Smell and Refactoring – Spring</w:t>
+      </w:r>
+      <w:r>
+        <w:rPr>
+          <w:rFonts w:ascii="Times New Roman" w:hAnsi="Times New Roman" w:cs="Times New Roman"/>
+          <w:bCs/>
+          <w:sz w:val="20"/>
+          <w:szCs w:val="20"/>
+        </w:rPr>
+        <w:t xml:space="preserve"> 20</w:t>
+      </w:r>
+      <w:r>
+        <w:rPr>
+          <w:rFonts w:ascii="Times New Roman" w:hAnsi="Times New Roman" w:cs="Times New Roman"/>
+          <w:bCs/>
+          <w:sz w:val="20"/>
+          <w:szCs w:val="20"/>
+        </w:rPr>
+        <w:t>25</w:t>
       </w:r>
     </w:p>
     <w:p>
@@ -7479,6 +8844,16 @@
           <w:szCs w:val="24"/>
           <w:u w:val="single"/>
         </w:rPr>
+        <w:t xml:space="preserve">Professional </w:t>
+      </w:r>
+      <w:r>
+        <w:rPr>
+          <w:rFonts w:ascii="Bell MT" w:hAnsi="Bell MT" w:cs="Times New Roman"/>
+          <w:b/>
+          <w:sz w:val="24"/>
+          <w:szCs w:val="24"/>
+          <w:u w:val="single"/>
+        </w:rPr>
         <w:t>Service</w:t>
       </w:r>
     </w:p>
@@ -7501,16 +8876,16 @@
           <w:sz w:val="20"/>
           <w:szCs w:val="20"/>
         </w:rPr>
+        <w:t xml:space="preserve">Conference </w:t>
+      </w:r>
+      <w:r>
+        <w:rPr>
+          <w:rFonts w:ascii="Times New Roman" w:hAnsi="Times New Roman" w:cs="Times New Roman"/>
+          <w:b/>
+          <w:sz w:val="20"/>
+          <w:szCs w:val="20"/>
+        </w:rPr>
         <w:t>Session Chair</w:t>
-      </w:r>
-      <w:r>
-        <w:rPr>
-          <w:rFonts w:ascii="Times New Roman" w:hAnsi="Times New Roman" w:cs="Times New Roman"/>
-          <w:b/>
-          <w:sz w:val="20"/>
-          <w:szCs w:val="20"/>
-        </w:rPr>
-        <w:t>:</w:t>
       </w:r>
       <w:r>
         <w:rPr>
@@ -7726,15 +9101,6 @@
         </w:rPr>
         <w:t xml:space="preserve"> Member</w:t>
       </w:r>
-      <w:r>
-        <w:rPr>
-          <w:rFonts w:ascii="Times New Roman" w:hAnsi="Times New Roman" w:cs="Times New Roman"/>
-          <w:b/>
-          <w:sz w:val="20"/>
-          <w:szCs w:val="20"/>
-        </w:rPr>
-        <w:t>:</w:t>
-      </w:r>
     </w:p>
     <w:p>
       <w:pPr>
@@ -7849,6 +9215,14 @@
         </w:rPr>
         <w:t>, 2026</w:t>
       </w:r>
+      <w:r>
+        <w:rPr>
+          <w:rFonts w:ascii="Times New Roman" w:hAnsi="Times New Roman" w:cs="Times New Roman"/>
+          <w:sz w:val="20"/>
+          <w:szCs w:val="20"/>
+        </w:rPr>
+        <w:t>, 2027</w:t>
+      </w:r>
     </w:p>
     <w:p>
       <w:pPr>
@@ -7948,7 +9322,6 @@
           <w:sz w:val="20"/>
           <w:szCs w:val="20"/>
         </w:rPr>
-        <w:lastRenderedPageBreak/>
         <w:t>SANER:</w:t>
       </w:r>
       <w:r>
@@ -8474,6 +9847,15 @@
           <w:szCs w:val="20"/>
         </w:rPr>
       </w:pPr>
+      <w:r>
+        <w:rPr>
+          <w:rFonts w:ascii="Times New Roman" w:hAnsi="Times New Roman" w:cs="Times New Roman"/>
+          <w:b/>
+          <w:sz w:val="20"/>
+          <w:szCs w:val="20"/>
+        </w:rPr>
+        <w:t xml:space="preserve">Journal </w:t>
+      </w:r>
       <w:r>
         <w:rPr>
           <w:rFonts w:ascii="Times New Roman" w:hAnsi="Times New Roman" w:cs="Times New Roman"/>
@@ -8684,9 +10066,239 @@
     </w:p>
     <w:p>
       <w:pPr>
-        <w:spacing w:after="240"/>
+        <w:spacing w:after="120"/>
         <w:ind w:firstLine="360"/>
         <w:jc w:val="both"/>
+        <w:rPr>
+          <w:rFonts w:ascii="Times New Roman" w:hAnsi="Times New Roman" w:cs="Times New Roman"/>
+          <w:sz w:val="20"/>
+          <w:szCs w:val="20"/>
+        </w:rPr>
+      </w:pPr>
+      <w:r>
+        <w:rPr>
+          <w:rFonts w:ascii="Times New Roman" w:hAnsi="Times New Roman" w:cs="Times New Roman"/>
+          <w:b/>
+          <w:bCs/>
+          <w:sz w:val="20"/>
+          <w:szCs w:val="20"/>
+        </w:rPr>
+        <w:t>S</w:t>
+      </w:r>
+      <w:r>
+        <w:rPr>
+          <w:rFonts w:ascii="Times New Roman" w:hAnsi="Times New Roman" w:cs="Times New Roman"/>
+          <w:b/>
+          <w:bCs/>
+          <w:sz w:val="20"/>
+          <w:szCs w:val="20"/>
+        </w:rPr>
+        <w:t>PE</w:t>
+      </w:r>
+      <w:r>
+        <w:rPr>
+          <w:rFonts w:ascii="Times New Roman" w:hAnsi="Times New Roman" w:cs="Times New Roman"/>
+          <w:b/>
+          <w:bCs/>
+          <w:sz w:val="20"/>
+          <w:szCs w:val="20"/>
+        </w:rPr>
+        <w:t>:</w:t>
+      </w:r>
+      <w:r>
+        <w:rPr>
+          <w:rFonts w:ascii="Times New Roman" w:hAnsi="Times New Roman" w:cs="Times New Roman"/>
+          <w:sz w:val="20"/>
+          <w:szCs w:val="20"/>
+        </w:rPr>
+        <w:t xml:space="preserve"> </w:t>
+      </w:r>
+      <w:r>
+        <w:rPr>
+          <w:rFonts w:ascii="Times New Roman" w:hAnsi="Times New Roman" w:cs="Times New Roman"/>
+          <w:sz w:val="20"/>
+          <w:szCs w:val="20"/>
+        </w:rPr>
+        <w:t>Journal of Software: Practice and Experience</w:t>
+      </w:r>
+      <w:r>
+        <w:rPr>
+          <w:rFonts w:ascii="Times New Roman" w:hAnsi="Times New Roman" w:cs="Times New Roman"/>
+          <w:sz w:val="20"/>
+          <w:szCs w:val="20"/>
+        </w:rPr>
+        <w:t xml:space="preserve"> </w:t>
+      </w:r>
+      <w:r>
+        <w:rPr>
+          <w:rFonts w:ascii="Times New Roman" w:hAnsi="Times New Roman" w:cs="Times New Roman"/>
+          <w:sz w:val="20"/>
+          <w:szCs w:val="20"/>
+        </w:rPr>
+        <w:t>–</w:t>
+      </w:r>
+      <w:r>
+        <w:rPr>
+          <w:rFonts w:ascii="Times New Roman" w:hAnsi="Times New Roman" w:cs="Times New Roman"/>
+          <w:sz w:val="20"/>
+          <w:szCs w:val="20"/>
+        </w:rPr>
+        <w:t xml:space="preserve"> 2020</w:t>
+      </w:r>
+    </w:p>
+    <w:p>
+      <w:pPr>
+        <w:spacing w:after="240"/>
+        <w:contextualSpacing/>
+        <w:jc w:val="both"/>
+        <w:rPr>
+          <w:rFonts w:ascii="Times New Roman" w:hAnsi="Times New Roman" w:cs="Times New Roman"/>
+          <w:b/>
+          <w:sz w:val="20"/>
+          <w:szCs w:val="20"/>
+        </w:rPr>
+      </w:pPr>
+      <w:r>
+        <w:rPr>
+          <w:rFonts w:ascii="Times New Roman" w:hAnsi="Times New Roman" w:cs="Times New Roman"/>
+          <w:b/>
+          <w:sz w:val="20"/>
+          <w:szCs w:val="20"/>
+        </w:rPr>
+        <w:t>Institutional Service</w:t>
+      </w:r>
+    </w:p>
+    <w:p>
+      <w:pPr>
+        <w:spacing w:after="240"/>
+        <w:ind w:firstLine="432"/>
+        <w:contextualSpacing/>
+        <w:jc w:val="both"/>
+        <w:rPr>
+          <w:rFonts w:ascii="Times New Roman" w:hAnsi="Times New Roman" w:cs="Times New Roman"/>
+          <w:b/>
+          <w:sz w:val="20"/>
+          <w:szCs w:val="20"/>
+        </w:rPr>
+      </w:pPr>
+      <w:r>
+        <w:rPr>
+          <w:rFonts w:ascii="Times New Roman" w:hAnsi="Times New Roman" w:cs="Times New Roman"/>
+          <w:b/>
+          <w:sz w:val="20"/>
+          <w:szCs w:val="20"/>
+        </w:rPr>
+        <w:t xml:space="preserve">CS Scholarship Committee, </w:t>
+      </w:r>
+      <w:r>
+        <w:rPr>
+          <w:rFonts w:ascii="Times New Roman" w:hAnsi="Times New Roman" w:cs="Times New Roman"/>
+          <w:bCs/>
+          <w:sz w:val="20"/>
+          <w:szCs w:val="20"/>
+        </w:rPr>
+        <w:t>Member (2023 – Present)</w:t>
+      </w:r>
+    </w:p>
+    <w:p>
+      <w:pPr>
+        <w:spacing w:after="240"/>
+        <w:ind w:firstLine="432"/>
+        <w:contextualSpacing/>
+        <w:jc w:val="both"/>
+        <w:rPr>
+          <w:rFonts w:ascii="Times New Roman" w:hAnsi="Times New Roman" w:cs="Times New Roman"/>
+          <w:b/>
+          <w:sz w:val="20"/>
+          <w:szCs w:val="20"/>
+        </w:rPr>
+      </w:pPr>
+      <w:r>
+        <w:rPr>
+          <w:rFonts w:ascii="Times New Roman" w:hAnsi="Times New Roman" w:cs="Times New Roman"/>
+          <w:b/>
+          <w:sz w:val="20"/>
+          <w:szCs w:val="20"/>
+        </w:rPr>
+        <w:t xml:space="preserve">College of Engineering Research &amp; Graduate Committee, </w:t>
+      </w:r>
+      <w:r>
+        <w:rPr>
+          <w:rFonts w:ascii="Times New Roman" w:hAnsi="Times New Roman" w:cs="Times New Roman"/>
+          <w:bCs/>
+          <w:sz w:val="20"/>
+          <w:szCs w:val="20"/>
+        </w:rPr>
+        <w:t>Member (2025 – Present)</w:t>
+      </w:r>
+    </w:p>
+    <w:p>
+      <w:pPr>
+        <w:spacing w:after="240"/>
+        <w:ind w:firstLine="432"/>
+        <w:contextualSpacing/>
+        <w:jc w:val="both"/>
+        <w:rPr>
+          <w:rFonts w:ascii="Times New Roman" w:hAnsi="Times New Roman" w:cs="Times New Roman"/>
+          <w:b/>
+          <w:sz w:val="20"/>
+          <w:szCs w:val="20"/>
+        </w:rPr>
+      </w:pPr>
+      <w:r>
+        <w:rPr>
+          <w:rFonts w:ascii="Times New Roman" w:hAnsi="Times New Roman" w:cs="Times New Roman"/>
+          <w:b/>
+          <w:sz w:val="20"/>
+          <w:szCs w:val="20"/>
+        </w:rPr>
+        <w:t xml:space="preserve">College of Engineering Library Committee, </w:t>
+      </w:r>
+      <w:r>
+        <w:rPr>
+          <w:rFonts w:ascii="Times New Roman" w:hAnsi="Times New Roman" w:cs="Times New Roman"/>
+          <w:bCs/>
+          <w:sz w:val="20"/>
+          <w:szCs w:val="20"/>
+        </w:rPr>
+        <w:t>Representative (2024 – Present)</w:t>
+      </w:r>
+    </w:p>
+    <w:p>
+      <w:pPr>
+        <w:spacing w:after="240"/>
+        <w:ind w:firstLine="432"/>
+        <w:jc w:val="both"/>
+        <w:rPr>
+          <w:rFonts w:ascii="Times New Roman" w:hAnsi="Times New Roman" w:cs="Times New Roman"/>
+          <w:b/>
+          <w:sz w:val="20"/>
+          <w:szCs w:val="20"/>
+        </w:rPr>
+      </w:pPr>
+      <w:r>
+        <w:rPr>
+          <w:rFonts w:ascii="Times New Roman" w:hAnsi="Times New Roman" w:cs="Times New Roman"/>
+          <w:b/>
+          <w:sz w:val="20"/>
+          <w:szCs w:val="20"/>
+        </w:rPr>
+        <w:t xml:space="preserve">Institutional Review Board (IRB), </w:t>
+      </w:r>
+      <w:r>
+        <w:rPr>
+          <w:rFonts w:ascii="Times New Roman" w:hAnsi="Times New Roman" w:cs="Times New Roman"/>
+          <w:bCs/>
+          <w:sz w:val="20"/>
+          <w:szCs w:val="20"/>
+        </w:rPr>
+        <w:t>Alternate Member (2023 – Present)</w:t>
+      </w:r>
+    </w:p>
+    <w:p>
+      <w:pPr>
+        <w:spacing w:after="60"/>
+        <w:contextualSpacing/>
         <w:rPr>
           <w:rFonts w:ascii="Bell MT" w:hAnsi="Bell MT" w:cs="Times New Roman"/>
           <w:b/>
@@ -8697,72 +10309,18 @@
       </w:pPr>
       <w:r>
         <w:rPr>
-          <w:rFonts w:ascii="Times New Roman" w:hAnsi="Times New Roman" w:cs="Times New Roman"/>
-          <w:b/>
-          <w:bCs/>
-          <w:sz w:val="20"/>
-          <w:szCs w:val="20"/>
-        </w:rPr>
-        <w:t>JS</w:t>
-      </w:r>
-      <w:r>
-        <w:rPr>
-          <w:rFonts w:ascii="Times New Roman" w:hAnsi="Times New Roman" w:cs="Times New Roman"/>
-          <w:b/>
-          <w:bCs/>
-          <w:sz w:val="20"/>
-          <w:szCs w:val="20"/>
-        </w:rPr>
-        <w:t>PE</w:t>
-      </w:r>
-      <w:r>
-        <w:rPr>
-          <w:rFonts w:ascii="Times New Roman" w:hAnsi="Times New Roman" w:cs="Times New Roman"/>
-          <w:b/>
-          <w:bCs/>
-          <w:sz w:val="20"/>
-          <w:szCs w:val="20"/>
-        </w:rPr>
-        <w:t>:</w:t>
-      </w:r>
-      <w:r>
-        <w:rPr>
-          <w:rFonts w:ascii="Times New Roman" w:hAnsi="Times New Roman" w:cs="Times New Roman"/>
-          <w:sz w:val="20"/>
-          <w:szCs w:val="20"/>
-        </w:rPr>
-        <w:t xml:space="preserve"> </w:t>
-      </w:r>
-      <w:r>
-        <w:rPr>
-          <w:rFonts w:ascii="Times New Roman" w:hAnsi="Times New Roman" w:cs="Times New Roman"/>
-          <w:sz w:val="20"/>
-          <w:szCs w:val="20"/>
-        </w:rPr>
-        <w:t>Journal of Software: Practice and Experience</w:t>
-      </w:r>
-      <w:r>
-        <w:rPr>
-          <w:rFonts w:ascii="Times New Roman" w:hAnsi="Times New Roman" w:cs="Times New Roman"/>
-          <w:sz w:val="20"/>
-          <w:szCs w:val="20"/>
-        </w:rPr>
-        <w:t xml:space="preserve"> - 2020</w:t>
-      </w:r>
-    </w:p>
-    <w:p>
-      <w:pPr>
-        <w:spacing w:after="60"/>
-        <w:contextualSpacing/>
-        <w:rPr>
           <w:rFonts w:ascii="Bell MT" w:hAnsi="Bell MT" w:cs="Times New Roman"/>
           <w:b/>
           <w:sz w:val="24"/>
           <w:szCs w:val="24"/>
           <w:u w:val="single"/>
         </w:rPr>
-      </w:pPr>
-      <w:r>
+        <w:t>Invited Talks</w:t>
+      </w:r>
+    </w:p>
+    <w:p>
+      <w:pPr>
+        <w:spacing w:after="240"/>
         <w:rPr>
           <w:rFonts w:ascii="Bell MT" w:hAnsi="Bell MT" w:cs="Times New Roman"/>
           <w:b/>
@@ -8770,9 +10328,39 @@
           <w:szCs w:val="24"/>
           <w:u w:val="single"/>
         </w:rPr>
-        <w:t>Scholarships</w:t>
-      </w:r>
-      <w:r>
+      </w:pPr>
+      <w:r>
+        <w:rPr>
+          <w:rFonts w:ascii="Times New Roman" w:hAnsi="Times New Roman" w:cs="Times New Roman"/>
+          <w:b/>
+          <w:sz w:val="20"/>
+          <w:szCs w:val="20"/>
+        </w:rPr>
+        <w:t>Improving Software Quality: Strategies, Techniques, and Tools for Test Evolution</w:t>
+      </w:r>
+      <w:r>
+        <w:rPr>
+          <w:rFonts w:ascii="Times New Roman" w:hAnsi="Times New Roman" w:cs="Times New Roman"/>
+          <w:b/>
+          <w:sz w:val="20"/>
+          <w:szCs w:val="20"/>
+        </w:rPr>
+        <w:t xml:space="preserve">, </w:t>
+      </w:r>
+      <w:r>
+        <w:rPr>
+          <w:rFonts w:ascii="Times New Roman" w:hAnsi="Times New Roman" w:cs="Times New Roman"/>
+          <w:bCs/>
+          <w:sz w:val="20"/>
+          <w:szCs w:val="20"/>
+        </w:rPr>
+        <w:t>IEEE Siouxland Section Computer Society Speaker Event, South Dakota State University, Dec. 2025</w:t>
+      </w:r>
+    </w:p>
+    <w:p>
+      <w:pPr>
+        <w:spacing w:after="60"/>
+        <w:contextualSpacing/>
         <w:rPr>
           <w:rFonts w:ascii="Bell MT" w:hAnsi="Bell MT" w:cs="Times New Roman"/>
           <w:b/>
@@ -8780,8 +10368,7 @@
           <w:szCs w:val="24"/>
           <w:u w:val="single"/>
         </w:rPr>
-        <w:t xml:space="preserve"> and </w:t>
-      </w:r>
+      </w:pPr>
       <w:r>
         <w:rPr>
           <w:rFonts w:ascii="Bell MT" w:hAnsi="Bell MT" w:cs="Times New Roman"/>
@@ -8792,274 +10379,7 @@
         </w:rPr>
         <w:t>Awards</w:t>
       </w:r>
-    </w:p>
-    <w:p>
-      <w:pPr>
-        <w:contextualSpacing/>
-        <w:jc w:val="both"/>
-        <w:rPr>
-          <w:rFonts w:ascii="Times New Roman" w:hAnsi="Times New Roman" w:cs="Times New Roman"/>
-          <w:b/>
-          <w:sz w:val="20"/>
-          <w:szCs w:val="20"/>
-        </w:rPr>
-      </w:pPr>
-      <w:r>
-        <w:rPr>
-          <w:rFonts w:ascii="Times New Roman" w:hAnsi="Times New Roman" w:cs="Times New Roman"/>
-          <w:b/>
-          <w:sz w:val="20"/>
-          <w:szCs w:val="20"/>
-        </w:rPr>
-        <w:t>National Research Foundation of Korea</w:t>
-      </w:r>
-      <w:r>
-        <w:rPr>
-          <w:rFonts w:ascii="Times New Roman" w:hAnsi="Times New Roman" w:cs="Times New Roman"/>
-          <w:b/>
-          <w:sz w:val="20"/>
-          <w:szCs w:val="20"/>
-        </w:rPr>
-        <w:t xml:space="preserve"> </w:t>
-      </w:r>
-      <w:r>
-        <w:rPr>
-          <w:rFonts w:ascii="Times New Roman" w:hAnsi="Times New Roman" w:cs="Times New Roman"/>
-          <w:bCs/>
-          <w:sz w:val="20"/>
-          <w:szCs w:val="20"/>
-        </w:rPr>
-        <w:t>(March 2017 – February 2020)</w:t>
-      </w:r>
-    </w:p>
-    <w:p>
-      <w:pPr>
-        <w:spacing w:after="120"/>
-        <w:jc w:val="both"/>
-        <w:rPr>
-          <w:rFonts w:ascii="Times New Roman" w:hAnsi="Times New Roman" w:cs="Times New Roman"/>
-          <w:bCs/>
-          <w:sz w:val="20"/>
-          <w:szCs w:val="20"/>
-        </w:rPr>
-      </w:pPr>
-      <w:r>
-        <w:rPr>
-          <w:rFonts w:ascii="Times New Roman" w:hAnsi="Times New Roman" w:cs="Times New Roman"/>
-          <w:bCs/>
-          <w:sz w:val="20"/>
-          <w:szCs w:val="20"/>
-        </w:rPr>
-        <w:t xml:space="preserve">Postdoctoral Researcher Funding </w:t>
-      </w:r>
-    </w:p>
-    <w:p>
-      <w:pPr>
-        <w:contextualSpacing/>
-        <w:jc w:val="both"/>
-        <w:rPr>
-          <w:rFonts w:ascii="Times New Roman" w:hAnsi="Times New Roman" w:cs="Times New Roman"/>
-          <w:sz w:val="20"/>
-          <w:szCs w:val="20"/>
-        </w:rPr>
-      </w:pPr>
-      <w:r>
-        <w:rPr>
-          <w:rFonts w:ascii="Times New Roman" w:hAnsi="Times New Roman" w:cs="Times New Roman"/>
-          <w:b/>
-          <w:sz w:val="20"/>
-          <w:szCs w:val="20"/>
-        </w:rPr>
-        <w:t>Brain</w:t>
-      </w:r>
-      <w:r>
-        <w:rPr>
-          <w:rFonts w:ascii="Times New Roman" w:hAnsi="Times New Roman" w:cs="Times New Roman"/>
-          <w:b/>
-          <w:sz w:val="20"/>
-          <w:szCs w:val="20"/>
-        </w:rPr>
-        <w:t xml:space="preserve"> </w:t>
-      </w:r>
-      <w:r>
-        <w:rPr>
-          <w:rFonts w:ascii="Times New Roman" w:hAnsi="Times New Roman" w:cs="Times New Roman"/>
-          <w:b/>
-          <w:sz w:val="20"/>
-          <w:szCs w:val="20"/>
-        </w:rPr>
-        <w:t>Korea</w:t>
-      </w:r>
-      <w:r>
-        <w:rPr>
-          <w:rFonts w:ascii="Times New Roman" w:hAnsi="Times New Roman" w:cs="Times New Roman"/>
-          <w:b/>
-          <w:sz w:val="20"/>
-          <w:szCs w:val="20"/>
-        </w:rPr>
-        <w:t xml:space="preserve"> </w:t>
-      </w:r>
-      <w:r>
-        <w:rPr>
-          <w:rFonts w:ascii="Times New Roman" w:hAnsi="Times New Roman" w:cs="Times New Roman"/>
-          <w:b/>
-          <w:sz w:val="20"/>
-          <w:szCs w:val="20"/>
-        </w:rPr>
-        <w:t>21</w:t>
-      </w:r>
-      <w:r>
-        <w:rPr>
-          <w:rFonts w:ascii="Times New Roman" w:hAnsi="Times New Roman" w:cs="Times New Roman"/>
-          <w:b/>
-          <w:sz w:val="20"/>
-          <w:szCs w:val="20"/>
-        </w:rPr>
-        <w:t>/21 Plus</w:t>
-      </w:r>
-      <w:r>
-        <w:rPr>
-          <w:rFonts w:ascii="Times New Roman" w:hAnsi="Times New Roman" w:cs="Times New Roman"/>
-          <w:sz w:val="20"/>
-          <w:szCs w:val="20"/>
-        </w:rPr>
-        <w:t xml:space="preserve"> (September 2011 – February 2017)</w:t>
-      </w:r>
-    </w:p>
-    <w:p>
-      <w:pPr>
-        <w:spacing w:after="120"/>
-        <w:jc w:val="both"/>
-        <w:rPr>
-          <w:rFonts w:ascii="Times New Roman" w:hAnsi="Times New Roman" w:cs="Times New Roman"/>
-          <w:sz w:val="20"/>
-          <w:szCs w:val="20"/>
-        </w:rPr>
-      </w:pPr>
-      <w:r>
-        <w:rPr>
-          <w:rFonts w:ascii="Times New Roman" w:hAnsi="Times New Roman" w:cs="Times New Roman"/>
-          <w:sz w:val="20"/>
-          <w:szCs w:val="20"/>
-        </w:rPr>
-        <w:t xml:space="preserve">Research assistantship during my Master’s and </w:t>
-      </w:r>
-      <w:proofErr w:type="spellStart"/>
-      <w:proofErr w:type="gramStart"/>
-      <w:r>
-        <w:rPr>
-          <w:rFonts w:ascii="Times New Roman" w:hAnsi="Times New Roman" w:cs="Times New Roman"/>
-          <w:sz w:val="20"/>
-          <w:szCs w:val="20"/>
-        </w:rPr>
-        <w:t>Ph.D</w:t>
-      </w:r>
-      <w:proofErr w:type="spellEnd"/>
-      <w:proofErr w:type="gramEnd"/>
-      <w:r>
-        <w:rPr>
-          <w:rFonts w:ascii="Times New Roman" w:hAnsi="Times New Roman" w:cs="Times New Roman"/>
-          <w:sz w:val="20"/>
-          <w:szCs w:val="20"/>
-        </w:rPr>
-        <w:t xml:space="preserve"> programs</w:t>
-      </w:r>
-    </w:p>
-    <w:p>
-      <w:pPr>
-        <w:contextualSpacing/>
-        <w:jc w:val="both"/>
-        <w:rPr>
-          <w:rFonts w:ascii="Times New Roman" w:hAnsi="Times New Roman" w:cs="Times New Roman"/>
-          <w:sz w:val="20"/>
-          <w:szCs w:val="20"/>
-        </w:rPr>
-      </w:pPr>
-      <w:r>
-        <w:rPr>
-          <w:rFonts w:ascii="Times New Roman" w:hAnsi="Times New Roman" w:cs="Times New Roman"/>
-          <w:b/>
-          <w:sz w:val="20"/>
-          <w:szCs w:val="20"/>
-        </w:rPr>
-        <w:t>KNU Honors Scholarship</w:t>
-      </w:r>
-      <w:r>
-        <w:rPr>
-          <w:rFonts w:ascii="Times New Roman" w:hAnsi="Times New Roman" w:cs="Times New Roman"/>
-          <w:sz w:val="20"/>
-          <w:szCs w:val="20"/>
-        </w:rPr>
-        <w:t xml:space="preserve"> (September 2013 – August 2015)</w:t>
-      </w:r>
-    </w:p>
-    <w:p>
-      <w:pPr>
-        <w:spacing w:after="120"/>
-        <w:jc w:val="both"/>
-        <w:rPr>
-          <w:rFonts w:ascii="Times New Roman" w:hAnsi="Times New Roman" w:cs="Times New Roman"/>
-          <w:sz w:val="20"/>
-          <w:szCs w:val="20"/>
-        </w:rPr>
-      </w:pPr>
-      <w:r>
-        <w:rPr>
-          <w:rFonts w:ascii="Times New Roman" w:hAnsi="Times New Roman" w:cs="Times New Roman"/>
-          <w:sz w:val="20"/>
-          <w:szCs w:val="20"/>
-        </w:rPr>
-        <w:t xml:space="preserve">Kyungpook National University scholarship for the </w:t>
-      </w:r>
-      <w:r>
-        <w:rPr>
-          <w:rFonts w:ascii="Times New Roman" w:hAnsi="Times New Roman" w:cs="Times New Roman"/>
-          <w:noProof/>
-          <w:sz w:val="20"/>
-          <w:szCs w:val="20"/>
-        </w:rPr>
-        <w:t>Ph.D.</w:t>
-      </w:r>
-      <w:r>
-        <w:rPr>
-          <w:rFonts w:ascii="Times New Roman" w:hAnsi="Times New Roman" w:cs="Times New Roman"/>
-          <w:sz w:val="20"/>
-          <w:szCs w:val="20"/>
-        </w:rPr>
-        <w:t xml:space="preserve"> program.</w:t>
-      </w:r>
-    </w:p>
-    <w:p>
-      <w:pPr>
-        <w:contextualSpacing/>
-        <w:jc w:val="both"/>
-        <w:rPr>
-          <w:rFonts w:ascii="Times New Roman" w:hAnsi="Times New Roman" w:cs="Times New Roman"/>
-          <w:sz w:val="20"/>
-          <w:szCs w:val="20"/>
-        </w:rPr>
-      </w:pPr>
-      <w:r>
-        <w:rPr>
-          <w:rFonts w:ascii="Times New Roman" w:hAnsi="Times New Roman" w:cs="Times New Roman"/>
-          <w:b/>
-          <w:sz w:val="20"/>
-          <w:szCs w:val="20"/>
-        </w:rPr>
-        <w:t>KNU Honors Scholarship</w:t>
-      </w:r>
-      <w:r>
-        <w:rPr>
-          <w:rFonts w:ascii="Times New Roman" w:hAnsi="Times New Roman" w:cs="Times New Roman"/>
-          <w:sz w:val="20"/>
-          <w:szCs w:val="20"/>
-        </w:rPr>
-        <w:t xml:space="preserve"> (September 2011 – February 2013)</w:t>
-      </w:r>
-    </w:p>
-    <w:p>
-      <w:pPr>
-        <w:spacing w:after="360"/>
+      <w:r>
         <w:rPr>
           <w:rFonts w:ascii="Bell MT" w:hAnsi="Bell MT" w:cs="Times New Roman"/>
           <w:b/>
@@ -9067,30 +10387,281 @@
           <w:szCs w:val="24"/>
           <w:u w:val="single"/>
         </w:rPr>
-      </w:pPr>
-      <w:r>
-        <w:rPr>
-          <w:rFonts w:ascii="Times New Roman" w:hAnsi="Times New Roman" w:cs="Times New Roman"/>
-          <w:sz w:val="20"/>
-          <w:szCs w:val="20"/>
-        </w:rPr>
-        <w:t xml:space="preserve">Kyungpook National University scholarship for </w:t>
-      </w:r>
-      <w:r>
-        <w:rPr>
-          <w:rFonts w:ascii="Times New Roman" w:hAnsi="Times New Roman" w:cs="Times New Roman"/>
-          <w:sz w:val="20"/>
-          <w:szCs w:val="20"/>
-        </w:rPr>
-        <w:t xml:space="preserve">the </w:t>
-      </w:r>
-      <w:r>
-        <w:rPr>
-          <w:rFonts w:ascii="Times New Roman" w:hAnsi="Times New Roman" w:cs="Times New Roman"/>
-          <w:sz w:val="20"/>
-          <w:szCs w:val="20"/>
-        </w:rPr>
-        <w:t>M.S. program.</w:t>
+        <w:t xml:space="preserve"> and Honors</w:t>
+      </w:r>
+    </w:p>
+    <w:p>
+      <w:pPr>
+        <w:contextualSpacing/>
+        <w:jc w:val="both"/>
+        <w:rPr>
+          <w:rFonts w:ascii="Times New Roman" w:hAnsi="Times New Roman" w:cs="Times New Roman"/>
+          <w:b/>
+          <w:sz w:val="20"/>
+          <w:szCs w:val="20"/>
+        </w:rPr>
+      </w:pPr>
+      <w:r>
+        <w:rPr>
+          <w:rFonts w:ascii="Times New Roman" w:hAnsi="Times New Roman" w:cs="Times New Roman"/>
+          <w:b/>
+          <w:sz w:val="20"/>
+          <w:szCs w:val="20"/>
+        </w:rPr>
+        <w:t>National Research Foundation of Korea</w:t>
+      </w:r>
+      <w:r>
+        <w:rPr>
+          <w:rFonts w:ascii="Times New Roman" w:hAnsi="Times New Roman" w:cs="Times New Roman"/>
+          <w:b/>
+          <w:sz w:val="20"/>
+          <w:szCs w:val="20"/>
+        </w:rPr>
+        <w:t xml:space="preserve"> </w:t>
+      </w:r>
+      <w:r>
+        <w:rPr>
+          <w:rFonts w:ascii="Times New Roman" w:hAnsi="Times New Roman" w:cs="Times New Roman"/>
+          <w:b/>
+          <w:sz w:val="20"/>
+          <w:szCs w:val="20"/>
+        </w:rPr>
+        <w:t>Postdoctoral Fellowship</w:t>
+      </w:r>
+      <w:r>
+        <w:rPr>
+          <w:rFonts w:ascii="Times New Roman" w:hAnsi="Times New Roman" w:cs="Times New Roman"/>
+          <w:b/>
+          <w:sz w:val="20"/>
+          <w:szCs w:val="20"/>
+        </w:rPr>
+        <w:t xml:space="preserve"> </w:t>
+      </w:r>
+      <w:r>
+        <w:rPr>
+          <w:rFonts w:ascii="Times New Roman" w:hAnsi="Times New Roman" w:cs="Times New Roman"/>
+          <w:bCs/>
+          <w:sz w:val="20"/>
+          <w:szCs w:val="20"/>
+        </w:rPr>
+        <w:t>(March 2017 – February 2020)</w:t>
+      </w:r>
+    </w:p>
+    <w:p>
+      <w:pPr>
+        <w:spacing w:after="120"/>
+        <w:jc w:val="both"/>
+        <w:rPr>
+          <w:rFonts w:ascii="Times New Roman" w:hAnsi="Times New Roman" w:cs="Times New Roman"/>
+          <w:bCs/>
+          <w:sz w:val="20"/>
+          <w:szCs w:val="20"/>
+        </w:rPr>
+      </w:pPr>
+      <w:r>
+        <w:rPr>
+          <w:rFonts w:ascii="Times New Roman" w:hAnsi="Times New Roman" w:cs="Times New Roman"/>
+          <w:bCs/>
+          <w:sz w:val="20"/>
+          <w:szCs w:val="20"/>
+        </w:rPr>
+        <w:t xml:space="preserve">Postdoctoral Researcher Funding </w:t>
+      </w:r>
+      <w:r>
+        <w:rPr>
+          <w:rFonts w:ascii="Times New Roman" w:hAnsi="Times New Roman" w:cs="Times New Roman"/>
+          <w:bCs/>
+          <w:sz w:val="20"/>
+          <w:szCs w:val="20"/>
+        </w:rPr>
+        <w:t>supported by the National Research Foundation of Korea</w:t>
+      </w:r>
+    </w:p>
+    <w:p>
+      <w:pPr>
+        <w:contextualSpacing/>
+        <w:jc w:val="both"/>
+        <w:rPr>
+          <w:rFonts w:ascii="Times New Roman" w:hAnsi="Times New Roman" w:cs="Times New Roman"/>
+          <w:sz w:val="20"/>
+          <w:szCs w:val="20"/>
+        </w:rPr>
+      </w:pPr>
+      <w:r>
+        <w:rPr>
+          <w:rFonts w:ascii="Times New Roman" w:hAnsi="Times New Roman" w:cs="Times New Roman"/>
+          <w:b/>
+          <w:sz w:val="20"/>
+          <w:szCs w:val="20"/>
+        </w:rPr>
+        <w:t>Brain</w:t>
+      </w:r>
+      <w:r>
+        <w:rPr>
+          <w:rFonts w:ascii="Times New Roman" w:hAnsi="Times New Roman" w:cs="Times New Roman"/>
+          <w:b/>
+          <w:sz w:val="20"/>
+          <w:szCs w:val="20"/>
+        </w:rPr>
+        <w:t xml:space="preserve"> </w:t>
+      </w:r>
+      <w:r>
+        <w:rPr>
+          <w:rFonts w:ascii="Times New Roman" w:hAnsi="Times New Roman" w:cs="Times New Roman"/>
+          <w:b/>
+          <w:sz w:val="20"/>
+          <w:szCs w:val="20"/>
+        </w:rPr>
+        <w:t>Korea</w:t>
+      </w:r>
+      <w:r>
+        <w:rPr>
+          <w:rFonts w:ascii="Times New Roman" w:hAnsi="Times New Roman" w:cs="Times New Roman"/>
+          <w:b/>
+          <w:sz w:val="20"/>
+          <w:szCs w:val="20"/>
+        </w:rPr>
+        <w:t xml:space="preserve"> 21 Plus</w:t>
+      </w:r>
+      <w:r>
+        <w:rPr>
+          <w:rFonts w:ascii="Times New Roman" w:hAnsi="Times New Roman" w:cs="Times New Roman"/>
+          <w:b/>
+          <w:sz w:val="20"/>
+          <w:szCs w:val="20"/>
+        </w:rPr>
+        <w:t xml:space="preserve"> </w:t>
+      </w:r>
+      <w:r>
+        <w:rPr>
+          <w:rFonts w:ascii="Times New Roman" w:hAnsi="Times New Roman" w:cs="Times New Roman"/>
+          <w:b/>
+          <w:sz w:val="20"/>
+          <w:szCs w:val="20"/>
+        </w:rPr>
+        <w:t>Fellowship</w:t>
+      </w:r>
+      <w:r>
+        <w:rPr>
+          <w:rFonts w:ascii="Times New Roman" w:hAnsi="Times New Roman" w:cs="Times New Roman"/>
+          <w:sz w:val="20"/>
+          <w:szCs w:val="20"/>
+        </w:rPr>
+        <w:t xml:space="preserve"> (September 2011 – February 2017)</w:t>
+      </w:r>
+    </w:p>
+    <w:p>
+      <w:pPr>
+        <w:spacing w:after="120"/>
+        <w:jc w:val="both"/>
+        <w:rPr>
+          <w:rFonts w:ascii="Times New Roman" w:hAnsi="Times New Roman" w:cs="Times New Roman"/>
+          <w:sz w:val="20"/>
+          <w:szCs w:val="20"/>
+        </w:rPr>
+      </w:pPr>
+      <w:r>
+        <w:rPr>
+          <w:rFonts w:ascii="Times New Roman" w:hAnsi="Times New Roman" w:cs="Times New Roman"/>
+          <w:sz w:val="20"/>
+          <w:szCs w:val="20"/>
+        </w:rPr>
+        <w:t>Graduate research assistantship support during M.S. and Ph.D. studies</w:t>
+      </w:r>
+    </w:p>
+    <w:p>
+      <w:pPr>
+        <w:contextualSpacing/>
+        <w:jc w:val="both"/>
+        <w:rPr>
+          <w:rFonts w:ascii="Times New Roman" w:hAnsi="Times New Roman" w:cs="Times New Roman"/>
+          <w:sz w:val="20"/>
+          <w:szCs w:val="20"/>
+        </w:rPr>
+      </w:pPr>
+      <w:r>
+        <w:rPr>
+          <w:rFonts w:ascii="Times New Roman" w:hAnsi="Times New Roman" w:cs="Times New Roman"/>
+          <w:b/>
+          <w:sz w:val="20"/>
+          <w:szCs w:val="20"/>
+        </w:rPr>
+        <w:t>KNU Honors Scholarship</w:t>
+      </w:r>
+      <w:r>
+        <w:rPr>
+          <w:rFonts w:ascii="Times New Roman" w:hAnsi="Times New Roman" w:cs="Times New Roman"/>
+          <w:sz w:val="20"/>
+          <w:szCs w:val="20"/>
+        </w:rPr>
+        <w:t xml:space="preserve"> (September 2013 – August 2015)</w:t>
+      </w:r>
+    </w:p>
+    <w:p>
+      <w:pPr>
+        <w:spacing w:after="120"/>
+        <w:jc w:val="both"/>
+        <w:rPr>
+          <w:rFonts w:ascii="Times New Roman" w:hAnsi="Times New Roman" w:cs="Times New Roman"/>
+          <w:sz w:val="20"/>
+          <w:szCs w:val="20"/>
+        </w:rPr>
+      </w:pPr>
+      <w:r>
+        <w:rPr>
+          <w:rFonts w:ascii="Times New Roman" w:hAnsi="Times New Roman" w:cs="Times New Roman"/>
+          <w:sz w:val="20"/>
+          <w:szCs w:val="20"/>
+        </w:rPr>
+        <w:t>Merit-based scholarship awarded by Kyungpook National University for Ph.D. study</w:t>
+      </w:r>
+    </w:p>
+    <w:p>
+      <w:pPr>
+        <w:contextualSpacing/>
+        <w:jc w:val="both"/>
+        <w:rPr>
+          <w:rFonts w:ascii="Times New Roman" w:hAnsi="Times New Roman" w:cs="Times New Roman"/>
+          <w:sz w:val="20"/>
+          <w:szCs w:val="20"/>
+        </w:rPr>
+      </w:pPr>
+      <w:r>
+        <w:rPr>
+          <w:rFonts w:ascii="Times New Roman" w:hAnsi="Times New Roman" w:cs="Times New Roman"/>
+          <w:b/>
+          <w:sz w:val="20"/>
+          <w:szCs w:val="20"/>
+        </w:rPr>
+        <w:t>KNU Honors Scholarship</w:t>
+      </w:r>
+      <w:r>
+        <w:rPr>
+          <w:rFonts w:ascii="Times New Roman" w:hAnsi="Times New Roman" w:cs="Times New Roman"/>
+          <w:sz w:val="20"/>
+          <w:szCs w:val="20"/>
+        </w:rPr>
+        <w:t xml:space="preserve"> (September 2011 – February 2013)</w:t>
+      </w:r>
+    </w:p>
+    <w:p>
+      <w:pPr>
+        <w:spacing w:after="360"/>
+        <w:rPr>
+          <w:rFonts w:ascii="Bell MT" w:hAnsi="Bell MT" w:cs="Times New Roman"/>
+          <w:b/>
+          <w:sz w:val="24"/>
+          <w:szCs w:val="24"/>
+          <w:u w:val="single"/>
+        </w:rPr>
+      </w:pPr>
+      <w:r>
+        <w:rPr>
+          <w:rFonts w:ascii="Times New Roman" w:hAnsi="Times New Roman" w:cs="Times New Roman"/>
+          <w:sz w:val="20"/>
+          <w:szCs w:val="20"/>
+        </w:rPr>
+        <w:t>Merit-based scholarship awarded by Kyungpook National University for M.S. study</w:t>
       </w:r>
     </w:p>
     <w:sectPr>

--- a/doc/CV_Ajay.docx
+++ b/doc/CV_Ajay.docx
@@ -2795,25 +2795,7 @@
           <w:sz w:val="20"/>
           <w:szCs w:val="20"/>
         </w:rPr>
-        <w:t>202</w:t>
-      </w:r>
-      <w:r>
-        <w:rPr>
-          <w:rFonts w:ascii="Times New Roman" w:hAnsi="Times New Roman" w:cs="Times New Roman"/>
-          <w:bCs/>
-          <w:sz w:val="20"/>
-          <w:szCs w:val="20"/>
-        </w:rPr>
-        <w:t>2</w:t>
-      </w:r>
-      <w:r>
-        <w:rPr>
-          <w:rFonts w:ascii="Times New Roman" w:hAnsi="Times New Roman" w:cs="Times New Roman"/>
-          <w:bCs/>
-          <w:sz w:val="20"/>
-          <w:szCs w:val="20"/>
-        </w:rPr>
-        <w:t xml:space="preserve"> – </w:t>
+        <w:t xml:space="preserve">2022 – </w:t>
       </w:r>
       <w:r>
         <w:rPr>
@@ -2831,16 +2813,7 @@
           <w:sz w:val="20"/>
           <w:szCs w:val="20"/>
         </w:rPr>
-        <w:t>202</w:t>
-      </w:r>
-      <w:r>
-        <w:rPr>
-          <w:rFonts w:ascii="Times New Roman" w:hAnsi="Times New Roman" w:cs="Times New Roman"/>
-          <w:bCs/>
-          <w:sz w:val="20"/>
-          <w:szCs w:val="20"/>
-        </w:rPr>
-        <w:t>4</w:t>
+        <w:t>2024</w:t>
       </w:r>
       <w:r>
         <w:rPr>
@@ -2858,43 +2831,7 @@
           <w:sz w:val="20"/>
           <w:szCs w:val="20"/>
         </w:rPr>
-        <w:t>, PI, $</w:t>
-      </w:r>
-      <w:r>
-        <w:rPr>
-          <w:rFonts w:ascii="Times New Roman" w:hAnsi="Times New Roman" w:cs="Times New Roman"/>
-          <w:bCs/>
-          <w:sz w:val="20"/>
-          <w:szCs w:val="20"/>
-        </w:rPr>
-        <w:t>20</w:t>
-      </w:r>
-      <w:r>
-        <w:rPr>
-          <w:rFonts w:ascii="Times New Roman" w:hAnsi="Times New Roman" w:cs="Times New Roman"/>
-          <w:bCs/>
-          <w:sz w:val="20"/>
-          <w:szCs w:val="20"/>
-        </w:rPr>
-        <w:t>,</w:t>
-      </w:r>
-      <w:r>
-        <w:rPr>
-          <w:rFonts w:ascii="Times New Roman" w:hAnsi="Times New Roman" w:cs="Times New Roman"/>
-          <w:bCs/>
-          <w:sz w:val="20"/>
-          <w:szCs w:val="20"/>
-        </w:rPr>
-        <w:t>0</w:t>
-      </w:r>
-      <w:r>
-        <w:rPr>
-          <w:rFonts w:ascii="Times New Roman" w:hAnsi="Times New Roman" w:cs="Times New Roman"/>
-          <w:bCs/>
-          <w:sz w:val="20"/>
-          <w:szCs w:val="20"/>
-        </w:rPr>
-        <w:t>00</w:t>
+        <w:t>, PI, $20,000</w:t>
       </w:r>
     </w:p>
     <w:p>
@@ -6809,6 +6746,7 @@
     <w:p>
       <w:pPr>
         <w:spacing w:after="120"/>
+        <w:contextualSpacing/>
         <w:rPr>
           <w:rFonts w:ascii="Times New Roman" w:hAnsi="Times New Roman" w:cs="Times New Roman"/>
           <w:sz w:val="20"/>
@@ -6902,6 +6840,123 @@
           <w:szCs w:val="20"/>
         </w:rPr>
         <w:t>)</w:t>
+      </w:r>
+    </w:p>
+    <w:p>
+      <w:pPr>
+        <w:spacing w:after="120"/>
+        <w:contextualSpacing/>
+        <w:rPr>
+          <w:rFonts w:ascii="Times New Roman" w:hAnsi="Times New Roman" w:cs="Times New Roman"/>
+          <w:sz w:val="20"/>
+          <w:szCs w:val="20"/>
+        </w:rPr>
+      </w:pPr>
+      <w:r>
+        <w:rPr>
+          <w:rFonts w:ascii="Times New Roman" w:hAnsi="Times New Roman" w:cs="Times New Roman"/>
+          <w:sz w:val="20"/>
+          <w:szCs w:val="20"/>
+        </w:rPr>
+        <w:tab/>
+      </w:r>
+      <w:r>
+        <w:rPr>
+          <w:rFonts w:ascii="Times New Roman" w:hAnsi="Times New Roman" w:cs="Times New Roman"/>
+          <w:b/>
+          <w:bCs/>
+          <w:sz w:val="20"/>
+          <w:szCs w:val="20"/>
+        </w:rPr>
+        <w:t>Rupinder Kaur</w:t>
+      </w:r>
+      <w:r>
+        <w:rPr>
+          <w:rFonts w:ascii="Times New Roman" w:hAnsi="Times New Roman" w:cs="Times New Roman"/>
+          <w:sz w:val="20"/>
+          <w:szCs w:val="20"/>
+        </w:rPr>
+        <w:t xml:space="preserve">, North Dakota State University (March 2024 </w:t>
+      </w:r>
+      <w:r>
+        <w:rPr>
+          <w:rFonts w:ascii="Times New Roman" w:hAnsi="Times New Roman" w:cs="Times New Roman"/>
+          <w:sz w:val="20"/>
+          <w:szCs w:val="20"/>
+        </w:rPr>
+        <w:t>–</w:t>
+      </w:r>
+      <w:r>
+        <w:rPr>
+          <w:rFonts w:ascii="Times New Roman" w:hAnsi="Times New Roman" w:cs="Times New Roman"/>
+          <w:sz w:val="20"/>
+          <w:szCs w:val="20"/>
+        </w:rPr>
+        <w:t xml:space="preserve"> </w:t>
+      </w:r>
+      <w:r>
+        <w:rPr>
+          <w:rFonts w:ascii="Times New Roman" w:hAnsi="Times New Roman" w:cs="Times New Roman"/>
+          <w:sz w:val="20"/>
+          <w:szCs w:val="20"/>
+        </w:rPr>
+        <w:t>June 2025</w:t>
+      </w:r>
+      <w:r>
+        <w:rPr>
+          <w:rFonts w:ascii="Times New Roman" w:hAnsi="Times New Roman" w:cs="Times New Roman"/>
+          <w:sz w:val="20"/>
+          <w:szCs w:val="20"/>
+        </w:rPr>
+        <w:t>)</w:t>
+      </w:r>
+    </w:p>
+    <w:p>
+      <w:pPr>
+        <w:spacing w:after="120"/>
+        <w:rPr>
+          <w:rFonts w:ascii="Times New Roman" w:hAnsi="Times New Roman" w:cs="Times New Roman"/>
+          <w:sz w:val="20"/>
+          <w:szCs w:val="20"/>
+        </w:rPr>
+      </w:pPr>
+      <w:r>
+        <w:rPr>
+          <w:rFonts w:ascii="Times New Roman" w:hAnsi="Times New Roman" w:cs="Times New Roman"/>
+          <w:sz w:val="20"/>
+          <w:szCs w:val="20"/>
+        </w:rPr>
+        <w:tab/>
+      </w:r>
+      <w:r>
+        <w:rPr>
+          <w:rFonts w:ascii="Times New Roman" w:hAnsi="Times New Roman" w:cs="Times New Roman"/>
+          <w:b/>
+          <w:bCs/>
+          <w:sz w:val="20"/>
+          <w:szCs w:val="20"/>
+        </w:rPr>
+        <w:t xml:space="preserve">Amjad </w:t>
+      </w:r>
+      <w:proofErr w:type="spellStart"/>
+      <w:r>
+        <w:rPr>
+          <w:rFonts w:ascii="Times New Roman" w:hAnsi="Times New Roman" w:cs="Times New Roman"/>
+          <w:b/>
+          <w:bCs/>
+          <w:sz w:val="20"/>
+          <w:szCs w:val="20"/>
+        </w:rPr>
+        <w:t>Allobadi</w:t>
+      </w:r>
+      <w:proofErr w:type="spellEnd"/>
+      <w:r>
+        <w:rPr>
+          <w:rFonts w:ascii="Times New Roman" w:hAnsi="Times New Roman" w:cs="Times New Roman"/>
+          <w:sz w:val="20"/>
+          <w:szCs w:val="20"/>
+        </w:rPr>
+        <w:t>, North Dakota State University (Aug 2022 – Dec 2023)</w:t>
       </w:r>
     </w:p>
     <w:p>
@@ -6934,23 +6989,12 @@
           <w:sz w:val="20"/>
           <w:szCs w:val="20"/>
         </w:rPr>
-        <w:t xml:space="preserve"> Students </w:t>
-      </w:r>
-      <w:r>
-        <w:rPr>
-          <w:rFonts w:ascii="Times New Roman" w:hAnsi="Times New Roman" w:cs="Times New Roman"/>
-          <w:b/>
-          <w:bCs/>
-          <w:sz w:val="20"/>
-          <w:szCs w:val="20"/>
-        </w:rPr>
-        <w:t>Mentored</w:t>
-      </w:r>
-    </w:p>
-    <w:p>
-      <w:pPr>
-        <w:spacing w:after="0"/>
-        <w:contextualSpacing/>
+        <w:t xml:space="preserve"> Students Mentored</w:t>
+      </w:r>
+    </w:p>
+    <w:p>
+      <w:pPr>
+        <w:spacing w:after="120"/>
         <w:rPr>
           <w:rFonts w:ascii="Times New Roman" w:hAnsi="Times New Roman" w:cs="Times New Roman"/>
           <w:sz w:val="20"/>
@@ -7020,116 +7064,6 @@
           <w:szCs w:val="20"/>
         </w:rPr>
         <w:t>Aug 2025</w:t>
-      </w:r>
-      <w:r>
-        <w:rPr>
-          <w:rFonts w:ascii="Times New Roman" w:hAnsi="Times New Roman" w:cs="Times New Roman"/>
-          <w:sz w:val="20"/>
-          <w:szCs w:val="20"/>
-        </w:rPr>
-        <w:t>)</w:t>
-      </w:r>
-    </w:p>
-    <w:p>
-      <w:pPr>
-        <w:spacing w:after="0"/>
-        <w:contextualSpacing/>
-        <w:rPr>
-          <w:rFonts w:ascii="Times New Roman" w:hAnsi="Times New Roman" w:cs="Times New Roman"/>
-          <w:sz w:val="20"/>
-          <w:szCs w:val="20"/>
-        </w:rPr>
-      </w:pPr>
-      <w:r>
-        <w:rPr>
-          <w:rFonts w:ascii="Times New Roman" w:hAnsi="Times New Roman" w:cs="Times New Roman"/>
-          <w:sz w:val="20"/>
-          <w:szCs w:val="20"/>
-        </w:rPr>
-        <w:tab/>
-      </w:r>
-      <w:r>
-        <w:rPr>
-          <w:rFonts w:ascii="Times New Roman" w:hAnsi="Times New Roman" w:cs="Times New Roman"/>
-          <w:b/>
-          <w:bCs/>
-          <w:sz w:val="20"/>
-          <w:szCs w:val="20"/>
-        </w:rPr>
-        <w:t xml:space="preserve">Amjad </w:t>
-      </w:r>
-      <w:proofErr w:type="spellStart"/>
-      <w:r>
-        <w:rPr>
-          <w:rFonts w:ascii="Times New Roman" w:hAnsi="Times New Roman" w:cs="Times New Roman"/>
-          <w:b/>
-          <w:bCs/>
-          <w:sz w:val="20"/>
-          <w:szCs w:val="20"/>
-        </w:rPr>
-        <w:t>Allobadi</w:t>
-      </w:r>
-      <w:proofErr w:type="spellEnd"/>
-      <w:r>
-        <w:rPr>
-          <w:rFonts w:ascii="Times New Roman" w:hAnsi="Times New Roman" w:cs="Times New Roman"/>
-          <w:sz w:val="20"/>
-          <w:szCs w:val="20"/>
-        </w:rPr>
-        <w:t>, North Dakota State University (Aug 2022 – Dec 2023)</w:t>
-      </w:r>
-    </w:p>
-    <w:p>
-      <w:pPr>
-        <w:spacing w:after="120"/>
-        <w:ind w:firstLine="432"/>
-        <w:rPr>
-          <w:rFonts w:ascii="Times New Roman" w:hAnsi="Times New Roman" w:cs="Times New Roman"/>
-          <w:sz w:val="20"/>
-          <w:szCs w:val="20"/>
-        </w:rPr>
-      </w:pPr>
-      <w:r>
-        <w:rPr>
-          <w:rFonts w:ascii="Times New Roman" w:hAnsi="Times New Roman" w:cs="Times New Roman"/>
-          <w:b/>
-          <w:bCs/>
-          <w:sz w:val="20"/>
-          <w:szCs w:val="20"/>
-        </w:rPr>
-        <w:t>Rupinder Kaur</w:t>
-      </w:r>
-      <w:r>
-        <w:rPr>
-          <w:rFonts w:ascii="Times New Roman" w:hAnsi="Times New Roman" w:cs="Times New Roman"/>
-          <w:sz w:val="20"/>
-          <w:szCs w:val="20"/>
-        </w:rPr>
-        <w:t xml:space="preserve">, North Dakota State University (March 2024 </w:t>
-      </w:r>
-      <w:r>
-        <w:rPr>
-          <w:rFonts w:ascii="Times New Roman" w:hAnsi="Times New Roman" w:cs="Times New Roman"/>
-          <w:sz w:val="20"/>
-          <w:szCs w:val="20"/>
-        </w:rPr>
-        <w:t>–</w:t>
-      </w:r>
-      <w:r>
-        <w:rPr>
-          <w:rFonts w:ascii="Times New Roman" w:hAnsi="Times New Roman" w:cs="Times New Roman"/>
-          <w:sz w:val="20"/>
-          <w:szCs w:val="20"/>
-        </w:rPr>
-        <w:t xml:space="preserve"> </w:t>
-      </w:r>
-      <w:r>
-        <w:rPr>
-          <w:rFonts w:ascii="Times New Roman" w:hAnsi="Times New Roman" w:cs="Times New Roman"/>
-          <w:sz w:val="20"/>
-          <w:szCs w:val="20"/>
-        </w:rPr>
-        <w:t>June 2025</w:t>
       </w:r>
       <w:r>
         <w:rPr>

--- a/doc/CV_Ajay.docx
+++ b/doc/CV_Ajay.docx
@@ -999,11 +999,7 @@
           <w:u w:val="single"/>
         </w:rPr>
       </w:pPr>
-    </w:p>
-    <w:p>
-      <w:pPr>
-        <w:spacing w:after="60"/>
-        <w:contextualSpacing/>
+      <w:r>
         <w:rPr>
           <w:rFonts w:ascii="Bell MT" w:hAnsi="Bell MT" w:cs="Times New Roman"/>
           <w:b/>
@@ -1011,12 +1007,9 @@
           <w:szCs w:val="24"/>
           <w:u w:val="single"/>
         </w:rPr>
-      </w:pPr>
-    </w:p>
-    <w:p>
-      <w:pPr>
-        <w:spacing w:after="60"/>
-        <w:contextualSpacing/>
+        <w:t>Research Interest</w:t>
+      </w:r>
+      <w:r>
         <w:rPr>
           <w:rFonts w:ascii="Bell MT" w:hAnsi="Bell MT" w:cs="Times New Roman"/>
           <w:b/>
@@ -1024,8 +1017,264 @@
           <w:szCs w:val="24"/>
           <w:u w:val="single"/>
         </w:rPr>
-      </w:pPr>
-      <w:r>
+        <w:t>s</w:t>
+      </w:r>
+    </w:p>
+    <w:p>
+      <w:pPr>
+        <w:spacing w:after="240"/>
+        <w:jc w:val="both"/>
+        <w:rPr>
+          <w:rFonts w:ascii="Times New Roman" w:hAnsi="Times New Roman" w:cs="Times New Roman"/>
+          <w:sz w:val="20"/>
+          <w:szCs w:val="20"/>
+        </w:rPr>
+      </w:pPr>
+      <w:r>
+        <w:rPr>
+          <w:rFonts w:ascii="Times New Roman" w:hAnsi="Times New Roman" w:cs="Times New Roman"/>
+          <w:sz w:val="20"/>
+          <w:szCs w:val="20"/>
+        </w:rPr>
+        <w:t>S</w:t>
+      </w:r>
+      <w:r>
+        <w:rPr>
+          <w:rFonts w:ascii="Times New Roman" w:hAnsi="Times New Roman" w:cs="Times New Roman"/>
+          <w:sz w:val="20"/>
+          <w:szCs w:val="20"/>
+        </w:rPr>
+        <w:t xml:space="preserve">oftware </w:t>
+      </w:r>
+      <w:r>
+        <w:rPr>
+          <w:rFonts w:ascii="Times New Roman" w:hAnsi="Times New Roman" w:cs="Times New Roman"/>
+          <w:sz w:val="20"/>
+          <w:szCs w:val="20"/>
+        </w:rPr>
+        <w:t>E</w:t>
+      </w:r>
+      <w:r>
+        <w:rPr>
+          <w:rFonts w:ascii="Times New Roman" w:hAnsi="Times New Roman" w:cs="Times New Roman"/>
+          <w:sz w:val="20"/>
+          <w:szCs w:val="20"/>
+        </w:rPr>
+        <w:t>ngineering</w:t>
+      </w:r>
+      <w:r>
+        <w:rPr>
+          <w:rFonts w:ascii="Times New Roman" w:hAnsi="Times New Roman" w:cs="Times New Roman"/>
+          <w:sz w:val="20"/>
+          <w:szCs w:val="20"/>
+        </w:rPr>
+        <w:t xml:space="preserve">, </w:t>
+      </w:r>
+      <w:r>
+        <w:rPr>
+          <w:rFonts w:ascii="Times New Roman" w:hAnsi="Times New Roman" w:cs="Times New Roman"/>
+          <w:sz w:val="20"/>
+          <w:szCs w:val="20"/>
+        </w:rPr>
+        <w:t>S</w:t>
+      </w:r>
+      <w:r>
+        <w:rPr>
+          <w:rFonts w:ascii="Times New Roman" w:hAnsi="Times New Roman" w:cs="Times New Roman"/>
+          <w:sz w:val="20"/>
+          <w:szCs w:val="20"/>
+        </w:rPr>
+        <w:t xml:space="preserve">oftware </w:t>
+      </w:r>
+      <w:r>
+        <w:rPr>
+          <w:rFonts w:ascii="Times New Roman" w:hAnsi="Times New Roman" w:cs="Times New Roman"/>
+          <w:sz w:val="20"/>
+          <w:szCs w:val="20"/>
+        </w:rPr>
+        <w:t>T</w:t>
+      </w:r>
+      <w:r>
+        <w:rPr>
+          <w:rFonts w:ascii="Times New Roman" w:hAnsi="Times New Roman" w:cs="Times New Roman"/>
+          <w:sz w:val="20"/>
+          <w:szCs w:val="20"/>
+        </w:rPr>
+        <w:t>esting</w:t>
+      </w:r>
+      <w:r>
+        <w:rPr>
+          <w:rFonts w:ascii="Times New Roman" w:hAnsi="Times New Roman" w:cs="Times New Roman"/>
+          <w:sz w:val="20"/>
+          <w:szCs w:val="20"/>
+        </w:rPr>
+        <w:t xml:space="preserve"> and</w:t>
+      </w:r>
+      <w:r>
+        <w:rPr>
+          <w:rFonts w:ascii="Times New Roman" w:hAnsi="Times New Roman" w:cs="Times New Roman"/>
+          <w:sz w:val="20"/>
+          <w:szCs w:val="20"/>
+        </w:rPr>
+        <w:t xml:space="preserve"> </w:t>
+      </w:r>
+      <w:r>
+        <w:rPr>
+          <w:rFonts w:ascii="Times New Roman" w:hAnsi="Times New Roman" w:cs="Times New Roman"/>
+          <w:sz w:val="20"/>
+          <w:szCs w:val="20"/>
+        </w:rPr>
+        <w:t>M</w:t>
+      </w:r>
+      <w:r>
+        <w:rPr>
+          <w:rFonts w:ascii="Times New Roman" w:hAnsi="Times New Roman" w:cs="Times New Roman"/>
+          <w:sz w:val="20"/>
+          <w:szCs w:val="20"/>
+        </w:rPr>
+        <w:t>aintenance</w:t>
+      </w:r>
+      <w:r>
+        <w:rPr>
+          <w:rFonts w:ascii="Times New Roman" w:hAnsi="Times New Roman" w:cs="Times New Roman"/>
+          <w:sz w:val="20"/>
+          <w:szCs w:val="20"/>
+        </w:rPr>
+        <w:t xml:space="preserve">, </w:t>
+      </w:r>
+      <w:r>
+        <w:rPr>
+          <w:rFonts w:ascii="Times New Roman" w:hAnsi="Times New Roman" w:cs="Times New Roman"/>
+          <w:sz w:val="20"/>
+          <w:szCs w:val="20"/>
+        </w:rPr>
+        <w:t>M</w:t>
+      </w:r>
+      <w:r>
+        <w:rPr>
+          <w:rFonts w:ascii="Times New Roman" w:hAnsi="Times New Roman" w:cs="Times New Roman"/>
+          <w:sz w:val="20"/>
+          <w:szCs w:val="20"/>
+        </w:rPr>
+        <w:t xml:space="preserve">ining </w:t>
+      </w:r>
+      <w:r>
+        <w:rPr>
+          <w:rFonts w:ascii="Times New Roman" w:hAnsi="Times New Roman" w:cs="Times New Roman"/>
+          <w:sz w:val="20"/>
+          <w:szCs w:val="20"/>
+        </w:rPr>
+        <w:t>S</w:t>
+      </w:r>
+      <w:r>
+        <w:rPr>
+          <w:rFonts w:ascii="Times New Roman" w:hAnsi="Times New Roman" w:cs="Times New Roman"/>
+          <w:sz w:val="20"/>
+          <w:szCs w:val="20"/>
+        </w:rPr>
+        <w:t xml:space="preserve">oftware </w:t>
+      </w:r>
+      <w:r>
+        <w:rPr>
+          <w:rFonts w:ascii="Times New Roman" w:hAnsi="Times New Roman" w:cs="Times New Roman"/>
+          <w:sz w:val="20"/>
+          <w:szCs w:val="20"/>
+        </w:rPr>
+        <w:t>R</w:t>
+      </w:r>
+      <w:r>
+        <w:rPr>
+          <w:rFonts w:ascii="Times New Roman" w:hAnsi="Times New Roman" w:cs="Times New Roman"/>
+          <w:sz w:val="20"/>
+          <w:szCs w:val="20"/>
+        </w:rPr>
+        <w:t>epositories</w:t>
+      </w:r>
+      <w:r>
+        <w:rPr>
+          <w:rFonts w:ascii="Times New Roman" w:hAnsi="Times New Roman" w:cs="Times New Roman"/>
+          <w:sz w:val="20"/>
+          <w:szCs w:val="20"/>
+        </w:rPr>
+        <w:t xml:space="preserve">, </w:t>
+      </w:r>
+      <w:r>
+        <w:rPr>
+          <w:rFonts w:ascii="Times New Roman" w:hAnsi="Times New Roman" w:cs="Times New Roman"/>
+          <w:sz w:val="20"/>
+          <w:szCs w:val="20"/>
+        </w:rPr>
+        <w:t xml:space="preserve">and </w:t>
+      </w:r>
+      <w:r>
+        <w:rPr>
+          <w:rFonts w:ascii="Times New Roman" w:hAnsi="Times New Roman" w:cs="Times New Roman"/>
+          <w:sz w:val="20"/>
+          <w:szCs w:val="20"/>
+        </w:rPr>
+        <w:t>E</w:t>
+      </w:r>
+      <w:r>
+        <w:rPr>
+          <w:rFonts w:ascii="Times New Roman" w:hAnsi="Times New Roman" w:cs="Times New Roman"/>
+          <w:sz w:val="20"/>
+          <w:szCs w:val="20"/>
+        </w:rPr>
+        <w:t xml:space="preserve">mpirical </w:t>
+      </w:r>
+      <w:r>
+        <w:rPr>
+          <w:rFonts w:ascii="Times New Roman" w:hAnsi="Times New Roman" w:cs="Times New Roman"/>
+          <w:sz w:val="20"/>
+          <w:szCs w:val="20"/>
+        </w:rPr>
+        <w:t>S</w:t>
+      </w:r>
+      <w:r>
+        <w:rPr>
+          <w:rFonts w:ascii="Times New Roman" w:hAnsi="Times New Roman" w:cs="Times New Roman"/>
+          <w:sz w:val="20"/>
+          <w:szCs w:val="20"/>
+        </w:rPr>
+        <w:t>oftwar</w:t>
+      </w:r>
+      <w:r>
+        <w:rPr>
+          <w:rFonts w:ascii="Times New Roman" w:hAnsi="Times New Roman" w:cs="Times New Roman"/>
+          <w:sz w:val="20"/>
+          <w:szCs w:val="20"/>
+        </w:rPr>
+        <w:t xml:space="preserve">e </w:t>
+      </w:r>
+      <w:r>
+        <w:rPr>
+          <w:rFonts w:ascii="Times New Roman" w:hAnsi="Times New Roman" w:cs="Times New Roman"/>
+          <w:sz w:val="20"/>
+          <w:szCs w:val="20"/>
+        </w:rPr>
+        <w:t>E</w:t>
+      </w:r>
+      <w:r>
+        <w:rPr>
+          <w:rFonts w:ascii="Times New Roman" w:hAnsi="Times New Roman" w:cs="Times New Roman"/>
+          <w:sz w:val="20"/>
+          <w:szCs w:val="20"/>
+        </w:rPr>
+        <w:t>ngineering</w:t>
+      </w:r>
+      <w:r>
+        <w:rPr>
+          <w:rFonts w:ascii="Times New Roman" w:hAnsi="Times New Roman" w:cs="Times New Roman"/>
+          <w:sz w:val="20"/>
+          <w:szCs w:val="20"/>
+        </w:rPr>
+        <w:t>.</w:t>
+      </w:r>
+    </w:p>
+    <w:p>
+      <w:pPr>
+        <w:spacing w:after="60"/>
+        <w:contextualSpacing/>
         <w:rPr>
           <w:rFonts w:ascii="Bell MT" w:hAnsi="Bell MT" w:cs="Times New Roman"/>
           <w:b/>
@@ -1033,8 +1282,7 @@
           <w:szCs w:val="24"/>
           <w:u w:val="single"/>
         </w:rPr>
-        <w:t>Research Interest</w:t>
-      </w:r>
+      </w:pPr>
       <w:r>
         <w:rPr>
           <w:rFonts w:ascii="Bell MT" w:hAnsi="Bell MT" w:cs="Times New Roman"/>
@@ -1043,7 +1291,651 @@
           <w:szCs w:val="24"/>
           <w:u w:val="single"/>
         </w:rPr>
-        <w:t>s</w:t>
+        <w:t>Professional Experience</w:t>
+      </w:r>
+    </w:p>
+    <w:p>
+      <w:pPr>
+        <w:contextualSpacing/>
+        <w:jc w:val="both"/>
+        <w:rPr>
+          <w:rFonts w:ascii="Times New Roman" w:hAnsi="Times New Roman" w:cs="Times New Roman"/>
+          <w:sz w:val="20"/>
+          <w:szCs w:val="20"/>
+        </w:rPr>
+      </w:pPr>
+      <w:r>
+        <w:rPr>
+          <w:rFonts w:ascii="Times New Roman" w:hAnsi="Times New Roman" w:cs="Times New Roman"/>
+          <w:b/>
+          <w:sz w:val="20"/>
+          <w:szCs w:val="20"/>
+        </w:rPr>
+        <w:t>Assistant Professor</w:t>
+      </w:r>
+      <w:r>
+        <w:rPr>
+          <w:rFonts w:ascii="Times New Roman" w:hAnsi="Times New Roman" w:cs="Times New Roman"/>
+          <w:b/>
+          <w:sz w:val="20"/>
+          <w:szCs w:val="20"/>
+        </w:rPr>
+        <w:t xml:space="preserve"> </w:t>
+      </w:r>
+      <w:r>
+        <w:rPr>
+          <w:rFonts w:ascii="Times New Roman" w:hAnsi="Times New Roman" w:cs="Times New Roman"/>
+          <w:sz w:val="20"/>
+          <w:szCs w:val="20"/>
+        </w:rPr>
+        <w:t>(</w:t>
+      </w:r>
+      <w:r>
+        <w:rPr>
+          <w:rFonts w:ascii="Times New Roman" w:hAnsi="Times New Roman" w:cs="Times New Roman"/>
+          <w:noProof/>
+          <w:sz w:val="20"/>
+          <w:szCs w:val="20"/>
+        </w:rPr>
+        <w:t>Aug</w:t>
+      </w:r>
+      <w:r>
+        <w:rPr>
+          <w:rFonts w:ascii="Times New Roman" w:hAnsi="Times New Roman" w:cs="Times New Roman"/>
+          <w:sz w:val="20"/>
+          <w:szCs w:val="20"/>
+        </w:rPr>
+        <w:t xml:space="preserve"> 20</w:t>
+      </w:r>
+      <w:r>
+        <w:rPr>
+          <w:rFonts w:ascii="Times New Roman" w:hAnsi="Times New Roman" w:cs="Times New Roman"/>
+          <w:sz w:val="20"/>
+          <w:szCs w:val="20"/>
+        </w:rPr>
+        <w:t>22</w:t>
+      </w:r>
+      <w:r>
+        <w:rPr>
+          <w:rFonts w:ascii="Times New Roman" w:hAnsi="Times New Roman" w:cs="Times New Roman"/>
+          <w:sz w:val="20"/>
+          <w:szCs w:val="20"/>
+        </w:rPr>
+        <w:t xml:space="preserve"> – </w:t>
+      </w:r>
+      <w:r>
+        <w:rPr>
+          <w:rFonts w:ascii="Times New Roman" w:hAnsi="Times New Roman" w:cs="Times New Roman"/>
+          <w:sz w:val="20"/>
+          <w:szCs w:val="20"/>
+        </w:rPr>
+        <w:t>Present</w:t>
+      </w:r>
+      <w:r>
+        <w:rPr>
+          <w:rFonts w:ascii="Times New Roman" w:hAnsi="Times New Roman" w:cs="Times New Roman"/>
+          <w:sz w:val="20"/>
+          <w:szCs w:val="20"/>
+        </w:rPr>
+        <w:t>)</w:t>
+      </w:r>
+    </w:p>
+    <w:p>
+      <w:pPr>
+        <w:spacing w:after="120"/>
+        <w:jc w:val="both"/>
+        <w:rPr>
+          <w:rFonts w:ascii="Times New Roman" w:hAnsi="Times New Roman" w:cs="Times New Roman"/>
+          <w:b/>
+          <w:sz w:val="20"/>
+          <w:szCs w:val="20"/>
+        </w:rPr>
+      </w:pPr>
+      <w:r>
+        <w:rPr>
+          <w:rFonts w:ascii="Times New Roman" w:hAnsi="Times New Roman" w:cs="Times New Roman"/>
+          <w:sz w:val="20"/>
+          <w:szCs w:val="20"/>
+        </w:rPr>
+        <w:t>Department of Computer Science,</w:t>
+      </w:r>
+      <w:r>
+        <w:rPr>
+          <w:rFonts w:ascii="Times New Roman" w:hAnsi="Times New Roman" w:cs="Times New Roman"/>
+          <w:sz w:val="20"/>
+          <w:szCs w:val="20"/>
+        </w:rPr>
+        <w:t xml:space="preserve"> </w:t>
+      </w:r>
+      <w:r>
+        <w:rPr>
+          <w:rFonts w:ascii="Times New Roman" w:hAnsi="Times New Roman" w:cs="Times New Roman"/>
+          <w:sz w:val="20"/>
+          <w:szCs w:val="20"/>
+        </w:rPr>
+        <w:t>North Dakota State University</w:t>
+      </w:r>
+      <w:r>
+        <w:rPr>
+          <w:rFonts w:ascii="Times New Roman" w:hAnsi="Times New Roman" w:cs="Times New Roman"/>
+          <w:sz w:val="20"/>
+          <w:szCs w:val="20"/>
+        </w:rPr>
+        <w:t>, Fargo, ND, USA</w:t>
+      </w:r>
+    </w:p>
+    <w:p>
+      <w:pPr>
+        <w:contextualSpacing/>
+        <w:jc w:val="both"/>
+        <w:rPr>
+          <w:rFonts w:ascii="Times New Roman" w:hAnsi="Times New Roman" w:cs="Times New Roman"/>
+          <w:sz w:val="20"/>
+          <w:szCs w:val="20"/>
+        </w:rPr>
+      </w:pPr>
+      <w:r>
+        <w:rPr>
+          <w:rFonts w:ascii="Times New Roman" w:hAnsi="Times New Roman" w:cs="Times New Roman"/>
+          <w:b/>
+          <w:sz w:val="20"/>
+          <w:szCs w:val="20"/>
+        </w:rPr>
+        <w:t xml:space="preserve">Postdoctoral </w:t>
+      </w:r>
+      <w:r>
+        <w:rPr>
+          <w:rFonts w:ascii="Times New Roman" w:hAnsi="Times New Roman" w:cs="Times New Roman"/>
+          <w:b/>
+          <w:sz w:val="20"/>
+          <w:szCs w:val="20"/>
+        </w:rPr>
+        <w:t>Researcher</w:t>
+      </w:r>
+      <w:r>
+        <w:rPr>
+          <w:rFonts w:ascii="Times New Roman" w:hAnsi="Times New Roman" w:cs="Times New Roman"/>
+          <w:b/>
+          <w:sz w:val="20"/>
+          <w:szCs w:val="20"/>
+        </w:rPr>
+        <w:t xml:space="preserve"> </w:t>
+      </w:r>
+      <w:r>
+        <w:rPr>
+          <w:rFonts w:ascii="Times New Roman" w:hAnsi="Times New Roman" w:cs="Times New Roman"/>
+          <w:sz w:val="20"/>
+          <w:szCs w:val="20"/>
+        </w:rPr>
+        <w:t>(</w:t>
+      </w:r>
+      <w:r>
+        <w:rPr>
+          <w:rFonts w:ascii="Times New Roman" w:hAnsi="Times New Roman" w:cs="Times New Roman"/>
+          <w:noProof/>
+          <w:sz w:val="20"/>
+          <w:szCs w:val="20"/>
+        </w:rPr>
+        <w:t>Mar</w:t>
+      </w:r>
+      <w:r>
+        <w:rPr>
+          <w:rFonts w:ascii="Times New Roman" w:hAnsi="Times New Roman" w:cs="Times New Roman"/>
+          <w:sz w:val="20"/>
+          <w:szCs w:val="20"/>
+        </w:rPr>
+        <w:t xml:space="preserve"> 20</w:t>
+      </w:r>
+      <w:r>
+        <w:rPr>
+          <w:rFonts w:ascii="Times New Roman" w:hAnsi="Times New Roman" w:cs="Times New Roman"/>
+          <w:sz w:val="20"/>
+          <w:szCs w:val="20"/>
+        </w:rPr>
+        <w:t>20</w:t>
+      </w:r>
+      <w:r>
+        <w:rPr>
+          <w:rFonts w:ascii="Times New Roman" w:hAnsi="Times New Roman" w:cs="Times New Roman"/>
+          <w:sz w:val="20"/>
+          <w:szCs w:val="20"/>
+        </w:rPr>
+        <w:t xml:space="preserve"> – </w:t>
+      </w:r>
+      <w:r>
+        <w:rPr>
+          <w:rFonts w:ascii="Times New Roman" w:hAnsi="Times New Roman" w:cs="Times New Roman"/>
+          <w:sz w:val="20"/>
+          <w:szCs w:val="20"/>
+        </w:rPr>
+        <w:t>Jul 2022</w:t>
+      </w:r>
+      <w:r>
+        <w:rPr>
+          <w:rFonts w:ascii="Times New Roman" w:hAnsi="Times New Roman" w:cs="Times New Roman"/>
+          <w:sz w:val="20"/>
+          <w:szCs w:val="20"/>
+        </w:rPr>
+        <w:t>)</w:t>
+      </w:r>
+    </w:p>
+    <w:p>
+      <w:pPr>
+        <w:spacing w:after="120"/>
+        <w:jc w:val="both"/>
+        <w:rPr>
+          <w:rFonts w:ascii="Times New Roman" w:hAnsi="Times New Roman" w:cs="Times New Roman"/>
+          <w:sz w:val="20"/>
+          <w:szCs w:val="20"/>
+        </w:rPr>
+      </w:pPr>
+      <w:r>
+        <w:rPr>
+          <w:rFonts w:ascii="Times New Roman" w:hAnsi="Times New Roman" w:cs="Times New Roman"/>
+          <w:sz w:val="20"/>
+          <w:szCs w:val="20"/>
+        </w:rPr>
+        <w:t>University of Alberta, Edmonton, Alberta, Canada</w:t>
+      </w:r>
+    </w:p>
+    <w:p>
+      <w:pPr>
+        <w:spacing w:after="0"/>
+        <w:contextualSpacing/>
+        <w:jc w:val="both"/>
+        <w:rPr>
+          <w:rFonts w:ascii="Times New Roman" w:hAnsi="Times New Roman" w:cs="Times New Roman"/>
+          <w:sz w:val="20"/>
+          <w:szCs w:val="20"/>
+        </w:rPr>
+      </w:pPr>
+      <w:r>
+        <w:rPr>
+          <w:rFonts w:ascii="Times New Roman" w:hAnsi="Times New Roman" w:cs="Times New Roman"/>
+          <w:b/>
+          <w:sz w:val="20"/>
+          <w:szCs w:val="20"/>
+        </w:rPr>
+        <w:t>Postdoctoral Researcher</w:t>
+      </w:r>
+      <w:r>
+        <w:rPr>
+          <w:rFonts w:ascii="Times New Roman" w:hAnsi="Times New Roman" w:cs="Times New Roman"/>
+          <w:b/>
+          <w:sz w:val="20"/>
+          <w:szCs w:val="20"/>
+        </w:rPr>
+        <w:t xml:space="preserve"> </w:t>
+      </w:r>
+      <w:r>
+        <w:rPr>
+          <w:rFonts w:ascii="Times New Roman" w:hAnsi="Times New Roman" w:cs="Times New Roman"/>
+          <w:sz w:val="20"/>
+          <w:szCs w:val="20"/>
+        </w:rPr>
+        <w:t>(</w:t>
+      </w:r>
+      <w:r>
+        <w:rPr>
+          <w:rFonts w:ascii="Times New Roman" w:hAnsi="Times New Roman" w:cs="Times New Roman"/>
+          <w:noProof/>
+          <w:sz w:val="20"/>
+          <w:szCs w:val="20"/>
+        </w:rPr>
+        <w:t>Mar</w:t>
+      </w:r>
+      <w:r>
+        <w:rPr>
+          <w:rFonts w:ascii="Times New Roman" w:hAnsi="Times New Roman" w:cs="Times New Roman"/>
+          <w:sz w:val="20"/>
+          <w:szCs w:val="20"/>
+        </w:rPr>
+        <w:t xml:space="preserve"> 2017 – </w:t>
+      </w:r>
+      <w:r>
+        <w:rPr>
+          <w:rFonts w:ascii="Times New Roman" w:hAnsi="Times New Roman" w:cs="Times New Roman"/>
+          <w:sz w:val="20"/>
+          <w:szCs w:val="20"/>
+        </w:rPr>
+        <w:t>Feb 2020</w:t>
+      </w:r>
+      <w:r>
+        <w:rPr>
+          <w:rFonts w:ascii="Times New Roman" w:hAnsi="Times New Roman" w:cs="Times New Roman"/>
+          <w:sz w:val="20"/>
+          <w:szCs w:val="20"/>
+        </w:rPr>
+        <w:t>)</w:t>
+      </w:r>
+    </w:p>
+    <w:p>
+      <w:pPr>
+        <w:spacing w:after="120"/>
+        <w:jc w:val="both"/>
+        <w:rPr>
+          <w:rFonts w:ascii="Times New Roman" w:hAnsi="Times New Roman" w:cs="Times New Roman"/>
+          <w:sz w:val="20"/>
+          <w:szCs w:val="20"/>
+        </w:rPr>
+      </w:pPr>
+      <w:r>
+        <w:rPr>
+          <w:rFonts w:ascii="Times New Roman" w:hAnsi="Times New Roman" w:cs="Times New Roman"/>
+          <w:sz w:val="20"/>
+          <w:szCs w:val="20"/>
+        </w:rPr>
+        <w:t>Kyungpook National University</w:t>
+      </w:r>
+      <w:r>
+        <w:rPr>
+          <w:rFonts w:ascii="Times New Roman" w:hAnsi="Times New Roman" w:cs="Times New Roman"/>
+          <w:sz w:val="20"/>
+          <w:szCs w:val="20"/>
+        </w:rPr>
+        <w:t xml:space="preserve">, Daegu, </w:t>
+      </w:r>
+      <w:r>
+        <w:rPr>
+          <w:rFonts w:ascii="Times New Roman" w:hAnsi="Times New Roman" w:cs="Times New Roman"/>
+          <w:sz w:val="20"/>
+          <w:szCs w:val="20"/>
+        </w:rPr>
+        <w:t>Republic of</w:t>
+      </w:r>
+      <w:r>
+        <w:rPr>
+          <w:rFonts w:ascii="Times New Roman" w:hAnsi="Times New Roman" w:cs="Times New Roman"/>
+          <w:sz w:val="20"/>
+          <w:szCs w:val="20"/>
+        </w:rPr>
+        <w:t xml:space="preserve"> Korea</w:t>
+      </w:r>
+    </w:p>
+    <w:p>
+      <w:pPr>
+        <w:spacing w:after="0"/>
+        <w:contextualSpacing/>
+        <w:jc w:val="both"/>
+        <w:rPr>
+          <w:rFonts w:ascii="Times New Roman" w:hAnsi="Times New Roman" w:cs="Times New Roman"/>
+          <w:sz w:val="20"/>
+          <w:szCs w:val="20"/>
+        </w:rPr>
+      </w:pPr>
+      <w:r>
+        <w:rPr>
+          <w:rFonts w:ascii="Times New Roman" w:hAnsi="Times New Roman" w:cs="Times New Roman"/>
+          <w:b/>
+          <w:bCs/>
+          <w:sz w:val="20"/>
+          <w:szCs w:val="20"/>
+        </w:rPr>
+        <w:t>Co-founder</w:t>
+      </w:r>
+      <w:r>
+        <w:rPr>
+          <w:rFonts w:ascii="Times New Roman" w:hAnsi="Times New Roman" w:cs="Times New Roman"/>
+          <w:sz w:val="20"/>
+          <w:szCs w:val="20"/>
+        </w:rPr>
+        <w:t xml:space="preserve"> (Feb 2009 – Jun 2011)</w:t>
+      </w:r>
+    </w:p>
+    <w:p>
+      <w:pPr>
+        <w:spacing w:after="120"/>
+        <w:jc w:val="both"/>
+        <w:rPr>
+          <w:rFonts w:ascii="Times New Roman" w:hAnsi="Times New Roman" w:cs="Times New Roman"/>
+          <w:bCs/>
+          <w:sz w:val="20"/>
+          <w:szCs w:val="20"/>
+        </w:rPr>
+      </w:pPr>
+      <w:r>
+        <w:rPr>
+          <w:rFonts w:ascii="Times New Roman" w:hAnsi="Times New Roman" w:cs="Times New Roman"/>
+          <w:bCs/>
+          <w:sz w:val="20"/>
+          <w:szCs w:val="20"/>
+        </w:rPr>
+        <w:t xml:space="preserve">Unified Technology Consultancy, </w:t>
+      </w:r>
+      <w:r>
+        <w:rPr>
+          <w:rFonts w:ascii="Times New Roman" w:hAnsi="Times New Roman" w:cs="Times New Roman"/>
+          <w:bCs/>
+          <w:sz w:val="20"/>
+          <w:szCs w:val="20"/>
+        </w:rPr>
+        <w:t xml:space="preserve">Kathmandu, </w:t>
+      </w:r>
+      <w:r>
+        <w:rPr>
+          <w:rFonts w:ascii="Times New Roman" w:hAnsi="Times New Roman" w:cs="Times New Roman"/>
+          <w:bCs/>
+          <w:sz w:val="20"/>
+          <w:szCs w:val="20"/>
+        </w:rPr>
+        <w:t>Nepal</w:t>
+      </w:r>
+      <w:r>
+        <w:rPr>
+          <w:rFonts w:ascii="Times New Roman" w:hAnsi="Times New Roman" w:cs="Times New Roman"/>
+          <w:bCs/>
+          <w:sz w:val="20"/>
+          <w:szCs w:val="20"/>
+        </w:rPr>
+        <w:t xml:space="preserve"> </w:t>
+      </w:r>
+    </w:p>
+    <w:p>
+      <w:pPr>
+        <w:spacing w:after="0"/>
+        <w:contextualSpacing/>
+        <w:jc w:val="both"/>
+        <w:rPr>
+          <w:rFonts w:ascii="Times New Roman" w:hAnsi="Times New Roman" w:cs="Times New Roman"/>
+          <w:sz w:val="20"/>
+          <w:szCs w:val="20"/>
+        </w:rPr>
+      </w:pPr>
+      <w:r>
+        <w:rPr>
+          <w:rFonts w:ascii="Times New Roman" w:hAnsi="Times New Roman" w:cs="Times New Roman"/>
+          <w:b/>
+          <w:bCs/>
+          <w:sz w:val="20"/>
+          <w:szCs w:val="20"/>
+        </w:rPr>
+        <w:t>Account</w:t>
+      </w:r>
+      <w:r>
+        <w:rPr>
+          <w:rFonts w:ascii="Times New Roman" w:hAnsi="Times New Roman" w:cs="Times New Roman"/>
+          <w:b/>
+          <w:bCs/>
+          <w:sz w:val="20"/>
+          <w:szCs w:val="20"/>
+        </w:rPr>
+        <w:t xml:space="preserve"> Manager</w:t>
+      </w:r>
+      <w:r>
+        <w:rPr>
+          <w:rFonts w:ascii="Times New Roman" w:hAnsi="Times New Roman" w:cs="Times New Roman"/>
+          <w:sz w:val="20"/>
+          <w:szCs w:val="20"/>
+        </w:rPr>
+        <w:t xml:space="preserve"> (Mar 2008 – Aug 2008)</w:t>
+      </w:r>
+    </w:p>
+    <w:p>
+      <w:pPr>
+        <w:spacing w:after="120"/>
+        <w:jc w:val="both"/>
+        <w:rPr>
+          <w:rFonts w:ascii="Times New Roman" w:hAnsi="Times New Roman" w:cs="Times New Roman"/>
+          <w:bCs/>
+          <w:sz w:val="20"/>
+          <w:szCs w:val="20"/>
+        </w:rPr>
+      </w:pPr>
+      <w:r>
+        <w:rPr>
+          <w:rFonts w:ascii="Times New Roman" w:hAnsi="Times New Roman" w:cs="Times New Roman"/>
+          <w:bCs/>
+          <w:sz w:val="20"/>
+          <w:szCs w:val="20"/>
+        </w:rPr>
+        <w:t xml:space="preserve">V2Soft, </w:t>
+      </w:r>
+      <w:r>
+        <w:rPr>
+          <w:rFonts w:ascii="Times New Roman" w:hAnsi="Times New Roman" w:cs="Times New Roman"/>
+          <w:bCs/>
+          <w:sz w:val="20"/>
+          <w:szCs w:val="20"/>
+        </w:rPr>
+        <w:t xml:space="preserve">Bangalore, </w:t>
+      </w:r>
+      <w:r>
+        <w:rPr>
+          <w:rFonts w:ascii="Times New Roman" w:hAnsi="Times New Roman" w:cs="Times New Roman"/>
+          <w:bCs/>
+          <w:sz w:val="20"/>
+          <w:szCs w:val="20"/>
+        </w:rPr>
+        <w:t>India</w:t>
+      </w:r>
+    </w:p>
+    <w:p>
+      <w:pPr>
+        <w:spacing w:after="0"/>
+        <w:contextualSpacing/>
+        <w:jc w:val="both"/>
+        <w:rPr>
+          <w:rFonts w:ascii="Times New Roman" w:hAnsi="Times New Roman" w:cs="Times New Roman"/>
+          <w:b/>
+          <w:sz w:val="20"/>
+          <w:szCs w:val="20"/>
+        </w:rPr>
+      </w:pPr>
+      <w:r>
+        <w:rPr>
+          <w:rFonts w:ascii="Times New Roman" w:hAnsi="Times New Roman" w:cs="Times New Roman"/>
+          <w:b/>
+          <w:bCs/>
+          <w:sz w:val="20"/>
+          <w:szCs w:val="20"/>
+        </w:rPr>
+        <w:t>Business Development Manager</w:t>
+      </w:r>
+      <w:r>
+        <w:rPr>
+          <w:rFonts w:ascii="Times New Roman" w:hAnsi="Times New Roman" w:cs="Times New Roman"/>
+          <w:sz w:val="20"/>
+          <w:szCs w:val="20"/>
+        </w:rPr>
+        <w:t xml:space="preserve"> (Sep 2007 – Jan 2008)</w:t>
+      </w:r>
+    </w:p>
+    <w:p>
+      <w:pPr>
+        <w:spacing w:after="120"/>
+        <w:jc w:val="both"/>
+        <w:rPr>
+          <w:rFonts w:ascii="Times New Roman" w:hAnsi="Times New Roman" w:cs="Times New Roman"/>
+          <w:bCs/>
+          <w:sz w:val="20"/>
+          <w:szCs w:val="20"/>
+        </w:rPr>
+      </w:pPr>
+      <w:proofErr w:type="spellStart"/>
+      <w:r>
+        <w:rPr>
+          <w:rFonts w:ascii="Times New Roman" w:hAnsi="Times New Roman" w:cs="Times New Roman"/>
+          <w:bCs/>
+          <w:sz w:val="20"/>
+          <w:szCs w:val="20"/>
+        </w:rPr>
+        <w:t>FoxsysTech</w:t>
+      </w:r>
+      <w:proofErr w:type="spellEnd"/>
+      <w:r>
+        <w:rPr>
+          <w:rFonts w:ascii="Times New Roman" w:hAnsi="Times New Roman" w:cs="Times New Roman"/>
+          <w:bCs/>
+          <w:sz w:val="20"/>
+          <w:szCs w:val="20"/>
+        </w:rPr>
+        <w:t xml:space="preserve">, </w:t>
+      </w:r>
+      <w:r>
+        <w:rPr>
+          <w:rFonts w:ascii="Times New Roman" w:hAnsi="Times New Roman" w:cs="Times New Roman"/>
+          <w:bCs/>
+          <w:sz w:val="20"/>
+          <w:szCs w:val="20"/>
+        </w:rPr>
+        <w:t>G</w:t>
+      </w:r>
+      <w:r>
+        <w:rPr>
+          <w:rFonts w:ascii="Times New Roman" w:hAnsi="Times New Roman" w:cs="Times New Roman"/>
+          <w:bCs/>
+          <w:sz w:val="20"/>
+          <w:szCs w:val="20"/>
+        </w:rPr>
+        <w:t>urgaon</w:t>
+      </w:r>
+      <w:r>
+        <w:rPr>
+          <w:rFonts w:ascii="Times New Roman" w:hAnsi="Times New Roman" w:cs="Times New Roman"/>
+          <w:bCs/>
+          <w:sz w:val="20"/>
+          <w:szCs w:val="20"/>
+        </w:rPr>
+        <w:t xml:space="preserve">, </w:t>
+      </w:r>
+      <w:r>
+        <w:rPr>
+          <w:rFonts w:ascii="Times New Roman" w:hAnsi="Times New Roman" w:cs="Times New Roman"/>
+          <w:bCs/>
+          <w:sz w:val="20"/>
+          <w:szCs w:val="20"/>
+        </w:rPr>
+        <w:t xml:space="preserve">India </w:t>
+      </w:r>
+    </w:p>
+    <w:p>
+      <w:pPr>
+        <w:contextualSpacing/>
+        <w:jc w:val="both"/>
+        <w:rPr>
+          <w:rFonts w:ascii="Times New Roman" w:hAnsi="Times New Roman" w:cs="Times New Roman"/>
+          <w:b/>
+          <w:sz w:val="20"/>
+          <w:szCs w:val="20"/>
+        </w:rPr>
+      </w:pPr>
+      <w:r>
+        <w:rPr>
+          <w:rFonts w:ascii="Times New Roman" w:hAnsi="Times New Roman" w:cs="Times New Roman"/>
+          <w:b/>
+          <w:bCs/>
+          <w:sz w:val="20"/>
+          <w:szCs w:val="20"/>
+        </w:rPr>
+        <w:t>Co-founder</w:t>
+      </w:r>
+      <w:r>
+        <w:rPr>
+          <w:rFonts w:ascii="Times New Roman" w:hAnsi="Times New Roman" w:cs="Times New Roman"/>
+          <w:sz w:val="20"/>
+          <w:szCs w:val="20"/>
+        </w:rPr>
+        <w:t xml:space="preserve"> (Nov 2005 – Aug 2007)</w:t>
       </w:r>
     </w:p>
     <w:p>
@@ -1052,45 +1944,26 @@
         <w:jc w:val="both"/>
         <w:rPr>
           <w:rFonts w:ascii="Times New Roman" w:hAnsi="Times New Roman" w:cs="Times New Roman"/>
-          <w:sz w:val="20"/>
-          <w:szCs w:val="20"/>
-        </w:rPr>
-      </w:pPr>
-      <w:r>
-        <w:rPr>
-          <w:rFonts w:ascii="Times New Roman" w:hAnsi="Times New Roman" w:cs="Times New Roman"/>
-          <w:sz w:val="20"/>
-          <w:szCs w:val="20"/>
-        </w:rPr>
-        <w:t>S</w:t>
-      </w:r>
-      <w:r>
-        <w:rPr>
-          <w:rFonts w:ascii="Times New Roman" w:hAnsi="Times New Roman" w:cs="Times New Roman"/>
-          <w:sz w:val="20"/>
-          <w:szCs w:val="20"/>
-        </w:rPr>
-        <w:t xml:space="preserve">oftware </w:t>
-      </w:r>
-      <w:r>
-        <w:rPr>
-          <w:rFonts w:ascii="Times New Roman" w:hAnsi="Times New Roman" w:cs="Times New Roman"/>
-          <w:sz w:val="20"/>
-          <w:szCs w:val="20"/>
-        </w:rPr>
-        <w:t>E</w:t>
-      </w:r>
-      <w:r>
-        <w:rPr>
-          <w:rFonts w:ascii="Times New Roman" w:hAnsi="Times New Roman" w:cs="Times New Roman"/>
-          <w:sz w:val="20"/>
-          <w:szCs w:val="20"/>
-        </w:rPr>
-        <w:t>ngineering</w:t>
-      </w:r>
-      <w:r>
-        <w:rPr>
-          <w:rFonts w:ascii="Times New Roman" w:hAnsi="Times New Roman" w:cs="Times New Roman"/>
+          <w:bCs/>
+          <w:sz w:val="24"/>
+          <w:szCs w:val="24"/>
+        </w:rPr>
+      </w:pPr>
+      <w:proofErr w:type="spellStart"/>
+      <w:r>
+        <w:rPr>
+          <w:rFonts w:ascii="Times New Roman" w:hAnsi="Times New Roman" w:cs="Times New Roman"/>
+          <w:bCs/>
+          <w:sz w:val="20"/>
+          <w:szCs w:val="20"/>
+        </w:rPr>
+        <w:t>MindproSoft</w:t>
+      </w:r>
+      <w:proofErr w:type="spellEnd"/>
+      <w:r>
+        <w:rPr>
+          <w:rFonts w:ascii="Times New Roman" w:hAnsi="Times New Roman" w:cs="Times New Roman"/>
+          <w:bCs/>
           <w:sz w:val="20"/>
           <w:szCs w:val="20"/>
         </w:rPr>
@@ -1099,202 +1972,29 @@
       <w:r>
         <w:rPr>
           <w:rFonts w:ascii="Times New Roman" w:hAnsi="Times New Roman" w:cs="Times New Roman"/>
-          <w:sz w:val="20"/>
-          <w:szCs w:val="20"/>
-        </w:rPr>
-        <w:t>S</w:t>
-      </w:r>
-      <w:r>
-        <w:rPr>
-          <w:rFonts w:ascii="Times New Roman" w:hAnsi="Times New Roman" w:cs="Times New Roman"/>
-          <w:sz w:val="20"/>
-          <w:szCs w:val="20"/>
-        </w:rPr>
-        <w:t xml:space="preserve">oftware </w:t>
-      </w:r>
-      <w:r>
-        <w:rPr>
-          <w:rFonts w:ascii="Times New Roman" w:hAnsi="Times New Roman" w:cs="Times New Roman"/>
-          <w:sz w:val="20"/>
-          <w:szCs w:val="20"/>
-        </w:rPr>
-        <w:t>T</w:t>
-      </w:r>
-      <w:r>
-        <w:rPr>
-          <w:rFonts w:ascii="Times New Roman" w:hAnsi="Times New Roman" w:cs="Times New Roman"/>
-          <w:sz w:val="20"/>
-          <w:szCs w:val="20"/>
-        </w:rPr>
-        <w:t>esting</w:t>
-      </w:r>
-      <w:r>
-        <w:rPr>
-          <w:rFonts w:ascii="Times New Roman" w:hAnsi="Times New Roman" w:cs="Times New Roman"/>
-          <w:sz w:val="20"/>
-          <w:szCs w:val="20"/>
-        </w:rPr>
-        <w:t xml:space="preserve"> and</w:t>
-      </w:r>
-      <w:r>
-        <w:rPr>
-          <w:rFonts w:ascii="Times New Roman" w:hAnsi="Times New Roman" w:cs="Times New Roman"/>
+          <w:bCs/>
+          <w:sz w:val="20"/>
+          <w:szCs w:val="20"/>
+        </w:rPr>
+        <w:t xml:space="preserve">Bangalore, </w:t>
+      </w:r>
+      <w:r>
+        <w:rPr>
+          <w:rFonts w:ascii="Times New Roman" w:hAnsi="Times New Roman" w:cs="Times New Roman"/>
+          <w:bCs/>
+          <w:sz w:val="20"/>
+          <w:szCs w:val="20"/>
+        </w:rPr>
+        <w:t>India</w:t>
+      </w:r>
+      <w:r>
+        <w:rPr>
+          <w:rFonts w:ascii="Times New Roman" w:hAnsi="Times New Roman" w:cs="Times New Roman"/>
+          <w:b/>
           <w:sz w:val="20"/>
           <w:szCs w:val="20"/>
         </w:rPr>
         <w:t xml:space="preserve"> </w:t>
-      </w:r>
-      <w:r>
-        <w:rPr>
-          <w:rFonts w:ascii="Times New Roman" w:hAnsi="Times New Roman" w:cs="Times New Roman"/>
-          <w:sz w:val="20"/>
-          <w:szCs w:val="20"/>
-        </w:rPr>
-        <w:t>M</w:t>
-      </w:r>
-      <w:r>
-        <w:rPr>
-          <w:rFonts w:ascii="Times New Roman" w:hAnsi="Times New Roman" w:cs="Times New Roman"/>
-          <w:sz w:val="20"/>
-          <w:szCs w:val="20"/>
-        </w:rPr>
-        <w:t>aintenance</w:t>
-      </w:r>
-      <w:r>
-        <w:rPr>
-          <w:rFonts w:ascii="Times New Roman" w:hAnsi="Times New Roman" w:cs="Times New Roman"/>
-          <w:sz w:val="20"/>
-          <w:szCs w:val="20"/>
-        </w:rPr>
-        <w:t xml:space="preserve">, </w:t>
-      </w:r>
-      <w:r>
-        <w:rPr>
-          <w:rFonts w:ascii="Times New Roman" w:hAnsi="Times New Roman" w:cs="Times New Roman"/>
-          <w:sz w:val="20"/>
-          <w:szCs w:val="20"/>
-        </w:rPr>
-        <w:t>M</w:t>
-      </w:r>
-      <w:r>
-        <w:rPr>
-          <w:rFonts w:ascii="Times New Roman" w:hAnsi="Times New Roman" w:cs="Times New Roman"/>
-          <w:sz w:val="20"/>
-          <w:szCs w:val="20"/>
-        </w:rPr>
-        <w:t xml:space="preserve">ining </w:t>
-      </w:r>
-      <w:r>
-        <w:rPr>
-          <w:rFonts w:ascii="Times New Roman" w:hAnsi="Times New Roman" w:cs="Times New Roman"/>
-          <w:sz w:val="20"/>
-          <w:szCs w:val="20"/>
-        </w:rPr>
-        <w:t>S</w:t>
-      </w:r>
-      <w:r>
-        <w:rPr>
-          <w:rFonts w:ascii="Times New Roman" w:hAnsi="Times New Roman" w:cs="Times New Roman"/>
-          <w:sz w:val="20"/>
-          <w:szCs w:val="20"/>
-        </w:rPr>
-        <w:t xml:space="preserve">oftware </w:t>
-      </w:r>
-      <w:r>
-        <w:rPr>
-          <w:rFonts w:ascii="Times New Roman" w:hAnsi="Times New Roman" w:cs="Times New Roman"/>
-          <w:sz w:val="20"/>
-          <w:szCs w:val="20"/>
-        </w:rPr>
-        <w:t>R</w:t>
-      </w:r>
-      <w:r>
-        <w:rPr>
-          <w:rFonts w:ascii="Times New Roman" w:hAnsi="Times New Roman" w:cs="Times New Roman"/>
-          <w:sz w:val="20"/>
-          <w:szCs w:val="20"/>
-        </w:rPr>
-        <w:t>epositories</w:t>
-      </w:r>
-      <w:r>
-        <w:rPr>
-          <w:rFonts w:ascii="Times New Roman" w:hAnsi="Times New Roman" w:cs="Times New Roman"/>
-          <w:sz w:val="20"/>
-          <w:szCs w:val="20"/>
-        </w:rPr>
-        <w:t xml:space="preserve">, </w:t>
-      </w:r>
-      <w:r>
-        <w:rPr>
-          <w:rFonts w:ascii="Times New Roman" w:hAnsi="Times New Roman" w:cs="Times New Roman"/>
-          <w:sz w:val="20"/>
-          <w:szCs w:val="20"/>
-        </w:rPr>
-        <w:t xml:space="preserve">and </w:t>
-      </w:r>
-      <w:r>
-        <w:rPr>
-          <w:rFonts w:ascii="Times New Roman" w:hAnsi="Times New Roman" w:cs="Times New Roman"/>
-          <w:sz w:val="20"/>
-          <w:szCs w:val="20"/>
-        </w:rPr>
-        <w:t>E</w:t>
-      </w:r>
-      <w:r>
-        <w:rPr>
-          <w:rFonts w:ascii="Times New Roman" w:hAnsi="Times New Roman" w:cs="Times New Roman"/>
-          <w:sz w:val="20"/>
-          <w:szCs w:val="20"/>
-        </w:rPr>
-        <w:t xml:space="preserve">mpirical </w:t>
-      </w:r>
-      <w:r>
-        <w:rPr>
-          <w:rFonts w:ascii="Times New Roman" w:hAnsi="Times New Roman" w:cs="Times New Roman"/>
-          <w:sz w:val="20"/>
-          <w:szCs w:val="20"/>
-        </w:rPr>
-        <w:t>S</w:t>
-      </w:r>
-      <w:r>
-        <w:rPr>
-          <w:rFonts w:ascii="Times New Roman" w:hAnsi="Times New Roman" w:cs="Times New Roman"/>
-          <w:sz w:val="20"/>
-          <w:szCs w:val="20"/>
-        </w:rPr>
-        <w:t>oftwar</w:t>
-      </w:r>
-      <w:r>
-        <w:rPr>
-          <w:rFonts w:ascii="Times New Roman" w:hAnsi="Times New Roman" w:cs="Times New Roman"/>
-          <w:sz w:val="20"/>
-          <w:szCs w:val="20"/>
-        </w:rPr>
-        <w:t xml:space="preserve">e </w:t>
-      </w:r>
-      <w:r>
-        <w:rPr>
-          <w:rFonts w:ascii="Times New Roman" w:hAnsi="Times New Roman" w:cs="Times New Roman"/>
-          <w:sz w:val="20"/>
-          <w:szCs w:val="20"/>
-        </w:rPr>
-        <w:t>E</w:t>
-      </w:r>
-      <w:r>
-        <w:rPr>
-          <w:rFonts w:ascii="Times New Roman" w:hAnsi="Times New Roman" w:cs="Times New Roman"/>
-          <w:sz w:val="20"/>
-          <w:szCs w:val="20"/>
-        </w:rPr>
-        <w:t>ngineering</w:t>
-      </w:r>
-      <w:r>
-        <w:rPr>
-          <w:rFonts w:ascii="Times New Roman" w:hAnsi="Times New Roman" w:cs="Times New Roman"/>
-          <w:sz w:val="20"/>
-          <w:szCs w:val="20"/>
-        </w:rPr>
-        <w:t>.</w:t>
       </w:r>
     </w:p>
     <w:p>
@@ -1317,7 +2017,7 @@
           <w:szCs w:val="24"/>
           <w:u w:val="single"/>
         </w:rPr>
-        <w:t>Professional Experience</w:t>
+        <w:t>Education</w:t>
       </w:r>
     </w:p>
     <w:p>
@@ -1337,7 +2037,7 @@
           <w:sz w:val="20"/>
           <w:szCs w:val="20"/>
         </w:rPr>
-        <w:t>Assistant Professor</w:t>
+        <w:t>Ph.D. in Computer Science</w:t>
       </w:r>
       <w:r>
         <w:rPr>
@@ -1351,59 +2051,37 @@
       <w:r>
         <w:rPr>
           <w:rFonts w:ascii="Times New Roman" w:hAnsi="Times New Roman" w:cs="Times New Roman"/>
-          <w:sz w:val="20"/>
-          <w:szCs w:val="20"/>
-        </w:rPr>
-        <w:t>(</w:t>
-      </w:r>
-      <w:r>
-        <w:rPr>
-          <w:rFonts w:ascii="Times New Roman" w:hAnsi="Times New Roman" w:cs="Times New Roman"/>
-          <w:noProof/>
-          <w:sz w:val="20"/>
-          <w:szCs w:val="20"/>
-        </w:rPr>
-        <w:t>Aug</w:t>
-      </w:r>
-      <w:r>
-        <w:rPr>
-          <w:rFonts w:ascii="Times New Roman" w:hAnsi="Times New Roman" w:cs="Times New Roman"/>
-          <w:sz w:val="20"/>
-          <w:szCs w:val="20"/>
-        </w:rPr>
-        <w:t xml:space="preserve"> 20</w:t>
-      </w:r>
-      <w:r>
-        <w:rPr>
-          <w:rFonts w:ascii="Times New Roman" w:hAnsi="Times New Roman" w:cs="Times New Roman"/>
-          <w:sz w:val="20"/>
-          <w:szCs w:val="20"/>
-        </w:rPr>
-        <w:t>22</w:t>
-      </w:r>
-      <w:r>
-        <w:rPr>
-          <w:rFonts w:ascii="Times New Roman" w:hAnsi="Times New Roman" w:cs="Times New Roman"/>
-          <w:sz w:val="20"/>
-          <w:szCs w:val="20"/>
-        </w:rPr>
-        <w:t xml:space="preserve"> – </w:t>
-      </w:r>
-      <w:r>
-        <w:rPr>
-          <w:rFonts w:ascii="Times New Roman" w:hAnsi="Times New Roman" w:cs="Times New Roman"/>
-          <w:sz w:val="20"/>
-          <w:szCs w:val="20"/>
-        </w:rPr>
-        <w:t>Present</w:t>
-      </w:r>
-      <w:r>
-        <w:rPr>
-          <w:rFonts w:ascii="Times New Roman" w:hAnsi="Times New Roman" w:cs="Times New Roman"/>
-          <w:sz w:val="20"/>
-          <w:szCs w:val="20"/>
-        </w:rPr>
-        <w:t>)</w:t>
+          <w:b/>
+          <w:sz w:val="20"/>
+          <w:szCs w:val="20"/>
+        </w:rPr>
+        <w:t>and</w:t>
+      </w:r>
+      <w:r>
+        <w:rPr>
+          <w:rFonts w:ascii="Times New Roman" w:hAnsi="Times New Roman" w:cs="Times New Roman"/>
+          <w:b/>
+          <w:sz w:val="20"/>
+          <w:szCs w:val="20"/>
+        </w:rPr>
+        <w:t xml:space="preserve"> Engineering</w:t>
+      </w:r>
+      <w:r>
+        <w:rPr>
+          <w:rFonts w:ascii="Times New Roman" w:hAnsi="Times New Roman" w:cs="Times New Roman"/>
+          <w:b/>
+          <w:sz w:val="20"/>
+          <w:szCs w:val="20"/>
+        </w:rPr>
+        <w:t>,</w:t>
+      </w:r>
+      <w:r>
+        <w:rPr>
+          <w:rFonts w:ascii="Times New Roman" w:hAnsi="Times New Roman" w:cs="Times New Roman"/>
+          <w:sz w:val="20"/>
+          <w:szCs w:val="20"/>
+        </w:rPr>
+        <w:t xml:space="preserve"> Feb 2017</w:t>
       </w:r>
     </w:p>
     <w:p>
@@ -1412,42 +2090,17 @@
         <w:jc w:val="both"/>
         <w:rPr>
           <w:rFonts w:ascii="Times New Roman" w:hAnsi="Times New Roman" w:cs="Times New Roman"/>
-          <w:b/>
-          <w:sz w:val="20"/>
-          <w:szCs w:val="20"/>
-        </w:rPr>
-      </w:pPr>
-      <w:r>
-        <w:rPr>
-          <w:rFonts w:ascii="Times New Roman" w:hAnsi="Times New Roman" w:cs="Times New Roman"/>
-          <w:sz w:val="20"/>
-          <w:szCs w:val="20"/>
-        </w:rPr>
-        <w:t>Department of Computer Science,</w:t>
-      </w:r>
-      <w:r>
-        <w:rPr>
-          <w:rFonts w:ascii="Times New Roman" w:hAnsi="Times New Roman" w:cs="Times New Roman"/>
-          <w:sz w:val="20"/>
-          <w:szCs w:val="20"/>
-        </w:rPr>
-        <w:t xml:space="preserve"> </w:t>
-      </w:r>
-      <w:r>
-        <w:rPr>
-          <w:rFonts w:ascii="Times New Roman" w:hAnsi="Times New Roman" w:cs="Times New Roman"/>
-          <w:sz w:val="20"/>
-          <w:szCs w:val="20"/>
-        </w:rPr>
-        <w:t>North Dakota State University</w:t>
-      </w:r>
-      <w:r>
-        <w:rPr>
-          <w:rFonts w:ascii="Times New Roman" w:hAnsi="Times New Roman" w:cs="Times New Roman"/>
-          <w:sz w:val="20"/>
-          <w:szCs w:val="20"/>
-        </w:rPr>
-        <w:t>, Fargo, ND, USA</w:t>
+          <w:sz w:val="20"/>
+          <w:szCs w:val="20"/>
+        </w:rPr>
+      </w:pPr>
+      <w:r>
+        <w:rPr>
+          <w:rFonts w:ascii="Times New Roman" w:hAnsi="Times New Roman" w:cs="Times New Roman"/>
+          <w:sz w:val="20"/>
+          <w:szCs w:val="20"/>
+        </w:rPr>
+        <w:t>Kyungpook National University, Republic of Korea</w:t>
       </w:r>
     </w:p>
     <w:p>
@@ -1467,82 +2120,24 @@
           <w:sz w:val="20"/>
           <w:szCs w:val="20"/>
         </w:rPr>
-        <w:t xml:space="preserve">Postdoctoral </w:t>
-      </w:r>
-      <w:r>
-        <w:rPr>
-          <w:rFonts w:ascii="Times New Roman" w:hAnsi="Times New Roman" w:cs="Times New Roman"/>
-          <w:b/>
-          <w:sz w:val="20"/>
-          <w:szCs w:val="20"/>
-        </w:rPr>
-        <w:t>Researcher</w:t>
-      </w:r>
-      <w:r>
-        <w:rPr>
-          <w:rFonts w:ascii="Times New Roman" w:hAnsi="Times New Roman" w:cs="Times New Roman"/>
-          <w:b/>
-          <w:sz w:val="20"/>
-          <w:szCs w:val="20"/>
-        </w:rPr>
-        <w:t xml:space="preserve"> </w:t>
-      </w:r>
-      <w:r>
-        <w:rPr>
-          <w:rFonts w:ascii="Times New Roman" w:hAnsi="Times New Roman" w:cs="Times New Roman"/>
-          <w:sz w:val="20"/>
-          <w:szCs w:val="20"/>
-        </w:rPr>
-        <w:t>(</w:t>
-      </w:r>
-      <w:r>
-        <w:rPr>
-          <w:rFonts w:ascii="Times New Roman" w:hAnsi="Times New Roman" w:cs="Times New Roman"/>
-          <w:noProof/>
-          <w:sz w:val="20"/>
-          <w:szCs w:val="20"/>
-        </w:rPr>
-        <w:t>Mar</w:t>
-      </w:r>
-      <w:r>
-        <w:rPr>
-          <w:rFonts w:ascii="Times New Roman" w:hAnsi="Times New Roman" w:cs="Times New Roman"/>
-          <w:sz w:val="20"/>
-          <w:szCs w:val="20"/>
-        </w:rPr>
-        <w:t xml:space="preserve"> 20</w:t>
-      </w:r>
-      <w:r>
-        <w:rPr>
-          <w:rFonts w:ascii="Times New Roman" w:hAnsi="Times New Roman" w:cs="Times New Roman"/>
-          <w:sz w:val="20"/>
-          <w:szCs w:val="20"/>
-        </w:rPr>
-        <w:t>20</w:t>
-      </w:r>
-      <w:r>
-        <w:rPr>
-          <w:rFonts w:ascii="Times New Roman" w:hAnsi="Times New Roman" w:cs="Times New Roman"/>
-          <w:sz w:val="20"/>
-          <w:szCs w:val="20"/>
-        </w:rPr>
-        <w:t xml:space="preserve"> – </w:t>
-      </w:r>
-      <w:r>
-        <w:rPr>
-          <w:rFonts w:ascii="Times New Roman" w:hAnsi="Times New Roman" w:cs="Times New Roman"/>
-          <w:sz w:val="20"/>
-          <w:szCs w:val="20"/>
-        </w:rPr>
-        <w:t>Jul 2022</w:t>
-      </w:r>
-      <w:r>
-        <w:rPr>
-          <w:rFonts w:ascii="Times New Roman" w:hAnsi="Times New Roman" w:cs="Times New Roman"/>
-          <w:sz w:val="20"/>
-          <w:szCs w:val="20"/>
-        </w:rPr>
-        <w:t>)</w:t>
+        <w:t>M.S. in Computer Science</w:t>
+      </w:r>
+      <w:r>
+        <w:rPr>
+          <w:rFonts w:ascii="Times New Roman" w:hAnsi="Times New Roman" w:cs="Times New Roman"/>
+          <w:b/>
+          <w:sz w:val="20"/>
+          <w:szCs w:val="20"/>
+        </w:rPr>
+        <w:t>,</w:t>
+      </w:r>
+      <w:r>
+        <w:rPr>
+          <w:rFonts w:ascii="Times New Roman" w:hAnsi="Times New Roman" w:cs="Times New Roman"/>
+          <w:sz w:val="20"/>
+          <w:szCs w:val="20"/>
+        </w:rPr>
+        <w:t xml:space="preserve"> Aug 2013</w:t>
       </w:r>
     </w:p>
     <w:p>
@@ -1561,12 +2156,11 @@
           <w:sz w:val="20"/>
           <w:szCs w:val="20"/>
         </w:rPr>
-        <w:t>University of Alberta, Edmonton, Alberta, Canada</w:t>
-      </w:r>
-    </w:p>
-    <w:p>
-      <w:pPr>
-        <w:spacing w:after="0"/>
+        <w:t>Kyungpook National University, Republic of Korea</w:t>
+      </w:r>
+    </w:p>
+    <w:p>
+      <w:pPr>
         <w:contextualSpacing/>
         <w:jc w:val="both"/>
         <w:rPr>
@@ -1582,12 +2176,20 @@
           <w:sz w:val="20"/>
           <w:szCs w:val="20"/>
         </w:rPr>
-        <w:t>Postdoctoral Researcher</w:t>
-      </w:r>
-      <w:r>
-        <w:rPr>
-          <w:rFonts w:ascii="Times New Roman" w:hAnsi="Times New Roman" w:cs="Times New Roman"/>
-          <w:b/>
+        <w:t>B.Sc. in Information Technology</w:t>
+      </w:r>
+      <w:r>
+        <w:rPr>
+          <w:rFonts w:ascii="Times New Roman" w:hAnsi="Times New Roman" w:cs="Times New Roman"/>
+          <w:b/>
+          <w:sz w:val="20"/>
+          <w:szCs w:val="20"/>
+        </w:rPr>
+        <w:t>,</w:t>
+      </w:r>
+      <w:r>
+        <w:rPr>
+          <w:rFonts w:ascii="Times New Roman" w:hAnsi="Times New Roman" w:cs="Times New Roman"/>
           <w:sz w:val="20"/>
           <w:szCs w:val="20"/>
         </w:rPr>
@@ -1599,369 +2201,7 @@
           <w:sz w:val="20"/>
           <w:szCs w:val="20"/>
         </w:rPr>
-        <w:t>(</w:t>
-      </w:r>
-      <w:r>
-        <w:rPr>
-          <w:rFonts w:ascii="Times New Roman" w:hAnsi="Times New Roman" w:cs="Times New Roman"/>
-          <w:noProof/>
-          <w:sz w:val="20"/>
-          <w:szCs w:val="20"/>
-        </w:rPr>
-        <w:t>Mar</w:t>
-      </w:r>
-      <w:r>
-        <w:rPr>
-          <w:rFonts w:ascii="Times New Roman" w:hAnsi="Times New Roman" w:cs="Times New Roman"/>
-          <w:sz w:val="20"/>
-          <w:szCs w:val="20"/>
-        </w:rPr>
-        <w:t xml:space="preserve"> 2017 – </w:t>
-      </w:r>
-      <w:r>
-        <w:rPr>
-          <w:rFonts w:ascii="Times New Roman" w:hAnsi="Times New Roman" w:cs="Times New Roman"/>
-          <w:sz w:val="20"/>
-          <w:szCs w:val="20"/>
-        </w:rPr>
-        <w:t>Feb 2020</w:t>
-      </w:r>
-      <w:r>
-        <w:rPr>
-          <w:rFonts w:ascii="Times New Roman" w:hAnsi="Times New Roman" w:cs="Times New Roman"/>
-          <w:sz w:val="20"/>
-          <w:szCs w:val="20"/>
-        </w:rPr>
-        <w:t>)</w:t>
-      </w:r>
-    </w:p>
-    <w:p>
-      <w:pPr>
-        <w:spacing w:after="120"/>
-        <w:jc w:val="both"/>
-        <w:rPr>
-          <w:rFonts w:ascii="Times New Roman" w:hAnsi="Times New Roman" w:cs="Times New Roman"/>
-          <w:sz w:val="20"/>
-          <w:szCs w:val="20"/>
-        </w:rPr>
-      </w:pPr>
-      <w:r>
-        <w:rPr>
-          <w:rFonts w:ascii="Times New Roman" w:hAnsi="Times New Roman" w:cs="Times New Roman"/>
-          <w:sz w:val="20"/>
-          <w:szCs w:val="20"/>
-        </w:rPr>
-        <w:t>Kyungpook National University</w:t>
-      </w:r>
-      <w:r>
-        <w:rPr>
-          <w:rFonts w:ascii="Times New Roman" w:hAnsi="Times New Roman" w:cs="Times New Roman"/>
-          <w:sz w:val="20"/>
-          <w:szCs w:val="20"/>
-        </w:rPr>
-        <w:t xml:space="preserve">, Daegu, </w:t>
-      </w:r>
-      <w:r>
-        <w:rPr>
-          <w:rFonts w:ascii="Times New Roman" w:hAnsi="Times New Roman" w:cs="Times New Roman"/>
-          <w:sz w:val="20"/>
-          <w:szCs w:val="20"/>
-        </w:rPr>
-        <w:t>Republic of</w:t>
-      </w:r>
-      <w:r>
-        <w:rPr>
-          <w:rFonts w:ascii="Times New Roman" w:hAnsi="Times New Roman" w:cs="Times New Roman"/>
-          <w:sz w:val="20"/>
-          <w:szCs w:val="20"/>
-        </w:rPr>
-        <w:t xml:space="preserve"> Korea</w:t>
-      </w:r>
-    </w:p>
-    <w:p>
-      <w:pPr>
-        <w:spacing w:after="0"/>
-        <w:contextualSpacing/>
-        <w:jc w:val="both"/>
-        <w:rPr>
-          <w:rFonts w:ascii="Times New Roman" w:hAnsi="Times New Roman" w:cs="Times New Roman"/>
-          <w:sz w:val="20"/>
-          <w:szCs w:val="20"/>
-        </w:rPr>
-      </w:pPr>
-      <w:r>
-        <w:rPr>
-          <w:rFonts w:ascii="Times New Roman" w:hAnsi="Times New Roman" w:cs="Times New Roman"/>
-          <w:b/>
-          <w:bCs/>
-          <w:sz w:val="20"/>
-          <w:szCs w:val="20"/>
-        </w:rPr>
-        <w:t>Co-founder</w:t>
-      </w:r>
-      <w:r>
-        <w:rPr>
-          <w:rFonts w:ascii="Times New Roman" w:hAnsi="Times New Roman" w:cs="Times New Roman"/>
-          <w:sz w:val="20"/>
-          <w:szCs w:val="20"/>
-        </w:rPr>
-        <w:t xml:space="preserve"> (Feb 2009 – Jun 2011)</w:t>
-      </w:r>
-    </w:p>
-    <w:p>
-      <w:pPr>
-        <w:spacing w:after="120"/>
-        <w:jc w:val="both"/>
-        <w:rPr>
-          <w:rFonts w:ascii="Times New Roman" w:hAnsi="Times New Roman" w:cs="Times New Roman"/>
-          <w:bCs/>
-          <w:sz w:val="20"/>
-          <w:szCs w:val="20"/>
-        </w:rPr>
-      </w:pPr>
-      <w:r>
-        <w:rPr>
-          <w:rFonts w:ascii="Times New Roman" w:hAnsi="Times New Roman" w:cs="Times New Roman"/>
-          <w:bCs/>
-          <w:sz w:val="20"/>
-          <w:szCs w:val="20"/>
-        </w:rPr>
-        <w:t xml:space="preserve">Unified Technology Consultancy, </w:t>
-      </w:r>
-      <w:r>
-        <w:rPr>
-          <w:rFonts w:ascii="Times New Roman" w:hAnsi="Times New Roman" w:cs="Times New Roman"/>
-          <w:bCs/>
-          <w:sz w:val="20"/>
-          <w:szCs w:val="20"/>
-        </w:rPr>
-        <w:t xml:space="preserve">Kathmandu, </w:t>
-      </w:r>
-      <w:r>
-        <w:rPr>
-          <w:rFonts w:ascii="Times New Roman" w:hAnsi="Times New Roman" w:cs="Times New Roman"/>
-          <w:bCs/>
-          <w:sz w:val="20"/>
-          <w:szCs w:val="20"/>
-        </w:rPr>
-        <w:t>Nepal</w:t>
-      </w:r>
-      <w:r>
-        <w:rPr>
-          <w:rFonts w:ascii="Times New Roman" w:hAnsi="Times New Roman" w:cs="Times New Roman"/>
-          <w:bCs/>
-          <w:sz w:val="20"/>
-          <w:szCs w:val="20"/>
-        </w:rPr>
-        <w:t xml:space="preserve"> </w:t>
-      </w:r>
-    </w:p>
-    <w:p>
-      <w:pPr>
-        <w:spacing w:after="0"/>
-        <w:contextualSpacing/>
-        <w:jc w:val="both"/>
-        <w:rPr>
-          <w:rFonts w:ascii="Times New Roman" w:hAnsi="Times New Roman" w:cs="Times New Roman"/>
-          <w:sz w:val="20"/>
-          <w:szCs w:val="20"/>
-        </w:rPr>
-      </w:pPr>
-      <w:r>
-        <w:rPr>
-          <w:rFonts w:ascii="Times New Roman" w:hAnsi="Times New Roman" w:cs="Times New Roman"/>
-          <w:b/>
-          <w:bCs/>
-          <w:sz w:val="20"/>
-          <w:szCs w:val="20"/>
-        </w:rPr>
-        <w:t>Account</w:t>
-      </w:r>
-      <w:r>
-        <w:rPr>
-          <w:rFonts w:ascii="Times New Roman" w:hAnsi="Times New Roman" w:cs="Times New Roman"/>
-          <w:b/>
-          <w:bCs/>
-          <w:sz w:val="20"/>
-          <w:szCs w:val="20"/>
-        </w:rPr>
-        <w:t xml:space="preserve"> Manager</w:t>
-      </w:r>
-      <w:r>
-        <w:rPr>
-          <w:rFonts w:ascii="Times New Roman" w:hAnsi="Times New Roman" w:cs="Times New Roman"/>
-          <w:sz w:val="20"/>
-          <w:szCs w:val="20"/>
-        </w:rPr>
-        <w:t xml:space="preserve"> (Mar 2008 – Aug 2008)</w:t>
-      </w:r>
-    </w:p>
-    <w:p>
-      <w:pPr>
-        <w:spacing w:after="120"/>
-        <w:jc w:val="both"/>
-        <w:rPr>
-          <w:rFonts w:ascii="Times New Roman" w:hAnsi="Times New Roman" w:cs="Times New Roman"/>
-          <w:bCs/>
-          <w:sz w:val="20"/>
-          <w:szCs w:val="20"/>
-        </w:rPr>
-      </w:pPr>
-      <w:r>
-        <w:rPr>
-          <w:rFonts w:ascii="Times New Roman" w:hAnsi="Times New Roman" w:cs="Times New Roman"/>
-          <w:bCs/>
-          <w:sz w:val="20"/>
-          <w:szCs w:val="20"/>
-        </w:rPr>
-        <w:t xml:space="preserve">V2Soft, </w:t>
-      </w:r>
-      <w:r>
-        <w:rPr>
-          <w:rFonts w:ascii="Times New Roman" w:hAnsi="Times New Roman" w:cs="Times New Roman"/>
-          <w:bCs/>
-          <w:sz w:val="20"/>
-          <w:szCs w:val="20"/>
-        </w:rPr>
-        <w:t xml:space="preserve">Bangalore, </w:t>
-      </w:r>
-      <w:r>
-        <w:rPr>
-          <w:rFonts w:ascii="Times New Roman" w:hAnsi="Times New Roman" w:cs="Times New Roman"/>
-          <w:bCs/>
-          <w:sz w:val="20"/>
-          <w:szCs w:val="20"/>
-        </w:rPr>
-        <w:t>India</w:t>
-      </w:r>
-    </w:p>
-    <w:p>
-      <w:pPr>
-        <w:spacing w:after="0"/>
-        <w:contextualSpacing/>
-        <w:jc w:val="both"/>
-        <w:rPr>
-          <w:rFonts w:ascii="Times New Roman" w:hAnsi="Times New Roman" w:cs="Times New Roman"/>
-          <w:b/>
-          <w:sz w:val="20"/>
-          <w:szCs w:val="20"/>
-        </w:rPr>
-      </w:pPr>
-      <w:r>
-        <w:rPr>
-          <w:rFonts w:ascii="Times New Roman" w:hAnsi="Times New Roman" w:cs="Times New Roman"/>
-          <w:b/>
-          <w:bCs/>
-          <w:sz w:val="20"/>
-          <w:szCs w:val="20"/>
-        </w:rPr>
-        <w:t>Business Development Manager</w:t>
-      </w:r>
-      <w:r>
-        <w:rPr>
-          <w:rFonts w:ascii="Times New Roman" w:hAnsi="Times New Roman" w:cs="Times New Roman"/>
-          <w:sz w:val="20"/>
-          <w:szCs w:val="20"/>
-        </w:rPr>
-        <w:t xml:space="preserve"> (Sep 2007 – Jan 2008)</w:t>
-      </w:r>
-    </w:p>
-    <w:p>
-      <w:pPr>
-        <w:spacing w:after="120"/>
-        <w:jc w:val="both"/>
-        <w:rPr>
-          <w:rFonts w:ascii="Times New Roman" w:hAnsi="Times New Roman" w:cs="Times New Roman"/>
-          <w:bCs/>
-          <w:sz w:val="20"/>
-          <w:szCs w:val="20"/>
-        </w:rPr>
-      </w:pPr>
-      <w:proofErr w:type="spellStart"/>
-      <w:r>
-        <w:rPr>
-          <w:rFonts w:ascii="Times New Roman" w:hAnsi="Times New Roman" w:cs="Times New Roman"/>
-          <w:bCs/>
-          <w:sz w:val="20"/>
-          <w:szCs w:val="20"/>
-        </w:rPr>
-        <w:t>FoxsysTech</w:t>
-      </w:r>
-      <w:proofErr w:type="spellEnd"/>
-      <w:r>
-        <w:rPr>
-          <w:rFonts w:ascii="Times New Roman" w:hAnsi="Times New Roman" w:cs="Times New Roman"/>
-          <w:bCs/>
-          <w:sz w:val="20"/>
-          <w:szCs w:val="20"/>
-        </w:rPr>
-        <w:t xml:space="preserve">, </w:t>
-      </w:r>
-      <w:r>
-        <w:rPr>
-          <w:rFonts w:ascii="Times New Roman" w:hAnsi="Times New Roman" w:cs="Times New Roman"/>
-          <w:bCs/>
-          <w:sz w:val="20"/>
-          <w:szCs w:val="20"/>
-        </w:rPr>
-        <w:t>G</w:t>
-      </w:r>
-      <w:r>
-        <w:rPr>
-          <w:rFonts w:ascii="Times New Roman" w:hAnsi="Times New Roman" w:cs="Times New Roman"/>
-          <w:bCs/>
-          <w:sz w:val="20"/>
-          <w:szCs w:val="20"/>
-        </w:rPr>
-        <w:t>urgaon</w:t>
-      </w:r>
-      <w:r>
-        <w:rPr>
-          <w:rFonts w:ascii="Times New Roman" w:hAnsi="Times New Roman" w:cs="Times New Roman"/>
-          <w:bCs/>
-          <w:sz w:val="20"/>
-          <w:szCs w:val="20"/>
-        </w:rPr>
-        <w:t xml:space="preserve">, </w:t>
-      </w:r>
-      <w:r>
-        <w:rPr>
-          <w:rFonts w:ascii="Times New Roman" w:hAnsi="Times New Roman" w:cs="Times New Roman"/>
-          <w:bCs/>
-          <w:sz w:val="20"/>
-          <w:szCs w:val="20"/>
-        </w:rPr>
-        <w:t xml:space="preserve">India </w:t>
-      </w:r>
-    </w:p>
-    <w:p>
-      <w:pPr>
-        <w:contextualSpacing/>
-        <w:jc w:val="both"/>
-        <w:rPr>
-          <w:rFonts w:ascii="Times New Roman" w:hAnsi="Times New Roman" w:cs="Times New Roman"/>
-          <w:b/>
-          <w:sz w:val="20"/>
-          <w:szCs w:val="20"/>
-        </w:rPr>
-      </w:pPr>
-      <w:r>
-        <w:rPr>
-          <w:rFonts w:ascii="Times New Roman" w:hAnsi="Times New Roman" w:cs="Times New Roman"/>
-          <w:b/>
-          <w:bCs/>
-          <w:sz w:val="20"/>
-          <w:szCs w:val="20"/>
-        </w:rPr>
-        <w:t>Co-founder</w:t>
-      </w:r>
-      <w:r>
-        <w:rPr>
-          <w:rFonts w:ascii="Times New Roman" w:hAnsi="Times New Roman" w:cs="Times New Roman"/>
-          <w:sz w:val="20"/>
-          <w:szCs w:val="20"/>
-        </w:rPr>
-        <w:t xml:space="preserve"> (Nov 2005 – Aug 2007)</w:t>
+        <w:t>Jan 2004</w:t>
       </w:r>
     </w:p>
     <w:p>
@@ -1970,57 +2210,57 @@
         <w:jc w:val="both"/>
         <w:rPr>
           <w:rFonts w:ascii="Times New Roman" w:hAnsi="Times New Roman" w:cs="Times New Roman"/>
-          <w:bCs/>
           <w:sz w:val="24"/>
           <w:szCs w:val="24"/>
         </w:rPr>
       </w:pPr>
-      <w:proofErr w:type="spellStart"/>
-      <w:r>
-        <w:rPr>
-          <w:rFonts w:ascii="Times New Roman" w:hAnsi="Times New Roman" w:cs="Times New Roman"/>
-          <w:bCs/>
-          <w:sz w:val="20"/>
-          <w:szCs w:val="20"/>
-        </w:rPr>
-        <w:t>MindproSoft</w:t>
-      </w:r>
-      <w:proofErr w:type="spellEnd"/>
-      <w:r>
-        <w:rPr>
-          <w:rFonts w:ascii="Times New Roman" w:hAnsi="Times New Roman" w:cs="Times New Roman"/>
-          <w:bCs/>
-          <w:sz w:val="20"/>
-          <w:szCs w:val="20"/>
-        </w:rPr>
-        <w:t xml:space="preserve">, </w:t>
-      </w:r>
-      <w:r>
-        <w:rPr>
-          <w:rFonts w:ascii="Times New Roman" w:hAnsi="Times New Roman" w:cs="Times New Roman"/>
-          <w:bCs/>
-          <w:sz w:val="20"/>
-          <w:szCs w:val="20"/>
-        </w:rPr>
-        <w:t xml:space="preserve">Bangalore, </w:t>
-      </w:r>
-      <w:r>
-        <w:rPr>
-          <w:rFonts w:ascii="Times New Roman" w:hAnsi="Times New Roman" w:cs="Times New Roman"/>
-          <w:bCs/>
-          <w:sz w:val="20"/>
-          <w:szCs w:val="20"/>
-        </w:rPr>
-        <w:t>India</w:t>
-      </w:r>
-      <w:r>
-        <w:rPr>
-          <w:rFonts w:ascii="Times New Roman" w:hAnsi="Times New Roman" w:cs="Times New Roman"/>
-          <w:b/>
-          <w:sz w:val="20"/>
-          <w:szCs w:val="20"/>
-        </w:rPr>
-        <w:t xml:space="preserve"> </w:t>
+      <w:r>
+        <w:rPr>
+          <w:rFonts w:ascii="Times New Roman" w:hAnsi="Times New Roman" w:cs="Times New Roman"/>
+          <w:sz w:val="20"/>
+          <w:szCs w:val="20"/>
+        </w:rPr>
+        <w:t>Sikkim Manipal University</w:t>
+      </w:r>
+      <w:r>
+        <w:rPr>
+          <w:rFonts w:ascii="Times New Roman" w:hAnsi="Times New Roman" w:cs="Times New Roman"/>
+          <w:sz w:val="20"/>
+          <w:szCs w:val="20"/>
+        </w:rPr>
+        <w:t xml:space="preserve"> of Health, Medical </w:t>
+      </w:r>
+      <w:r>
+        <w:rPr>
+          <w:rFonts w:ascii="Times New Roman" w:hAnsi="Times New Roman" w:cs="Times New Roman"/>
+          <w:sz w:val="20"/>
+          <w:szCs w:val="20"/>
+        </w:rPr>
+        <w:t>and</w:t>
+      </w:r>
+      <w:r>
+        <w:rPr>
+          <w:rFonts w:ascii="Times New Roman" w:hAnsi="Times New Roman" w:cs="Times New Roman"/>
+          <w:sz w:val="20"/>
+          <w:szCs w:val="20"/>
+        </w:rPr>
+        <w:t xml:space="preserve"> Technological Sciences</w:t>
+      </w:r>
+      <w:r>
+        <w:rPr>
+          <w:rFonts w:ascii="Times New Roman" w:hAnsi="Times New Roman" w:cs="Times New Roman"/>
+          <w:sz w:val="20"/>
+          <w:szCs w:val="20"/>
+        </w:rPr>
+        <w:t>, India</w:t>
+      </w:r>
+      <w:r>
+        <w:rPr>
+          <w:rFonts w:ascii="Times New Roman" w:hAnsi="Times New Roman" w:cs="Times New Roman"/>
+          <w:sz w:val="24"/>
+          <w:szCs w:val="24"/>
+        </w:rPr>
+        <w:tab/>
       </w:r>
     </w:p>
     <w:p>
@@ -2043,256 +2283,9 @@
           <w:szCs w:val="24"/>
           <w:u w:val="single"/>
         </w:rPr>
-        <w:t>Education</w:t>
-      </w:r>
-    </w:p>
-    <w:p>
-      <w:pPr>
-        <w:contextualSpacing/>
-        <w:jc w:val="both"/>
-        <w:rPr>
-          <w:rFonts w:ascii="Times New Roman" w:hAnsi="Times New Roman" w:cs="Times New Roman"/>
-          <w:sz w:val="20"/>
-          <w:szCs w:val="20"/>
-        </w:rPr>
-      </w:pPr>
-      <w:r>
-        <w:rPr>
-          <w:rFonts w:ascii="Times New Roman" w:hAnsi="Times New Roman" w:cs="Times New Roman"/>
-          <w:b/>
-          <w:sz w:val="20"/>
-          <w:szCs w:val="20"/>
-        </w:rPr>
-        <w:t>Ph.D. in Computer Science</w:t>
-      </w:r>
-      <w:r>
-        <w:rPr>
-          <w:rFonts w:ascii="Times New Roman" w:hAnsi="Times New Roman" w:cs="Times New Roman"/>
-          <w:b/>
-          <w:sz w:val="20"/>
-          <w:szCs w:val="20"/>
-        </w:rPr>
-        <w:t xml:space="preserve"> </w:t>
-      </w:r>
-      <w:r>
-        <w:rPr>
-          <w:rFonts w:ascii="Times New Roman" w:hAnsi="Times New Roman" w:cs="Times New Roman"/>
-          <w:b/>
-          <w:sz w:val="20"/>
-          <w:szCs w:val="20"/>
-        </w:rPr>
-        <w:t>and</w:t>
-      </w:r>
-      <w:r>
-        <w:rPr>
-          <w:rFonts w:ascii="Times New Roman" w:hAnsi="Times New Roman" w:cs="Times New Roman"/>
-          <w:b/>
-          <w:sz w:val="20"/>
-          <w:szCs w:val="20"/>
-        </w:rPr>
-        <w:t xml:space="preserve"> Engineering</w:t>
-      </w:r>
-      <w:r>
-        <w:rPr>
-          <w:rFonts w:ascii="Times New Roman" w:hAnsi="Times New Roman" w:cs="Times New Roman"/>
-          <w:b/>
-          <w:sz w:val="20"/>
-          <w:szCs w:val="20"/>
-        </w:rPr>
-        <w:t>,</w:t>
-      </w:r>
-      <w:r>
-        <w:rPr>
-          <w:rFonts w:ascii="Times New Roman" w:hAnsi="Times New Roman" w:cs="Times New Roman"/>
-          <w:sz w:val="20"/>
-          <w:szCs w:val="20"/>
-        </w:rPr>
-        <w:t xml:space="preserve"> Feb 2017</w:t>
-      </w:r>
-    </w:p>
-    <w:p>
-      <w:pPr>
-        <w:spacing w:after="120"/>
-        <w:jc w:val="both"/>
-        <w:rPr>
-          <w:rFonts w:ascii="Times New Roman" w:hAnsi="Times New Roman" w:cs="Times New Roman"/>
-          <w:sz w:val="20"/>
-          <w:szCs w:val="20"/>
-        </w:rPr>
-      </w:pPr>
-      <w:r>
-        <w:rPr>
-          <w:rFonts w:ascii="Times New Roman" w:hAnsi="Times New Roman" w:cs="Times New Roman"/>
-          <w:sz w:val="20"/>
-          <w:szCs w:val="20"/>
-        </w:rPr>
-        <w:t>Kyungpook National University, Republic of Korea</w:t>
-      </w:r>
-    </w:p>
-    <w:p>
-      <w:pPr>
-        <w:contextualSpacing/>
-        <w:jc w:val="both"/>
-        <w:rPr>
-          <w:rFonts w:ascii="Times New Roman" w:hAnsi="Times New Roman" w:cs="Times New Roman"/>
-          <w:sz w:val="20"/>
-          <w:szCs w:val="20"/>
-        </w:rPr>
-      </w:pPr>
-      <w:r>
-        <w:rPr>
-          <w:rFonts w:ascii="Times New Roman" w:hAnsi="Times New Roman" w:cs="Times New Roman"/>
-          <w:b/>
-          <w:sz w:val="20"/>
-          <w:szCs w:val="20"/>
-        </w:rPr>
-        <w:t>M.S. in Computer Science</w:t>
-      </w:r>
-      <w:r>
-        <w:rPr>
-          <w:rFonts w:ascii="Times New Roman" w:hAnsi="Times New Roman" w:cs="Times New Roman"/>
-          <w:b/>
-          <w:sz w:val="20"/>
-          <w:szCs w:val="20"/>
-        </w:rPr>
-        <w:t>,</w:t>
-      </w:r>
-      <w:r>
-        <w:rPr>
-          <w:rFonts w:ascii="Times New Roman" w:hAnsi="Times New Roman" w:cs="Times New Roman"/>
-          <w:sz w:val="20"/>
-          <w:szCs w:val="20"/>
-        </w:rPr>
-        <w:t xml:space="preserve"> Aug 2013</w:t>
-      </w:r>
-    </w:p>
-    <w:p>
-      <w:pPr>
-        <w:spacing w:after="120"/>
-        <w:jc w:val="both"/>
-        <w:rPr>
-          <w:rFonts w:ascii="Times New Roman" w:hAnsi="Times New Roman" w:cs="Times New Roman"/>
-          <w:sz w:val="20"/>
-          <w:szCs w:val="20"/>
-        </w:rPr>
-      </w:pPr>
-      <w:r>
-        <w:rPr>
-          <w:rFonts w:ascii="Times New Roman" w:hAnsi="Times New Roman" w:cs="Times New Roman"/>
-          <w:sz w:val="20"/>
-          <w:szCs w:val="20"/>
-        </w:rPr>
-        <w:t>Kyungpook National University, Republic of Korea</w:t>
-      </w:r>
-    </w:p>
-    <w:p>
-      <w:pPr>
-        <w:contextualSpacing/>
-        <w:jc w:val="both"/>
-        <w:rPr>
-          <w:rFonts w:ascii="Times New Roman" w:hAnsi="Times New Roman" w:cs="Times New Roman"/>
-          <w:sz w:val="20"/>
-          <w:szCs w:val="20"/>
-        </w:rPr>
-      </w:pPr>
-      <w:r>
-        <w:rPr>
-          <w:rFonts w:ascii="Times New Roman" w:hAnsi="Times New Roman" w:cs="Times New Roman"/>
-          <w:b/>
-          <w:sz w:val="20"/>
-          <w:szCs w:val="20"/>
-        </w:rPr>
-        <w:t>B.Sc. in Information Technology</w:t>
-      </w:r>
-      <w:r>
-        <w:rPr>
-          <w:rFonts w:ascii="Times New Roman" w:hAnsi="Times New Roman" w:cs="Times New Roman"/>
-          <w:b/>
-          <w:sz w:val="20"/>
-          <w:szCs w:val="20"/>
-        </w:rPr>
-        <w:t>,</w:t>
-      </w:r>
-      <w:r>
-        <w:rPr>
-          <w:rFonts w:ascii="Times New Roman" w:hAnsi="Times New Roman" w:cs="Times New Roman"/>
-          <w:sz w:val="20"/>
-          <w:szCs w:val="20"/>
-        </w:rPr>
-        <w:t xml:space="preserve"> </w:t>
-      </w:r>
-      <w:r>
-        <w:rPr>
-          <w:rFonts w:ascii="Times New Roman" w:hAnsi="Times New Roman" w:cs="Times New Roman"/>
-          <w:sz w:val="20"/>
-          <w:szCs w:val="20"/>
-        </w:rPr>
-        <w:t>Jan 2004</w:t>
-      </w:r>
-    </w:p>
-    <w:p>
-      <w:pPr>
-        <w:spacing w:after="240"/>
-        <w:jc w:val="both"/>
-        <w:rPr>
-          <w:rFonts w:ascii="Times New Roman" w:hAnsi="Times New Roman" w:cs="Times New Roman"/>
-          <w:sz w:val="24"/>
-          <w:szCs w:val="24"/>
-        </w:rPr>
-      </w:pPr>
-      <w:r>
-        <w:rPr>
-          <w:rFonts w:ascii="Times New Roman" w:hAnsi="Times New Roman" w:cs="Times New Roman"/>
-          <w:sz w:val="20"/>
-          <w:szCs w:val="20"/>
-        </w:rPr>
-        <w:t>Sikkim Manipal University</w:t>
-      </w:r>
-      <w:r>
-        <w:rPr>
-          <w:rFonts w:ascii="Times New Roman" w:hAnsi="Times New Roman" w:cs="Times New Roman"/>
-          <w:sz w:val="20"/>
-          <w:szCs w:val="20"/>
-        </w:rPr>
-        <w:t xml:space="preserve"> of Health, Medical </w:t>
-      </w:r>
-      <w:r>
-        <w:rPr>
-          <w:rFonts w:ascii="Times New Roman" w:hAnsi="Times New Roman" w:cs="Times New Roman"/>
-          <w:sz w:val="20"/>
-          <w:szCs w:val="20"/>
-        </w:rPr>
-        <w:t>and</w:t>
-      </w:r>
-      <w:r>
-        <w:rPr>
-          <w:rFonts w:ascii="Times New Roman" w:hAnsi="Times New Roman" w:cs="Times New Roman"/>
-          <w:sz w:val="20"/>
-          <w:szCs w:val="20"/>
-        </w:rPr>
-        <w:t xml:space="preserve"> Technological Sciences</w:t>
-      </w:r>
-      <w:r>
-        <w:rPr>
-          <w:rFonts w:ascii="Times New Roman" w:hAnsi="Times New Roman" w:cs="Times New Roman"/>
-          <w:sz w:val="20"/>
-          <w:szCs w:val="20"/>
-        </w:rPr>
-        <w:t>, India</w:t>
-      </w:r>
-      <w:r>
-        <w:rPr>
-          <w:rFonts w:ascii="Times New Roman" w:hAnsi="Times New Roman" w:cs="Times New Roman"/>
-          <w:sz w:val="24"/>
-          <w:szCs w:val="24"/>
-        </w:rPr>
-        <w:tab/>
-      </w:r>
-    </w:p>
-    <w:p>
-      <w:pPr>
-        <w:spacing w:after="60"/>
-        <w:contextualSpacing/>
+        <w:t>Research</w:t>
+      </w:r>
+      <w:r>
         <w:rPr>
           <w:rFonts w:ascii="Bell MT" w:hAnsi="Bell MT" w:cs="Times New Roman"/>
           <w:b/>
@@ -2300,8 +2293,708 @@
           <w:szCs w:val="24"/>
           <w:u w:val="single"/>
         </w:rPr>
-      </w:pPr>
-      <w:r>
+        <w:t xml:space="preserve"> Funding</w:t>
+      </w:r>
+    </w:p>
+    <w:p>
+      <w:pPr>
+        <w:contextualSpacing/>
+        <w:jc w:val="both"/>
+        <w:rPr>
+          <w:rFonts w:ascii="Times New Roman" w:hAnsi="Times New Roman" w:cs="Times New Roman"/>
+          <w:bCs/>
+          <w:sz w:val="20"/>
+          <w:szCs w:val="20"/>
+        </w:rPr>
+      </w:pPr>
+      <w:r>
+        <w:rPr>
+          <w:rFonts w:ascii="Times New Roman" w:hAnsi="Times New Roman" w:cs="Times New Roman"/>
+          <w:b/>
+          <w:sz w:val="20"/>
+          <w:szCs w:val="20"/>
+        </w:rPr>
+        <w:t xml:space="preserve">NSF CAREER Award </w:t>
+      </w:r>
+      <w:r>
+        <w:rPr>
+          <w:rFonts w:ascii="Times New Roman" w:hAnsi="Times New Roman" w:cs="Times New Roman"/>
+          <w:bCs/>
+          <w:sz w:val="20"/>
+          <w:szCs w:val="20"/>
+        </w:rPr>
+        <w:t>(</w:t>
+      </w:r>
+      <w:r>
+        <w:rPr>
+          <w:rFonts w:ascii="Times New Roman" w:hAnsi="Times New Roman" w:cs="Times New Roman"/>
+          <w:bCs/>
+          <w:sz w:val="20"/>
+          <w:szCs w:val="20"/>
+        </w:rPr>
+        <w:t xml:space="preserve">Jan </w:t>
+      </w:r>
+      <w:r>
+        <w:rPr>
+          <w:rFonts w:ascii="Times New Roman" w:hAnsi="Times New Roman" w:cs="Times New Roman"/>
+          <w:bCs/>
+          <w:sz w:val="20"/>
+          <w:szCs w:val="20"/>
+        </w:rPr>
+        <w:t xml:space="preserve">2027 – </w:t>
+      </w:r>
+      <w:r>
+        <w:rPr>
+          <w:rFonts w:ascii="Times New Roman" w:hAnsi="Times New Roman" w:cs="Times New Roman"/>
+          <w:bCs/>
+          <w:sz w:val="20"/>
+          <w:szCs w:val="20"/>
+        </w:rPr>
+        <w:t xml:space="preserve">Dec </w:t>
+      </w:r>
+      <w:r>
+        <w:rPr>
+          <w:rFonts w:ascii="Times New Roman" w:hAnsi="Times New Roman" w:cs="Times New Roman"/>
+          <w:bCs/>
+          <w:sz w:val="20"/>
+          <w:szCs w:val="20"/>
+        </w:rPr>
+        <w:t>2031</w:t>
+      </w:r>
+      <w:r>
+        <w:rPr>
+          <w:rFonts w:ascii="Times New Roman" w:hAnsi="Times New Roman" w:cs="Times New Roman"/>
+          <w:bCs/>
+          <w:sz w:val="20"/>
+          <w:szCs w:val="20"/>
+        </w:rPr>
+        <w:t>)</w:t>
+      </w:r>
+      <w:r>
+        <w:rPr>
+          <w:rFonts w:ascii="Times New Roman" w:hAnsi="Times New Roman" w:cs="Times New Roman"/>
+          <w:bCs/>
+          <w:sz w:val="20"/>
+          <w:szCs w:val="20"/>
+        </w:rPr>
+        <w:t>, PI, $500,000</w:t>
+      </w:r>
+    </w:p>
+    <w:p>
+      <w:pPr>
+        <w:spacing w:after="120"/>
+        <w:jc w:val="both"/>
+        <w:rPr>
+          <w:rFonts w:ascii="Times New Roman" w:hAnsi="Times New Roman" w:cs="Times New Roman"/>
+          <w:bCs/>
+          <w:sz w:val="20"/>
+          <w:szCs w:val="20"/>
+        </w:rPr>
+      </w:pPr>
+      <w:r>
+        <w:rPr>
+          <w:rFonts w:ascii="Times New Roman" w:hAnsi="Times New Roman" w:cs="Times New Roman"/>
+          <w:bCs/>
+          <w:sz w:val="20"/>
+          <w:szCs w:val="20"/>
+        </w:rPr>
+        <w:t>CAREER: Improving Software Test Quality and Developer Skills through Developer-in-the-Loop Test Optimization</w:t>
+      </w:r>
+    </w:p>
+    <w:p>
+      <w:pPr>
+        <w:contextualSpacing/>
+        <w:jc w:val="both"/>
+        <w:rPr>
+          <w:rFonts w:ascii="Times New Roman" w:hAnsi="Times New Roman" w:cs="Times New Roman"/>
+          <w:bCs/>
+          <w:sz w:val="20"/>
+          <w:szCs w:val="20"/>
+        </w:rPr>
+      </w:pPr>
+      <w:bookmarkStart w:id="0" w:name="_Hlk236916060"/>
+      <w:r>
+        <w:rPr>
+          <w:rFonts w:ascii="Times New Roman" w:hAnsi="Times New Roman" w:cs="Times New Roman"/>
+          <w:b/>
+          <w:sz w:val="20"/>
+          <w:szCs w:val="20"/>
+        </w:rPr>
+        <w:t xml:space="preserve">USDA NIFA </w:t>
+      </w:r>
+      <w:r>
+        <w:rPr>
+          <w:rFonts w:ascii="Times New Roman" w:hAnsi="Times New Roman" w:cs="Times New Roman"/>
+          <w:bCs/>
+          <w:sz w:val="20"/>
+          <w:szCs w:val="20"/>
+        </w:rPr>
+        <w:t>(</w:t>
+      </w:r>
+      <w:r>
+        <w:rPr>
+          <w:rFonts w:ascii="Times New Roman" w:hAnsi="Times New Roman" w:cs="Times New Roman"/>
+          <w:bCs/>
+          <w:sz w:val="20"/>
+          <w:szCs w:val="20"/>
+        </w:rPr>
+        <w:t xml:space="preserve">May </w:t>
+      </w:r>
+      <w:r>
+        <w:rPr>
+          <w:rFonts w:ascii="Times New Roman" w:hAnsi="Times New Roman" w:cs="Times New Roman"/>
+          <w:bCs/>
+          <w:sz w:val="20"/>
+          <w:szCs w:val="20"/>
+        </w:rPr>
+        <w:t xml:space="preserve">2026 – </w:t>
+      </w:r>
+      <w:r>
+        <w:rPr>
+          <w:rFonts w:ascii="Times New Roman" w:hAnsi="Times New Roman" w:cs="Times New Roman"/>
+          <w:bCs/>
+          <w:sz w:val="20"/>
+          <w:szCs w:val="20"/>
+        </w:rPr>
+        <w:t xml:space="preserve">May </w:t>
+      </w:r>
+      <w:r>
+        <w:rPr>
+          <w:rFonts w:ascii="Times New Roman" w:hAnsi="Times New Roman" w:cs="Times New Roman"/>
+          <w:bCs/>
+          <w:sz w:val="20"/>
+          <w:szCs w:val="20"/>
+        </w:rPr>
+        <w:t>2029</w:t>
+      </w:r>
+      <w:r>
+        <w:rPr>
+          <w:rFonts w:ascii="Times New Roman" w:hAnsi="Times New Roman" w:cs="Times New Roman"/>
+          <w:bCs/>
+          <w:sz w:val="20"/>
+          <w:szCs w:val="20"/>
+        </w:rPr>
+        <w:t>)</w:t>
+      </w:r>
+      <w:r>
+        <w:rPr>
+          <w:rFonts w:ascii="Times New Roman" w:hAnsi="Times New Roman" w:cs="Times New Roman"/>
+          <w:bCs/>
+          <w:sz w:val="20"/>
+          <w:szCs w:val="20"/>
+        </w:rPr>
+        <w:t>, Co-PI, $591,500</w:t>
+      </w:r>
+    </w:p>
+    <w:p>
+      <w:pPr>
+        <w:spacing w:after="120"/>
+        <w:contextualSpacing/>
+        <w:rPr>
+          <w:rFonts w:ascii="Times New Roman" w:hAnsi="Times New Roman" w:cs="Times New Roman"/>
+          <w:bCs/>
+          <w:sz w:val="20"/>
+          <w:szCs w:val="20"/>
+        </w:rPr>
+      </w:pPr>
+      <w:r>
+        <w:rPr>
+          <w:rFonts w:ascii="Times New Roman" w:hAnsi="Times New Roman" w:cs="Times New Roman"/>
+          <w:bCs/>
+          <w:sz w:val="20"/>
+          <w:szCs w:val="20"/>
+        </w:rPr>
+        <w:t>A-SYSRV: S</w:t>
+      </w:r>
+      <w:r>
+        <w:rPr>
+          <w:rFonts w:ascii="Times New Roman" w:hAnsi="Times New Roman" w:cs="Times New Roman"/>
+          <w:bCs/>
+          <w:sz w:val="20"/>
+          <w:szCs w:val="20"/>
+        </w:rPr>
+        <w:t>ystems</w:t>
+      </w:r>
+      <w:r>
+        <w:rPr>
+          <w:rFonts w:ascii="Times New Roman" w:hAnsi="Times New Roman" w:cs="Times New Roman"/>
+          <w:bCs/>
+          <w:sz w:val="20"/>
+          <w:szCs w:val="20"/>
+        </w:rPr>
+        <w:t xml:space="preserve"> B</w:t>
+      </w:r>
+      <w:r>
+        <w:rPr>
+          <w:rFonts w:ascii="Times New Roman" w:hAnsi="Times New Roman" w:cs="Times New Roman"/>
+          <w:bCs/>
+          <w:sz w:val="20"/>
+          <w:szCs w:val="20"/>
+        </w:rPr>
+        <w:t>iology</w:t>
+      </w:r>
+      <w:r>
+        <w:rPr>
+          <w:rFonts w:ascii="Times New Roman" w:hAnsi="Times New Roman" w:cs="Times New Roman"/>
+          <w:bCs/>
+          <w:sz w:val="20"/>
+          <w:szCs w:val="20"/>
+        </w:rPr>
+        <w:t xml:space="preserve"> R</w:t>
+      </w:r>
+      <w:r>
+        <w:rPr>
+          <w:rFonts w:ascii="Times New Roman" w:hAnsi="Times New Roman" w:cs="Times New Roman"/>
+          <w:bCs/>
+          <w:sz w:val="20"/>
+          <w:szCs w:val="20"/>
+        </w:rPr>
+        <w:t>everse</w:t>
+      </w:r>
+      <w:r>
+        <w:rPr>
+          <w:rFonts w:ascii="Times New Roman" w:hAnsi="Times New Roman" w:cs="Times New Roman"/>
+          <w:bCs/>
+          <w:sz w:val="20"/>
+          <w:szCs w:val="20"/>
+        </w:rPr>
+        <w:t xml:space="preserve"> V</w:t>
+      </w:r>
+      <w:r>
+        <w:rPr>
+          <w:rFonts w:ascii="Times New Roman" w:hAnsi="Times New Roman" w:cs="Times New Roman"/>
+          <w:bCs/>
+          <w:sz w:val="20"/>
+          <w:szCs w:val="20"/>
+        </w:rPr>
+        <w:t>accinology</w:t>
+      </w:r>
+      <w:r>
+        <w:rPr>
+          <w:rFonts w:ascii="Times New Roman" w:hAnsi="Times New Roman" w:cs="Times New Roman"/>
+          <w:bCs/>
+          <w:sz w:val="20"/>
+          <w:szCs w:val="20"/>
+        </w:rPr>
+        <w:t>, A</w:t>
+      </w:r>
+      <w:r>
+        <w:rPr>
+          <w:rFonts w:ascii="Times New Roman" w:hAnsi="Times New Roman" w:cs="Times New Roman"/>
+          <w:bCs/>
+          <w:sz w:val="20"/>
+          <w:szCs w:val="20"/>
+        </w:rPr>
+        <w:t>n</w:t>
+      </w:r>
+      <w:r>
+        <w:rPr>
+          <w:rFonts w:ascii="Times New Roman" w:hAnsi="Times New Roman" w:cs="Times New Roman"/>
+          <w:bCs/>
+          <w:sz w:val="20"/>
+          <w:szCs w:val="20"/>
+        </w:rPr>
+        <w:t xml:space="preserve"> </w:t>
+      </w:r>
+      <w:r>
+        <w:rPr>
+          <w:rFonts w:ascii="Times New Roman" w:hAnsi="Times New Roman" w:cs="Times New Roman"/>
+          <w:bCs/>
+          <w:sz w:val="20"/>
+          <w:szCs w:val="20"/>
+        </w:rPr>
+        <w:t>Integrated</w:t>
+      </w:r>
+      <w:r>
+        <w:rPr>
+          <w:rFonts w:ascii="Times New Roman" w:hAnsi="Times New Roman" w:cs="Times New Roman"/>
+          <w:bCs/>
+          <w:sz w:val="20"/>
+          <w:szCs w:val="20"/>
+        </w:rPr>
+        <w:t xml:space="preserve"> V</w:t>
+      </w:r>
+      <w:r>
+        <w:rPr>
+          <w:rFonts w:ascii="Times New Roman" w:hAnsi="Times New Roman" w:cs="Times New Roman"/>
+          <w:bCs/>
+          <w:sz w:val="20"/>
+          <w:szCs w:val="20"/>
+        </w:rPr>
+        <w:t>accine</w:t>
+      </w:r>
+      <w:r>
+        <w:rPr>
+          <w:rFonts w:ascii="Times New Roman" w:hAnsi="Times New Roman" w:cs="Times New Roman"/>
+          <w:bCs/>
+          <w:sz w:val="20"/>
+          <w:szCs w:val="20"/>
+        </w:rPr>
+        <w:t xml:space="preserve"> P</w:t>
+      </w:r>
+      <w:r>
+        <w:rPr>
+          <w:rFonts w:ascii="Times New Roman" w:hAnsi="Times New Roman" w:cs="Times New Roman"/>
+          <w:bCs/>
+          <w:sz w:val="20"/>
+          <w:szCs w:val="20"/>
+        </w:rPr>
+        <w:t>rediction</w:t>
+      </w:r>
+      <w:r>
+        <w:rPr>
+          <w:rFonts w:ascii="Times New Roman" w:hAnsi="Times New Roman" w:cs="Times New Roman"/>
+          <w:bCs/>
+          <w:sz w:val="20"/>
+          <w:szCs w:val="20"/>
+        </w:rPr>
+        <w:t xml:space="preserve"> T</w:t>
+      </w:r>
+      <w:r>
+        <w:rPr>
+          <w:rFonts w:ascii="Times New Roman" w:hAnsi="Times New Roman" w:cs="Times New Roman"/>
+          <w:bCs/>
+          <w:sz w:val="20"/>
+          <w:szCs w:val="20"/>
+        </w:rPr>
+        <w:t>ool</w:t>
+      </w:r>
+      <w:r>
+        <w:rPr>
+          <w:rFonts w:ascii="Times New Roman" w:hAnsi="Times New Roman" w:cs="Times New Roman"/>
+          <w:bCs/>
+          <w:sz w:val="20"/>
+          <w:szCs w:val="20"/>
+        </w:rPr>
+        <w:t xml:space="preserve"> </w:t>
+      </w:r>
+      <w:r>
+        <w:rPr>
+          <w:rFonts w:ascii="Times New Roman" w:hAnsi="Times New Roman" w:cs="Times New Roman"/>
+          <w:bCs/>
+          <w:sz w:val="20"/>
+          <w:szCs w:val="20"/>
+        </w:rPr>
+        <w:t>for</w:t>
+      </w:r>
+      <w:r>
+        <w:rPr>
+          <w:rFonts w:ascii="Times New Roman" w:hAnsi="Times New Roman" w:cs="Times New Roman"/>
+          <w:bCs/>
+          <w:sz w:val="20"/>
+          <w:szCs w:val="20"/>
+        </w:rPr>
+        <w:t xml:space="preserve"> A</w:t>
+      </w:r>
+      <w:r>
+        <w:rPr>
+          <w:rFonts w:ascii="Times New Roman" w:hAnsi="Times New Roman" w:cs="Times New Roman"/>
+          <w:bCs/>
+          <w:sz w:val="20"/>
+          <w:szCs w:val="20"/>
+        </w:rPr>
+        <w:t>quaculture</w:t>
+      </w:r>
+      <w:r>
+        <w:rPr>
+          <w:rFonts w:ascii="Times New Roman" w:hAnsi="Times New Roman" w:cs="Times New Roman"/>
+          <w:bCs/>
+          <w:sz w:val="20"/>
+          <w:szCs w:val="20"/>
+        </w:rPr>
+        <w:t xml:space="preserve"> P</w:t>
+      </w:r>
+      <w:r>
+        <w:rPr>
+          <w:rFonts w:ascii="Times New Roman" w:hAnsi="Times New Roman" w:cs="Times New Roman"/>
+          <w:bCs/>
+          <w:sz w:val="20"/>
+          <w:szCs w:val="20"/>
+        </w:rPr>
+        <w:t>athogens</w:t>
+      </w:r>
+      <w:bookmarkEnd w:id="0"/>
+    </w:p>
+    <w:p>
+      <w:pPr>
+        <w:spacing w:after="120"/>
+        <w:rPr>
+          <w:rFonts w:ascii="Times New Roman" w:hAnsi="Times New Roman" w:cs="Times New Roman"/>
+          <w:bCs/>
+          <w:sz w:val="20"/>
+          <w:szCs w:val="20"/>
+        </w:rPr>
+      </w:pPr>
+      <w:r>
+        <w:rPr>
+          <w:rFonts w:ascii="Times New Roman" w:hAnsi="Times New Roman" w:cs="Times New Roman"/>
+          <w:bCs/>
+          <w:sz w:val="20"/>
+          <w:szCs w:val="20"/>
+        </w:rPr>
+        <w:t>Contributions: Web application development</w:t>
+      </w:r>
+      <w:r>
+        <w:rPr>
+          <w:rFonts w:ascii="Times New Roman" w:hAnsi="Times New Roman" w:cs="Times New Roman"/>
+          <w:bCs/>
+          <w:sz w:val="20"/>
+          <w:szCs w:val="20"/>
+        </w:rPr>
+        <w:t xml:space="preserve"> </w:t>
+      </w:r>
+    </w:p>
+    <w:p>
+      <w:pPr>
+        <w:contextualSpacing/>
+        <w:jc w:val="both"/>
+        <w:rPr>
+          <w:rFonts w:ascii="Times New Roman" w:hAnsi="Times New Roman" w:cs="Times New Roman"/>
+          <w:bCs/>
+          <w:sz w:val="20"/>
+          <w:szCs w:val="20"/>
+        </w:rPr>
+      </w:pPr>
+      <w:r>
+        <w:rPr>
+          <w:rFonts w:ascii="Times New Roman" w:hAnsi="Times New Roman" w:cs="Times New Roman"/>
+          <w:b/>
+          <w:sz w:val="20"/>
+          <w:szCs w:val="20"/>
+        </w:rPr>
+        <w:t>USAID</w:t>
+      </w:r>
+      <w:r>
+        <w:rPr>
+          <w:rFonts w:ascii="Times New Roman" w:hAnsi="Times New Roman" w:cs="Times New Roman"/>
+          <w:b/>
+          <w:sz w:val="20"/>
+          <w:szCs w:val="20"/>
+        </w:rPr>
+        <w:t xml:space="preserve"> </w:t>
+      </w:r>
+      <w:r>
+        <w:rPr>
+          <w:rFonts w:ascii="Times New Roman" w:hAnsi="Times New Roman" w:cs="Times New Roman"/>
+          <w:bCs/>
+          <w:sz w:val="20"/>
+          <w:szCs w:val="20"/>
+        </w:rPr>
+        <w:t>(</w:t>
+      </w:r>
+      <w:r>
+        <w:rPr>
+          <w:rFonts w:ascii="Times New Roman" w:hAnsi="Times New Roman" w:cs="Times New Roman"/>
+          <w:bCs/>
+          <w:sz w:val="20"/>
+          <w:szCs w:val="20"/>
+        </w:rPr>
+        <w:t>Cancelled</w:t>
+      </w:r>
+      <w:r>
+        <w:rPr>
+          <w:rFonts w:ascii="Times New Roman" w:hAnsi="Times New Roman" w:cs="Times New Roman"/>
+          <w:bCs/>
+          <w:sz w:val="20"/>
+          <w:szCs w:val="20"/>
+        </w:rPr>
+        <w:t>)</w:t>
+      </w:r>
+      <w:r>
+        <w:rPr>
+          <w:rFonts w:ascii="Times New Roman" w:hAnsi="Times New Roman" w:cs="Times New Roman"/>
+          <w:bCs/>
+          <w:sz w:val="20"/>
+          <w:szCs w:val="20"/>
+        </w:rPr>
+        <w:t xml:space="preserve">, </w:t>
+      </w:r>
+      <w:r>
+        <w:rPr>
+          <w:rFonts w:ascii="Times New Roman" w:hAnsi="Times New Roman" w:cs="Times New Roman"/>
+          <w:bCs/>
+          <w:sz w:val="20"/>
+          <w:szCs w:val="20"/>
+        </w:rPr>
+        <w:t>Co-</w:t>
+      </w:r>
+      <w:r>
+        <w:rPr>
+          <w:rFonts w:ascii="Times New Roman" w:hAnsi="Times New Roman" w:cs="Times New Roman"/>
+          <w:bCs/>
+          <w:sz w:val="20"/>
+          <w:szCs w:val="20"/>
+        </w:rPr>
+        <w:t>PI, $</w:t>
+      </w:r>
+      <w:r>
+        <w:rPr>
+          <w:rFonts w:ascii="Times New Roman" w:hAnsi="Times New Roman" w:cs="Times New Roman"/>
+          <w:bCs/>
+          <w:sz w:val="20"/>
+          <w:szCs w:val="20"/>
+        </w:rPr>
+        <w:t>481,225</w:t>
+      </w:r>
+    </w:p>
+    <w:p>
+      <w:pPr>
+        <w:spacing w:after="120"/>
+        <w:contextualSpacing/>
+        <w:rPr>
+          <w:rFonts w:ascii="Times New Roman" w:hAnsi="Times New Roman" w:cs="Times New Roman"/>
+          <w:bCs/>
+          <w:sz w:val="20"/>
+          <w:szCs w:val="20"/>
+        </w:rPr>
+      </w:pPr>
+      <w:r>
+        <w:rPr>
+          <w:rFonts w:ascii="Times New Roman" w:hAnsi="Times New Roman" w:cs="Times New Roman"/>
+          <w:bCs/>
+          <w:sz w:val="20"/>
+          <w:szCs w:val="20"/>
+        </w:rPr>
+        <w:t>Digital Tools for Optimal Fish Feed Formulation in Nigeria</w:t>
+      </w:r>
+    </w:p>
+    <w:p>
+      <w:pPr>
+        <w:spacing w:after="120"/>
+        <w:rPr>
+          <w:rFonts w:ascii="Times New Roman" w:hAnsi="Times New Roman" w:cs="Times New Roman"/>
+          <w:bCs/>
+          <w:sz w:val="20"/>
+          <w:szCs w:val="20"/>
+        </w:rPr>
+      </w:pPr>
+      <w:r>
+        <w:rPr>
+          <w:rFonts w:ascii="Times New Roman" w:hAnsi="Times New Roman" w:cs="Times New Roman"/>
+          <w:bCs/>
+          <w:sz w:val="20"/>
+          <w:szCs w:val="20"/>
+        </w:rPr>
+        <w:t>Contribution: Mobile app development</w:t>
+      </w:r>
+      <w:r>
+        <w:rPr>
+          <w:rFonts w:ascii="Times New Roman" w:hAnsi="Times New Roman" w:cs="Times New Roman"/>
+          <w:bCs/>
+          <w:sz w:val="20"/>
+          <w:szCs w:val="20"/>
+        </w:rPr>
+        <w:t xml:space="preserve"> </w:t>
+      </w:r>
+    </w:p>
+    <w:p>
+      <w:pPr>
+        <w:contextualSpacing/>
+        <w:jc w:val="both"/>
+        <w:rPr>
+          <w:rFonts w:ascii="Times New Roman" w:hAnsi="Times New Roman" w:cs="Times New Roman"/>
+          <w:bCs/>
+          <w:sz w:val="20"/>
+          <w:szCs w:val="20"/>
+        </w:rPr>
+      </w:pPr>
+      <w:r>
+        <w:rPr>
+          <w:rFonts w:ascii="Times New Roman" w:hAnsi="Times New Roman" w:cs="Times New Roman"/>
+          <w:b/>
+          <w:sz w:val="20"/>
+          <w:szCs w:val="20"/>
+        </w:rPr>
+        <w:t xml:space="preserve">ND </w:t>
+      </w:r>
+      <w:proofErr w:type="spellStart"/>
+      <w:r>
+        <w:rPr>
+          <w:rFonts w:ascii="Times New Roman" w:hAnsi="Times New Roman" w:cs="Times New Roman"/>
+          <w:b/>
+          <w:sz w:val="20"/>
+          <w:szCs w:val="20"/>
+        </w:rPr>
+        <w:t>EPSCoR</w:t>
+      </w:r>
+      <w:proofErr w:type="spellEnd"/>
+      <w:r>
+        <w:rPr>
+          <w:rFonts w:ascii="Times New Roman" w:hAnsi="Times New Roman" w:cs="Times New Roman"/>
+          <w:b/>
+          <w:sz w:val="20"/>
+          <w:szCs w:val="20"/>
+        </w:rPr>
+        <w:t xml:space="preserve"> </w:t>
+      </w:r>
+      <w:r>
+        <w:rPr>
+          <w:rFonts w:ascii="Times New Roman" w:hAnsi="Times New Roman" w:cs="Times New Roman"/>
+          <w:bCs/>
+          <w:sz w:val="20"/>
+          <w:szCs w:val="20"/>
+        </w:rPr>
+        <w:t>(</w:t>
+      </w:r>
+      <w:r>
+        <w:rPr>
+          <w:rFonts w:ascii="Times New Roman" w:hAnsi="Times New Roman" w:cs="Times New Roman"/>
+          <w:bCs/>
+          <w:sz w:val="20"/>
+          <w:szCs w:val="20"/>
+        </w:rPr>
+        <w:t xml:space="preserve">Oct </w:t>
+      </w:r>
+      <w:r>
+        <w:rPr>
+          <w:rFonts w:ascii="Times New Roman" w:hAnsi="Times New Roman" w:cs="Times New Roman"/>
+          <w:bCs/>
+          <w:sz w:val="20"/>
+          <w:szCs w:val="20"/>
+        </w:rPr>
+        <w:t xml:space="preserve">2022 – </w:t>
+      </w:r>
+      <w:r>
+        <w:rPr>
+          <w:rFonts w:ascii="Times New Roman" w:hAnsi="Times New Roman" w:cs="Times New Roman"/>
+          <w:bCs/>
+          <w:sz w:val="20"/>
+          <w:szCs w:val="20"/>
+        </w:rPr>
+        <w:t xml:space="preserve">Jun </w:t>
+      </w:r>
+      <w:r>
+        <w:rPr>
+          <w:rFonts w:ascii="Times New Roman" w:hAnsi="Times New Roman" w:cs="Times New Roman"/>
+          <w:bCs/>
+          <w:sz w:val="20"/>
+          <w:szCs w:val="20"/>
+        </w:rPr>
+        <w:t>2024</w:t>
+      </w:r>
+      <w:r>
+        <w:rPr>
+          <w:rFonts w:ascii="Times New Roman" w:hAnsi="Times New Roman" w:cs="Times New Roman"/>
+          <w:bCs/>
+          <w:sz w:val="20"/>
+          <w:szCs w:val="20"/>
+        </w:rPr>
+        <w:t>)</w:t>
+      </w:r>
+      <w:r>
+        <w:rPr>
+          <w:rFonts w:ascii="Times New Roman" w:hAnsi="Times New Roman" w:cs="Times New Roman"/>
+          <w:bCs/>
+          <w:sz w:val="20"/>
+          <w:szCs w:val="20"/>
+        </w:rPr>
+        <w:t>, PI, $20,000</w:t>
+      </w:r>
+    </w:p>
+    <w:p>
+      <w:pPr>
+        <w:spacing w:after="60"/>
+        <w:contextualSpacing/>
         <w:rPr>
           <w:rFonts w:ascii="Bell MT" w:hAnsi="Bell MT" w:cs="Times New Roman"/>
           <w:b/>
@@ -2309,534 +3002,20 @@
           <w:szCs w:val="24"/>
           <w:u w:val="single"/>
         </w:rPr>
-        <w:t>Research Funding</w:t>
-      </w:r>
-    </w:p>
-    <w:p>
-      <w:pPr>
-        <w:contextualSpacing/>
-        <w:jc w:val="both"/>
-        <w:rPr>
-          <w:rFonts w:ascii="Times New Roman" w:hAnsi="Times New Roman" w:cs="Times New Roman"/>
-          <w:bCs/>
-          <w:sz w:val="20"/>
-          <w:szCs w:val="20"/>
-        </w:rPr>
-      </w:pPr>
-      <w:r>
-        <w:rPr>
-          <w:rFonts w:ascii="Times New Roman" w:hAnsi="Times New Roman" w:cs="Times New Roman"/>
-          <w:b/>
-          <w:sz w:val="20"/>
-          <w:szCs w:val="20"/>
-        </w:rPr>
-        <w:t xml:space="preserve">NSF CAREER Award </w:t>
-      </w:r>
-      <w:r>
-        <w:rPr>
-          <w:rFonts w:ascii="Times New Roman" w:hAnsi="Times New Roman" w:cs="Times New Roman"/>
-          <w:bCs/>
-          <w:sz w:val="20"/>
-          <w:szCs w:val="20"/>
-        </w:rPr>
-        <w:t>(</w:t>
-      </w:r>
-      <w:r>
-        <w:rPr>
-          <w:rFonts w:ascii="Times New Roman" w:hAnsi="Times New Roman" w:cs="Times New Roman"/>
-          <w:bCs/>
-          <w:sz w:val="20"/>
-          <w:szCs w:val="20"/>
-        </w:rPr>
-        <w:t xml:space="preserve">Jan </w:t>
-      </w:r>
-      <w:r>
-        <w:rPr>
-          <w:rFonts w:ascii="Times New Roman" w:hAnsi="Times New Roman" w:cs="Times New Roman"/>
-          <w:bCs/>
-          <w:sz w:val="20"/>
-          <w:szCs w:val="20"/>
-        </w:rPr>
-        <w:t xml:space="preserve">2027 – </w:t>
-      </w:r>
-      <w:r>
-        <w:rPr>
-          <w:rFonts w:ascii="Times New Roman" w:hAnsi="Times New Roman" w:cs="Times New Roman"/>
-          <w:bCs/>
-          <w:sz w:val="20"/>
-          <w:szCs w:val="20"/>
-        </w:rPr>
-        <w:t xml:space="preserve">Dec </w:t>
-      </w:r>
-      <w:r>
-        <w:rPr>
-          <w:rFonts w:ascii="Times New Roman" w:hAnsi="Times New Roman" w:cs="Times New Roman"/>
-          <w:bCs/>
-          <w:sz w:val="20"/>
-          <w:szCs w:val="20"/>
-        </w:rPr>
-        <w:t>2031</w:t>
-      </w:r>
-      <w:r>
-        <w:rPr>
-          <w:rFonts w:ascii="Times New Roman" w:hAnsi="Times New Roman" w:cs="Times New Roman"/>
-          <w:bCs/>
-          <w:sz w:val="20"/>
-          <w:szCs w:val="20"/>
-        </w:rPr>
-        <w:t>)</w:t>
-      </w:r>
-      <w:r>
-        <w:rPr>
-          <w:rFonts w:ascii="Times New Roman" w:hAnsi="Times New Roman" w:cs="Times New Roman"/>
-          <w:bCs/>
-          <w:sz w:val="20"/>
-          <w:szCs w:val="20"/>
-        </w:rPr>
-        <w:t>, PI, $500,000</w:t>
-      </w:r>
-    </w:p>
-    <w:p>
-      <w:pPr>
-        <w:spacing w:after="120"/>
-        <w:jc w:val="both"/>
-        <w:rPr>
-          <w:rFonts w:ascii="Times New Roman" w:hAnsi="Times New Roman" w:cs="Times New Roman"/>
-          <w:bCs/>
-          <w:sz w:val="20"/>
-          <w:szCs w:val="20"/>
-        </w:rPr>
-      </w:pPr>
-      <w:r>
-        <w:rPr>
-          <w:rFonts w:ascii="Times New Roman" w:hAnsi="Times New Roman" w:cs="Times New Roman"/>
-          <w:bCs/>
-          <w:sz w:val="20"/>
-          <w:szCs w:val="20"/>
-        </w:rPr>
-        <w:t>CAREER: Improving Software Test Quality and Developer Skills through Developer-in-the-Loop Test Optimization</w:t>
-      </w:r>
-    </w:p>
-    <w:p>
-      <w:pPr>
-        <w:contextualSpacing/>
-        <w:jc w:val="both"/>
-        <w:rPr>
-          <w:rFonts w:ascii="Times New Roman" w:hAnsi="Times New Roman" w:cs="Times New Roman"/>
-          <w:bCs/>
-          <w:sz w:val="20"/>
-          <w:szCs w:val="20"/>
-        </w:rPr>
-      </w:pPr>
-      <w:bookmarkStart w:id="0" w:name="_Hlk236916060"/>
-      <w:r>
-        <w:rPr>
-          <w:rFonts w:ascii="Times New Roman" w:hAnsi="Times New Roman" w:cs="Times New Roman"/>
-          <w:b/>
-          <w:sz w:val="20"/>
-          <w:szCs w:val="20"/>
-        </w:rPr>
-        <w:t xml:space="preserve">USDA NIFA </w:t>
-      </w:r>
-      <w:r>
-        <w:rPr>
-          <w:rFonts w:ascii="Times New Roman" w:hAnsi="Times New Roman" w:cs="Times New Roman"/>
-          <w:bCs/>
-          <w:sz w:val="20"/>
-          <w:szCs w:val="20"/>
-        </w:rPr>
-        <w:t>(</w:t>
-      </w:r>
-      <w:r>
-        <w:rPr>
-          <w:rFonts w:ascii="Times New Roman" w:hAnsi="Times New Roman" w:cs="Times New Roman"/>
-          <w:bCs/>
-          <w:sz w:val="20"/>
-          <w:szCs w:val="20"/>
-        </w:rPr>
-        <w:t xml:space="preserve">May </w:t>
-      </w:r>
-      <w:r>
-        <w:rPr>
-          <w:rFonts w:ascii="Times New Roman" w:hAnsi="Times New Roman" w:cs="Times New Roman"/>
-          <w:bCs/>
-          <w:sz w:val="20"/>
-          <w:szCs w:val="20"/>
-        </w:rPr>
-        <w:t xml:space="preserve">2026 – </w:t>
-      </w:r>
-      <w:r>
-        <w:rPr>
-          <w:rFonts w:ascii="Times New Roman" w:hAnsi="Times New Roman" w:cs="Times New Roman"/>
-          <w:bCs/>
-          <w:sz w:val="20"/>
-          <w:szCs w:val="20"/>
-        </w:rPr>
-        <w:t xml:space="preserve">May </w:t>
-      </w:r>
-      <w:r>
-        <w:rPr>
-          <w:rFonts w:ascii="Times New Roman" w:hAnsi="Times New Roman" w:cs="Times New Roman"/>
-          <w:bCs/>
-          <w:sz w:val="20"/>
-          <w:szCs w:val="20"/>
-        </w:rPr>
-        <w:t>2029</w:t>
-      </w:r>
-      <w:r>
-        <w:rPr>
-          <w:rFonts w:ascii="Times New Roman" w:hAnsi="Times New Roman" w:cs="Times New Roman"/>
-          <w:bCs/>
-          <w:sz w:val="20"/>
-          <w:szCs w:val="20"/>
-        </w:rPr>
-        <w:t>)</w:t>
-      </w:r>
-      <w:r>
-        <w:rPr>
-          <w:rFonts w:ascii="Times New Roman" w:hAnsi="Times New Roman" w:cs="Times New Roman"/>
-          <w:bCs/>
-          <w:sz w:val="20"/>
-          <w:szCs w:val="20"/>
-        </w:rPr>
-        <w:t>, Co-PI, $591,500, 30% of NDSU’s allocation</w:t>
-      </w:r>
-    </w:p>
-    <w:p>
-      <w:pPr>
-        <w:spacing w:after="120"/>
-        <w:rPr>
-          <w:rFonts w:ascii="Times New Roman" w:hAnsi="Times New Roman" w:cs="Times New Roman"/>
-          <w:bCs/>
-          <w:sz w:val="20"/>
-          <w:szCs w:val="20"/>
-        </w:rPr>
-      </w:pPr>
-      <w:r>
-        <w:rPr>
-          <w:rFonts w:ascii="Times New Roman" w:hAnsi="Times New Roman" w:cs="Times New Roman"/>
-          <w:bCs/>
-          <w:sz w:val="20"/>
-          <w:szCs w:val="20"/>
-        </w:rPr>
-        <w:t>A-SYSRV: S</w:t>
-      </w:r>
-      <w:r>
-        <w:rPr>
-          <w:rFonts w:ascii="Times New Roman" w:hAnsi="Times New Roman" w:cs="Times New Roman"/>
-          <w:bCs/>
-          <w:sz w:val="20"/>
-          <w:szCs w:val="20"/>
-        </w:rPr>
-        <w:t>ystems</w:t>
-      </w:r>
-      <w:r>
-        <w:rPr>
-          <w:rFonts w:ascii="Times New Roman" w:hAnsi="Times New Roman" w:cs="Times New Roman"/>
-          <w:bCs/>
-          <w:sz w:val="20"/>
-          <w:szCs w:val="20"/>
-        </w:rPr>
-        <w:t xml:space="preserve"> B</w:t>
-      </w:r>
-      <w:r>
-        <w:rPr>
-          <w:rFonts w:ascii="Times New Roman" w:hAnsi="Times New Roman" w:cs="Times New Roman"/>
-          <w:bCs/>
-          <w:sz w:val="20"/>
-          <w:szCs w:val="20"/>
-        </w:rPr>
-        <w:t>iology</w:t>
-      </w:r>
-      <w:r>
-        <w:rPr>
-          <w:rFonts w:ascii="Times New Roman" w:hAnsi="Times New Roman" w:cs="Times New Roman"/>
-          <w:bCs/>
-          <w:sz w:val="20"/>
-          <w:szCs w:val="20"/>
-        </w:rPr>
-        <w:t xml:space="preserve"> R</w:t>
-      </w:r>
-      <w:r>
-        <w:rPr>
-          <w:rFonts w:ascii="Times New Roman" w:hAnsi="Times New Roman" w:cs="Times New Roman"/>
-          <w:bCs/>
-          <w:sz w:val="20"/>
-          <w:szCs w:val="20"/>
-        </w:rPr>
-        <w:t>everse</w:t>
-      </w:r>
-      <w:r>
-        <w:rPr>
-          <w:rFonts w:ascii="Times New Roman" w:hAnsi="Times New Roman" w:cs="Times New Roman"/>
-          <w:bCs/>
-          <w:sz w:val="20"/>
-          <w:szCs w:val="20"/>
-        </w:rPr>
-        <w:t xml:space="preserve"> V</w:t>
-      </w:r>
-      <w:r>
-        <w:rPr>
-          <w:rFonts w:ascii="Times New Roman" w:hAnsi="Times New Roman" w:cs="Times New Roman"/>
-          <w:bCs/>
-          <w:sz w:val="20"/>
-          <w:szCs w:val="20"/>
-        </w:rPr>
-        <w:t>accinology</w:t>
-      </w:r>
-      <w:r>
-        <w:rPr>
-          <w:rFonts w:ascii="Times New Roman" w:hAnsi="Times New Roman" w:cs="Times New Roman"/>
-          <w:bCs/>
-          <w:sz w:val="20"/>
-          <w:szCs w:val="20"/>
-        </w:rPr>
-        <w:t>, A</w:t>
-      </w:r>
-      <w:r>
-        <w:rPr>
-          <w:rFonts w:ascii="Times New Roman" w:hAnsi="Times New Roman" w:cs="Times New Roman"/>
-          <w:bCs/>
-          <w:sz w:val="20"/>
-          <w:szCs w:val="20"/>
-        </w:rPr>
-        <w:t>n</w:t>
-      </w:r>
-      <w:r>
-        <w:rPr>
-          <w:rFonts w:ascii="Times New Roman" w:hAnsi="Times New Roman" w:cs="Times New Roman"/>
-          <w:bCs/>
-          <w:sz w:val="20"/>
-          <w:szCs w:val="20"/>
-        </w:rPr>
-        <w:t xml:space="preserve"> </w:t>
-      </w:r>
-      <w:r>
-        <w:rPr>
-          <w:rFonts w:ascii="Times New Roman" w:hAnsi="Times New Roman" w:cs="Times New Roman"/>
-          <w:bCs/>
-          <w:sz w:val="20"/>
-          <w:szCs w:val="20"/>
-        </w:rPr>
-        <w:t>Integrated</w:t>
-      </w:r>
-      <w:r>
-        <w:rPr>
-          <w:rFonts w:ascii="Times New Roman" w:hAnsi="Times New Roman" w:cs="Times New Roman"/>
-          <w:bCs/>
-          <w:sz w:val="20"/>
-          <w:szCs w:val="20"/>
-        </w:rPr>
-        <w:t xml:space="preserve"> V</w:t>
-      </w:r>
-      <w:r>
-        <w:rPr>
-          <w:rFonts w:ascii="Times New Roman" w:hAnsi="Times New Roman" w:cs="Times New Roman"/>
-          <w:bCs/>
-          <w:sz w:val="20"/>
-          <w:szCs w:val="20"/>
-        </w:rPr>
-        <w:t>accine</w:t>
-      </w:r>
-      <w:r>
-        <w:rPr>
-          <w:rFonts w:ascii="Times New Roman" w:hAnsi="Times New Roman" w:cs="Times New Roman"/>
-          <w:bCs/>
-          <w:sz w:val="20"/>
-          <w:szCs w:val="20"/>
-        </w:rPr>
-        <w:t xml:space="preserve"> P</w:t>
-      </w:r>
-      <w:r>
-        <w:rPr>
-          <w:rFonts w:ascii="Times New Roman" w:hAnsi="Times New Roman" w:cs="Times New Roman"/>
-          <w:bCs/>
-          <w:sz w:val="20"/>
-          <w:szCs w:val="20"/>
-        </w:rPr>
-        <w:t>rediction</w:t>
-      </w:r>
-      <w:r>
-        <w:rPr>
-          <w:rFonts w:ascii="Times New Roman" w:hAnsi="Times New Roman" w:cs="Times New Roman"/>
-          <w:bCs/>
-          <w:sz w:val="20"/>
-          <w:szCs w:val="20"/>
-        </w:rPr>
-        <w:t xml:space="preserve"> T</w:t>
-      </w:r>
-      <w:r>
-        <w:rPr>
-          <w:rFonts w:ascii="Times New Roman" w:hAnsi="Times New Roman" w:cs="Times New Roman"/>
-          <w:bCs/>
-          <w:sz w:val="20"/>
-          <w:szCs w:val="20"/>
-        </w:rPr>
-        <w:t>ool</w:t>
-      </w:r>
-      <w:r>
-        <w:rPr>
-          <w:rFonts w:ascii="Times New Roman" w:hAnsi="Times New Roman" w:cs="Times New Roman"/>
-          <w:bCs/>
-          <w:sz w:val="20"/>
-          <w:szCs w:val="20"/>
-        </w:rPr>
-        <w:t xml:space="preserve"> </w:t>
-      </w:r>
-      <w:r>
-        <w:rPr>
-          <w:rFonts w:ascii="Times New Roman" w:hAnsi="Times New Roman" w:cs="Times New Roman"/>
-          <w:bCs/>
-          <w:sz w:val="20"/>
-          <w:szCs w:val="20"/>
-        </w:rPr>
-        <w:t>for</w:t>
-      </w:r>
-      <w:r>
-        <w:rPr>
-          <w:rFonts w:ascii="Times New Roman" w:hAnsi="Times New Roman" w:cs="Times New Roman"/>
-          <w:bCs/>
-          <w:sz w:val="20"/>
-          <w:szCs w:val="20"/>
-        </w:rPr>
-        <w:t xml:space="preserve"> A</w:t>
-      </w:r>
-      <w:r>
-        <w:rPr>
-          <w:rFonts w:ascii="Times New Roman" w:hAnsi="Times New Roman" w:cs="Times New Roman"/>
-          <w:bCs/>
-          <w:sz w:val="20"/>
-          <w:szCs w:val="20"/>
-        </w:rPr>
-        <w:t>quaculture</w:t>
-      </w:r>
-      <w:r>
-        <w:rPr>
-          <w:rFonts w:ascii="Times New Roman" w:hAnsi="Times New Roman" w:cs="Times New Roman"/>
-          <w:bCs/>
-          <w:sz w:val="20"/>
-          <w:szCs w:val="20"/>
-        </w:rPr>
-        <w:t xml:space="preserve"> P</w:t>
-      </w:r>
-      <w:r>
-        <w:rPr>
-          <w:rFonts w:ascii="Times New Roman" w:hAnsi="Times New Roman" w:cs="Times New Roman"/>
-          <w:bCs/>
-          <w:sz w:val="20"/>
-          <w:szCs w:val="20"/>
-        </w:rPr>
-        <w:t>athogens</w:t>
-      </w:r>
-      <w:bookmarkEnd w:id="0"/>
-    </w:p>
-    <w:p>
-      <w:pPr>
-        <w:contextualSpacing/>
-        <w:jc w:val="both"/>
-        <w:rPr>
-          <w:rFonts w:ascii="Times New Roman" w:hAnsi="Times New Roman" w:cs="Times New Roman"/>
-          <w:bCs/>
-          <w:sz w:val="20"/>
-          <w:szCs w:val="20"/>
-        </w:rPr>
-      </w:pPr>
-      <w:r>
-        <w:rPr>
-          <w:rFonts w:ascii="Times New Roman" w:hAnsi="Times New Roman" w:cs="Times New Roman"/>
-          <w:b/>
-          <w:sz w:val="20"/>
-          <w:szCs w:val="20"/>
-        </w:rPr>
-        <w:t xml:space="preserve">ND </w:t>
-      </w:r>
-      <w:proofErr w:type="spellStart"/>
-      <w:r>
-        <w:rPr>
-          <w:rFonts w:ascii="Times New Roman" w:hAnsi="Times New Roman" w:cs="Times New Roman"/>
-          <w:b/>
-          <w:sz w:val="20"/>
-          <w:szCs w:val="20"/>
-        </w:rPr>
-        <w:t>EPSCoR</w:t>
-      </w:r>
-      <w:proofErr w:type="spellEnd"/>
-      <w:r>
-        <w:rPr>
-          <w:rFonts w:ascii="Times New Roman" w:hAnsi="Times New Roman" w:cs="Times New Roman"/>
-          <w:b/>
-          <w:sz w:val="20"/>
-          <w:szCs w:val="20"/>
-        </w:rPr>
-        <w:t xml:space="preserve"> </w:t>
-      </w:r>
-      <w:r>
-        <w:rPr>
-          <w:rFonts w:ascii="Times New Roman" w:hAnsi="Times New Roman" w:cs="Times New Roman"/>
-          <w:bCs/>
-          <w:sz w:val="20"/>
-          <w:szCs w:val="20"/>
-        </w:rPr>
-        <w:t>(</w:t>
-      </w:r>
-      <w:r>
-        <w:rPr>
-          <w:rFonts w:ascii="Times New Roman" w:hAnsi="Times New Roman" w:cs="Times New Roman"/>
-          <w:bCs/>
-          <w:sz w:val="20"/>
-          <w:szCs w:val="20"/>
-        </w:rPr>
-        <w:t xml:space="preserve">Oct </w:t>
-      </w:r>
-      <w:r>
-        <w:rPr>
-          <w:rFonts w:ascii="Times New Roman" w:hAnsi="Times New Roman" w:cs="Times New Roman"/>
-          <w:bCs/>
-          <w:sz w:val="20"/>
-          <w:szCs w:val="20"/>
-        </w:rPr>
-        <w:t xml:space="preserve">2022 – </w:t>
-      </w:r>
-      <w:r>
-        <w:rPr>
-          <w:rFonts w:ascii="Times New Roman" w:hAnsi="Times New Roman" w:cs="Times New Roman"/>
-          <w:bCs/>
-          <w:sz w:val="20"/>
-          <w:szCs w:val="20"/>
-        </w:rPr>
-        <w:t xml:space="preserve">Jun </w:t>
-      </w:r>
-      <w:r>
-        <w:rPr>
-          <w:rFonts w:ascii="Times New Roman" w:hAnsi="Times New Roman" w:cs="Times New Roman"/>
-          <w:bCs/>
-          <w:sz w:val="20"/>
-          <w:szCs w:val="20"/>
-        </w:rPr>
-        <w:t>2024</w:t>
-      </w:r>
-      <w:r>
-        <w:rPr>
-          <w:rFonts w:ascii="Times New Roman" w:hAnsi="Times New Roman" w:cs="Times New Roman"/>
-          <w:bCs/>
-          <w:sz w:val="20"/>
-          <w:szCs w:val="20"/>
-        </w:rPr>
-        <w:t>)</w:t>
-      </w:r>
-      <w:r>
-        <w:rPr>
-          <w:rFonts w:ascii="Times New Roman" w:hAnsi="Times New Roman" w:cs="Times New Roman"/>
-          <w:bCs/>
-          <w:sz w:val="20"/>
-          <w:szCs w:val="20"/>
-        </w:rPr>
-        <w:t>, PI, $20,000</w:t>
-      </w:r>
-    </w:p>
-    <w:p>
-      <w:pPr>
-        <w:spacing w:after="60"/>
+      </w:pPr>
+      <w:r>
+        <w:rPr>
+          <w:rFonts w:ascii="Times New Roman" w:hAnsi="Times New Roman" w:cs="Times New Roman"/>
+          <w:bCs/>
+          <w:sz w:val="20"/>
+          <w:szCs w:val="20"/>
+        </w:rPr>
+        <w:t>Unit Test Recommendation and Reuse</w:t>
+      </w:r>
+    </w:p>
+    <w:p>
+      <w:pPr>
+        <w:spacing w:after="0"/>
         <w:contextualSpacing/>
         <w:rPr>
           <w:rFonts w:ascii="Bell MT" w:hAnsi="Bell MT" w:cs="Times New Roman"/>
@@ -2846,15 +3025,6 @@
           <w:u w:val="single"/>
         </w:rPr>
       </w:pPr>
-      <w:r>
-        <w:rPr>
-          <w:rFonts w:ascii="Times New Roman" w:hAnsi="Times New Roman" w:cs="Times New Roman"/>
-          <w:bCs/>
-          <w:sz w:val="20"/>
-          <w:szCs w:val="20"/>
-        </w:rPr>
-        <w:t>Unit Test Recommendation and Reuse</w:t>
-      </w:r>
     </w:p>
     <w:p>
       <w:pPr>
@@ -2881,11 +3051,7 @@
           <w:u w:val="single"/>
         </w:rPr>
       </w:pPr>
-    </w:p>
-    <w:p>
-      <w:pPr>
-        <w:spacing w:after="0"/>
-        <w:contextualSpacing/>
+      <w:r>
         <w:rPr>
           <w:rFonts w:ascii="Bell MT" w:hAnsi="Bell MT" w:cs="Times New Roman"/>
           <w:b/>
@@ -2893,16 +3059,6 @@
           <w:szCs w:val="24"/>
           <w:u w:val="single"/>
         </w:rPr>
-      </w:pPr>
-      <w:r>
-        <w:rPr>
-          <w:rFonts w:ascii="Bell MT" w:hAnsi="Bell MT" w:cs="Times New Roman"/>
-          <w:b/>
-          <w:sz w:val="24"/>
-          <w:szCs w:val="24"/>
-          <w:u w:val="single"/>
-        </w:rPr>
-        <w:lastRenderedPageBreak/>
         <w:t>Publication</w:t>
       </w:r>
       <w:r>

--- a/doc/CV_Ajay.docx
+++ b/doc/CV_Ajay.docx
@@ -2732,7 +2732,7 @@
           <w:sz w:val="20"/>
           <w:szCs w:val="20"/>
         </w:rPr>
-        <w:t>Contributions: Web application development</w:t>
+        <w:t>Contribution: Web application development</w:t>
       </w:r>
       <w:r>
         <w:rPr>
@@ -7909,7 +7909,23 @@
           <w:sz w:val="20"/>
           <w:szCs w:val="20"/>
         </w:rPr>
-        <w:t>North Dakota State University (</w:t>
+        <w:t>N</w:t>
+      </w:r>
+      <w:r>
+        <w:rPr>
+          <w:rFonts w:ascii="Times New Roman" w:hAnsi="Times New Roman" w:cs="Times New Roman"/>
+          <w:sz w:val="20"/>
+          <w:szCs w:val="20"/>
+        </w:rPr>
+        <w:t>DSU</w:t>
+      </w:r>
+      <w:r>
+        <w:rPr>
+          <w:rFonts w:ascii="Times New Roman" w:hAnsi="Times New Roman" w:cs="Times New Roman"/>
+          <w:sz w:val="20"/>
+          <w:szCs w:val="20"/>
+        </w:rPr>
+        <w:t xml:space="preserve"> (</w:t>
       </w:r>
       <w:r>
         <w:rPr>
@@ -7974,6 +7990,30 @@
           <w:szCs w:val="20"/>
         </w:rPr>
         <w:t>)</w:t>
+      </w:r>
+      <w:r>
+        <w:rPr>
+          <w:rFonts w:ascii="Times New Roman" w:hAnsi="Times New Roman" w:cs="Times New Roman"/>
+          <w:sz w:val="20"/>
+          <w:szCs w:val="20"/>
+        </w:rPr>
+        <w:t>, Supported by NDSU Explore</w:t>
+      </w:r>
+      <w:r>
+        <w:rPr>
+          <w:rFonts w:ascii="Times New Roman" w:hAnsi="Times New Roman" w:cs="Times New Roman"/>
+          <w:sz w:val="20"/>
+          <w:szCs w:val="20"/>
+        </w:rPr>
+        <w:t xml:space="preserve"> Program</w:t>
+      </w:r>
+      <w:r>
+        <w:rPr>
+          <w:rFonts w:ascii="Times New Roman" w:hAnsi="Times New Roman" w:cs="Times New Roman"/>
+          <w:sz w:val="20"/>
+          <w:szCs w:val="20"/>
+        </w:rPr>
+        <w:t xml:space="preserve"> (PI, $2,781)</w:t>
       </w:r>
     </w:p>
     <w:p>
@@ -9954,15 +9994,6 @@
           <w:szCs w:val="20"/>
         </w:rPr>
         <w:t>Reviewer</w:t>
-      </w:r>
-      <w:r>
-        <w:rPr>
-          <w:rFonts w:ascii="Times New Roman" w:hAnsi="Times New Roman" w:cs="Times New Roman"/>
-          <w:b/>
-          <w:sz w:val="20"/>
-          <w:szCs w:val="20"/>
-        </w:rPr>
-        <w:t>:</w:t>
       </w:r>
       <w:r>
         <w:rPr>

--- a/doc/CV_Ajay.docx
+++ b/doc/CV_Ajay.docx
@@ -8121,6 +8121,96 @@
         </w:rPr>
         <w:t>North Dakota State University</w:t>
       </w:r>
+      <w:r>
+        <w:rPr>
+          <w:rFonts w:ascii="Times New Roman" w:hAnsi="Times New Roman" w:cs="Times New Roman"/>
+          <w:b/>
+          <w:sz w:val="20"/>
+          <w:szCs w:val="20"/>
+        </w:rPr>
+        <w:t xml:space="preserve"> (*</w:t>
+      </w:r>
+      <w:r>
+        <w:rPr>
+          <w:rFonts w:ascii="Times New Roman" w:hAnsi="Times New Roman" w:cs="Times New Roman"/>
+          <w:bCs/>
+          <w:sz w:val="20"/>
+          <w:szCs w:val="20"/>
+        </w:rPr>
+        <w:t>Newly developed course</w:t>
+      </w:r>
+      <w:r>
+        <w:rPr>
+          <w:rFonts w:ascii="Times New Roman" w:hAnsi="Times New Roman" w:cs="Times New Roman"/>
+          <w:bCs/>
+          <w:sz w:val="20"/>
+          <w:szCs w:val="20"/>
+        </w:rPr>
+        <w:t>,</w:t>
+      </w:r>
+      <w:r>
+        <w:rPr>
+          <w:rFonts w:ascii="Times New Roman" w:hAnsi="Times New Roman" w:cs="Times New Roman"/>
+          <w:b/>
+          <w:sz w:val="20"/>
+          <w:szCs w:val="20"/>
+        </w:rPr>
+        <w:t xml:space="preserve"> **</w:t>
+      </w:r>
+      <w:r>
+        <w:rPr>
+          <w:rFonts w:ascii="Times New Roman" w:hAnsi="Times New Roman" w:cs="Times New Roman"/>
+          <w:bCs/>
+          <w:sz w:val="20"/>
+          <w:szCs w:val="20"/>
+        </w:rPr>
+        <w:t>Substantially</w:t>
+      </w:r>
+      <w:r>
+        <w:rPr>
+          <w:rFonts w:ascii="Times New Roman" w:hAnsi="Times New Roman" w:cs="Times New Roman"/>
+          <w:bCs/>
+          <w:sz w:val="20"/>
+          <w:szCs w:val="20"/>
+        </w:rPr>
+        <w:t xml:space="preserve"> </w:t>
+      </w:r>
+      <w:r>
+        <w:rPr>
+          <w:rFonts w:ascii="Times New Roman" w:hAnsi="Times New Roman" w:cs="Times New Roman"/>
+          <w:bCs/>
+          <w:sz w:val="20"/>
+          <w:szCs w:val="20"/>
+        </w:rPr>
+        <w:t xml:space="preserve">revised </w:t>
+      </w:r>
+      <w:r>
+        <w:rPr>
+          <w:rFonts w:ascii="Times New Roman" w:hAnsi="Times New Roman" w:cs="Times New Roman"/>
+          <w:bCs/>
+          <w:sz w:val="20"/>
+          <w:szCs w:val="20"/>
+        </w:rPr>
+        <w:t>c</w:t>
+      </w:r>
+      <w:r>
+        <w:rPr>
+          <w:rFonts w:ascii="Times New Roman" w:hAnsi="Times New Roman" w:cs="Times New Roman"/>
+          <w:bCs/>
+          <w:sz w:val="20"/>
+          <w:szCs w:val="20"/>
+        </w:rPr>
+        <w:t>ourse</w:t>
+      </w:r>
+      <w:r>
+        <w:rPr>
+          <w:rFonts w:ascii="Times New Roman" w:hAnsi="Times New Roman" w:cs="Times New Roman"/>
+          <w:b/>
+          <w:sz w:val="20"/>
+          <w:szCs w:val="20"/>
+        </w:rPr>
+        <w:t>)</w:t>
+      </w:r>
     </w:p>
     <w:p>
       <w:pPr>
@@ -8140,6 +8230,15 @@
           <w:sz w:val="20"/>
           <w:szCs w:val="20"/>
         </w:rPr>
+        <w:t>*</w:t>
+      </w:r>
+      <w:r>
+        <w:rPr>
+          <w:rFonts w:ascii="Times New Roman" w:hAnsi="Times New Roman" w:cs="Times New Roman"/>
+          <w:b/>
+          <w:sz w:val="20"/>
+          <w:szCs w:val="20"/>
+        </w:rPr>
         <w:t>CSCI 4</w:t>
       </w:r>
       <w:r>
@@ -8296,6 +8395,15 @@
           <w:sz w:val="20"/>
           <w:szCs w:val="20"/>
         </w:rPr>
+        <w:t>*</w:t>
+      </w:r>
+      <w:r>
+        <w:rPr>
+          <w:rFonts w:ascii="Times New Roman" w:hAnsi="Times New Roman" w:cs="Times New Roman"/>
+          <w:b/>
+          <w:sz w:val="20"/>
+          <w:szCs w:val="20"/>
+        </w:rPr>
         <w:t xml:space="preserve">CSCI </w:t>
       </w:r>
       <w:r>
@@ -8398,6 +8506,15 @@
           <w:sz w:val="20"/>
           <w:szCs w:val="20"/>
         </w:rPr>
+        <w:t>**</w:t>
+      </w:r>
+      <w:r>
+        <w:rPr>
+          <w:rFonts w:ascii="Times New Roman" w:hAnsi="Times New Roman" w:cs="Times New Roman"/>
+          <w:b/>
+          <w:sz w:val="20"/>
+          <w:szCs w:val="20"/>
+        </w:rPr>
         <w:t>CSCI 71</w:t>
       </w:r>
       <w:r>
@@ -8520,6 +8637,15 @@
           <w:szCs w:val="20"/>
         </w:rPr>
       </w:pPr>
+      <w:r>
+        <w:rPr>
+          <w:rFonts w:ascii="Times New Roman" w:hAnsi="Times New Roman" w:cs="Times New Roman"/>
+          <w:b/>
+          <w:sz w:val="20"/>
+          <w:szCs w:val="20"/>
+        </w:rPr>
+        <w:t>**</w:t>
+      </w:r>
       <w:r>
         <w:rPr>
           <w:rFonts w:ascii="Times New Roman" w:hAnsi="Times New Roman" w:cs="Times New Roman"/>
@@ -8640,6 +8766,15 @@
           <w:szCs w:val="20"/>
         </w:rPr>
         <w:lastRenderedPageBreak/>
+        <w:t>*</w:t>
+      </w:r>
+      <w:r>
+        <w:rPr>
+          <w:rFonts w:ascii="Times New Roman" w:hAnsi="Times New Roman" w:cs="Times New Roman"/>
+          <w:b/>
+          <w:sz w:val="20"/>
+          <w:szCs w:val="20"/>
+        </w:rPr>
         <w:t>CSCI 783</w:t>
       </w:r>
       <w:r>
@@ -8718,6 +8853,15 @@
           <w:szCs w:val="20"/>
         </w:rPr>
       </w:pPr>
+      <w:r>
+        <w:rPr>
+          <w:rFonts w:ascii="Times New Roman" w:hAnsi="Times New Roman" w:cs="Times New Roman"/>
+          <w:b/>
+          <w:sz w:val="20"/>
+          <w:szCs w:val="20"/>
+        </w:rPr>
+        <w:t>**</w:t>
+      </w:r>
       <w:r>
         <w:rPr>
           <w:rFonts w:ascii="Times New Roman" w:hAnsi="Times New Roman" w:cs="Times New Roman"/>

--- a/doc/CV_Ajay.docx
+++ b/doc/CV_Ajay.docx
@@ -18,6 +18,7 @@
           <w:rFonts w:ascii="Bell MT" w:hAnsi="Bell MT" w:cs="Times New Roman"/>
           <w:b/>
           <w:bCs/>
+          <w:color w:val="0070C0"/>
           <w:sz w:val="40"/>
           <w:szCs w:val="40"/>
         </w:rPr>
@@ -994,6 +995,7 @@
         <w:rPr>
           <w:rFonts w:ascii="Bell MT" w:hAnsi="Bell MT" w:cs="Times New Roman"/>
           <w:b/>
+          <w:color w:val="00B0F0"/>
           <w:sz w:val="24"/>
           <w:szCs w:val="24"/>
           <w:u w:val="single"/>
@@ -1003,6 +1005,7 @@
         <w:rPr>
           <w:rFonts w:ascii="Bell MT" w:hAnsi="Bell MT" w:cs="Times New Roman"/>
           <w:b/>
+          <w:color w:val="0070C0"/>
           <w:sz w:val="24"/>
           <w:szCs w:val="24"/>
           <w:u w:val="single"/>
@@ -1013,6 +1016,7 @@
         <w:rPr>
           <w:rFonts w:ascii="Bell MT" w:hAnsi="Bell MT" w:cs="Times New Roman"/>
           <w:b/>
+          <w:color w:val="0070C0"/>
           <w:sz w:val="24"/>
           <w:szCs w:val="24"/>
           <w:u w:val="single"/>
@@ -1287,6 +1291,7 @@
         <w:rPr>
           <w:rFonts w:ascii="Bell MT" w:hAnsi="Bell MT" w:cs="Times New Roman"/>
           <w:b/>
+          <w:color w:val="0070C0"/>
           <w:sz w:val="24"/>
           <w:szCs w:val="24"/>
           <w:u w:val="single"/>
@@ -2013,6 +2018,7 @@
         <w:rPr>
           <w:rFonts w:ascii="Bell MT" w:hAnsi="Bell MT" w:cs="Times New Roman"/>
           <w:b/>
+          <w:color w:val="0070C0"/>
           <w:sz w:val="24"/>
           <w:szCs w:val="24"/>
           <w:u w:val="single"/>
@@ -2279,6 +2285,7 @@
         <w:rPr>
           <w:rFonts w:ascii="Bell MT" w:hAnsi="Bell MT" w:cs="Times New Roman"/>
           <w:b/>
+          <w:color w:val="0070C0"/>
           <w:sz w:val="24"/>
           <w:szCs w:val="24"/>
           <w:u w:val="single"/>
@@ -2289,6 +2296,7 @@
         <w:rPr>
           <w:rFonts w:ascii="Bell MT" w:hAnsi="Bell MT" w:cs="Times New Roman"/>
           <w:b/>
+          <w:color w:val="0070C0"/>
           <w:sz w:val="24"/>
           <w:szCs w:val="24"/>
           <w:u w:val="single"/>
@@ -3025,46 +3033,23 @@
           <w:u w:val="single"/>
         </w:rPr>
       </w:pPr>
-    </w:p>
-    <w:p>
-      <w:pPr>
-        <w:spacing w:after="0"/>
-        <w:contextualSpacing/>
+      <w:r>
         <w:rPr>
           <w:rFonts w:ascii="Bell MT" w:hAnsi="Bell MT" w:cs="Times New Roman"/>
           <w:b/>
+          <w:color w:val="0070C0"/>
           <w:sz w:val="24"/>
           <w:szCs w:val="24"/>
           <w:u w:val="single"/>
         </w:rPr>
-      </w:pPr>
-    </w:p>
-    <w:p>
-      <w:pPr>
-        <w:spacing w:after="0"/>
-        <w:contextualSpacing/>
+        <w:lastRenderedPageBreak/>
+        <w:t>Publication</w:t>
+      </w:r>
+      <w:r>
         <w:rPr>
           <w:rFonts w:ascii="Bell MT" w:hAnsi="Bell MT" w:cs="Times New Roman"/>
           <w:b/>
-          <w:sz w:val="24"/>
-          <w:szCs w:val="24"/>
-          <w:u w:val="single"/>
-        </w:rPr>
-      </w:pPr>
-      <w:r>
-        <w:rPr>
-          <w:rFonts w:ascii="Bell MT" w:hAnsi="Bell MT" w:cs="Times New Roman"/>
-          <w:b/>
-          <w:sz w:val="24"/>
-          <w:szCs w:val="24"/>
-          <w:u w:val="single"/>
-        </w:rPr>
-        <w:t>Publication</w:t>
-      </w:r>
-      <w:r>
-        <w:rPr>
-          <w:rFonts w:ascii="Bell MT" w:hAnsi="Bell MT" w:cs="Times New Roman"/>
-          <w:b/>
+          <w:color w:val="0070C0"/>
           <w:sz w:val="24"/>
           <w:szCs w:val="24"/>
           <w:u w:val="single"/>
@@ -6829,6 +6814,7 @@
         <w:rPr>
           <w:rFonts w:ascii="Bell MT" w:hAnsi="Bell MT" w:cs="Times New Roman"/>
           <w:b/>
+          <w:color w:val="0070C0"/>
           <w:sz w:val="24"/>
           <w:szCs w:val="24"/>
           <w:u w:val="single"/>
@@ -6839,6 +6825,7 @@
         <w:rPr>
           <w:rFonts w:ascii="Bell MT" w:hAnsi="Bell MT" w:cs="Times New Roman"/>
           <w:b/>
+          <w:color w:val="0070C0"/>
           <w:sz w:val="24"/>
           <w:szCs w:val="24"/>
           <w:u w:val="single"/>
@@ -6849,6 +6836,7 @@
         <w:rPr>
           <w:rFonts w:ascii="Bell MT" w:hAnsi="Bell MT" w:cs="Times New Roman"/>
           <w:b/>
+          <w:color w:val="0070C0"/>
           <w:sz w:val="24"/>
           <w:szCs w:val="24"/>
           <w:u w:val="single"/>
@@ -6859,6 +6847,7 @@
         <w:rPr>
           <w:rFonts w:ascii="Bell MT" w:hAnsi="Bell MT" w:cs="Times New Roman"/>
           <w:b/>
+          <w:color w:val="0070C0"/>
           <w:sz w:val="24"/>
           <w:szCs w:val="24"/>
           <w:u w:val="single"/>
@@ -8084,6 +8073,7 @@
         <w:rPr>
           <w:rFonts w:ascii="Bell MT" w:hAnsi="Bell MT" w:cs="Times New Roman"/>
           <w:b/>
+          <w:color w:val="0070C0"/>
           <w:sz w:val="24"/>
           <w:szCs w:val="24"/>
           <w:u w:val="single"/>
@@ -8094,6 +8084,7 @@
         <w:rPr>
           <w:rFonts w:ascii="Bell MT" w:hAnsi="Bell MT" w:cs="Times New Roman"/>
           <w:b/>
+          <w:color w:val="0070C0"/>
           <w:sz w:val="24"/>
           <w:szCs w:val="24"/>
           <w:u w:val="single"/>
@@ -9114,6 +9105,7 @@
         <w:rPr>
           <w:rFonts w:ascii="Bell MT" w:hAnsi="Bell MT" w:cs="Times New Roman"/>
           <w:b/>
+          <w:color w:val="0070C0"/>
           <w:sz w:val="24"/>
           <w:szCs w:val="24"/>
           <w:u w:val="single"/>
@@ -9124,6 +9116,7 @@
         <w:rPr>
           <w:rFonts w:ascii="Bell MT" w:hAnsi="Bell MT" w:cs="Times New Roman"/>
           <w:b/>
+          <w:color w:val="0070C0"/>
           <w:sz w:val="24"/>
           <w:szCs w:val="24"/>
           <w:u w:val="single"/>
@@ -10576,6 +10569,7 @@
         <w:rPr>
           <w:rFonts w:ascii="Bell MT" w:hAnsi="Bell MT" w:cs="Times New Roman"/>
           <w:b/>
+          <w:color w:val="0070C0"/>
           <w:sz w:val="24"/>
           <w:szCs w:val="24"/>
           <w:u w:val="single"/>
@@ -10638,6 +10632,7 @@
         <w:rPr>
           <w:rFonts w:ascii="Bell MT" w:hAnsi="Bell MT" w:cs="Times New Roman"/>
           <w:b/>
+          <w:color w:val="0070C0"/>
           <w:sz w:val="24"/>
           <w:szCs w:val="24"/>
           <w:u w:val="single"/>
@@ -10648,6 +10643,7 @@
         <w:rPr>
           <w:rFonts w:ascii="Bell MT" w:hAnsi="Bell MT" w:cs="Times New Roman"/>
           <w:b/>
+          <w:color w:val="0070C0"/>
           <w:sz w:val="24"/>
           <w:szCs w:val="24"/>
           <w:u w:val="single"/>

--- a/doc/CV_Ajay.docx
+++ b/doc/CV_Ajay.docx
@@ -998,7 +998,6 @@
           <w:color w:val="00B0F0"/>
           <w:sz w:val="24"/>
           <w:szCs w:val="24"/>
-          <w:u w:val="single"/>
         </w:rPr>
       </w:pPr>
       <w:r>
@@ -1008,7 +1007,6 @@
           <w:color w:val="0070C0"/>
           <w:sz w:val="24"/>
           <w:szCs w:val="24"/>
-          <w:u w:val="single"/>
         </w:rPr>
         <w:t>Research Interest</w:t>
       </w:r>
@@ -1019,7 +1017,6 @@
           <w:color w:val="0070C0"/>
           <w:sz w:val="24"/>
           <w:szCs w:val="24"/>
-          <w:u w:val="single"/>
         </w:rPr>
         <w:t>s</w:t>
       </w:r>
@@ -1273,6 +1270,1723 @@
           <w:szCs w:val="20"/>
         </w:rPr>
         <w:t>.</w:t>
+      </w:r>
+    </w:p>
+    <w:p>
+      <w:pPr>
+        <w:spacing w:after="60"/>
+        <w:contextualSpacing/>
+        <w:rPr>
+          <w:rFonts w:ascii="Bell MT" w:hAnsi="Bell MT" w:cs="Times New Roman"/>
+          <w:b/>
+          <w:sz w:val="24"/>
+          <w:szCs w:val="24"/>
+        </w:rPr>
+      </w:pPr>
+      <w:r>
+        <w:rPr>
+          <w:rFonts w:ascii="Bell MT" w:hAnsi="Bell MT" w:cs="Times New Roman"/>
+          <w:b/>
+          <w:color w:val="0070C0"/>
+          <w:sz w:val="24"/>
+          <w:szCs w:val="24"/>
+        </w:rPr>
+        <w:t>Professional Experience</w:t>
+      </w:r>
+    </w:p>
+    <w:p>
+      <w:pPr>
+        <w:contextualSpacing/>
+        <w:jc w:val="both"/>
+        <w:rPr>
+          <w:rFonts w:ascii="Times New Roman" w:hAnsi="Times New Roman" w:cs="Times New Roman"/>
+          <w:sz w:val="20"/>
+          <w:szCs w:val="20"/>
+        </w:rPr>
+      </w:pPr>
+      <w:r>
+        <w:rPr>
+          <w:rFonts w:ascii="Times New Roman" w:hAnsi="Times New Roman" w:cs="Times New Roman"/>
+          <w:b/>
+          <w:sz w:val="20"/>
+          <w:szCs w:val="20"/>
+        </w:rPr>
+        <w:t>Assistant Professor</w:t>
+      </w:r>
+      <w:r>
+        <w:rPr>
+          <w:rFonts w:ascii="Times New Roman" w:hAnsi="Times New Roman" w:cs="Times New Roman"/>
+          <w:b/>
+          <w:sz w:val="20"/>
+          <w:szCs w:val="20"/>
+        </w:rPr>
+        <w:t xml:space="preserve"> </w:t>
+      </w:r>
+      <w:r>
+        <w:rPr>
+          <w:rFonts w:ascii="Times New Roman" w:hAnsi="Times New Roman" w:cs="Times New Roman"/>
+          <w:sz w:val="20"/>
+          <w:szCs w:val="20"/>
+        </w:rPr>
+        <w:t>(</w:t>
+      </w:r>
+      <w:r>
+        <w:rPr>
+          <w:rFonts w:ascii="Times New Roman" w:hAnsi="Times New Roman" w:cs="Times New Roman"/>
+          <w:noProof/>
+          <w:sz w:val="20"/>
+          <w:szCs w:val="20"/>
+        </w:rPr>
+        <w:t>Aug</w:t>
+      </w:r>
+      <w:r>
+        <w:rPr>
+          <w:rFonts w:ascii="Times New Roman" w:hAnsi="Times New Roman" w:cs="Times New Roman"/>
+          <w:sz w:val="20"/>
+          <w:szCs w:val="20"/>
+        </w:rPr>
+        <w:t xml:space="preserve"> 20</w:t>
+      </w:r>
+      <w:r>
+        <w:rPr>
+          <w:rFonts w:ascii="Times New Roman" w:hAnsi="Times New Roman" w:cs="Times New Roman"/>
+          <w:sz w:val="20"/>
+          <w:szCs w:val="20"/>
+        </w:rPr>
+        <w:t>22</w:t>
+      </w:r>
+      <w:r>
+        <w:rPr>
+          <w:rFonts w:ascii="Times New Roman" w:hAnsi="Times New Roman" w:cs="Times New Roman"/>
+          <w:sz w:val="20"/>
+          <w:szCs w:val="20"/>
+        </w:rPr>
+        <w:t xml:space="preserve"> – </w:t>
+      </w:r>
+      <w:r>
+        <w:rPr>
+          <w:rFonts w:ascii="Times New Roman" w:hAnsi="Times New Roman" w:cs="Times New Roman"/>
+          <w:sz w:val="20"/>
+          <w:szCs w:val="20"/>
+        </w:rPr>
+        <w:t>Present</w:t>
+      </w:r>
+      <w:r>
+        <w:rPr>
+          <w:rFonts w:ascii="Times New Roman" w:hAnsi="Times New Roman" w:cs="Times New Roman"/>
+          <w:sz w:val="20"/>
+          <w:szCs w:val="20"/>
+        </w:rPr>
+        <w:t>)</w:t>
+      </w:r>
+    </w:p>
+    <w:p>
+      <w:pPr>
+        <w:spacing w:after="120"/>
+        <w:jc w:val="both"/>
+        <w:rPr>
+          <w:rFonts w:ascii="Times New Roman" w:hAnsi="Times New Roman" w:cs="Times New Roman"/>
+          <w:b/>
+          <w:sz w:val="20"/>
+          <w:szCs w:val="20"/>
+        </w:rPr>
+      </w:pPr>
+      <w:r>
+        <w:rPr>
+          <w:rFonts w:ascii="Times New Roman" w:hAnsi="Times New Roman" w:cs="Times New Roman"/>
+          <w:sz w:val="20"/>
+          <w:szCs w:val="20"/>
+        </w:rPr>
+        <w:t>Department of Computer Science,</w:t>
+      </w:r>
+      <w:r>
+        <w:rPr>
+          <w:rFonts w:ascii="Times New Roman" w:hAnsi="Times New Roman" w:cs="Times New Roman"/>
+          <w:sz w:val="20"/>
+          <w:szCs w:val="20"/>
+        </w:rPr>
+        <w:t xml:space="preserve"> </w:t>
+      </w:r>
+      <w:r>
+        <w:rPr>
+          <w:rFonts w:ascii="Times New Roman" w:hAnsi="Times New Roman" w:cs="Times New Roman"/>
+          <w:sz w:val="20"/>
+          <w:szCs w:val="20"/>
+        </w:rPr>
+        <w:t>North Dakota State University</w:t>
+      </w:r>
+      <w:r>
+        <w:rPr>
+          <w:rFonts w:ascii="Times New Roman" w:hAnsi="Times New Roman" w:cs="Times New Roman"/>
+          <w:sz w:val="20"/>
+          <w:szCs w:val="20"/>
+        </w:rPr>
+        <w:t>, Fargo, ND, USA</w:t>
+      </w:r>
+    </w:p>
+    <w:p>
+      <w:pPr>
+        <w:contextualSpacing/>
+        <w:jc w:val="both"/>
+        <w:rPr>
+          <w:rFonts w:ascii="Times New Roman" w:hAnsi="Times New Roman" w:cs="Times New Roman"/>
+          <w:sz w:val="20"/>
+          <w:szCs w:val="20"/>
+        </w:rPr>
+      </w:pPr>
+      <w:r>
+        <w:rPr>
+          <w:rFonts w:ascii="Times New Roman" w:hAnsi="Times New Roman" w:cs="Times New Roman"/>
+          <w:b/>
+          <w:sz w:val="20"/>
+          <w:szCs w:val="20"/>
+        </w:rPr>
+        <w:t xml:space="preserve">Postdoctoral </w:t>
+      </w:r>
+      <w:r>
+        <w:rPr>
+          <w:rFonts w:ascii="Times New Roman" w:hAnsi="Times New Roman" w:cs="Times New Roman"/>
+          <w:b/>
+          <w:sz w:val="20"/>
+          <w:szCs w:val="20"/>
+        </w:rPr>
+        <w:t>Researcher</w:t>
+      </w:r>
+      <w:r>
+        <w:rPr>
+          <w:rFonts w:ascii="Times New Roman" w:hAnsi="Times New Roman" w:cs="Times New Roman"/>
+          <w:b/>
+          <w:sz w:val="20"/>
+          <w:szCs w:val="20"/>
+        </w:rPr>
+        <w:t xml:space="preserve"> </w:t>
+      </w:r>
+      <w:r>
+        <w:rPr>
+          <w:rFonts w:ascii="Times New Roman" w:hAnsi="Times New Roman" w:cs="Times New Roman"/>
+          <w:sz w:val="20"/>
+          <w:szCs w:val="20"/>
+        </w:rPr>
+        <w:t>(</w:t>
+      </w:r>
+      <w:r>
+        <w:rPr>
+          <w:rFonts w:ascii="Times New Roman" w:hAnsi="Times New Roman" w:cs="Times New Roman"/>
+          <w:noProof/>
+          <w:sz w:val="20"/>
+          <w:szCs w:val="20"/>
+        </w:rPr>
+        <w:t>Mar</w:t>
+      </w:r>
+      <w:r>
+        <w:rPr>
+          <w:rFonts w:ascii="Times New Roman" w:hAnsi="Times New Roman" w:cs="Times New Roman"/>
+          <w:sz w:val="20"/>
+          <w:szCs w:val="20"/>
+        </w:rPr>
+        <w:t xml:space="preserve"> 20</w:t>
+      </w:r>
+      <w:r>
+        <w:rPr>
+          <w:rFonts w:ascii="Times New Roman" w:hAnsi="Times New Roman" w:cs="Times New Roman"/>
+          <w:sz w:val="20"/>
+          <w:szCs w:val="20"/>
+        </w:rPr>
+        <w:t>20</w:t>
+      </w:r>
+      <w:r>
+        <w:rPr>
+          <w:rFonts w:ascii="Times New Roman" w:hAnsi="Times New Roman" w:cs="Times New Roman"/>
+          <w:sz w:val="20"/>
+          <w:szCs w:val="20"/>
+        </w:rPr>
+        <w:t xml:space="preserve"> – </w:t>
+      </w:r>
+      <w:r>
+        <w:rPr>
+          <w:rFonts w:ascii="Times New Roman" w:hAnsi="Times New Roman" w:cs="Times New Roman"/>
+          <w:sz w:val="20"/>
+          <w:szCs w:val="20"/>
+        </w:rPr>
+        <w:t>Jul 2022</w:t>
+      </w:r>
+      <w:r>
+        <w:rPr>
+          <w:rFonts w:ascii="Times New Roman" w:hAnsi="Times New Roman" w:cs="Times New Roman"/>
+          <w:sz w:val="20"/>
+          <w:szCs w:val="20"/>
+        </w:rPr>
+        <w:t>)</w:t>
+      </w:r>
+    </w:p>
+    <w:p>
+      <w:pPr>
+        <w:spacing w:after="120"/>
+        <w:jc w:val="both"/>
+        <w:rPr>
+          <w:rFonts w:ascii="Times New Roman" w:hAnsi="Times New Roman" w:cs="Times New Roman"/>
+          <w:sz w:val="20"/>
+          <w:szCs w:val="20"/>
+        </w:rPr>
+      </w:pPr>
+      <w:r>
+        <w:rPr>
+          <w:rFonts w:ascii="Times New Roman" w:hAnsi="Times New Roman" w:cs="Times New Roman"/>
+          <w:sz w:val="20"/>
+          <w:szCs w:val="20"/>
+        </w:rPr>
+        <w:t>University of Alberta, Edmonton, Alberta, Canada</w:t>
+      </w:r>
+    </w:p>
+    <w:p>
+      <w:pPr>
+        <w:spacing w:after="0"/>
+        <w:contextualSpacing/>
+        <w:jc w:val="both"/>
+        <w:rPr>
+          <w:rFonts w:ascii="Times New Roman" w:hAnsi="Times New Roman" w:cs="Times New Roman"/>
+          <w:sz w:val="20"/>
+          <w:szCs w:val="20"/>
+        </w:rPr>
+      </w:pPr>
+      <w:r>
+        <w:rPr>
+          <w:rFonts w:ascii="Times New Roman" w:hAnsi="Times New Roman" w:cs="Times New Roman"/>
+          <w:b/>
+          <w:sz w:val="20"/>
+          <w:szCs w:val="20"/>
+        </w:rPr>
+        <w:t>Postdoctoral Researcher</w:t>
+      </w:r>
+      <w:r>
+        <w:rPr>
+          <w:rFonts w:ascii="Times New Roman" w:hAnsi="Times New Roman" w:cs="Times New Roman"/>
+          <w:b/>
+          <w:sz w:val="20"/>
+          <w:szCs w:val="20"/>
+        </w:rPr>
+        <w:t xml:space="preserve"> </w:t>
+      </w:r>
+      <w:r>
+        <w:rPr>
+          <w:rFonts w:ascii="Times New Roman" w:hAnsi="Times New Roman" w:cs="Times New Roman"/>
+          <w:sz w:val="20"/>
+          <w:szCs w:val="20"/>
+        </w:rPr>
+        <w:t>(</w:t>
+      </w:r>
+      <w:r>
+        <w:rPr>
+          <w:rFonts w:ascii="Times New Roman" w:hAnsi="Times New Roman" w:cs="Times New Roman"/>
+          <w:noProof/>
+          <w:sz w:val="20"/>
+          <w:szCs w:val="20"/>
+        </w:rPr>
+        <w:t>Mar</w:t>
+      </w:r>
+      <w:r>
+        <w:rPr>
+          <w:rFonts w:ascii="Times New Roman" w:hAnsi="Times New Roman" w:cs="Times New Roman"/>
+          <w:sz w:val="20"/>
+          <w:szCs w:val="20"/>
+        </w:rPr>
+        <w:t xml:space="preserve"> 2017 – </w:t>
+      </w:r>
+      <w:r>
+        <w:rPr>
+          <w:rFonts w:ascii="Times New Roman" w:hAnsi="Times New Roman" w:cs="Times New Roman"/>
+          <w:sz w:val="20"/>
+          <w:szCs w:val="20"/>
+        </w:rPr>
+        <w:t>Feb 2020</w:t>
+      </w:r>
+      <w:r>
+        <w:rPr>
+          <w:rFonts w:ascii="Times New Roman" w:hAnsi="Times New Roman" w:cs="Times New Roman"/>
+          <w:sz w:val="20"/>
+          <w:szCs w:val="20"/>
+        </w:rPr>
+        <w:t>)</w:t>
+      </w:r>
+    </w:p>
+    <w:p>
+      <w:pPr>
+        <w:spacing w:after="120"/>
+        <w:jc w:val="both"/>
+        <w:rPr>
+          <w:rFonts w:ascii="Times New Roman" w:hAnsi="Times New Roman" w:cs="Times New Roman"/>
+          <w:sz w:val="20"/>
+          <w:szCs w:val="20"/>
+        </w:rPr>
+      </w:pPr>
+      <w:r>
+        <w:rPr>
+          <w:rFonts w:ascii="Times New Roman" w:hAnsi="Times New Roman" w:cs="Times New Roman"/>
+          <w:sz w:val="20"/>
+          <w:szCs w:val="20"/>
+        </w:rPr>
+        <w:t>Kyungpook National University</w:t>
+      </w:r>
+      <w:r>
+        <w:rPr>
+          <w:rFonts w:ascii="Times New Roman" w:hAnsi="Times New Roman" w:cs="Times New Roman"/>
+          <w:sz w:val="20"/>
+          <w:szCs w:val="20"/>
+        </w:rPr>
+        <w:t xml:space="preserve">, Daegu, </w:t>
+      </w:r>
+      <w:r>
+        <w:rPr>
+          <w:rFonts w:ascii="Times New Roman" w:hAnsi="Times New Roman" w:cs="Times New Roman"/>
+          <w:sz w:val="20"/>
+          <w:szCs w:val="20"/>
+        </w:rPr>
+        <w:t>Republic of</w:t>
+      </w:r>
+      <w:r>
+        <w:rPr>
+          <w:rFonts w:ascii="Times New Roman" w:hAnsi="Times New Roman" w:cs="Times New Roman"/>
+          <w:sz w:val="20"/>
+          <w:szCs w:val="20"/>
+        </w:rPr>
+        <w:t xml:space="preserve"> Korea</w:t>
+      </w:r>
+    </w:p>
+    <w:p>
+      <w:pPr>
+        <w:spacing w:after="0"/>
+        <w:contextualSpacing/>
+        <w:jc w:val="both"/>
+        <w:rPr>
+          <w:rFonts w:ascii="Times New Roman" w:hAnsi="Times New Roman" w:cs="Times New Roman"/>
+          <w:sz w:val="20"/>
+          <w:szCs w:val="20"/>
+        </w:rPr>
+      </w:pPr>
+      <w:r>
+        <w:rPr>
+          <w:rFonts w:ascii="Times New Roman" w:hAnsi="Times New Roman" w:cs="Times New Roman"/>
+          <w:b/>
+          <w:bCs/>
+          <w:sz w:val="20"/>
+          <w:szCs w:val="20"/>
+        </w:rPr>
+        <w:t>Co-founder</w:t>
+      </w:r>
+      <w:r>
+        <w:rPr>
+          <w:rFonts w:ascii="Times New Roman" w:hAnsi="Times New Roman" w:cs="Times New Roman"/>
+          <w:sz w:val="20"/>
+          <w:szCs w:val="20"/>
+        </w:rPr>
+        <w:t xml:space="preserve"> (Feb 2009 – Jun 2011)</w:t>
+      </w:r>
+    </w:p>
+    <w:p>
+      <w:pPr>
+        <w:spacing w:after="120"/>
+        <w:jc w:val="both"/>
+        <w:rPr>
+          <w:rFonts w:ascii="Times New Roman" w:hAnsi="Times New Roman" w:cs="Times New Roman"/>
+          <w:bCs/>
+          <w:sz w:val="20"/>
+          <w:szCs w:val="20"/>
+        </w:rPr>
+      </w:pPr>
+      <w:r>
+        <w:rPr>
+          <w:rFonts w:ascii="Times New Roman" w:hAnsi="Times New Roman" w:cs="Times New Roman"/>
+          <w:bCs/>
+          <w:sz w:val="20"/>
+          <w:szCs w:val="20"/>
+        </w:rPr>
+        <w:t xml:space="preserve">Unified Technology Consultancy, </w:t>
+      </w:r>
+      <w:r>
+        <w:rPr>
+          <w:rFonts w:ascii="Times New Roman" w:hAnsi="Times New Roman" w:cs="Times New Roman"/>
+          <w:bCs/>
+          <w:sz w:val="20"/>
+          <w:szCs w:val="20"/>
+        </w:rPr>
+        <w:t xml:space="preserve">Kathmandu, </w:t>
+      </w:r>
+      <w:r>
+        <w:rPr>
+          <w:rFonts w:ascii="Times New Roman" w:hAnsi="Times New Roman" w:cs="Times New Roman"/>
+          <w:bCs/>
+          <w:sz w:val="20"/>
+          <w:szCs w:val="20"/>
+        </w:rPr>
+        <w:t>Nepal</w:t>
+      </w:r>
+      <w:r>
+        <w:rPr>
+          <w:rFonts w:ascii="Times New Roman" w:hAnsi="Times New Roman" w:cs="Times New Roman"/>
+          <w:bCs/>
+          <w:sz w:val="20"/>
+          <w:szCs w:val="20"/>
+        </w:rPr>
+        <w:t xml:space="preserve"> </w:t>
+      </w:r>
+    </w:p>
+    <w:p>
+      <w:pPr>
+        <w:spacing w:after="0"/>
+        <w:contextualSpacing/>
+        <w:jc w:val="both"/>
+        <w:rPr>
+          <w:rFonts w:ascii="Times New Roman" w:hAnsi="Times New Roman" w:cs="Times New Roman"/>
+          <w:sz w:val="20"/>
+          <w:szCs w:val="20"/>
+        </w:rPr>
+      </w:pPr>
+      <w:r>
+        <w:rPr>
+          <w:rFonts w:ascii="Times New Roman" w:hAnsi="Times New Roman" w:cs="Times New Roman"/>
+          <w:b/>
+          <w:bCs/>
+          <w:sz w:val="20"/>
+          <w:szCs w:val="20"/>
+        </w:rPr>
+        <w:t>Account</w:t>
+      </w:r>
+      <w:r>
+        <w:rPr>
+          <w:rFonts w:ascii="Times New Roman" w:hAnsi="Times New Roman" w:cs="Times New Roman"/>
+          <w:b/>
+          <w:bCs/>
+          <w:sz w:val="20"/>
+          <w:szCs w:val="20"/>
+        </w:rPr>
+        <w:t xml:space="preserve"> Manager</w:t>
+      </w:r>
+      <w:r>
+        <w:rPr>
+          <w:rFonts w:ascii="Times New Roman" w:hAnsi="Times New Roman" w:cs="Times New Roman"/>
+          <w:sz w:val="20"/>
+          <w:szCs w:val="20"/>
+        </w:rPr>
+        <w:t xml:space="preserve"> (Mar 2008 – Aug 2008)</w:t>
+      </w:r>
+    </w:p>
+    <w:p>
+      <w:pPr>
+        <w:spacing w:after="120"/>
+        <w:jc w:val="both"/>
+        <w:rPr>
+          <w:rFonts w:ascii="Times New Roman" w:hAnsi="Times New Roman" w:cs="Times New Roman"/>
+          <w:bCs/>
+          <w:sz w:val="20"/>
+          <w:szCs w:val="20"/>
+        </w:rPr>
+      </w:pPr>
+      <w:r>
+        <w:rPr>
+          <w:rFonts w:ascii="Times New Roman" w:hAnsi="Times New Roman" w:cs="Times New Roman"/>
+          <w:bCs/>
+          <w:sz w:val="20"/>
+          <w:szCs w:val="20"/>
+        </w:rPr>
+        <w:t xml:space="preserve">V2Soft, </w:t>
+      </w:r>
+      <w:r>
+        <w:rPr>
+          <w:rFonts w:ascii="Times New Roman" w:hAnsi="Times New Roman" w:cs="Times New Roman"/>
+          <w:bCs/>
+          <w:sz w:val="20"/>
+          <w:szCs w:val="20"/>
+        </w:rPr>
+        <w:t xml:space="preserve">Bangalore, </w:t>
+      </w:r>
+      <w:r>
+        <w:rPr>
+          <w:rFonts w:ascii="Times New Roman" w:hAnsi="Times New Roman" w:cs="Times New Roman"/>
+          <w:bCs/>
+          <w:sz w:val="20"/>
+          <w:szCs w:val="20"/>
+        </w:rPr>
+        <w:t>India</w:t>
+      </w:r>
+    </w:p>
+    <w:p>
+      <w:pPr>
+        <w:spacing w:after="0"/>
+        <w:contextualSpacing/>
+        <w:jc w:val="both"/>
+        <w:rPr>
+          <w:rFonts w:ascii="Times New Roman" w:hAnsi="Times New Roman" w:cs="Times New Roman"/>
+          <w:b/>
+          <w:sz w:val="20"/>
+          <w:szCs w:val="20"/>
+        </w:rPr>
+      </w:pPr>
+      <w:r>
+        <w:rPr>
+          <w:rFonts w:ascii="Times New Roman" w:hAnsi="Times New Roman" w:cs="Times New Roman"/>
+          <w:b/>
+          <w:bCs/>
+          <w:sz w:val="20"/>
+          <w:szCs w:val="20"/>
+        </w:rPr>
+        <w:t>Business Development Manager</w:t>
+      </w:r>
+      <w:r>
+        <w:rPr>
+          <w:rFonts w:ascii="Times New Roman" w:hAnsi="Times New Roman" w:cs="Times New Roman"/>
+          <w:sz w:val="20"/>
+          <w:szCs w:val="20"/>
+        </w:rPr>
+        <w:t xml:space="preserve"> (Sep 2007 – Jan 2008)</w:t>
+      </w:r>
+    </w:p>
+    <w:p>
+      <w:pPr>
+        <w:spacing w:after="120"/>
+        <w:jc w:val="both"/>
+        <w:rPr>
+          <w:rFonts w:ascii="Times New Roman" w:hAnsi="Times New Roman" w:cs="Times New Roman"/>
+          <w:bCs/>
+          <w:sz w:val="20"/>
+          <w:szCs w:val="20"/>
+        </w:rPr>
+      </w:pPr>
+      <w:proofErr w:type="spellStart"/>
+      <w:r>
+        <w:rPr>
+          <w:rFonts w:ascii="Times New Roman" w:hAnsi="Times New Roman" w:cs="Times New Roman"/>
+          <w:bCs/>
+          <w:sz w:val="20"/>
+          <w:szCs w:val="20"/>
+        </w:rPr>
+        <w:t>FoxsysTech</w:t>
+      </w:r>
+      <w:proofErr w:type="spellEnd"/>
+      <w:r>
+        <w:rPr>
+          <w:rFonts w:ascii="Times New Roman" w:hAnsi="Times New Roman" w:cs="Times New Roman"/>
+          <w:bCs/>
+          <w:sz w:val="20"/>
+          <w:szCs w:val="20"/>
+        </w:rPr>
+        <w:t xml:space="preserve">, </w:t>
+      </w:r>
+      <w:r>
+        <w:rPr>
+          <w:rFonts w:ascii="Times New Roman" w:hAnsi="Times New Roman" w:cs="Times New Roman"/>
+          <w:bCs/>
+          <w:sz w:val="20"/>
+          <w:szCs w:val="20"/>
+        </w:rPr>
+        <w:t>G</w:t>
+      </w:r>
+      <w:r>
+        <w:rPr>
+          <w:rFonts w:ascii="Times New Roman" w:hAnsi="Times New Roman" w:cs="Times New Roman"/>
+          <w:bCs/>
+          <w:sz w:val="20"/>
+          <w:szCs w:val="20"/>
+        </w:rPr>
+        <w:t>urgaon</w:t>
+      </w:r>
+      <w:r>
+        <w:rPr>
+          <w:rFonts w:ascii="Times New Roman" w:hAnsi="Times New Roman" w:cs="Times New Roman"/>
+          <w:bCs/>
+          <w:sz w:val="20"/>
+          <w:szCs w:val="20"/>
+        </w:rPr>
+        <w:t xml:space="preserve">, </w:t>
+      </w:r>
+      <w:r>
+        <w:rPr>
+          <w:rFonts w:ascii="Times New Roman" w:hAnsi="Times New Roman" w:cs="Times New Roman"/>
+          <w:bCs/>
+          <w:sz w:val="20"/>
+          <w:szCs w:val="20"/>
+        </w:rPr>
+        <w:t xml:space="preserve">India </w:t>
+      </w:r>
+    </w:p>
+    <w:p>
+      <w:pPr>
+        <w:contextualSpacing/>
+        <w:jc w:val="both"/>
+        <w:rPr>
+          <w:rFonts w:ascii="Times New Roman" w:hAnsi="Times New Roman" w:cs="Times New Roman"/>
+          <w:b/>
+          <w:sz w:val="20"/>
+          <w:szCs w:val="20"/>
+        </w:rPr>
+      </w:pPr>
+      <w:r>
+        <w:rPr>
+          <w:rFonts w:ascii="Times New Roman" w:hAnsi="Times New Roman" w:cs="Times New Roman"/>
+          <w:b/>
+          <w:bCs/>
+          <w:sz w:val="20"/>
+          <w:szCs w:val="20"/>
+        </w:rPr>
+        <w:t>Co-founder</w:t>
+      </w:r>
+      <w:r>
+        <w:rPr>
+          <w:rFonts w:ascii="Times New Roman" w:hAnsi="Times New Roman" w:cs="Times New Roman"/>
+          <w:sz w:val="20"/>
+          <w:szCs w:val="20"/>
+        </w:rPr>
+        <w:t xml:space="preserve"> (Nov 2005 – Aug 2007)</w:t>
+      </w:r>
+    </w:p>
+    <w:p>
+      <w:pPr>
+        <w:spacing w:after="240"/>
+        <w:jc w:val="both"/>
+        <w:rPr>
+          <w:rFonts w:ascii="Times New Roman" w:hAnsi="Times New Roman" w:cs="Times New Roman"/>
+          <w:bCs/>
+          <w:sz w:val="24"/>
+          <w:szCs w:val="24"/>
+        </w:rPr>
+      </w:pPr>
+      <w:proofErr w:type="spellStart"/>
+      <w:r>
+        <w:rPr>
+          <w:rFonts w:ascii="Times New Roman" w:hAnsi="Times New Roman" w:cs="Times New Roman"/>
+          <w:bCs/>
+          <w:sz w:val="20"/>
+          <w:szCs w:val="20"/>
+        </w:rPr>
+        <w:t>MindproSoft</w:t>
+      </w:r>
+      <w:proofErr w:type="spellEnd"/>
+      <w:r>
+        <w:rPr>
+          <w:rFonts w:ascii="Times New Roman" w:hAnsi="Times New Roman" w:cs="Times New Roman"/>
+          <w:bCs/>
+          <w:sz w:val="20"/>
+          <w:szCs w:val="20"/>
+        </w:rPr>
+        <w:t xml:space="preserve">, </w:t>
+      </w:r>
+      <w:r>
+        <w:rPr>
+          <w:rFonts w:ascii="Times New Roman" w:hAnsi="Times New Roman" w:cs="Times New Roman"/>
+          <w:bCs/>
+          <w:sz w:val="20"/>
+          <w:szCs w:val="20"/>
+        </w:rPr>
+        <w:t xml:space="preserve">Bangalore, </w:t>
+      </w:r>
+      <w:r>
+        <w:rPr>
+          <w:rFonts w:ascii="Times New Roman" w:hAnsi="Times New Roman" w:cs="Times New Roman"/>
+          <w:bCs/>
+          <w:sz w:val="20"/>
+          <w:szCs w:val="20"/>
+        </w:rPr>
+        <w:t>India</w:t>
+      </w:r>
+      <w:r>
+        <w:rPr>
+          <w:rFonts w:ascii="Times New Roman" w:hAnsi="Times New Roman" w:cs="Times New Roman"/>
+          <w:b/>
+          <w:sz w:val="20"/>
+          <w:szCs w:val="20"/>
+        </w:rPr>
+        <w:t xml:space="preserve"> </w:t>
+      </w:r>
+    </w:p>
+    <w:p>
+      <w:pPr>
+        <w:spacing w:after="60"/>
+        <w:contextualSpacing/>
+        <w:rPr>
+          <w:rFonts w:ascii="Bell MT" w:hAnsi="Bell MT" w:cs="Times New Roman"/>
+          <w:b/>
+          <w:sz w:val="24"/>
+          <w:szCs w:val="24"/>
+        </w:rPr>
+      </w:pPr>
+      <w:r>
+        <w:rPr>
+          <w:rFonts w:ascii="Bell MT" w:hAnsi="Bell MT" w:cs="Times New Roman"/>
+          <w:b/>
+          <w:color w:val="0070C0"/>
+          <w:sz w:val="24"/>
+          <w:szCs w:val="24"/>
+        </w:rPr>
+        <w:t>Education</w:t>
+      </w:r>
+    </w:p>
+    <w:p>
+      <w:pPr>
+        <w:contextualSpacing/>
+        <w:jc w:val="both"/>
+        <w:rPr>
+          <w:rFonts w:ascii="Times New Roman" w:hAnsi="Times New Roman" w:cs="Times New Roman"/>
+          <w:sz w:val="20"/>
+          <w:szCs w:val="20"/>
+        </w:rPr>
+      </w:pPr>
+      <w:r>
+        <w:rPr>
+          <w:rFonts w:ascii="Times New Roman" w:hAnsi="Times New Roman" w:cs="Times New Roman"/>
+          <w:b/>
+          <w:sz w:val="20"/>
+          <w:szCs w:val="20"/>
+        </w:rPr>
+        <w:t>Ph.D. in Computer Science</w:t>
+      </w:r>
+      <w:r>
+        <w:rPr>
+          <w:rFonts w:ascii="Times New Roman" w:hAnsi="Times New Roman" w:cs="Times New Roman"/>
+          <w:b/>
+          <w:sz w:val="20"/>
+          <w:szCs w:val="20"/>
+        </w:rPr>
+        <w:t xml:space="preserve"> </w:t>
+      </w:r>
+      <w:r>
+        <w:rPr>
+          <w:rFonts w:ascii="Times New Roman" w:hAnsi="Times New Roman" w:cs="Times New Roman"/>
+          <w:b/>
+          <w:sz w:val="20"/>
+          <w:szCs w:val="20"/>
+        </w:rPr>
+        <w:t>and</w:t>
+      </w:r>
+      <w:r>
+        <w:rPr>
+          <w:rFonts w:ascii="Times New Roman" w:hAnsi="Times New Roman" w:cs="Times New Roman"/>
+          <w:b/>
+          <w:sz w:val="20"/>
+          <w:szCs w:val="20"/>
+        </w:rPr>
+        <w:t xml:space="preserve"> Engineering</w:t>
+      </w:r>
+      <w:r>
+        <w:rPr>
+          <w:rFonts w:ascii="Times New Roman" w:hAnsi="Times New Roman" w:cs="Times New Roman"/>
+          <w:b/>
+          <w:sz w:val="20"/>
+          <w:szCs w:val="20"/>
+        </w:rPr>
+        <w:t>,</w:t>
+      </w:r>
+      <w:r>
+        <w:rPr>
+          <w:rFonts w:ascii="Times New Roman" w:hAnsi="Times New Roman" w:cs="Times New Roman"/>
+          <w:sz w:val="20"/>
+          <w:szCs w:val="20"/>
+        </w:rPr>
+        <w:t xml:space="preserve"> Feb 2017</w:t>
+      </w:r>
+    </w:p>
+    <w:p>
+      <w:pPr>
+        <w:spacing w:after="120"/>
+        <w:jc w:val="both"/>
+        <w:rPr>
+          <w:rFonts w:ascii="Times New Roman" w:hAnsi="Times New Roman" w:cs="Times New Roman"/>
+          <w:sz w:val="20"/>
+          <w:szCs w:val="20"/>
+        </w:rPr>
+      </w:pPr>
+      <w:r>
+        <w:rPr>
+          <w:rFonts w:ascii="Times New Roman" w:hAnsi="Times New Roman" w:cs="Times New Roman"/>
+          <w:sz w:val="20"/>
+          <w:szCs w:val="20"/>
+        </w:rPr>
+        <w:t>Kyungpook National University, Republic of Korea</w:t>
+      </w:r>
+    </w:p>
+    <w:p>
+      <w:pPr>
+        <w:contextualSpacing/>
+        <w:jc w:val="both"/>
+        <w:rPr>
+          <w:rFonts w:ascii="Times New Roman" w:hAnsi="Times New Roman" w:cs="Times New Roman"/>
+          <w:sz w:val="20"/>
+          <w:szCs w:val="20"/>
+        </w:rPr>
+      </w:pPr>
+      <w:r>
+        <w:rPr>
+          <w:rFonts w:ascii="Times New Roman" w:hAnsi="Times New Roman" w:cs="Times New Roman"/>
+          <w:b/>
+          <w:sz w:val="20"/>
+          <w:szCs w:val="20"/>
+        </w:rPr>
+        <w:t>M.S. in Computer Science</w:t>
+      </w:r>
+      <w:r>
+        <w:rPr>
+          <w:rFonts w:ascii="Times New Roman" w:hAnsi="Times New Roman" w:cs="Times New Roman"/>
+          <w:b/>
+          <w:sz w:val="20"/>
+          <w:szCs w:val="20"/>
+        </w:rPr>
+        <w:t>,</w:t>
+      </w:r>
+      <w:r>
+        <w:rPr>
+          <w:rFonts w:ascii="Times New Roman" w:hAnsi="Times New Roman" w:cs="Times New Roman"/>
+          <w:sz w:val="20"/>
+          <w:szCs w:val="20"/>
+        </w:rPr>
+        <w:t xml:space="preserve"> Aug 2013</w:t>
+      </w:r>
+    </w:p>
+    <w:p>
+      <w:pPr>
+        <w:spacing w:after="120"/>
+        <w:jc w:val="both"/>
+        <w:rPr>
+          <w:rFonts w:ascii="Times New Roman" w:hAnsi="Times New Roman" w:cs="Times New Roman"/>
+          <w:sz w:val="20"/>
+          <w:szCs w:val="20"/>
+        </w:rPr>
+      </w:pPr>
+      <w:r>
+        <w:rPr>
+          <w:rFonts w:ascii="Times New Roman" w:hAnsi="Times New Roman" w:cs="Times New Roman"/>
+          <w:sz w:val="20"/>
+          <w:szCs w:val="20"/>
+        </w:rPr>
+        <w:t>Kyungpook National University, Republic of Korea</w:t>
+      </w:r>
+    </w:p>
+    <w:p>
+      <w:pPr>
+        <w:contextualSpacing/>
+        <w:jc w:val="both"/>
+        <w:rPr>
+          <w:rFonts w:ascii="Times New Roman" w:hAnsi="Times New Roman" w:cs="Times New Roman"/>
+          <w:sz w:val="20"/>
+          <w:szCs w:val="20"/>
+        </w:rPr>
+      </w:pPr>
+      <w:r>
+        <w:rPr>
+          <w:rFonts w:ascii="Times New Roman" w:hAnsi="Times New Roman" w:cs="Times New Roman"/>
+          <w:b/>
+          <w:sz w:val="20"/>
+          <w:szCs w:val="20"/>
+        </w:rPr>
+        <w:t>B.Sc. in Information Technology</w:t>
+      </w:r>
+      <w:r>
+        <w:rPr>
+          <w:rFonts w:ascii="Times New Roman" w:hAnsi="Times New Roman" w:cs="Times New Roman"/>
+          <w:b/>
+          <w:sz w:val="20"/>
+          <w:szCs w:val="20"/>
+        </w:rPr>
+        <w:t>,</w:t>
+      </w:r>
+      <w:r>
+        <w:rPr>
+          <w:rFonts w:ascii="Times New Roman" w:hAnsi="Times New Roman" w:cs="Times New Roman"/>
+          <w:sz w:val="20"/>
+          <w:szCs w:val="20"/>
+        </w:rPr>
+        <w:t xml:space="preserve"> </w:t>
+      </w:r>
+      <w:r>
+        <w:rPr>
+          <w:rFonts w:ascii="Times New Roman" w:hAnsi="Times New Roman" w:cs="Times New Roman"/>
+          <w:sz w:val="20"/>
+          <w:szCs w:val="20"/>
+        </w:rPr>
+        <w:t>Jan 2004</w:t>
+      </w:r>
+    </w:p>
+    <w:p>
+      <w:pPr>
+        <w:spacing w:after="240"/>
+        <w:jc w:val="both"/>
+        <w:rPr>
+          <w:rFonts w:ascii="Times New Roman" w:hAnsi="Times New Roman" w:cs="Times New Roman"/>
+          <w:sz w:val="24"/>
+          <w:szCs w:val="24"/>
+        </w:rPr>
+      </w:pPr>
+      <w:r>
+        <w:rPr>
+          <w:rFonts w:ascii="Times New Roman" w:hAnsi="Times New Roman" w:cs="Times New Roman"/>
+          <w:sz w:val="20"/>
+          <w:szCs w:val="20"/>
+        </w:rPr>
+        <w:t>Sikkim Manipal University</w:t>
+      </w:r>
+      <w:r>
+        <w:rPr>
+          <w:rFonts w:ascii="Times New Roman" w:hAnsi="Times New Roman" w:cs="Times New Roman"/>
+          <w:sz w:val="20"/>
+          <w:szCs w:val="20"/>
+        </w:rPr>
+        <w:t xml:space="preserve"> of Health, Medical </w:t>
+      </w:r>
+      <w:r>
+        <w:rPr>
+          <w:rFonts w:ascii="Times New Roman" w:hAnsi="Times New Roman" w:cs="Times New Roman"/>
+          <w:sz w:val="20"/>
+          <w:szCs w:val="20"/>
+        </w:rPr>
+        <w:t>and</w:t>
+      </w:r>
+      <w:r>
+        <w:rPr>
+          <w:rFonts w:ascii="Times New Roman" w:hAnsi="Times New Roman" w:cs="Times New Roman"/>
+          <w:sz w:val="20"/>
+          <w:szCs w:val="20"/>
+        </w:rPr>
+        <w:t xml:space="preserve"> Technological Sciences</w:t>
+      </w:r>
+      <w:r>
+        <w:rPr>
+          <w:rFonts w:ascii="Times New Roman" w:hAnsi="Times New Roman" w:cs="Times New Roman"/>
+          <w:sz w:val="20"/>
+          <w:szCs w:val="20"/>
+        </w:rPr>
+        <w:t>, India</w:t>
+      </w:r>
+      <w:r>
+        <w:rPr>
+          <w:rFonts w:ascii="Times New Roman" w:hAnsi="Times New Roman" w:cs="Times New Roman"/>
+          <w:sz w:val="24"/>
+          <w:szCs w:val="24"/>
+        </w:rPr>
+        <w:tab/>
+      </w:r>
+    </w:p>
+    <w:p>
+      <w:pPr>
+        <w:spacing w:after="60"/>
+        <w:contextualSpacing/>
+        <w:rPr>
+          <w:rFonts w:ascii="Bell MT" w:hAnsi="Bell MT" w:cs="Times New Roman"/>
+          <w:b/>
+          <w:sz w:val="24"/>
+          <w:szCs w:val="24"/>
+        </w:rPr>
+      </w:pPr>
+      <w:r>
+        <w:rPr>
+          <w:rFonts w:ascii="Bell MT" w:hAnsi="Bell MT" w:cs="Times New Roman"/>
+          <w:b/>
+          <w:color w:val="0070C0"/>
+          <w:sz w:val="24"/>
+          <w:szCs w:val="24"/>
+        </w:rPr>
+        <w:t>Research</w:t>
+      </w:r>
+      <w:r>
+        <w:rPr>
+          <w:rFonts w:ascii="Bell MT" w:hAnsi="Bell MT" w:cs="Times New Roman"/>
+          <w:b/>
+          <w:color w:val="0070C0"/>
+          <w:sz w:val="24"/>
+          <w:szCs w:val="24"/>
+        </w:rPr>
+        <w:t xml:space="preserve"> Funding</w:t>
+      </w:r>
+    </w:p>
+    <w:p>
+      <w:pPr>
+        <w:contextualSpacing/>
+        <w:jc w:val="both"/>
+        <w:rPr>
+          <w:rFonts w:ascii="Times New Roman" w:hAnsi="Times New Roman" w:cs="Times New Roman"/>
+          <w:bCs/>
+          <w:sz w:val="20"/>
+          <w:szCs w:val="20"/>
+        </w:rPr>
+      </w:pPr>
+      <w:r>
+        <w:rPr>
+          <w:rFonts w:ascii="Times New Roman" w:hAnsi="Times New Roman" w:cs="Times New Roman"/>
+          <w:b/>
+          <w:sz w:val="20"/>
+          <w:szCs w:val="20"/>
+        </w:rPr>
+        <w:t xml:space="preserve">NSF CAREER Award </w:t>
+      </w:r>
+      <w:r>
+        <w:rPr>
+          <w:rFonts w:ascii="Times New Roman" w:hAnsi="Times New Roman" w:cs="Times New Roman"/>
+          <w:bCs/>
+          <w:sz w:val="20"/>
+          <w:szCs w:val="20"/>
+        </w:rPr>
+        <w:t>(</w:t>
+      </w:r>
+      <w:r>
+        <w:rPr>
+          <w:rFonts w:ascii="Times New Roman" w:hAnsi="Times New Roman" w:cs="Times New Roman"/>
+          <w:bCs/>
+          <w:sz w:val="20"/>
+          <w:szCs w:val="20"/>
+        </w:rPr>
+        <w:t xml:space="preserve">Jan </w:t>
+      </w:r>
+      <w:r>
+        <w:rPr>
+          <w:rFonts w:ascii="Times New Roman" w:hAnsi="Times New Roman" w:cs="Times New Roman"/>
+          <w:bCs/>
+          <w:sz w:val="20"/>
+          <w:szCs w:val="20"/>
+        </w:rPr>
+        <w:t xml:space="preserve">2027 – </w:t>
+      </w:r>
+      <w:r>
+        <w:rPr>
+          <w:rFonts w:ascii="Times New Roman" w:hAnsi="Times New Roman" w:cs="Times New Roman"/>
+          <w:bCs/>
+          <w:sz w:val="20"/>
+          <w:szCs w:val="20"/>
+        </w:rPr>
+        <w:t xml:space="preserve">Dec </w:t>
+      </w:r>
+      <w:r>
+        <w:rPr>
+          <w:rFonts w:ascii="Times New Roman" w:hAnsi="Times New Roman" w:cs="Times New Roman"/>
+          <w:bCs/>
+          <w:sz w:val="20"/>
+          <w:szCs w:val="20"/>
+        </w:rPr>
+        <w:t>2031</w:t>
+      </w:r>
+      <w:r>
+        <w:rPr>
+          <w:rFonts w:ascii="Times New Roman" w:hAnsi="Times New Roman" w:cs="Times New Roman"/>
+          <w:bCs/>
+          <w:sz w:val="20"/>
+          <w:szCs w:val="20"/>
+        </w:rPr>
+        <w:t>)</w:t>
+      </w:r>
+      <w:r>
+        <w:rPr>
+          <w:rFonts w:ascii="Times New Roman" w:hAnsi="Times New Roman" w:cs="Times New Roman"/>
+          <w:bCs/>
+          <w:sz w:val="20"/>
+          <w:szCs w:val="20"/>
+        </w:rPr>
+        <w:t>, PI, $500,000</w:t>
+      </w:r>
+    </w:p>
+    <w:p>
+      <w:pPr>
+        <w:spacing w:after="120"/>
+        <w:jc w:val="both"/>
+        <w:rPr>
+          <w:rFonts w:ascii="Times New Roman" w:hAnsi="Times New Roman" w:cs="Times New Roman"/>
+          <w:bCs/>
+          <w:sz w:val="20"/>
+          <w:szCs w:val="20"/>
+        </w:rPr>
+      </w:pPr>
+      <w:r>
+        <w:rPr>
+          <w:rFonts w:ascii="Times New Roman" w:hAnsi="Times New Roman" w:cs="Times New Roman"/>
+          <w:bCs/>
+          <w:sz w:val="20"/>
+          <w:szCs w:val="20"/>
+        </w:rPr>
+        <w:t>CAREER: Improving Software Test Quality and Developer Skills through Developer-in-the-Loop Test Optimization</w:t>
+      </w:r>
+    </w:p>
+    <w:p>
+      <w:pPr>
+        <w:contextualSpacing/>
+        <w:jc w:val="both"/>
+        <w:rPr>
+          <w:rFonts w:ascii="Times New Roman" w:hAnsi="Times New Roman" w:cs="Times New Roman"/>
+          <w:bCs/>
+          <w:sz w:val="20"/>
+          <w:szCs w:val="20"/>
+        </w:rPr>
+      </w:pPr>
+      <w:bookmarkStart w:id="0" w:name="_Hlk236916060"/>
+      <w:r>
+        <w:rPr>
+          <w:rFonts w:ascii="Times New Roman" w:hAnsi="Times New Roman" w:cs="Times New Roman"/>
+          <w:b/>
+          <w:sz w:val="20"/>
+          <w:szCs w:val="20"/>
+        </w:rPr>
+        <w:t xml:space="preserve">USDA NIFA </w:t>
+      </w:r>
+      <w:r>
+        <w:rPr>
+          <w:rFonts w:ascii="Times New Roman" w:hAnsi="Times New Roman" w:cs="Times New Roman"/>
+          <w:bCs/>
+          <w:sz w:val="20"/>
+          <w:szCs w:val="20"/>
+        </w:rPr>
+        <w:t>(</w:t>
+      </w:r>
+      <w:r>
+        <w:rPr>
+          <w:rFonts w:ascii="Times New Roman" w:hAnsi="Times New Roman" w:cs="Times New Roman"/>
+          <w:bCs/>
+          <w:sz w:val="20"/>
+          <w:szCs w:val="20"/>
+        </w:rPr>
+        <w:t xml:space="preserve">May </w:t>
+      </w:r>
+      <w:r>
+        <w:rPr>
+          <w:rFonts w:ascii="Times New Roman" w:hAnsi="Times New Roman" w:cs="Times New Roman"/>
+          <w:bCs/>
+          <w:sz w:val="20"/>
+          <w:szCs w:val="20"/>
+        </w:rPr>
+        <w:t xml:space="preserve">2026 – </w:t>
+      </w:r>
+      <w:r>
+        <w:rPr>
+          <w:rFonts w:ascii="Times New Roman" w:hAnsi="Times New Roman" w:cs="Times New Roman"/>
+          <w:bCs/>
+          <w:sz w:val="20"/>
+          <w:szCs w:val="20"/>
+        </w:rPr>
+        <w:t xml:space="preserve">May </w:t>
+      </w:r>
+      <w:r>
+        <w:rPr>
+          <w:rFonts w:ascii="Times New Roman" w:hAnsi="Times New Roman" w:cs="Times New Roman"/>
+          <w:bCs/>
+          <w:sz w:val="20"/>
+          <w:szCs w:val="20"/>
+        </w:rPr>
+        <w:t>2029</w:t>
+      </w:r>
+      <w:r>
+        <w:rPr>
+          <w:rFonts w:ascii="Times New Roman" w:hAnsi="Times New Roman" w:cs="Times New Roman"/>
+          <w:bCs/>
+          <w:sz w:val="20"/>
+          <w:szCs w:val="20"/>
+        </w:rPr>
+        <w:t>)</w:t>
+      </w:r>
+      <w:r>
+        <w:rPr>
+          <w:rFonts w:ascii="Times New Roman" w:hAnsi="Times New Roman" w:cs="Times New Roman"/>
+          <w:bCs/>
+          <w:sz w:val="20"/>
+          <w:szCs w:val="20"/>
+        </w:rPr>
+        <w:t>, Co-PI, $591,500</w:t>
+      </w:r>
+    </w:p>
+    <w:p>
+      <w:pPr>
+        <w:spacing w:after="120"/>
+        <w:contextualSpacing/>
+        <w:rPr>
+          <w:rFonts w:ascii="Times New Roman" w:hAnsi="Times New Roman" w:cs="Times New Roman"/>
+          <w:bCs/>
+          <w:sz w:val="20"/>
+          <w:szCs w:val="20"/>
+        </w:rPr>
+      </w:pPr>
+      <w:r>
+        <w:rPr>
+          <w:rFonts w:ascii="Times New Roman" w:hAnsi="Times New Roman" w:cs="Times New Roman"/>
+          <w:bCs/>
+          <w:sz w:val="20"/>
+          <w:szCs w:val="20"/>
+        </w:rPr>
+        <w:t>A-SYSRV: S</w:t>
+      </w:r>
+      <w:r>
+        <w:rPr>
+          <w:rFonts w:ascii="Times New Roman" w:hAnsi="Times New Roman" w:cs="Times New Roman"/>
+          <w:bCs/>
+          <w:sz w:val="20"/>
+          <w:szCs w:val="20"/>
+        </w:rPr>
+        <w:t>ystems</w:t>
+      </w:r>
+      <w:r>
+        <w:rPr>
+          <w:rFonts w:ascii="Times New Roman" w:hAnsi="Times New Roman" w:cs="Times New Roman"/>
+          <w:bCs/>
+          <w:sz w:val="20"/>
+          <w:szCs w:val="20"/>
+        </w:rPr>
+        <w:t xml:space="preserve"> B</w:t>
+      </w:r>
+      <w:r>
+        <w:rPr>
+          <w:rFonts w:ascii="Times New Roman" w:hAnsi="Times New Roman" w:cs="Times New Roman"/>
+          <w:bCs/>
+          <w:sz w:val="20"/>
+          <w:szCs w:val="20"/>
+        </w:rPr>
+        <w:t>iology</w:t>
+      </w:r>
+      <w:r>
+        <w:rPr>
+          <w:rFonts w:ascii="Times New Roman" w:hAnsi="Times New Roman" w:cs="Times New Roman"/>
+          <w:bCs/>
+          <w:sz w:val="20"/>
+          <w:szCs w:val="20"/>
+        </w:rPr>
+        <w:t xml:space="preserve"> R</w:t>
+      </w:r>
+      <w:r>
+        <w:rPr>
+          <w:rFonts w:ascii="Times New Roman" w:hAnsi="Times New Roman" w:cs="Times New Roman"/>
+          <w:bCs/>
+          <w:sz w:val="20"/>
+          <w:szCs w:val="20"/>
+        </w:rPr>
+        <w:t>everse</w:t>
+      </w:r>
+      <w:r>
+        <w:rPr>
+          <w:rFonts w:ascii="Times New Roman" w:hAnsi="Times New Roman" w:cs="Times New Roman"/>
+          <w:bCs/>
+          <w:sz w:val="20"/>
+          <w:szCs w:val="20"/>
+        </w:rPr>
+        <w:t xml:space="preserve"> V</w:t>
+      </w:r>
+      <w:r>
+        <w:rPr>
+          <w:rFonts w:ascii="Times New Roman" w:hAnsi="Times New Roman" w:cs="Times New Roman"/>
+          <w:bCs/>
+          <w:sz w:val="20"/>
+          <w:szCs w:val="20"/>
+        </w:rPr>
+        <w:t>accinology</w:t>
+      </w:r>
+      <w:r>
+        <w:rPr>
+          <w:rFonts w:ascii="Times New Roman" w:hAnsi="Times New Roman" w:cs="Times New Roman"/>
+          <w:bCs/>
+          <w:sz w:val="20"/>
+          <w:szCs w:val="20"/>
+        </w:rPr>
+        <w:t>, A</w:t>
+      </w:r>
+      <w:r>
+        <w:rPr>
+          <w:rFonts w:ascii="Times New Roman" w:hAnsi="Times New Roman" w:cs="Times New Roman"/>
+          <w:bCs/>
+          <w:sz w:val="20"/>
+          <w:szCs w:val="20"/>
+        </w:rPr>
+        <w:t>n</w:t>
+      </w:r>
+      <w:r>
+        <w:rPr>
+          <w:rFonts w:ascii="Times New Roman" w:hAnsi="Times New Roman" w:cs="Times New Roman"/>
+          <w:bCs/>
+          <w:sz w:val="20"/>
+          <w:szCs w:val="20"/>
+        </w:rPr>
+        <w:t xml:space="preserve"> </w:t>
+      </w:r>
+      <w:r>
+        <w:rPr>
+          <w:rFonts w:ascii="Times New Roman" w:hAnsi="Times New Roman" w:cs="Times New Roman"/>
+          <w:bCs/>
+          <w:sz w:val="20"/>
+          <w:szCs w:val="20"/>
+        </w:rPr>
+        <w:t>Integrated</w:t>
+      </w:r>
+      <w:r>
+        <w:rPr>
+          <w:rFonts w:ascii="Times New Roman" w:hAnsi="Times New Roman" w:cs="Times New Roman"/>
+          <w:bCs/>
+          <w:sz w:val="20"/>
+          <w:szCs w:val="20"/>
+        </w:rPr>
+        <w:t xml:space="preserve"> V</w:t>
+      </w:r>
+      <w:r>
+        <w:rPr>
+          <w:rFonts w:ascii="Times New Roman" w:hAnsi="Times New Roman" w:cs="Times New Roman"/>
+          <w:bCs/>
+          <w:sz w:val="20"/>
+          <w:szCs w:val="20"/>
+        </w:rPr>
+        <w:t>accine</w:t>
+      </w:r>
+      <w:r>
+        <w:rPr>
+          <w:rFonts w:ascii="Times New Roman" w:hAnsi="Times New Roman" w:cs="Times New Roman"/>
+          <w:bCs/>
+          <w:sz w:val="20"/>
+          <w:szCs w:val="20"/>
+        </w:rPr>
+        <w:t xml:space="preserve"> P</w:t>
+      </w:r>
+      <w:r>
+        <w:rPr>
+          <w:rFonts w:ascii="Times New Roman" w:hAnsi="Times New Roman" w:cs="Times New Roman"/>
+          <w:bCs/>
+          <w:sz w:val="20"/>
+          <w:szCs w:val="20"/>
+        </w:rPr>
+        <w:t>rediction</w:t>
+      </w:r>
+      <w:r>
+        <w:rPr>
+          <w:rFonts w:ascii="Times New Roman" w:hAnsi="Times New Roman" w:cs="Times New Roman"/>
+          <w:bCs/>
+          <w:sz w:val="20"/>
+          <w:szCs w:val="20"/>
+        </w:rPr>
+        <w:t xml:space="preserve"> T</w:t>
+      </w:r>
+      <w:r>
+        <w:rPr>
+          <w:rFonts w:ascii="Times New Roman" w:hAnsi="Times New Roman" w:cs="Times New Roman"/>
+          <w:bCs/>
+          <w:sz w:val="20"/>
+          <w:szCs w:val="20"/>
+        </w:rPr>
+        <w:t>ool</w:t>
+      </w:r>
+      <w:r>
+        <w:rPr>
+          <w:rFonts w:ascii="Times New Roman" w:hAnsi="Times New Roman" w:cs="Times New Roman"/>
+          <w:bCs/>
+          <w:sz w:val="20"/>
+          <w:szCs w:val="20"/>
+        </w:rPr>
+        <w:t xml:space="preserve"> </w:t>
+      </w:r>
+      <w:r>
+        <w:rPr>
+          <w:rFonts w:ascii="Times New Roman" w:hAnsi="Times New Roman" w:cs="Times New Roman"/>
+          <w:bCs/>
+          <w:sz w:val="20"/>
+          <w:szCs w:val="20"/>
+        </w:rPr>
+        <w:t>for</w:t>
+      </w:r>
+      <w:r>
+        <w:rPr>
+          <w:rFonts w:ascii="Times New Roman" w:hAnsi="Times New Roman" w:cs="Times New Roman"/>
+          <w:bCs/>
+          <w:sz w:val="20"/>
+          <w:szCs w:val="20"/>
+        </w:rPr>
+        <w:t xml:space="preserve"> A</w:t>
+      </w:r>
+      <w:r>
+        <w:rPr>
+          <w:rFonts w:ascii="Times New Roman" w:hAnsi="Times New Roman" w:cs="Times New Roman"/>
+          <w:bCs/>
+          <w:sz w:val="20"/>
+          <w:szCs w:val="20"/>
+        </w:rPr>
+        <w:t>quaculture</w:t>
+      </w:r>
+      <w:r>
+        <w:rPr>
+          <w:rFonts w:ascii="Times New Roman" w:hAnsi="Times New Roman" w:cs="Times New Roman"/>
+          <w:bCs/>
+          <w:sz w:val="20"/>
+          <w:szCs w:val="20"/>
+        </w:rPr>
+        <w:t xml:space="preserve"> P</w:t>
+      </w:r>
+      <w:r>
+        <w:rPr>
+          <w:rFonts w:ascii="Times New Roman" w:hAnsi="Times New Roman" w:cs="Times New Roman"/>
+          <w:bCs/>
+          <w:sz w:val="20"/>
+          <w:szCs w:val="20"/>
+        </w:rPr>
+        <w:t>athogens</w:t>
+      </w:r>
+      <w:bookmarkEnd w:id="0"/>
+    </w:p>
+    <w:p>
+      <w:pPr>
+        <w:spacing w:after="120"/>
+        <w:rPr>
+          <w:rFonts w:ascii="Times New Roman" w:hAnsi="Times New Roman" w:cs="Times New Roman"/>
+          <w:bCs/>
+          <w:sz w:val="20"/>
+          <w:szCs w:val="20"/>
+        </w:rPr>
+      </w:pPr>
+      <w:r>
+        <w:rPr>
+          <w:rFonts w:ascii="Times New Roman" w:hAnsi="Times New Roman" w:cs="Times New Roman"/>
+          <w:bCs/>
+          <w:sz w:val="20"/>
+          <w:szCs w:val="20"/>
+        </w:rPr>
+        <w:t>Contribution: Web application development</w:t>
+      </w:r>
+      <w:r>
+        <w:rPr>
+          <w:rFonts w:ascii="Times New Roman" w:hAnsi="Times New Roman" w:cs="Times New Roman"/>
+          <w:bCs/>
+          <w:sz w:val="20"/>
+          <w:szCs w:val="20"/>
+        </w:rPr>
+        <w:t xml:space="preserve"> </w:t>
+      </w:r>
+    </w:p>
+    <w:p>
+      <w:pPr>
+        <w:contextualSpacing/>
+        <w:jc w:val="both"/>
+        <w:rPr>
+          <w:rFonts w:ascii="Times New Roman" w:hAnsi="Times New Roman" w:cs="Times New Roman"/>
+          <w:bCs/>
+          <w:sz w:val="20"/>
+          <w:szCs w:val="20"/>
+        </w:rPr>
+      </w:pPr>
+      <w:r>
+        <w:rPr>
+          <w:rFonts w:ascii="Times New Roman" w:hAnsi="Times New Roman" w:cs="Times New Roman"/>
+          <w:b/>
+          <w:sz w:val="20"/>
+          <w:szCs w:val="20"/>
+        </w:rPr>
+        <w:t>USAID</w:t>
+      </w:r>
+      <w:r>
+        <w:rPr>
+          <w:rFonts w:ascii="Times New Roman" w:hAnsi="Times New Roman" w:cs="Times New Roman"/>
+          <w:b/>
+          <w:sz w:val="20"/>
+          <w:szCs w:val="20"/>
+        </w:rPr>
+        <w:t xml:space="preserve"> </w:t>
+      </w:r>
+      <w:r>
+        <w:rPr>
+          <w:rFonts w:ascii="Times New Roman" w:hAnsi="Times New Roman" w:cs="Times New Roman"/>
+          <w:bCs/>
+          <w:sz w:val="20"/>
+          <w:szCs w:val="20"/>
+        </w:rPr>
+        <w:t>(</w:t>
+      </w:r>
+      <w:r>
+        <w:rPr>
+          <w:rFonts w:ascii="Times New Roman" w:hAnsi="Times New Roman" w:cs="Times New Roman"/>
+          <w:bCs/>
+          <w:sz w:val="20"/>
+          <w:szCs w:val="20"/>
+        </w:rPr>
+        <w:t>Cancelled</w:t>
+      </w:r>
+      <w:r>
+        <w:rPr>
+          <w:rFonts w:ascii="Times New Roman" w:hAnsi="Times New Roman" w:cs="Times New Roman"/>
+          <w:bCs/>
+          <w:sz w:val="20"/>
+          <w:szCs w:val="20"/>
+        </w:rPr>
+        <w:t>)</w:t>
+      </w:r>
+      <w:r>
+        <w:rPr>
+          <w:rFonts w:ascii="Times New Roman" w:hAnsi="Times New Roman" w:cs="Times New Roman"/>
+          <w:bCs/>
+          <w:sz w:val="20"/>
+          <w:szCs w:val="20"/>
+        </w:rPr>
+        <w:t xml:space="preserve">, </w:t>
+      </w:r>
+      <w:r>
+        <w:rPr>
+          <w:rFonts w:ascii="Times New Roman" w:hAnsi="Times New Roman" w:cs="Times New Roman"/>
+          <w:bCs/>
+          <w:sz w:val="20"/>
+          <w:szCs w:val="20"/>
+        </w:rPr>
+        <w:t>Co-</w:t>
+      </w:r>
+      <w:r>
+        <w:rPr>
+          <w:rFonts w:ascii="Times New Roman" w:hAnsi="Times New Roman" w:cs="Times New Roman"/>
+          <w:bCs/>
+          <w:sz w:val="20"/>
+          <w:szCs w:val="20"/>
+        </w:rPr>
+        <w:t>PI, $</w:t>
+      </w:r>
+      <w:r>
+        <w:rPr>
+          <w:rFonts w:ascii="Times New Roman" w:hAnsi="Times New Roman" w:cs="Times New Roman"/>
+          <w:bCs/>
+          <w:sz w:val="20"/>
+          <w:szCs w:val="20"/>
+        </w:rPr>
+        <w:t>481,225</w:t>
+      </w:r>
+    </w:p>
+    <w:p>
+      <w:pPr>
+        <w:spacing w:after="120"/>
+        <w:contextualSpacing/>
+        <w:rPr>
+          <w:rFonts w:ascii="Times New Roman" w:hAnsi="Times New Roman" w:cs="Times New Roman"/>
+          <w:bCs/>
+          <w:sz w:val="20"/>
+          <w:szCs w:val="20"/>
+        </w:rPr>
+      </w:pPr>
+      <w:r>
+        <w:rPr>
+          <w:rFonts w:ascii="Times New Roman" w:hAnsi="Times New Roman" w:cs="Times New Roman"/>
+          <w:bCs/>
+          <w:sz w:val="20"/>
+          <w:szCs w:val="20"/>
+        </w:rPr>
+        <w:t>Digital Tools for Optimal Fish Feed Formulation in Nigeria</w:t>
+      </w:r>
+    </w:p>
+    <w:p>
+      <w:pPr>
+        <w:spacing w:after="120"/>
+        <w:rPr>
+          <w:rFonts w:ascii="Times New Roman" w:hAnsi="Times New Roman" w:cs="Times New Roman"/>
+          <w:bCs/>
+          <w:sz w:val="20"/>
+          <w:szCs w:val="20"/>
+        </w:rPr>
+      </w:pPr>
+      <w:r>
+        <w:rPr>
+          <w:rFonts w:ascii="Times New Roman" w:hAnsi="Times New Roman" w:cs="Times New Roman"/>
+          <w:bCs/>
+          <w:sz w:val="20"/>
+          <w:szCs w:val="20"/>
+        </w:rPr>
+        <w:t>Contribution: Mobile app development</w:t>
+      </w:r>
+      <w:r>
+        <w:rPr>
+          <w:rFonts w:ascii="Times New Roman" w:hAnsi="Times New Roman" w:cs="Times New Roman"/>
+          <w:bCs/>
+          <w:sz w:val="20"/>
+          <w:szCs w:val="20"/>
+        </w:rPr>
+        <w:t xml:space="preserve"> </w:t>
+      </w:r>
+    </w:p>
+    <w:p>
+      <w:pPr>
+        <w:contextualSpacing/>
+        <w:jc w:val="both"/>
+        <w:rPr>
+          <w:rFonts w:ascii="Times New Roman" w:hAnsi="Times New Roman" w:cs="Times New Roman"/>
+          <w:bCs/>
+          <w:sz w:val="20"/>
+          <w:szCs w:val="20"/>
+        </w:rPr>
+      </w:pPr>
+      <w:r>
+        <w:rPr>
+          <w:rFonts w:ascii="Times New Roman" w:hAnsi="Times New Roman" w:cs="Times New Roman"/>
+          <w:b/>
+          <w:sz w:val="20"/>
+          <w:szCs w:val="20"/>
+        </w:rPr>
+        <w:t xml:space="preserve">ND </w:t>
+      </w:r>
+      <w:proofErr w:type="spellStart"/>
+      <w:r>
+        <w:rPr>
+          <w:rFonts w:ascii="Times New Roman" w:hAnsi="Times New Roman" w:cs="Times New Roman"/>
+          <w:b/>
+          <w:sz w:val="20"/>
+          <w:szCs w:val="20"/>
+        </w:rPr>
+        <w:t>EPSCoR</w:t>
+      </w:r>
+      <w:proofErr w:type="spellEnd"/>
+      <w:r>
+        <w:rPr>
+          <w:rFonts w:ascii="Times New Roman" w:hAnsi="Times New Roman" w:cs="Times New Roman"/>
+          <w:b/>
+          <w:sz w:val="20"/>
+          <w:szCs w:val="20"/>
+        </w:rPr>
+        <w:t xml:space="preserve"> </w:t>
+      </w:r>
+      <w:r>
+        <w:rPr>
+          <w:rFonts w:ascii="Times New Roman" w:hAnsi="Times New Roman" w:cs="Times New Roman"/>
+          <w:bCs/>
+          <w:sz w:val="20"/>
+          <w:szCs w:val="20"/>
+        </w:rPr>
+        <w:t>(</w:t>
+      </w:r>
+      <w:r>
+        <w:rPr>
+          <w:rFonts w:ascii="Times New Roman" w:hAnsi="Times New Roman" w:cs="Times New Roman"/>
+          <w:bCs/>
+          <w:sz w:val="20"/>
+          <w:szCs w:val="20"/>
+        </w:rPr>
+        <w:t xml:space="preserve">Oct </w:t>
+      </w:r>
+      <w:r>
+        <w:rPr>
+          <w:rFonts w:ascii="Times New Roman" w:hAnsi="Times New Roman" w:cs="Times New Roman"/>
+          <w:bCs/>
+          <w:sz w:val="20"/>
+          <w:szCs w:val="20"/>
+        </w:rPr>
+        <w:t xml:space="preserve">2022 – </w:t>
+      </w:r>
+      <w:r>
+        <w:rPr>
+          <w:rFonts w:ascii="Times New Roman" w:hAnsi="Times New Roman" w:cs="Times New Roman"/>
+          <w:bCs/>
+          <w:sz w:val="20"/>
+          <w:szCs w:val="20"/>
+        </w:rPr>
+        <w:t xml:space="preserve">Jun </w:t>
+      </w:r>
+      <w:r>
+        <w:rPr>
+          <w:rFonts w:ascii="Times New Roman" w:hAnsi="Times New Roman" w:cs="Times New Roman"/>
+          <w:bCs/>
+          <w:sz w:val="20"/>
+          <w:szCs w:val="20"/>
+        </w:rPr>
+        <w:t>2024</w:t>
+      </w:r>
+      <w:r>
+        <w:rPr>
+          <w:rFonts w:ascii="Times New Roman" w:hAnsi="Times New Roman" w:cs="Times New Roman"/>
+          <w:bCs/>
+          <w:sz w:val="20"/>
+          <w:szCs w:val="20"/>
+        </w:rPr>
+        <w:t>)</w:t>
+      </w:r>
+      <w:r>
+        <w:rPr>
+          <w:rFonts w:ascii="Times New Roman" w:hAnsi="Times New Roman" w:cs="Times New Roman"/>
+          <w:bCs/>
+          <w:sz w:val="20"/>
+          <w:szCs w:val="20"/>
+        </w:rPr>
+        <w:t>, PI, $20,000</w:t>
       </w:r>
     </w:p>
     <w:p>
@@ -1289,731 +3003,36 @@
       </w:pPr>
       <w:r>
         <w:rPr>
+          <w:rFonts w:ascii="Times New Roman" w:hAnsi="Times New Roman" w:cs="Times New Roman"/>
+          <w:bCs/>
+          <w:sz w:val="20"/>
+          <w:szCs w:val="20"/>
+        </w:rPr>
+        <w:t>Unit Test Recommendation and Reuse</w:t>
+      </w:r>
+    </w:p>
+    <w:p>
+      <w:pPr>
+        <w:spacing w:after="0"/>
+        <w:contextualSpacing/>
+        <w:rPr>
+          <w:rFonts w:ascii="Bell MT" w:hAnsi="Bell MT" w:cs="Times New Roman"/>
+          <w:b/>
+          <w:sz w:val="24"/>
+          <w:szCs w:val="24"/>
+        </w:rPr>
+      </w:pPr>
+      <w:r>
+        <w:rPr>
           <w:rFonts w:ascii="Bell MT" w:hAnsi="Bell MT" w:cs="Times New Roman"/>
           <w:b/>
           <w:color w:val="0070C0"/>
           <w:sz w:val="24"/>
           <w:szCs w:val="24"/>
-          <w:u w:val="single"/>
-        </w:rPr>
-        <w:t>Professional Experience</w:t>
-      </w:r>
-    </w:p>
-    <w:p>
-      <w:pPr>
-        <w:contextualSpacing/>
-        <w:jc w:val="both"/>
-        <w:rPr>
-          <w:rFonts w:ascii="Times New Roman" w:hAnsi="Times New Roman" w:cs="Times New Roman"/>
-          <w:sz w:val="20"/>
-          <w:szCs w:val="20"/>
-        </w:rPr>
-      </w:pPr>
-      <w:r>
-        <w:rPr>
-          <w:rFonts w:ascii="Times New Roman" w:hAnsi="Times New Roman" w:cs="Times New Roman"/>
-          <w:b/>
-          <w:sz w:val="20"/>
-          <w:szCs w:val="20"/>
-        </w:rPr>
-        <w:t>Assistant Professor</w:t>
-      </w:r>
-      <w:r>
-        <w:rPr>
-          <w:rFonts w:ascii="Times New Roman" w:hAnsi="Times New Roman" w:cs="Times New Roman"/>
-          <w:b/>
-          <w:sz w:val="20"/>
-          <w:szCs w:val="20"/>
-        </w:rPr>
-        <w:t xml:space="preserve"> </w:t>
-      </w:r>
-      <w:r>
-        <w:rPr>
-          <w:rFonts w:ascii="Times New Roman" w:hAnsi="Times New Roman" w:cs="Times New Roman"/>
-          <w:sz w:val="20"/>
-          <w:szCs w:val="20"/>
-        </w:rPr>
-        <w:t>(</w:t>
-      </w:r>
-      <w:r>
-        <w:rPr>
-          <w:rFonts w:ascii="Times New Roman" w:hAnsi="Times New Roman" w:cs="Times New Roman"/>
-          <w:noProof/>
-          <w:sz w:val="20"/>
-          <w:szCs w:val="20"/>
-        </w:rPr>
-        <w:t>Aug</w:t>
-      </w:r>
-      <w:r>
-        <w:rPr>
-          <w:rFonts w:ascii="Times New Roman" w:hAnsi="Times New Roman" w:cs="Times New Roman"/>
-          <w:sz w:val="20"/>
-          <w:szCs w:val="20"/>
-        </w:rPr>
-        <w:t xml:space="preserve"> 20</w:t>
-      </w:r>
-      <w:r>
-        <w:rPr>
-          <w:rFonts w:ascii="Times New Roman" w:hAnsi="Times New Roman" w:cs="Times New Roman"/>
-          <w:sz w:val="20"/>
-          <w:szCs w:val="20"/>
-        </w:rPr>
-        <w:t>22</w:t>
-      </w:r>
-      <w:r>
-        <w:rPr>
-          <w:rFonts w:ascii="Times New Roman" w:hAnsi="Times New Roman" w:cs="Times New Roman"/>
-          <w:sz w:val="20"/>
-          <w:szCs w:val="20"/>
-        </w:rPr>
-        <w:t xml:space="preserve"> – </w:t>
-      </w:r>
-      <w:r>
-        <w:rPr>
-          <w:rFonts w:ascii="Times New Roman" w:hAnsi="Times New Roman" w:cs="Times New Roman"/>
-          <w:sz w:val="20"/>
-          <w:szCs w:val="20"/>
-        </w:rPr>
-        <w:t>Present</w:t>
-      </w:r>
-      <w:r>
-        <w:rPr>
-          <w:rFonts w:ascii="Times New Roman" w:hAnsi="Times New Roman" w:cs="Times New Roman"/>
-          <w:sz w:val="20"/>
-          <w:szCs w:val="20"/>
-        </w:rPr>
-        <w:t>)</w:t>
-      </w:r>
-    </w:p>
-    <w:p>
-      <w:pPr>
-        <w:spacing w:after="120"/>
-        <w:jc w:val="both"/>
-        <w:rPr>
-          <w:rFonts w:ascii="Times New Roman" w:hAnsi="Times New Roman" w:cs="Times New Roman"/>
-          <w:b/>
-          <w:sz w:val="20"/>
-          <w:szCs w:val="20"/>
-        </w:rPr>
-      </w:pPr>
-      <w:r>
-        <w:rPr>
-          <w:rFonts w:ascii="Times New Roman" w:hAnsi="Times New Roman" w:cs="Times New Roman"/>
-          <w:sz w:val="20"/>
-          <w:szCs w:val="20"/>
-        </w:rPr>
-        <w:t>Department of Computer Science,</w:t>
-      </w:r>
-      <w:r>
-        <w:rPr>
-          <w:rFonts w:ascii="Times New Roman" w:hAnsi="Times New Roman" w:cs="Times New Roman"/>
-          <w:sz w:val="20"/>
-          <w:szCs w:val="20"/>
-        </w:rPr>
-        <w:t xml:space="preserve"> </w:t>
-      </w:r>
-      <w:r>
-        <w:rPr>
-          <w:rFonts w:ascii="Times New Roman" w:hAnsi="Times New Roman" w:cs="Times New Roman"/>
-          <w:sz w:val="20"/>
-          <w:szCs w:val="20"/>
-        </w:rPr>
-        <w:t>North Dakota State University</w:t>
-      </w:r>
-      <w:r>
-        <w:rPr>
-          <w:rFonts w:ascii="Times New Roman" w:hAnsi="Times New Roman" w:cs="Times New Roman"/>
-          <w:sz w:val="20"/>
-          <w:szCs w:val="20"/>
-        </w:rPr>
-        <w:t>, Fargo, ND, USA</w:t>
-      </w:r>
-    </w:p>
-    <w:p>
-      <w:pPr>
-        <w:contextualSpacing/>
-        <w:jc w:val="both"/>
-        <w:rPr>
-          <w:rFonts w:ascii="Times New Roman" w:hAnsi="Times New Roman" w:cs="Times New Roman"/>
-          <w:sz w:val="20"/>
-          <w:szCs w:val="20"/>
-        </w:rPr>
-      </w:pPr>
-      <w:r>
-        <w:rPr>
-          <w:rFonts w:ascii="Times New Roman" w:hAnsi="Times New Roman" w:cs="Times New Roman"/>
-          <w:b/>
-          <w:sz w:val="20"/>
-          <w:szCs w:val="20"/>
-        </w:rPr>
-        <w:t xml:space="preserve">Postdoctoral </w:t>
-      </w:r>
-      <w:r>
-        <w:rPr>
-          <w:rFonts w:ascii="Times New Roman" w:hAnsi="Times New Roman" w:cs="Times New Roman"/>
-          <w:b/>
-          <w:sz w:val="20"/>
-          <w:szCs w:val="20"/>
-        </w:rPr>
-        <w:t>Researcher</w:t>
-      </w:r>
-      <w:r>
-        <w:rPr>
-          <w:rFonts w:ascii="Times New Roman" w:hAnsi="Times New Roman" w:cs="Times New Roman"/>
-          <w:b/>
-          <w:sz w:val="20"/>
-          <w:szCs w:val="20"/>
-        </w:rPr>
-        <w:t xml:space="preserve"> </w:t>
-      </w:r>
-      <w:r>
-        <w:rPr>
-          <w:rFonts w:ascii="Times New Roman" w:hAnsi="Times New Roman" w:cs="Times New Roman"/>
-          <w:sz w:val="20"/>
-          <w:szCs w:val="20"/>
-        </w:rPr>
-        <w:t>(</w:t>
-      </w:r>
-      <w:r>
-        <w:rPr>
-          <w:rFonts w:ascii="Times New Roman" w:hAnsi="Times New Roman" w:cs="Times New Roman"/>
-          <w:noProof/>
-          <w:sz w:val="20"/>
-          <w:szCs w:val="20"/>
-        </w:rPr>
-        <w:t>Mar</w:t>
-      </w:r>
-      <w:r>
-        <w:rPr>
-          <w:rFonts w:ascii="Times New Roman" w:hAnsi="Times New Roman" w:cs="Times New Roman"/>
-          <w:sz w:val="20"/>
-          <w:szCs w:val="20"/>
-        </w:rPr>
-        <w:t xml:space="preserve"> 20</w:t>
-      </w:r>
-      <w:r>
-        <w:rPr>
-          <w:rFonts w:ascii="Times New Roman" w:hAnsi="Times New Roman" w:cs="Times New Roman"/>
-          <w:sz w:val="20"/>
-          <w:szCs w:val="20"/>
-        </w:rPr>
-        <w:t>20</w:t>
-      </w:r>
-      <w:r>
-        <w:rPr>
-          <w:rFonts w:ascii="Times New Roman" w:hAnsi="Times New Roman" w:cs="Times New Roman"/>
-          <w:sz w:val="20"/>
-          <w:szCs w:val="20"/>
-        </w:rPr>
-        <w:t xml:space="preserve"> – </w:t>
-      </w:r>
-      <w:r>
-        <w:rPr>
-          <w:rFonts w:ascii="Times New Roman" w:hAnsi="Times New Roman" w:cs="Times New Roman"/>
-          <w:sz w:val="20"/>
-          <w:szCs w:val="20"/>
-        </w:rPr>
-        <w:t>Jul 2022</w:t>
-      </w:r>
-      <w:r>
-        <w:rPr>
-          <w:rFonts w:ascii="Times New Roman" w:hAnsi="Times New Roman" w:cs="Times New Roman"/>
-          <w:sz w:val="20"/>
-          <w:szCs w:val="20"/>
-        </w:rPr>
-        <w:t>)</w:t>
-      </w:r>
-    </w:p>
-    <w:p>
-      <w:pPr>
-        <w:spacing w:after="120"/>
-        <w:jc w:val="both"/>
-        <w:rPr>
-          <w:rFonts w:ascii="Times New Roman" w:hAnsi="Times New Roman" w:cs="Times New Roman"/>
-          <w:sz w:val="20"/>
-          <w:szCs w:val="20"/>
-        </w:rPr>
-      </w:pPr>
-      <w:r>
-        <w:rPr>
-          <w:rFonts w:ascii="Times New Roman" w:hAnsi="Times New Roman" w:cs="Times New Roman"/>
-          <w:sz w:val="20"/>
-          <w:szCs w:val="20"/>
-        </w:rPr>
-        <w:t>University of Alberta, Edmonton, Alberta, Canada</w:t>
-      </w:r>
-    </w:p>
-    <w:p>
-      <w:pPr>
-        <w:spacing w:after="0"/>
-        <w:contextualSpacing/>
-        <w:jc w:val="both"/>
-        <w:rPr>
-          <w:rFonts w:ascii="Times New Roman" w:hAnsi="Times New Roman" w:cs="Times New Roman"/>
-          <w:sz w:val="20"/>
-          <w:szCs w:val="20"/>
-        </w:rPr>
-      </w:pPr>
-      <w:r>
-        <w:rPr>
-          <w:rFonts w:ascii="Times New Roman" w:hAnsi="Times New Roman" w:cs="Times New Roman"/>
-          <w:b/>
-          <w:sz w:val="20"/>
-          <w:szCs w:val="20"/>
-        </w:rPr>
-        <w:t>Postdoctoral Researcher</w:t>
-      </w:r>
-      <w:r>
-        <w:rPr>
-          <w:rFonts w:ascii="Times New Roman" w:hAnsi="Times New Roman" w:cs="Times New Roman"/>
-          <w:b/>
-          <w:sz w:val="20"/>
-          <w:szCs w:val="20"/>
-        </w:rPr>
-        <w:t xml:space="preserve"> </w:t>
-      </w:r>
-      <w:r>
-        <w:rPr>
-          <w:rFonts w:ascii="Times New Roman" w:hAnsi="Times New Roman" w:cs="Times New Roman"/>
-          <w:sz w:val="20"/>
-          <w:szCs w:val="20"/>
-        </w:rPr>
-        <w:t>(</w:t>
-      </w:r>
-      <w:r>
-        <w:rPr>
-          <w:rFonts w:ascii="Times New Roman" w:hAnsi="Times New Roman" w:cs="Times New Roman"/>
-          <w:noProof/>
-          <w:sz w:val="20"/>
-          <w:szCs w:val="20"/>
-        </w:rPr>
-        <w:t>Mar</w:t>
-      </w:r>
-      <w:r>
-        <w:rPr>
-          <w:rFonts w:ascii="Times New Roman" w:hAnsi="Times New Roman" w:cs="Times New Roman"/>
-          <w:sz w:val="20"/>
-          <w:szCs w:val="20"/>
-        </w:rPr>
-        <w:t xml:space="preserve"> 2017 – </w:t>
-      </w:r>
-      <w:r>
-        <w:rPr>
-          <w:rFonts w:ascii="Times New Roman" w:hAnsi="Times New Roman" w:cs="Times New Roman"/>
-          <w:sz w:val="20"/>
-          <w:szCs w:val="20"/>
-        </w:rPr>
-        <w:t>Feb 2020</w:t>
-      </w:r>
-      <w:r>
-        <w:rPr>
-          <w:rFonts w:ascii="Times New Roman" w:hAnsi="Times New Roman" w:cs="Times New Roman"/>
-          <w:sz w:val="20"/>
-          <w:szCs w:val="20"/>
-        </w:rPr>
-        <w:t>)</w:t>
-      </w:r>
-    </w:p>
-    <w:p>
-      <w:pPr>
-        <w:spacing w:after="120"/>
-        <w:jc w:val="both"/>
-        <w:rPr>
-          <w:rFonts w:ascii="Times New Roman" w:hAnsi="Times New Roman" w:cs="Times New Roman"/>
-          <w:sz w:val="20"/>
-          <w:szCs w:val="20"/>
-        </w:rPr>
-      </w:pPr>
-      <w:r>
-        <w:rPr>
-          <w:rFonts w:ascii="Times New Roman" w:hAnsi="Times New Roman" w:cs="Times New Roman"/>
-          <w:sz w:val="20"/>
-          <w:szCs w:val="20"/>
-        </w:rPr>
-        <w:t>Kyungpook National University</w:t>
-      </w:r>
-      <w:r>
-        <w:rPr>
-          <w:rFonts w:ascii="Times New Roman" w:hAnsi="Times New Roman" w:cs="Times New Roman"/>
-          <w:sz w:val="20"/>
-          <w:szCs w:val="20"/>
-        </w:rPr>
-        <w:t xml:space="preserve">, Daegu, </w:t>
-      </w:r>
-      <w:r>
-        <w:rPr>
-          <w:rFonts w:ascii="Times New Roman" w:hAnsi="Times New Roman" w:cs="Times New Roman"/>
-          <w:sz w:val="20"/>
-          <w:szCs w:val="20"/>
-        </w:rPr>
-        <w:t>Republic of</w:t>
-      </w:r>
-      <w:r>
-        <w:rPr>
-          <w:rFonts w:ascii="Times New Roman" w:hAnsi="Times New Roman" w:cs="Times New Roman"/>
-          <w:sz w:val="20"/>
-          <w:szCs w:val="20"/>
-        </w:rPr>
-        <w:t xml:space="preserve"> Korea</w:t>
-      </w:r>
-    </w:p>
-    <w:p>
-      <w:pPr>
-        <w:spacing w:after="0"/>
-        <w:contextualSpacing/>
-        <w:jc w:val="both"/>
-        <w:rPr>
-          <w:rFonts w:ascii="Times New Roman" w:hAnsi="Times New Roman" w:cs="Times New Roman"/>
-          <w:sz w:val="20"/>
-          <w:szCs w:val="20"/>
-        </w:rPr>
-      </w:pPr>
-      <w:r>
-        <w:rPr>
-          <w:rFonts w:ascii="Times New Roman" w:hAnsi="Times New Roman" w:cs="Times New Roman"/>
-          <w:b/>
-          <w:bCs/>
-          <w:sz w:val="20"/>
-          <w:szCs w:val="20"/>
-        </w:rPr>
-        <w:t>Co-founder</w:t>
-      </w:r>
-      <w:r>
-        <w:rPr>
-          <w:rFonts w:ascii="Times New Roman" w:hAnsi="Times New Roman" w:cs="Times New Roman"/>
-          <w:sz w:val="20"/>
-          <w:szCs w:val="20"/>
-        </w:rPr>
-        <w:t xml:space="preserve"> (Feb 2009 – Jun 2011)</w:t>
-      </w:r>
-    </w:p>
-    <w:p>
-      <w:pPr>
-        <w:spacing w:after="120"/>
-        <w:jc w:val="both"/>
-        <w:rPr>
-          <w:rFonts w:ascii="Times New Roman" w:hAnsi="Times New Roman" w:cs="Times New Roman"/>
-          <w:bCs/>
-          <w:sz w:val="20"/>
-          <w:szCs w:val="20"/>
-        </w:rPr>
-      </w:pPr>
-      <w:r>
-        <w:rPr>
-          <w:rFonts w:ascii="Times New Roman" w:hAnsi="Times New Roman" w:cs="Times New Roman"/>
-          <w:bCs/>
-          <w:sz w:val="20"/>
-          <w:szCs w:val="20"/>
-        </w:rPr>
-        <w:t xml:space="preserve">Unified Technology Consultancy, </w:t>
-      </w:r>
-      <w:r>
-        <w:rPr>
-          <w:rFonts w:ascii="Times New Roman" w:hAnsi="Times New Roman" w:cs="Times New Roman"/>
-          <w:bCs/>
-          <w:sz w:val="20"/>
-          <w:szCs w:val="20"/>
-        </w:rPr>
-        <w:t xml:space="preserve">Kathmandu, </w:t>
-      </w:r>
-      <w:r>
-        <w:rPr>
-          <w:rFonts w:ascii="Times New Roman" w:hAnsi="Times New Roman" w:cs="Times New Roman"/>
-          <w:bCs/>
-          <w:sz w:val="20"/>
-          <w:szCs w:val="20"/>
-        </w:rPr>
-        <w:t>Nepal</w:t>
-      </w:r>
-      <w:r>
-        <w:rPr>
-          <w:rFonts w:ascii="Times New Roman" w:hAnsi="Times New Roman" w:cs="Times New Roman"/>
-          <w:bCs/>
-          <w:sz w:val="20"/>
-          <w:szCs w:val="20"/>
-        </w:rPr>
-        <w:t xml:space="preserve"> </w:t>
-      </w:r>
-    </w:p>
-    <w:p>
-      <w:pPr>
-        <w:spacing w:after="0"/>
-        <w:contextualSpacing/>
-        <w:jc w:val="both"/>
-        <w:rPr>
-          <w:rFonts w:ascii="Times New Roman" w:hAnsi="Times New Roman" w:cs="Times New Roman"/>
-          <w:sz w:val="20"/>
-          <w:szCs w:val="20"/>
-        </w:rPr>
-      </w:pPr>
-      <w:r>
-        <w:rPr>
-          <w:rFonts w:ascii="Times New Roman" w:hAnsi="Times New Roman" w:cs="Times New Roman"/>
-          <w:b/>
-          <w:bCs/>
-          <w:sz w:val="20"/>
-          <w:szCs w:val="20"/>
-        </w:rPr>
-        <w:t>Account</w:t>
-      </w:r>
-      <w:r>
-        <w:rPr>
-          <w:rFonts w:ascii="Times New Roman" w:hAnsi="Times New Roman" w:cs="Times New Roman"/>
-          <w:b/>
-          <w:bCs/>
-          <w:sz w:val="20"/>
-          <w:szCs w:val="20"/>
-        </w:rPr>
-        <w:t xml:space="preserve"> Manager</w:t>
-      </w:r>
-      <w:r>
-        <w:rPr>
-          <w:rFonts w:ascii="Times New Roman" w:hAnsi="Times New Roman" w:cs="Times New Roman"/>
-          <w:sz w:val="20"/>
-          <w:szCs w:val="20"/>
-        </w:rPr>
-        <w:t xml:space="preserve"> (Mar 2008 – Aug 2008)</w:t>
-      </w:r>
-    </w:p>
-    <w:p>
-      <w:pPr>
-        <w:spacing w:after="120"/>
-        <w:jc w:val="both"/>
-        <w:rPr>
-          <w:rFonts w:ascii="Times New Roman" w:hAnsi="Times New Roman" w:cs="Times New Roman"/>
-          <w:bCs/>
-          <w:sz w:val="20"/>
-          <w:szCs w:val="20"/>
-        </w:rPr>
-      </w:pPr>
-      <w:r>
-        <w:rPr>
-          <w:rFonts w:ascii="Times New Roman" w:hAnsi="Times New Roman" w:cs="Times New Roman"/>
-          <w:bCs/>
-          <w:sz w:val="20"/>
-          <w:szCs w:val="20"/>
-        </w:rPr>
-        <w:t xml:space="preserve">V2Soft, </w:t>
-      </w:r>
-      <w:r>
-        <w:rPr>
-          <w:rFonts w:ascii="Times New Roman" w:hAnsi="Times New Roman" w:cs="Times New Roman"/>
-          <w:bCs/>
-          <w:sz w:val="20"/>
-          <w:szCs w:val="20"/>
-        </w:rPr>
-        <w:t xml:space="preserve">Bangalore, </w:t>
-      </w:r>
-      <w:r>
-        <w:rPr>
-          <w:rFonts w:ascii="Times New Roman" w:hAnsi="Times New Roman" w:cs="Times New Roman"/>
-          <w:bCs/>
-          <w:sz w:val="20"/>
-          <w:szCs w:val="20"/>
-        </w:rPr>
-        <w:t>India</w:t>
-      </w:r>
-    </w:p>
-    <w:p>
-      <w:pPr>
-        <w:spacing w:after="0"/>
-        <w:contextualSpacing/>
-        <w:jc w:val="both"/>
-        <w:rPr>
-          <w:rFonts w:ascii="Times New Roman" w:hAnsi="Times New Roman" w:cs="Times New Roman"/>
-          <w:b/>
-          <w:sz w:val="20"/>
-          <w:szCs w:val="20"/>
-        </w:rPr>
-      </w:pPr>
-      <w:r>
-        <w:rPr>
-          <w:rFonts w:ascii="Times New Roman" w:hAnsi="Times New Roman" w:cs="Times New Roman"/>
-          <w:b/>
-          <w:bCs/>
-          <w:sz w:val="20"/>
-          <w:szCs w:val="20"/>
-        </w:rPr>
-        <w:t>Business Development Manager</w:t>
-      </w:r>
-      <w:r>
-        <w:rPr>
-          <w:rFonts w:ascii="Times New Roman" w:hAnsi="Times New Roman" w:cs="Times New Roman"/>
-          <w:sz w:val="20"/>
-          <w:szCs w:val="20"/>
-        </w:rPr>
-        <w:t xml:space="preserve"> (Sep 2007 – Jan 2008)</w:t>
-      </w:r>
-    </w:p>
-    <w:p>
-      <w:pPr>
-        <w:spacing w:after="120"/>
-        <w:jc w:val="both"/>
-        <w:rPr>
-          <w:rFonts w:ascii="Times New Roman" w:hAnsi="Times New Roman" w:cs="Times New Roman"/>
-          <w:bCs/>
-          <w:sz w:val="20"/>
-          <w:szCs w:val="20"/>
-        </w:rPr>
-      </w:pPr>
-      <w:proofErr w:type="spellStart"/>
-      <w:r>
-        <w:rPr>
-          <w:rFonts w:ascii="Times New Roman" w:hAnsi="Times New Roman" w:cs="Times New Roman"/>
-          <w:bCs/>
-          <w:sz w:val="20"/>
-          <w:szCs w:val="20"/>
-        </w:rPr>
-        <w:t>FoxsysTech</w:t>
-      </w:r>
-      <w:proofErr w:type="spellEnd"/>
-      <w:r>
-        <w:rPr>
-          <w:rFonts w:ascii="Times New Roman" w:hAnsi="Times New Roman" w:cs="Times New Roman"/>
-          <w:bCs/>
-          <w:sz w:val="20"/>
-          <w:szCs w:val="20"/>
-        </w:rPr>
-        <w:t xml:space="preserve">, </w:t>
-      </w:r>
-      <w:r>
-        <w:rPr>
-          <w:rFonts w:ascii="Times New Roman" w:hAnsi="Times New Roman" w:cs="Times New Roman"/>
-          <w:bCs/>
-          <w:sz w:val="20"/>
-          <w:szCs w:val="20"/>
-        </w:rPr>
-        <w:t>G</w:t>
-      </w:r>
-      <w:r>
-        <w:rPr>
-          <w:rFonts w:ascii="Times New Roman" w:hAnsi="Times New Roman" w:cs="Times New Roman"/>
-          <w:bCs/>
-          <w:sz w:val="20"/>
-          <w:szCs w:val="20"/>
-        </w:rPr>
-        <w:t>urgaon</w:t>
-      </w:r>
-      <w:r>
-        <w:rPr>
-          <w:rFonts w:ascii="Times New Roman" w:hAnsi="Times New Roman" w:cs="Times New Roman"/>
-          <w:bCs/>
-          <w:sz w:val="20"/>
-          <w:szCs w:val="20"/>
-        </w:rPr>
-        <w:t xml:space="preserve">, </w:t>
-      </w:r>
-      <w:r>
-        <w:rPr>
-          <w:rFonts w:ascii="Times New Roman" w:hAnsi="Times New Roman" w:cs="Times New Roman"/>
-          <w:bCs/>
-          <w:sz w:val="20"/>
-          <w:szCs w:val="20"/>
-        </w:rPr>
-        <w:t xml:space="preserve">India </w:t>
-      </w:r>
-    </w:p>
-    <w:p>
-      <w:pPr>
-        <w:contextualSpacing/>
-        <w:jc w:val="both"/>
-        <w:rPr>
-          <w:rFonts w:ascii="Times New Roman" w:hAnsi="Times New Roman" w:cs="Times New Roman"/>
-          <w:b/>
-          <w:sz w:val="20"/>
-          <w:szCs w:val="20"/>
-        </w:rPr>
-      </w:pPr>
-      <w:r>
-        <w:rPr>
-          <w:rFonts w:ascii="Times New Roman" w:hAnsi="Times New Roman" w:cs="Times New Roman"/>
-          <w:b/>
-          <w:bCs/>
-          <w:sz w:val="20"/>
-          <w:szCs w:val="20"/>
-        </w:rPr>
-        <w:t>Co-founder</w:t>
-      </w:r>
-      <w:r>
-        <w:rPr>
-          <w:rFonts w:ascii="Times New Roman" w:hAnsi="Times New Roman" w:cs="Times New Roman"/>
-          <w:sz w:val="20"/>
-          <w:szCs w:val="20"/>
-        </w:rPr>
-        <w:t xml:space="preserve"> (Nov 2005 – Aug 2007)</w:t>
-      </w:r>
-    </w:p>
-    <w:p>
-      <w:pPr>
-        <w:spacing w:after="240"/>
-        <w:jc w:val="both"/>
-        <w:rPr>
-          <w:rFonts w:ascii="Times New Roman" w:hAnsi="Times New Roman" w:cs="Times New Roman"/>
-          <w:bCs/>
-          <w:sz w:val="24"/>
-          <w:szCs w:val="24"/>
-        </w:rPr>
-      </w:pPr>
-      <w:proofErr w:type="spellStart"/>
-      <w:r>
-        <w:rPr>
-          <w:rFonts w:ascii="Times New Roman" w:hAnsi="Times New Roman" w:cs="Times New Roman"/>
-          <w:bCs/>
-          <w:sz w:val="20"/>
-          <w:szCs w:val="20"/>
-        </w:rPr>
-        <w:t>MindproSoft</w:t>
-      </w:r>
-      <w:proofErr w:type="spellEnd"/>
-      <w:r>
-        <w:rPr>
-          <w:rFonts w:ascii="Times New Roman" w:hAnsi="Times New Roman" w:cs="Times New Roman"/>
-          <w:bCs/>
-          <w:sz w:val="20"/>
-          <w:szCs w:val="20"/>
-        </w:rPr>
-        <w:t xml:space="preserve">, </w:t>
-      </w:r>
-      <w:r>
-        <w:rPr>
-          <w:rFonts w:ascii="Times New Roman" w:hAnsi="Times New Roman" w:cs="Times New Roman"/>
-          <w:bCs/>
-          <w:sz w:val="20"/>
-          <w:szCs w:val="20"/>
-        </w:rPr>
-        <w:t xml:space="preserve">Bangalore, </w:t>
-      </w:r>
-      <w:r>
-        <w:rPr>
-          <w:rFonts w:ascii="Times New Roman" w:hAnsi="Times New Roman" w:cs="Times New Roman"/>
-          <w:bCs/>
-          <w:sz w:val="20"/>
-          <w:szCs w:val="20"/>
-        </w:rPr>
-        <w:t>India</w:t>
-      </w:r>
-      <w:r>
-        <w:rPr>
-          <w:rFonts w:ascii="Times New Roman" w:hAnsi="Times New Roman" w:cs="Times New Roman"/>
-          <w:b/>
-          <w:sz w:val="20"/>
-          <w:szCs w:val="20"/>
-        </w:rPr>
-        <w:t xml:space="preserve"> </w:t>
-      </w:r>
-    </w:p>
-    <w:p>
-      <w:pPr>
-        <w:spacing w:after="60"/>
-        <w:contextualSpacing/>
-        <w:rPr>
-          <w:rFonts w:ascii="Bell MT" w:hAnsi="Bell MT" w:cs="Times New Roman"/>
-          <w:b/>
-          <w:sz w:val="24"/>
-          <w:szCs w:val="24"/>
-          <w:u w:val="single"/>
-        </w:rPr>
-      </w:pPr>
+        </w:rPr>
+        <w:lastRenderedPageBreak/>
+        <w:t>Publication</w:t>
+      </w:r>
       <w:r>
         <w:rPr>
           <w:rFonts w:ascii="Bell MT" w:hAnsi="Bell MT" w:cs="Times New Roman"/>
@@ -2021,1038 +3040,6 @@
           <w:color w:val="0070C0"/>
           <w:sz w:val="24"/>
           <w:szCs w:val="24"/>
-          <w:u w:val="single"/>
-        </w:rPr>
-        <w:t>Education</w:t>
-      </w:r>
-    </w:p>
-    <w:p>
-      <w:pPr>
-        <w:contextualSpacing/>
-        <w:jc w:val="both"/>
-        <w:rPr>
-          <w:rFonts w:ascii="Times New Roman" w:hAnsi="Times New Roman" w:cs="Times New Roman"/>
-          <w:sz w:val="20"/>
-          <w:szCs w:val="20"/>
-        </w:rPr>
-      </w:pPr>
-      <w:r>
-        <w:rPr>
-          <w:rFonts w:ascii="Times New Roman" w:hAnsi="Times New Roman" w:cs="Times New Roman"/>
-          <w:b/>
-          <w:sz w:val="20"/>
-          <w:szCs w:val="20"/>
-        </w:rPr>
-        <w:t>Ph.D. in Computer Science</w:t>
-      </w:r>
-      <w:r>
-        <w:rPr>
-          <w:rFonts w:ascii="Times New Roman" w:hAnsi="Times New Roman" w:cs="Times New Roman"/>
-          <w:b/>
-          <w:sz w:val="20"/>
-          <w:szCs w:val="20"/>
-        </w:rPr>
-        <w:t xml:space="preserve"> </w:t>
-      </w:r>
-      <w:r>
-        <w:rPr>
-          <w:rFonts w:ascii="Times New Roman" w:hAnsi="Times New Roman" w:cs="Times New Roman"/>
-          <w:b/>
-          <w:sz w:val="20"/>
-          <w:szCs w:val="20"/>
-        </w:rPr>
-        <w:t>and</w:t>
-      </w:r>
-      <w:r>
-        <w:rPr>
-          <w:rFonts w:ascii="Times New Roman" w:hAnsi="Times New Roman" w:cs="Times New Roman"/>
-          <w:b/>
-          <w:sz w:val="20"/>
-          <w:szCs w:val="20"/>
-        </w:rPr>
-        <w:t xml:space="preserve"> Engineering</w:t>
-      </w:r>
-      <w:r>
-        <w:rPr>
-          <w:rFonts w:ascii="Times New Roman" w:hAnsi="Times New Roman" w:cs="Times New Roman"/>
-          <w:b/>
-          <w:sz w:val="20"/>
-          <w:szCs w:val="20"/>
-        </w:rPr>
-        <w:t>,</w:t>
-      </w:r>
-      <w:r>
-        <w:rPr>
-          <w:rFonts w:ascii="Times New Roman" w:hAnsi="Times New Roman" w:cs="Times New Roman"/>
-          <w:sz w:val="20"/>
-          <w:szCs w:val="20"/>
-        </w:rPr>
-        <w:t xml:space="preserve"> Feb 2017</w:t>
-      </w:r>
-    </w:p>
-    <w:p>
-      <w:pPr>
-        <w:spacing w:after="120"/>
-        <w:jc w:val="both"/>
-        <w:rPr>
-          <w:rFonts w:ascii="Times New Roman" w:hAnsi="Times New Roman" w:cs="Times New Roman"/>
-          <w:sz w:val="20"/>
-          <w:szCs w:val="20"/>
-        </w:rPr>
-      </w:pPr>
-      <w:r>
-        <w:rPr>
-          <w:rFonts w:ascii="Times New Roman" w:hAnsi="Times New Roman" w:cs="Times New Roman"/>
-          <w:sz w:val="20"/>
-          <w:szCs w:val="20"/>
-        </w:rPr>
-        <w:t>Kyungpook National University, Republic of Korea</w:t>
-      </w:r>
-    </w:p>
-    <w:p>
-      <w:pPr>
-        <w:contextualSpacing/>
-        <w:jc w:val="both"/>
-        <w:rPr>
-          <w:rFonts w:ascii="Times New Roman" w:hAnsi="Times New Roman" w:cs="Times New Roman"/>
-          <w:sz w:val="20"/>
-          <w:szCs w:val="20"/>
-        </w:rPr>
-      </w:pPr>
-      <w:r>
-        <w:rPr>
-          <w:rFonts w:ascii="Times New Roman" w:hAnsi="Times New Roman" w:cs="Times New Roman"/>
-          <w:b/>
-          <w:sz w:val="20"/>
-          <w:szCs w:val="20"/>
-        </w:rPr>
-        <w:t>M.S. in Computer Science</w:t>
-      </w:r>
-      <w:r>
-        <w:rPr>
-          <w:rFonts w:ascii="Times New Roman" w:hAnsi="Times New Roman" w:cs="Times New Roman"/>
-          <w:b/>
-          <w:sz w:val="20"/>
-          <w:szCs w:val="20"/>
-        </w:rPr>
-        <w:t>,</w:t>
-      </w:r>
-      <w:r>
-        <w:rPr>
-          <w:rFonts w:ascii="Times New Roman" w:hAnsi="Times New Roman" w:cs="Times New Roman"/>
-          <w:sz w:val="20"/>
-          <w:szCs w:val="20"/>
-        </w:rPr>
-        <w:t xml:space="preserve"> Aug 2013</w:t>
-      </w:r>
-    </w:p>
-    <w:p>
-      <w:pPr>
-        <w:spacing w:after="120"/>
-        <w:jc w:val="both"/>
-        <w:rPr>
-          <w:rFonts w:ascii="Times New Roman" w:hAnsi="Times New Roman" w:cs="Times New Roman"/>
-          <w:sz w:val="20"/>
-          <w:szCs w:val="20"/>
-        </w:rPr>
-      </w:pPr>
-      <w:r>
-        <w:rPr>
-          <w:rFonts w:ascii="Times New Roman" w:hAnsi="Times New Roman" w:cs="Times New Roman"/>
-          <w:sz w:val="20"/>
-          <w:szCs w:val="20"/>
-        </w:rPr>
-        <w:t>Kyungpook National University, Republic of Korea</w:t>
-      </w:r>
-    </w:p>
-    <w:p>
-      <w:pPr>
-        <w:contextualSpacing/>
-        <w:jc w:val="both"/>
-        <w:rPr>
-          <w:rFonts w:ascii="Times New Roman" w:hAnsi="Times New Roman" w:cs="Times New Roman"/>
-          <w:sz w:val="20"/>
-          <w:szCs w:val="20"/>
-        </w:rPr>
-      </w:pPr>
-      <w:r>
-        <w:rPr>
-          <w:rFonts w:ascii="Times New Roman" w:hAnsi="Times New Roman" w:cs="Times New Roman"/>
-          <w:b/>
-          <w:sz w:val="20"/>
-          <w:szCs w:val="20"/>
-        </w:rPr>
-        <w:t>B.Sc. in Information Technology</w:t>
-      </w:r>
-      <w:r>
-        <w:rPr>
-          <w:rFonts w:ascii="Times New Roman" w:hAnsi="Times New Roman" w:cs="Times New Roman"/>
-          <w:b/>
-          <w:sz w:val="20"/>
-          <w:szCs w:val="20"/>
-        </w:rPr>
-        <w:t>,</w:t>
-      </w:r>
-      <w:r>
-        <w:rPr>
-          <w:rFonts w:ascii="Times New Roman" w:hAnsi="Times New Roman" w:cs="Times New Roman"/>
-          <w:sz w:val="20"/>
-          <w:szCs w:val="20"/>
-        </w:rPr>
-        <w:t xml:space="preserve"> </w:t>
-      </w:r>
-      <w:r>
-        <w:rPr>
-          <w:rFonts w:ascii="Times New Roman" w:hAnsi="Times New Roman" w:cs="Times New Roman"/>
-          <w:sz w:val="20"/>
-          <w:szCs w:val="20"/>
-        </w:rPr>
-        <w:t>Jan 2004</w:t>
-      </w:r>
-    </w:p>
-    <w:p>
-      <w:pPr>
-        <w:spacing w:after="240"/>
-        <w:jc w:val="both"/>
-        <w:rPr>
-          <w:rFonts w:ascii="Times New Roman" w:hAnsi="Times New Roman" w:cs="Times New Roman"/>
-          <w:sz w:val="24"/>
-          <w:szCs w:val="24"/>
-        </w:rPr>
-      </w:pPr>
-      <w:r>
-        <w:rPr>
-          <w:rFonts w:ascii="Times New Roman" w:hAnsi="Times New Roman" w:cs="Times New Roman"/>
-          <w:sz w:val="20"/>
-          <w:szCs w:val="20"/>
-        </w:rPr>
-        <w:t>Sikkim Manipal University</w:t>
-      </w:r>
-      <w:r>
-        <w:rPr>
-          <w:rFonts w:ascii="Times New Roman" w:hAnsi="Times New Roman" w:cs="Times New Roman"/>
-          <w:sz w:val="20"/>
-          <w:szCs w:val="20"/>
-        </w:rPr>
-        <w:t xml:space="preserve"> of Health, Medical </w:t>
-      </w:r>
-      <w:r>
-        <w:rPr>
-          <w:rFonts w:ascii="Times New Roman" w:hAnsi="Times New Roman" w:cs="Times New Roman"/>
-          <w:sz w:val="20"/>
-          <w:szCs w:val="20"/>
-        </w:rPr>
-        <w:t>and</w:t>
-      </w:r>
-      <w:r>
-        <w:rPr>
-          <w:rFonts w:ascii="Times New Roman" w:hAnsi="Times New Roman" w:cs="Times New Roman"/>
-          <w:sz w:val="20"/>
-          <w:szCs w:val="20"/>
-        </w:rPr>
-        <w:t xml:space="preserve"> Technological Sciences</w:t>
-      </w:r>
-      <w:r>
-        <w:rPr>
-          <w:rFonts w:ascii="Times New Roman" w:hAnsi="Times New Roman" w:cs="Times New Roman"/>
-          <w:sz w:val="20"/>
-          <w:szCs w:val="20"/>
-        </w:rPr>
-        <w:t>, India</w:t>
-      </w:r>
-      <w:r>
-        <w:rPr>
-          <w:rFonts w:ascii="Times New Roman" w:hAnsi="Times New Roman" w:cs="Times New Roman"/>
-          <w:sz w:val="24"/>
-          <w:szCs w:val="24"/>
-        </w:rPr>
-        <w:tab/>
-      </w:r>
-    </w:p>
-    <w:p>
-      <w:pPr>
-        <w:spacing w:after="60"/>
-        <w:contextualSpacing/>
-        <w:rPr>
-          <w:rFonts w:ascii="Bell MT" w:hAnsi="Bell MT" w:cs="Times New Roman"/>
-          <w:b/>
-          <w:sz w:val="24"/>
-          <w:szCs w:val="24"/>
-          <w:u w:val="single"/>
-        </w:rPr>
-      </w:pPr>
-      <w:r>
-        <w:rPr>
-          <w:rFonts w:ascii="Bell MT" w:hAnsi="Bell MT" w:cs="Times New Roman"/>
-          <w:b/>
-          <w:color w:val="0070C0"/>
-          <w:sz w:val="24"/>
-          <w:szCs w:val="24"/>
-          <w:u w:val="single"/>
-        </w:rPr>
-        <w:t>Research</w:t>
-      </w:r>
-      <w:r>
-        <w:rPr>
-          <w:rFonts w:ascii="Bell MT" w:hAnsi="Bell MT" w:cs="Times New Roman"/>
-          <w:b/>
-          <w:color w:val="0070C0"/>
-          <w:sz w:val="24"/>
-          <w:szCs w:val="24"/>
-          <w:u w:val="single"/>
-        </w:rPr>
-        <w:t xml:space="preserve"> Funding</w:t>
-      </w:r>
-    </w:p>
-    <w:p>
-      <w:pPr>
-        <w:contextualSpacing/>
-        <w:jc w:val="both"/>
-        <w:rPr>
-          <w:rFonts w:ascii="Times New Roman" w:hAnsi="Times New Roman" w:cs="Times New Roman"/>
-          <w:bCs/>
-          <w:sz w:val="20"/>
-          <w:szCs w:val="20"/>
-        </w:rPr>
-      </w:pPr>
-      <w:r>
-        <w:rPr>
-          <w:rFonts w:ascii="Times New Roman" w:hAnsi="Times New Roman" w:cs="Times New Roman"/>
-          <w:b/>
-          <w:sz w:val="20"/>
-          <w:szCs w:val="20"/>
-        </w:rPr>
-        <w:t xml:space="preserve">NSF CAREER Award </w:t>
-      </w:r>
-      <w:r>
-        <w:rPr>
-          <w:rFonts w:ascii="Times New Roman" w:hAnsi="Times New Roman" w:cs="Times New Roman"/>
-          <w:bCs/>
-          <w:sz w:val="20"/>
-          <w:szCs w:val="20"/>
-        </w:rPr>
-        <w:t>(</w:t>
-      </w:r>
-      <w:r>
-        <w:rPr>
-          <w:rFonts w:ascii="Times New Roman" w:hAnsi="Times New Roman" w:cs="Times New Roman"/>
-          <w:bCs/>
-          <w:sz w:val="20"/>
-          <w:szCs w:val="20"/>
-        </w:rPr>
-        <w:t xml:space="preserve">Jan </w:t>
-      </w:r>
-      <w:r>
-        <w:rPr>
-          <w:rFonts w:ascii="Times New Roman" w:hAnsi="Times New Roman" w:cs="Times New Roman"/>
-          <w:bCs/>
-          <w:sz w:val="20"/>
-          <w:szCs w:val="20"/>
-        </w:rPr>
-        <w:t xml:space="preserve">2027 – </w:t>
-      </w:r>
-      <w:r>
-        <w:rPr>
-          <w:rFonts w:ascii="Times New Roman" w:hAnsi="Times New Roman" w:cs="Times New Roman"/>
-          <w:bCs/>
-          <w:sz w:val="20"/>
-          <w:szCs w:val="20"/>
-        </w:rPr>
-        <w:t xml:space="preserve">Dec </w:t>
-      </w:r>
-      <w:r>
-        <w:rPr>
-          <w:rFonts w:ascii="Times New Roman" w:hAnsi="Times New Roman" w:cs="Times New Roman"/>
-          <w:bCs/>
-          <w:sz w:val="20"/>
-          <w:szCs w:val="20"/>
-        </w:rPr>
-        <w:t>2031</w:t>
-      </w:r>
-      <w:r>
-        <w:rPr>
-          <w:rFonts w:ascii="Times New Roman" w:hAnsi="Times New Roman" w:cs="Times New Roman"/>
-          <w:bCs/>
-          <w:sz w:val="20"/>
-          <w:szCs w:val="20"/>
-        </w:rPr>
-        <w:t>)</w:t>
-      </w:r>
-      <w:r>
-        <w:rPr>
-          <w:rFonts w:ascii="Times New Roman" w:hAnsi="Times New Roman" w:cs="Times New Roman"/>
-          <w:bCs/>
-          <w:sz w:val="20"/>
-          <w:szCs w:val="20"/>
-        </w:rPr>
-        <w:t>, PI, $500,000</w:t>
-      </w:r>
-    </w:p>
-    <w:p>
-      <w:pPr>
-        <w:spacing w:after="120"/>
-        <w:jc w:val="both"/>
-        <w:rPr>
-          <w:rFonts w:ascii="Times New Roman" w:hAnsi="Times New Roman" w:cs="Times New Roman"/>
-          <w:bCs/>
-          <w:sz w:val="20"/>
-          <w:szCs w:val="20"/>
-        </w:rPr>
-      </w:pPr>
-      <w:r>
-        <w:rPr>
-          <w:rFonts w:ascii="Times New Roman" w:hAnsi="Times New Roman" w:cs="Times New Roman"/>
-          <w:bCs/>
-          <w:sz w:val="20"/>
-          <w:szCs w:val="20"/>
-        </w:rPr>
-        <w:t>CAREER: Improving Software Test Quality and Developer Skills through Developer-in-the-Loop Test Optimization</w:t>
-      </w:r>
-    </w:p>
-    <w:p>
-      <w:pPr>
-        <w:contextualSpacing/>
-        <w:jc w:val="both"/>
-        <w:rPr>
-          <w:rFonts w:ascii="Times New Roman" w:hAnsi="Times New Roman" w:cs="Times New Roman"/>
-          <w:bCs/>
-          <w:sz w:val="20"/>
-          <w:szCs w:val="20"/>
-        </w:rPr>
-      </w:pPr>
-      <w:bookmarkStart w:id="0" w:name="_Hlk236916060"/>
-      <w:r>
-        <w:rPr>
-          <w:rFonts w:ascii="Times New Roman" w:hAnsi="Times New Roman" w:cs="Times New Roman"/>
-          <w:b/>
-          <w:sz w:val="20"/>
-          <w:szCs w:val="20"/>
-        </w:rPr>
-        <w:t xml:space="preserve">USDA NIFA </w:t>
-      </w:r>
-      <w:r>
-        <w:rPr>
-          <w:rFonts w:ascii="Times New Roman" w:hAnsi="Times New Roman" w:cs="Times New Roman"/>
-          <w:bCs/>
-          <w:sz w:val="20"/>
-          <w:szCs w:val="20"/>
-        </w:rPr>
-        <w:t>(</w:t>
-      </w:r>
-      <w:r>
-        <w:rPr>
-          <w:rFonts w:ascii="Times New Roman" w:hAnsi="Times New Roman" w:cs="Times New Roman"/>
-          <w:bCs/>
-          <w:sz w:val="20"/>
-          <w:szCs w:val="20"/>
-        </w:rPr>
-        <w:t xml:space="preserve">May </w:t>
-      </w:r>
-      <w:r>
-        <w:rPr>
-          <w:rFonts w:ascii="Times New Roman" w:hAnsi="Times New Roman" w:cs="Times New Roman"/>
-          <w:bCs/>
-          <w:sz w:val="20"/>
-          <w:szCs w:val="20"/>
-        </w:rPr>
-        <w:t xml:space="preserve">2026 – </w:t>
-      </w:r>
-      <w:r>
-        <w:rPr>
-          <w:rFonts w:ascii="Times New Roman" w:hAnsi="Times New Roman" w:cs="Times New Roman"/>
-          <w:bCs/>
-          <w:sz w:val="20"/>
-          <w:szCs w:val="20"/>
-        </w:rPr>
-        <w:t xml:space="preserve">May </w:t>
-      </w:r>
-      <w:r>
-        <w:rPr>
-          <w:rFonts w:ascii="Times New Roman" w:hAnsi="Times New Roman" w:cs="Times New Roman"/>
-          <w:bCs/>
-          <w:sz w:val="20"/>
-          <w:szCs w:val="20"/>
-        </w:rPr>
-        <w:t>2029</w:t>
-      </w:r>
-      <w:r>
-        <w:rPr>
-          <w:rFonts w:ascii="Times New Roman" w:hAnsi="Times New Roman" w:cs="Times New Roman"/>
-          <w:bCs/>
-          <w:sz w:val="20"/>
-          <w:szCs w:val="20"/>
-        </w:rPr>
-        <w:t>)</w:t>
-      </w:r>
-      <w:r>
-        <w:rPr>
-          <w:rFonts w:ascii="Times New Roman" w:hAnsi="Times New Roman" w:cs="Times New Roman"/>
-          <w:bCs/>
-          <w:sz w:val="20"/>
-          <w:szCs w:val="20"/>
-        </w:rPr>
-        <w:t>, Co-PI, $591,500</w:t>
-      </w:r>
-    </w:p>
-    <w:p>
-      <w:pPr>
-        <w:spacing w:after="120"/>
-        <w:contextualSpacing/>
-        <w:rPr>
-          <w:rFonts w:ascii="Times New Roman" w:hAnsi="Times New Roman" w:cs="Times New Roman"/>
-          <w:bCs/>
-          <w:sz w:val="20"/>
-          <w:szCs w:val="20"/>
-        </w:rPr>
-      </w:pPr>
-      <w:r>
-        <w:rPr>
-          <w:rFonts w:ascii="Times New Roman" w:hAnsi="Times New Roman" w:cs="Times New Roman"/>
-          <w:bCs/>
-          <w:sz w:val="20"/>
-          <w:szCs w:val="20"/>
-        </w:rPr>
-        <w:t>A-SYSRV: S</w:t>
-      </w:r>
-      <w:r>
-        <w:rPr>
-          <w:rFonts w:ascii="Times New Roman" w:hAnsi="Times New Roman" w:cs="Times New Roman"/>
-          <w:bCs/>
-          <w:sz w:val="20"/>
-          <w:szCs w:val="20"/>
-        </w:rPr>
-        <w:t>ystems</w:t>
-      </w:r>
-      <w:r>
-        <w:rPr>
-          <w:rFonts w:ascii="Times New Roman" w:hAnsi="Times New Roman" w:cs="Times New Roman"/>
-          <w:bCs/>
-          <w:sz w:val="20"/>
-          <w:szCs w:val="20"/>
-        </w:rPr>
-        <w:t xml:space="preserve"> B</w:t>
-      </w:r>
-      <w:r>
-        <w:rPr>
-          <w:rFonts w:ascii="Times New Roman" w:hAnsi="Times New Roman" w:cs="Times New Roman"/>
-          <w:bCs/>
-          <w:sz w:val="20"/>
-          <w:szCs w:val="20"/>
-        </w:rPr>
-        <w:t>iology</w:t>
-      </w:r>
-      <w:r>
-        <w:rPr>
-          <w:rFonts w:ascii="Times New Roman" w:hAnsi="Times New Roman" w:cs="Times New Roman"/>
-          <w:bCs/>
-          <w:sz w:val="20"/>
-          <w:szCs w:val="20"/>
-        </w:rPr>
-        <w:t xml:space="preserve"> R</w:t>
-      </w:r>
-      <w:r>
-        <w:rPr>
-          <w:rFonts w:ascii="Times New Roman" w:hAnsi="Times New Roman" w:cs="Times New Roman"/>
-          <w:bCs/>
-          <w:sz w:val="20"/>
-          <w:szCs w:val="20"/>
-        </w:rPr>
-        <w:t>everse</w:t>
-      </w:r>
-      <w:r>
-        <w:rPr>
-          <w:rFonts w:ascii="Times New Roman" w:hAnsi="Times New Roman" w:cs="Times New Roman"/>
-          <w:bCs/>
-          <w:sz w:val="20"/>
-          <w:szCs w:val="20"/>
-        </w:rPr>
-        <w:t xml:space="preserve"> V</w:t>
-      </w:r>
-      <w:r>
-        <w:rPr>
-          <w:rFonts w:ascii="Times New Roman" w:hAnsi="Times New Roman" w:cs="Times New Roman"/>
-          <w:bCs/>
-          <w:sz w:val="20"/>
-          <w:szCs w:val="20"/>
-        </w:rPr>
-        <w:t>accinology</w:t>
-      </w:r>
-      <w:r>
-        <w:rPr>
-          <w:rFonts w:ascii="Times New Roman" w:hAnsi="Times New Roman" w:cs="Times New Roman"/>
-          <w:bCs/>
-          <w:sz w:val="20"/>
-          <w:szCs w:val="20"/>
-        </w:rPr>
-        <w:t>, A</w:t>
-      </w:r>
-      <w:r>
-        <w:rPr>
-          <w:rFonts w:ascii="Times New Roman" w:hAnsi="Times New Roman" w:cs="Times New Roman"/>
-          <w:bCs/>
-          <w:sz w:val="20"/>
-          <w:szCs w:val="20"/>
-        </w:rPr>
-        <w:t>n</w:t>
-      </w:r>
-      <w:r>
-        <w:rPr>
-          <w:rFonts w:ascii="Times New Roman" w:hAnsi="Times New Roman" w:cs="Times New Roman"/>
-          <w:bCs/>
-          <w:sz w:val="20"/>
-          <w:szCs w:val="20"/>
-        </w:rPr>
-        <w:t xml:space="preserve"> </w:t>
-      </w:r>
-      <w:r>
-        <w:rPr>
-          <w:rFonts w:ascii="Times New Roman" w:hAnsi="Times New Roman" w:cs="Times New Roman"/>
-          <w:bCs/>
-          <w:sz w:val="20"/>
-          <w:szCs w:val="20"/>
-        </w:rPr>
-        <w:t>Integrated</w:t>
-      </w:r>
-      <w:r>
-        <w:rPr>
-          <w:rFonts w:ascii="Times New Roman" w:hAnsi="Times New Roman" w:cs="Times New Roman"/>
-          <w:bCs/>
-          <w:sz w:val="20"/>
-          <w:szCs w:val="20"/>
-        </w:rPr>
-        <w:t xml:space="preserve"> V</w:t>
-      </w:r>
-      <w:r>
-        <w:rPr>
-          <w:rFonts w:ascii="Times New Roman" w:hAnsi="Times New Roman" w:cs="Times New Roman"/>
-          <w:bCs/>
-          <w:sz w:val="20"/>
-          <w:szCs w:val="20"/>
-        </w:rPr>
-        <w:t>accine</w:t>
-      </w:r>
-      <w:r>
-        <w:rPr>
-          <w:rFonts w:ascii="Times New Roman" w:hAnsi="Times New Roman" w:cs="Times New Roman"/>
-          <w:bCs/>
-          <w:sz w:val="20"/>
-          <w:szCs w:val="20"/>
-        </w:rPr>
-        <w:t xml:space="preserve"> P</w:t>
-      </w:r>
-      <w:r>
-        <w:rPr>
-          <w:rFonts w:ascii="Times New Roman" w:hAnsi="Times New Roman" w:cs="Times New Roman"/>
-          <w:bCs/>
-          <w:sz w:val="20"/>
-          <w:szCs w:val="20"/>
-        </w:rPr>
-        <w:t>rediction</w:t>
-      </w:r>
-      <w:r>
-        <w:rPr>
-          <w:rFonts w:ascii="Times New Roman" w:hAnsi="Times New Roman" w:cs="Times New Roman"/>
-          <w:bCs/>
-          <w:sz w:val="20"/>
-          <w:szCs w:val="20"/>
-        </w:rPr>
-        <w:t xml:space="preserve"> T</w:t>
-      </w:r>
-      <w:r>
-        <w:rPr>
-          <w:rFonts w:ascii="Times New Roman" w:hAnsi="Times New Roman" w:cs="Times New Roman"/>
-          <w:bCs/>
-          <w:sz w:val="20"/>
-          <w:szCs w:val="20"/>
-        </w:rPr>
-        <w:t>ool</w:t>
-      </w:r>
-      <w:r>
-        <w:rPr>
-          <w:rFonts w:ascii="Times New Roman" w:hAnsi="Times New Roman" w:cs="Times New Roman"/>
-          <w:bCs/>
-          <w:sz w:val="20"/>
-          <w:szCs w:val="20"/>
-        </w:rPr>
-        <w:t xml:space="preserve"> </w:t>
-      </w:r>
-      <w:r>
-        <w:rPr>
-          <w:rFonts w:ascii="Times New Roman" w:hAnsi="Times New Roman" w:cs="Times New Roman"/>
-          <w:bCs/>
-          <w:sz w:val="20"/>
-          <w:szCs w:val="20"/>
-        </w:rPr>
-        <w:t>for</w:t>
-      </w:r>
-      <w:r>
-        <w:rPr>
-          <w:rFonts w:ascii="Times New Roman" w:hAnsi="Times New Roman" w:cs="Times New Roman"/>
-          <w:bCs/>
-          <w:sz w:val="20"/>
-          <w:szCs w:val="20"/>
-        </w:rPr>
-        <w:t xml:space="preserve"> A</w:t>
-      </w:r>
-      <w:r>
-        <w:rPr>
-          <w:rFonts w:ascii="Times New Roman" w:hAnsi="Times New Roman" w:cs="Times New Roman"/>
-          <w:bCs/>
-          <w:sz w:val="20"/>
-          <w:szCs w:val="20"/>
-        </w:rPr>
-        <w:t>quaculture</w:t>
-      </w:r>
-      <w:r>
-        <w:rPr>
-          <w:rFonts w:ascii="Times New Roman" w:hAnsi="Times New Roman" w:cs="Times New Roman"/>
-          <w:bCs/>
-          <w:sz w:val="20"/>
-          <w:szCs w:val="20"/>
-        </w:rPr>
-        <w:t xml:space="preserve"> P</w:t>
-      </w:r>
-      <w:r>
-        <w:rPr>
-          <w:rFonts w:ascii="Times New Roman" w:hAnsi="Times New Roman" w:cs="Times New Roman"/>
-          <w:bCs/>
-          <w:sz w:val="20"/>
-          <w:szCs w:val="20"/>
-        </w:rPr>
-        <w:t>athogens</w:t>
-      </w:r>
-      <w:bookmarkEnd w:id="0"/>
-    </w:p>
-    <w:p>
-      <w:pPr>
-        <w:spacing w:after="120"/>
-        <w:rPr>
-          <w:rFonts w:ascii="Times New Roman" w:hAnsi="Times New Roman" w:cs="Times New Roman"/>
-          <w:bCs/>
-          <w:sz w:val="20"/>
-          <w:szCs w:val="20"/>
-        </w:rPr>
-      </w:pPr>
-      <w:r>
-        <w:rPr>
-          <w:rFonts w:ascii="Times New Roman" w:hAnsi="Times New Roman" w:cs="Times New Roman"/>
-          <w:bCs/>
-          <w:sz w:val="20"/>
-          <w:szCs w:val="20"/>
-        </w:rPr>
-        <w:t>Contribution: Web application development</w:t>
-      </w:r>
-      <w:r>
-        <w:rPr>
-          <w:rFonts w:ascii="Times New Roman" w:hAnsi="Times New Roman" w:cs="Times New Roman"/>
-          <w:bCs/>
-          <w:sz w:val="20"/>
-          <w:szCs w:val="20"/>
-        </w:rPr>
-        <w:t xml:space="preserve"> </w:t>
-      </w:r>
-    </w:p>
-    <w:p>
-      <w:pPr>
-        <w:contextualSpacing/>
-        <w:jc w:val="both"/>
-        <w:rPr>
-          <w:rFonts w:ascii="Times New Roman" w:hAnsi="Times New Roman" w:cs="Times New Roman"/>
-          <w:bCs/>
-          <w:sz w:val="20"/>
-          <w:szCs w:val="20"/>
-        </w:rPr>
-      </w:pPr>
-      <w:r>
-        <w:rPr>
-          <w:rFonts w:ascii="Times New Roman" w:hAnsi="Times New Roman" w:cs="Times New Roman"/>
-          <w:b/>
-          <w:sz w:val="20"/>
-          <w:szCs w:val="20"/>
-        </w:rPr>
-        <w:t>USAID</w:t>
-      </w:r>
-      <w:r>
-        <w:rPr>
-          <w:rFonts w:ascii="Times New Roman" w:hAnsi="Times New Roman" w:cs="Times New Roman"/>
-          <w:b/>
-          <w:sz w:val="20"/>
-          <w:szCs w:val="20"/>
-        </w:rPr>
-        <w:t xml:space="preserve"> </w:t>
-      </w:r>
-      <w:r>
-        <w:rPr>
-          <w:rFonts w:ascii="Times New Roman" w:hAnsi="Times New Roman" w:cs="Times New Roman"/>
-          <w:bCs/>
-          <w:sz w:val="20"/>
-          <w:szCs w:val="20"/>
-        </w:rPr>
-        <w:t>(</w:t>
-      </w:r>
-      <w:r>
-        <w:rPr>
-          <w:rFonts w:ascii="Times New Roman" w:hAnsi="Times New Roman" w:cs="Times New Roman"/>
-          <w:bCs/>
-          <w:sz w:val="20"/>
-          <w:szCs w:val="20"/>
-        </w:rPr>
-        <w:t>Cancelled</w:t>
-      </w:r>
-      <w:r>
-        <w:rPr>
-          <w:rFonts w:ascii="Times New Roman" w:hAnsi="Times New Roman" w:cs="Times New Roman"/>
-          <w:bCs/>
-          <w:sz w:val="20"/>
-          <w:szCs w:val="20"/>
-        </w:rPr>
-        <w:t>)</w:t>
-      </w:r>
-      <w:r>
-        <w:rPr>
-          <w:rFonts w:ascii="Times New Roman" w:hAnsi="Times New Roman" w:cs="Times New Roman"/>
-          <w:bCs/>
-          <w:sz w:val="20"/>
-          <w:szCs w:val="20"/>
-        </w:rPr>
-        <w:t xml:space="preserve">, </w:t>
-      </w:r>
-      <w:r>
-        <w:rPr>
-          <w:rFonts w:ascii="Times New Roman" w:hAnsi="Times New Roman" w:cs="Times New Roman"/>
-          <w:bCs/>
-          <w:sz w:val="20"/>
-          <w:szCs w:val="20"/>
-        </w:rPr>
-        <w:t>Co-</w:t>
-      </w:r>
-      <w:r>
-        <w:rPr>
-          <w:rFonts w:ascii="Times New Roman" w:hAnsi="Times New Roman" w:cs="Times New Roman"/>
-          <w:bCs/>
-          <w:sz w:val="20"/>
-          <w:szCs w:val="20"/>
-        </w:rPr>
-        <w:t>PI, $</w:t>
-      </w:r>
-      <w:r>
-        <w:rPr>
-          <w:rFonts w:ascii="Times New Roman" w:hAnsi="Times New Roman" w:cs="Times New Roman"/>
-          <w:bCs/>
-          <w:sz w:val="20"/>
-          <w:szCs w:val="20"/>
-        </w:rPr>
-        <w:t>481,225</w:t>
-      </w:r>
-    </w:p>
-    <w:p>
-      <w:pPr>
-        <w:spacing w:after="120"/>
-        <w:contextualSpacing/>
-        <w:rPr>
-          <w:rFonts w:ascii="Times New Roman" w:hAnsi="Times New Roman" w:cs="Times New Roman"/>
-          <w:bCs/>
-          <w:sz w:val="20"/>
-          <w:szCs w:val="20"/>
-        </w:rPr>
-      </w:pPr>
-      <w:r>
-        <w:rPr>
-          <w:rFonts w:ascii="Times New Roman" w:hAnsi="Times New Roman" w:cs="Times New Roman"/>
-          <w:bCs/>
-          <w:sz w:val="20"/>
-          <w:szCs w:val="20"/>
-        </w:rPr>
-        <w:t>Digital Tools for Optimal Fish Feed Formulation in Nigeria</w:t>
-      </w:r>
-    </w:p>
-    <w:p>
-      <w:pPr>
-        <w:spacing w:after="120"/>
-        <w:rPr>
-          <w:rFonts w:ascii="Times New Roman" w:hAnsi="Times New Roman" w:cs="Times New Roman"/>
-          <w:bCs/>
-          <w:sz w:val="20"/>
-          <w:szCs w:val="20"/>
-        </w:rPr>
-      </w:pPr>
-      <w:r>
-        <w:rPr>
-          <w:rFonts w:ascii="Times New Roman" w:hAnsi="Times New Roman" w:cs="Times New Roman"/>
-          <w:bCs/>
-          <w:sz w:val="20"/>
-          <w:szCs w:val="20"/>
-        </w:rPr>
-        <w:t>Contribution: Mobile app development</w:t>
-      </w:r>
-      <w:r>
-        <w:rPr>
-          <w:rFonts w:ascii="Times New Roman" w:hAnsi="Times New Roman" w:cs="Times New Roman"/>
-          <w:bCs/>
-          <w:sz w:val="20"/>
-          <w:szCs w:val="20"/>
-        </w:rPr>
-        <w:t xml:space="preserve"> </w:t>
-      </w:r>
-    </w:p>
-    <w:p>
-      <w:pPr>
-        <w:contextualSpacing/>
-        <w:jc w:val="both"/>
-        <w:rPr>
-          <w:rFonts w:ascii="Times New Roman" w:hAnsi="Times New Roman" w:cs="Times New Roman"/>
-          <w:bCs/>
-          <w:sz w:val="20"/>
-          <w:szCs w:val="20"/>
-        </w:rPr>
-      </w:pPr>
-      <w:r>
-        <w:rPr>
-          <w:rFonts w:ascii="Times New Roman" w:hAnsi="Times New Roman" w:cs="Times New Roman"/>
-          <w:b/>
-          <w:sz w:val="20"/>
-          <w:szCs w:val="20"/>
-        </w:rPr>
-        <w:t xml:space="preserve">ND </w:t>
-      </w:r>
-      <w:proofErr w:type="spellStart"/>
-      <w:r>
-        <w:rPr>
-          <w:rFonts w:ascii="Times New Roman" w:hAnsi="Times New Roman" w:cs="Times New Roman"/>
-          <w:b/>
-          <w:sz w:val="20"/>
-          <w:szCs w:val="20"/>
-        </w:rPr>
-        <w:t>EPSCoR</w:t>
-      </w:r>
-      <w:proofErr w:type="spellEnd"/>
-      <w:r>
-        <w:rPr>
-          <w:rFonts w:ascii="Times New Roman" w:hAnsi="Times New Roman" w:cs="Times New Roman"/>
-          <w:b/>
-          <w:sz w:val="20"/>
-          <w:szCs w:val="20"/>
-        </w:rPr>
-        <w:t xml:space="preserve"> </w:t>
-      </w:r>
-      <w:r>
-        <w:rPr>
-          <w:rFonts w:ascii="Times New Roman" w:hAnsi="Times New Roman" w:cs="Times New Roman"/>
-          <w:bCs/>
-          <w:sz w:val="20"/>
-          <w:szCs w:val="20"/>
-        </w:rPr>
-        <w:t>(</w:t>
-      </w:r>
-      <w:r>
-        <w:rPr>
-          <w:rFonts w:ascii="Times New Roman" w:hAnsi="Times New Roman" w:cs="Times New Roman"/>
-          <w:bCs/>
-          <w:sz w:val="20"/>
-          <w:szCs w:val="20"/>
-        </w:rPr>
-        <w:t xml:space="preserve">Oct </w:t>
-      </w:r>
-      <w:r>
-        <w:rPr>
-          <w:rFonts w:ascii="Times New Roman" w:hAnsi="Times New Roman" w:cs="Times New Roman"/>
-          <w:bCs/>
-          <w:sz w:val="20"/>
-          <w:szCs w:val="20"/>
-        </w:rPr>
-        <w:t xml:space="preserve">2022 – </w:t>
-      </w:r>
-      <w:r>
-        <w:rPr>
-          <w:rFonts w:ascii="Times New Roman" w:hAnsi="Times New Roman" w:cs="Times New Roman"/>
-          <w:bCs/>
-          <w:sz w:val="20"/>
-          <w:szCs w:val="20"/>
-        </w:rPr>
-        <w:t xml:space="preserve">Jun </w:t>
-      </w:r>
-      <w:r>
-        <w:rPr>
-          <w:rFonts w:ascii="Times New Roman" w:hAnsi="Times New Roman" w:cs="Times New Roman"/>
-          <w:bCs/>
-          <w:sz w:val="20"/>
-          <w:szCs w:val="20"/>
-        </w:rPr>
-        <w:t>2024</w:t>
-      </w:r>
-      <w:r>
-        <w:rPr>
-          <w:rFonts w:ascii="Times New Roman" w:hAnsi="Times New Roman" w:cs="Times New Roman"/>
-          <w:bCs/>
-          <w:sz w:val="20"/>
-          <w:szCs w:val="20"/>
-        </w:rPr>
-        <w:t>)</w:t>
-      </w:r>
-      <w:r>
-        <w:rPr>
-          <w:rFonts w:ascii="Times New Roman" w:hAnsi="Times New Roman" w:cs="Times New Roman"/>
-          <w:bCs/>
-          <w:sz w:val="20"/>
-          <w:szCs w:val="20"/>
-        </w:rPr>
-        <w:t>, PI, $20,000</w:t>
-      </w:r>
-    </w:p>
-    <w:p>
-      <w:pPr>
-        <w:spacing w:after="60"/>
-        <w:contextualSpacing/>
-        <w:rPr>
-          <w:rFonts w:ascii="Bell MT" w:hAnsi="Bell MT" w:cs="Times New Roman"/>
-          <w:b/>
-          <w:sz w:val="24"/>
-          <w:szCs w:val="24"/>
-          <w:u w:val="single"/>
-        </w:rPr>
-      </w:pPr>
-      <w:r>
-        <w:rPr>
-          <w:rFonts w:ascii="Times New Roman" w:hAnsi="Times New Roman" w:cs="Times New Roman"/>
-          <w:bCs/>
-          <w:sz w:val="20"/>
-          <w:szCs w:val="20"/>
-        </w:rPr>
-        <w:t>Unit Test Recommendation and Reuse</w:t>
-      </w:r>
-    </w:p>
-    <w:p>
-      <w:pPr>
-        <w:spacing w:after="0"/>
-        <w:contextualSpacing/>
-        <w:rPr>
-          <w:rFonts w:ascii="Bell MT" w:hAnsi="Bell MT" w:cs="Times New Roman"/>
-          <w:b/>
-          <w:sz w:val="24"/>
-          <w:szCs w:val="24"/>
-          <w:u w:val="single"/>
-        </w:rPr>
-      </w:pPr>
-      <w:r>
-        <w:rPr>
-          <w:rFonts w:ascii="Bell MT" w:hAnsi="Bell MT" w:cs="Times New Roman"/>
-          <w:b/>
-          <w:color w:val="0070C0"/>
-          <w:sz w:val="24"/>
-          <w:szCs w:val="24"/>
-          <w:u w:val="single"/>
-        </w:rPr>
-        <w:lastRenderedPageBreak/>
-        <w:t>Publication</w:t>
-      </w:r>
-      <w:r>
-        <w:rPr>
-          <w:rFonts w:ascii="Bell MT" w:hAnsi="Bell MT" w:cs="Times New Roman"/>
-          <w:b/>
-          <w:color w:val="0070C0"/>
-          <w:sz w:val="24"/>
-          <w:szCs w:val="24"/>
-          <w:u w:val="single"/>
         </w:rPr>
         <w:t>s</w:t>
       </w:r>
@@ -6802,6 +6789,1057 @@
     <w:p>
       <w:pPr>
         <w:spacing w:after="60"/>
+        <w:contextualSpacing/>
+        <w:rPr>
+          <w:rFonts w:ascii="Bell MT" w:hAnsi="Bell MT" w:cs="Times New Roman"/>
+          <w:b/>
+          <w:sz w:val="24"/>
+          <w:szCs w:val="24"/>
+        </w:rPr>
+      </w:pPr>
+      <w:r>
+        <w:rPr>
+          <w:rFonts w:ascii="Bell MT" w:hAnsi="Bell MT" w:cs="Times New Roman"/>
+          <w:b/>
+          <w:color w:val="0070C0"/>
+          <w:sz w:val="24"/>
+          <w:szCs w:val="24"/>
+        </w:rPr>
+        <w:t xml:space="preserve">Student </w:t>
+      </w:r>
+      <w:r>
+        <w:rPr>
+          <w:rFonts w:ascii="Bell MT" w:hAnsi="Bell MT" w:cs="Times New Roman"/>
+          <w:b/>
+          <w:color w:val="0070C0"/>
+          <w:sz w:val="24"/>
+          <w:szCs w:val="24"/>
+        </w:rPr>
+        <w:t>S</w:t>
+      </w:r>
+      <w:r>
+        <w:rPr>
+          <w:rFonts w:ascii="Bell MT" w:hAnsi="Bell MT" w:cs="Times New Roman"/>
+          <w:b/>
+          <w:color w:val="0070C0"/>
+          <w:sz w:val="24"/>
+          <w:szCs w:val="24"/>
+        </w:rPr>
+        <w:t>upervision</w:t>
+      </w:r>
+      <w:r>
+        <w:rPr>
+          <w:rFonts w:ascii="Bell MT" w:hAnsi="Bell MT" w:cs="Times New Roman"/>
+          <w:b/>
+          <w:color w:val="0070C0"/>
+          <w:sz w:val="24"/>
+          <w:szCs w:val="24"/>
+        </w:rPr>
+        <w:t xml:space="preserve"> and Mentoring</w:t>
+      </w:r>
+    </w:p>
+    <w:p>
+      <w:pPr>
+        <w:spacing w:after="0"/>
+        <w:contextualSpacing/>
+        <w:rPr>
+          <w:rFonts w:ascii="Times New Roman" w:hAnsi="Times New Roman" w:cs="Times New Roman"/>
+          <w:b/>
+          <w:bCs/>
+          <w:sz w:val="20"/>
+          <w:szCs w:val="20"/>
+        </w:rPr>
+      </w:pPr>
+      <w:r>
+        <w:rPr>
+          <w:rFonts w:ascii="Times New Roman" w:hAnsi="Times New Roman" w:cs="Times New Roman"/>
+          <w:b/>
+          <w:bCs/>
+          <w:sz w:val="20"/>
+          <w:szCs w:val="20"/>
+        </w:rPr>
+        <w:t>Ph.D.</w:t>
+      </w:r>
+      <w:r>
+        <w:rPr>
+          <w:rFonts w:ascii="Times New Roman" w:hAnsi="Times New Roman" w:cs="Times New Roman"/>
+          <w:b/>
+          <w:bCs/>
+          <w:sz w:val="20"/>
+          <w:szCs w:val="20"/>
+        </w:rPr>
+        <w:t xml:space="preserve"> Students Advised</w:t>
+      </w:r>
+    </w:p>
+    <w:p>
+      <w:pPr>
+        <w:pStyle w:val="ListParagraph"/>
+        <w:numPr>
+          <w:ilvl w:val="0"/>
+          <w:numId w:val="13"/>
+        </w:numPr>
+        <w:spacing w:after="120"/>
+        <w:rPr>
+          <w:rFonts w:ascii="Times New Roman" w:hAnsi="Times New Roman" w:cs="Times New Roman"/>
+          <w:sz w:val="20"/>
+          <w:szCs w:val="20"/>
+        </w:rPr>
+      </w:pPr>
+      <w:r>
+        <w:rPr>
+          <w:rFonts w:ascii="Times New Roman" w:hAnsi="Times New Roman" w:cs="Times New Roman"/>
+          <w:b/>
+          <w:bCs/>
+          <w:sz w:val="20"/>
+          <w:szCs w:val="20"/>
+        </w:rPr>
+        <w:t xml:space="preserve">Frank </w:t>
+      </w:r>
+      <w:proofErr w:type="spellStart"/>
+      <w:r>
+        <w:rPr>
+          <w:rFonts w:ascii="Times New Roman" w:hAnsi="Times New Roman" w:cs="Times New Roman"/>
+          <w:b/>
+          <w:bCs/>
+          <w:sz w:val="20"/>
+          <w:szCs w:val="20"/>
+        </w:rPr>
+        <w:t>Kendermah</w:t>
+      </w:r>
+      <w:proofErr w:type="spellEnd"/>
+      <w:r>
+        <w:rPr>
+          <w:rFonts w:ascii="Times New Roman" w:hAnsi="Times New Roman" w:cs="Times New Roman"/>
+          <w:sz w:val="20"/>
+          <w:szCs w:val="20"/>
+        </w:rPr>
+        <w:t xml:space="preserve">, North Dakota State University (Jan 2026 - </w:t>
+      </w:r>
+      <w:r>
+        <w:rPr>
+          <w:rFonts w:ascii="Times New Roman" w:hAnsi="Times New Roman" w:cs="Times New Roman"/>
+          <w:sz w:val="20"/>
+          <w:szCs w:val="20"/>
+        </w:rPr>
+        <w:t>Present</w:t>
+      </w:r>
+      <w:r>
+        <w:rPr>
+          <w:rFonts w:ascii="Times New Roman" w:hAnsi="Times New Roman" w:cs="Times New Roman"/>
+          <w:sz w:val="20"/>
+          <w:szCs w:val="20"/>
+        </w:rPr>
+        <w:t>)</w:t>
+      </w:r>
+    </w:p>
+    <w:p>
+      <w:pPr>
+        <w:pStyle w:val="ListParagraph"/>
+        <w:numPr>
+          <w:ilvl w:val="0"/>
+          <w:numId w:val="13"/>
+        </w:numPr>
+        <w:spacing w:after="120"/>
+        <w:rPr>
+          <w:rFonts w:ascii="Times New Roman" w:hAnsi="Times New Roman" w:cs="Times New Roman"/>
+          <w:sz w:val="20"/>
+          <w:szCs w:val="20"/>
+        </w:rPr>
+      </w:pPr>
+      <w:r>
+        <w:rPr>
+          <w:rFonts w:ascii="Times New Roman" w:hAnsi="Times New Roman" w:cs="Times New Roman"/>
+          <w:b/>
+          <w:bCs/>
+          <w:sz w:val="20"/>
+          <w:szCs w:val="20"/>
+        </w:rPr>
+        <w:t>Rupinder Kaur</w:t>
+      </w:r>
+      <w:r>
+        <w:rPr>
+          <w:rFonts w:ascii="Times New Roman" w:hAnsi="Times New Roman" w:cs="Times New Roman"/>
+          <w:sz w:val="20"/>
+          <w:szCs w:val="20"/>
+        </w:rPr>
+        <w:t>, North Dakota State University (March 2024 – June 2025)</w:t>
+      </w:r>
+    </w:p>
+    <w:p>
+      <w:pPr>
+        <w:pStyle w:val="ListParagraph"/>
+        <w:numPr>
+          <w:ilvl w:val="0"/>
+          <w:numId w:val="13"/>
+        </w:numPr>
+        <w:spacing w:after="120"/>
+        <w:rPr>
+          <w:rFonts w:ascii="Times New Roman" w:hAnsi="Times New Roman" w:cs="Times New Roman"/>
+          <w:sz w:val="20"/>
+          <w:szCs w:val="20"/>
+        </w:rPr>
+      </w:pPr>
+      <w:r>
+        <w:rPr>
+          <w:rFonts w:ascii="Times New Roman" w:hAnsi="Times New Roman" w:cs="Times New Roman"/>
+          <w:b/>
+          <w:bCs/>
+          <w:sz w:val="20"/>
+          <w:szCs w:val="20"/>
+        </w:rPr>
+        <w:t xml:space="preserve">Amjad </w:t>
+      </w:r>
+      <w:proofErr w:type="spellStart"/>
+      <w:r>
+        <w:rPr>
+          <w:rFonts w:ascii="Times New Roman" w:hAnsi="Times New Roman" w:cs="Times New Roman"/>
+          <w:b/>
+          <w:bCs/>
+          <w:sz w:val="20"/>
+          <w:szCs w:val="20"/>
+        </w:rPr>
+        <w:t>Allobadi</w:t>
+      </w:r>
+      <w:proofErr w:type="spellEnd"/>
+      <w:r>
+        <w:rPr>
+          <w:rFonts w:ascii="Times New Roman" w:hAnsi="Times New Roman" w:cs="Times New Roman"/>
+          <w:sz w:val="20"/>
+          <w:szCs w:val="20"/>
+        </w:rPr>
+        <w:t>, North Dakota State University (Aug 2022 – Dec 2023)</w:t>
+      </w:r>
+    </w:p>
+    <w:p>
+      <w:pPr>
+        <w:spacing w:after="0"/>
+        <w:contextualSpacing/>
+        <w:rPr>
+          <w:rFonts w:ascii="Times New Roman" w:hAnsi="Times New Roman" w:cs="Times New Roman"/>
+          <w:b/>
+          <w:bCs/>
+          <w:sz w:val="20"/>
+          <w:szCs w:val="20"/>
+        </w:rPr>
+      </w:pPr>
+      <w:r>
+        <w:rPr>
+          <w:rFonts w:ascii="Times New Roman" w:hAnsi="Times New Roman" w:cs="Times New Roman"/>
+          <w:b/>
+          <w:bCs/>
+          <w:sz w:val="20"/>
+          <w:szCs w:val="20"/>
+        </w:rPr>
+        <w:t>Ph.D.</w:t>
+      </w:r>
+      <w:r>
+        <w:rPr>
+          <w:rFonts w:ascii="Times New Roman" w:hAnsi="Times New Roman" w:cs="Times New Roman"/>
+          <w:b/>
+          <w:bCs/>
+          <w:sz w:val="20"/>
+          <w:szCs w:val="20"/>
+        </w:rPr>
+        <w:t xml:space="preserve"> Students Mentored</w:t>
+      </w:r>
+    </w:p>
+    <w:p>
+      <w:pPr>
+        <w:pStyle w:val="ListParagraph"/>
+        <w:numPr>
+          <w:ilvl w:val="0"/>
+          <w:numId w:val="14"/>
+        </w:numPr>
+        <w:spacing w:after="120"/>
+        <w:rPr>
+          <w:rFonts w:ascii="Times New Roman" w:hAnsi="Times New Roman" w:cs="Times New Roman"/>
+          <w:sz w:val="20"/>
+          <w:szCs w:val="20"/>
+        </w:rPr>
+      </w:pPr>
+      <w:proofErr w:type="spellStart"/>
+      <w:r>
+        <w:rPr>
+          <w:rFonts w:ascii="Times New Roman" w:hAnsi="Times New Roman" w:cs="Times New Roman"/>
+          <w:b/>
+          <w:bCs/>
+          <w:sz w:val="20"/>
+          <w:szCs w:val="20"/>
+        </w:rPr>
+        <w:t>Mohayeminul</w:t>
+      </w:r>
+      <w:proofErr w:type="spellEnd"/>
+      <w:r>
+        <w:rPr>
+          <w:rFonts w:ascii="Times New Roman" w:hAnsi="Times New Roman" w:cs="Times New Roman"/>
+          <w:b/>
+          <w:bCs/>
+          <w:sz w:val="20"/>
+          <w:szCs w:val="20"/>
+        </w:rPr>
+        <w:t xml:space="preserve"> Islam</w:t>
+      </w:r>
+      <w:r>
+        <w:rPr>
+          <w:rFonts w:ascii="Times New Roman" w:hAnsi="Times New Roman" w:cs="Times New Roman"/>
+          <w:sz w:val="20"/>
+          <w:szCs w:val="20"/>
+        </w:rPr>
+        <w:t>, University of Alberta (Oct 2021 – Aug 2025)</w:t>
+      </w:r>
+    </w:p>
+    <w:p>
+      <w:pPr>
+        <w:spacing w:after="0"/>
+        <w:contextualSpacing/>
+        <w:rPr>
+          <w:rFonts w:ascii="Times New Roman" w:hAnsi="Times New Roman" w:cs="Times New Roman"/>
+          <w:sz w:val="20"/>
+          <w:szCs w:val="20"/>
+        </w:rPr>
+      </w:pPr>
+      <w:r>
+        <w:rPr>
+          <w:rFonts w:ascii="Times New Roman" w:hAnsi="Times New Roman" w:cs="Times New Roman"/>
+          <w:b/>
+          <w:bCs/>
+          <w:sz w:val="20"/>
+          <w:szCs w:val="20"/>
+        </w:rPr>
+        <w:t>Master's</w:t>
+      </w:r>
+      <w:r>
+        <w:rPr>
+          <w:rFonts w:ascii="Times New Roman" w:hAnsi="Times New Roman" w:cs="Times New Roman"/>
+          <w:b/>
+          <w:bCs/>
+          <w:sz w:val="20"/>
+          <w:szCs w:val="20"/>
+        </w:rPr>
+        <w:t xml:space="preserve"> Students Advised</w:t>
+      </w:r>
+      <w:r>
+        <w:rPr>
+          <w:rFonts w:ascii="Times New Roman" w:hAnsi="Times New Roman" w:cs="Times New Roman"/>
+          <w:sz w:val="20"/>
+          <w:szCs w:val="20"/>
+        </w:rPr>
+        <w:tab/>
+      </w:r>
+    </w:p>
+    <w:p>
+      <w:pPr>
+        <w:pStyle w:val="ListParagraph"/>
+        <w:numPr>
+          <w:ilvl w:val="0"/>
+          <w:numId w:val="14"/>
+        </w:numPr>
+        <w:spacing w:after="0"/>
+        <w:rPr>
+          <w:rFonts w:ascii="Times New Roman" w:hAnsi="Times New Roman" w:cs="Times New Roman"/>
+          <w:b/>
+          <w:bCs/>
+          <w:sz w:val="20"/>
+          <w:szCs w:val="20"/>
+        </w:rPr>
+      </w:pPr>
+      <w:r>
+        <w:rPr>
+          <w:rFonts w:ascii="Times New Roman" w:hAnsi="Times New Roman" w:cs="Times New Roman"/>
+          <w:b/>
+          <w:bCs/>
+          <w:sz w:val="20"/>
+          <w:szCs w:val="20"/>
+        </w:rPr>
+        <w:t xml:space="preserve">Chloe </w:t>
+      </w:r>
+      <w:proofErr w:type="spellStart"/>
+      <w:r>
+        <w:rPr>
+          <w:rFonts w:ascii="Times New Roman" w:hAnsi="Times New Roman" w:cs="Times New Roman"/>
+          <w:b/>
+          <w:bCs/>
+          <w:sz w:val="20"/>
+          <w:szCs w:val="20"/>
+        </w:rPr>
+        <w:t>Chinault</w:t>
+      </w:r>
+      <w:proofErr w:type="spellEnd"/>
+      <w:r>
+        <w:rPr>
+          <w:rFonts w:ascii="Times New Roman" w:hAnsi="Times New Roman" w:cs="Times New Roman"/>
+          <w:b/>
+          <w:bCs/>
+          <w:sz w:val="20"/>
+          <w:szCs w:val="20"/>
+        </w:rPr>
+        <w:t xml:space="preserve">, </w:t>
+      </w:r>
+      <w:r>
+        <w:rPr>
+          <w:rFonts w:ascii="Times New Roman" w:hAnsi="Times New Roman" w:cs="Times New Roman"/>
+          <w:sz w:val="20"/>
+          <w:szCs w:val="20"/>
+        </w:rPr>
+        <w:t>North Dakota State University (</w:t>
+      </w:r>
+      <w:r>
+        <w:rPr>
+          <w:rFonts w:ascii="Times New Roman" w:hAnsi="Times New Roman" w:cs="Times New Roman"/>
+          <w:sz w:val="20"/>
+          <w:szCs w:val="20"/>
+        </w:rPr>
+        <w:t>Sep</w:t>
+      </w:r>
+      <w:r>
+        <w:rPr>
+          <w:rFonts w:ascii="Times New Roman" w:hAnsi="Times New Roman" w:cs="Times New Roman"/>
+          <w:sz w:val="20"/>
+          <w:szCs w:val="20"/>
+        </w:rPr>
+        <w:t xml:space="preserve"> 2025 - </w:t>
+      </w:r>
+      <w:r>
+        <w:rPr>
+          <w:rFonts w:ascii="Times New Roman" w:hAnsi="Times New Roman" w:cs="Times New Roman"/>
+          <w:sz w:val="20"/>
+          <w:szCs w:val="20"/>
+        </w:rPr>
+        <w:t>Present</w:t>
+      </w:r>
+      <w:r>
+        <w:rPr>
+          <w:rFonts w:ascii="Times New Roman" w:hAnsi="Times New Roman" w:cs="Times New Roman"/>
+          <w:sz w:val="20"/>
+          <w:szCs w:val="20"/>
+        </w:rPr>
+        <w:t>)</w:t>
+      </w:r>
+    </w:p>
+    <w:p>
+      <w:pPr>
+        <w:pStyle w:val="ListParagraph"/>
+        <w:numPr>
+          <w:ilvl w:val="0"/>
+          <w:numId w:val="14"/>
+        </w:numPr>
+        <w:spacing w:after="0"/>
+        <w:rPr>
+          <w:rFonts w:ascii="Times New Roman" w:hAnsi="Times New Roman" w:cs="Times New Roman"/>
+          <w:b/>
+          <w:bCs/>
+          <w:sz w:val="20"/>
+          <w:szCs w:val="20"/>
+        </w:rPr>
+      </w:pPr>
+      <w:r>
+        <w:rPr>
+          <w:rFonts w:ascii="Times New Roman" w:hAnsi="Times New Roman" w:cs="Times New Roman"/>
+          <w:b/>
+          <w:bCs/>
+          <w:sz w:val="20"/>
+          <w:szCs w:val="20"/>
+        </w:rPr>
+        <w:t xml:space="preserve">Aayush </w:t>
+      </w:r>
+      <w:proofErr w:type="spellStart"/>
+      <w:r>
+        <w:rPr>
+          <w:rFonts w:ascii="Times New Roman" w:hAnsi="Times New Roman" w:cs="Times New Roman"/>
+          <w:b/>
+          <w:bCs/>
+          <w:sz w:val="20"/>
+          <w:szCs w:val="20"/>
+        </w:rPr>
+        <w:t>Lamsal</w:t>
+      </w:r>
+      <w:proofErr w:type="spellEnd"/>
+      <w:r>
+        <w:rPr>
+          <w:rFonts w:ascii="Times New Roman" w:hAnsi="Times New Roman" w:cs="Times New Roman"/>
+          <w:sz w:val="20"/>
+          <w:szCs w:val="20"/>
+        </w:rPr>
+        <w:t>, North Dakota State University (</w:t>
+      </w:r>
+      <w:r>
+        <w:rPr>
+          <w:rFonts w:ascii="Times New Roman" w:hAnsi="Times New Roman" w:cs="Times New Roman"/>
+          <w:sz w:val="20"/>
+          <w:szCs w:val="20"/>
+        </w:rPr>
+        <w:t>Feb</w:t>
+      </w:r>
+      <w:r>
+        <w:rPr>
+          <w:rFonts w:ascii="Times New Roman" w:hAnsi="Times New Roman" w:cs="Times New Roman"/>
+          <w:sz w:val="20"/>
+          <w:szCs w:val="20"/>
+        </w:rPr>
+        <w:t xml:space="preserve"> 202</w:t>
+      </w:r>
+      <w:r>
+        <w:rPr>
+          <w:rFonts w:ascii="Times New Roman" w:hAnsi="Times New Roman" w:cs="Times New Roman"/>
+          <w:sz w:val="20"/>
+          <w:szCs w:val="20"/>
+        </w:rPr>
+        <w:t>5</w:t>
+      </w:r>
+      <w:r>
+        <w:rPr>
+          <w:rFonts w:ascii="Times New Roman" w:hAnsi="Times New Roman" w:cs="Times New Roman"/>
+          <w:sz w:val="20"/>
+          <w:szCs w:val="20"/>
+        </w:rPr>
+        <w:t xml:space="preserve"> - </w:t>
+      </w:r>
+      <w:r>
+        <w:rPr>
+          <w:rFonts w:ascii="Times New Roman" w:hAnsi="Times New Roman" w:cs="Times New Roman"/>
+          <w:sz w:val="20"/>
+          <w:szCs w:val="20"/>
+        </w:rPr>
+        <w:t>Present</w:t>
+      </w:r>
+      <w:r>
+        <w:rPr>
+          <w:rFonts w:ascii="Times New Roman" w:hAnsi="Times New Roman" w:cs="Times New Roman"/>
+          <w:sz w:val="20"/>
+          <w:szCs w:val="20"/>
+        </w:rPr>
+        <w:t>)</w:t>
+      </w:r>
+    </w:p>
+    <w:p>
+      <w:pPr>
+        <w:pStyle w:val="ListParagraph"/>
+        <w:numPr>
+          <w:ilvl w:val="0"/>
+          <w:numId w:val="14"/>
+        </w:numPr>
+        <w:spacing w:after="0"/>
+        <w:rPr>
+          <w:rFonts w:ascii="Times New Roman" w:hAnsi="Times New Roman" w:cs="Times New Roman"/>
+          <w:b/>
+          <w:bCs/>
+          <w:sz w:val="20"/>
+          <w:szCs w:val="20"/>
+        </w:rPr>
+      </w:pPr>
+      <w:r>
+        <w:rPr>
+          <w:rFonts w:ascii="Times New Roman" w:hAnsi="Times New Roman" w:cs="Times New Roman"/>
+          <w:b/>
+          <w:bCs/>
+          <w:sz w:val="20"/>
+          <w:szCs w:val="20"/>
+        </w:rPr>
+        <w:t>Suraj Pokhrel</w:t>
+      </w:r>
+      <w:r>
+        <w:rPr>
+          <w:rFonts w:ascii="Times New Roman" w:hAnsi="Times New Roman" w:cs="Times New Roman"/>
+          <w:sz w:val="20"/>
+          <w:szCs w:val="20"/>
+        </w:rPr>
+        <w:t xml:space="preserve">, North Dakota State University (Aug 2024 </w:t>
+      </w:r>
+      <w:r>
+        <w:rPr>
+          <w:rFonts w:ascii="Times New Roman" w:hAnsi="Times New Roman" w:cs="Times New Roman"/>
+          <w:sz w:val="20"/>
+          <w:szCs w:val="20"/>
+        </w:rPr>
+        <w:t>–</w:t>
+      </w:r>
+      <w:r>
+        <w:rPr>
+          <w:rFonts w:ascii="Times New Roman" w:hAnsi="Times New Roman" w:cs="Times New Roman"/>
+          <w:sz w:val="20"/>
+          <w:szCs w:val="20"/>
+        </w:rPr>
+        <w:t xml:space="preserve"> </w:t>
+      </w:r>
+      <w:r>
+        <w:rPr>
+          <w:rFonts w:ascii="Times New Roman" w:hAnsi="Times New Roman" w:cs="Times New Roman"/>
+          <w:sz w:val="20"/>
+          <w:szCs w:val="20"/>
+        </w:rPr>
+        <w:t>Dec 2025</w:t>
+      </w:r>
+      <w:r>
+        <w:rPr>
+          <w:rFonts w:ascii="Times New Roman" w:hAnsi="Times New Roman" w:cs="Times New Roman"/>
+          <w:sz w:val="20"/>
+          <w:szCs w:val="20"/>
+        </w:rPr>
+        <w:t>)</w:t>
+      </w:r>
+    </w:p>
+    <w:p>
+      <w:pPr>
+        <w:pStyle w:val="ListParagraph"/>
+        <w:numPr>
+          <w:ilvl w:val="0"/>
+          <w:numId w:val="14"/>
+        </w:numPr>
+        <w:spacing w:after="0"/>
+        <w:rPr>
+          <w:rFonts w:ascii="Times New Roman" w:hAnsi="Times New Roman" w:cs="Times New Roman"/>
+          <w:b/>
+          <w:bCs/>
+          <w:sz w:val="20"/>
+          <w:szCs w:val="20"/>
+        </w:rPr>
+      </w:pPr>
+      <w:r>
+        <w:rPr>
+          <w:rFonts w:ascii="Times New Roman" w:hAnsi="Times New Roman" w:cs="Times New Roman"/>
+          <w:b/>
+          <w:bCs/>
+          <w:sz w:val="20"/>
+          <w:szCs w:val="20"/>
+        </w:rPr>
+        <w:t>David Owuor</w:t>
+      </w:r>
+      <w:r>
+        <w:rPr>
+          <w:rFonts w:ascii="Times New Roman" w:hAnsi="Times New Roman" w:cs="Times New Roman"/>
+          <w:sz w:val="20"/>
+          <w:szCs w:val="20"/>
+        </w:rPr>
+        <w:t xml:space="preserve">, North Dakota State University (May 2024 </w:t>
+      </w:r>
+      <w:r>
+        <w:rPr>
+          <w:rFonts w:ascii="Times New Roman" w:hAnsi="Times New Roman" w:cs="Times New Roman"/>
+          <w:sz w:val="20"/>
+          <w:szCs w:val="20"/>
+        </w:rPr>
+        <w:t>–</w:t>
+      </w:r>
+      <w:r>
+        <w:rPr>
+          <w:rFonts w:ascii="Times New Roman" w:hAnsi="Times New Roman" w:cs="Times New Roman"/>
+          <w:sz w:val="20"/>
+          <w:szCs w:val="20"/>
+        </w:rPr>
+        <w:t xml:space="preserve"> </w:t>
+      </w:r>
+      <w:r>
+        <w:rPr>
+          <w:rFonts w:ascii="Times New Roman" w:hAnsi="Times New Roman" w:cs="Times New Roman"/>
+          <w:sz w:val="20"/>
+          <w:szCs w:val="20"/>
+        </w:rPr>
+        <w:t>Dec 2025</w:t>
+      </w:r>
+      <w:r>
+        <w:rPr>
+          <w:rFonts w:ascii="Times New Roman" w:hAnsi="Times New Roman" w:cs="Times New Roman"/>
+          <w:sz w:val="20"/>
+          <w:szCs w:val="20"/>
+        </w:rPr>
+        <w:t>)</w:t>
+      </w:r>
+    </w:p>
+    <w:p>
+      <w:pPr>
+        <w:pStyle w:val="ListParagraph"/>
+        <w:numPr>
+          <w:ilvl w:val="0"/>
+          <w:numId w:val="14"/>
+        </w:numPr>
+        <w:spacing w:after="0"/>
+        <w:rPr>
+          <w:rFonts w:ascii="Times New Roman" w:hAnsi="Times New Roman" w:cs="Times New Roman"/>
+          <w:sz w:val="20"/>
+          <w:szCs w:val="20"/>
+        </w:rPr>
+      </w:pPr>
+      <w:r>
+        <w:rPr>
+          <w:rFonts w:ascii="Times New Roman" w:hAnsi="Times New Roman" w:cs="Times New Roman"/>
+          <w:b/>
+          <w:bCs/>
+          <w:sz w:val="20"/>
+          <w:szCs w:val="20"/>
+        </w:rPr>
+        <w:t xml:space="preserve">Frank </w:t>
+      </w:r>
+      <w:proofErr w:type="spellStart"/>
+      <w:r>
+        <w:rPr>
+          <w:rFonts w:ascii="Times New Roman" w:hAnsi="Times New Roman" w:cs="Times New Roman"/>
+          <w:b/>
+          <w:bCs/>
+          <w:sz w:val="20"/>
+          <w:szCs w:val="20"/>
+        </w:rPr>
+        <w:t>Kendermah</w:t>
+      </w:r>
+      <w:proofErr w:type="spellEnd"/>
+      <w:r>
+        <w:rPr>
+          <w:rFonts w:ascii="Times New Roman" w:hAnsi="Times New Roman" w:cs="Times New Roman"/>
+          <w:sz w:val="20"/>
+          <w:szCs w:val="20"/>
+        </w:rPr>
+        <w:t>, North Dakota State University (</w:t>
+      </w:r>
+      <w:r>
+        <w:rPr>
+          <w:rFonts w:ascii="Times New Roman" w:hAnsi="Times New Roman" w:cs="Times New Roman"/>
+          <w:sz w:val="20"/>
+          <w:szCs w:val="20"/>
+        </w:rPr>
+        <w:t xml:space="preserve">Feb 2024 </w:t>
+      </w:r>
+      <w:r>
+        <w:rPr>
+          <w:rFonts w:ascii="Times New Roman" w:hAnsi="Times New Roman" w:cs="Times New Roman"/>
+          <w:sz w:val="20"/>
+          <w:szCs w:val="20"/>
+        </w:rPr>
+        <w:t>–</w:t>
+      </w:r>
+      <w:r>
+        <w:rPr>
+          <w:rFonts w:ascii="Times New Roman" w:hAnsi="Times New Roman" w:cs="Times New Roman"/>
+          <w:sz w:val="20"/>
+          <w:szCs w:val="20"/>
+        </w:rPr>
+        <w:t xml:space="preserve"> </w:t>
+      </w:r>
+      <w:r>
+        <w:rPr>
+          <w:rFonts w:ascii="Times New Roman" w:hAnsi="Times New Roman" w:cs="Times New Roman"/>
+          <w:sz w:val="20"/>
+          <w:szCs w:val="20"/>
+        </w:rPr>
+        <w:t>Dec 2025</w:t>
+      </w:r>
+      <w:r>
+        <w:rPr>
+          <w:rFonts w:ascii="Times New Roman" w:hAnsi="Times New Roman" w:cs="Times New Roman"/>
+          <w:sz w:val="20"/>
+          <w:szCs w:val="20"/>
+        </w:rPr>
+        <w:t>)</w:t>
+      </w:r>
+    </w:p>
+    <w:p>
+      <w:pPr>
+        <w:pStyle w:val="ListParagraph"/>
+        <w:numPr>
+          <w:ilvl w:val="0"/>
+          <w:numId w:val="14"/>
+        </w:numPr>
+        <w:spacing w:after="0"/>
+        <w:rPr>
+          <w:rFonts w:ascii="Times New Roman" w:hAnsi="Times New Roman" w:cs="Times New Roman"/>
+          <w:sz w:val="20"/>
+          <w:szCs w:val="20"/>
+        </w:rPr>
+      </w:pPr>
+      <w:r>
+        <w:rPr>
+          <w:rFonts w:ascii="Times New Roman" w:hAnsi="Times New Roman" w:cs="Times New Roman"/>
+          <w:b/>
+          <w:bCs/>
+          <w:sz w:val="20"/>
+          <w:szCs w:val="20"/>
+        </w:rPr>
+        <w:t>Suraj Bhatta</w:t>
+      </w:r>
+      <w:r>
+        <w:rPr>
+          <w:rFonts w:ascii="Times New Roman" w:hAnsi="Times New Roman" w:cs="Times New Roman"/>
+          <w:sz w:val="20"/>
+          <w:szCs w:val="20"/>
+        </w:rPr>
+        <w:t xml:space="preserve">, North Dakota State University (Jan 2023 </w:t>
+      </w:r>
+      <w:r>
+        <w:rPr>
+          <w:rFonts w:ascii="Times New Roman" w:hAnsi="Times New Roman" w:cs="Times New Roman"/>
+          <w:sz w:val="20"/>
+          <w:szCs w:val="20"/>
+        </w:rPr>
+        <w:t>–</w:t>
+      </w:r>
+      <w:r>
+        <w:rPr>
+          <w:rFonts w:ascii="Times New Roman" w:hAnsi="Times New Roman" w:cs="Times New Roman"/>
+          <w:sz w:val="20"/>
+          <w:szCs w:val="20"/>
+        </w:rPr>
+        <w:t xml:space="preserve"> </w:t>
+      </w:r>
+      <w:r>
+        <w:rPr>
+          <w:rFonts w:ascii="Times New Roman" w:hAnsi="Times New Roman" w:cs="Times New Roman"/>
+          <w:sz w:val="20"/>
+          <w:szCs w:val="20"/>
+        </w:rPr>
+        <w:t>Dec 2024</w:t>
+      </w:r>
+      <w:r>
+        <w:rPr>
+          <w:rFonts w:ascii="Times New Roman" w:hAnsi="Times New Roman" w:cs="Times New Roman"/>
+          <w:sz w:val="20"/>
+          <w:szCs w:val="20"/>
+        </w:rPr>
+        <w:t>)</w:t>
+      </w:r>
+    </w:p>
+    <w:p>
+      <w:pPr>
+        <w:pStyle w:val="ListParagraph"/>
+        <w:numPr>
+          <w:ilvl w:val="0"/>
+          <w:numId w:val="14"/>
+        </w:numPr>
+        <w:spacing w:after="120"/>
+        <w:rPr>
+          <w:rFonts w:ascii="Times New Roman" w:hAnsi="Times New Roman" w:cs="Times New Roman"/>
+          <w:sz w:val="20"/>
+          <w:szCs w:val="20"/>
+        </w:rPr>
+      </w:pPr>
+      <w:r>
+        <w:rPr>
+          <w:rFonts w:ascii="Times New Roman" w:hAnsi="Times New Roman" w:cs="Times New Roman"/>
+          <w:b/>
+          <w:bCs/>
+          <w:sz w:val="20"/>
+          <w:szCs w:val="20"/>
+        </w:rPr>
+        <w:t xml:space="preserve">Sai Kiran </w:t>
+      </w:r>
+      <w:proofErr w:type="spellStart"/>
+      <w:r>
+        <w:rPr>
+          <w:rFonts w:ascii="Times New Roman" w:hAnsi="Times New Roman" w:cs="Times New Roman"/>
+          <w:b/>
+          <w:bCs/>
+          <w:sz w:val="20"/>
+          <w:szCs w:val="20"/>
+        </w:rPr>
+        <w:t>Bhrugumalla</w:t>
+      </w:r>
+      <w:proofErr w:type="spellEnd"/>
+      <w:r>
+        <w:rPr>
+          <w:rFonts w:ascii="Times New Roman" w:hAnsi="Times New Roman" w:cs="Times New Roman"/>
+          <w:sz w:val="20"/>
+          <w:szCs w:val="20"/>
+        </w:rPr>
+        <w:t xml:space="preserve">, North Dakota State University (March 2023 </w:t>
+      </w:r>
+      <w:r>
+        <w:rPr>
+          <w:rFonts w:ascii="Times New Roman" w:hAnsi="Times New Roman" w:cs="Times New Roman"/>
+          <w:sz w:val="20"/>
+          <w:szCs w:val="20"/>
+        </w:rPr>
+        <w:t>–</w:t>
+      </w:r>
+      <w:r>
+        <w:rPr>
+          <w:rFonts w:ascii="Times New Roman" w:hAnsi="Times New Roman" w:cs="Times New Roman"/>
+          <w:sz w:val="20"/>
+          <w:szCs w:val="20"/>
+        </w:rPr>
+        <w:t xml:space="preserve"> </w:t>
+      </w:r>
+      <w:r>
+        <w:rPr>
+          <w:rFonts w:ascii="Times New Roman" w:hAnsi="Times New Roman" w:cs="Times New Roman"/>
+          <w:sz w:val="20"/>
+          <w:szCs w:val="20"/>
+        </w:rPr>
+        <w:t>July 2024</w:t>
+      </w:r>
+      <w:r>
+        <w:rPr>
+          <w:rFonts w:ascii="Times New Roman" w:hAnsi="Times New Roman" w:cs="Times New Roman"/>
+          <w:sz w:val="20"/>
+          <w:szCs w:val="20"/>
+        </w:rPr>
+        <w:t>)</w:t>
+      </w:r>
+    </w:p>
+    <w:p>
+      <w:pPr>
+        <w:spacing w:after="0"/>
+        <w:contextualSpacing/>
+        <w:rPr>
+          <w:rFonts w:ascii="Times New Roman" w:hAnsi="Times New Roman" w:cs="Times New Roman"/>
+          <w:b/>
+          <w:bCs/>
+          <w:sz w:val="20"/>
+          <w:szCs w:val="20"/>
+        </w:rPr>
+      </w:pPr>
+      <w:r>
+        <w:rPr>
+          <w:rFonts w:ascii="Times New Roman" w:hAnsi="Times New Roman" w:cs="Times New Roman"/>
+          <w:b/>
+          <w:bCs/>
+          <w:sz w:val="20"/>
+          <w:szCs w:val="20"/>
+        </w:rPr>
+        <w:t>Undergrad</w:t>
+      </w:r>
+      <w:r>
+        <w:rPr>
+          <w:rFonts w:ascii="Times New Roman" w:hAnsi="Times New Roman" w:cs="Times New Roman"/>
+          <w:b/>
+          <w:bCs/>
+          <w:sz w:val="20"/>
+          <w:szCs w:val="20"/>
+        </w:rPr>
+        <w:t>uate</w:t>
+      </w:r>
+      <w:r>
+        <w:rPr>
+          <w:rFonts w:ascii="Times New Roman" w:hAnsi="Times New Roman" w:cs="Times New Roman"/>
+          <w:b/>
+          <w:bCs/>
+          <w:sz w:val="20"/>
+          <w:szCs w:val="20"/>
+        </w:rPr>
+        <w:t xml:space="preserve"> Research Interns</w:t>
+      </w:r>
+      <w:r>
+        <w:rPr>
+          <w:rFonts w:ascii="Times New Roman" w:hAnsi="Times New Roman" w:cs="Times New Roman"/>
+          <w:b/>
+          <w:bCs/>
+          <w:sz w:val="20"/>
+          <w:szCs w:val="20"/>
+        </w:rPr>
+        <w:tab/>
+      </w:r>
+    </w:p>
+    <w:p>
+      <w:pPr>
+        <w:pStyle w:val="ListParagraph"/>
+        <w:numPr>
+          <w:ilvl w:val="0"/>
+          <w:numId w:val="15"/>
+        </w:numPr>
+        <w:spacing w:after="0"/>
+        <w:rPr>
+          <w:rFonts w:ascii="Times New Roman" w:hAnsi="Times New Roman" w:cs="Times New Roman"/>
+          <w:b/>
+          <w:bCs/>
+          <w:sz w:val="20"/>
+          <w:szCs w:val="20"/>
+        </w:rPr>
+      </w:pPr>
+      <w:r>
+        <w:rPr>
+          <w:rFonts w:ascii="Times New Roman" w:hAnsi="Times New Roman" w:cs="Times New Roman"/>
+          <w:b/>
+          <w:bCs/>
+          <w:sz w:val="20"/>
+          <w:szCs w:val="20"/>
+        </w:rPr>
+        <w:t xml:space="preserve">Griffin Winstead, </w:t>
+      </w:r>
+      <w:r>
+        <w:rPr>
+          <w:rFonts w:ascii="Times New Roman" w:hAnsi="Times New Roman" w:cs="Times New Roman"/>
+          <w:sz w:val="20"/>
+          <w:szCs w:val="20"/>
+        </w:rPr>
+        <w:t>N</w:t>
+      </w:r>
+      <w:r>
+        <w:rPr>
+          <w:rFonts w:ascii="Times New Roman" w:hAnsi="Times New Roman" w:cs="Times New Roman"/>
+          <w:sz w:val="20"/>
+          <w:szCs w:val="20"/>
+        </w:rPr>
+        <w:t>DSU</w:t>
+      </w:r>
+      <w:r>
+        <w:rPr>
+          <w:rFonts w:ascii="Times New Roman" w:hAnsi="Times New Roman" w:cs="Times New Roman"/>
+          <w:sz w:val="20"/>
+          <w:szCs w:val="20"/>
+        </w:rPr>
+        <w:t xml:space="preserve"> (Jan 2026 </w:t>
+      </w:r>
+      <w:r>
+        <w:rPr>
+          <w:rFonts w:ascii="Times New Roman" w:hAnsi="Times New Roman" w:cs="Times New Roman"/>
+          <w:sz w:val="20"/>
+          <w:szCs w:val="20"/>
+        </w:rPr>
+        <w:t>–</w:t>
+      </w:r>
+      <w:r>
+        <w:rPr>
+          <w:rFonts w:ascii="Times New Roman" w:hAnsi="Times New Roman" w:cs="Times New Roman"/>
+          <w:sz w:val="20"/>
+          <w:szCs w:val="20"/>
+        </w:rPr>
+        <w:t xml:space="preserve"> </w:t>
+      </w:r>
+      <w:r>
+        <w:rPr>
+          <w:rFonts w:ascii="Times New Roman" w:hAnsi="Times New Roman" w:cs="Times New Roman"/>
+          <w:sz w:val="20"/>
+          <w:szCs w:val="20"/>
+        </w:rPr>
+        <w:t>May 2026</w:t>
+      </w:r>
+      <w:r>
+        <w:rPr>
+          <w:rFonts w:ascii="Times New Roman" w:hAnsi="Times New Roman" w:cs="Times New Roman"/>
+          <w:sz w:val="20"/>
+          <w:szCs w:val="20"/>
+        </w:rPr>
+        <w:t>)</w:t>
+      </w:r>
+      <w:r>
+        <w:rPr>
+          <w:rFonts w:ascii="Times New Roman" w:hAnsi="Times New Roman" w:cs="Times New Roman"/>
+          <w:sz w:val="20"/>
+          <w:szCs w:val="20"/>
+        </w:rPr>
+        <w:t>, Supported by NDSU Explore</w:t>
+      </w:r>
+      <w:r>
+        <w:rPr>
+          <w:rFonts w:ascii="Times New Roman" w:hAnsi="Times New Roman" w:cs="Times New Roman"/>
+          <w:sz w:val="20"/>
+          <w:szCs w:val="20"/>
+        </w:rPr>
+        <w:t xml:space="preserve"> Program</w:t>
+      </w:r>
+      <w:r>
+        <w:rPr>
+          <w:rFonts w:ascii="Times New Roman" w:hAnsi="Times New Roman" w:cs="Times New Roman"/>
+          <w:sz w:val="20"/>
+          <w:szCs w:val="20"/>
+        </w:rPr>
+        <w:t xml:space="preserve"> (PI, $2,781)</w:t>
+      </w:r>
+    </w:p>
+    <w:p>
+      <w:pPr>
+        <w:pStyle w:val="ListParagraph"/>
+        <w:numPr>
+          <w:ilvl w:val="0"/>
+          <w:numId w:val="15"/>
+        </w:numPr>
+        <w:spacing w:after="240"/>
         <w:rPr>
           <w:rFonts w:ascii="Bell MT" w:hAnsi="Bell MT" w:cs="Times New Roman"/>
           <w:b/>
@@ -6810,6 +7848,57 @@
           <w:u w:val="single"/>
         </w:rPr>
       </w:pPr>
+      <w:proofErr w:type="spellStart"/>
+      <w:r>
+        <w:rPr>
+          <w:rFonts w:ascii="Times New Roman" w:hAnsi="Times New Roman" w:cs="Times New Roman"/>
+          <w:b/>
+          <w:bCs/>
+          <w:sz w:val="20"/>
+          <w:szCs w:val="20"/>
+        </w:rPr>
+        <w:t>Xichen</w:t>
+      </w:r>
+      <w:proofErr w:type="spellEnd"/>
+      <w:r>
+        <w:rPr>
+          <w:rFonts w:ascii="Times New Roman" w:hAnsi="Times New Roman" w:cs="Times New Roman"/>
+          <w:b/>
+          <w:bCs/>
+          <w:sz w:val="20"/>
+          <w:szCs w:val="20"/>
+        </w:rPr>
+        <w:t xml:space="preserve"> Pan</w:t>
+      </w:r>
+      <w:r>
+        <w:rPr>
+          <w:rFonts w:ascii="Times New Roman" w:hAnsi="Times New Roman" w:cs="Times New Roman"/>
+          <w:sz w:val="20"/>
+          <w:szCs w:val="20"/>
+        </w:rPr>
+        <w:t>, University of Alberta (May 2021 – Sep 2021)</w:t>
+      </w:r>
+      <w:r>
+        <w:rPr>
+          <w:rFonts w:ascii="Times New Roman" w:hAnsi="Times New Roman" w:cs="Times New Roman"/>
+          <w:sz w:val="20"/>
+          <w:szCs w:val="20"/>
+        </w:rPr>
+        <w:tab/>
+        <w:t xml:space="preserve"> </w:t>
+      </w:r>
+    </w:p>
+    <w:p>
+      <w:pPr>
+        <w:spacing w:after="60"/>
+        <w:contextualSpacing/>
+        <w:rPr>
+          <w:rFonts w:ascii="Bell MT" w:hAnsi="Bell MT" w:cs="Times New Roman"/>
+          <w:b/>
+          <w:sz w:val="24"/>
+          <w:szCs w:val="24"/>
+        </w:rPr>
+      </w:pPr>
       <w:r>
         <w:rPr>
           <w:rFonts w:ascii="Bell MT" w:hAnsi="Bell MT" w:cs="Times New Roman"/>
@@ -6817,9 +7906,8 @@
           <w:color w:val="0070C0"/>
           <w:sz w:val="24"/>
           <w:szCs w:val="24"/>
-          <w:u w:val="single"/>
-        </w:rPr>
-        <w:t xml:space="preserve">Student </w:t>
+        </w:rPr>
+        <w:t>Teaching</w:t>
       </w:r>
       <w:r>
         <w:rPr>
@@ -6828,10 +7916,1019 @@
           <w:color w:val="0070C0"/>
           <w:sz w:val="24"/>
           <w:szCs w:val="24"/>
-          <w:u w:val="single"/>
-        </w:rPr>
-        <w:t>S</w:t>
-      </w:r>
+        </w:rPr>
+        <w:t xml:space="preserve"> Experience</w:t>
+      </w:r>
+    </w:p>
+    <w:p>
+      <w:pPr>
+        <w:spacing w:after="60"/>
+        <w:contextualSpacing/>
+        <w:rPr>
+          <w:rFonts w:ascii="Times New Roman" w:hAnsi="Times New Roman" w:cs="Times New Roman"/>
+          <w:b/>
+          <w:sz w:val="20"/>
+          <w:szCs w:val="20"/>
+        </w:rPr>
+      </w:pPr>
+      <w:r>
+        <w:rPr>
+          <w:rFonts w:ascii="Times New Roman" w:hAnsi="Times New Roman" w:cs="Times New Roman"/>
+          <w:b/>
+          <w:sz w:val="20"/>
+          <w:szCs w:val="20"/>
+        </w:rPr>
+        <w:t>North Dakota State University</w:t>
+      </w:r>
+      <w:r>
+        <w:rPr>
+          <w:rFonts w:ascii="Times New Roman" w:hAnsi="Times New Roman" w:cs="Times New Roman"/>
+          <w:b/>
+          <w:sz w:val="20"/>
+          <w:szCs w:val="20"/>
+        </w:rPr>
+        <w:t xml:space="preserve"> (*</w:t>
+      </w:r>
+      <w:r>
+        <w:rPr>
+          <w:rFonts w:ascii="Times New Roman" w:hAnsi="Times New Roman" w:cs="Times New Roman"/>
+          <w:bCs/>
+          <w:sz w:val="20"/>
+          <w:szCs w:val="20"/>
+        </w:rPr>
+        <w:t>Newly developed course</w:t>
+      </w:r>
+      <w:r>
+        <w:rPr>
+          <w:rFonts w:ascii="Times New Roman" w:hAnsi="Times New Roman" w:cs="Times New Roman"/>
+          <w:bCs/>
+          <w:sz w:val="20"/>
+          <w:szCs w:val="20"/>
+        </w:rPr>
+        <w:t>,</w:t>
+      </w:r>
+      <w:r>
+        <w:rPr>
+          <w:rFonts w:ascii="Times New Roman" w:hAnsi="Times New Roman" w:cs="Times New Roman"/>
+          <w:b/>
+          <w:sz w:val="20"/>
+          <w:szCs w:val="20"/>
+        </w:rPr>
+        <w:t xml:space="preserve"> **</w:t>
+      </w:r>
+      <w:r>
+        <w:rPr>
+          <w:rFonts w:ascii="Times New Roman" w:hAnsi="Times New Roman" w:cs="Times New Roman"/>
+          <w:bCs/>
+          <w:sz w:val="20"/>
+          <w:szCs w:val="20"/>
+        </w:rPr>
+        <w:t>Substantially</w:t>
+      </w:r>
+      <w:r>
+        <w:rPr>
+          <w:rFonts w:ascii="Times New Roman" w:hAnsi="Times New Roman" w:cs="Times New Roman"/>
+          <w:bCs/>
+          <w:sz w:val="20"/>
+          <w:szCs w:val="20"/>
+        </w:rPr>
+        <w:t xml:space="preserve"> </w:t>
+      </w:r>
+      <w:r>
+        <w:rPr>
+          <w:rFonts w:ascii="Times New Roman" w:hAnsi="Times New Roman" w:cs="Times New Roman"/>
+          <w:bCs/>
+          <w:sz w:val="20"/>
+          <w:szCs w:val="20"/>
+        </w:rPr>
+        <w:t xml:space="preserve">revised </w:t>
+      </w:r>
+      <w:r>
+        <w:rPr>
+          <w:rFonts w:ascii="Times New Roman" w:hAnsi="Times New Roman" w:cs="Times New Roman"/>
+          <w:bCs/>
+          <w:sz w:val="20"/>
+          <w:szCs w:val="20"/>
+        </w:rPr>
+        <w:t>c</w:t>
+      </w:r>
+      <w:r>
+        <w:rPr>
+          <w:rFonts w:ascii="Times New Roman" w:hAnsi="Times New Roman" w:cs="Times New Roman"/>
+          <w:bCs/>
+          <w:sz w:val="20"/>
+          <w:szCs w:val="20"/>
+        </w:rPr>
+        <w:t>ourse</w:t>
+      </w:r>
+      <w:r>
+        <w:rPr>
+          <w:rFonts w:ascii="Times New Roman" w:hAnsi="Times New Roman" w:cs="Times New Roman"/>
+          <w:b/>
+          <w:sz w:val="20"/>
+          <w:szCs w:val="20"/>
+        </w:rPr>
+        <w:t>)</w:t>
+      </w:r>
+    </w:p>
+    <w:p>
+      <w:pPr>
+        <w:spacing w:after="0"/>
+        <w:ind w:firstLine="432"/>
+        <w:rPr>
+          <w:rFonts w:ascii="Times New Roman" w:hAnsi="Times New Roman" w:cs="Times New Roman"/>
+          <w:bCs/>
+          <w:sz w:val="20"/>
+          <w:szCs w:val="20"/>
+        </w:rPr>
+      </w:pPr>
+      <w:r>
+        <w:rPr>
+          <w:rFonts w:ascii="Times New Roman" w:hAnsi="Times New Roman" w:cs="Times New Roman"/>
+          <w:b/>
+          <w:sz w:val="20"/>
+          <w:szCs w:val="20"/>
+        </w:rPr>
+        <w:t>*</w:t>
+      </w:r>
+      <w:r>
+        <w:rPr>
+          <w:rFonts w:ascii="Times New Roman" w:hAnsi="Times New Roman" w:cs="Times New Roman"/>
+          <w:b/>
+          <w:sz w:val="20"/>
+          <w:szCs w:val="20"/>
+        </w:rPr>
+        <w:t>CSCI 4</w:t>
+      </w:r>
+      <w:r>
+        <w:rPr>
+          <w:rFonts w:ascii="Times New Roman" w:hAnsi="Times New Roman" w:cs="Times New Roman"/>
+          <w:b/>
+          <w:sz w:val="20"/>
+          <w:szCs w:val="20"/>
+        </w:rPr>
+        <w:t>12</w:t>
+      </w:r>
+      <w:r>
+        <w:rPr>
+          <w:rFonts w:ascii="Times New Roman" w:hAnsi="Times New Roman" w:cs="Times New Roman"/>
+          <w:b/>
+          <w:sz w:val="20"/>
+          <w:szCs w:val="20"/>
+        </w:rPr>
+        <w:t>:</w:t>
+      </w:r>
+      <w:r>
+        <w:rPr>
+          <w:rFonts w:ascii="Times New Roman" w:hAnsi="Times New Roman" w:cs="Times New Roman"/>
+          <w:bCs/>
+          <w:sz w:val="20"/>
+          <w:szCs w:val="20"/>
+        </w:rPr>
+        <w:t xml:space="preserve"> Mobile Software Engineering</w:t>
+      </w:r>
+      <w:r>
+        <w:rPr>
+          <w:rFonts w:ascii="Times New Roman" w:hAnsi="Times New Roman" w:cs="Times New Roman"/>
+          <w:bCs/>
+          <w:sz w:val="20"/>
+          <w:szCs w:val="20"/>
+        </w:rPr>
+        <w:t>, Fall</w:t>
+      </w:r>
+      <w:r>
+        <w:rPr>
+          <w:rFonts w:ascii="Times New Roman" w:hAnsi="Times New Roman" w:cs="Times New Roman"/>
+          <w:bCs/>
+          <w:sz w:val="20"/>
+          <w:szCs w:val="20"/>
+        </w:rPr>
+        <w:t xml:space="preserve"> 20</w:t>
+      </w:r>
+      <w:r>
+        <w:rPr>
+          <w:rFonts w:ascii="Times New Roman" w:hAnsi="Times New Roman" w:cs="Times New Roman"/>
+          <w:bCs/>
+          <w:sz w:val="20"/>
+          <w:szCs w:val="20"/>
+        </w:rPr>
+        <w:t>23</w:t>
+      </w:r>
+      <w:r>
+        <w:rPr>
+          <w:rFonts w:ascii="Times New Roman" w:hAnsi="Times New Roman" w:cs="Times New Roman"/>
+          <w:bCs/>
+          <w:sz w:val="20"/>
+          <w:szCs w:val="20"/>
+        </w:rPr>
+        <w:t xml:space="preserve">, </w:t>
+      </w:r>
+      <w:r>
+        <w:rPr>
+          <w:rFonts w:ascii="Times New Roman" w:hAnsi="Times New Roman" w:cs="Times New Roman"/>
+          <w:bCs/>
+          <w:sz w:val="20"/>
+          <w:szCs w:val="20"/>
+        </w:rPr>
+        <w:t>20</w:t>
+      </w:r>
+      <w:r>
+        <w:rPr>
+          <w:rFonts w:ascii="Times New Roman" w:hAnsi="Times New Roman" w:cs="Times New Roman"/>
+          <w:bCs/>
+          <w:sz w:val="20"/>
+          <w:szCs w:val="20"/>
+        </w:rPr>
+        <w:t>24</w:t>
+      </w:r>
+      <w:r>
+        <w:rPr>
+          <w:rFonts w:ascii="Times New Roman" w:hAnsi="Times New Roman" w:cs="Times New Roman"/>
+          <w:bCs/>
+          <w:sz w:val="20"/>
+          <w:szCs w:val="20"/>
+        </w:rPr>
+        <w:t xml:space="preserve">, </w:t>
+      </w:r>
+      <w:r>
+        <w:rPr>
+          <w:rFonts w:ascii="Times New Roman" w:hAnsi="Times New Roman" w:cs="Times New Roman"/>
+          <w:bCs/>
+          <w:sz w:val="20"/>
+          <w:szCs w:val="20"/>
+        </w:rPr>
+        <w:t>20</w:t>
+      </w:r>
+      <w:r>
+        <w:rPr>
+          <w:rFonts w:ascii="Times New Roman" w:hAnsi="Times New Roman" w:cs="Times New Roman"/>
+          <w:bCs/>
+          <w:sz w:val="20"/>
+          <w:szCs w:val="20"/>
+        </w:rPr>
+        <w:t>25</w:t>
+      </w:r>
+      <w:r>
+        <w:rPr>
+          <w:rFonts w:ascii="Times New Roman" w:hAnsi="Times New Roman" w:cs="Times New Roman"/>
+          <w:bCs/>
+          <w:sz w:val="20"/>
+          <w:szCs w:val="20"/>
+        </w:rPr>
+        <w:t xml:space="preserve">, </w:t>
+      </w:r>
+      <w:r>
+        <w:rPr>
+          <w:rFonts w:ascii="Times New Roman" w:hAnsi="Times New Roman" w:cs="Times New Roman"/>
+          <w:bCs/>
+          <w:sz w:val="20"/>
+          <w:szCs w:val="20"/>
+        </w:rPr>
+        <w:t>20</w:t>
+      </w:r>
+      <w:r>
+        <w:rPr>
+          <w:rFonts w:ascii="Times New Roman" w:hAnsi="Times New Roman" w:cs="Times New Roman"/>
+          <w:bCs/>
+          <w:sz w:val="20"/>
+          <w:szCs w:val="20"/>
+        </w:rPr>
+        <w:t>26</w:t>
+      </w:r>
+    </w:p>
+    <w:p>
+      <w:pPr>
+        <w:spacing w:after="0"/>
+        <w:ind w:firstLine="432"/>
+        <w:rPr>
+          <w:rFonts w:ascii="Times New Roman" w:hAnsi="Times New Roman" w:cs="Times New Roman"/>
+          <w:bCs/>
+          <w:sz w:val="20"/>
+          <w:szCs w:val="20"/>
+        </w:rPr>
+      </w:pPr>
+      <w:r>
+        <w:rPr>
+          <w:rFonts w:ascii="Times New Roman" w:hAnsi="Times New Roman" w:cs="Times New Roman"/>
+          <w:b/>
+          <w:sz w:val="20"/>
+          <w:szCs w:val="20"/>
+        </w:rPr>
+        <w:t>*</w:t>
+      </w:r>
+      <w:r>
+        <w:rPr>
+          <w:rFonts w:ascii="Times New Roman" w:hAnsi="Times New Roman" w:cs="Times New Roman"/>
+          <w:b/>
+          <w:sz w:val="20"/>
+          <w:szCs w:val="20"/>
+        </w:rPr>
+        <w:t xml:space="preserve">CSCI </w:t>
+      </w:r>
+      <w:r>
+        <w:rPr>
+          <w:rFonts w:ascii="Times New Roman" w:hAnsi="Times New Roman" w:cs="Times New Roman"/>
+          <w:b/>
+          <w:sz w:val="20"/>
+          <w:szCs w:val="20"/>
+        </w:rPr>
+        <w:t>7</w:t>
+      </w:r>
+      <w:r>
+        <w:rPr>
+          <w:rFonts w:ascii="Times New Roman" w:hAnsi="Times New Roman" w:cs="Times New Roman"/>
+          <w:b/>
+          <w:sz w:val="20"/>
+          <w:szCs w:val="20"/>
+        </w:rPr>
+        <w:t>12</w:t>
+      </w:r>
+      <w:r>
+        <w:rPr>
+          <w:rFonts w:ascii="Times New Roman" w:hAnsi="Times New Roman" w:cs="Times New Roman"/>
+          <w:b/>
+          <w:sz w:val="20"/>
+          <w:szCs w:val="20"/>
+        </w:rPr>
+        <w:t>:</w:t>
+      </w:r>
+      <w:r>
+        <w:rPr>
+          <w:rFonts w:ascii="Times New Roman" w:hAnsi="Times New Roman" w:cs="Times New Roman"/>
+          <w:bCs/>
+          <w:sz w:val="20"/>
+          <w:szCs w:val="20"/>
+        </w:rPr>
+        <w:t xml:space="preserve"> Mobile Software Engineering, Spring</w:t>
+      </w:r>
+      <w:r>
+        <w:rPr>
+          <w:rFonts w:ascii="Times New Roman" w:hAnsi="Times New Roman" w:cs="Times New Roman"/>
+          <w:bCs/>
+          <w:sz w:val="20"/>
+          <w:szCs w:val="20"/>
+        </w:rPr>
+        <w:t xml:space="preserve"> 20</w:t>
+      </w:r>
+      <w:r>
+        <w:rPr>
+          <w:rFonts w:ascii="Times New Roman" w:hAnsi="Times New Roman" w:cs="Times New Roman"/>
+          <w:bCs/>
+          <w:sz w:val="20"/>
+          <w:szCs w:val="20"/>
+        </w:rPr>
+        <w:t>25</w:t>
+      </w:r>
+      <w:r>
+        <w:rPr>
+          <w:rFonts w:ascii="Times New Roman" w:hAnsi="Times New Roman" w:cs="Times New Roman"/>
+          <w:bCs/>
+          <w:sz w:val="20"/>
+          <w:szCs w:val="20"/>
+        </w:rPr>
+        <w:t xml:space="preserve">, </w:t>
+      </w:r>
+      <w:r>
+        <w:rPr>
+          <w:rFonts w:ascii="Times New Roman" w:hAnsi="Times New Roman" w:cs="Times New Roman"/>
+          <w:bCs/>
+          <w:sz w:val="20"/>
+          <w:szCs w:val="20"/>
+        </w:rPr>
+        <w:t>20</w:t>
+      </w:r>
+      <w:r>
+        <w:rPr>
+          <w:rFonts w:ascii="Times New Roman" w:hAnsi="Times New Roman" w:cs="Times New Roman"/>
+          <w:bCs/>
+          <w:sz w:val="20"/>
+          <w:szCs w:val="20"/>
+        </w:rPr>
+        <w:t>26</w:t>
+      </w:r>
+    </w:p>
+    <w:p>
+      <w:pPr>
+        <w:spacing w:after="0"/>
+        <w:ind w:firstLine="432"/>
+        <w:rPr>
+          <w:rFonts w:ascii="Times New Roman" w:hAnsi="Times New Roman" w:cs="Times New Roman"/>
+          <w:b/>
+          <w:sz w:val="20"/>
+          <w:szCs w:val="20"/>
+        </w:rPr>
+      </w:pPr>
+      <w:r>
+        <w:rPr>
+          <w:rFonts w:ascii="Times New Roman" w:hAnsi="Times New Roman" w:cs="Times New Roman"/>
+          <w:b/>
+          <w:sz w:val="20"/>
+          <w:szCs w:val="20"/>
+        </w:rPr>
+        <w:t>**</w:t>
+      </w:r>
+      <w:r>
+        <w:rPr>
+          <w:rFonts w:ascii="Times New Roman" w:hAnsi="Times New Roman" w:cs="Times New Roman"/>
+          <w:b/>
+          <w:sz w:val="20"/>
+          <w:szCs w:val="20"/>
+        </w:rPr>
+        <w:t>CSCI 71</w:t>
+      </w:r>
+      <w:r>
+        <w:rPr>
+          <w:rFonts w:ascii="Times New Roman" w:hAnsi="Times New Roman" w:cs="Times New Roman"/>
+          <w:b/>
+          <w:sz w:val="20"/>
+          <w:szCs w:val="20"/>
+        </w:rPr>
+        <w:t>3</w:t>
+      </w:r>
+      <w:r>
+        <w:rPr>
+          <w:rFonts w:ascii="Times New Roman" w:hAnsi="Times New Roman" w:cs="Times New Roman"/>
+          <w:b/>
+          <w:sz w:val="20"/>
+          <w:szCs w:val="20"/>
+        </w:rPr>
+        <w:t>:</w:t>
+      </w:r>
+      <w:r>
+        <w:rPr>
+          <w:rFonts w:ascii="Times New Roman" w:hAnsi="Times New Roman" w:cs="Times New Roman"/>
+          <w:bCs/>
+          <w:sz w:val="20"/>
+          <w:szCs w:val="20"/>
+        </w:rPr>
+        <w:t xml:space="preserve"> Software </w:t>
+      </w:r>
+      <w:r>
+        <w:rPr>
+          <w:rFonts w:ascii="Times New Roman" w:hAnsi="Times New Roman" w:cs="Times New Roman"/>
+          <w:bCs/>
+          <w:sz w:val="20"/>
+          <w:szCs w:val="20"/>
+        </w:rPr>
+        <w:t>Development Process</w:t>
+      </w:r>
+      <w:r>
+        <w:rPr>
+          <w:rFonts w:ascii="Times New Roman" w:hAnsi="Times New Roman" w:cs="Times New Roman"/>
+          <w:bCs/>
+          <w:sz w:val="20"/>
+          <w:szCs w:val="20"/>
+        </w:rPr>
+        <w:t>es</w:t>
+      </w:r>
+      <w:r>
+        <w:rPr>
+          <w:rFonts w:ascii="Times New Roman" w:hAnsi="Times New Roman" w:cs="Times New Roman"/>
+          <w:bCs/>
+          <w:sz w:val="20"/>
+          <w:szCs w:val="20"/>
+        </w:rPr>
+        <w:t>, Fall</w:t>
+      </w:r>
+      <w:r>
+        <w:rPr>
+          <w:rFonts w:ascii="Times New Roman" w:hAnsi="Times New Roman" w:cs="Times New Roman"/>
+          <w:bCs/>
+          <w:sz w:val="20"/>
+          <w:szCs w:val="20"/>
+        </w:rPr>
+        <w:t xml:space="preserve"> 20</w:t>
+      </w:r>
+      <w:r>
+        <w:rPr>
+          <w:rFonts w:ascii="Times New Roman" w:hAnsi="Times New Roman" w:cs="Times New Roman"/>
+          <w:bCs/>
+          <w:sz w:val="20"/>
+          <w:szCs w:val="20"/>
+        </w:rPr>
+        <w:t>2</w:t>
+      </w:r>
+      <w:r>
+        <w:rPr>
+          <w:rFonts w:ascii="Times New Roman" w:hAnsi="Times New Roman" w:cs="Times New Roman"/>
+          <w:bCs/>
+          <w:sz w:val="20"/>
+          <w:szCs w:val="20"/>
+        </w:rPr>
+        <w:t>5</w:t>
+      </w:r>
+      <w:r>
+        <w:rPr>
+          <w:rFonts w:ascii="Times New Roman" w:hAnsi="Times New Roman" w:cs="Times New Roman"/>
+          <w:bCs/>
+          <w:sz w:val="20"/>
+          <w:szCs w:val="20"/>
+        </w:rPr>
+        <w:t xml:space="preserve">, </w:t>
+      </w:r>
+      <w:r>
+        <w:rPr>
+          <w:rFonts w:ascii="Times New Roman" w:hAnsi="Times New Roman" w:cs="Times New Roman"/>
+          <w:bCs/>
+          <w:sz w:val="20"/>
+          <w:szCs w:val="20"/>
+        </w:rPr>
+        <w:t>20</w:t>
+      </w:r>
+      <w:r>
+        <w:rPr>
+          <w:rFonts w:ascii="Times New Roman" w:hAnsi="Times New Roman" w:cs="Times New Roman"/>
+          <w:bCs/>
+          <w:sz w:val="20"/>
+          <w:szCs w:val="20"/>
+        </w:rPr>
+        <w:t>26</w:t>
+      </w:r>
+    </w:p>
+    <w:p>
+      <w:pPr>
+        <w:spacing w:after="0"/>
+        <w:ind w:firstLine="432"/>
+        <w:rPr>
+          <w:rFonts w:ascii="Times New Roman" w:hAnsi="Times New Roman" w:cs="Times New Roman"/>
+          <w:bCs/>
+          <w:sz w:val="20"/>
+          <w:szCs w:val="20"/>
+        </w:rPr>
+      </w:pPr>
+      <w:r>
+        <w:rPr>
+          <w:rFonts w:ascii="Times New Roman" w:hAnsi="Times New Roman" w:cs="Times New Roman"/>
+          <w:b/>
+          <w:sz w:val="20"/>
+          <w:szCs w:val="20"/>
+        </w:rPr>
+        <w:lastRenderedPageBreak/>
+        <w:t>**</w:t>
+      </w:r>
+      <w:r>
+        <w:rPr>
+          <w:rFonts w:ascii="Times New Roman" w:hAnsi="Times New Roman" w:cs="Times New Roman"/>
+          <w:b/>
+          <w:sz w:val="20"/>
+          <w:szCs w:val="20"/>
+        </w:rPr>
+        <w:t>CSCI 714</w:t>
+      </w:r>
+      <w:r>
+        <w:rPr>
+          <w:rFonts w:ascii="Times New Roman" w:hAnsi="Times New Roman" w:cs="Times New Roman"/>
+          <w:b/>
+          <w:sz w:val="20"/>
+          <w:szCs w:val="20"/>
+        </w:rPr>
+        <w:t>:</w:t>
+      </w:r>
+      <w:r>
+        <w:rPr>
+          <w:rFonts w:ascii="Times New Roman" w:hAnsi="Times New Roman" w:cs="Times New Roman"/>
+          <w:bCs/>
+          <w:sz w:val="20"/>
+          <w:szCs w:val="20"/>
+        </w:rPr>
+        <w:t xml:space="preserve"> Software Project Planning and Estimation, Fall</w:t>
+      </w:r>
+      <w:r>
+        <w:rPr>
+          <w:rFonts w:ascii="Times New Roman" w:hAnsi="Times New Roman" w:cs="Times New Roman"/>
+          <w:bCs/>
+          <w:sz w:val="20"/>
+          <w:szCs w:val="20"/>
+        </w:rPr>
+        <w:t xml:space="preserve"> 20</w:t>
+      </w:r>
+      <w:r>
+        <w:rPr>
+          <w:rFonts w:ascii="Times New Roman" w:hAnsi="Times New Roman" w:cs="Times New Roman"/>
+          <w:bCs/>
+          <w:sz w:val="20"/>
+          <w:szCs w:val="20"/>
+        </w:rPr>
+        <w:t>22</w:t>
+      </w:r>
+      <w:r>
+        <w:rPr>
+          <w:rFonts w:ascii="Times New Roman" w:hAnsi="Times New Roman" w:cs="Times New Roman"/>
+          <w:bCs/>
+          <w:sz w:val="20"/>
+          <w:szCs w:val="20"/>
+        </w:rPr>
+        <w:t xml:space="preserve">, </w:t>
+      </w:r>
+      <w:r>
+        <w:rPr>
+          <w:rFonts w:ascii="Times New Roman" w:hAnsi="Times New Roman" w:cs="Times New Roman"/>
+          <w:bCs/>
+          <w:sz w:val="20"/>
+          <w:szCs w:val="20"/>
+        </w:rPr>
+        <w:t>20</w:t>
+      </w:r>
+      <w:r>
+        <w:rPr>
+          <w:rFonts w:ascii="Times New Roman" w:hAnsi="Times New Roman" w:cs="Times New Roman"/>
+          <w:bCs/>
+          <w:sz w:val="20"/>
+          <w:szCs w:val="20"/>
+        </w:rPr>
+        <w:t>23</w:t>
+      </w:r>
+      <w:r>
+        <w:rPr>
+          <w:rFonts w:ascii="Times New Roman" w:hAnsi="Times New Roman" w:cs="Times New Roman"/>
+          <w:bCs/>
+          <w:sz w:val="20"/>
+          <w:szCs w:val="20"/>
+        </w:rPr>
+        <w:t xml:space="preserve">, </w:t>
+      </w:r>
+      <w:r>
+        <w:rPr>
+          <w:rFonts w:ascii="Times New Roman" w:hAnsi="Times New Roman" w:cs="Times New Roman"/>
+          <w:bCs/>
+          <w:sz w:val="20"/>
+          <w:szCs w:val="20"/>
+        </w:rPr>
+        <w:t>20</w:t>
+      </w:r>
+      <w:r>
+        <w:rPr>
+          <w:rFonts w:ascii="Times New Roman" w:hAnsi="Times New Roman" w:cs="Times New Roman"/>
+          <w:bCs/>
+          <w:sz w:val="20"/>
+          <w:szCs w:val="20"/>
+        </w:rPr>
+        <w:t>24</w:t>
+      </w:r>
+    </w:p>
+    <w:p>
+      <w:pPr>
+        <w:spacing w:after="0"/>
+        <w:ind w:firstLine="432"/>
+        <w:contextualSpacing/>
+        <w:rPr>
+          <w:rFonts w:ascii="Times New Roman" w:hAnsi="Times New Roman" w:cs="Times New Roman"/>
+          <w:bCs/>
+          <w:sz w:val="20"/>
+          <w:szCs w:val="20"/>
+        </w:rPr>
+      </w:pPr>
+      <w:r>
+        <w:rPr>
+          <w:rFonts w:ascii="Times New Roman" w:hAnsi="Times New Roman" w:cs="Times New Roman"/>
+          <w:b/>
+          <w:sz w:val="20"/>
+          <w:szCs w:val="20"/>
+        </w:rPr>
+        <w:t>*</w:t>
+      </w:r>
+      <w:r>
+        <w:rPr>
+          <w:rFonts w:ascii="Times New Roman" w:hAnsi="Times New Roman" w:cs="Times New Roman"/>
+          <w:b/>
+          <w:sz w:val="20"/>
+          <w:szCs w:val="20"/>
+        </w:rPr>
+        <w:t>CSCI 783</w:t>
+      </w:r>
+      <w:r>
+        <w:rPr>
+          <w:rFonts w:ascii="Times New Roman" w:hAnsi="Times New Roman" w:cs="Times New Roman"/>
+          <w:b/>
+          <w:sz w:val="20"/>
+          <w:szCs w:val="20"/>
+        </w:rPr>
+        <w:t>:</w:t>
+      </w:r>
+      <w:r>
+        <w:rPr>
+          <w:rFonts w:ascii="Times New Roman" w:hAnsi="Times New Roman" w:cs="Times New Roman"/>
+          <w:bCs/>
+          <w:sz w:val="20"/>
+          <w:szCs w:val="20"/>
+        </w:rPr>
+        <w:t xml:space="preserve"> Topics in Software Systems, Spring</w:t>
+      </w:r>
+      <w:r>
+        <w:rPr>
+          <w:rFonts w:ascii="Times New Roman" w:hAnsi="Times New Roman" w:cs="Times New Roman"/>
+          <w:bCs/>
+          <w:sz w:val="20"/>
+          <w:szCs w:val="20"/>
+        </w:rPr>
+        <w:t xml:space="preserve"> 20</w:t>
+      </w:r>
+      <w:r>
+        <w:rPr>
+          <w:rFonts w:ascii="Times New Roman" w:hAnsi="Times New Roman" w:cs="Times New Roman"/>
+          <w:bCs/>
+          <w:sz w:val="20"/>
+          <w:szCs w:val="20"/>
+        </w:rPr>
+        <w:t>23</w:t>
+      </w:r>
+      <w:r>
+        <w:rPr>
+          <w:rFonts w:ascii="Times New Roman" w:hAnsi="Times New Roman" w:cs="Times New Roman"/>
+          <w:bCs/>
+          <w:sz w:val="20"/>
+          <w:szCs w:val="20"/>
+        </w:rPr>
+        <w:t xml:space="preserve">, </w:t>
+      </w:r>
+      <w:r>
+        <w:rPr>
+          <w:rFonts w:ascii="Times New Roman" w:hAnsi="Times New Roman" w:cs="Times New Roman"/>
+          <w:bCs/>
+          <w:sz w:val="20"/>
+          <w:szCs w:val="20"/>
+        </w:rPr>
+        <w:t>20</w:t>
+      </w:r>
+      <w:r>
+        <w:rPr>
+          <w:rFonts w:ascii="Times New Roman" w:hAnsi="Times New Roman" w:cs="Times New Roman"/>
+          <w:bCs/>
+          <w:sz w:val="20"/>
+          <w:szCs w:val="20"/>
+        </w:rPr>
+        <w:t>24</w:t>
+      </w:r>
+    </w:p>
+    <w:p>
+      <w:pPr>
+        <w:spacing w:after="0"/>
+        <w:ind w:firstLine="432"/>
+        <w:contextualSpacing/>
+        <w:rPr>
+          <w:rFonts w:ascii="Times New Roman" w:hAnsi="Times New Roman" w:cs="Times New Roman"/>
+          <w:bCs/>
+          <w:sz w:val="20"/>
+          <w:szCs w:val="20"/>
+        </w:rPr>
+      </w:pPr>
+      <w:r>
+        <w:rPr>
+          <w:rFonts w:ascii="Times New Roman" w:hAnsi="Times New Roman" w:cs="Times New Roman"/>
+          <w:b/>
+          <w:sz w:val="20"/>
+          <w:szCs w:val="20"/>
+        </w:rPr>
+        <w:t>**</w:t>
+      </w:r>
+      <w:r>
+        <w:rPr>
+          <w:rFonts w:ascii="Times New Roman" w:hAnsi="Times New Roman" w:cs="Times New Roman"/>
+          <w:b/>
+          <w:sz w:val="20"/>
+          <w:szCs w:val="20"/>
+        </w:rPr>
+        <w:t>CSCI 790</w:t>
+      </w:r>
+      <w:r>
+        <w:rPr>
+          <w:rFonts w:ascii="Times New Roman" w:hAnsi="Times New Roman" w:cs="Times New Roman"/>
+          <w:b/>
+          <w:sz w:val="20"/>
+          <w:szCs w:val="20"/>
+        </w:rPr>
+        <w:t>:</w:t>
+      </w:r>
+      <w:r>
+        <w:rPr>
+          <w:rFonts w:ascii="Times New Roman" w:hAnsi="Times New Roman" w:cs="Times New Roman"/>
+          <w:bCs/>
+          <w:sz w:val="20"/>
+          <w:szCs w:val="20"/>
+        </w:rPr>
+        <w:t xml:space="preserve"> Graduate Seminar</w:t>
+      </w:r>
+      <w:r>
+        <w:rPr>
+          <w:rFonts w:ascii="Times New Roman" w:hAnsi="Times New Roman" w:cs="Times New Roman"/>
+          <w:bCs/>
+          <w:sz w:val="20"/>
+          <w:szCs w:val="20"/>
+        </w:rPr>
+        <w:t>:</w:t>
+      </w:r>
+    </w:p>
+    <w:p>
+      <w:pPr>
+        <w:spacing w:after="0"/>
+        <w:ind w:left="864" w:firstLine="432"/>
+        <w:contextualSpacing/>
+        <w:rPr>
+          <w:rFonts w:ascii="Times New Roman" w:hAnsi="Times New Roman" w:cs="Times New Roman"/>
+          <w:bCs/>
+          <w:sz w:val="20"/>
+          <w:szCs w:val="20"/>
+        </w:rPr>
+      </w:pPr>
+      <w:r>
+        <w:rPr>
+          <w:rFonts w:ascii="Times New Roman" w:hAnsi="Times New Roman" w:cs="Times New Roman"/>
+          <w:bCs/>
+          <w:sz w:val="20"/>
+          <w:szCs w:val="20"/>
+        </w:rPr>
+        <w:t xml:space="preserve">Optimizing Regression Test Suites </w:t>
+      </w:r>
+      <w:r>
+        <w:rPr>
+          <w:rFonts w:ascii="Times New Roman" w:hAnsi="Times New Roman" w:cs="Times New Roman"/>
+          <w:bCs/>
+          <w:sz w:val="20"/>
+          <w:szCs w:val="20"/>
+        </w:rPr>
+        <w:t>–</w:t>
+      </w:r>
+      <w:r>
+        <w:rPr>
+          <w:rFonts w:ascii="Times New Roman" w:hAnsi="Times New Roman" w:cs="Times New Roman"/>
+          <w:bCs/>
+          <w:sz w:val="20"/>
+          <w:szCs w:val="20"/>
+        </w:rPr>
+        <w:t xml:space="preserve"> </w:t>
+      </w:r>
+      <w:r>
+        <w:rPr>
+          <w:rFonts w:ascii="Times New Roman" w:hAnsi="Times New Roman" w:cs="Times New Roman"/>
+          <w:bCs/>
+          <w:sz w:val="20"/>
+          <w:szCs w:val="20"/>
+        </w:rPr>
+        <w:t>Spring</w:t>
+      </w:r>
+      <w:r>
+        <w:rPr>
+          <w:rFonts w:ascii="Times New Roman" w:hAnsi="Times New Roman" w:cs="Times New Roman"/>
+          <w:bCs/>
+          <w:sz w:val="20"/>
+          <w:szCs w:val="20"/>
+        </w:rPr>
+        <w:t xml:space="preserve"> 20</w:t>
+      </w:r>
+      <w:r>
+        <w:rPr>
+          <w:rFonts w:ascii="Times New Roman" w:hAnsi="Times New Roman" w:cs="Times New Roman"/>
+          <w:bCs/>
+          <w:sz w:val="20"/>
+          <w:szCs w:val="20"/>
+        </w:rPr>
+        <w:t xml:space="preserve">24 </w:t>
+      </w:r>
+    </w:p>
+    <w:p>
+      <w:pPr>
+        <w:spacing w:after="240"/>
+        <w:ind w:left="864" w:firstLine="432"/>
+        <w:contextualSpacing/>
+        <w:rPr>
+          <w:rFonts w:ascii="Times New Roman" w:hAnsi="Times New Roman" w:cs="Times New Roman"/>
+          <w:bCs/>
+          <w:sz w:val="20"/>
+          <w:szCs w:val="20"/>
+        </w:rPr>
+      </w:pPr>
+      <w:r>
+        <w:rPr>
+          <w:rFonts w:ascii="Times New Roman" w:hAnsi="Times New Roman" w:cs="Times New Roman"/>
+          <w:bCs/>
+          <w:sz w:val="20"/>
+          <w:szCs w:val="20"/>
+        </w:rPr>
+        <w:t xml:space="preserve">LLMs for Software Testing and Maintenance </w:t>
+      </w:r>
+      <w:r>
+        <w:rPr>
+          <w:rFonts w:ascii="Times New Roman" w:hAnsi="Times New Roman" w:cs="Times New Roman"/>
+          <w:bCs/>
+          <w:sz w:val="20"/>
+          <w:szCs w:val="20"/>
+        </w:rPr>
+        <w:t>–</w:t>
+      </w:r>
+      <w:r>
+        <w:rPr>
+          <w:rFonts w:ascii="Times New Roman" w:hAnsi="Times New Roman" w:cs="Times New Roman"/>
+          <w:bCs/>
+          <w:sz w:val="20"/>
+          <w:szCs w:val="20"/>
+        </w:rPr>
+        <w:t xml:space="preserve"> </w:t>
+      </w:r>
+      <w:r>
+        <w:rPr>
+          <w:rFonts w:ascii="Times New Roman" w:hAnsi="Times New Roman" w:cs="Times New Roman"/>
+          <w:bCs/>
+          <w:sz w:val="20"/>
+          <w:szCs w:val="20"/>
+        </w:rPr>
+        <w:t>Fall</w:t>
+      </w:r>
+      <w:r>
+        <w:rPr>
+          <w:rFonts w:ascii="Times New Roman" w:hAnsi="Times New Roman" w:cs="Times New Roman"/>
+          <w:bCs/>
+          <w:sz w:val="20"/>
+          <w:szCs w:val="20"/>
+        </w:rPr>
+        <w:t xml:space="preserve"> 20</w:t>
+      </w:r>
+      <w:r>
+        <w:rPr>
+          <w:rFonts w:ascii="Times New Roman" w:hAnsi="Times New Roman" w:cs="Times New Roman"/>
+          <w:bCs/>
+          <w:sz w:val="20"/>
+          <w:szCs w:val="20"/>
+        </w:rPr>
+        <w:t>24</w:t>
+      </w:r>
+      <w:r>
+        <w:rPr>
+          <w:rFonts w:ascii="Times New Roman" w:hAnsi="Times New Roman" w:cs="Times New Roman"/>
+          <w:bCs/>
+          <w:sz w:val="20"/>
+          <w:szCs w:val="20"/>
+        </w:rPr>
+        <w:t>, Spring</w:t>
+      </w:r>
+      <w:r>
+        <w:rPr>
+          <w:rFonts w:ascii="Times New Roman" w:hAnsi="Times New Roman" w:cs="Times New Roman"/>
+          <w:bCs/>
+          <w:sz w:val="20"/>
+          <w:szCs w:val="20"/>
+        </w:rPr>
+        <w:t xml:space="preserve"> 20</w:t>
+      </w:r>
+      <w:r>
+        <w:rPr>
+          <w:rFonts w:ascii="Times New Roman" w:hAnsi="Times New Roman" w:cs="Times New Roman"/>
+          <w:bCs/>
+          <w:sz w:val="20"/>
+          <w:szCs w:val="20"/>
+        </w:rPr>
+        <w:t>26</w:t>
+      </w:r>
+    </w:p>
+    <w:p>
+      <w:pPr>
+        <w:spacing w:after="240"/>
+        <w:ind w:left="864" w:firstLine="432"/>
+        <w:rPr>
+          <w:rFonts w:ascii="Times New Roman" w:hAnsi="Times New Roman" w:cs="Times New Roman"/>
+          <w:bCs/>
+          <w:sz w:val="20"/>
+          <w:szCs w:val="20"/>
+        </w:rPr>
+      </w:pPr>
+      <w:r>
+        <w:rPr>
+          <w:rFonts w:ascii="Times New Roman" w:hAnsi="Times New Roman" w:cs="Times New Roman"/>
+          <w:bCs/>
+          <w:sz w:val="20"/>
+          <w:szCs w:val="20"/>
+        </w:rPr>
+        <w:t>Code Smell and Refactoring – Spring</w:t>
+      </w:r>
+      <w:r>
+        <w:rPr>
+          <w:rFonts w:ascii="Times New Roman" w:hAnsi="Times New Roman" w:cs="Times New Roman"/>
+          <w:bCs/>
+          <w:sz w:val="20"/>
+          <w:szCs w:val="20"/>
+        </w:rPr>
+        <w:t xml:space="preserve"> 20</w:t>
+      </w:r>
+      <w:r>
+        <w:rPr>
+          <w:rFonts w:ascii="Times New Roman" w:hAnsi="Times New Roman" w:cs="Times New Roman"/>
+          <w:bCs/>
+          <w:sz w:val="20"/>
+          <w:szCs w:val="20"/>
+        </w:rPr>
+        <w:t>25</w:t>
+      </w:r>
+    </w:p>
+    <w:p>
+      <w:pPr>
+        <w:spacing w:after="60"/>
+        <w:contextualSpacing/>
+        <w:rPr>
+          <w:rFonts w:ascii="Bell MT" w:hAnsi="Bell MT" w:cs="Times New Roman"/>
+          <w:b/>
+          <w:sz w:val="24"/>
+          <w:szCs w:val="24"/>
+        </w:rPr>
+      </w:pPr>
       <w:r>
         <w:rPr>
           <w:rFonts w:ascii="Bell MT" w:hAnsi="Bell MT" w:cs="Times New Roman"/>
@@ -6839,9 +8936,8 @@
           <w:color w:val="0070C0"/>
           <w:sz w:val="24"/>
           <w:szCs w:val="24"/>
-          <w:u w:val="single"/>
-        </w:rPr>
-        <w:t>upervision</w:t>
+        </w:rPr>
+        <w:t xml:space="preserve">Professional </w:t>
       </w:r>
       <w:r>
         <w:rPr>
@@ -6850,2276 +8946,6 @@
           <w:color w:val="0070C0"/>
           <w:sz w:val="24"/>
           <w:szCs w:val="24"/>
-          <w:u w:val="single"/>
-        </w:rPr>
-        <w:t xml:space="preserve"> and Mentoring</w:t>
-      </w:r>
-    </w:p>
-    <w:p>
-      <w:pPr>
-        <w:spacing w:after="0"/>
-        <w:contextualSpacing/>
-        <w:rPr>
-          <w:rFonts w:ascii="Times New Roman" w:hAnsi="Times New Roman" w:cs="Times New Roman"/>
-          <w:b/>
-          <w:bCs/>
-          <w:sz w:val="20"/>
-          <w:szCs w:val="20"/>
-        </w:rPr>
-      </w:pPr>
-      <w:r>
-        <w:rPr>
-          <w:rFonts w:ascii="Times New Roman" w:hAnsi="Times New Roman" w:cs="Times New Roman"/>
-          <w:b/>
-          <w:bCs/>
-          <w:sz w:val="20"/>
-          <w:szCs w:val="20"/>
-        </w:rPr>
-        <w:t>Ph.D.</w:t>
-      </w:r>
-      <w:r>
-        <w:rPr>
-          <w:rFonts w:ascii="Times New Roman" w:hAnsi="Times New Roman" w:cs="Times New Roman"/>
-          <w:b/>
-          <w:bCs/>
-          <w:sz w:val="20"/>
-          <w:szCs w:val="20"/>
-        </w:rPr>
-        <w:t xml:space="preserve"> Students Advised</w:t>
-      </w:r>
-    </w:p>
-    <w:p>
-      <w:pPr>
-        <w:spacing w:after="120"/>
-        <w:contextualSpacing/>
-        <w:rPr>
-          <w:rFonts w:ascii="Times New Roman" w:hAnsi="Times New Roman" w:cs="Times New Roman"/>
-          <w:sz w:val="20"/>
-          <w:szCs w:val="20"/>
-        </w:rPr>
-      </w:pPr>
-      <w:r>
-        <w:rPr>
-          <w:rFonts w:ascii="Times New Roman" w:hAnsi="Times New Roman" w:cs="Times New Roman"/>
-          <w:b/>
-          <w:bCs/>
-          <w:sz w:val="20"/>
-          <w:szCs w:val="20"/>
-        </w:rPr>
-        <w:tab/>
-      </w:r>
-      <w:r>
-        <w:rPr>
-          <w:rFonts w:ascii="Times New Roman" w:hAnsi="Times New Roman" w:cs="Times New Roman"/>
-          <w:b/>
-          <w:bCs/>
-          <w:sz w:val="20"/>
-          <w:szCs w:val="20"/>
-        </w:rPr>
-        <w:t xml:space="preserve">Frank </w:t>
-      </w:r>
-      <w:proofErr w:type="spellStart"/>
-      <w:r>
-        <w:rPr>
-          <w:rFonts w:ascii="Times New Roman" w:hAnsi="Times New Roman" w:cs="Times New Roman"/>
-          <w:b/>
-          <w:bCs/>
-          <w:sz w:val="20"/>
-          <w:szCs w:val="20"/>
-        </w:rPr>
-        <w:t>Kendermah</w:t>
-      </w:r>
-      <w:proofErr w:type="spellEnd"/>
-      <w:r>
-        <w:rPr>
-          <w:rFonts w:ascii="Times New Roman" w:hAnsi="Times New Roman" w:cs="Times New Roman"/>
-          <w:sz w:val="20"/>
-          <w:szCs w:val="20"/>
-        </w:rPr>
-        <w:t>, North Dakota State University (</w:t>
-      </w:r>
-      <w:r>
-        <w:rPr>
-          <w:rFonts w:ascii="Times New Roman" w:hAnsi="Times New Roman" w:cs="Times New Roman"/>
-          <w:sz w:val="20"/>
-          <w:szCs w:val="20"/>
-        </w:rPr>
-        <w:t>Jan</w:t>
-      </w:r>
-      <w:r>
-        <w:rPr>
-          <w:rFonts w:ascii="Times New Roman" w:hAnsi="Times New Roman" w:cs="Times New Roman"/>
-          <w:sz w:val="20"/>
-          <w:szCs w:val="20"/>
-        </w:rPr>
-        <w:t xml:space="preserve"> 202</w:t>
-      </w:r>
-      <w:r>
-        <w:rPr>
-          <w:rFonts w:ascii="Times New Roman" w:hAnsi="Times New Roman" w:cs="Times New Roman"/>
-          <w:sz w:val="20"/>
-          <w:szCs w:val="20"/>
-        </w:rPr>
-        <w:t>6</w:t>
-      </w:r>
-      <w:r>
-        <w:rPr>
-          <w:rFonts w:ascii="Times New Roman" w:hAnsi="Times New Roman" w:cs="Times New Roman"/>
-          <w:sz w:val="20"/>
-          <w:szCs w:val="20"/>
-        </w:rPr>
-        <w:t xml:space="preserve"> - </w:t>
-      </w:r>
-      <w:r>
-        <w:rPr>
-          <w:rFonts w:ascii="Times New Roman" w:hAnsi="Times New Roman" w:cs="Times New Roman"/>
-          <w:sz w:val="20"/>
-          <w:szCs w:val="20"/>
-        </w:rPr>
-        <w:t>Present</w:t>
-      </w:r>
-      <w:r>
-        <w:rPr>
-          <w:rFonts w:ascii="Times New Roman" w:hAnsi="Times New Roman" w:cs="Times New Roman"/>
-          <w:sz w:val="20"/>
-          <w:szCs w:val="20"/>
-        </w:rPr>
-        <w:t>)</w:t>
-      </w:r>
-    </w:p>
-    <w:p>
-      <w:pPr>
-        <w:spacing w:after="120"/>
-        <w:contextualSpacing/>
-        <w:rPr>
-          <w:rFonts w:ascii="Times New Roman" w:hAnsi="Times New Roman" w:cs="Times New Roman"/>
-          <w:sz w:val="20"/>
-          <w:szCs w:val="20"/>
-        </w:rPr>
-      </w:pPr>
-      <w:r>
-        <w:rPr>
-          <w:rFonts w:ascii="Times New Roman" w:hAnsi="Times New Roman" w:cs="Times New Roman"/>
-          <w:sz w:val="20"/>
-          <w:szCs w:val="20"/>
-        </w:rPr>
-        <w:tab/>
-      </w:r>
-      <w:r>
-        <w:rPr>
-          <w:rFonts w:ascii="Times New Roman" w:hAnsi="Times New Roman" w:cs="Times New Roman"/>
-          <w:b/>
-          <w:bCs/>
-          <w:sz w:val="20"/>
-          <w:szCs w:val="20"/>
-        </w:rPr>
-        <w:t>Rupinder Kaur</w:t>
-      </w:r>
-      <w:r>
-        <w:rPr>
-          <w:rFonts w:ascii="Times New Roman" w:hAnsi="Times New Roman" w:cs="Times New Roman"/>
-          <w:sz w:val="20"/>
-          <w:szCs w:val="20"/>
-        </w:rPr>
-        <w:t xml:space="preserve">, North Dakota State University (March 2024 </w:t>
-      </w:r>
-      <w:r>
-        <w:rPr>
-          <w:rFonts w:ascii="Times New Roman" w:hAnsi="Times New Roman" w:cs="Times New Roman"/>
-          <w:sz w:val="20"/>
-          <w:szCs w:val="20"/>
-        </w:rPr>
-        <w:t>–</w:t>
-      </w:r>
-      <w:r>
-        <w:rPr>
-          <w:rFonts w:ascii="Times New Roman" w:hAnsi="Times New Roman" w:cs="Times New Roman"/>
-          <w:sz w:val="20"/>
-          <w:szCs w:val="20"/>
-        </w:rPr>
-        <w:t xml:space="preserve"> </w:t>
-      </w:r>
-      <w:r>
-        <w:rPr>
-          <w:rFonts w:ascii="Times New Roman" w:hAnsi="Times New Roman" w:cs="Times New Roman"/>
-          <w:sz w:val="20"/>
-          <w:szCs w:val="20"/>
-        </w:rPr>
-        <w:t>June 2025</w:t>
-      </w:r>
-      <w:r>
-        <w:rPr>
-          <w:rFonts w:ascii="Times New Roman" w:hAnsi="Times New Roman" w:cs="Times New Roman"/>
-          <w:sz w:val="20"/>
-          <w:szCs w:val="20"/>
-        </w:rPr>
-        <w:t>)</w:t>
-      </w:r>
-    </w:p>
-    <w:p>
-      <w:pPr>
-        <w:spacing w:after="120"/>
-        <w:rPr>
-          <w:rFonts w:ascii="Times New Roman" w:hAnsi="Times New Roman" w:cs="Times New Roman"/>
-          <w:sz w:val="20"/>
-          <w:szCs w:val="20"/>
-        </w:rPr>
-      </w:pPr>
-      <w:r>
-        <w:rPr>
-          <w:rFonts w:ascii="Times New Roman" w:hAnsi="Times New Roman" w:cs="Times New Roman"/>
-          <w:sz w:val="20"/>
-          <w:szCs w:val="20"/>
-        </w:rPr>
-        <w:tab/>
-      </w:r>
-      <w:r>
-        <w:rPr>
-          <w:rFonts w:ascii="Times New Roman" w:hAnsi="Times New Roman" w:cs="Times New Roman"/>
-          <w:b/>
-          <w:bCs/>
-          <w:sz w:val="20"/>
-          <w:szCs w:val="20"/>
-        </w:rPr>
-        <w:t xml:space="preserve">Amjad </w:t>
-      </w:r>
-      <w:proofErr w:type="spellStart"/>
-      <w:r>
-        <w:rPr>
-          <w:rFonts w:ascii="Times New Roman" w:hAnsi="Times New Roman" w:cs="Times New Roman"/>
-          <w:b/>
-          <w:bCs/>
-          <w:sz w:val="20"/>
-          <w:szCs w:val="20"/>
-        </w:rPr>
-        <w:t>Allobadi</w:t>
-      </w:r>
-      <w:proofErr w:type="spellEnd"/>
-      <w:r>
-        <w:rPr>
-          <w:rFonts w:ascii="Times New Roman" w:hAnsi="Times New Roman" w:cs="Times New Roman"/>
-          <w:sz w:val="20"/>
-          <w:szCs w:val="20"/>
-        </w:rPr>
-        <w:t>, North Dakota State University (Aug 2022 – Dec 2023)</w:t>
-      </w:r>
-    </w:p>
-    <w:p>
-      <w:pPr>
-        <w:spacing w:after="0"/>
-        <w:contextualSpacing/>
-        <w:rPr>
-          <w:rFonts w:ascii="Times New Roman" w:hAnsi="Times New Roman" w:cs="Times New Roman"/>
-          <w:b/>
-          <w:bCs/>
-          <w:sz w:val="20"/>
-          <w:szCs w:val="20"/>
-        </w:rPr>
-      </w:pPr>
-      <w:r>
-        <w:rPr>
-          <w:rFonts w:ascii="Times New Roman" w:hAnsi="Times New Roman" w:cs="Times New Roman"/>
-          <w:b/>
-          <w:bCs/>
-          <w:sz w:val="20"/>
-          <w:szCs w:val="20"/>
-        </w:rPr>
-        <w:t>Ph.D.</w:t>
-      </w:r>
-      <w:r>
-        <w:rPr>
-          <w:rFonts w:ascii="Times New Roman" w:hAnsi="Times New Roman" w:cs="Times New Roman"/>
-          <w:b/>
-          <w:bCs/>
-          <w:sz w:val="20"/>
-          <w:szCs w:val="20"/>
-        </w:rPr>
-        <w:t xml:space="preserve"> Students Mentored</w:t>
-      </w:r>
-    </w:p>
-    <w:p>
-      <w:pPr>
-        <w:spacing w:after="120"/>
-        <w:rPr>
-          <w:rFonts w:ascii="Times New Roman" w:hAnsi="Times New Roman" w:cs="Times New Roman"/>
-          <w:sz w:val="20"/>
-          <w:szCs w:val="20"/>
-        </w:rPr>
-      </w:pPr>
-      <w:r>
-        <w:rPr>
-          <w:rFonts w:ascii="Times New Roman" w:hAnsi="Times New Roman" w:cs="Times New Roman"/>
-          <w:b/>
-          <w:bCs/>
-          <w:sz w:val="20"/>
-          <w:szCs w:val="20"/>
-        </w:rPr>
-        <w:tab/>
-      </w:r>
-      <w:proofErr w:type="spellStart"/>
-      <w:r>
-        <w:rPr>
-          <w:rFonts w:ascii="Times New Roman" w:hAnsi="Times New Roman" w:cs="Times New Roman"/>
-          <w:b/>
-          <w:bCs/>
-          <w:sz w:val="20"/>
-          <w:szCs w:val="20"/>
-        </w:rPr>
-        <w:t>Mohayeminul</w:t>
-      </w:r>
-      <w:proofErr w:type="spellEnd"/>
-      <w:r>
-        <w:rPr>
-          <w:rFonts w:ascii="Times New Roman" w:hAnsi="Times New Roman" w:cs="Times New Roman"/>
-          <w:b/>
-          <w:bCs/>
-          <w:sz w:val="20"/>
-          <w:szCs w:val="20"/>
-        </w:rPr>
-        <w:t xml:space="preserve"> Islam</w:t>
-      </w:r>
-      <w:r>
-        <w:rPr>
-          <w:rFonts w:ascii="Times New Roman" w:hAnsi="Times New Roman" w:cs="Times New Roman"/>
-          <w:sz w:val="20"/>
-          <w:szCs w:val="20"/>
-        </w:rPr>
-        <w:t xml:space="preserve">, University of Alberta (Oct 2021 </w:t>
-      </w:r>
-      <w:r>
-        <w:rPr>
-          <w:rFonts w:ascii="Times New Roman" w:hAnsi="Times New Roman" w:cs="Times New Roman"/>
-          <w:sz w:val="20"/>
-          <w:szCs w:val="20"/>
-        </w:rPr>
-        <w:t>–</w:t>
-      </w:r>
-      <w:r>
-        <w:rPr>
-          <w:rFonts w:ascii="Times New Roman" w:hAnsi="Times New Roman" w:cs="Times New Roman"/>
-          <w:sz w:val="20"/>
-          <w:szCs w:val="20"/>
-        </w:rPr>
-        <w:t xml:space="preserve"> </w:t>
-      </w:r>
-      <w:r>
-        <w:rPr>
-          <w:rFonts w:ascii="Times New Roman" w:hAnsi="Times New Roman" w:cs="Times New Roman"/>
-          <w:sz w:val="20"/>
-          <w:szCs w:val="20"/>
-        </w:rPr>
-        <w:t>Aug 2025</w:t>
-      </w:r>
-      <w:r>
-        <w:rPr>
-          <w:rFonts w:ascii="Times New Roman" w:hAnsi="Times New Roman" w:cs="Times New Roman"/>
-          <w:sz w:val="20"/>
-          <w:szCs w:val="20"/>
-        </w:rPr>
-        <w:t>)</w:t>
-      </w:r>
-    </w:p>
-    <w:p>
-      <w:pPr>
-        <w:spacing w:after="0"/>
-        <w:contextualSpacing/>
-        <w:rPr>
-          <w:rFonts w:ascii="Times New Roman" w:hAnsi="Times New Roman" w:cs="Times New Roman"/>
-          <w:sz w:val="20"/>
-          <w:szCs w:val="20"/>
-        </w:rPr>
-      </w:pPr>
-      <w:r>
-        <w:rPr>
-          <w:rFonts w:ascii="Times New Roman" w:hAnsi="Times New Roman" w:cs="Times New Roman"/>
-          <w:b/>
-          <w:bCs/>
-          <w:sz w:val="20"/>
-          <w:szCs w:val="20"/>
-        </w:rPr>
-        <w:t>Master's</w:t>
-      </w:r>
-      <w:r>
-        <w:rPr>
-          <w:rFonts w:ascii="Times New Roman" w:hAnsi="Times New Roman" w:cs="Times New Roman"/>
-          <w:b/>
-          <w:bCs/>
-          <w:sz w:val="20"/>
-          <w:szCs w:val="20"/>
-        </w:rPr>
-        <w:t xml:space="preserve"> Students Advised</w:t>
-      </w:r>
-      <w:r>
-        <w:rPr>
-          <w:rFonts w:ascii="Times New Roman" w:hAnsi="Times New Roman" w:cs="Times New Roman"/>
-          <w:sz w:val="20"/>
-          <w:szCs w:val="20"/>
-        </w:rPr>
-        <w:tab/>
-      </w:r>
-    </w:p>
-    <w:p>
-      <w:pPr>
-        <w:spacing w:after="0"/>
-        <w:ind w:firstLine="360"/>
-        <w:rPr>
-          <w:rFonts w:ascii="Times New Roman" w:hAnsi="Times New Roman" w:cs="Times New Roman"/>
-          <w:b/>
-          <w:bCs/>
-          <w:sz w:val="20"/>
-          <w:szCs w:val="20"/>
-        </w:rPr>
-      </w:pPr>
-      <w:r>
-        <w:rPr>
-          <w:rFonts w:ascii="Times New Roman" w:hAnsi="Times New Roman" w:cs="Times New Roman"/>
-          <w:b/>
-          <w:bCs/>
-          <w:sz w:val="20"/>
-          <w:szCs w:val="20"/>
-        </w:rPr>
-        <w:t xml:space="preserve">Chloe </w:t>
-      </w:r>
-      <w:proofErr w:type="spellStart"/>
-      <w:r>
-        <w:rPr>
-          <w:rFonts w:ascii="Times New Roman" w:hAnsi="Times New Roman" w:cs="Times New Roman"/>
-          <w:b/>
-          <w:bCs/>
-          <w:sz w:val="20"/>
-          <w:szCs w:val="20"/>
-        </w:rPr>
-        <w:t>Chinault</w:t>
-      </w:r>
-      <w:proofErr w:type="spellEnd"/>
-      <w:r>
-        <w:rPr>
-          <w:rFonts w:ascii="Times New Roman" w:hAnsi="Times New Roman" w:cs="Times New Roman"/>
-          <w:b/>
-          <w:bCs/>
-          <w:sz w:val="20"/>
-          <w:szCs w:val="20"/>
-        </w:rPr>
-        <w:t xml:space="preserve">, </w:t>
-      </w:r>
-      <w:r>
-        <w:rPr>
-          <w:rFonts w:ascii="Times New Roman" w:hAnsi="Times New Roman" w:cs="Times New Roman"/>
-          <w:sz w:val="20"/>
-          <w:szCs w:val="20"/>
-        </w:rPr>
-        <w:t>North Dakota State University (</w:t>
-      </w:r>
-      <w:r>
-        <w:rPr>
-          <w:rFonts w:ascii="Times New Roman" w:hAnsi="Times New Roman" w:cs="Times New Roman"/>
-          <w:sz w:val="20"/>
-          <w:szCs w:val="20"/>
-        </w:rPr>
-        <w:t>Sep</w:t>
-      </w:r>
-      <w:r>
-        <w:rPr>
-          <w:rFonts w:ascii="Times New Roman" w:hAnsi="Times New Roman" w:cs="Times New Roman"/>
-          <w:sz w:val="20"/>
-          <w:szCs w:val="20"/>
-        </w:rPr>
-        <w:t xml:space="preserve"> 202</w:t>
-      </w:r>
-      <w:r>
-        <w:rPr>
-          <w:rFonts w:ascii="Times New Roman" w:hAnsi="Times New Roman" w:cs="Times New Roman"/>
-          <w:sz w:val="20"/>
-          <w:szCs w:val="20"/>
-        </w:rPr>
-        <w:t>5</w:t>
-      </w:r>
-      <w:r>
-        <w:rPr>
-          <w:rFonts w:ascii="Times New Roman" w:hAnsi="Times New Roman" w:cs="Times New Roman"/>
-          <w:sz w:val="20"/>
-          <w:szCs w:val="20"/>
-        </w:rPr>
-        <w:t xml:space="preserve"> - </w:t>
-      </w:r>
-      <w:r>
-        <w:rPr>
-          <w:rFonts w:ascii="Times New Roman" w:hAnsi="Times New Roman" w:cs="Times New Roman"/>
-          <w:sz w:val="20"/>
-          <w:szCs w:val="20"/>
-        </w:rPr>
-        <w:t>Present</w:t>
-      </w:r>
-      <w:r>
-        <w:rPr>
-          <w:rFonts w:ascii="Times New Roman" w:hAnsi="Times New Roman" w:cs="Times New Roman"/>
-          <w:sz w:val="20"/>
-          <w:szCs w:val="20"/>
-        </w:rPr>
-        <w:t>)</w:t>
-      </w:r>
-    </w:p>
-    <w:p>
-      <w:pPr>
-        <w:spacing w:after="0"/>
-        <w:ind w:firstLine="360"/>
-        <w:rPr>
-          <w:rFonts w:ascii="Times New Roman" w:hAnsi="Times New Roman" w:cs="Times New Roman"/>
-          <w:b/>
-          <w:bCs/>
-          <w:sz w:val="20"/>
-          <w:szCs w:val="20"/>
-        </w:rPr>
-      </w:pPr>
-      <w:r>
-        <w:rPr>
-          <w:rFonts w:ascii="Times New Roman" w:hAnsi="Times New Roman" w:cs="Times New Roman"/>
-          <w:b/>
-          <w:bCs/>
-          <w:sz w:val="20"/>
-          <w:szCs w:val="20"/>
-        </w:rPr>
-        <w:t xml:space="preserve">Aayush </w:t>
-      </w:r>
-      <w:proofErr w:type="spellStart"/>
-      <w:r>
-        <w:rPr>
-          <w:rFonts w:ascii="Times New Roman" w:hAnsi="Times New Roman" w:cs="Times New Roman"/>
-          <w:b/>
-          <w:bCs/>
-          <w:sz w:val="20"/>
-          <w:szCs w:val="20"/>
-        </w:rPr>
-        <w:t>Lamsal</w:t>
-      </w:r>
-      <w:proofErr w:type="spellEnd"/>
-      <w:r>
-        <w:rPr>
-          <w:rFonts w:ascii="Times New Roman" w:hAnsi="Times New Roman" w:cs="Times New Roman"/>
-          <w:sz w:val="20"/>
-          <w:szCs w:val="20"/>
-        </w:rPr>
-        <w:t>, North Dakota State University (</w:t>
-      </w:r>
-      <w:r>
-        <w:rPr>
-          <w:rFonts w:ascii="Times New Roman" w:hAnsi="Times New Roman" w:cs="Times New Roman"/>
-          <w:sz w:val="20"/>
-          <w:szCs w:val="20"/>
-        </w:rPr>
-        <w:t>Feb</w:t>
-      </w:r>
-      <w:r>
-        <w:rPr>
-          <w:rFonts w:ascii="Times New Roman" w:hAnsi="Times New Roman" w:cs="Times New Roman"/>
-          <w:sz w:val="20"/>
-          <w:szCs w:val="20"/>
-        </w:rPr>
-        <w:t xml:space="preserve"> 202</w:t>
-      </w:r>
-      <w:r>
-        <w:rPr>
-          <w:rFonts w:ascii="Times New Roman" w:hAnsi="Times New Roman" w:cs="Times New Roman"/>
-          <w:sz w:val="20"/>
-          <w:szCs w:val="20"/>
-        </w:rPr>
-        <w:t>5</w:t>
-      </w:r>
-      <w:r>
-        <w:rPr>
-          <w:rFonts w:ascii="Times New Roman" w:hAnsi="Times New Roman" w:cs="Times New Roman"/>
-          <w:sz w:val="20"/>
-          <w:szCs w:val="20"/>
-        </w:rPr>
-        <w:t xml:space="preserve"> - </w:t>
-      </w:r>
-      <w:r>
-        <w:rPr>
-          <w:rFonts w:ascii="Times New Roman" w:hAnsi="Times New Roman" w:cs="Times New Roman"/>
-          <w:sz w:val="20"/>
-          <w:szCs w:val="20"/>
-        </w:rPr>
-        <w:t>Present</w:t>
-      </w:r>
-      <w:r>
-        <w:rPr>
-          <w:rFonts w:ascii="Times New Roman" w:hAnsi="Times New Roman" w:cs="Times New Roman"/>
-          <w:sz w:val="20"/>
-          <w:szCs w:val="20"/>
-        </w:rPr>
-        <w:t>)</w:t>
-      </w:r>
-    </w:p>
-    <w:p>
-      <w:pPr>
-        <w:spacing w:after="0"/>
-        <w:ind w:firstLine="360"/>
-        <w:rPr>
-          <w:rFonts w:ascii="Times New Roman" w:hAnsi="Times New Roman" w:cs="Times New Roman"/>
-          <w:b/>
-          <w:bCs/>
-          <w:sz w:val="20"/>
-          <w:szCs w:val="20"/>
-        </w:rPr>
-      </w:pPr>
-      <w:r>
-        <w:rPr>
-          <w:rFonts w:ascii="Times New Roman" w:hAnsi="Times New Roman" w:cs="Times New Roman"/>
-          <w:b/>
-          <w:bCs/>
-          <w:sz w:val="20"/>
-          <w:szCs w:val="20"/>
-        </w:rPr>
-        <w:t>Suraj Pokhrel</w:t>
-      </w:r>
-      <w:r>
-        <w:rPr>
-          <w:rFonts w:ascii="Times New Roman" w:hAnsi="Times New Roman" w:cs="Times New Roman"/>
-          <w:sz w:val="20"/>
-          <w:szCs w:val="20"/>
-        </w:rPr>
-        <w:t>, North Dakota State University (</w:t>
-      </w:r>
-      <w:r>
-        <w:rPr>
-          <w:rFonts w:ascii="Times New Roman" w:hAnsi="Times New Roman" w:cs="Times New Roman"/>
-          <w:sz w:val="20"/>
-          <w:szCs w:val="20"/>
-        </w:rPr>
-        <w:t>Aug</w:t>
-      </w:r>
-      <w:r>
-        <w:rPr>
-          <w:rFonts w:ascii="Times New Roman" w:hAnsi="Times New Roman" w:cs="Times New Roman"/>
-          <w:sz w:val="20"/>
-          <w:szCs w:val="20"/>
-        </w:rPr>
-        <w:t xml:space="preserve"> 2024 </w:t>
-      </w:r>
-      <w:r>
-        <w:rPr>
-          <w:rFonts w:ascii="Times New Roman" w:hAnsi="Times New Roman" w:cs="Times New Roman"/>
-          <w:sz w:val="20"/>
-          <w:szCs w:val="20"/>
-        </w:rPr>
-        <w:t>–</w:t>
-      </w:r>
-      <w:r>
-        <w:rPr>
-          <w:rFonts w:ascii="Times New Roman" w:hAnsi="Times New Roman" w:cs="Times New Roman"/>
-          <w:sz w:val="20"/>
-          <w:szCs w:val="20"/>
-        </w:rPr>
-        <w:t xml:space="preserve"> </w:t>
-      </w:r>
-      <w:r>
-        <w:rPr>
-          <w:rFonts w:ascii="Times New Roman" w:hAnsi="Times New Roman" w:cs="Times New Roman"/>
-          <w:sz w:val="20"/>
-          <w:szCs w:val="20"/>
-        </w:rPr>
-        <w:t>Dec 2025</w:t>
-      </w:r>
-      <w:r>
-        <w:rPr>
-          <w:rFonts w:ascii="Times New Roman" w:hAnsi="Times New Roman" w:cs="Times New Roman"/>
-          <w:sz w:val="20"/>
-          <w:szCs w:val="20"/>
-        </w:rPr>
-        <w:t>)</w:t>
-      </w:r>
-    </w:p>
-    <w:p>
-      <w:pPr>
-        <w:spacing w:after="0"/>
-        <w:ind w:firstLine="360"/>
-        <w:rPr>
-          <w:rFonts w:ascii="Times New Roman" w:hAnsi="Times New Roman" w:cs="Times New Roman"/>
-          <w:b/>
-          <w:bCs/>
-          <w:sz w:val="20"/>
-          <w:szCs w:val="20"/>
-        </w:rPr>
-      </w:pPr>
-      <w:r>
-        <w:rPr>
-          <w:rFonts w:ascii="Times New Roman" w:hAnsi="Times New Roman" w:cs="Times New Roman"/>
-          <w:b/>
-          <w:bCs/>
-          <w:sz w:val="20"/>
-          <w:szCs w:val="20"/>
-        </w:rPr>
-        <w:t>David Owuor</w:t>
-      </w:r>
-      <w:r>
-        <w:rPr>
-          <w:rFonts w:ascii="Times New Roman" w:hAnsi="Times New Roman" w:cs="Times New Roman"/>
-          <w:sz w:val="20"/>
-          <w:szCs w:val="20"/>
-        </w:rPr>
-        <w:t xml:space="preserve">, North Dakota State University (May 2024 </w:t>
-      </w:r>
-      <w:r>
-        <w:rPr>
-          <w:rFonts w:ascii="Times New Roman" w:hAnsi="Times New Roman" w:cs="Times New Roman"/>
-          <w:sz w:val="20"/>
-          <w:szCs w:val="20"/>
-        </w:rPr>
-        <w:t>–</w:t>
-      </w:r>
-      <w:r>
-        <w:rPr>
-          <w:rFonts w:ascii="Times New Roman" w:hAnsi="Times New Roman" w:cs="Times New Roman"/>
-          <w:sz w:val="20"/>
-          <w:szCs w:val="20"/>
-        </w:rPr>
-        <w:t xml:space="preserve"> </w:t>
-      </w:r>
-      <w:r>
-        <w:rPr>
-          <w:rFonts w:ascii="Times New Roman" w:hAnsi="Times New Roman" w:cs="Times New Roman"/>
-          <w:sz w:val="20"/>
-          <w:szCs w:val="20"/>
-        </w:rPr>
-        <w:t>Dec 2025</w:t>
-      </w:r>
-      <w:r>
-        <w:rPr>
-          <w:rFonts w:ascii="Times New Roman" w:hAnsi="Times New Roman" w:cs="Times New Roman"/>
-          <w:sz w:val="20"/>
-          <w:szCs w:val="20"/>
-        </w:rPr>
-        <w:t>)</w:t>
-      </w:r>
-    </w:p>
-    <w:p>
-      <w:pPr>
-        <w:spacing w:after="0"/>
-        <w:ind w:firstLine="360"/>
-        <w:rPr>
-          <w:rFonts w:ascii="Times New Roman" w:hAnsi="Times New Roman" w:cs="Times New Roman"/>
-          <w:sz w:val="20"/>
-          <w:szCs w:val="20"/>
-        </w:rPr>
-      </w:pPr>
-      <w:r>
-        <w:rPr>
-          <w:rFonts w:ascii="Times New Roman" w:hAnsi="Times New Roman" w:cs="Times New Roman"/>
-          <w:b/>
-          <w:bCs/>
-          <w:sz w:val="20"/>
-          <w:szCs w:val="20"/>
-        </w:rPr>
-        <w:t xml:space="preserve">Frank </w:t>
-      </w:r>
-      <w:proofErr w:type="spellStart"/>
-      <w:r>
-        <w:rPr>
-          <w:rFonts w:ascii="Times New Roman" w:hAnsi="Times New Roman" w:cs="Times New Roman"/>
-          <w:b/>
-          <w:bCs/>
-          <w:sz w:val="20"/>
-          <w:szCs w:val="20"/>
-        </w:rPr>
-        <w:t>Kendermah</w:t>
-      </w:r>
-      <w:proofErr w:type="spellEnd"/>
-      <w:r>
-        <w:rPr>
-          <w:rFonts w:ascii="Times New Roman" w:hAnsi="Times New Roman" w:cs="Times New Roman"/>
-          <w:sz w:val="20"/>
-          <w:szCs w:val="20"/>
-        </w:rPr>
-        <w:t>, North Dakota State University (</w:t>
-      </w:r>
-      <w:r>
-        <w:rPr>
-          <w:rFonts w:ascii="Times New Roman" w:hAnsi="Times New Roman" w:cs="Times New Roman"/>
-          <w:sz w:val="20"/>
-          <w:szCs w:val="20"/>
-        </w:rPr>
-        <w:t xml:space="preserve">Feb 2024 </w:t>
-      </w:r>
-      <w:r>
-        <w:rPr>
-          <w:rFonts w:ascii="Times New Roman" w:hAnsi="Times New Roman" w:cs="Times New Roman"/>
-          <w:sz w:val="20"/>
-          <w:szCs w:val="20"/>
-        </w:rPr>
-        <w:t>–</w:t>
-      </w:r>
-      <w:r>
-        <w:rPr>
-          <w:rFonts w:ascii="Times New Roman" w:hAnsi="Times New Roman" w:cs="Times New Roman"/>
-          <w:sz w:val="20"/>
-          <w:szCs w:val="20"/>
-        </w:rPr>
-        <w:t xml:space="preserve"> </w:t>
-      </w:r>
-      <w:r>
-        <w:rPr>
-          <w:rFonts w:ascii="Times New Roman" w:hAnsi="Times New Roman" w:cs="Times New Roman"/>
-          <w:sz w:val="20"/>
-          <w:szCs w:val="20"/>
-        </w:rPr>
-        <w:t>Dec 2025</w:t>
-      </w:r>
-      <w:r>
-        <w:rPr>
-          <w:rFonts w:ascii="Times New Roman" w:hAnsi="Times New Roman" w:cs="Times New Roman"/>
-          <w:sz w:val="20"/>
-          <w:szCs w:val="20"/>
-        </w:rPr>
-        <w:t>)</w:t>
-      </w:r>
-    </w:p>
-    <w:p>
-      <w:pPr>
-        <w:spacing w:after="0"/>
-        <w:ind w:firstLine="360"/>
-        <w:rPr>
-          <w:rFonts w:ascii="Times New Roman" w:hAnsi="Times New Roman" w:cs="Times New Roman"/>
-          <w:sz w:val="20"/>
-          <w:szCs w:val="20"/>
-        </w:rPr>
-      </w:pPr>
-      <w:r>
-        <w:rPr>
-          <w:rFonts w:ascii="Times New Roman" w:hAnsi="Times New Roman" w:cs="Times New Roman"/>
-          <w:b/>
-          <w:bCs/>
-          <w:sz w:val="20"/>
-          <w:szCs w:val="20"/>
-        </w:rPr>
-        <w:t>Suraj Bhatta</w:t>
-      </w:r>
-      <w:r>
-        <w:rPr>
-          <w:rFonts w:ascii="Times New Roman" w:hAnsi="Times New Roman" w:cs="Times New Roman"/>
-          <w:sz w:val="20"/>
-          <w:szCs w:val="20"/>
-        </w:rPr>
-        <w:t xml:space="preserve">, North Dakota State University (Jan 2023 </w:t>
-      </w:r>
-      <w:r>
-        <w:rPr>
-          <w:rFonts w:ascii="Times New Roman" w:hAnsi="Times New Roman" w:cs="Times New Roman"/>
-          <w:sz w:val="20"/>
-          <w:szCs w:val="20"/>
-        </w:rPr>
-        <w:t>–</w:t>
-      </w:r>
-      <w:r>
-        <w:rPr>
-          <w:rFonts w:ascii="Times New Roman" w:hAnsi="Times New Roman" w:cs="Times New Roman"/>
-          <w:sz w:val="20"/>
-          <w:szCs w:val="20"/>
-        </w:rPr>
-        <w:t xml:space="preserve"> </w:t>
-      </w:r>
-      <w:r>
-        <w:rPr>
-          <w:rFonts w:ascii="Times New Roman" w:hAnsi="Times New Roman" w:cs="Times New Roman"/>
-          <w:sz w:val="20"/>
-          <w:szCs w:val="20"/>
-        </w:rPr>
-        <w:t>Dec 2024</w:t>
-      </w:r>
-      <w:r>
-        <w:rPr>
-          <w:rFonts w:ascii="Times New Roman" w:hAnsi="Times New Roman" w:cs="Times New Roman"/>
-          <w:sz w:val="20"/>
-          <w:szCs w:val="20"/>
-        </w:rPr>
-        <w:t>)</w:t>
-      </w:r>
-    </w:p>
-    <w:p>
-      <w:pPr>
-        <w:spacing w:after="120"/>
-        <w:ind w:firstLine="360"/>
-        <w:rPr>
-          <w:rFonts w:ascii="Times New Roman" w:hAnsi="Times New Roman" w:cs="Times New Roman"/>
-          <w:sz w:val="20"/>
-          <w:szCs w:val="20"/>
-        </w:rPr>
-      </w:pPr>
-      <w:r>
-        <w:rPr>
-          <w:rFonts w:ascii="Times New Roman" w:hAnsi="Times New Roman" w:cs="Times New Roman"/>
-          <w:b/>
-          <w:bCs/>
-          <w:sz w:val="20"/>
-          <w:szCs w:val="20"/>
-        </w:rPr>
-        <w:t xml:space="preserve">Sai Kiran </w:t>
-      </w:r>
-      <w:proofErr w:type="spellStart"/>
-      <w:r>
-        <w:rPr>
-          <w:rFonts w:ascii="Times New Roman" w:hAnsi="Times New Roman" w:cs="Times New Roman"/>
-          <w:b/>
-          <w:bCs/>
-          <w:sz w:val="20"/>
-          <w:szCs w:val="20"/>
-        </w:rPr>
-        <w:t>Bhrugumalla</w:t>
-      </w:r>
-      <w:proofErr w:type="spellEnd"/>
-      <w:r>
-        <w:rPr>
-          <w:rFonts w:ascii="Times New Roman" w:hAnsi="Times New Roman" w:cs="Times New Roman"/>
-          <w:sz w:val="20"/>
-          <w:szCs w:val="20"/>
-        </w:rPr>
-        <w:t xml:space="preserve">, North Dakota State University (March 2023 </w:t>
-      </w:r>
-      <w:r>
-        <w:rPr>
-          <w:rFonts w:ascii="Times New Roman" w:hAnsi="Times New Roman" w:cs="Times New Roman"/>
-          <w:sz w:val="20"/>
-          <w:szCs w:val="20"/>
-        </w:rPr>
-        <w:t>–</w:t>
-      </w:r>
-      <w:r>
-        <w:rPr>
-          <w:rFonts w:ascii="Times New Roman" w:hAnsi="Times New Roman" w:cs="Times New Roman"/>
-          <w:sz w:val="20"/>
-          <w:szCs w:val="20"/>
-        </w:rPr>
-        <w:t xml:space="preserve"> </w:t>
-      </w:r>
-      <w:r>
-        <w:rPr>
-          <w:rFonts w:ascii="Times New Roman" w:hAnsi="Times New Roman" w:cs="Times New Roman"/>
-          <w:sz w:val="20"/>
-          <w:szCs w:val="20"/>
-        </w:rPr>
-        <w:t>July 2024</w:t>
-      </w:r>
-      <w:r>
-        <w:rPr>
-          <w:rFonts w:ascii="Times New Roman" w:hAnsi="Times New Roman" w:cs="Times New Roman"/>
-          <w:sz w:val="20"/>
-          <w:szCs w:val="20"/>
-        </w:rPr>
-        <w:t>)</w:t>
-      </w:r>
-    </w:p>
-    <w:p>
-      <w:pPr>
-        <w:spacing w:after="0"/>
-        <w:contextualSpacing/>
-        <w:rPr>
-          <w:rFonts w:ascii="Times New Roman" w:hAnsi="Times New Roman" w:cs="Times New Roman"/>
-          <w:b/>
-          <w:bCs/>
-          <w:sz w:val="20"/>
-          <w:szCs w:val="20"/>
-        </w:rPr>
-      </w:pPr>
-      <w:r>
-        <w:rPr>
-          <w:rFonts w:ascii="Times New Roman" w:hAnsi="Times New Roman" w:cs="Times New Roman"/>
-          <w:b/>
-          <w:bCs/>
-          <w:sz w:val="20"/>
-          <w:szCs w:val="20"/>
-        </w:rPr>
-        <w:t>Undergrad</w:t>
-      </w:r>
-      <w:r>
-        <w:rPr>
-          <w:rFonts w:ascii="Times New Roman" w:hAnsi="Times New Roman" w:cs="Times New Roman"/>
-          <w:b/>
-          <w:bCs/>
-          <w:sz w:val="20"/>
-          <w:szCs w:val="20"/>
-        </w:rPr>
-        <w:t>uate</w:t>
-      </w:r>
-      <w:r>
-        <w:rPr>
-          <w:rFonts w:ascii="Times New Roman" w:hAnsi="Times New Roman" w:cs="Times New Roman"/>
-          <w:b/>
-          <w:bCs/>
-          <w:sz w:val="20"/>
-          <w:szCs w:val="20"/>
-        </w:rPr>
-        <w:t xml:space="preserve"> Research Interns</w:t>
-      </w:r>
-      <w:r>
-        <w:rPr>
-          <w:rFonts w:ascii="Times New Roman" w:hAnsi="Times New Roman" w:cs="Times New Roman"/>
-          <w:b/>
-          <w:bCs/>
-          <w:sz w:val="20"/>
-          <w:szCs w:val="20"/>
-        </w:rPr>
-        <w:tab/>
-      </w:r>
-    </w:p>
-    <w:p>
-      <w:pPr>
-        <w:spacing w:after="0"/>
-        <w:ind w:firstLine="432"/>
-        <w:rPr>
-          <w:rFonts w:ascii="Times New Roman" w:hAnsi="Times New Roman" w:cs="Times New Roman"/>
-          <w:b/>
-          <w:bCs/>
-          <w:sz w:val="20"/>
-          <w:szCs w:val="20"/>
-        </w:rPr>
-      </w:pPr>
-      <w:r>
-        <w:rPr>
-          <w:rFonts w:ascii="Times New Roman" w:hAnsi="Times New Roman" w:cs="Times New Roman"/>
-          <w:b/>
-          <w:bCs/>
-          <w:sz w:val="20"/>
-          <w:szCs w:val="20"/>
-        </w:rPr>
-        <w:t>Griffin Winstead</w:t>
-      </w:r>
-      <w:r>
-        <w:rPr>
-          <w:rFonts w:ascii="Times New Roman" w:hAnsi="Times New Roman" w:cs="Times New Roman"/>
-          <w:b/>
-          <w:bCs/>
-          <w:sz w:val="20"/>
-          <w:szCs w:val="20"/>
-        </w:rPr>
-        <w:t xml:space="preserve">, </w:t>
-      </w:r>
-      <w:r>
-        <w:rPr>
-          <w:rFonts w:ascii="Times New Roman" w:hAnsi="Times New Roman" w:cs="Times New Roman"/>
-          <w:sz w:val="20"/>
-          <w:szCs w:val="20"/>
-        </w:rPr>
-        <w:t>N</w:t>
-      </w:r>
-      <w:r>
-        <w:rPr>
-          <w:rFonts w:ascii="Times New Roman" w:hAnsi="Times New Roman" w:cs="Times New Roman"/>
-          <w:sz w:val="20"/>
-          <w:szCs w:val="20"/>
-        </w:rPr>
-        <w:t>DSU</w:t>
-      </w:r>
-      <w:r>
-        <w:rPr>
-          <w:rFonts w:ascii="Times New Roman" w:hAnsi="Times New Roman" w:cs="Times New Roman"/>
-          <w:sz w:val="20"/>
-          <w:szCs w:val="20"/>
-        </w:rPr>
-        <w:t xml:space="preserve"> (</w:t>
-      </w:r>
-      <w:r>
-        <w:rPr>
-          <w:rFonts w:ascii="Times New Roman" w:hAnsi="Times New Roman" w:cs="Times New Roman"/>
-          <w:sz w:val="20"/>
-          <w:szCs w:val="20"/>
-        </w:rPr>
-        <w:t xml:space="preserve">Jan </w:t>
-      </w:r>
-      <w:r>
-        <w:rPr>
-          <w:rFonts w:ascii="Times New Roman" w:hAnsi="Times New Roman" w:cs="Times New Roman"/>
-          <w:sz w:val="20"/>
-          <w:szCs w:val="20"/>
-        </w:rPr>
-        <w:t>202</w:t>
-      </w:r>
-      <w:r>
-        <w:rPr>
-          <w:rFonts w:ascii="Times New Roman" w:hAnsi="Times New Roman" w:cs="Times New Roman"/>
-          <w:sz w:val="20"/>
-          <w:szCs w:val="20"/>
-        </w:rPr>
-        <w:t>6</w:t>
-      </w:r>
-      <w:r>
-        <w:rPr>
-          <w:rFonts w:ascii="Times New Roman" w:hAnsi="Times New Roman" w:cs="Times New Roman"/>
-          <w:sz w:val="20"/>
-          <w:szCs w:val="20"/>
-        </w:rPr>
-        <w:t xml:space="preserve"> </w:t>
-      </w:r>
-      <w:r>
-        <w:rPr>
-          <w:rFonts w:ascii="Times New Roman" w:hAnsi="Times New Roman" w:cs="Times New Roman"/>
-          <w:sz w:val="20"/>
-          <w:szCs w:val="20"/>
-        </w:rPr>
-        <w:t>–</w:t>
-      </w:r>
-      <w:r>
-        <w:rPr>
-          <w:rFonts w:ascii="Times New Roman" w:hAnsi="Times New Roman" w:cs="Times New Roman"/>
-          <w:sz w:val="20"/>
-          <w:szCs w:val="20"/>
-        </w:rPr>
-        <w:t xml:space="preserve"> </w:t>
-      </w:r>
-      <w:r>
-        <w:rPr>
-          <w:rFonts w:ascii="Times New Roman" w:hAnsi="Times New Roman" w:cs="Times New Roman"/>
-          <w:sz w:val="20"/>
-          <w:szCs w:val="20"/>
-        </w:rPr>
-        <w:t>May 2026</w:t>
-      </w:r>
-      <w:r>
-        <w:rPr>
-          <w:rFonts w:ascii="Times New Roman" w:hAnsi="Times New Roman" w:cs="Times New Roman"/>
-          <w:sz w:val="20"/>
-          <w:szCs w:val="20"/>
-        </w:rPr>
-        <w:t>)</w:t>
-      </w:r>
-      <w:r>
-        <w:rPr>
-          <w:rFonts w:ascii="Times New Roman" w:hAnsi="Times New Roman" w:cs="Times New Roman"/>
-          <w:sz w:val="20"/>
-          <w:szCs w:val="20"/>
-        </w:rPr>
-        <w:t>, Supported by NDSU Explore</w:t>
-      </w:r>
-      <w:r>
-        <w:rPr>
-          <w:rFonts w:ascii="Times New Roman" w:hAnsi="Times New Roman" w:cs="Times New Roman"/>
-          <w:sz w:val="20"/>
-          <w:szCs w:val="20"/>
-        </w:rPr>
-        <w:t xml:space="preserve"> Program</w:t>
-      </w:r>
-      <w:r>
-        <w:rPr>
-          <w:rFonts w:ascii="Times New Roman" w:hAnsi="Times New Roman" w:cs="Times New Roman"/>
-          <w:sz w:val="20"/>
-          <w:szCs w:val="20"/>
-        </w:rPr>
-        <w:t xml:space="preserve"> (PI, $2,781)</w:t>
-      </w:r>
-    </w:p>
-    <w:p>
-      <w:pPr>
-        <w:spacing w:after="240"/>
-        <w:ind w:firstLine="432"/>
-        <w:rPr>
-          <w:rFonts w:ascii="Bell MT" w:hAnsi="Bell MT" w:cs="Times New Roman"/>
-          <w:b/>
-          <w:sz w:val="24"/>
-          <w:szCs w:val="24"/>
-          <w:u w:val="single"/>
-        </w:rPr>
-      </w:pPr>
-      <w:proofErr w:type="spellStart"/>
-      <w:r>
-        <w:rPr>
-          <w:rFonts w:ascii="Times New Roman" w:hAnsi="Times New Roman" w:cs="Times New Roman"/>
-          <w:b/>
-          <w:bCs/>
-          <w:sz w:val="20"/>
-          <w:szCs w:val="20"/>
-        </w:rPr>
-        <w:t>Xichen</w:t>
-      </w:r>
-      <w:proofErr w:type="spellEnd"/>
-      <w:r>
-        <w:rPr>
-          <w:rFonts w:ascii="Times New Roman" w:hAnsi="Times New Roman" w:cs="Times New Roman"/>
-          <w:b/>
-          <w:bCs/>
-          <w:sz w:val="20"/>
-          <w:szCs w:val="20"/>
-        </w:rPr>
-        <w:t xml:space="preserve"> Pan</w:t>
-      </w:r>
-      <w:r>
-        <w:rPr>
-          <w:rFonts w:ascii="Times New Roman" w:hAnsi="Times New Roman" w:cs="Times New Roman"/>
-          <w:sz w:val="20"/>
-          <w:szCs w:val="20"/>
-        </w:rPr>
-        <w:t>, University of Alberta (May 2021 – Sep 2021)</w:t>
-      </w:r>
-      <w:r>
-        <w:rPr>
-          <w:rFonts w:ascii="Times New Roman" w:hAnsi="Times New Roman" w:cs="Times New Roman"/>
-          <w:sz w:val="20"/>
-          <w:szCs w:val="20"/>
-        </w:rPr>
-        <w:tab/>
-        <w:t xml:space="preserve"> </w:t>
-      </w:r>
-    </w:p>
-    <w:p>
-      <w:pPr>
-        <w:spacing w:after="60"/>
-        <w:contextualSpacing/>
-        <w:rPr>
-          <w:rFonts w:ascii="Bell MT" w:hAnsi="Bell MT" w:cs="Times New Roman"/>
-          <w:b/>
-          <w:sz w:val="24"/>
-          <w:szCs w:val="24"/>
-          <w:u w:val="single"/>
-        </w:rPr>
-      </w:pPr>
-      <w:r>
-        <w:rPr>
-          <w:rFonts w:ascii="Bell MT" w:hAnsi="Bell MT" w:cs="Times New Roman"/>
-          <w:b/>
-          <w:color w:val="0070C0"/>
-          <w:sz w:val="24"/>
-          <w:szCs w:val="24"/>
-          <w:u w:val="single"/>
-        </w:rPr>
-        <w:t>Teaching</w:t>
-      </w:r>
-      <w:r>
-        <w:rPr>
-          <w:rFonts w:ascii="Bell MT" w:hAnsi="Bell MT" w:cs="Times New Roman"/>
-          <w:b/>
-          <w:color w:val="0070C0"/>
-          <w:sz w:val="24"/>
-          <w:szCs w:val="24"/>
-          <w:u w:val="single"/>
-        </w:rPr>
-        <w:t xml:space="preserve"> Experience</w:t>
-      </w:r>
-    </w:p>
-    <w:p>
-      <w:pPr>
-        <w:spacing w:after="60"/>
-        <w:contextualSpacing/>
-        <w:rPr>
-          <w:rFonts w:ascii="Times New Roman" w:hAnsi="Times New Roman" w:cs="Times New Roman"/>
-          <w:b/>
-          <w:sz w:val="20"/>
-          <w:szCs w:val="20"/>
-        </w:rPr>
-      </w:pPr>
-      <w:r>
-        <w:rPr>
-          <w:rFonts w:ascii="Times New Roman" w:hAnsi="Times New Roman" w:cs="Times New Roman"/>
-          <w:b/>
-          <w:sz w:val="20"/>
-          <w:szCs w:val="20"/>
-        </w:rPr>
-        <w:t>North Dakota State University</w:t>
-      </w:r>
-      <w:r>
-        <w:rPr>
-          <w:rFonts w:ascii="Times New Roman" w:hAnsi="Times New Roman" w:cs="Times New Roman"/>
-          <w:b/>
-          <w:sz w:val="20"/>
-          <w:szCs w:val="20"/>
-        </w:rPr>
-        <w:t xml:space="preserve"> (*</w:t>
-      </w:r>
-      <w:r>
-        <w:rPr>
-          <w:rFonts w:ascii="Times New Roman" w:hAnsi="Times New Roman" w:cs="Times New Roman"/>
-          <w:bCs/>
-          <w:sz w:val="20"/>
-          <w:szCs w:val="20"/>
-        </w:rPr>
-        <w:t>Newly developed course</w:t>
-      </w:r>
-      <w:r>
-        <w:rPr>
-          <w:rFonts w:ascii="Times New Roman" w:hAnsi="Times New Roman" w:cs="Times New Roman"/>
-          <w:bCs/>
-          <w:sz w:val="20"/>
-          <w:szCs w:val="20"/>
-        </w:rPr>
-        <w:t>,</w:t>
-      </w:r>
-      <w:r>
-        <w:rPr>
-          <w:rFonts w:ascii="Times New Roman" w:hAnsi="Times New Roman" w:cs="Times New Roman"/>
-          <w:b/>
-          <w:sz w:val="20"/>
-          <w:szCs w:val="20"/>
-        </w:rPr>
-        <w:t xml:space="preserve"> **</w:t>
-      </w:r>
-      <w:r>
-        <w:rPr>
-          <w:rFonts w:ascii="Times New Roman" w:hAnsi="Times New Roman" w:cs="Times New Roman"/>
-          <w:bCs/>
-          <w:sz w:val="20"/>
-          <w:szCs w:val="20"/>
-        </w:rPr>
-        <w:t>Substantially</w:t>
-      </w:r>
-      <w:r>
-        <w:rPr>
-          <w:rFonts w:ascii="Times New Roman" w:hAnsi="Times New Roman" w:cs="Times New Roman"/>
-          <w:bCs/>
-          <w:sz w:val="20"/>
-          <w:szCs w:val="20"/>
-        </w:rPr>
-        <w:t xml:space="preserve"> </w:t>
-      </w:r>
-      <w:r>
-        <w:rPr>
-          <w:rFonts w:ascii="Times New Roman" w:hAnsi="Times New Roman" w:cs="Times New Roman"/>
-          <w:bCs/>
-          <w:sz w:val="20"/>
-          <w:szCs w:val="20"/>
-        </w:rPr>
-        <w:t xml:space="preserve">revised </w:t>
-      </w:r>
-      <w:r>
-        <w:rPr>
-          <w:rFonts w:ascii="Times New Roman" w:hAnsi="Times New Roman" w:cs="Times New Roman"/>
-          <w:bCs/>
-          <w:sz w:val="20"/>
-          <w:szCs w:val="20"/>
-        </w:rPr>
-        <w:t>c</w:t>
-      </w:r>
-      <w:r>
-        <w:rPr>
-          <w:rFonts w:ascii="Times New Roman" w:hAnsi="Times New Roman" w:cs="Times New Roman"/>
-          <w:bCs/>
-          <w:sz w:val="20"/>
-          <w:szCs w:val="20"/>
-        </w:rPr>
-        <w:t>ourse</w:t>
-      </w:r>
-      <w:r>
-        <w:rPr>
-          <w:rFonts w:ascii="Times New Roman" w:hAnsi="Times New Roman" w:cs="Times New Roman"/>
-          <w:b/>
-          <w:sz w:val="20"/>
-          <w:szCs w:val="20"/>
-        </w:rPr>
-        <w:t>)</w:t>
-      </w:r>
-    </w:p>
-    <w:p>
-      <w:pPr>
-        <w:spacing w:after="0"/>
-        <w:ind w:firstLine="432"/>
-        <w:rPr>
-          <w:rFonts w:ascii="Times New Roman" w:hAnsi="Times New Roman" w:cs="Times New Roman"/>
-          <w:bCs/>
-          <w:sz w:val="20"/>
-          <w:szCs w:val="20"/>
-        </w:rPr>
-      </w:pPr>
-      <w:r>
-        <w:rPr>
-          <w:rFonts w:ascii="Times New Roman" w:hAnsi="Times New Roman" w:cs="Times New Roman"/>
-          <w:b/>
-          <w:sz w:val="20"/>
-          <w:szCs w:val="20"/>
-        </w:rPr>
-        <w:t>*</w:t>
-      </w:r>
-      <w:r>
-        <w:rPr>
-          <w:rFonts w:ascii="Times New Roman" w:hAnsi="Times New Roman" w:cs="Times New Roman"/>
-          <w:b/>
-          <w:sz w:val="20"/>
-          <w:szCs w:val="20"/>
-        </w:rPr>
-        <w:t>CSCI 4</w:t>
-      </w:r>
-      <w:r>
-        <w:rPr>
-          <w:rFonts w:ascii="Times New Roman" w:hAnsi="Times New Roman" w:cs="Times New Roman"/>
-          <w:b/>
-          <w:sz w:val="20"/>
-          <w:szCs w:val="20"/>
-        </w:rPr>
-        <w:t>12</w:t>
-      </w:r>
-      <w:r>
-        <w:rPr>
-          <w:rFonts w:ascii="Times New Roman" w:hAnsi="Times New Roman" w:cs="Times New Roman"/>
-          <w:b/>
-          <w:sz w:val="20"/>
-          <w:szCs w:val="20"/>
-        </w:rPr>
-        <w:t>:</w:t>
-      </w:r>
-      <w:r>
-        <w:rPr>
-          <w:rFonts w:ascii="Times New Roman" w:hAnsi="Times New Roman" w:cs="Times New Roman"/>
-          <w:bCs/>
-          <w:sz w:val="20"/>
-          <w:szCs w:val="20"/>
-        </w:rPr>
-        <w:t xml:space="preserve"> Mobile Software Engineering</w:t>
-      </w:r>
-      <w:r>
-        <w:rPr>
-          <w:rFonts w:ascii="Times New Roman" w:hAnsi="Times New Roman" w:cs="Times New Roman"/>
-          <w:bCs/>
-          <w:sz w:val="20"/>
-          <w:szCs w:val="20"/>
-        </w:rPr>
-        <w:t>, Fall</w:t>
-      </w:r>
-      <w:r>
-        <w:rPr>
-          <w:rFonts w:ascii="Times New Roman" w:hAnsi="Times New Roman" w:cs="Times New Roman"/>
-          <w:bCs/>
-          <w:sz w:val="20"/>
-          <w:szCs w:val="20"/>
-        </w:rPr>
-        <w:t xml:space="preserve"> 20</w:t>
-      </w:r>
-      <w:r>
-        <w:rPr>
-          <w:rFonts w:ascii="Times New Roman" w:hAnsi="Times New Roman" w:cs="Times New Roman"/>
-          <w:bCs/>
-          <w:sz w:val="20"/>
-          <w:szCs w:val="20"/>
-        </w:rPr>
-        <w:t>23</w:t>
-      </w:r>
-      <w:r>
-        <w:rPr>
-          <w:rFonts w:ascii="Times New Roman" w:hAnsi="Times New Roman" w:cs="Times New Roman"/>
-          <w:bCs/>
-          <w:sz w:val="20"/>
-          <w:szCs w:val="20"/>
-        </w:rPr>
-        <w:t xml:space="preserve">, </w:t>
-      </w:r>
-      <w:r>
-        <w:rPr>
-          <w:rFonts w:ascii="Times New Roman" w:hAnsi="Times New Roman" w:cs="Times New Roman"/>
-          <w:bCs/>
-          <w:sz w:val="20"/>
-          <w:szCs w:val="20"/>
-        </w:rPr>
-        <w:t>20</w:t>
-      </w:r>
-      <w:r>
-        <w:rPr>
-          <w:rFonts w:ascii="Times New Roman" w:hAnsi="Times New Roman" w:cs="Times New Roman"/>
-          <w:bCs/>
-          <w:sz w:val="20"/>
-          <w:szCs w:val="20"/>
-        </w:rPr>
-        <w:t>24</w:t>
-      </w:r>
-      <w:r>
-        <w:rPr>
-          <w:rFonts w:ascii="Times New Roman" w:hAnsi="Times New Roman" w:cs="Times New Roman"/>
-          <w:bCs/>
-          <w:sz w:val="20"/>
-          <w:szCs w:val="20"/>
-        </w:rPr>
-        <w:t xml:space="preserve">, </w:t>
-      </w:r>
-      <w:r>
-        <w:rPr>
-          <w:rFonts w:ascii="Times New Roman" w:hAnsi="Times New Roman" w:cs="Times New Roman"/>
-          <w:bCs/>
-          <w:sz w:val="20"/>
-          <w:szCs w:val="20"/>
-        </w:rPr>
-        <w:t>20</w:t>
-      </w:r>
-      <w:r>
-        <w:rPr>
-          <w:rFonts w:ascii="Times New Roman" w:hAnsi="Times New Roman" w:cs="Times New Roman"/>
-          <w:bCs/>
-          <w:sz w:val="20"/>
-          <w:szCs w:val="20"/>
-        </w:rPr>
-        <w:t>25</w:t>
-      </w:r>
-      <w:r>
-        <w:rPr>
-          <w:rFonts w:ascii="Times New Roman" w:hAnsi="Times New Roman" w:cs="Times New Roman"/>
-          <w:bCs/>
-          <w:sz w:val="20"/>
-          <w:szCs w:val="20"/>
-        </w:rPr>
-        <w:t xml:space="preserve">, </w:t>
-      </w:r>
-      <w:r>
-        <w:rPr>
-          <w:rFonts w:ascii="Times New Roman" w:hAnsi="Times New Roman" w:cs="Times New Roman"/>
-          <w:bCs/>
-          <w:sz w:val="20"/>
-          <w:szCs w:val="20"/>
-        </w:rPr>
-        <w:t>20</w:t>
-      </w:r>
-      <w:r>
-        <w:rPr>
-          <w:rFonts w:ascii="Times New Roman" w:hAnsi="Times New Roman" w:cs="Times New Roman"/>
-          <w:bCs/>
-          <w:sz w:val="20"/>
-          <w:szCs w:val="20"/>
-        </w:rPr>
-        <w:t>26</w:t>
-      </w:r>
-    </w:p>
-    <w:p>
-      <w:pPr>
-        <w:spacing w:after="0"/>
-        <w:ind w:firstLine="432"/>
-        <w:rPr>
-          <w:rFonts w:ascii="Times New Roman" w:hAnsi="Times New Roman" w:cs="Times New Roman"/>
-          <w:bCs/>
-          <w:sz w:val="20"/>
-          <w:szCs w:val="20"/>
-        </w:rPr>
-      </w:pPr>
-      <w:r>
-        <w:rPr>
-          <w:rFonts w:ascii="Times New Roman" w:hAnsi="Times New Roman" w:cs="Times New Roman"/>
-          <w:b/>
-          <w:sz w:val="20"/>
-          <w:szCs w:val="20"/>
-        </w:rPr>
-        <w:t>*</w:t>
-      </w:r>
-      <w:r>
-        <w:rPr>
-          <w:rFonts w:ascii="Times New Roman" w:hAnsi="Times New Roman" w:cs="Times New Roman"/>
-          <w:b/>
-          <w:sz w:val="20"/>
-          <w:szCs w:val="20"/>
-        </w:rPr>
-        <w:t xml:space="preserve">CSCI </w:t>
-      </w:r>
-      <w:r>
-        <w:rPr>
-          <w:rFonts w:ascii="Times New Roman" w:hAnsi="Times New Roman" w:cs="Times New Roman"/>
-          <w:b/>
-          <w:sz w:val="20"/>
-          <w:szCs w:val="20"/>
-        </w:rPr>
-        <w:t>7</w:t>
-      </w:r>
-      <w:r>
-        <w:rPr>
-          <w:rFonts w:ascii="Times New Roman" w:hAnsi="Times New Roman" w:cs="Times New Roman"/>
-          <w:b/>
-          <w:sz w:val="20"/>
-          <w:szCs w:val="20"/>
-        </w:rPr>
-        <w:t>12</w:t>
-      </w:r>
-      <w:r>
-        <w:rPr>
-          <w:rFonts w:ascii="Times New Roman" w:hAnsi="Times New Roman" w:cs="Times New Roman"/>
-          <w:b/>
-          <w:sz w:val="20"/>
-          <w:szCs w:val="20"/>
-        </w:rPr>
-        <w:t>:</w:t>
-      </w:r>
-      <w:r>
-        <w:rPr>
-          <w:rFonts w:ascii="Times New Roman" w:hAnsi="Times New Roman" w:cs="Times New Roman"/>
-          <w:bCs/>
-          <w:sz w:val="20"/>
-          <w:szCs w:val="20"/>
-        </w:rPr>
-        <w:t xml:space="preserve"> Mobile Software Engineering, Spring</w:t>
-      </w:r>
-      <w:r>
-        <w:rPr>
-          <w:rFonts w:ascii="Times New Roman" w:hAnsi="Times New Roman" w:cs="Times New Roman"/>
-          <w:bCs/>
-          <w:sz w:val="20"/>
-          <w:szCs w:val="20"/>
-        </w:rPr>
-        <w:t xml:space="preserve"> 20</w:t>
-      </w:r>
-      <w:r>
-        <w:rPr>
-          <w:rFonts w:ascii="Times New Roman" w:hAnsi="Times New Roman" w:cs="Times New Roman"/>
-          <w:bCs/>
-          <w:sz w:val="20"/>
-          <w:szCs w:val="20"/>
-        </w:rPr>
-        <w:t>25</w:t>
-      </w:r>
-      <w:r>
-        <w:rPr>
-          <w:rFonts w:ascii="Times New Roman" w:hAnsi="Times New Roman" w:cs="Times New Roman"/>
-          <w:bCs/>
-          <w:sz w:val="20"/>
-          <w:szCs w:val="20"/>
-        </w:rPr>
-        <w:t xml:space="preserve">, </w:t>
-      </w:r>
-      <w:r>
-        <w:rPr>
-          <w:rFonts w:ascii="Times New Roman" w:hAnsi="Times New Roman" w:cs="Times New Roman"/>
-          <w:bCs/>
-          <w:sz w:val="20"/>
-          <w:szCs w:val="20"/>
-        </w:rPr>
-        <w:t>20</w:t>
-      </w:r>
-      <w:r>
-        <w:rPr>
-          <w:rFonts w:ascii="Times New Roman" w:hAnsi="Times New Roman" w:cs="Times New Roman"/>
-          <w:bCs/>
-          <w:sz w:val="20"/>
-          <w:szCs w:val="20"/>
-        </w:rPr>
-        <w:t>26</w:t>
-      </w:r>
-    </w:p>
-    <w:p>
-      <w:pPr>
-        <w:spacing w:after="0"/>
-        <w:ind w:firstLine="432"/>
-        <w:rPr>
-          <w:rFonts w:ascii="Times New Roman" w:hAnsi="Times New Roman" w:cs="Times New Roman"/>
-          <w:b/>
-          <w:sz w:val="20"/>
-          <w:szCs w:val="20"/>
-        </w:rPr>
-      </w:pPr>
-      <w:r>
-        <w:rPr>
-          <w:rFonts w:ascii="Times New Roman" w:hAnsi="Times New Roman" w:cs="Times New Roman"/>
-          <w:b/>
-          <w:sz w:val="20"/>
-          <w:szCs w:val="20"/>
-        </w:rPr>
-        <w:t>**</w:t>
-      </w:r>
-      <w:r>
-        <w:rPr>
-          <w:rFonts w:ascii="Times New Roman" w:hAnsi="Times New Roman" w:cs="Times New Roman"/>
-          <w:b/>
-          <w:sz w:val="20"/>
-          <w:szCs w:val="20"/>
-        </w:rPr>
-        <w:t>CSCI 71</w:t>
-      </w:r>
-      <w:r>
-        <w:rPr>
-          <w:rFonts w:ascii="Times New Roman" w:hAnsi="Times New Roman" w:cs="Times New Roman"/>
-          <w:b/>
-          <w:sz w:val="20"/>
-          <w:szCs w:val="20"/>
-        </w:rPr>
-        <w:t>3</w:t>
-      </w:r>
-      <w:r>
-        <w:rPr>
-          <w:rFonts w:ascii="Times New Roman" w:hAnsi="Times New Roman" w:cs="Times New Roman"/>
-          <w:b/>
-          <w:sz w:val="20"/>
-          <w:szCs w:val="20"/>
-        </w:rPr>
-        <w:t>:</w:t>
-      </w:r>
-      <w:r>
-        <w:rPr>
-          <w:rFonts w:ascii="Times New Roman" w:hAnsi="Times New Roman" w:cs="Times New Roman"/>
-          <w:bCs/>
-          <w:sz w:val="20"/>
-          <w:szCs w:val="20"/>
-        </w:rPr>
-        <w:t xml:space="preserve"> Software </w:t>
-      </w:r>
-      <w:r>
-        <w:rPr>
-          <w:rFonts w:ascii="Times New Roman" w:hAnsi="Times New Roman" w:cs="Times New Roman"/>
-          <w:bCs/>
-          <w:sz w:val="20"/>
-          <w:szCs w:val="20"/>
-        </w:rPr>
-        <w:t>Development Process</w:t>
-      </w:r>
-      <w:r>
-        <w:rPr>
-          <w:rFonts w:ascii="Times New Roman" w:hAnsi="Times New Roman" w:cs="Times New Roman"/>
-          <w:bCs/>
-          <w:sz w:val="20"/>
-          <w:szCs w:val="20"/>
-        </w:rPr>
-        <w:t>es</w:t>
-      </w:r>
-      <w:r>
-        <w:rPr>
-          <w:rFonts w:ascii="Times New Roman" w:hAnsi="Times New Roman" w:cs="Times New Roman"/>
-          <w:bCs/>
-          <w:sz w:val="20"/>
-          <w:szCs w:val="20"/>
-        </w:rPr>
-        <w:t>, Fall</w:t>
-      </w:r>
-      <w:r>
-        <w:rPr>
-          <w:rFonts w:ascii="Times New Roman" w:hAnsi="Times New Roman" w:cs="Times New Roman"/>
-          <w:bCs/>
-          <w:sz w:val="20"/>
-          <w:szCs w:val="20"/>
-        </w:rPr>
-        <w:t xml:space="preserve"> 20</w:t>
-      </w:r>
-      <w:r>
-        <w:rPr>
-          <w:rFonts w:ascii="Times New Roman" w:hAnsi="Times New Roman" w:cs="Times New Roman"/>
-          <w:bCs/>
-          <w:sz w:val="20"/>
-          <w:szCs w:val="20"/>
-        </w:rPr>
-        <w:t>2</w:t>
-      </w:r>
-      <w:r>
-        <w:rPr>
-          <w:rFonts w:ascii="Times New Roman" w:hAnsi="Times New Roman" w:cs="Times New Roman"/>
-          <w:bCs/>
-          <w:sz w:val="20"/>
-          <w:szCs w:val="20"/>
-        </w:rPr>
-        <w:t>5</w:t>
-      </w:r>
-      <w:r>
-        <w:rPr>
-          <w:rFonts w:ascii="Times New Roman" w:hAnsi="Times New Roman" w:cs="Times New Roman"/>
-          <w:bCs/>
-          <w:sz w:val="20"/>
-          <w:szCs w:val="20"/>
-        </w:rPr>
-        <w:t xml:space="preserve">, </w:t>
-      </w:r>
-      <w:r>
-        <w:rPr>
-          <w:rFonts w:ascii="Times New Roman" w:hAnsi="Times New Roman" w:cs="Times New Roman"/>
-          <w:bCs/>
-          <w:sz w:val="20"/>
-          <w:szCs w:val="20"/>
-        </w:rPr>
-        <w:t>20</w:t>
-      </w:r>
-      <w:r>
-        <w:rPr>
-          <w:rFonts w:ascii="Times New Roman" w:hAnsi="Times New Roman" w:cs="Times New Roman"/>
-          <w:bCs/>
-          <w:sz w:val="20"/>
-          <w:szCs w:val="20"/>
-        </w:rPr>
-        <w:t>26</w:t>
-      </w:r>
-    </w:p>
-    <w:p>
-      <w:pPr>
-        <w:spacing w:after="0"/>
-        <w:ind w:firstLine="432"/>
-        <w:rPr>
-          <w:rFonts w:ascii="Times New Roman" w:hAnsi="Times New Roman" w:cs="Times New Roman"/>
-          <w:bCs/>
-          <w:sz w:val="20"/>
-          <w:szCs w:val="20"/>
-        </w:rPr>
-      </w:pPr>
-      <w:r>
-        <w:rPr>
-          <w:rFonts w:ascii="Times New Roman" w:hAnsi="Times New Roman" w:cs="Times New Roman"/>
-          <w:b/>
-          <w:sz w:val="20"/>
-          <w:szCs w:val="20"/>
-        </w:rPr>
-        <w:t>**</w:t>
-      </w:r>
-      <w:r>
-        <w:rPr>
-          <w:rFonts w:ascii="Times New Roman" w:hAnsi="Times New Roman" w:cs="Times New Roman"/>
-          <w:b/>
-          <w:sz w:val="20"/>
-          <w:szCs w:val="20"/>
-        </w:rPr>
-        <w:t>CSCI 714</w:t>
-      </w:r>
-      <w:r>
-        <w:rPr>
-          <w:rFonts w:ascii="Times New Roman" w:hAnsi="Times New Roman" w:cs="Times New Roman"/>
-          <w:b/>
-          <w:sz w:val="20"/>
-          <w:szCs w:val="20"/>
-        </w:rPr>
-        <w:t>:</w:t>
-      </w:r>
-      <w:r>
-        <w:rPr>
-          <w:rFonts w:ascii="Times New Roman" w:hAnsi="Times New Roman" w:cs="Times New Roman"/>
-          <w:bCs/>
-          <w:sz w:val="20"/>
-          <w:szCs w:val="20"/>
-        </w:rPr>
-        <w:t xml:space="preserve"> Software Project Planning and Estimation, Fall</w:t>
-      </w:r>
-      <w:r>
-        <w:rPr>
-          <w:rFonts w:ascii="Times New Roman" w:hAnsi="Times New Roman" w:cs="Times New Roman"/>
-          <w:bCs/>
-          <w:sz w:val="20"/>
-          <w:szCs w:val="20"/>
-        </w:rPr>
-        <w:t xml:space="preserve"> 20</w:t>
-      </w:r>
-      <w:r>
-        <w:rPr>
-          <w:rFonts w:ascii="Times New Roman" w:hAnsi="Times New Roman" w:cs="Times New Roman"/>
-          <w:bCs/>
-          <w:sz w:val="20"/>
-          <w:szCs w:val="20"/>
-        </w:rPr>
-        <w:t>22</w:t>
-      </w:r>
-      <w:r>
-        <w:rPr>
-          <w:rFonts w:ascii="Times New Roman" w:hAnsi="Times New Roman" w:cs="Times New Roman"/>
-          <w:bCs/>
-          <w:sz w:val="20"/>
-          <w:szCs w:val="20"/>
-        </w:rPr>
-        <w:t xml:space="preserve">, </w:t>
-      </w:r>
-      <w:r>
-        <w:rPr>
-          <w:rFonts w:ascii="Times New Roman" w:hAnsi="Times New Roman" w:cs="Times New Roman"/>
-          <w:bCs/>
-          <w:sz w:val="20"/>
-          <w:szCs w:val="20"/>
-        </w:rPr>
-        <w:t>20</w:t>
-      </w:r>
-      <w:r>
-        <w:rPr>
-          <w:rFonts w:ascii="Times New Roman" w:hAnsi="Times New Roman" w:cs="Times New Roman"/>
-          <w:bCs/>
-          <w:sz w:val="20"/>
-          <w:szCs w:val="20"/>
-        </w:rPr>
-        <w:t>23</w:t>
-      </w:r>
-      <w:r>
-        <w:rPr>
-          <w:rFonts w:ascii="Times New Roman" w:hAnsi="Times New Roman" w:cs="Times New Roman"/>
-          <w:bCs/>
-          <w:sz w:val="20"/>
-          <w:szCs w:val="20"/>
-        </w:rPr>
-        <w:t xml:space="preserve">, </w:t>
-      </w:r>
-      <w:r>
-        <w:rPr>
-          <w:rFonts w:ascii="Times New Roman" w:hAnsi="Times New Roman" w:cs="Times New Roman"/>
-          <w:bCs/>
-          <w:sz w:val="20"/>
-          <w:szCs w:val="20"/>
-        </w:rPr>
-        <w:t>20</w:t>
-      </w:r>
-      <w:r>
-        <w:rPr>
-          <w:rFonts w:ascii="Times New Roman" w:hAnsi="Times New Roman" w:cs="Times New Roman"/>
-          <w:bCs/>
-          <w:sz w:val="20"/>
-          <w:szCs w:val="20"/>
-        </w:rPr>
-        <w:t>24</w:t>
-      </w:r>
-    </w:p>
-    <w:p>
-      <w:pPr>
-        <w:spacing w:after="0"/>
-        <w:ind w:firstLine="432"/>
-        <w:contextualSpacing/>
-        <w:rPr>
-          <w:rFonts w:ascii="Times New Roman" w:hAnsi="Times New Roman" w:cs="Times New Roman"/>
-          <w:bCs/>
-          <w:sz w:val="20"/>
-          <w:szCs w:val="20"/>
-        </w:rPr>
-      </w:pPr>
-      <w:r>
-        <w:rPr>
-          <w:rFonts w:ascii="Times New Roman" w:hAnsi="Times New Roman" w:cs="Times New Roman"/>
-          <w:b/>
-          <w:sz w:val="20"/>
-          <w:szCs w:val="20"/>
-        </w:rPr>
-        <w:lastRenderedPageBreak/>
-        <w:t>*</w:t>
-      </w:r>
-      <w:r>
-        <w:rPr>
-          <w:rFonts w:ascii="Times New Roman" w:hAnsi="Times New Roman" w:cs="Times New Roman"/>
-          <w:b/>
-          <w:sz w:val="20"/>
-          <w:szCs w:val="20"/>
-        </w:rPr>
-        <w:t>CSCI 783</w:t>
-      </w:r>
-      <w:r>
-        <w:rPr>
-          <w:rFonts w:ascii="Times New Roman" w:hAnsi="Times New Roman" w:cs="Times New Roman"/>
-          <w:b/>
-          <w:sz w:val="20"/>
-          <w:szCs w:val="20"/>
-        </w:rPr>
-        <w:t>:</w:t>
-      </w:r>
-      <w:r>
-        <w:rPr>
-          <w:rFonts w:ascii="Times New Roman" w:hAnsi="Times New Roman" w:cs="Times New Roman"/>
-          <w:bCs/>
-          <w:sz w:val="20"/>
-          <w:szCs w:val="20"/>
-        </w:rPr>
-        <w:t xml:space="preserve"> Topics in Software Systems, Spring</w:t>
-      </w:r>
-      <w:r>
-        <w:rPr>
-          <w:rFonts w:ascii="Times New Roman" w:hAnsi="Times New Roman" w:cs="Times New Roman"/>
-          <w:bCs/>
-          <w:sz w:val="20"/>
-          <w:szCs w:val="20"/>
-        </w:rPr>
-        <w:t xml:space="preserve"> 20</w:t>
-      </w:r>
-      <w:r>
-        <w:rPr>
-          <w:rFonts w:ascii="Times New Roman" w:hAnsi="Times New Roman" w:cs="Times New Roman"/>
-          <w:bCs/>
-          <w:sz w:val="20"/>
-          <w:szCs w:val="20"/>
-        </w:rPr>
-        <w:t>23</w:t>
-      </w:r>
-      <w:r>
-        <w:rPr>
-          <w:rFonts w:ascii="Times New Roman" w:hAnsi="Times New Roman" w:cs="Times New Roman"/>
-          <w:bCs/>
-          <w:sz w:val="20"/>
-          <w:szCs w:val="20"/>
-        </w:rPr>
-        <w:t xml:space="preserve">, </w:t>
-      </w:r>
-      <w:r>
-        <w:rPr>
-          <w:rFonts w:ascii="Times New Roman" w:hAnsi="Times New Roman" w:cs="Times New Roman"/>
-          <w:bCs/>
-          <w:sz w:val="20"/>
-          <w:szCs w:val="20"/>
-        </w:rPr>
-        <w:t>20</w:t>
-      </w:r>
-      <w:r>
-        <w:rPr>
-          <w:rFonts w:ascii="Times New Roman" w:hAnsi="Times New Roman" w:cs="Times New Roman"/>
-          <w:bCs/>
-          <w:sz w:val="20"/>
-          <w:szCs w:val="20"/>
-        </w:rPr>
-        <w:t>24</w:t>
-      </w:r>
-    </w:p>
-    <w:p>
-      <w:pPr>
-        <w:spacing w:after="0"/>
-        <w:ind w:firstLine="432"/>
-        <w:contextualSpacing/>
-        <w:rPr>
-          <w:rFonts w:ascii="Times New Roman" w:hAnsi="Times New Roman" w:cs="Times New Roman"/>
-          <w:bCs/>
-          <w:sz w:val="20"/>
-          <w:szCs w:val="20"/>
-        </w:rPr>
-      </w:pPr>
-      <w:r>
-        <w:rPr>
-          <w:rFonts w:ascii="Times New Roman" w:hAnsi="Times New Roman" w:cs="Times New Roman"/>
-          <w:b/>
-          <w:sz w:val="20"/>
-          <w:szCs w:val="20"/>
-        </w:rPr>
-        <w:t>**</w:t>
-      </w:r>
-      <w:r>
-        <w:rPr>
-          <w:rFonts w:ascii="Times New Roman" w:hAnsi="Times New Roman" w:cs="Times New Roman"/>
-          <w:b/>
-          <w:sz w:val="20"/>
-          <w:szCs w:val="20"/>
-        </w:rPr>
-        <w:t>CSCI 790</w:t>
-      </w:r>
-      <w:r>
-        <w:rPr>
-          <w:rFonts w:ascii="Times New Roman" w:hAnsi="Times New Roman" w:cs="Times New Roman"/>
-          <w:b/>
-          <w:sz w:val="20"/>
-          <w:szCs w:val="20"/>
-        </w:rPr>
-        <w:t>:</w:t>
-      </w:r>
-      <w:r>
-        <w:rPr>
-          <w:rFonts w:ascii="Times New Roman" w:hAnsi="Times New Roman" w:cs="Times New Roman"/>
-          <w:bCs/>
-          <w:sz w:val="20"/>
-          <w:szCs w:val="20"/>
-        </w:rPr>
-        <w:t xml:space="preserve"> Graduate Seminar</w:t>
-      </w:r>
-      <w:r>
-        <w:rPr>
-          <w:rFonts w:ascii="Times New Roman" w:hAnsi="Times New Roman" w:cs="Times New Roman"/>
-          <w:bCs/>
-          <w:sz w:val="20"/>
-          <w:szCs w:val="20"/>
-        </w:rPr>
-        <w:t>:</w:t>
-      </w:r>
-    </w:p>
-    <w:p>
-      <w:pPr>
-        <w:spacing w:after="0"/>
-        <w:ind w:left="864" w:firstLine="432"/>
-        <w:contextualSpacing/>
-        <w:rPr>
-          <w:rFonts w:ascii="Times New Roman" w:hAnsi="Times New Roman" w:cs="Times New Roman"/>
-          <w:bCs/>
-          <w:sz w:val="20"/>
-          <w:szCs w:val="20"/>
-        </w:rPr>
-      </w:pPr>
-      <w:r>
-        <w:rPr>
-          <w:rFonts w:ascii="Times New Roman" w:hAnsi="Times New Roman" w:cs="Times New Roman"/>
-          <w:bCs/>
-          <w:sz w:val="20"/>
-          <w:szCs w:val="20"/>
-        </w:rPr>
-        <w:t xml:space="preserve">Optimizing Regression Test Suites </w:t>
-      </w:r>
-      <w:r>
-        <w:rPr>
-          <w:rFonts w:ascii="Times New Roman" w:hAnsi="Times New Roman" w:cs="Times New Roman"/>
-          <w:bCs/>
-          <w:sz w:val="20"/>
-          <w:szCs w:val="20"/>
-        </w:rPr>
-        <w:t>–</w:t>
-      </w:r>
-      <w:r>
-        <w:rPr>
-          <w:rFonts w:ascii="Times New Roman" w:hAnsi="Times New Roman" w:cs="Times New Roman"/>
-          <w:bCs/>
-          <w:sz w:val="20"/>
-          <w:szCs w:val="20"/>
-        </w:rPr>
-        <w:t xml:space="preserve"> </w:t>
-      </w:r>
-      <w:r>
-        <w:rPr>
-          <w:rFonts w:ascii="Times New Roman" w:hAnsi="Times New Roman" w:cs="Times New Roman"/>
-          <w:bCs/>
-          <w:sz w:val="20"/>
-          <w:szCs w:val="20"/>
-        </w:rPr>
-        <w:t>Spring</w:t>
-      </w:r>
-      <w:r>
-        <w:rPr>
-          <w:rFonts w:ascii="Times New Roman" w:hAnsi="Times New Roman" w:cs="Times New Roman"/>
-          <w:bCs/>
-          <w:sz w:val="20"/>
-          <w:szCs w:val="20"/>
-        </w:rPr>
-        <w:t xml:space="preserve"> 20</w:t>
-      </w:r>
-      <w:r>
-        <w:rPr>
-          <w:rFonts w:ascii="Times New Roman" w:hAnsi="Times New Roman" w:cs="Times New Roman"/>
-          <w:bCs/>
-          <w:sz w:val="20"/>
-          <w:szCs w:val="20"/>
-        </w:rPr>
-        <w:t xml:space="preserve">24 </w:t>
-      </w:r>
-    </w:p>
-    <w:p>
-      <w:pPr>
-        <w:spacing w:after="240"/>
-        <w:ind w:left="864" w:firstLine="432"/>
-        <w:contextualSpacing/>
-        <w:rPr>
-          <w:rFonts w:ascii="Times New Roman" w:hAnsi="Times New Roman" w:cs="Times New Roman"/>
-          <w:bCs/>
-          <w:sz w:val="20"/>
-          <w:szCs w:val="20"/>
-        </w:rPr>
-      </w:pPr>
-      <w:r>
-        <w:rPr>
-          <w:rFonts w:ascii="Times New Roman" w:hAnsi="Times New Roman" w:cs="Times New Roman"/>
-          <w:bCs/>
-          <w:sz w:val="20"/>
-          <w:szCs w:val="20"/>
-        </w:rPr>
-        <w:t xml:space="preserve">LLMs for Software Testing and Maintenance </w:t>
-      </w:r>
-      <w:r>
-        <w:rPr>
-          <w:rFonts w:ascii="Times New Roman" w:hAnsi="Times New Roman" w:cs="Times New Roman"/>
-          <w:bCs/>
-          <w:sz w:val="20"/>
-          <w:szCs w:val="20"/>
-        </w:rPr>
-        <w:t>–</w:t>
-      </w:r>
-      <w:r>
-        <w:rPr>
-          <w:rFonts w:ascii="Times New Roman" w:hAnsi="Times New Roman" w:cs="Times New Roman"/>
-          <w:bCs/>
-          <w:sz w:val="20"/>
-          <w:szCs w:val="20"/>
-        </w:rPr>
-        <w:t xml:space="preserve"> </w:t>
-      </w:r>
-      <w:r>
-        <w:rPr>
-          <w:rFonts w:ascii="Times New Roman" w:hAnsi="Times New Roman" w:cs="Times New Roman"/>
-          <w:bCs/>
-          <w:sz w:val="20"/>
-          <w:szCs w:val="20"/>
-        </w:rPr>
-        <w:t>Fall</w:t>
-      </w:r>
-      <w:r>
-        <w:rPr>
-          <w:rFonts w:ascii="Times New Roman" w:hAnsi="Times New Roman" w:cs="Times New Roman"/>
-          <w:bCs/>
-          <w:sz w:val="20"/>
-          <w:szCs w:val="20"/>
-        </w:rPr>
-        <w:t xml:space="preserve"> 20</w:t>
-      </w:r>
-      <w:r>
-        <w:rPr>
-          <w:rFonts w:ascii="Times New Roman" w:hAnsi="Times New Roman" w:cs="Times New Roman"/>
-          <w:bCs/>
-          <w:sz w:val="20"/>
-          <w:szCs w:val="20"/>
-        </w:rPr>
-        <w:t>24</w:t>
-      </w:r>
-      <w:r>
-        <w:rPr>
-          <w:rFonts w:ascii="Times New Roman" w:hAnsi="Times New Roman" w:cs="Times New Roman"/>
-          <w:bCs/>
-          <w:sz w:val="20"/>
-          <w:szCs w:val="20"/>
-        </w:rPr>
-        <w:t>, Spring</w:t>
-      </w:r>
-      <w:r>
-        <w:rPr>
-          <w:rFonts w:ascii="Times New Roman" w:hAnsi="Times New Roman" w:cs="Times New Roman"/>
-          <w:bCs/>
-          <w:sz w:val="20"/>
-          <w:szCs w:val="20"/>
-        </w:rPr>
-        <w:t xml:space="preserve"> 20</w:t>
-      </w:r>
-      <w:r>
-        <w:rPr>
-          <w:rFonts w:ascii="Times New Roman" w:hAnsi="Times New Roman" w:cs="Times New Roman"/>
-          <w:bCs/>
-          <w:sz w:val="20"/>
-          <w:szCs w:val="20"/>
-        </w:rPr>
-        <w:t>26</w:t>
-      </w:r>
-    </w:p>
-    <w:p>
-      <w:pPr>
-        <w:spacing w:after="240"/>
-        <w:ind w:left="864" w:firstLine="432"/>
-        <w:rPr>
-          <w:rFonts w:ascii="Times New Roman" w:hAnsi="Times New Roman" w:cs="Times New Roman"/>
-          <w:bCs/>
-          <w:sz w:val="20"/>
-          <w:szCs w:val="20"/>
-        </w:rPr>
-      </w:pPr>
-      <w:r>
-        <w:rPr>
-          <w:rFonts w:ascii="Times New Roman" w:hAnsi="Times New Roman" w:cs="Times New Roman"/>
-          <w:bCs/>
-          <w:sz w:val="20"/>
-          <w:szCs w:val="20"/>
-        </w:rPr>
-        <w:t>Code Smell and Refactoring – Spring</w:t>
-      </w:r>
-      <w:r>
-        <w:rPr>
-          <w:rFonts w:ascii="Times New Roman" w:hAnsi="Times New Roman" w:cs="Times New Roman"/>
-          <w:bCs/>
-          <w:sz w:val="20"/>
-          <w:szCs w:val="20"/>
-        </w:rPr>
-        <w:t xml:space="preserve"> 20</w:t>
-      </w:r>
-      <w:r>
-        <w:rPr>
-          <w:rFonts w:ascii="Times New Roman" w:hAnsi="Times New Roman" w:cs="Times New Roman"/>
-          <w:bCs/>
-          <w:sz w:val="20"/>
-          <w:szCs w:val="20"/>
-        </w:rPr>
-        <w:t>25</w:t>
-      </w:r>
-    </w:p>
-    <w:p>
-      <w:pPr>
-        <w:spacing w:after="60"/>
-        <w:rPr>
-          <w:rFonts w:ascii="Bell MT" w:hAnsi="Bell MT" w:cs="Times New Roman"/>
-          <w:b/>
-          <w:sz w:val="24"/>
-          <w:szCs w:val="24"/>
-          <w:u w:val="single"/>
-        </w:rPr>
-      </w:pPr>
-      <w:r>
-        <w:rPr>
-          <w:rFonts w:ascii="Bell MT" w:hAnsi="Bell MT" w:cs="Times New Roman"/>
-          <w:b/>
-          <w:color w:val="0070C0"/>
-          <w:sz w:val="24"/>
-          <w:szCs w:val="24"/>
-          <w:u w:val="single"/>
-        </w:rPr>
-        <w:t xml:space="preserve">Professional </w:t>
-      </w:r>
-      <w:r>
-        <w:rPr>
-          <w:rFonts w:ascii="Bell MT" w:hAnsi="Bell MT" w:cs="Times New Roman"/>
-          <w:b/>
-          <w:color w:val="0070C0"/>
-          <w:sz w:val="24"/>
-          <w:szCs w:val="24"/>
-          <w:u w:val="single"/>
         </w:rPr>
         <w:t>Service</w:t>
       </w:r>
@@ -10562,7 +10388,6 @@
           <w:b/>
           <w:sz w:val="24"/>
           <w:szCs w:val="24"/>
-          <w:u w:val="single"/>
         </w:rPr>
       </w:pPr>
       <w:r>
@@ -10572,7 +10397,6 @@
           <w:color w:val="0070C0"/>
           <w:sz w:val="24"/>
           <w:szCs w:val="24"/>
-          <w:u w:val="single"/>
         </w:rPr>
         <w:t>Invited Talks</w:t>
       </w:r>
@@ -10625,7 +10449,6 @@
           <w:b/>
           <w:sz w:val="24"/>
           <w:szCs w:val="24"/>
-          <w:u w:val="single"/>
         </w:rPr>
       </w:pPr>
       <w:r>
@@ -10635,7 +10458,6 @@
           <w:color w:val="0070C0"/>
           <w:sz w:val="24"/>
           <w:szCs w:val="24"/>
-          <w:u w:val="single"/>
         </w:rPr>
         <w:t>Awards</w:t>
       </w:r>
@@ -10646,7 +10468,6 @@
           <w:color w:val="0070C0"/>
           <w:sz w:val="24"/>
           <w:szCs w:val="24"/>
-          <w:u w:val="single"/>
         </w:rPr>
         <w:t xml:space="preserve"> and Honors</w:t>
       </w:r>
@@ -11607,6 +11428,232 @@
     </w:lvl>
   </w:abstractNum>
   <w:abstractNum w:abstractNumId="5" w15:restartNumberingAfterBreak="0">
+    <w:nsid w:val="26636BDE"/>
+    <w:multiLevelType w:val="hybridMultilevel"/>
+    <w:tmpl w:val="2B1C5012"/>
+    <w:lvl w:ilvl="0" w:tplc="04090001">
+      <w:start w:val="1"/>
+      <w:numFmt w:val="bullet"/>
+      <w:lvlText w:val=""/>
+      <w:lvlJc w:val="left"/>
+      <w:pPr>
+        <w:ind w:left="720" w:hanging="360"/>
+      </w:pPr>
+      <w:rPr>
+        <w:rFonts w:ascii="Symbol" w:hAnsi="Symbol" w:hint="default"/>
+      </w:rPr>
+    </w:lvl>
+    <w:lvl w:ilvl="1" w:tplc="04090003" w:tentative="1">
+      <w:start w:val="1"/>
+      <w:numFmt w:val="bullet"/>
+      <w:lvlText w:val="o"/>
+      <w:lvlJc w:val="left"/>
+      <w:pPr>
+        <w:ind w:left="1440" w:hanging="360"/>
+      </w:pPr>
+      <w:rPr>
+        <w:rFonts w:ascii="Courier New" w:hAnsi="Courier New" w:cs="Courier New" w:hint="default"/>
+      </w:rPr>
+    </w:lvl>
+    <w:lvl w:ilvl="2" w:tplc="04090005" w:tentative="1">
+      <w:start w:val="1"/>
+      <w:numFmt w:val="bullet"/>
+      <w:lvlText w:val=""/>
+      <w:lvlJc w:val="left"/>
+      <w:pPr>
+        <w:ind w:left="2160" w:hanging="360"/>
+      </w:pPr>
+      <w:rPr>
+        <w:rFonts w:ascii="Wingdings" w:hAnsi="Wingdings" w:hint="default"/>
+      </w:rPr>
+    </w:lvl>
+    <w:lvl w:ilvl="3" w:tplc="04090001" w:tentative="1">
+      <w:start w:val="1"/>
+      <w:numFmt w:val="bullet"/>
+      <w:lvlText w:val=""/>
+      <w:lvlJc w:val="left"/>
+      <w:pPr>
+        <w:ind w:left="2880" w:hanging="360"/>
+      </w:pPr>
+      <w:rPr>
+        <w:rFonts w:ascii="Symbol" w:hAnsi="Symbol" w:hint="default"/>
+      </w:rPr>
+    </w:lvl>
+    <w:lvl w:ilvl="4" w:tplc="04090003" w:tentative="1">
+      <w:start w:val="1"/>
+      <w:numFmt w:val="bullet"/>
+      <w:lvlText w:val="o"/>
+      <w:lvlJc w:val="left"/>
+      <w:pPr>
+        <w:ind w:left="3600" w:hanging="360"/>
+      </w:pPr>
+      <w:rPr>
+        <w:rFonts w:ascii="Courier New" w:hAnsi="Courier New" w:cs="Courier New" w:hint="default"/>
+      </w:rPr>
+    </w:lvl>
+    <w:lvl w:ilvl="5" w:tplc="04090005" w:tentative="1">
+      <w:start w:val="1"/>
+      <w:numFmt w:val="bullet"/>
+      <w:lvlText w:val=""/>
+      <w:lvlJc w:val="left"/>
+      <w:pPr>
+        <w:ind w:left="4320" w:hanging="360"/>
+      </w:pPr>
+      <w:rPr>
+        <w:rFonts w:ascii="Wingdings" w:hAnsi="Wingdings" w:hint="default"/>
+      </w:rPr>
+    </w:lvl>
+    <w:lvl w:ilvl="6" w:tplc="04090001" w:tentative="1">
+      <w:start w:val="1"/>
+      <w:numFmt w:val="bullet"/>
+      <w:lvlText w:val=""/>
+      <w:lvlJc w:val="left"/>
+      <w:pPr>
+        <w:ind w:left="5040" w:hanging="360"/>
+      </w:pPr>
+      <w:rPr>
+        <w:rFonts w:ascii="Symbol" w:hAnsi="Symbol" w:hint="default"/>
+      </w:rPr>
+    </w:lvl>
+    <w:lvl w:ilvl="7" w:tplc="04090003" w:tentative="1">
+      <w:start w:val="1"/>
+      <w:numFmt w:val="bullet"/>
+      <w:lvlText w:val="o"/>
+      <w:lvlJc w:val="left"/>
+      <w:pPr>
+        <w:ind w:left="5760" w:hanging="360"/>
+      </w:pPr>
+      <w:rPr>
+        <w:rFonts w:ascii="Courier New" w:hAnsi="Courier New" w:cs="Courier New" w:hint="default"/>
+      </w:rPr>
+    </w:lvl>
+    <w:lvl w:ilvl="8" w:tplc="04090005" w:tentative="1">
+      <w:start w:val="1"/>
+      <w:numFmt w:val="bullet"/>
+      <w:lvlText w:val=""/>
+      <w:lvlJc w:val="left"/>
+      <w:pPr>
+        <w:ind w:left="6480" w:hanging="360"/>
+      </w:pPr>
+      <w:rPr>
+        <w:rFonts w:ascii="Wingdings" w:hAnsi="Wingdings" w:hint="default"/>
+      </w:rPr>
+    </w:lvl>
+  </w:abstractNum>
+  <w:abstractNum w:abstractNumId="6" w15:restartNumberingAfterBreak="0">
+    <w:nsid w:val="29F96C50"/>
+    <w:multiLevelType w:val="hybridMultilevel"/>
+    <w:tmpl w:val="1D9C7334"/>
+    <w:lvl w:ilvl="0" w:tplc="04090001">
+      <w:start w:val="1"/>
+      <w:numFmt w:val="bullet"/>
+      <w:lvlText w:val=""/>
+      <w:lvlJc w:val="left"/>
+      <w:pPr>
+        <w:ind w:left="720" w:hanging="360"/>
+      </w:pPr>
+      <w:rPr>
+        <w:rFonts w:ascii="Symbol" w:hAnsi="Symbol" w:hint="default"/>
+      </w:rPr>
+    </w:lvl>
+    <w:lvl w:ilvl="1" w:tplc="04090003" w:tentative="1">
+      <w:start w:val="1"/>
+      <w:numFmt w:val="bullet"/>
+      <w:lvlText w:val="o"/>
+      <w:lvlJc w:val="left"/>
+      <w:pPr>
+        <w:ind w:left="1440" w:hanging="360"/>
+      </w:pPr>
+      <w:rPr>
+        <w:rFonts w:ascii="Courier New" w:hAnsi="Courier New" w:cs="Courier New" w:hint="default"/>
+      </w:rPr>
+    </w:lvl>
+    <w:lvl w:ilvl="2" w:tplc="04090005" w:tentative="1">
+      <w:start w:val="1"/>
+      <w:numFmt w:val="bullet"/>
+      <w:lvlText w:val=""/>
+      <w:lvlJc w:val="left"/>
+      <w:pPr>
+        <w:ind w:left="2160" w:hanging="360"/>
+      </w:pPr>
+      <w:rPr>
+        <w:rFonts w:ascii="Wingdings" w:hAnsi="Wingdings" w:hint="default"/>
+      </w:rPr>
+    </w:lvl>
+    <w:lvl w:ilvl="3" w:tplc="04090001" w:tentative="1">
+      <w:start w:val="1"/>
+      <w:numFmt w:val="bullet"/>
+      <w:lvlText w:val=""/>
+      <w:lvlJc w:val="left"/>
+      <w:pPr>
+        <w:ind w:left="2880" w:hanging="360"/>
+      </w:pPr>
+      <w:rPr>
+        <w:rFonts w:ascii="Symbol" w:hAnsi="Symbol" w:hint="default"/>
+      </w:rPr>
+    </w:lvl>
+    <w:lvl w:ilvl="4" w:tplc="04090003" w:tentative="1">
+      <w:start w:val="1"/>
+      <w:numFmt w:val="bullet"/>
+      <w:lvlText w:val="o"/>
+      <w:lvlJc w:val="left"/>
+      <w:pPr>
+        <w:ind w:left="3600" w:hanging="360"/>
+      </w:pPr>
+      <w:rPr>
+        <w:rFonts w:ascii="Courier New" w:hAnsi="Courier New" w:cs="Courier New" w:hint="default"/>
+      </w:rPr>
+    </w:lvl>
+    <w:lvl w:ilvl="5" w:tplc="04090005" w:tentative="1">
+      <w:start w:val="1"/>
+      <w:numFmt w:val="bullet"/>
+      <w:lvlText w:val=""/>
+      <w:lvlJc w:val="left"/>
+      <w:pPr>
+        <w:ind w:left="4320" w:hanging="360"/>
+      </w:pPr>
+      <w:rPr>
+        <w:rFonts w:ascii="Wingdings" w:hAnsi="Wingdings" w:hint="default"/>
+      </w:rPr>
+    </w:lvl>
+    <w:lvl w:ilvl="6" w:tplc="04090001" w:tentative="1">
+      <w:start w:val="1"/>
+      <w:numFmt w:val="bullet"/>
+      <w:lvlText w:val=""/>
+      <w:lvlJc w:val="left"/>
+      <w:pPr>
+        <w:ind w:left="5040" w:hanging="360"/>
+      </w:pPr>
+      <w:rPr>
+        <w:rFonts w:ascii="Symbol" w:hAnsi="Symbol" w:hint="default"/>
+      </w:rPr>
+    </w:lvl>
+    <w:lvl w:ilvl="7" w:tplc="04090003" w:tentative="1">
+      <w:start w:val="1"/>
+      <w:numFmt w:val="bullet"/>
+      <w:lvlText w:val="o"/>
+      <w:lvlJc w:val="left"/>
+      <w:pPr>
+        <w:ind w:left="5760" w:hanging="360"/>
+      </w:pPr>
+      <w:rPr>
+        <w:rFonts w:ascii="Courier New" w:hAnsi="Courier New" w:cs="Courier New" w:hint="default"/>
+      </w:rPr>
+    </w:lvl>
+    <w:lvl w:ilvl="8" w:tplc="04090005" w:tentative="1">
+      <w:start w:val="1"/>
+      <w:numFmt w:val="bullet"/>
+      <w:lvlText w:val=""/>
+      <w:lvlJc w:val="left"/>
+      <w:pPr>
+        <w:ind w:left="6480" w:hanging="360"/>
+      </w:pPr>
+      <w:rPr>
+        <w:rFonts w:ascii="Wingdings" w:hAnsi="Wingdings" w:hint="default"/>
+      </w:rPr>
+    </w:lvl>
+  </w:abstractNum>
+  <w:abstractNum w:abstractNumId="7" w15:restartNumberingAfterBreak="0">
     <w:nsid w:val="337B43FC"/>
     <w:multiLevelType w:val="hybridMultilevel"/>
     <w:tmpl w:val="29482AFA"/>
@@ -11719,7 +11766,7 @@
       </w:rPr>
     </w:lvl>
   </w:abstractNum>
-  <w:abstractNum w:abstractNumId="6" w15:restartNumberingAfterBreak="0">
+  <w:abstractNum w:abstractNumId="8" w15:restartNumberingAfterBreak="0">
     <w:nsid w:val="35C922A7"/>
     <w:multiLevelType w:val="hybridMultilevel"/>
     <w:tmpl w:val="37BC9326"/>
@@ -11834,7 +11881,7 @@
       </w:rPr>
     </w:lvl>
   </w:abstractNum>
-  <w:abstractNum w:abstractNumId="7" w15:restartNumberingAfterBreak="0">
+  <w:abstractNum w:abstractNumId="9" w15:restartNumberingAfterBreak="0">
     <w:nsid w:val="4D1D0836"/>
     <w:multiLevelType w:val="hybridMultilevel"/>
     <w:tmpl w:val="1F320746"/>
@@ -11947,7 +11994,7 @@
       </w:rPr>
     </w:lvl>
   </w:abstractNum>
-  <w:abstractNum w:abstractNumId="8" w15:restartNumberingAfterBreak="0">
+  <w:abstractNum w:abstractNumId="10" w15:restartNumberingAfterBreak="0">
     <w:nsid w:val="50201987"/>
     <w:multiLevelType w:val="hybridMultilevel"/>
     <w:tmpl w:val="315E3E30"/>
@@ -12060,7 +12107,7 @@
       </w:rPr>
     </w:lvl>
   </w:abstractNum>
-  <w:abstractNum w:abstractNumId="9" w15:restartNumberingAfterBreak="0">
+  <w:abstractNum w:abstractNumId="11" w15:restartNumberingAfterBreak="0">
     <w:nsid w:val="50272C0A"/>
     <w:multiLevelType w:val="hybridMultilevel"/>
     <w:tmpl w:val="495244CA"/>
@@ -12173,7 +12220,120 @@
       </w:rPr>
     </w:lvl>
   </w:abstractNum>
-  <w:abstractNum w:abstractNumId="10" w15:restartNumberingAfterBreak="0">
+  <w:abstractNum w:abstractNumId="12" w15:restartNumberingAfterBreak="0">
+    <w:nsid w:val="51DB0BB9"/>
+    <w:multiLevelType w:val="hybridMultilevel"/>
+    <w:tmpl w:val="CD32893A"/>
+    <w:lvl w:ilvl="0" w:tplc="04090001">
+      <w:start w:val="1"/>
+      <w:numFmt w:val="bullet"/>
+      <w:lvlText w:val=""/>
+      <w:lvlJc w:val="left"/>
+      <w:pPr>
+        <w:ind w:left="720" w:hanging="360"/>
+      </w:pPr>
+      <w:rPr>
+        <w:rFonts w:ascii="Symbol" w:hAnsi="Symbol" w:hint="default"/>
+      </w:rPr>
+    </w:lvl>
+    <w:lvl w:ilvl="1" w:tplc="04090003" w:tentative="1">
+      <w:start w:val="1"/>
+      <w:numFmt w:val="bullet"/>
+      <w:lvlText w:val="o"/>
+      <w:lvlJc w:val="left"/>
+      <w:pPr>
+        <w:ind w:left="1440" w:hanging="360"/>
+      </w:pPr>
+      <w:rPr>
+        <w:rFonts w:ascii="Courier New" w:hAnsi="Courier New" w:cs="Courier New" w:hint="default"/>
+      </w:rPr>
+    </w:lvl>
+    <w:lvl w:ilvl="2" w:tplc="04090005" w:tentative="1">
+      <w:start w:val="1"/>
+      <w:numFmt w:val="bullet"/>
+      <w:lvlText w:val=""/>
+      <w:lvlJc w:val="left"/>
+      <w:pPr>
+        <w:ind w:left="2160" w:hanging="360"/>
+      </w:pPr>
+      <w:rPr>
+        <w:rFonts w:ascii="Wingdings" w:hAnsi="Wingdings" w:hint="default"/>
+      </w:rPr>
+    </w:lvl>
+    <w:lvl w:ilvl="3" w:tplc="04090001" w:tentative="1">
+      <w:start w:val="1"/>
+      <w:numFmt w:val="bullet"/>
+      <w:lvlText w:val=""/>
+      <w:lvlJc w:val="left"/>
+      <w:pPr>
+        <w:ind w:left="2880" w:hanging="360"/>
+      </w:pPr>
+      <w:rPr>
+        <w:rFonts w:ascii="Symbol" w:hAnsi="Symbol" w:hint="default"/>
+      </w:rPr>
+    </w:lvl>
+    <w:lvl w:ilvl="4" w:tplc="04090003" w:tentative="1">
+      <w:start w:val="1"/>
+      <w:numFmt w:val="bullet"/>
+      <w:lvlText w:val="o"/>
+      <w:lvlJc w:val="left"/>
+      <w:pPr>
+        <w:ind w:left="3600" w:hanging="360"/>
+      </w:pPr>
+      <w:rPr>
+        <w:rFonts w:ascii="Courier New" w:hAnsi="Courier New" w:cs="Courier New" w:hint="default"/>
+      </w:rPr>
+    </w:lvl>
+    <w:lvl w:ilvl="5" w:tplc="04090005" w:tentative="1">
+      <w:start w:val="1"/>
+      <w:numFmt w:val="bullet"/>
+      <w:lvlText w:val=""/>
+      <w:lvlJc w:val="left"/>
+      <w:pPr>
+        <w:ind w:left="4320" w:hanging="360"/>
+      </w:pPr>
+      <w:rPr>
+        <w:rFonts w:ascii="Wingdings" w:hAnsi="Wingdings" w:hint="default"/>
+      </w:rPr>
+    </w:lvl>
+    <w:lvl w:ilvl="6" w:tplc="04090001" w:tentative="1">
+      <w:start w:val="1"/>
+      <w:numFmt w:val="bullet"/>
+      <w:lvlText w:val=""/>
+      <w:lvlJc w:val="left"/>
+      <w:pPr>
+        <w:ind w:left="5040" w:hanging="360"/>
+      </w:pPr>
+      <w:rPr>
+        <w:rFonts w:ascii="Symbol" w:hAnsi="Symbol" w:hint="default"/>
+      </w:rPr>
+    </w:lvl>
+    <w:lvl w:ilvl="7" w:tplc="04090003" w:tentative="1">
+      <w:start w:val="1"/>
+      <w:numFmt w:val="bullet"/>
+      <w:lvlText w:val="o"/>
+      <w:lvlJc w:val="left"/>
+      <w:pPr>
+        <w:ind w:left="5760" w:hanging="360"/>
+      </w:pPr>
+      <w:rPr>
+        <w:rFonts w:ascii="Courier New" w:hAnsi="Courier New" w:cs="Courier New" w:hint="default"/>
+      </w:rPr>
+    </w:lvl>
+    <w:lvl w:ilvl="8" w:tplc="04090005" w:tentative="1">
+      <w:start w:val="1"/>
+      <w:numFmt w:val="bullet"/>
+      <w:lvlText w:val=""/>
+      <w:lvlJc w:val="left"/>
+      <w:pPr>
+        <w:ind w:left="6480" w:hanging="360"/>
+      </w:pPr>
+      <w:rPr>
+        <w:rFonts w:ascii="Wingdings" w:hAnsi="Wingdings" w:hint="default"/>
+      </w:rPr>
+    </w:lvl>
+  </w:abstractNum>
+  <w:abstractNum w:abstractNumId="13" w15:restartNumberingAfterBreak="0">
     <w:nsid w:val="712F6F11"/>
     <w:multiLevelType w:val="hybridMultilevel"/>
     <w:tmpl w:val="3EBC3D4C"/>
@@ -12286,7 +12446,7 @@
       </w:rPr>
     </w:lvl>
   </w:abstractNum>
-  <w:abstractNum w:abstractNumId="11" w15:restartNumberingAfterBreak="0">
+  <w:abstractNum w:abstractNumId="14" w15:restartNumberingAfterBreak="0">
     <w:nsid w:val="78E3717D"/>
     <w:multiLevelType w:val="hybridMultilevel"/>
     <w:tmpl w:val="9A46F0C2"/>
@@ -12402,19 +12562,19 @@
     </w:lvl>
   </w:abstractNum>
   <w:num w:numId="1">
-    <w:abstractNumId w:val="5"/>
+    <w:abstractNumId w:val="7"/>
   </w:num>
   <w:num w:numId="2">
-    <w:abstractNumId w:val="7"/>
+    <w:abstractNumId w:val="9"/>
   </w:num>
   <w:num w:numId="3">
-    <w:abstractNumId w:val="10"/>
+    <w:abstractNumId w:val="13"/>
   </w:num>
   <w:num w:numId="4">
-    <w:abstractNumId w:val="11"/>
+    <w:abstractNumId w:val="14"/>
   </w:num>
   <w:num w:numId="5">
-    <w:abstractNumId w:val="6"/>
+    <w:abstractNumId w:val="8"/>
   </w:num>
   <w:num w:numId="6">
     <w:abstractNumId w:val="1"/>
@@ -12426,7 +12586,7 @@
     <w:abstractNumId w:val="3"/>
   </w:num>
   <w:num w:numId="9">
-    <w:abstractNumId w:val="9"/>
+    <w:abstractNumId w:val="11"/>
   </w:num>
   <w:num w:numId="10">
     <w:abstractNumId w:val="4"/>
@@ -12435,7 +12595,16 @@
     <w:abstractNumId w:val="2"/>
   </w:num>
   <w:num w:numId="12">
-    <w:abstractNumId w:val="8"/>
+    <w:abstractNumId w:val="10"/>
+  </w:num>
+  <w:num w:numId="13">
+    <w:abstractNumId w:val="12"/>
+  </w:num>
+  <w:num w:numId="14">
+    <w:abstractNumId w:val="5"/>
+  </w:num>
+  <w:num w:numId="15">
+    <w:abstractNumId w:val="6"/>
   </w:num>
 </w:numbering>
 </file>

--- a/doc/CV_Ajay.docx
+++ b/doc/CV_Ajay.docx
@@ -990,8 +990,19 @@
     </w:p>
     <w:p>
       <w:pPr>
-        <w:spacing w:after="60"/>
-        <w:contextualSpacing/>
+        <w:spacing w:before="120" w:after="0"/>
+        <w:rPr>
+          <w:rFonts w:ascii="Bell MT" w:hAnsi="Bell MT" w:cs="Times New Roman"/>
+          <w:b/>
+          <w:color w:val="0070C0"/>
+          <w:sz w:val="24"/>
+          <w:szCs w:val="24"/>
+        </w:rPr>
+      </w:pPr>
+    </w:p>
+    <w:p>
+      <w:pPr>
+        <w:spacing w:before="120" w:after="0"/>
         <w:rPr>
           <w:rFonts w:ascii="Bell MT" w:hAnsi="Bell MT" w:cs="Times New Roman"/>
           <w:b/>
@@ -2487,7 +2498,6 @@
     <w:p>
       <w:pPr>
         <w:spacing w:after="120"/>
-        <w:contextualSpacing/>
         <w:rPr>
           <w:rFonts w:ascii="Times New Roman" w:hAnsi="Times New Roman" w:cs="Times New Roman"/>
           <w:bCs/>
@@ -2712,35 +2722,6 @@
         <w:t>athogens</w:t>
       </w:r>
       <w:bookmarkEnd w:id="0"/>
-    </w:p>
-    <w:p>
-      <w:pPr>
-        <w:spacing w:after="120"/>
-        <w:rPr>
-          <w:rFonts w:ascii="Times New Roman" w:hAnsi="Times New Roman" w:cs="Times New Roman"/>
-          <w:bCs/>
-          <w:sz w:val="20"/>
-          <w:szCs w:val="20"/>
-        </w:rPr>
-      </w:pPr>
-      <w:r>
-        <w:rPr>
-          <w:rFonts w:ascii="Times New Roman" w:hAnsi="Times New Roman" w:cs="Times New Roman"/>
-          <w:bCs/>
-          <w:sz w:val="20"/>
-          <w:szCs w:val="20"/>
-        </w:rPr>
-        <w:t>Contribution: Web application development</w:t>
-      </w:r>
-      <w:r>
-        <w:rPr>
-          <w:rFonts w:ascii="Times New Roman" w:hAnsi="Times New Roman" w:cs="Times New Roman"/>
-          <w:bCs/>
-          <w:sz w:val="20"/>
-          <w:szCs w:val="20"/>
-        </w:rPr>
-        <w:t xml:space="preserve"> </w:t>
-      </w:r>
     </w:p>
     <w:p>
       <w:pPr>
@@ -2838,7 +2819,6 @@
     <w:p>
       <w:pPr>
         <w:spacing w:after="120"/>
-        <w:contextualSpacing/>
         <w:rPr>
           <w:rFonts w:ascii="Times New Roman" w:hAnsi="Times New Roman" w:cs="Times New Roman"/>
           <w:bCs/>
@@ -2854,35 +2834,6 @@
           <w:szCs w:val="20"/>
         </w:rPr>
         <w:t>Digital Tools for Optimal Fish Feed Formulation in Nigeria</w:t>
-      </w:r>
-    </w:p>
-    <w:p>
-      <w:pPr>
-        <w:spacing w:after="120"/>
-        <w:rPr>
-          <w:rFonts w:ascii="Times New Roman" w:hAnsi="Times New Roman" w:cs="Times New Roman"/>
-          <w:bCs/>
-          <w:sz w:val="20"/>
-          <w:szCs w:val="20"/>
-        </w:rPr>
-      </w:pPr>
-      <w:r>
-        <w:rPr>
-          <w:rFonts w:ascii="Times New Roman" w:hAnsi="Times New Roman" w:cs="Times New Roman"/>
-          <w:bCs/>
-          <w:sz w:val="20"/>
-          <w:szCs w:val="20"/>
-        </w:rPr>
-        <w:t>Contribution: Mobile app development</w:t>
-      </w:r>
-      <w:r>
-        <w:rPr>
-          <w:rFonts w:ascii="Times New Roman" w:hAnsi="Times New Roman" w:cs="Times New Roman"/>
-          <w:bCs/>
-          <w:sz w:val="20"/>
-          <w:szCs w:val="20"/>
-        </w:rPr>
-        <w:t xml:space="preserve"> </w:t>
       </w:r>
     </w:p>
     <w:p>
@@ -2991,8 +2942,7 @@
     </w:p>
     <w:p>
       <w:pPr>
-        <w:spacing w:after="60"/>
-        <w:contextualSpacing/>
+        <w:spacing w:after="240"/>
         <w:rPr>
           <w:rFonts w:ascii="Bell MT" w:hAnsi="Bell MT" w:cs="Times New Roman"/>
           <w:b/>

--- a/doc/CV_Ajay.docx
+++ b/doc/CV_Ajay.docx
@@ -7888,7 +7888,16 @@
           <w:sz w:val="20"/>
           <w:szCs w:val="20"/>
         </w:rPr>
-        <w:t>North Dakota State University</w:t>
+        <w:t>N</w:t>
+      </w:r>
+      <w:r>
+        <w:rPr>
+          <w:rFonts w:ascii="Times New Roman" w:hAnsi="Times New Roman" w:cs="Times New Roman"/>
+          <w:b/>
+          <w:sz w:val="20"/>
+          <w:szCs w:val="20"/>
+        </w:rPr>
+        <w:t>DSU</w:t>
       </w:r>
       <w:r>
         <w:rPr>
@@ -8629,7 +8638,7 @@
           <w:sz w:val="20"/>
           <w:szCs w:val="20"/>
         </w:rPr>
-        <w:t>**</w:t>
+        <w:t>*</w:t>
       </w:r>
       <w:r>
         <w:rPr>
@@ -10200,6 +10209,15 @@
           <w:szCs w:val="20"/>
         </w:rPr>
         <w:t>Institutional Service</w:t>
+      </w:r>
+      <w:r>
+        <w:rPr>
+          <w:rFonts w:ascii="Times New Roman" w:hAnsi="Times New Roman" w:cs="Times New Roman"/>
+          <w:b/>
+          <w:sz w:val="20"/>
+          <w:szCs w:val="20"/>
+        </w:rPr>
+        <w:t xml:space="preserve"> (NDSU)</w:t>
       </w:r>
     </w:p>
     <w:p>

--- a/doc/CV_Ajay.docx
+++ b/doc/CV_Ajay.docx
@@ -306,13 +306,13 @@
                                     <pic:cNvPicPr/>
                                   </pic:nvPicPr>
                                   <pic:blipFill>
-                                    <a:blip r:embed="rId7">
+                                    <a:blip r:embed="rId9">
                                       <a:extLst>
                                         <a:ext uri="{28A0092B-C50C-407E-A947-70E740481C1C}">
                                           <a14:useLocalDpi xmlns:a14="http://schemas.microsoft.com/office/drawing/2010/main" val="0"/>
                                         </a:ext>
                                         <a:ext uri="{96DAC541-7B7A-43D3-8B79-37D633B846F1}">
-                                          <asvg:svgBlip xmlns:asvg="http://schemas.microsoft.com/office/drawing/2016/SVG/main" r:embed="rId8"/>
+                                          <asvg:svgBlip xmlns:asvg="http://schemas.microsoft.com/office/drawing/2016/SVG/main" r:embed="rId10"/>
                                         </a:ext>
                                       </a:extLst>
                                     </a:blip>
@@ -425,13 +425,13 @@
                                           <pic:cNvPicPr/>
                                         </pic:nvPicPr>
                                         <pic:blipFill>
-                                          <a:blip r:embed="rId9">
+                                          <a:blip r:embed="rId11">
                                             <a:extLst>
                                               <a:ext uri="{28A0092B-C50C-407E-A947-70E740481C1C}">
                                                 <a14:useLocalDpi xmlns:a14="http://schemas.microsoft.com/office/drawing/2010/main" val="0"/>
                                               </a:ext>
                                               <a:ext uri="{96DAC541-7B7A-43D3-8B79-37D633B846F1}">
-                                                <asvg:svgBlip xmlns:asvg="http://schemas.microsoft.com/office/drawing/2016/SVG/main" r:embed="rId10"/>
+                                                <asvg:svgBlip xmlns:asvg="http://schemas.microsoft.com/office/drawing/2016/SVG/main" r:embed="rId12"/>
                                               </a:ext>
                                             </a:extLst>
                                           </a:blip>
@@ -514,13 +514,13 @@
                                     <pic:cNvPicPr/>
                                   </pic:nvPicPr>
                                   <pic:blipFill>
-                                    <a:blip r:embed="rId9">
+                                    <a:blip r:embed="rId13">
                                       <a:extLst>
                                         <a:ext uri="{28A0092B-C50C-407E-A947-70E740481C1C}">
                                           <a14:useLocalDpi xmlns:a14="http://schemas.microsoft.com/office/drawing/2010/main" val="0"/>
                                         </a:ext>
                                         <a:ext uri="{96DAC541-7B7A-43D3-8B79-37D633B846F1}">
-                                          <asvg:svgBlip xmlns:asvg="http://schemas.microsoft.com/office/drawing/2016/SVG/main" r:embed="rId10"/>
+                                          <asvg:svgBlip xmlns:asvg="http://schemas.microsoft.com/office/drawing/2016/SVG/main" r:embed="rId14"/>
                                         </a:ext>
                                       </a:extLst>
                                     </a:blip>
@@ -717,13 +717,13 @@
                                           <pic:cNvPicPr/>
                                         </pic:nvPicPr>
                                         <pic:blipFill>
-                                          <a:blip r:embed="rId11">
+                                          <a:blip r:embed="rId15">
                                             <a:extLst>
                                               <a:ext uri="{28A0092B-C50C-407E-A947-70E740481C1C}">
                                                 <a14:useLocalDpi xmlns:a14="http://schemas.microsoft.com/office/drawing/2010/main" val="0"/>
                                               </a:ext>
                                               <a:ext uri="{96DAC541-7B7A-43D3-8B79-37D633B846F1}">
-                                                <asvg:svgBlip xmlns:asvg="http://schemas.microsoft.com/office/drawing/2016/SVG/main" r:embed="rId12"/>
+                                                <asvg:svgBlip xmlns:asvg="http://schemas.microsoft.com/office/drawing/2016/SVG/main" r:embed="rId16"/>
                                               </a:ext>
                                             </a:extLst>
                                           </a:blip>
@@ -806,13 +806,13 @@
                                     <pic:cNvPicPr/>
                                   </pic:nvPicPr>
                                   <pic:blipFill>
-                                    <a:blip r:embed="rId11">
+                                    <a:blip r:embed="rId17">
                                       <a:extLst>
                                         <a:ext uri="{28A0092B-C50C-407E-A947-70E740481C1C}">
                                           <a14:useLocalDpi xmlns:a14="http://schemas.microsoft.com/office/drawing/2010/main" val="0"/>
                                         </a:ext>
                                         <a:ext uri="{96DAC541-7B7A-43D3-8B79-37D633B846F1}">
-                                          <asvg:svgBlip xmlns:asvg="http://schemas.microsoft.com/office/drawing/2016/SVG/main" r:embed="rId12"/>
+                                          <asvg:svgBlip xmlns:asvg="http://schemas.microsoft.com/office/drawing/2016/SVG/main" r:embed="rId18"/>
                                         </a:ext>
                                       </a:extLst>
                                     </a:blip>
@@ -980,7 +980,7 @@
           <w:rFonts w:ascii="Times New Roman" w:hAnsi="Times New Roman" w:cs="Times New Roman"/>
         </w:rPr>
         <w:sectPr>
-          <w:footerReference w:type="default" r:id="rId13"/>
+          <w:footerReference w:type="default" r:id="rId19"/>
           <w:pgSz w:w="12240" w:h="15840"/>
           <w:pgMar w:top="1440" w:right="1440" w:bottom="1440" w:left="1440" w:header="720" w:footer="720" w:gutter="0"/>
           <w:cols w:num="2" w:space="720"/>
@@ -6990,7 +6990,17 @@
           <w:sz w:val="20"/>
           <w:szCs w:val="20"/>
         </w:rPr>
-        <w:t xml:space="preserve"> Students Mentored</w:t>
+        <w:t xml:space="preserve"> Students </w:t>
+      </w:r>
+      <w:r>
+        <w:rPr>
+          <w:rFonts w:ascii="Times New Roman" w:hAnsi="Times New Roman" w:cs="Times New Roman"/>
+          <w:b/>
+          <w:bCs/>
+          <w:sz w:val="20"/>
+          <w:szCs w:val="20"/>
+        </w:rPr>
+        <w:t>Co-advised</w:t>
       </w:r>
     </w:p>
     <w:p>

--- a/doc/CV_Ajay.docx
+++ b/doc/CV_Ajay.docx
@@ -1,6 +1,6 @@
 
 <file path=word/document.xml><?xml version="1.0" encoding="utf-8"?>
-<w:document xmlns:wpc="http://schemas.microsoft.com/office/word/2010/wordprocessingCanvas" xmlns:cx="http://schemas.microsoft.com/office/drawing/2014/chartex" xmlns:cx1="http://schemas.microsoft.com/office/drawing/2015/9/8/chartex" xmlns:cx2="http://schemas.microsoft.com/office/drawing/2015/10/21/chartex" xmlns:cx3="http://schemas.microsoft.com/office/drawing/2016/5/9/chartex" xmlns:cx4="http://schemas.microsoft.com/office/drawing/2016/5/10/chartex" xmlns:cx5="http://schemas.microsoft.com/office/drawing/2016/5/11/chartex" xmlns:cx6="http://schemas.microsoft.com/office/drawing/2016/5/12/chartex" xmlns:cx7="http://schemas.microsoft.com/office/drawing/2016/5/13/chartex" xmlns:cx8="http://schemas.microsoft.com/office/drawing/2016/5/14/chartex" xmlns:mc="http://schemas.openxmlformats.org/markup-compatibility/2006" xmlns:aink="http://schemas.microsoft.com/office/drawing/2016/ink" xmlns:am3d="http://schemas.microsoft.com/office/drawing/2017/model3d" xmlns:o="urn:schemas-microsoft-com:office:office" xmlns:r="http://schemas.openxmlformats.org/officeDocument/2006/relationships" xmlns:m="http://schemas.openxmlformats.org/officeDocument/2006/math" xmlns:v="urn:schemas-microsoft-com:vml" xmlns:wp14="http://schemas.microsoft.com/office/word/2010/wordprocessingDrawing" xmlns:wp="http://schemas.openxmlformats.org/drawingml/2006/wordprocessingDrawing" xmlns:w10="urn:schemas-microsoft-com:office:word" xmlns:w="http://schemas.openxmlformats.org/wordprocessingml/2006/main" xmlns:w14="http://schemas.microsoft.com/office/word/2010/wordml" xmlns:w15="http://schemas.microsoft.com/office/word/2012/wordml" xmlns:w16cex="http://schemas.microsoft.com/office/word/2018/wordml/cex" xmlns:w16cid="http://schemas.microsoft.com/office/word/2016/wordml/cid" xmlns:w16="http://schemas.microsoft.com/office/word/2018/wordml" xmlns:w16sdtdh="http://schemas.microsoft.com/office/word/2020/wordml/sdtdatahash" xmlns:w16se="http://schemas.microsoft.com/office/word/2015/wordml/symex" xmlns:wpg="http://schemas.microsoft.com/office/word/2010/wordprocessingGroup" xmlns:wpi="http://schemas.microsoft.com/office/word/2010/wordprocessingInk" xmlns:wne="http://schemas.microsoft.com/office/word/2006/wordml" xmlns:wps="http://schemas.microsoft.com/office/word/2010/wordprocessingShape" mc:Ignorable="w14 w15 w16se w16cid w16 w16cex w16sdtdh wp14">
+<w:document xmlns:wpc="http://schemas.microsoft.com/office/word/2010/wordprocessingCanvas" xmlns:cx="http://schemas.microsoft.com/office/drawing/2014/chartex" xmlns:cx1="http://schemas.microsoft.com/office/drawing/2015/9/8/chartex" xmlns:cx2="http://schemas.microsoft.com/office/drawing/2015/10/21/chartex" xmlns:cx3="http://schemas.microsoft.com/office/drawing/2016/5/9/chartex" xmlns:cx4="http://schemas.microsoft.com/office/drawing/2016/5/10/chartex" xmlns:cx5="http://schemas.microsoft.com/office/drawing/2016/5/11/chartex" xmlns:cx6="http://schemas.microsoft.com/office/drawing/2016/5/12/chartex" xmlns:cx7="http://schemas.microsoft.com/office/drawing/2016/5/13/chartex" xmlns:cx8="http://schemas.microsoft.com/office/drawing/2016/5/14/chartex" xmlns:mc="http://schemas.openxmlformats.org/markup-compatibility/2006" xmlns:aink="http://schemas.microsoft.com/office/drawing/2016/ink" xmlns:am3d="http://schemas.microsoft.com/office/drawing/2017/model3d" xmlns:o="urn:schemas-microsoft-com:office:office" xmlns:oel="http://schemas.microsoft.com/office/2019/extlst" xmlns:r="http://schemas.openxmlformats.org/officeDocument/2006/relationships" xmlns:m="http://schemas.openxmlformats.org/officeDocument/2006/math" xmlns:v="urn:schemas-microsoft-com:vml" xmlns:wp14="http://schemas.microsoft.com/office/word/2010/wordprocessingDrawing" xmlns:wp="http://schemas.openxmlformats.org/drawingml/2006/wordprocessingDrawing" xmlns:w10="urn:schemas-microsoft-com:office:word" xmlns:w="http://schemas.openxmlformats.org/wordprocessingml/2006/main" xmlns:w14="http://schemas.microsoft.com/office/word/2010/wordml" xmlns:w15="http://schemas.microsoft.com/office/word/2012/wordml" xmlns:w16cex="http://schemas.microsoft.com/office/word/2018/wordml/cex" xmlns:w16cid="http://schemas.microsoft.com/office/word/2016/wordml/cid" xmlns:w16="http://schemas.microsoft.com/office/word/2018/wordml" xmlns:w16du="http://schemas.microsoft.com/office/word/2023/wordml/word16du" xmlns:w16sdtdh="http://schemas.microsoft.com/office/word/2020/wordml/sdtdatahash" xmlns:w16sdtfl="http://schemas.microsoft.com/office/word/2024/wordml/sdtformatlock" xmlns:w16se="http://schemas.microsoft.com/office/word/2015/wordml/symex" xmlns:wpg="http://schemas.microsoft.com/office/word/2010/wordprocessingGroup" xmlns:wpi="http://schemas.microsoft.com/office/word/2010/wordprocessingInk" xmlns:wne="http://schemas.microsoft.com/office/word/2006/wordml" xmlns:wps="http://schemas.microsoft.com/office/word/2010/wordprocessingShape" mc:Ignorable="w14 w15 w16se w16cid w16 w16cex w16sdtdh w16sdtfl w16du wp14">
   <w:body>
     <w:p>
       <w:pPr>
@@ -265,7 +265,7 @@
                 <v:stroke joinstyle="miter"/>
                 <v:path gradientshapeok="t" o:connecttype="rect"/>
               </v:shapetype>
-              <v:shape id="Text Box 5" o:spid="_x0000_s1026" type="#_x0000_t202" style="position:absolute;left:0;text-align:left;margin-left:24pt;margin-top:7.45pt;width:30pt;height:23.25pt;z-index:-251657216;visibility:visible;mso-wrap-style:square;mso-width-percent:0;mso-height-percent:0;mso-wrap-distance-left:9pt;mso-wrap-distance-top:0;mso-wrap-distance-right:9pt;mso-wrap-distance-bottom:0;mso-position-horizontal:absolute;mso-position-horizontal-relative:text;mso-position-vertical:absolute;mso-position-vertical-relative:text;mso-width-percent:0;mso-height-percent:0;mso-width-relative:margin;mso-height-relative:margin;v-text-anchor:top" o:gfxdata="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" fillcolor="white [3201]" strokecolor="white [3212]" strokeweight=".5pt">
+              <v:shape id="Text Box 5" o:spid="_x0000_s1026" type="#_x0000_t202" style="position:absolute;left:0;text-align:left;margin-left:24pt;margin-top:7.45pt;width:30pt;height:23.25pt;z-index:-251657216;visibility:visible;mso-wrap-style:square;mso-width-percent:0;mso-height-percent:0;mso-wrap-distance-left:9pt;mso-wrap-distance-top:0;mso-wrap-distance-right:9pt;mso-wrap-distance-bottom:0;mso-position-horizontal:absolute;mso-position-horizontal-relative:text;mso-position-vertical:absolute;mso-position-vertical-relative:text;mso-width-percent:0;mso-height-percent:0;mso-width-relative:margin;mso-height-relative:margin;v-text-anchor:top" o:gfxdata="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" fillcolor="white [3201]" strokecolor="white [3212]" strokeweight=".5pt">
                 <v:textbox>
                   <w:txbxContent>
                     <w:p>
@@ -306,13 +306,13 @@
                                     <pic:cNvPicPr/>
                                   </pic:nvPicPr>
                                   <pic:blipFill>
-                                    <a:blip r:embed="rId9">
+                                    <a:blip r:embed="rId7">
                                       <a:extLst>
                                         <a:ext uri="{28A0092B-C50C-407E-A947-70E740481C1C}">
                                           <a14:useLocalDpi xmlns:a14="http://schemas.microsoft.com/office/drawing/2010/main" val="0"/>
                                         </a:ext>
                                         <a:ext uri="{96DAC541-7B7A-43D3-8B79-37D633B846F1}">
-                                          <asvg:svgBlip xmlns:asvg="http://schemas.microsoft.com/office/drawing/2016/SVG/main" r:embed="rId10"/>
+                                          <asvg:svgBlip xmlns:asvg="http://schemas.microsoft.com/office/drawing/2016/SVG/main" r:embed="rId8"/>
                                         </a:ext>
                                       </a:extLst>
                                     </a:blip>
@@ -425,13 +425,13 @@
                                           <pic:cNvPicPr/>
                                         </pic:nvPicPr>
                                         <pic:blipFill>
-                                          <a:blip r:embed="rId11">
+                                          <a:blip r:embed="rId9">
                                             <a:extLst>
                                               <a:ext uri="{28A0092B-C50C-407E-A947-70E740481C1C}">
                                                 <a14:useLocalDpi xmlns:a14="http://schemas.microsoft.com/office/drawing/2010/main" val="0"/>
                                               </a:ext>
                                               <a:ext uri="{96DAC541-7B7A-43D3-8B79-37D633B846F1}">
-                                                <asvg:svgBlip xmlns:asvg="http://schemas.microsoft.com/office/drawing/2016/SVG/main" r:embed="rId12"/>
+                                                <asvg:svgBlip xmlns:asvg="http://schemas.microsoft.com/office/drawing/2016/SVG/main" r:embed="rId10"/>
                                               </a:ext>
                                             </a:extLst>
                                           </a:blip>
@@ -477,7 +477,7 @@
           </mc:Choice>
           <mc:Fallback>
             <w:pict>
-              <v:shape w14:anchorId="52B26ABB" id="Text Box 8" o:spid="_x0000_s1027" type="#_x0000_t202" style="position:absolute;left:0;text-align:left;margin-left:130.5pt;margin-top:6.4pt;width:30pt;height:23.25pt;z-index:-251655168;visibility:visible;mso-wrap-style:square;mso-width-percent:0;mso-height-percent:0;mso-wrap-distance-left:9pt;mso-wrap-distance-top:0;mso-wrap-distance-right:9pt;mso-wrap-distance-bottom:0;mso-position-horizontal:absolute;mso-position-horizontal-relative:text;mso-position-vertical:absolute;mso-position-vertical-relative:text;mso-width-percent:0;mso-height-percent:0;mso-width-relative:margin;mso-height-relative:margin;v-text-anchor:top" o:gfxdata="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" fillcolor="white [3201]" strokecolor="white [3212]" strokeweight=".5pt">
+              <v:shape w14:anchorId="52B26ABB" id="Text Box 8" o:spid="_x0000_s1027" type="#_x0000_t202" style="position:absolute;left:0;text-align:left;margin-left:130.5pt;margin-top:6.4pt;width:30pt;height:23.25pt;z-index:-251655168;visibility:visible;mso-wrap-style:square;mso-width-percent:0;mso-height-percent:0;mso-wrap-distance-left:9pt;mso-wrap-distance-top:0;mso-wrap-distance-right:9pt;mso-wrap-distance-bottom:0;mso-position-horizontal:absolute;mso-position-horizontal-relative:text;mso-position-vertical:absolute;mso-position-vertical-relative:text;mso-width-percent:0;mso-height-percent:0;mso-width-relative:margin;mso-height-relative:margin;v-text-anchor:top" o:gfxdata="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" fillcolor="white [3201]" strokecolor="white [3212]" strokeweight=".5pt">
                 <v:textbox>
                   <w:txbxContent>
                     <w:p>
@@ -514,13 +514,13 @@
                                     <pic:cNvPicPr/>
                                   </pic:nvPicPr>
                                   <pic:blipFill>
-                                    <a:blip r:embed="rId13">
+                                    <a:blip r:embed="rId9">
                                       <a:extLst>
                                         <a:ext uri="{28A0092B-C50C-407E-A947-70E740481C1C}">
                                           <a14:useLocalDpi xmlns:a14="http://schemas.microsoft.com/office/drawing/2010/main" val="0"/>
                                         </a:ext>
                                         <a:ext uri="{96DAC541-7B7A-43D3-8B79-37D633B846F1}">
-                                          <asvg:svgBlip xmlns:asvg="http://schemas.microsoft.com/office/drawing/2016/SVG/main" r:embed="rId14"/>
+                                          <asvg:svgBlip xmlns:asvg="http://schemas.microsoft.com/office/drawing/2016/SVG/main" r:embed="rId10"/>
                                         </a:ext>
                                       </a:extLst>
                                     </a:blip>
@@ -717,13 +717,13 @@
                                           <pic:cNvPicPr/>
                                         </pic:nvPicPr>
                                         <pic:blipFill>
-                                          <a:blip r:embed="rId15">
+                                          <a:blip r:embed="rId11">
                                             <a:extLst>
                                               <a:ext uri="{28A0092B-C50C-407E-A947-70E740481C1C}">
                                                 <a14:useLocalDpi xmlns:a14="http://schemas.microsoft.com/office/drawing/2010/main" val="0"/>
                                               </a:ext>
                                               <a:ext uri="{96DAC541-7B7A-43D3-8B79-37D633B846F1}">
-                                                <asvg:svgBlip xmlns:asvg="http://schemas.microsoft.com/office/drawing/2016/SVG/main" r:embed="rId16"/>
+                                                <asvg:svgBlip xmlns:asvg="http://schemas.microsoft.com/office/drawing/2016/SVG/main" r:embed="rId12"/>
                                               </a:ext>
                                             </a:extLst>
                                           </a:blip>
@@ -769,7 +769,7 @@
           </mc:Choice>
           <mc:Fallback>
             <w:pict>
-              <v:shape w14:anchorId="225E24C9" id="Text Box 11" o:spid="_x0000_s1028" type="#_x0000_t202" style="position:absolute;left:0;text-align:left;margin-left:78.75pt;margin-top:7.45pt;width:30pt;height:23.25pt;z-index:-251653120;visibility:visible;mso-wrap-style:square;mso-width-percent:0;mso-height-percent:0;mso-wrap-distance-left:9pt;mso-wrap-distance-top:0;mso-wrap-distance-right:9pt;mso-wrap-distance-bottom:0;mso-position-horizontal:absolute;mso-position-horizontal-relative:text;mso-position-vertical:absolute;mso-position-vertical-relative:text;mso-width-percent:0;mso-height-percent:0;mso-width-relative:margin;mso-height-relative:margin;v-text-anchor:top" o:gfxdata="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" fillcolor="white [3201]" strokecolor="white [3212]" strokeweight=".5pt">
+              <v:shape w14:anchorId="225E24C9" id="Text Box 11" o:spid="_x0000_s1028" type="#_x0000_t202" style="position:absolute;left:0;text-align:left;margin-left:78.75pt;margin-top:7.45pt;width:30pt;height:23.25pt;z-index:-251653120;visibility:visible;mso-wrap-style:square;mso-width-percent:0;mso-height-percent:0;mso-wrap-distance-left:9pt;mso-wrap-distance-top:0;mso-wrap-distance-right:9pt;mso-wrap-distance-bottom:0;mso-position-horizontal:absolute;mso-position-horizontal-relative:text;mso-position-vertical:absolute;mso-position-vertical-relative:text;mso-width-percent:0;mso-height-percent:0;mso-width-relative:margin;mso-height-relative:margin;v-text-anchor:top" o:gfxdata="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" fillcolor="white [3201]" strokecolor="white [3212]" strokeweight=".5pt">
                 <v:textbox>
                   <w:txbxContent>
                     <w:p>
@@ -806,13 +806,13 @@
                                     <pic:cNvPicPr/>
                                   </pic:nvPicPr>
                                   <pic:blipFill>
-                                    <a:blip r:embed="rId17">
+                                    <a:blip r:embed="rId11">
                                       <a:extLst>
                                         <a:ext uri="{28A0092B-C50C-407E-A947-70E740481C1C}">
                                           <a14:useLocalDpi xmlns:a14="http://schemas.microsoft.com/office/drawing/2010/main" val="0"/>
                                         </a:ext>
                                         <a:ext uri="{96DAC541-7B7A-43D3-8B79-37D633B846F1}">
-                                          <asvg:svgBlip xmlns:asvg="http://schemas.microsoft.com/office/drawing/2016/SVG/main" r:embed="rId18"/>
+                                          <asvg:svgBlip xmlns:asvg="http://schemas.microsoft.com/office/drawing/2016/SVG/main" r:embed="rId12"/>
                                         </a:ext>
                                       </a:extLst>
                                     </a:blip>
@@ -980,7 +980,7 @@
           <w:rFonts w:ascii="Times New Roman" w:hAnsi="Times New Roman" w:cs="Times New Roman"/>
         </w:rPr>
         <w:sectPr>
-          <w:footerReference w:type="default" r:id="rId19"/>
+          <w:footerReference w:type="default" r:id="rId13"/>
           <w:pgSz w:w="12240" w:h="15840"/>
           <w:pgMar w:top="1440" w:right="1440" w:bottom="1440" w:left="1440" w:header="720" w:footer="720" w:gutter="0"/>
           <w:cols w:num="2" w:space="720"/>
@@ -1548,6 +1548,14 @@
         </w:rPr>
         <w:t>University of Alberta, Edmonton, Alberta, Canada</w:t>
       </w:r>
+      <w:r>
+        <w:rPr>
+          <w:rFonts w:ascii="Times New Roman" w:hAnsi="Times New Roman" w:cs="Times New Roman"/>
+          <w:sz w:val="20"/>
+          <w:szCs w:val="20"/>
+        </w:rPr>
+        <w:t xml:space="preserve"> (Advisor: Dr. Sarah Nadi)</w:t>
+      </w:r>
     </w:p>
     <w:p>
       <w:pPr>
@@ -1662,6 +1670,14 @@
         </w:rPr>
         <w:t xml:space="preserve"> Korea</w:t>
       </w:r>
+      <w:r>
+        <w:rPr>
+          <w:rFonts w:ascii="Times New Roman" w:hAnsi="Times New Roman" w:cs="Times New Roman"/>
+          <w:sz w:val="20"/>
+          <w:szCs w:val="20"/>
+        </w:rPr>
+        <w:t xml:space="preserve"> (Advisor: Dr. Woo Jin Lee)</w:t>
+      </w:r>
     </w:p>
     <w:p>
       <w:pPr>
@@ -2112,6 +2128,22 @@
         </w:rPr>
         <w:t>Kyungpook National University, Republic of Korea</w:t>
       </w:r>
+      <w:r>
+        <w:rPr>
+          <w:rFonts w:ascii="Times New Roman" w:hAnsi="Times New Roman" w:cs="Times New Roman"/>
+          <w:sz w:val="20"/>
+          <w:szCs w:val="20"/>
+        </w:rPr>
+        <w:t xml:space="preserve"> </w:t>
+      </w:r>
+      <w:r>
+        <w:rPr>
+          <w:rFonts w:ascii="Times New Roman" w:hAnsi="Times New Roman" w:cs="Times New Roman"/>
+          <w:sz w:val="20"/>
+          <w:szCs w:val="20"/>
+        </w:rPr>
+        <w:t>(Advisor: Dr. Woo Jin Lee)</w:t>
+      </w:r>
     </w:p>
     <w:p>
       <w:pPr>
@@ -2167,6 +2199,22 @@
           <w:szCs w:val="20"/>
         </w:rPr>
         <w:t>Kyungpook National University, Republic of Korea</w:t>
+      </w:r>
+      <w:r>
+        <w:rPr>
+          <w:rFonts w:ascii="Times New Roman" w:hAnsi="Times New Roman" w:cs="Times New Roman"/>
+          <w:sz w:val="20"/>
+          <w:szCs w:val="20"/>
+        </w:rPr>
+        <w:t xml:space="preserve"> </w:t>
+      </w:r>
+      <w:r>
+        <w:rPr>
+          <w:rFonts w:ascii="Times New Roman" w:hAnsi="Times New Roman" w:cs="Times New Roman"/>
+          <w:sz w:val="20"/>
+          <w:szCs w:val="20"/>
+        </w:rPr>
+        <w:t>(Advisor: Dr. Woo Jin Lee)</w:t>
       </w:r>
     </w:p>
     <w:p>
@@ -2777,6 +2825,15 @@
           <w:sz w:val="20"/>
           <w:szCs w:val="20"/>
         </w:rPr>
+        <w:t xml:space="preserve"> due to USAID shutdown</w:t>
+      </w:r>
+      <w:r>
+        <w:rPr>
+          <w:rFonts w:ascii="Times New Roman" w:hAnsi="Times New Roman" w:cs="Times New Roman"/>
+          <w:bCs/>
+          <w:sz w:val="20"/>
+          <w:szCs w:val="20"/>
+        </w:rPr>
         <w:t>)</w:t>
       </w:r>
       <w:r>
@@ -2992,6 +3049,16 @@
           <w:szCs w:val="24"/>
         </w:rPr>
         <w:t>s</w:t>
+      </w:r>
+      <w:r>
+        <w:rPr>
+          <w:rFonts w:ascii="Bell MT" w:hAnsi="Bell MT" w:cs="Times New Roman"/>
+          <w:b/>
+          <w:color w:val="0070C0"/>
+          <w:sz w:val="24"/>
+          <w:szCs w:val="24"/>
+        </w:rPr>
+        <w:t xml:space="preserve"> (*My Student at NDSU, **Co-advised Student at the University of Alberta)</w:t>
       </w:r>
     </w:p>
     <w:p>
@@ -3013,10 +3080,62 @@
       <w:r>
         <w:rPr>
           <w:rFonts w:ascii="Times New Roman" w:hAnsi="Times New Roman" w:cs="Times New Roman"/>
-          <w:sz w:val="20"/>
-          <w:szCs w:val="20"/>
-        </w:rPr>
-        <w:t xml:space="preserve">David </w:t>
+          <w:b/>
+          <w:bCs/>
+          <w:sz w:val="20"/>
+          <w:szCs w:val="20"/>
+        </w:rPr>
+        <w:t>*</w:t>
+      </w:r>
+      <w:r>
+        <w:rPr>
+          <w:rFonts w:ascii="Times New Roman" w:hAnsi="Times New Roman" w:cs="Times New Roman"/>
+          <w:sz w:val="20"/>
+          <w:szCs w:val="20"/>
+        </w:rPr>
+        <w:t>David Owuor</w:t>
+      </w:r>
+      <w:r>
+        <w:rPr>
+          <w:rFonts w:ascii="Times New Roman" w:hAnsi="Times New Roman" w:cs="Times New Roman"/>
+          <w:sz w:val="20"/>
+          <w:szCs w:val="20"/>
+        </w:rPr>
+        <w:t xml:space="preserve">, </w:t>
+      </w:r>
+      <w:r>
+        <w:rPr>
+          <w:rFonts w:ascii="Times New Roman" w:hAnsi="Times New Roman" w:cs="Times New Roman"/>
+          <w:b/>
+          <w:bCs/>
+          <w:sz w:val="20"/>
+          <w:szCs w:val="20"/>
+        </w:rPr>
+        <w:t>Ajay Kumar Jha</w:t>
+      </w:r>
+      <w:r>
+        <w:rPr>
+          <w:rFonts w:ascii="Times New Roman" w:hAnsi="Times New Roman" w:cs="Times New Roman"/>
+          <w:sz w:val="20"/>
+          <w:szCs w:val="20"/>
+        </w:rPr>
+        <w:t>.</w:t>
+      </w:r>
+      <w:r>
+        <w:rPr>
+          <w:rFonts w:ascii="Times New Roman" w:hAnsi="Times New Roman" w:cs="Times New Roman"/>
+          <w:sz w:val="20"/>
+          <w:szCs w:val="20"/>
+        </w:rPr>
+        <w:t xml:space="preserve"> </w:t>
+      </w:r>
+      <w:r>
+        <w:rPr>
+          <w:rFonts w:ascii="Times New Roman" w:hAnsi="Times New Roman" w:cs="Times New Roman"/>
+          <w:sz w:val="20"/>
+          <w:szCs w:val="20"/>
+        </w:rPr>
+        <w:t xml:space="preserve">Developer vs. </w:t>
       </w:r>
       <w:proofErr w:type="spellStart"/>
       <w:r>
@@ -3025,7 +3144,7 @@
           <w:sz w:val="20"/>
           <w:szCs w:val="20"/>
         </w:rPr>
-        <w:t>Owuor</w:t>
+        <w:t>DSpot</w:t>
       </w:r>
       <w:proofErr w:type="spellEnd"/>
       <w:r>
@@ -3034,25 +3153,23 @@
           <w:sz w:val="20"/>
           <w:szCs w:val="20"/>
         </w:rPr>
-        <w:t xml:space="preserve">, </w:t>
-      </w:r>
-      <w:r>
-        <w:rPr>
-          <w:rFonts w:ascii="Times New Roman" w:hAnsi="Times New Roman" w:cs="Times New Roman"/>
-          <w:b/>
-          <w:bCs/>
-          <w:sz w:val="20"/>
-          <w:szCs w:val="20"/>
-        </w:rPr>
-        <w:t>Ajay Kumar Jha</w:t>
-      </w:r>
-      <w:r>
-        <w:rPr>
-          <w:rFonts w:ascii="Times New Roman" w:hAnsi="Times New Roman" w:cs="Times New Roman"/>
-          <w:sz w:val="20"/>
-          <w:szCs w:val="20"/>
-        </w:rPr>
-        <w:t>.</w:t>
+        <w:t xml:space="preserve"> vs. ChatGPT: A Comparative Study of JUnit Test Amplification</w:t>
+      </w:r>
+      <w:r>
+        <w:rPr>
+          <w:rFonts w:ascii="Times New Roman" w:hAnsi="Times New Roman" w:cs="Times New Roman"/>
+          <w:sz w:val="20"/>
+          <w:szCs w:val="20"/>
+        </w:rPr>
+        <w:t>. In</w:t>
+      </w:r>
+      <w:r>
+        <w:rPr>
+          <w:rFonts w:ascii="Times New Roman" w:hAnsi="Times New Roman" w:cs="Times New Roman"/>
+          <w:sz w:val="20"/>
+          <w:szCs w:val="20"/>
+        </w:rPr>
+        <w:t xml:space="preserve"> the</w:t>
       </w:r>
       <w:r>
         <w:rPr>
@@ -3061,58 +3178,6 @@
           <w:szCs w:val="20"/>
         </w:rPr>
         <w:t xml:space="preserve"> </w:t>
-      </w:r>
-      <w:r>
-        <w:rPr>
-          <w:rFonts w:ascii="Times New Roman" w:hAnsi="Times New Roman" w:cs="Times New Roman"/>
-          <w:sz w:val="20"/>
-          <w:szCs w:val="20"/>
-        </w:rPr>
-        <w:t xml:space="preserve">Developer vs. </w:t>
-      </w:r>
-      <w:proofErr w:type="spellStart"/>
-      <w:r>
-        <w:rPr>
-          <w:rFonts w:ascii="Times New Roman" w:hAnsi="Times New Roman" w:cs="Times New Roman"/>
-          <w:sz w:val="20"/>
-          <w:szCs w:val="20"/>
-        </w:rPr>
-        <w:t>DSpot</w:t>
-      </w:r>
-      <w:proofErr w:type="spellEnd"/>
-      <w:r>
-        <w:rPr>
-          <w:rFonts w:ascii="Times New Roman" w:hAnsi="Times New Roman" w:cs="Times New Roman"/>
-          <w:sz w:val="20"/>
-          <w:szCs w:val="20"/>
-        </w:rPr>
-        <w:t xml:space="preserve"> vs. </w:t>
-      </w:r>
-      <w:proofErr w:type="spellStart"/>
-      <w:r>
-        <w:rPr>
-          <w:rFonts w:ascii="Times New Roman" w:hAnsi="Times New Roman" w:cs="Times New Roman"/>
-          <w:sz w:val="20"/>
-          <w:szCs w:val="20"/>
-        </w:rPr>
-        <w:t>ChatGPT</w:t>
-      </w:r>
-      <w:proofErr w:type="spellEnd"/>
-      <w:r>
-        <w:rPr>
-          <w:rFonts w:ascii="Times New Roman" w:hAnsi="Times New Roman" w:cs="Times New Roman"/>
-          <w:sz w:val="20"/>
-          <w:szCs w:val="20"/>
-        </w:rPr>
-        <w:t>: A Comparative Study of JUnit Test Amplification</w:t>
-      </w:r>
-      <w:r>
-        <w:rPr>
-          <w:rFonts w:ascii="Times New Roman" w:hAnsi="Times New Roman" w:cs="Times New Roman"/>
-          <w:sz w:val="20"/>
-          <w:szCs w:val="20"/>
-        </w:rPr>
-        <w:t xml:space="preserve">. In </w:t>
       </w:r>
       <w:r>
         <w:rPr>
@@ -3130,7 +3195,31 @@
           <w:sz w:val="20"/>
           <w:szCs w:val="20"/>
         </w:rPr>
-        <w:t>, 202</w:t>
+        <w:t xml:space="preserve">, </w:t>
+      </w:r>
+      <w:r>
+        <w:rPr>
+          <w:rFonts w:ascii="Times New Roman" w:hAnsi="Times New Roman" w:cs="Times New Roman"/>
+          <w:sz w:val="20"/>
+          <w:szCs w:val="20"/>
+        </w:rPr>
+        <w:t>pp. 256-260</w:t>
+      </w:r>
+      <w:r>
+        <w:rPr>
+          <w:rFonts w:ascii="Times New Roman" w:hAnsi="Times New Roman" w:cs="Times New Roman"/>
+          <w:sz w:val="20"/>
+          <w:szCs w:val="20"/>
+        </w:rPr>
+        <w:t xml:space="preserve">, </w:t>
+      </w:r>
+      <w:r>
+        <w:rPr>
+          <w:rFonts w:ascii="Times New Roman" w:hAnsi="Times New Roman" w:cs="Times New Roman"/>
+          <w:sz w:val="20"/>
+          <w:szCs w:val="20"/>
+        </w:rPr>
+        <w:t>202</w:t>
       </w:r>
       <w:r>
         <w:rPr>
@@ -3189,6 +3278,16 @@
           <w:szCs w:val="20"/>
         </w:rPr>
       </w:pPr>
+      <w:r>
+        <w:rPr>
+          <w:rFonts w:ascii="Times New Roman" w:hAnsi="Times New Roman" w:cs="Times New Roman"/>
+          <w:b/>
+          <w:bCs/>
+          <w:sz w:val="20"/>
+          <w:szCs w:val="20"/>
+        </w:rPr>
+        <w:t>**</w:t>
+      </w:r>
       <w:proofErr w:type="spellStart"/>
       <w:r>
         <w:rPr>
@@ -3223,18 +3322,8 @@
           <w:sz w:val="20"/>
           <w:szCs w:val="20"/>
         </w:rPr>
-        <w:t xml:space="preserve">, May Mahmoud, </w:t>
-      </w:r>
-      <w:proofErr w:type="spellStart"/>
-      <w:r>
-        <w:rPr>
-          <w:rFonts w:ascii="Times New Roman" w:hAnsi="Times New Roman" w:cs="Times New Roman"/>
-          <w:sz w:val="20"/>
-          <w:szCs w:val="20"/>
-        </w:rPr>
-        <w:t>Ildar</w:t>
-      </w:r>
-      <w:proofErr w:type="spellEnd"/>
+        <w:t>, May Mahmoud, Ildar Akhmetov, and Sarah Nadi.</w:t>
+      </w:r>
       <w:r>
         <w:rPr>
           <w:rFonts w:ascii="Times New Roman" w:hAnsi="Times New Roman" w:cs="Times New Roman"/>
@@ -3243,55 +3332,25 @@
         </w:rPr>
         <w:t xml:space="preserve"> </w:t>
       </w:r>
-      <w:proofErr w:type="spellStart"/>
-      <w:r>
-        <w:rPr>
-          <w:rFonts w:ascii="Times New Roman" w:hAnsi="Times New Roman" w:cs="Times New Roman"/>
-          <w:sz w:val="20"/>
-          <w:szCs w:val="20"/>
-        </w:rPr>
-        <w:t>Akhmetov</w:t>
-      </w:r>
-      <w:proofErr w:type="spellEnd"/>
-      <w:r>
-        <w:rPr>
-          <w:rFonts w:ascii="Times New Roman" w:hAnsi="Times New Roman" w:cs="Times New Roman"/>
-          <w:sz w:val="20"/>
-          <w:szCs w:val="20"/>
-        </w:rPr>
-        <w:t>, and Sarah Nadi.</w:t>
-      </w:r>
-      <w:r>
-        <w:rPr>
-          <w:rFonts w:ascii="Times New Roman" w:hAnsi="Times New Roman" w:cs="Times New Roman"/>
-          <w:sz w:val="20"/>
-          <w:szCs w:val="20"/>
-        </w:rPr>
-        <w:t xml:space="preserve"> </w:t>
-      </w:r>
-      <w:r>
-        <w:rPr>
-          <w:rFonts w:ascii="Times New Roman" w:hAnsi="Times New Roman" w:cs="Times New Roman"/>
-          <w:sz w:val="20"/>
-          <w:szCs w:val="20"/>
-        </w:rPr>
-        <w:t xml:space="preserve">An Empirical Study of Python Library Migration Using Large Language Models. In </w:t>
-      </w:r>
-      <w:r>
-        <w:rPr>
-          <w:rFonts w:ascii="Times New Roman" w:hAnsi="Times New Roman" w:cs="Times New Roman"/>
-          <w:i/>
-          <w:iCs/>
-          <w:sz w:val="20"/>
-          <w:szCs w:val="20"/>
-        </w:rPr>
-        <w:t>Proceedings of</w:t>
-      </w:r>
-      <w:r>
-        <w:rPr>
-          <w:rFonts w:ascii="Times New Roman" w:hAnsi="Times New Roman" w:cs="Times New Roman"/>
-          <w:i/>
-          <w:iCs/>
+      <w:r>
+        <w:rPr>
+          <w:rFonts w:ascii="Times New Roman" w:hAnsi="Times New Roman" w:cs="Times New Roman"/>
+          <w:sz w:val="20"/>
+          <w:szCs w:val="20"/>
+        </w:rPr>
+        <w:t>An Empirical Study of Python Library Migration Using Large Language Models. In</w:t>
+      </w:r>
+      <w:r>
+        <w:rPr>
+          <w:rFonts w:ascii="Times New Roman" w:hAnsi="Times New Roman" w:cs="Times New Roman"/>
+          <w:sz w:val="20"/>
+          <w:szCs w:val="20"/>
+        </w:rPr>
+        <w:t xml:space="preserve"> the</w:t>
+      </w:r>
+      <w:r>
+        <w:rPr>
+          <w:rFonts w:ascii="Times New Roman" w:hAnsi="Times New Roman" w:cs="Times New Roman"/>
           <w:sz w:val="20"/>
           <w:szCs w:val="20"/>
         </w:rPr>
@@ -3359,6 +3418,16 @@
       <w:r>
         <w:rPr>
           <w:rFonts w:ascii="Times New Roman" w:hAnsi="Times New Roman" w:cs="Times New Roman"/>
+          <w:b/>
+          <w:bCs/>
+          <w:sz w:val="20"/>
+          <w:szCs w:val="20"/>
+        </w:rPr>
+        <w:t>*</w:t>
+      </w:r>
+      <w:r>
+        <w:rPr>
+          <w:rFonts w:ascii="Times New Roman" w:hAnsi="Times New Roman" w:cs="Times New Roman"/>
           <w:sz w:val="20"/>
           <w:szCs w:val="20"/>
         </w:rPr>
@@ -3378,32 +3447,6 @@
           <w:sz w:val="20"/>
           <w:szCs w:val="20"/>
         </w:rPr>
-        <w:t xml:space="preserve"> Frank </w:t>
-      </w:r>
-      <w:proofErr w:type="spellStart"/>
-      <w:r>
-        <w:rPr>
-          <w:rFonts w:ascii="Times New Roman" w:hAnsi="Times New Roman" w:cs="Times New Roman"/>
-          <w:sz w:val="20"/>
-          <w:szCs w:val="20"/>
-        </w:rPr>
-        <w:t>Kendemah</w:t>
-      </w:r>
-      <w:proofErr w:type="spellEnd"/>
-      <w:r>
-        <w:rPr>
-          <w:rFonts w:ascii="Times New Roman" w:hAnsi="Times New Roman" w:cs="Times New Roman"/>
-          <w:sz w:val="20"/>
-          <w:szCs w:val="20"/>
-        </w:rPr>
-        <w:t>,</w:t>
-      </w:r>
-      <w:r>
-        <w:rPr>
-          <w:rFonts w:ascii="Times New Roman" w:hAnsi="Times New Roman" w:cs="Times New Roman"/>
-          <w:sz w:val="20"/>
-          <w:szCs w:val="20"/>
-        </w:rPr>
         <w:t xml:space="preserve"> </w:t>
       </w:r>
       <w:r>
@@ -3414,6 +3457,32 @@
           <w:sz w:val="20"/>
           <w:szCs w:val="20"/>
         </w:rPr>
+        <w:t>*</w:t>
+      </w:r>
+      <w:r>
+        <w:rPr>
+          <w:rFonts w:ascii="Times New Roman" w:hAnsi="Times New Roman" w:cs="Times New Roman"/>
+          <w:sz w:val="20"/>
+          <w:szCs w:val="20"/>
+        </w:rPr>
+        <w:t>Frank Kendemah,</w:t>
+      </w:r>
+      <w:r>
+        <w:rPr>
+          <w:rFonts w:ascii="Times New Roman" w:hAnsi="Times New Roman" w:cs="Times New Roman"/>
+          <w:sz w:val="20"/>
+          <w:szCs w:val="20"/>
+        </w:rPr>
+        <w:t xml:space="preserve"> </w:t>
+      </w:r>
+      <w:r>
+        <w:rPr>
+          <w:rFonts w:ascii="Times New Roman" w:hAnsi="Times New Roman" w:cs="Times New Roman"/>
+          <w:b/>
+          <w:bCs/>
+          <w:sz w:val="20"/>
+          <w:szCs w:val="20"/>
+        </w:rPr>
         <w:t>Ajay Kumar Jha</w:t>
       </w:r>
       <w:r>
@@ -3447,6 +3516,14 @@
           <w:szCs w:val="20"/>
         </w:rPr>
         <w:t xml:space="preserve">In </w:t>
+      </w:r>
+      <w:r>
+        <w:rPr>
+          <w:rFonts w:ascii="Times New Roman" w:hAnsi="Times New Roman" w:cs="Times New Roman"/>
+          <w:sz w:val="20"/>
+          <w:szCs w:val="20"/>
+        </w:rPr>
+        <w:t xml:space="preserve">the </w:t>
       </w:r>
       <w:r>
         <w:rPr>
@@ -3456,7 +3533,7 @@
           <w:sz w:val="20"/>
           <w:szCs w:val="20"/>
         </w:rPr>
-        <w:t>Proceedings of 2</w:t>
+        <w:t>2</w:t>
       </w:r>
       <w:r>
         <w:rPr>
@@ -3611,7 +3688,23 @@
           <w:sz w:val="20"/>
           <w:szCs w:val="20"/>
         </w:rPr>
-        <w:t xml:space="preserve">In </w:t>
+        <w:t>In</w:t>
+      </w:r>
+      <w:r>
+        <w:rPr>
+          <w:rFonts w:ascii="Times New Roman" w:hAnsi="Times New Roman" w:cs="Times New Roman"/>
+          <w:sz w:val="20"/>
+          <w:szCs w:val="20"/>
+        </w:rPr>
+        <w:t xml:space="preserve"> the</w:t>
+      </w:r>
+      <w:r>
+        <w:rPr>
+          <w:rFonts w:ascii="Times New Roman" w:hAnsi="Times New Roman" w:cs="Times New Roman"/>
+          <w:sz w:val="20"/>
+          <w:szCs w:val="20"/>
+        </w:rPr>
+        <w:t xml:space="preserve"> </w:t>
       </w:r>
       <w:r>
         <w:rPr>
@@ -3621,7 +3714,7 @@
           <w:sz w:val="20"/>
           <w:szCs w:val="20"/>
         </w:rPr>
-        <w:t>Proceedings of the 24th IEEE International Conference on Source Code Analysis and Manipulation (SCAM)</w:t>
+        <w:t>24th IEEE International Conference on Source Code Analysis and Manipulation (SCAM)</w:t>
       </w:r>
       <w:r>
         <w:rPr>
@@ -3675,6 +3768,16 @@
       <w:r>
         <w:rPr>
           <w:rFonts w:ascii="Times New Roman" w:hAnsi="Times New Roman" w:cs="Times New Roman"/>
+          <w:b/>
+          <w:bCs/>
+          <w:sz w:val="20"/>
+          <w:szCs w:val="20"/>
+        </w:rPr>
+        <w:t>*</w:t>
+      </w:r>
+      <w:r>
+        <w:rPr>
+          <w:rFonts w:ascii="Times New Roman" w:hAnsi="Times New Roman" w:cs="Times New Roman"/>
           <w:sz w:val="20"/>
           <w:szCs w:val="20"/>
         </w:rPr>
@@ -3748,17 +3851,23 @@
           <w:sz w:val="20"/>
           <w:szCs w:val="20"/>
         </w:rPr>
-        <w:t xml:space="preserve">In </w:t>
-      </w:r>
-      <w:r>
-        <w:rPr>
-          <w:rFonts w:ascii="Times New Roman" w:hAnsi="Times New Roman" w:cs="Times New Roman"/>
-          <w:i/>
-          <w:iCs/>
-          <w:sz w:val="20"/>
-          <w:szCs w:val="20"/>
-        </w:rPr>
-        <w:t xml:space="preserve">Proceedings of </w:t>
+        <w:t>In</w:t>
+      </w:r>
+      <w:r>
+        <w:rPr>
+          <w:rFonts w:ascii="Times New Roman" w:hAnsi="Times New Roman" w:cs="Times New Roman"/>
+          <w:sz w:val="20"/>
+          <w:szCs w:val="20"/>
+        </w:rPr>
+        <w:t xml:space="preserve"> the</w:t>
+      </w:r>
+      <w:r>
+        <w:rPr>
+          <w:rFonts w:ascii="Times New Roman" w:hAnsi="Times New Roman" w:cs="Times New Roman"/>
+          <w:sz w:val="20"/>
+          <w:szCs w:val="20"/>
+        </w:rPr>
+        <w:t xml:space="preserve"> </w:t>
       </w:r>
       <w:r>
         <w:rPr>
@@ -3861,6 +3970,16 @@
           <w:szCs w:val="20"/>
         </w:rPr>
       </w:pPr>
+      <w:r>
+        <w:rPr>
+          <w:rFonts w:ascii="Times New Roman" w:hAnsi="Times New Roman" w:cs="Times New Roman"/>
+          <w:b/>
+          <w:bCs/>
+          <w:sz w:val="20"/>
+          <w:szCs w:val="20"/>
+        </w:rPr>
+        <w:t>**</w:t>
+      </w:r>
       <w:proofErr w:type="spellStart"/>
       <w:r>
         <w:rPr>
@@ -3895,18 +4014,64 @@
           <w:sz w:val="20"/>
           <w:szCs w:val="20"/>
         </w:rPr>
-        <w:t xml:space="preserve">, </w:t>
-      </w:r>
-      <w:proofErr w:type="spellStart"/>
-      <w:r>
-        <w:rPr>
-          <w:rFonts w:ascii="Times New Roman" w:hAnsi="Times New Roman" w:cs="Times New Roman"/>
-          <w:sz w:val="20"/>
-          <w:szCs w:val="20"/>
-        </w:rPr>
-        <w:t>Ildar</w:t>
-      </w:r>
-      <w:proofErr w:type="spellEnd"/>
+        <w:t>, Ildar Akhmetov</w:t>
+      </w:r>
+      <w:r>
+        <w:rPr>
+          <w:rFonts w:ascii="Times New Roman" w:hAnsi="Times New Roman" w:cs="Times New Roman"/>
+          <w:sz w:val="20"/>
+          <w:szCs w:val="20"/>
+        </w:rPr>
+        <w:t xml:space="preserve">, and </w:t>
+      </w:r>
+      <w:r>
+        <w:rPr>
+          <w:rFonts w:ascii="Times New Roman" w:hAnsi="Times New Roman" w:cs="Times New Roman"/>
+          <w:sz w:val="20"/>
+          <w:szCs w:val="20"/>
+        </w:rPr>
+        <w:t>Sarah Nadi</w:t>
+      </w:r>
+      <w:r>
+        <w:rPr>
+          <w:rFonts w:ascii="Times New Roman" w:hAnsi="Times New Roman" w:cs="Times New Roman"/>
+          <w:sz w:val="20"/>
+          <w:szCs w:val="20"/>
+        </w:rPr>
+        <w:t xml:space="preserve">. </w:t>
+      </w:r>
+      <w:r>
+        <w:rPr>
+          <w:rFonts w:ascii="Times New Roman" w:hAnsi="Times New Roman" w:cs="Times New Roman"/>
+          <w:sz w:val="20"/>
+          <w:szCs w:val="20"/>
+        </w:rPr>
+        <w:t>Characterizing Python Library Migrations</w:t>
+      </w:r>
+      <w:r>
+        <w:rPr>
+          <w:rFonts w:ascii="Times New Roman" w:hAnsi="Times New Roman" w:cs="Times New Roman"/>
+          <w:sz w:val="20"/>
+          <w:szCs w:val="20"/>
+        </w:rPr>
+        <w:t xml:space="preserve">. </w:t>
+      </w:r>
+      <w:r>
+        <w:rPr>
+          <w:rFonts w:ascii="Times New Roman" w:hAnsi="Times New Roman" w:cs="Times New Roman"/>
+          <w:sz w:val="20"/>
+          <w:szCs w:val="20"/>
+        </w:rPr>
+        <w:t>In</w:t>
+      </w:r>
+      <w:r>
+        <w:rPr>
+          <w:rFonts w:ascii="Times New Roman" w:hAnsi="Times New Roman" w:cs="Times New Roman"/>
+          <w:sz w:val="20"/>
+          <w:szCs w:val="20"/>
+        </w:rPr>
+        <w:t xml:space="preserve"> the</w:t>
+      </w:r>
       <w:r>
         <w:rPr>
           <w:rFonts w:ascii="Times New Roman" w:hAnsi="Times New Roman" w:cs="Times New Roman"/>
@@ -3914,74 +4079,6 @@
           <w:szCs w:val="20"/>
         </w:rPr>
         <w:t xml:space="preserve"> </w:t>
-      </w:r>
-      <w:proofErr w:type="spellStart"/>
-      <w:r>
-        <w:rPr>
-          <w:rFonts w:ascii="Times New Roman" w:hAnsi="Times New Roman" w:cs="Times New Roman"/>
-          <w:sz w:val="20"/>
-          <w:szCs w:val="20"/>
-        </w:rPr>
-        <w:t>Akhmetov</w:t>
-      </w:r>
-      <w:proofErr w:type="spellEnd"/>
-      <w:r>
-        <w:rPr>
-          <w:rFonts w:ascii="Times New Roman" w:hAnsi="Times New Roman" w:cs="Times New Roman"/>
-          <w:sz w:val="20"/>
-          <w:szCs w:val="20"/>
-        </w:rPr>
-        <w:t xml:space="preserve">, and </w:t>
-      </w:r>
-      <w:r>
-        <w:rPr>
-          <w:rFonts w:ascii="Times New Roman" w:hAnsi="Times New Roman" w:cs="Times New Roman"/>
-          <w:sz w:val="20"/>
-          <w:szCs w:val="20"/>
-        </w:rPr>
-        <w:t>Sarah Nadi</w:t>
-      </w:r>
-      <w:r>
-        <w:rPr>
-          <w:rFonts w:ascii="Times New Roman" w:hAnsi="Times New Roman" w:cs="Times New Roman"/>
-          <w:sz w:val="20"/>
-          <w:szCs w:val="20"/>
-        </w:rPr>
-        <w:t xml:space="preserve">. </w:t>
-      </w:r>
-      <w:r>
-        <w:rPr>
-          <w:rFonts w:ascii="Times New Roman" w:hAnsi="Times New Roman" w:cs="Times New Roman"/>
-          <w:sz w:val="20"/>
-          <w:szCs w:val="20"/>
-        </w:rPr>
-        <w:t>Characterizing Python Library Migrations</w:t>
-      </w:r>
-      <w:r>
-        <w:rPr>
-          <w:rFonts w:ascii="Times New Roman" w:hAnsi="Times New Roman" w:cs="Times New Roman"/>
-          <w:sz w:val="20"/>
-          <w:szCs w:val="20"/>
-        </w:rPr>
-        <w:t xml:space="preserve">. </w:t>
-      </w:r>
-      <w:r>
-        <w:rPr>
-          <w:rFonts w:ascii="Times New Roman" w:hAnsi="Times New Roman" w:cs="Times New Roman"/>
-          <w:sz w:val="20"/>
-          <w:szCs w:val="20"/>
-        </w:rPr>
-        <w:t xml:space="preserve">In </w:t>
-      </w:r>
-      <w:r>
-        <w:rPr>
-          <w:rFonts w:ascii="Times New Roman" w:hAnsi="Times New Roman" w:cs="Times New Roman"/>
-          <w:i/>
-          <w:iCs/>
-          <w:sz w:val="20"/>
-          <w:szCs w:val="20"/>
-        </w:rPr>
-        <w:t xml:space="preserve">Proceedings of </w:t>
       </w:r>
       <w:r>
         <w:rPr>
@@ -4050,6 +4147,16 @@
           <w:szCs w:val="20"/>
         </w:rPr>
       </w:pPr>
+      <w:r>
+        <w:rPr>
+          <w:rFonts w:ascii="Times New Roman" w:hAnsi="Times New Roman" w:cs="Times New Roman"/>
+          <w:b/>
+          <w:bCs/>
+          <w:sz w:val="20"/>
+          <w:szCs w:val="20"/>
+        </w:rPr>
+        <w:t>**</w:t>
+      </w:r>
       <w:proofErr w:type="spellStart"/>
       <w:r>
         <w:rPr>
@@ -4084,36 +4191,48 @@
           <w:sz w:val="20"/>
           <w:szCs w:val="20"/>
         </w:rPr>
-        <w:t xml:space="preserve">, Sarah </w:t>
-      </w:r>
-      <w:proofErr w:type="spellStart"/>
-      <w:r>
-        <w:rPr>
-          <w:rFonts w:ascii="Times New Roman" w:hAnsi="Times New Roman" w:cs="Times New Roman"/>
-          <w:sz w:val="20"/>
-          <w:szCs w:val="20"/>
-        </w:rPr>
-        <w:t>Nadi</w:t>
-      </w:r>
-      <w:proofErr w:type="spellEnd"/>
-      <w:r>
-        <w:rPr>
-          <w:rFonts w:ascii="Times New Roman" w:hAnsi="Times New Roman" w:cs="Times New Roman"/>
-          <w:sz w:val="20"/>
-          <w:szCs w:val="20"/>
-        </w:rPr>
-        <w:t xml:space="preserve">, and </w:t>
-      </w:r>
-      <w:proofErr w:type="spellStart"/>
-      <w:r>
-        <w:rPr>
-          <w:rFonts w:ascii="Times New Roman" w:hAnsi="Times New Roman" w:cs="Times New Roman"/>
-          <w:sz w:val="20"/>
-          <w:szCs w:val="20"/>
-        </w:rPr>
-        <w:t>Ildar</w:t>
-      </w:r>
-      <w:proofErr w:type="spellEnd"/>
+        <w:t>, Sarah Nadi, and Ildar Akhmetov</w:t>
+      </w:r>
+      <w:r>
+        <w:rPr>
+          <w:rFonts w:ascii="Times New Roman" w:hAnsi="Times New Roman" w:cs="Times New Roman"/>
+          <w:sz w:val="20"/>
+          <w:szCs w:val="20"/>
+        </w:rPr>
+        <w:t xml:space="preserve">. </w:t>
+      </w:r>
+      <w:r>
+        <w:rPr>
+          <w:rFonts w:ascii="Times New Roman" w:hAnsi="Times New Roman" w:cs="Times New Roman"/>
+          <w:sz w:val="20"/>
+          <w:szCs w:val="20"/>
+        </w:rPr>
+        <w:t>PyMigBench: A Benchmark for Python Library Migration</w:t>
+      </w:r>
+      <w:r>
+        <w:rPr>
+          <w:rFonts w:ascii="Times New Roman" w:hAnsi="Times New Roman" w:cs="Times New Roman"/>
+          <w:sz w:val="20"/>
+          <w:szCs w:val="20"/>
+        </w:rPr>
+        <w:t xml:space="preserve">. </w:t>
+      </w:r>
+      <w:r>
+        <w:rPr>
+          <w:rFonts w:ascii="Times New Roman" w:hAnsi="Times New Roman" w:cs="Times New Roman"/>
+          <w:sz w:val="20"/>
+          <w:szCs w:val="20"/>
+        </w:rPr>
+        <w:t>In</w:t>
+      </w:r>
+      <w:r>
+        <w:rPr>
+          <w:rFonts w:ascii="Times New Roman" w:hAnsi="Times New Roman" w:cs="Times New Roman"/>
+          <w:sz w:val="20"/>
+          <w:szCs w:val="20"/>
+        </w:rPr>
+        <w:t xml:space="preserve"> the</w:t>
+      </w:r>
       <w:r>
         <w:rPr>
           <w:rFonts w:ascii="Times New Roman" w:hAnsi="Times New Roman" w:cs="Times New Roman"/>
@@ -4121,48 +4240,6 @@
           <w:szCs w:val="20"/>
         </w:rPr>
         <w:t xml:space="preserve"> </w:t>
-      </w:r>
-      <w:proofErr w:type="spellStart"/>
-      <w:r>
-        <w:rPr>
-          <w:rFonts w:ascii="Times New Roman" w:hAnsi="Times New Roman" w:cs="Times New Roman"/>
-          <w:sz w:val="20"/>
-          <w:szCs w:val="20"/>
-        </w:rPr>
-        <w:t>Akhmetov</w:t>
-      </w:r>
-      <w:proofErr w:type="spellEnd"/>
-      <w:r>
-        <w:rPr>
-          <w:rFonts w:ascii="Times New Roman" w:hAnsi="Times New Roman" w:cs="Times New Roman"/>
-          <w:sz w:val="20"/>
-          <w:szCs w:val="20"/>
-        </w:rPr>
-        <w:t xml:space="preserve">. </w:t>
-      </w:r>
-      <w:r>
-        <w:rPr>
-          <w:rFonts w:ascii="Times New Roman" w:hAnsi="Times New Roman" w:cs="Times New Roman"/>
-          <w:sz w:val="20"/>
-          <w:szCs w:val="20"/>
-        </w:rPr>
-        <w:t>PyMigBench: A Benchmark for Python Library Migration</w:t>
-      </w:r>
-      <w:r>
-        <w:rPr>
-          <w:rFonts w:ascii="Times New Roman" w:hAnsi="Times New Roman" w:cs="Times New Roman"/>
-          <w:sz w:val="20"/>
-          <w:szCs w:val="20"/>
-        </w:rPr>
-        <w:t xml:space="preserve">. </w:t>
-      </w:r>
-      <w:r>
-        <w:rPr>
-          <w:rFonts w:ascii="Times New Roman" w:hAnsi="Times New Roman" w:cs="Times New Roman"/>
-          <w:sz w:val="20"/>
-          <w:szCs w:val="20"/>
-        </w:rPr>
-        <w:t xml:space="preserve">In </w:t>
       </w:r>
       <w:r>
         <w:rPr>
@@ -4172,7 +4249,7 @@
           <w:sz w:val="20"/>
           <w:szCs w:val="20"/>
         </w:rPr>
-        <w:t>Proceedings of 20th IEEE</w:t>
+        <w:t>20th IEEE</w:t>
       </w:r>
       <w:r>
         <w:rPr>
@@ -4269,6 +4346,16 @@
         </w:rPr>
         <w:t xml:space="preserve"> </w:t>
       </w:r>
+      <w:r>
+        <w:rPr>
+          <w:rFonts w:ascii="Times New Roman" w:hAnsi="Times New Roman" w:cs="Times New Roman"/>
+          <w:b/>
+          <w:bCs/>
+          <w:sz w:val="20"/>
+          <w:szCs w:val="20"/>
+        </w:rPr>
+        <w:t>**</w:t>
+      </w:r>
       <w:proofErr w:type="spellStart"/>
       <w:r>
         <w:rPr>
@@ -4361,7 +4448,23 @@
           <w:sz w:val="20"/>
           <w:szCs w:val="20"/>
         </w:rPr>
-        <w:t xml:space="preserve">In </w:t>
+        <w:t>In</w:t>
+      </w:r>
+      <w:r>
+        <w:rPr>
+          <w:rFonts w:ascii="Times New Roman" w:hAnsi="Times New Roman" w:cs="Times New Roman"/>
+          <w:sz w:val="20"/>
+          <w:szCs w:val="20"/>
+        </w:rPr>
+        <w:t xml:space="preserve"> the</w:t>
+      </w:r>
+      <w:r>
+        <w:rPr>
+          <w:rFonts w:ascii="Times New Roman" w:hAnsi="Times New Roman" w:cs="Times New Roman"/>
+          <w:sz w:val="20"/>
+          <w:szCs w:val="20"/>
+        </w:rPr>
+        <w:t xml:space="preserve"> </w:t>
       </w:r>
       <w:r>
         <w:rPr>
@@ -4371,7 +4474,7 @@
           <w:sz w:val="20"/>
           <w:szCs w:val="20"/>
         </w:rPr>
-        <w:t>Proceedings of 30th IEEE International Conference on Software Analysis, Evolution and Reengineering (SANER)</w:t>
+        <w:t>30th IEEE International Conference on Software Analysis, Evolution and Reengineering (SANER)</w:t>
       </w:r>
       <w:r>
         <w:rPr>
@@ -4480,7 +4583,23 @@
           <w:sz w:val="20"/>
           <w:szCs w:val="20"/>
         </w:rPr>
-        <w:t xml:space="preserve">. In </w:t>
+        <w:t>. In</w:t>
+      </w:r>
+      <w:r>
+        <w:rPr>
+          <w:rFonts w:ascii="Times New Roman" w:hAnsi="Times New Roman" w:cs="Times New Roman"/>
+          <w:sz w:val="20"/>
+          <w:szCs w:val="20"/>
+        </w:rPr>
+        <w:t xml:space="preserve"> the</w:t>
+      </w:r>
+      <w:r>
+        <w:rPr>
+          <w:rFonts w:ascii="Times New Roman" w:hAnsi="Times New Roman" w:cs="Times New Roman"/>
+          <w:sz w:val="20"/>
+          <w:szCs w:val="20"/>
+        </w:rPr>
+        <w:t xml:space="preserve"> </w:t>
       </w:r>
       <w:r>
         <w:rPr>
@@ -4490,7 +4609,7 @@
           <w:sz w:val="20"/>
           <w:szCs w:val="20"/>
         </w:rPr>
-        <w:t xml:space="preserve">Proceedings of Annual International Conference on Computer Science and Software Engineering (CASCON), </w:t>
+        <w:t xml:space="preserve">Annual International Conference on Computer Science and Software Engineering (CASCON), </w:t>
       </w:r>
       <w:r>
         <w:rPr>
@@ -4533,6 +4652,42 @@
           <w:szCs w:val="20"/>
         </w:rPr>
       </w:pPr>
+      <w:r>
+        <w:rPr>
+          <w:rFonts w:ascii="Times New Roman" w:hAnsi="Times New Roman" w:cs="Times New Roman"/>
+          <w:b/>
+          <w:bCs/>
+          <w:sz w:val="20"/>
+          <w:szCs w:val="20"/>
+        </w:rPr>
+        <w:t>**</w:t>
+      </w:r>
+      <w:r>
+        <w:rPr>
+          <w:rFonts w:ascii="Times New Roman" w:hAnsi="Times New Roman" w:cs="Times New Roman"/>
+          <w:sz w:val="20"/>
+          <w:szCs w:val="20"/>
+        </w:rPr>
+        <w:t xml:space="preserve">Batyr Nuryyev, </w:t>
+      </w:r>
+      <w:r>
+        <w:rPr>
+          <w:rFonts w:ascii="Times New Roman" w:hAnsi="Times New Roman" w:cs="Times New Roman"/>
+          <w:b/>
+          <w:bCs/>
+          <w:sz w:val="20"/>
+          <w:szCs w:val="20"/>
+        </w:rPr>
+        <w:t>Ajay Kumar Jha</w:t>
+      </w:r>
+      <w:r>
+        <w:rPr>
+          <w:rFonts w:ascii="Times New Roman" w:hAnsi="Times New Roman" w:cs="Times New Roman"/>
+          <w:sz w:val="20"/>
+          <w:szCs w:val="20"/>
+        </w:rPr>
+        <w:t xml:space="preserve">, Sarah Nadi, Yee-Kang Chang, Emily Jiang, and Vijay Sundaresan. Mining Annotation Usage Rules: A Case Study with </w:t>
+      </w:r>
       <w:proofErr w:type="spellStart"/>
       <w:r>
         <w:rPr>
@@ -4540,7 +4695,7 @@
           <w:sz w:val="20"/>
           <w:szCs w:val="20"/>
         </w:rPr>
-        <w:t>Batyr</w:t>
+        <w:t>MicroProfile</w:t>
       </w:r>
       <w:proofErr w:type="spellEnd"/>
       <w:r>
@@ -4549,61 +4704,23 @@
           <w:sz w:val="20"/>
           <w:szCs w:val="20"/>
         </w:rPr>
+        <w:t>. In</w:t>
+      </w:r>
+      <w:r>
+        <w:rPr>
+          <w:rFonts w:ascii="Times New Roman" w:hAnsi="Times New Roman" w:cs="Times New Roman"/>
+          <w:sz w:val="20"/>
+          <w:szCs w:val="20"/>
+        </w:rPr>
+        <w:t xml:space="preserve"> the</w:t>
+      </w:r>
+      <w:r>
+        <w:rPr>
+          <w:rFonts w:ascii="Times New Roman" w:hAnsi="Times New Roman" w:cs="Times New Roman"/>
+          <w:sz w:val="20"/>
+          <w:szCs w:val="20"/>
+        </w:rPr>
         <w:t xml:space="preserve"> </w:t>
-      </w:r>
-      <w:proofErr w:type="spellStart"/>
-      <w:r>
-        <w:rPr>
-          <w:rFonts w:ascii="Times New Roman" w:hAnsi="Times New Roman" w:cs="Times New Roman"/>
-          <w:sz w:val="20"/>
-          <w:szCs w:val="20"/>
-        </w:rPr>
-        <w:t>Nuryyev</w:t>
-      </w:r>
-      <w:proofErr w:type="spellEnd"/>
-      <w:r>
-        <w:rPr>
-          <w:rFonts w:ascii="Times New Roman" w:hAnsi="Times New Roman" w:cs="Times New Roman"/>
-          <w:sz w:val="20"/>
-          <w:szCs w:val="20"/>
-        </w:rPr>
-        <w:t xml:space="preserve">, </w:t>
-      </w:r>
-      <w:r>
-        <w:rPr>
-          <w:rFonts w:ascii="Times New Roman" w:hAnsi="Times New Roman" w:cs="Times New Roman"/>
-          <w:b/>
-          <w:bCs/>
-          <w:sz w:val="20"/>
-          <w:szCs w:val="20"/>
-        </w:rPr>
-        <w:t>Ajay Kumar Jha</w:t>
-      </w:r>
-      <w:r>
-        <w:rPr>
-          <w:rFonts w:ascii="Times New Roman" w:hAnsi="Times New Roman" w:cs="Times New Roman"/>
-          <w:sz w:val="20"/>
-          <w:szCs w:val="20"/>
-        </w:rPr>
-        <w:t xml:space="preserve">, Sarah Nadi, Yee-Kang Chang, Emily Jiang, and Vijay Sundaresan. Mining Annotation Usage Rules: A Case Study with </w:t>
-      </w:r>
-      <w:proofErr w:type="spellStart"/>
-      <w:r>
-        <w:rPr>
-          <w:rFonts w:ascii="Times New Roman" w:hAnsi="Times New Roman" w:cs="Times New Roman"/>
-          <w:sz w:val="20"/>
-          <w:szCs w:val="20"/>
-        </w:rPr>
-        <w:t>MicroProfile</w:t>
-      </w:r>
-      <w:proofErr w:type="spellEnd"/>
-      <w:r>
-        <w:rPr>
-          <w:rFonts w:ascii="Times New Roman" w:hAnsi="Times New Roman" w:cs="Times New Roman"/>
-          <w:sz w:val="20"/>
-          <w:szCs w:val="20"/>
-        </w:rPr>
-        <w:t xml:space="preserve">. In </w:t>
       </w:r>
       <w:r>
         <w:rPr>
@@ -4613,7 +4730,7 @@
           <w:sz w:val="20"/>
           <w:szCs w:val="20"/>
         </w:rPr>
-        <w:t>Proceedings of 38th IEEE International Conference on Software Maintenance and Evolution (ICSME)</w:t>
+        <w:t>38th IEEE International Conference on Software Maintenance and Evolution (ICSME)</w:t>
       </w:r>
       <w:r>
         <w:rPr>
@@ -4720,7 +4837,23 @@
           <w:sz w:val="20"/>
           <w:szCs w:val="20"/>
         </w:rPr>
-        <w:t xml:space="preserve">In </w:t>
+        <w:t>In</w:t>
+      </w:r>
+      <w:r>
+        <w:rPr>
+          <w:rFonts w:ascii="Times New Roman" w:hAnsi="Times New Roman" w:cs="Times New Roman"/>
+          <w:sz w:val="20"/>
+          <w:szCs w:val="20"/>
+        </w:rPr>
+        <w:t xml:space="preserve"> the</w:t>
+      </w:r>
+      <w:r>
+        <w:rPr>
+          <w:rFonts w:ascii="Times New Roman" w:hAnsi="Times New Roman" w:cs="Times New Roman"/>
+          <w:sz w:val="20"/>
+          <w:szCs w:val="20"/>
+        </w:rPr>
+        <w:t xml:space="preserve"> </w:t>
       </w:r>
       <w:r>
         <w:rPr>
@@ -4729,7 +4862,25 @@
           <w:sz w:val="20"/>
           <w:szCs w:val="20"/>
         </w:rPr>
-        <w:t>Proceedings of 20th International Working Conference on Source Code Analysis and Manipulation (SCAM)</w:t>
+        <w:t>20th</w:t>
+      </w:r>
+      <w:r>
+        <w:rPr>
+          <w:rFonts w:ascii="Times New Roman" w:hAnsi="Times New Roman" w:cs="Times New Roman"/>
+          <w:i/>
+          <w:sz w:val="20"/>
+          <w:szCs w:val="20"/>
+        </w:rPr>
+        <w:t xml:space="preserve"> IEEE</w:t>
+      </w:r>
+      <w:r>
+        <w:rPr>
+          <w:rFonts w:ascii="Times New Roman" w:hAnsi="Times New Roman" w:cs="Times New Roman"/>
+          <w:i/>
+          <w:sz w:val="20"/>
+          <w:szCs w:val="20"/>
+        </w:rPr>
+        <w:t xml:space="preserve"> International Working Conference on Source Code Analysis and Manipulation (SCAM)</w:t>
       </w:r>
       <w:r>
         <w:rPr>
@@ -4745,15 +4896,15 @@
           <w:sz w:val="20"/>
           <w:szCs w:val="20"/>
         </w:rPr>
-        <w:t xml:space="preserve"> pp. 132-142. IEEE</w:t>
-      </w:r>
-      <w:r>
-        <w:rPr>
-          <w:rFonts w:ascii="Times New Roman" w:hAnsi="Times New Roman" w:cs="Times New Roman"/>
-          <w:sz w:val="20"/>
-          <w:szCs w:val="20"/>
-        </w:rPr>
-        <w:t>, 2020</w:t>
+        <w:t xml:space="preserve"> pp. 132-142. </w:t>
+      </w:r>
+      <w:r>
+        <w:rPr>
+          <w:rFonts w:ascii="Times New Roman" w:hAnsi="Times New Roman" w:cs="Times New Roman"/>
+          <w:sz w:val="20"/>
+          <w:szCs w:val="20"/>
+        </w:rPr>
+        <w:t>2020</w:t>
       </w:r>
       <w:r>
         <w:rPr>
@@ -4796,270 +4947,252 @@
           <w:sz w:val="20"/>
           <w:szCs w:val="20"/>
         </w:rPr>
+        <w:t xml:space="preserve"> Jeong, </w:t>
+      </w:r>
+      <w:r>
+        <w:rPr>
+          <w:rFonts w:ascii="Times New Roman" w:hAnsi="Times New Roman" w:cs="Times New Roman"/>
+          <w:b/>
+          <w:bCs/>
+          <w:sz w:val="20"/>
+          <w:szCs w:val="20"/>
+        </w:rPr>
+        <w:t>Ajay Kumar Jha</w:t>
+      </w:r>
+      <w:r>
+        <w:rPr>
+          <w:rFonts w:ascii="Times New Roman" w:hAnsi="Times New Roman" w:cs="Times New Roman"/>
+          <w:sz w:val="20"/>
+          <w:szCs w:val="20"/>
+        </w:rPr>
+        <w:t xml:space="preserve">, </w:t>
+      </w:r>
+      <w:proofErr w:type="spellStart"/>
+      <w:r>
+        <w:rPr>
+          <w:rFonts w:ascii="Times New Roman" w:hAnsi="Times New Roman" w:cs="Times New Roman"/>
+          <w:sz w:val="20"/>
+          <w:szCs w:val="20"/>
+        </w:rPr>
+        <w:t>Youngsul</w:t>
+      </w:r>
+      <w:proofErr w:type="spellEnd"/>
+      <w:r>
+        <w:rPr>
+          <w:rFonts w:ascii="Times New Roman" w:hAnsi="Times New Roman" w:cs="Times New Roman"/>
+          <w:sz w:val="20"/>
+          <w:szCs w:val="20"/>
+        </w:rPr>
+        <w:t xml:space="preserve"> Shin, </w:t>
+      </w:r>
+      <w:r>
+        <w:rPr>
+          <w:rFonts w:ascii="Times New Roman" w:hAnsi="Times New Roman" w:cs="Times New Roman"/>
+          <w:sz w:val="20"/>
+          <w:szCs w:val="20"/>
+        </w:rPr>
+        <w:t xml:space="preserve">and </w:t>
+      </w:r>
+      <w:r>
+        <w:rPr>
+          <w:rFonts w:ascii="Times New Roman" w:hAnsi="Times New Roman" w:cs="Times New Roman"/>
+          <w:sz w:val="20"/>
+          <w:szCs w:val="20"/>
+        </w:rPr>
+        <w:t>Woo Jin Lee</w:t>
+      </w:r>
+      <w:r>
+        <w:rPr>
+          <w:rFonts w:ascii="Times New Roman" w:hAnsi="Times New Roman" w:cs="Times New Roman"/>
+          <w:sz w:val="20"/>
+          <w:szCs w:val="20"/>
+        </w:rPr>
+        <w:t xml:space="preserve">. </w:t>
+      </w:r>
+      <w:r>
+        <w:rPr>
+          <w:rFonts w:ascii="Times New Roman" w:hAnsi="Times New Roman" w:cs="Times New Roman"/>
+          <w:sz w:val="20"/>
+          <w:szCs w:val="20"/>
+        </w:rPr>
+        <w:t xml:space="preserve">A </w:t>
+      </w:r>
+      <w:r>
+        <w:rPr>
+          <w:rFonts w:ascii="Times New Roman" w:hAnsi="Times New Roman" w:cs="Times New Roman"/>
+          <w:sz w:val="20"/>
+          <w:szCs w:val="20"/>
+        </w:rPr>
+        <w:t>l</w:t>
+      </w:r>
+      <w:r>
+        <w:rPr>
+          <w:rFonts w:ascii="Times New Roman" w:hAnsi="Times New Roman" w:cs="Times New Roman"/>
+          <w:sz w:val="20"/>
+          <w:szCs w:val="20"/>
+        </w:rPr>
+        <w:t>og-</w:t>
+      </w:r>
+      <w:r>
+        <w:rPr>
+          <w:rFonts w:ascii="Times New Roman" w:hAnsi="Times New Roman" w:cs="Times New Roman"/>
+          <w:sz w:val="20"/>
+          <w:szCs w:val="20"/>
+        </w:rPr>
+        <w:t>b</w:t>
+      </w:r>
+      <w:r>
+        <w:rPr>
+          <w:rFonts w:ascii="Times New Roman" w:hAnsi="Times New Roman" w:cs="Times New Roman"/>
+          <w:sz w:val="20"/>
+          <w:szCs w:val="20"/>
+        </w:rPr>
+        <w:t xml:space="preserve">ased </w:t>
+      </w:r>
+      <w:r>
+        <w:rPr>
+          <w:rFonts w:ascii="Times New Roman" w:hAnsi="Times New Roman" w:cs="Times New Roman"/>
+          <w:sz w:val="20"/>
+          <w:szCs w:val="20"/>
+        </w:rPr>
+        <w:t>t</w:t>
+      </w:r>
+      <w:r>
+        <w:rPr>
+          <w:rFonts w:ascii="Times New Roman" w:hAnsi="Times New Roman" w:cs="Times New Roman"/>
+          <w:sz w:val="20"/>
+          <w:szCs w:val="20"/>
+        </w:rPr>
+        <w:t xml:space="preserve">esting </w:t>
+      </w:r>
+      <w:r>
+        <w:rPr>
+          <w:rFonts w:ascii="Times New Roman" w:hAnsi="Times New Roman" w:cs="Times New Roman"/>
+          <w:sz w:val="20"/>
+          <w:szCs w:val="20"/>
+        </w:rPr>
+        <w:t>a</w:t>
+      </w:r>
+      <w:r>
+        <w:rPr>
+          <w:rFonts w:ascii="Times New Roman" w:hAnsi="Times New Roman" w:cs="Times New Roman"/>
+          <w:sz w:val="20"/>
+          <w:szCs w:val="20"/>
+        </w:rPr>
+        <w:t xml:space="preserve">pproach for </w:t>
+      </w:r>
+      <w:r>
+        <w:rPr>
+          <w:rFonts w:ascii="Times New Roman" w:hAnsi="Times New Roman" w:cs="Times New Roman"/>
+          <w:sz w:val="20"/>
+          <w:szCs w:val="20"/>
+        </w:rPr>
+        <w:t>detecting f</w:t>
+      </w:r>
+      <w:r>
+        <w:rPr>
+          <w:rFonts w:ascii="Times New Roman" w:hAnsi="Times New Roman" w:cs="Times New Roman"/>
+          <w:sz w:val="20"/>
+          <w:szCs w:val="20"/>
+        </w:rPr>
+        <w:t xml:space="preserve">aults </w:t>
+      </w:r>
+      <w:r>
+        <w:rPr>
+          <w:rFonts w:ascii="Times New Roman" w:hAnsi="Times New Roman" w:cs="Times New Roman"/>
+          <w:sz w:val="20"/>
+          <w:szCs w:val="20"/>
+        </w:rPr>
+        <w:t>c</w:t>
+      </w:r>
+      <w:r>
+        <w:rPr>
+          <w:rFonts w:ascii="Times New Roman" w:hAnsi="Times New Roman" w:cs="Times New Roman"/>
+          <w:sz w:val="20"/>
+          <w:szCs w:val="20"/>
+        </w:rPr>
+        <w:t xml:space="preserve">aused by </w:t>
+      </w:r>
+      <w:r>
+        <w:rPr>
+          <w:rFonts w:ascii="Times New Roman" w:hAnsi="Times New Roman" w:cs="Times New Roman"/>
+          <w:sz w:val="20"/>
+          <w:szCs w:val="20"/>
+        </w:rPr>
+        <w:t>i</w:t>
+      </w:r>
+      <w:r>
+        <w:rPr>
+          <w:rFonts w:ascii="Times New Roman" w:hAnsi="Times New Roman" w:cs="Times New Roman"/>
+          <w:sz w:val="20"/>
+          <w:szCs w:val="20"/>
+        </w:rPr>
+        <w:t xml:space="preserve">ncorrect </w:t>
+      </w:r>
+      <w:r>
+        <w:rPr>
+          <w:rFonts w:ascii="Times New Roman" w:hAnsi="Times New Roman" w:cs="Times New Roman"/>
+          <w:sz w:val="20"/>
+          <w:szCs w:val="20"/>
+        </w:rPr>
+        <w:t>a</w:t>
+      </w:r>
+      <w:r>
+        <w:rPr>
+          <w:rFonts w:ascii="Times New Roman" w:hAnsi="Times New Roman" w:cs="Times New Roman"/>
+          <w:sz w:val="20"/>
+          <w:szCs w:val="20"/>
+        </w:rPr>
+        <w:t xml:space="preserve">ssumptions </w:t>
+      </w:r>
+      <w:r>
+        <w:rPr>
+          <w:rFonts w:ascii="Times New Roman" w:hAnsi="Times New Roman" w:cs="Times New Roman"/>
+          <w:sz w:val="20"/>
+          <w:szCs w:val="20"/>
+        </w:rPr>
+        <w:t>a</w:t>
+      </w:r>
+      <w:r>
+        <w:rPr>
+          <w:rFonts w:ascii="Times New Roman" w:hAnsi="Times New Roman" w:cs="Times New Roman"/>
+          <w:sz w:val="20"/>
+          <w:szCs w:val="20"/>
+        </w:rPr>
+        <w:t xml:space="preserve">bout the </w:t>
+      </w:r>
+      <w:r>
+        <w:rPr>
+          <w:rFonts w:ascii="Times New Roman" w:hAnsi="Times New Roman" w:cs="Times New Roman"/>
+          <w:sz w:val="20"/>
+          <w:szCs w:val="20"/>
+        </w:rPr>
+        <w:t>e</w:t>
+      </w:r>
+      <w:r>
+        <w:rPr>
+          <w:rFonts w:ascii="Times New Roman" w:hAnsi="Times New Roman" w:cs="Times New Roman"/>
+          <w:sz w:val="20"/>
+          <w:szCs w:val="20"/>
+        </w:rPr>
+        <w:t>nvironment</w:t>
+      </w:r>
+      <w:r>
+        <w:rPr>
+          <w:rFonts w:ascii="Times New Roman" w:hAnsi="Times New Roman" w:cs="Times New Roman"/>
+          <w:sz w:val="20"/>
+          <w:szCs w:val="20"/>
+        </w:rPr>
+        <w:t>.</w:t>
+      </w:r>
+      <w:r>
+        <w:rPr>
+          <w:rFonts w:ascii="Times New Roman" w:hAnsi="Times New Roman" w:cs="Times New Roman"/>
+          <w:sz w:val="20"/>
+          <w:szCs w:val="20"/>
+        </w:rPr>
         <w:t xml:space="preserve"> </w:t>
       </w:r>
-      <w:proofErr w:type="spellStart"/>
-      <w:r>
-        <w:rPr>
-          <w:rFonts w:ascii="Times New Roman" w:hAnsi="Times New Roman" w:cs="Times New Roman"/>
-          <w:sz w:val="20"/>
-          <w:szCs w:val="20"/>
-        </w:rPr>
-        <w:t>Jeong</w:t>
-      </w:r>
-      <w:proofErr w:type="spellEnd"/>
-      <w:r>
-        <w:rPr>
-          <w:rFonts w:ascii="Times New Roman" w:hAnsi="Times New Roman" w:cs="Times New Roman"/>
-          <w:sz w:val="20"/>
-          <w:szCs w:val="20"/>
-        </w:rPr>
-        <w:t xml:space="preserve">, </w:t>
-      </w:r>
-      <w:r>
-        <w:rPr>
-          <w:rFonts w:ascii="Times New Roman" w:hAnsi="Times New Roman" w:cs="Times New Roman"/>
-          <w:b/>
-          <w:bCs/>
-          <w:sz w:val="20"/>
-          <w:szCs w:val="20"/>
-        </w:rPr>
-        <w:t>Ajay Kumar Jha</w:t>
-      </w:r>
-      <w:r>
-        <w:rPr>
-          <w:rFonts w:ascii="Times New Roman" w:hAnsi="Times New Roman" w:cs="Times New Roman"/>
-          <w:sz w:val="20"/>
-          <w:szCs w:val="20"/>
-        </w:rPr>
-        <w:t xml:space="preserve">, </w:t>
-      </w:r>
-      <w:proofErr w:type="spellStart"/>
-      <w:r>
-        <w:rPr>
-          <w:rFonts w:ascii="Times New Roman" w:hAnsi="Times New Roman" w:cs="Times New Roman"/>
-          <w:sz w:val="20"/>
-          <w:szCs w:val="20"/>
-        </w:rPr>
-        <w:t>Youngsul</w:t>
-      </w:r>
-      <w:proofErr w:type="spellEnd"/>
-      <w:r>
-        <w:rPr>
-          <w:rFonts w:ascii="Times New Roman" w:hAnsi="Times New Roman" w:cs="Times New Roman"/>
-          <w:sz w:val="20"/>
-          <w:szCs w:val="20"/>
-        </w:rPr>
-        <w:t xml:space="preserve"> Shin, </w:t>
-      </w:r>
-      <w:r>
-        <w:rPr>
-          <w:rFonts w:ascii="Times New Roman" w:hAnsi="Times New Roman" w:cs="Times New Roman"/>
-          <w:sz w:val="20"/>
-          <w:szCs w:val="20"/>
-        </w:rPr>
-        <w:t xml:space="preserve">and </w:t>
-      </w:r>
-      <w:r>
-        <w:rPr>
-          <w:rFonts w:ascii="Times New Roman" w:hAnsi="Times New Roman" w:cs="Times New Roman"/>
-          <w:sz w:val="20"/>
-          <w:szCs w:val="20"/>
-        </w:rPr>
-        <w:t>Woo Jin Lee</w:t>
-      </w:r>
-      <w:r>
-        <w:rPr>
-          <w:rFonts w:ascii="Times New Roman" w:hAnsi="Times New Roman" w:cs="Times New Roman"/>
-          <w:sz w:val="20"/>
-          <w:szCs w:val="20"/>
-        </w:rPr>
-        <w:t xml:space="preserve">. </w:t>
-      </w:r>
-      <w:r>
-        <w:rPr>
-          <w:rFonts w:ascii="Times New Roman" w:hAnsi="Times New Roman" w:cs="Times New Roman"/>
-          <w:sz w:val="20"/>
-          <w:szCs w:val="20"/>
-        </w:rPr>
-        <w:t xml:space="preserve">A </w:t>
-      </w:r>
-      <w:r>
-        <w:rPr>
-          <w:rFonts w:ascii="Times New Roman" w:hAnsi="Times New Roman" w:cs="Times New Roman"/>
-          <w:sz w:val="20"/>
-          <w:szCs w:val="20"/>
-        </w:rPr>
-        <w:t>l</w:t>
-      </w:r>
-      <w:r>
-        <w:rPr>
-          <w:rFonts w:ascii="Times New Roman" w:hAnsi="Times New Roman" w:cs="Times New Roman"/>
-          <w:sz w:val="20"/>
-          <w:szCs w:val="20"/>
-        </w:rPr>
-        <w:t>og-</w:t>
-      </w:r>
-      <w:r>
-        <w:rPr>
-          <w:rFonts w:ascii="Times New Roman" w:hAnsi="Times New Roman" w:cs="Times New Roman"/>
-          <w:sz w:val="20"/>
-          <w:szCs w:val="20"/>
-        </w:rPr>
-        <w:t>b</w:t>
-      </w:r>
-      <w:r>
-        <w:rPr>
-          <w:rFonts w:ascii="Times New Roman" w:hAnsi="Times New Roman" w:cs="Times New Roman"/>
-          <w:sz w:val="20"/>
-          <w:szCs w:val="20"/>
-        </w:rPr>
-        <w:t xml:space="preserve">ased </w:t>
-      </w:r>
-      <w:r>
-        <w:rPr>
-          <w:rFonts w:ascii="Times New Roman" w:hAnsi="Times New Roman" w:cs="Times New Roman"/>
-          <w:sz w:val="20"/>
-          <w:szCs w:val="20"/>
-        </w:rPr>
-        <w:t>t</w:t>
-      </w:r>
-      <w:r>
-        <w:rPr>
-          <w:rFonts w:ascii="Times New Roman" w:hAnsi="Times New Roman" w:cs="Times New Roman"/>
-          <w:sz w:val="20"/>
-          <w:szCs w:val="20"/>
-        </w:rPr>
-        <w:t xml:space="preserve">esting </w:t>
-      </w:r>
-      <w:r>
-        <w:rPr>
-          <w:rFonts w:ascii="Times New Roman" w:hAnsi="Times New Roman" w:cs="Times New Roman"/>
-          <w:sz w:val="20"/>
-          <w:szCs w:val="20"/>
-        </w:rPr>
-        <w:t>a</w:t>
-      </w:r>
-      <w:r>
-        <w:rPr>
-          <w:rFonts w:ascii="Times New Roman" w:hAnsi="Times New Roman" w:cs="Times New Roman"/>
-          <w:sz w:val="20"/>
-          <w:szCs w:val="20"/>
-        </w:rPr>
-        <w:t xml:space="preserve">pproach for </w:t>
-      </w:r>
-      <w:r>
-        <w:rPr>
-          <w:rFonts w:ascii="Times New Roman" w:hAnsi="Times New Roman" w:cs="Times New Roman"/>
-          <w:sz w:val="20"/>
-          <w:szCs w:val="20"/>
-        </w:rPr>
-        <w:t>detecting f</w:t>
-      </w:r>
-      <w:r>
-        <w:rPr>
-          <w:rFonts w:ascii="Times New Roman" w:hAnsi="Times New Roman" w:cs="Times New Roman"/>
-          <w:sz w:val="20"/>
-          <w:szCs w:val="20"/>
-        </w:rPr>
-        <w:t xml:space="preserve">aults </w:t>
-      </w:r>
-      <w:r>
-        <w:rPr>
-          <w:rFonts w:ascii="Times New Roman" w:hAnsi="Times New Roman" w:cs="Times New Roman"/>
-          <w:sz w:val="20"/>
-          <w:szCs w:val="20"/>
-        </w:rPr>
-        <w:t>c</w:t>
-      </w:r>
-      <w:r>
-        <w:rPr>
-          <w:rFonts w:ascii="Times New Roman" w:hAnsi="Times New Roman" w:cs="Times New Roman"/>
-          <w:sz w:val="20"/>
-          <w:szCs w:val="20"/>
-        </w:rPr>
-        <w:t xml:space="preserve">aused by </w:t>
-      </w:r>
-      <w:r>
-        <w:rPr>
-          <w:rFonts w:ascii="Times New Roman" w:hAnsi="Times New Roman" w:cs="Times New Roman"/>
-          <w:sz w:val="20"/>
-          <w:szCs w:val="20"/>
-        </w:rPr>
-        <w:t>i</w:t>
-      </w:r>
-      <w:r>
-        <w:rPr>
-          <w:rFonts w:ascii="Times New Roman" w:hAnsi="Times New Roman" w:cs="Times New Roman"/>
-          <w:sz w:val="20"/>
-          <w:szCs w:val="20"/>
-        </w:rPr>
-        <w:t xml:space="preserve">ncorrect </w:t>
-      </w:r>
-      <w:r>
-        <w:rPr>
-          <w:rFonts w:ascii="Times New Roman" w:hAnsi="Times New Roman" w:cs="Times New Roman"/>
-          <w:sz w:val="20"/>
-          <w:szCs w:val="20"/>
-        </w:rPr>
-        <w:t>a</w:t>
-      </w:r>
-      <w:r>
-        <w:rPr>
-          <w:rFonts w:ascii="Times New Roman" w:hAnsi="Times New Roman" w:cs="Times New Roman"/>
-          <w:sz w:val="20"/>
-          <w:szCs w:val="20"/>
-        </w:rPr>
-        <w:t xml:space="preserve">ssumptions </w:t>
-      </w:r>
-      <w:r>
-        <w:rPr>
-          <w:rFonts w:ascii="Times New Roman" w:hAnsi="Times New Roman" w:cs="Times New Roman"/>
-          <w:sz w:val="20"/>
-          <w:szCs w:val="20"/>
-        </w:rPr>
-        <w:t>a</w:t>
-      </w:r>
-      <w:r>
-        <w:rPr>
-          <w:rFonts w:ascii="Times New Roman" w:hAnsi="Times New Roman" w:cs="Times New Roman"/>
-          <w:sz w:val="20"/>
-          <w:szCs w:val="20"/>
-        </w:rPr>
-        <w:t xml:space="preserve">bout the </w:t>
-      </w:r>
-      <w:r>
-        <w:rPr>
-          <w:rFonts w:ascii="Times New Roman" w:hAnsi="Times New Roman" w:cs="Times New Roman"/>
-          <w:sz w:val="20"/>
-          <w:szCs w:val="20"/>
-        </w:rPr>
-        <w:t>e</w:t>
-      </w:r>
-      <w:r>
-        <w:rPr>
-          <w:rFonts w:ascii="Times New Roman" w:hAnsi="Times New Roman" w:cs="Times New Roman"/>
-          <w:sz w:val="20"/>
-          <w:szCs w:val="20"/>
-        </w:rPr>
-        <w:t>nvironment</w:t>
-      </w:r>
-      <w:r>
-        <w:rPr>
-          <w:rFonts w:ascii="Times New Roman" w:hAnsi="Times New Roman" w:cs="Times New Roman"/>
-          <w:sz w:val="20"/>
-          <w:szCs w:val="20"/>
-        </w:rPr>
-        <w:t>.</w:t>
-      </w:r>
-      <w:r>
-        <w:rPr>
-          <w:rFonts w:ascii="Times New Roman" w:hAnsi="Times New Roman" w:cs="Times New Roman"/>
-          <w:sz w:val="20"/>
-          <w:szCs w:val="20"/>
-        </w:rPr>
-        <w:t xml:space="preserve"> </w:t>
-      </w:r>
       <w:r>
         <w:rPr>
           <w:rFonts w:ascii="Times New Roman" w:hAnsi="Times New Roman" w:cs="Times New Roman"/>
@@ -5092,6 +5225,14 @@
           <w:szCs w:val="20"/>
         </w:rPr>
         <w:t>170-173.</w:t>
+      </w:r>
+      <w:r>
+        <w:rPr>
+          <w:rFonts w:ascii="Times New Roman" w:hAnsi="Times New Roman" w:cs="Times New Roman"/>
+          <w:sz w:val="20"/>
+          <w:szCs w:val="20"/>
+        </w:rPr>
+        <w:t xml:space="preserve"> 2020</w:t>
       </w:r>
     </w:p>
     <w:p>
@@ -5248,7 +5389,23 @@
           <w:sz w:val="20"/>
           <w:szCs w:val="20"/>
         </w:rPr>
-        <w:t xml:space="preserve"> Lee, and Woo Jin Lee. Characterizing Android-specific crash bugs. In </w:t>
+        <w:t xml:space="preserve"> Lee, and Woo Jin Lee. Characterizing Android-specific crash bugs. In</w:t>
+      </w:r>
+      <w:r>
+        <w:rPr>
+          <w:rFonts w:ascii="Times New Roman" w:hAnsi="Times New Roman" w:cs="Times New Roman"/>
+          <w:sz w:val="20"/>
+          <w:szCs w:val="20"/>
+        </w:rPr>
+        <w:t xml:space="preserve"> the</w:t>
+      </w:r>
+      <w:r>
+        <w:rPr>
+          <w:rFonts w:ascii="Times New Roman" w:hAnsi="Times New Roman" w:cs="Times New Roman"/>
+          <w:sz w:val="20"/>
+          <w:szCs w:val="20"/>
+        </w:rPr>
+        <w:t xml:space="preserve"> </w:t>
       </w:r>
       <w:r>
         <w:rPr>
@@ -5257,7 +5414,7 @@
           <w:sz w:val="20"/>
           <w:szCs w:val="20"/>
         </w:rPr>
-        <w:t>Proceedings of the 6th IEEE/ACM International Conference on Mobile Software Engineering and Systems</w:t>
+        <w:t>6th IEEE/ACM International Conference on Mobile Software Engineering and Systems</w:t>
       </w:r>
       <w:r>
         <w:rPr>
@@ -5345,7 +5502,23 @@
           <w:sz w:val="20"/>
           <w:szCs w:val="20"/>
         </w:rPr>
-        <w:t xml:space="preserve">, Deok Yeop Kim, and Woo Jin Lee. A framework for testing Android apps by reusing test cases. In </w:t>
+        <w:t>, Deok Yeop Kim, and Woo Jin Lee. A framework for testing Android apps by reusing test cases. In</w:t>
+      </w:r>
+      <w:r>
+        <w:rPr>
+          <w:rFonts w:ascii="Times New Roman" w:hAnsi="Times New Roman" w:cs="Times New Roman"/>
+          <w:sz w:val="20"/>
+          <w:szCs w:val="20"/>
+        </w:rPr>
+        <w:t xml:space="preserve"> the</w:t>
+      </w:r>
+      <w:r>
+        <w:rPr>
+          <w:rFonts w:ascii="Times New Roman" w:hAnsi="Times New Roman" w:cs="Times New Roman"/>
+          <w:sz w:val="20"/>
+          <w:szCs w:val="20"/>
+        </w:rPr>
+        <w:t xml:space="preserve"> </w:t>
       </w:r>
       <w:r>
         <w:rPr>
@@ -5354,7 +5527,7 @@
           <w:sz w:val="20"/>
           <w:szCs w:val="20"/>
         </w:rPr>
-        <w:t>Proceedings of the 6th IEEE/ACM International Conference on Mobile Software Engineering and Systems</w:t>
+        <w:t>6th IEEE/ACM International Conference on Mobile Software Engineering and Systems</w:t>
       </w:r>
       <w:r>
         <w:rPr>
@@ -5546,7 +5719,6 @@
           <w:sz w:val="20"/>
           <w:szCs w:val="20"/>
         </w:rPr>
-        <w:lastRenderedPageBreak/>
         <w:t>Ajay Kumar Jha</w:t>
       </w:r>
       <w:r>
@@ -5622,6 +5794,14 @@
           <w:sz w:val="20"/>
           <w:szCs w:val="20"/>
         </w:rPr>
+        <w:t xml:space="preserve"> the</w:t>
+      </w:r>
+      <w:r>
+        <w:rPr>
+          <w:rFonts w:ascii="Times New Roman" w:hAnsi="Times New Roman" w:cs="Times New Roman"/>
+          <w:sz w:val="20"/>
+          <w:szCs w:val="20"/>
+        </w:rPr>
         <w:t xml:space="preserve"> </w:t>
       </w:r>
       <w:r>
@@ -5631,7 +5811,34 @@
           <w:sz w:val="20"/>
           <w:szCs w:val="20"/>
         </w:rPr>
-        <w:t>Proceedings of the 14th International Conference on Mining Software Repositories</w:t>
+        <w:t>14th</w:t>
+      </w:r>
+      <w:r>
+        <w:rPr>
+          <w:rFonts w:ascii="Times New Roman" w:hAnsi="Times New Roman" w:cs="Times New Roman"/>
+          <w:i/>
+          <w:sz w:val="20"/>
+          <w:szCs w:val="20"/>
+        </w:rPr>
+        <w:t xml:space="preserve"> </w:t>
+      </w:r>
+      <w:r>
+        <w:rPr>
+          <w:rFonts w:ascii="Times New Roman" w:hAnsi="Times New Roman" w:cs="Times New Roman"/>
+          <w:i/>
+          <w:sz w:val="20"/>
+          <w:szCs w:val="20"/>
+        </w:rPr>
+        <w:t>IEEE/ACM</w:t>
+      </w:r>
+      <w:r>
+        <w:rPr>
+          <w:rFonts w:ascii="Times New Roman" w:hAnsi="Times New Roman" w:cs="Times New Roman"/>
+          <w:i/>
+          <w:sz w:val="20"/>
+          <w:szCs w:val="20"/>
+        </w:rPr>
+        <w:t xml:space="preserve"> International Conference on Mining Software Repositories</w:t>
       </w:r>
       <w:r>
         <w:rPr>
@@ -5685,6 +5892,7 @@
           <w:sz w:val="20"/>
           <w:szCs w:val="20"/>
         </w:rPr>
+        <w:lastRenderedPageBreak/>
         <w:t>Ajay Kumar Jha</w:t>
       </w:r>
       <w:r>
@@ -5903,6 +6111,14 @@
           <w:sz w:val="20"/>
           <w:szCs w:val="20"/>
         </w:rPr>
+        <w:t xml:space="preserve"> the</w:t>
+      </w:r>
+      <w:r>
+        <w:rPr>
+          <w:rFonts w:ascii="Times New Roman" w:hAnsi="Times New Roman" w:cs="Times New Roman"/>
+          <w:sz w:val="20"/>
+          <w:szCs w:val="20"/>
+        </w:rPr>
         <w:t xml:space="preserve"> </w:t>
       </w:r>
       <w:r>
@@ -5912,7 +6128,7 @@
           <w:sz w:val="20"/>
           <w:szCs w:val="20"/>
         </w:rPr>
-        <w:t>Proceedings of the Second ACM International Conference on Mobile Software Engineering and Systems</w:t>
+        <w:t>Second ACM International Conference on Mobile Software Engineering and Systems</w:t>
       </w:r>
       <w:r>
         <w:rPr>
@@ -6060,7 +6276,32 @@
           <w:sz w:val="20"/>
           <w:szCs w:val="20"/>
         </w:rPr>
-        <w:t xml:space="preserve">In </w:t>
+        <w:t>In</w:t>
+      </w:r>
+      <w:r>
+        <w:rPr>
+          <w:rFonts w:ascii="Times New Roman" w:hAnsi="Times New Roman" w:cs="Times New Roman"/>
+          <w:sz w:val="20"/>
+          <w:szCs w:val="20"/>
+        </w:rPr>
+        <w:t xml:space="preserve"> </w:t>
+      </w:r>
+      <w:proofErr w:type="gramStart"/>
+      <w:r>
+        <w:rPr>
+          <w:rFonts w:ascii="Times New Roman" w:hAnsi="Times New Roman" w:cs="Times New Roman"/>
+          <w:sz w:val="20"/>
+          <w:szCs w:val="20"/>
+        </w:rPr>
+        <w:t>the</w:t>
+      </w:r>
+      <w:r>
+        <w:rPr>
+          <w:rFonts w:ascii="Times New Roman" w:hAnsi="Times New Roman" w:cs="Times New Roman"/>
+          <w:sz w:val="20"/>
+          <w:szCs w:val="20"/>
+        </w:rPr>
+        <w:t xml:space="preserve"> </w:t>
       </w:r>
       <w:r>
         <w:rPr>
@@ -6069,7 +6310,7 @@
           <w:sz w:val="20"/>
           <w:szCs w:val="20"/>
         </w:rPr>
-        <w:t>Proceedings of the 201</w:t>
+        <w:t>201</w:t>
       </w:r>
       <w:r>
         <w:rPr>
@@ -6080,6 +6321,7 @@
         </w:rPr>
         <w:t>5</w:t>
       </w:r>
+      <w:proofErr w:type="gramEnd"/>
       <w:r>
         <w:rPr>
           <w:rFonts w:ascii="Times New Roman" w:hAnsi="Times New Roman" w:cs="Times New Roman"/>
@@ -6253,16 +6495,23 @@
           <w:sz w:val="20"/>
           <w:szCs w:val="20"/>
         </w:rPr>
-        <w:t xml:space="preserve">In </w:t>
-      </w:r>
-      <w:r>
-        <w:rPr>
-          <w:rFonts w:ascii="Times New Roman" w:hAnsi="Times New Roman" w:cs="Times New Roman"/>
-          <w:i/>
-          <w:sz w:val="20"/>
-          <w:szCs w:val="20"/>
-        </w:rPr>
-        <w:t xml:space="preserve">Proceedings of the </w:t>
+        <w:t>In</w:t>
+      </w:r>
+      <w:r>
+        <w:rPr>
+          <w:rFonts w:ascii="Times New Roman" w:hAnsi="Times New Roman" w:cs="Times New Roman"/>
+          <w:sz w:val="20"/>
+          <w:szCs w:val="20"/>
+        </w:rPr>
+        <w:t xml:space="preserve"> the</w:t>
+      </w:r>
+      <w:r>
+        <w:rPr>
+          <w:rFonts w:ascii="Times New Roman" w:hAnsi="Times New Roman" w:cs="Times New Roman"/>
+          <w:sz w:val="20"/>
+          <w:szCs w:val="20"/>
+        </w:rPr>
+        <w:t xml:space="preserve"> </w:t>
       </w:r>
       <w:r>
         <w:rPr>
@@ -6495,25 +6744,39 @@
           <w:sz w:val="20"/>
           <w:szCs w:val="20"/>
         </w:rPr>
+        <w:t xml:space="preserve"> Jeong</w:t>
+      </w:r>
+      <w:r>
+        <w:rPr>
+          <w:rFonts w:ascii="Times New Roman" w:hAnsi="Times New Roman" w:cs="Times New Roman"/>
+          <w:sz w:val="20"/>
+          <w:szCs w:val="20"/>
+        </w:rPr>
+        <w:t>,</w:t>
+      </w:r>
+      <w:r>
+        <w:rPr>
+          <w:rFonts w:ascii="Times New Roman" w:hAnsi="Times New Roman" w:cs="Times New Roman"/>
+          <w:sz w:val="20"/>
+          <w:szCs w:val="20"/>
+        </w:rPr>
         <w:t xml:space="preserve"> </w:t>
       </w:r>
-      <w:proofErr w:type="spellStart"/>
-      <w:r>
-        <w:rPr>
-          <w:rFonts w:ascii="Times New Roman" w:hAnsi="Times New Roman" w:cs="Times New Roman"/>
-          <w:sz w:val="20"/>
-          <w:szCs w:val="20"/>
-        </w:rPr>
-        <w:t>Jeong</w:t>
-      </w:r>
-      <w:proofErr w:type="spellEnd"/>
-      <w:r>
-        <w:rPr>
-          <w:rFonts w:ascii="Times New Roman" w:hAnsi="Times New Roman" w:cs="Times New Roman"/>
-          <w:sz w:val="20"/>
-          <w:szCs w:val="20"/>
-        </w:rPr>
-        <w:t>,</w:t>
+      <w:r>
+        <w:rPr>
+          <w:rFonts w:ascii="Times New Roman" w:hAnsi="Times New Roman" w:cs="Times New Roman"/>
+          <w:sz w:val="20"/>
+          <w:szCs w:val="20"/>
+        </w:rPr>
+        <w:t xml:space="preserve">and </w:t>
+      </w:r>
+      <w:r>
+        <w:rPr>
+          <w:rFonts w:ascii="Times New Roman" w:hAnsi="Times New Roman" w:cs="Times New Roman"/>
+          <w:sz w:val="20"/>
+          <w:szCs w:val="20"/>
+        </w:rPr>
+        <w:t>Woo Jin Lee.</w:t>
       </w:r>
       <w:r>
         <w:rPr>
@@ -6529,15 +6792,23 @@
           <w:sz w:val="20"/>
           <w:szCs w:val="20"/>
         </w:rPr>
-        <w:t xml:space="preserve">and </w:t>
-      </w:r>
-      <w:r>
-        <w:rPr>
-          <w:rFonts w:ascii="Times New Roman" w:hAnsi="Times New Roman" w:cs="Times New Roman"/>
-          <w:sz w:val="20"/>
-          <w:szCs w:val="20"/>
-        </w:rPr>
-        <w:t>Woo Jin Lee.</w:t>
+        <w:t>Value-deterministic search-based replay for android multithreaded applications.</w:t>
+      </w:r>
+      <w:r>
+        <w:rPr>
+          <w:rFonts w:ascii="Times New Roman" w:hAnsi="Times New Roman" w:cs="Times New Roman"/>
+          <w:sz w:val="20"/>
+          <w:szCs w:val="20"/>
+        </w:rPr>
+        <w:t xml:space="preserve"> In</w:t>
+      </w:r>
+      <w:r>
+        <w:rPr>
+          <w:rFonts w:ascii="Times New Roman" w:hAnsi="Times New Roman" w:cs="Times New Roman"/>
+          <w:sz w:val="20"/>
+          <w:szCs w:val="20"/>
+        </w:rPr>
+        <w:t xml:space="preserve"> the</w:t>
       </w:r>
       <w:r>
         <w:rPr>
@@ -6550,35 +6821,11 @@
       <w:r>
         <w:rPr>
           <w:rFonts w:ascii="Times New Roman" w:hAnsi="Times New Roman" w:cs="Times New Roman"/>
-          <w:sz w:val="20"/>
-          <w:szCs w:val="20"/>
-        </w:rPr>
-        <w:t>Value-deterministic search-based replay for android multithreaded applications.</w:t>
-      </w:r>
-      <w:r>
-        <w:rPr>
-          <w:rFonts w:ascii="Times New Roman" w:hAnsi="Times New Roman" w:cs="Times New Roman"/>
-          <w:sz w:val="20"/>
-          <w:szCs w:val="20"/>
-        </w:rPr>
-        <w:t xml:space="preserve"> In</w:t>
-      </w:r>
-      <w:r>
-        <w:rPr>
-          <w:rFonts w:ascii="Times New Roman" w:hAnsi="Times New Roman" w:cs="Times New Roman"/>
-          <w:sz w:val="20"/>
-          <w:szCs w:val="20"/>
-        </w:rPr>
-        <w:t xml:space="preserve"> </w:t>
-      </w:r>
-      <w:r>
-        <w:rPr>
-          <w:rFonts w:ascii="Times New Roman" w:hAnsi="Times New Roman" w:cs="Times New Roman"/>
           <w:i/>
           <w:sz w:val="20"/>
           <w:szCs w:val="20"/>
         </w:rPr>
-        <w:t>Proceedings of the 2013 Research in Adaptive and Convergent Systems</w:t>
+        <w:t>2013 Research in Adaptive and Convergent Systems</w:t>
       </w:r>
       <w:r>
         <w:rPr>
@@ -6697,7 +6944,23 @@
           <w:sz w:val="20"/>
           <w:szCs w:val="20"/>
         </w:rPr>
-        <w:t xml:space="preserve">In </w:t>
+        <w:t>In</w:t>
+      </w:r>
+      <w:r>
+        <w:rPr>
+          <w:rFonts w:ascii="Times New Roman" w:hAnsi="Times New Roman" w:cs="Times New Roman"/>
+          <w:sz w:val="20"/>
+          <w:szCs w:val="20"/>
+        </w:rPr>
+        <w:t xml:space="preserve"> the</w:t>
+      </w:r>
+      <w:r>
+        <w:rPr>
+          <w:rFonts w:ascii="Times New Roman" w:hAnsi="Times New Roman" w:cs="Times New Roman"/>
+          <w:sz w:val="20"/>
+          <w:szCs w:val="20"/>
+        </w:rPr>
+        <w:t xml:space="preserve"> </w:t>
       </w:r>
       <w:r>
         <w:rPr>
@@ -6706,7 +6969,7 @@
           <w:sz w:val="20"/>
           <w:szCs w:val="20"/>
         </w:rPr>
-        <w:t xml:space="preserve">Proceedings of the 12th IASTED International Conference </w:t>
+        <w:t xml:space="preserve">12th IASTED International Conference </w:t>
       </w:r>
       <w:r>
         <w:rPr>
@@ -6738,8 +7001,7 @@
     </w:p>
     <w:p>
       <w:pPr>
-        <w:spacing w:after="60"/>
-        <w:contextualSpacing/>
+        <w:spacing w:after="0"/>
         <w:rPr>
           <w:rFonts w:ascii="Bell MT" w:hAnsi="Bell MT" w:cs="Times New Roman"/>
           <w:b/>
@@ -6777,16 +7039,6 @@
         </w:rPr>
         <w:t>upervision</w:t>
       </w:r>
-      <w:r>
-        <w:rPr>
-          <w:rFonts w:ascii="Bell MT" w:hAnsi="Bell MT" w:cs="Times New Roman"/>
-          <w:b/>
-          <w:color w:val="0070C0"/>
-          <w:sz w:val="24"/>
-          <w:szCs w:val="24"/>
-        </w:rPr>
-        <w:t xml:space="preserve"> and Mentoring</w:t>
-      </w:r>
     </w:p>
     <w:p>
       <w:pPr>
@@ -6808,6 +7060,30 @@
           <w:sz w:val="20"/>
           <w:szCs w:val="20"/>
         </w:rPr>
+        <w:t>Current Students</w:t>
+      </w:r>
+    </w:p>
+    <w:p>
+      <w:pPr>
+        <w:spacing w:after="0"/>
+        <w:ind w:firstLine="360"/>
+        <w:contextualSpacing/>
+        <w:rPr>
+          <w:rFonts w:ascii="Times New Roman" w:hAnsi="Times New Roman" w:cs="Times New Roman"/>
+          <w:b/>
+          <w:bCs/>
+          <w:sz w:val="20"/>
+          <w:szCs w:val="20"/>
+        </w:rPr>
+      </w:pPr>
+      <w:r>
+        <w:rPr>
+          <w:rFonts w:ascii="Times New Roman" w:hAnsi="Times New Roman" w:cs="Times New Roman"/>
+          <w:b/>
+          <w:bCs/>
+          <w:sz w:val="20"/>
+          <w:szCs w:val="20"/>
+        </w:rPr>
         <w:t>Ph.D.</w:t>
       </w:r>
       <w:r>
@@ -6818,7 +7094,7 @@
           <w:sz w:val="20"/>
           <w:szCs w:val="20"/>
         </w:rPr>
-        <w:t xml:space="preserve"> Students Advised</w:t>
+        <w:t xml:space="preserve"> Students</w:t>
       </w:r>
     </w:p>
     <w:p>
@@ -6843,7 +7119,7 @@
           <w:sz w:val="20"/>
           <w:szCs w:val="20"/>
         </w:rPr>
-        <w:t xml:space="preserve">Frank </w:t>
+        <w:t xml:space="preserve">Kunal </w:t>
       </w:r>
       <w:proofErr w:type="spellStart"/>
       <w:r>
@@ -6854,7 +7130,7 @@
           <w:sz w:val="20"/>
           <w:szCs w:val="20"/>
         </w:rPr>
-        <w:t>Kendermah</w:t>
+        <w:t>Dhanaitkar</w:t>
       </w:r>
       <w:proofErr w:type="spellEnd"/>
       <w:r>
@@ -6863,23 +7139,297 @@
           <w:sz w:val="20"/>
           <w:szCs w:val="20"/>
         </w:rPr>
-        <w:t xml:space="preserve">, North Dakota State University (Jan 2026 - </w:t>
-      </w:r>
-      <w:r>
-        <w:rPr>
-          <w:rFonts w:ascii="Times New Roman" w:hAnsi="Times New Roman" w:cs="Times New Roman"/>
-          <w:sz w:val="20"/>
-          <w:szCs w:val="20"/>
-        </w:rPr>
-        <w:t>Present</w:t>
-      </w:r>
-      <w:r>
-        <w:rPr>
-          <w:rFonts w:ascii="Times New Roman" w:hAnsi="Times New Roman" w:cs="Times New Roman"/>
+        <w:t>, North Dakota State University (</w:t>
+      </w:r>
+      <w:r>
+        <w:rPr>
+          <w:rFonts w:ascii="Times New Roman" w:hAnsi="Times New Roman" w:cs="Times New Roman"/>
+          <w:sz w:val="20"/>
+          <w:szCs w:val="20"/>
+        </w:rPr>
+        <w:t xml:space="preserve">since </w:t>
+      </w:r>
+      <w:r>
+        <w:rPr>
+          <w:rFonts w:ascii="Times New Roman" w:hAnsi="Times New Roman" w:cs="Times New Roman"/>
+          <w:sz w:val="20"/>
+          <w:szCs w:val="20"/>
+        </w:rPr>
+        <w:t>Sep</w:t>
+      </w:r>
+      <w:r>
+        <w:rPr>
+          <w:rFonts w:ascii="Times New Roman" w:hAnsi="Times New Roman" w:cs="Times New Roman"/>
+          <w:sz w:val="20"/>
+          <w:szCs w:val="20"/>
+        </w:rPr>
+        <w:t xml:space="preserve"> 2026)</w:t>
+      </w:r>
+    </w:p>
+    <w:p>
+      <w:pPr>
+        <w:pStyle w:val="ListParagraph"/>
+        <w:numPr>
+          <w:ilvl w:val="0"/>
+          <w:numId w:val="13"/>
+        </w:numPr>
+        <w:spacing w:after="60"/>
+        <w:rPr>
+          <w:rFonts w:ascii="Times New Roman" w:hAnsi="Times New Roman" w:cs="Times New Roman"/>
+          <w:sz w:val="20"/>
+          <w:szCs w:val="20"/>
+        </w:rPr>
+      </w:pPr>
+      <w:r>
+        <w:rPr>
+          <w:rFonts w:ascii="Times New Roman" w:hAnsi="Times New Roman" w:cs="Times New Roman"/>
+          <w:b/>
+          <w:bCs/>
+          <w:sz w:val="20"/>
+          <w:szCs w:val="20"/>
+        </w:rPr>
+        <w:t>Frank Kendermah</w:t>
+      </w:r>
+      <w:r>
+        <w:rPr>
+          <w:rFonts w:ascii="Times New Roman" w:hAnsi="Times New Roman" w:cs="Times New Roman"/>
+          <w:sz w:val="20"/>
+          <w:szCs w:val="20"/>
+        </w:rPr>
+        <w:t>, North Dakota State University (</w:t>
+      </w:r>
+      <w:r>
+        <w:rPr>
+          <w:rFonts w:ascii="Times New Roman" w:hAnsi="Times New Roman" w:cs="Times New Roman"/>
+          <w:sz w:val="20"/>
+          <w:szCs w:val="20"/>
+        </w:rPr>
+        <w:t xml:space="preserve">since </w:t>
+      </w:r>
+      <w:r>
+        <w:rPr>
+          <w:rFonts w:ascii="Times New Roman" w:hAnsi="Times New Roman" w:cs="Times New Roman"/>
+          <w:sz w:val="20"/>
+          <w:szCs w:val="20"/>
+        </w:rPr>
+        <w:t>Jan 2026)</w:t>
+      </w:r>
+    </w:p>
+    <w:p>
+      <w:pPr>
+        <w:spacing w:after="0"/>
+        <w:ind w:firstLine="360"/>
+        <w:contextualSpacing/>
+        <w:rPr>
+          <w:rFonts w:ascii="Times New Roman" w:hAnsi="Times New Roman" w:cs="Times New Roman"/>
+          <w:sz w:val="20"/>
+          <w:szCs w:val="20"/>
+        </w:rPr>
+      </w:pPr>
+      <w:r>
+        <w:rPr>
+          <w:rFonts w:ascii="Times New Roman" w:hAnsi="Times New Roman" w:cs="Times New Roman"/>
+          <w:b/>
+          <w:bCs/>
+          <w:sz w:val="20"/>
+          <w:szCs w:val="20"/>
+        </w:rPr>
+        <w:t>Master's Students</w:t>
+      </w:r>
+      <w:r>
+        <w:rPr>
+          <w:rFonts w:ascii="Times New Roman" w:hAnsi="Times New Roman" w:cs="Times New Roman"/>
+          <w:sz w:val="20"/>
+          <w:szCs w:val="20"/>
+        </w:rPr>
+        <w:tab/>
+      </w:r>
+    </w:p>
+    <w:p>
+      <w:pPr>
+        <w:pStyle w:val="ListParagraph"/>
+        <w:numPr>
+          <w:ilvl w:val="0"/>
+          <w:numId w:val="14"/>
+        </w:numPr>
+        <w:spacing w:after="0"/>
+        <w:rPr>
+          <w:rFonts w:ascii="Times New Roman" w:hAnsi="Times New Roman" w:cs="Times New Roman"/>
+          <w:b/>
+          <w:bCs/>
+          <w:sz w:val="20"/>
+          <w:szCs w:val="20"/>
+        </w:rPr>
+      </w:pPr>
+      <w:r>
+        <w:rPr>
+          <w:rFonts w:ascii="Times New Roman" w:hAnsi="Times New Roman" w:cs="Times New Roman"/>
+          <w:b/>
+          <w:bCs/>
+          <w:sz w:val="20"/>
+          <w:szCs w:val="20"/>
+        </w:rPr>
+        <w:t xml:space="preserve">Chloe Chinault, </w:t>
+      </w:r>
+      <w:r>
+        <w:rPr>
+          <w:rFonts w:ascii="Times New Roman" w:hAnsi="Times New Roman" w:cs="Times New Roman"/>
+          <w:sz w:val="20"/>
+          <w:szCs w:val="20"/>
+        </w:rPr>
+        <w:t>North Dakota State University (</w:t>
+      </w:r>
+      <w:r>
+        <w:rPr>
+          <w:rFonts w:ascii="Times New Roman" w:hAnsi="Times New Roman" w:cs="Times New Roman"/>
+          <w:sz w:val="20"/>
+          <w:szCs w:val="20"/>
+        </w:rPr>
+        <w:t xml:space="preserve">since </w:t>
+      </w:r>
+      <w:r>
+        <w:rPr>
+          <w:rFonts w:ascii="Times New Roman" w:hAnsi="Times New Roman" w:cs="Times New Roman"/>
+          <w:sz w:val="20"/>
+          <w:szCs w:val="20"/>
+        </w:rPr>
+        <w:t>Sep 2025)</w:t>
+      </w:r>
+    </w:p>
+    <w:p>
+      <w:pPr>
+        <w:pStyle w:val="ListParagraph"/>
+        <w:numPr>
+          <w:ilvl w:val="0"/>
+          <w:numId w:val="14"/>
+        </w:numPr>
+        <w:spacing w:after="120"/>
+        <w:contextualSpacing w:val="0"/>
+        <w:rPr>
+          <w:rFonts w:ascii="Times New Roman" w:hAnsi="Times New Roman" w:cs="Times New Roman"/>
+          <w:b/>
+          <w:bCs/>
+          <w:sz w:val="20"/>
+          <w:szCs w:val="20"/>
+        </w:rPr>
+      </w:pPr>
+      <w:r>
+        <w:rPr>
+          <w:rFonts w:ascii="Times New Roman" w:hAnsi="Times New Roman" w:cs="Times New Roman"/>
+          <w:b/>
+          <w:bCs/>
+          <w:sz w:val="20"/>
+          <w:szCs w:val="20"/>
+        </w:rPr>
+        <w:t>Aayush Lamsal</w:t>
+      </w:r>
+      <w:r>
+        <w:rPr>
+          <w:rFonts w:ascii="Times New Roman" w:hAnsi="Times New Roman" w:cs="Times New Roman"/>
+          <w:sz w:val="20"/>
+          <w:szCs w:val="20"/>
+        </w:rPr>
+        <w:t>, North Dakota State University (</w:t>
+      </w:r>
+      <w:r>
+        <w:rPr>
+          <w:rFonts w:ascii="Times New Roman" w:hAnsi="Times New Roman" w:cs="Times New Roman"/>
+          <w:sz w:val="20"/>
+          <w:szCs w:val="20"/>
+        </w:rPr>
+        <w:t xml:space="preserve">since </w:t>
+      </w:r>
+      <w:r>
+        <w:rPr>
+          <w:rFonts w:ascii="Times New Roman" w:hAnsi="Times New Roman" w:cs="Times New Roman"/>
+          <w:sz w:val="20"/>
+          <w:szCs w:val="20"/>
+        </w:rPr>
+        <w:t>Feb 2025)</w:t>
+      </w:r>
+    </w:p>
+    <w:p>
+      <w:pPr>
+        <w:spacing w:after="60"/>
+        <w:rPr>
+          <w:rFonts w:ascii="Times New Roman" w:hAnsi="Times New Roman" w:cs="Times New Roman"/>
+          <w:sz w:val="20"/>
+          <w:szCs w:val="20"/>
+        </w:rPr>
+      </w:pPr>
+      <w:r>
+        <w:rPr>
+          <w:rFonts w:ascii="Times New Roman" w:hAnsi="Times New Roman" w:cs="Times New Roman"/>
+          <w:b/>
+          <w:bCs/>
+          <w:sz w:val="20"/>
+          <w:szCs w:val="20"/>
+        </w:rPr>
+        <w:t>Alumni</w:t>
+      </w:r>
+      <w:r>
+        <w:rPr>
+          <w:rFonts w:ascii="Times New Roman" w:hAnsi="Times New Roman" w:cs="Times New Roman"/>
+          <w:b/>
+          <w:bCs/>
+          <w:sz w:val="20"/>
+          <w:szCs w:val="20"/>
+        </w:rPr>
+        <w:t xml:space="preserve"> (*</w:t>
+      </w:r>
+      <w:r>
+        <w:rPr>
+          <w:rFonts w:ascii="Times New Roman" w:hAnsi="Times New Roman" w:cs="Times New Roman"/>
+          <w:b/>
+          <w:bCs/>
+          <w:sz w:val="20"/>
+          <w:szCs w:val="20"/>
+        </w:rPr>
+        <w:t>Co-advised with Dr. Sarah Nadi</w:t>
+      </w:r>
+      <w:r>
+        <w:rPr>
+          <w:rFonts w:ascii="Times New Roman" w:hAnsi="Times New Roman" w:cs="Times New Roman"/>
+          <w:b/>
+          <w:bCs/>
           <w:sz w:val="20"/>
           <w:szCs w:val="20"/>
         </w:rPr>
         <w:t>)</w:t>
+      </w:r>
+    </w:p>
+    <w:p>
+      <w:pPr>
+        <w:spacing w:after="0"/>
+        <w:ind w:firstLine="360"/>
+        <w:contextualSpacing/>
+        <w:rPr>
+          <w:rFonts w:ascii="Times New Roman" w:hAnsi="Times New Roman" w:cs="Times New Roman"/>
+          <w:b/>
+          <w:bCs/>
+          <w:sz w:val="20"/>
+          <w:szCs w:val="20"/>
+        </w:rPr>
+      </w:pPr>
+      <w:r>
+        <w:rPr>
+          <w:rFonts w:ascii="Times New Roman" w:hAnsi="Times New Roman" w:cs="Times New Roman"/>
+          <w:b/>
+          <w:bCs/>
+          <w:sz w:val="20"/>
+          <w:szCs w:val="20"/>
+        </w:rPr>
+        <w:t>Ph.D.</w:t>
+      </w:r>
+      <w:r>
+        <w:rPr>
+          <w:rFonts w:ascii="Times New Roman" w:hAnsi="Times New Roman" w:cs="Times New Roman"/>
+          <w:b/>
+          <w:bCs/>
+          <w:sz w:val="20"/>
+          <w:szCs w:val="20"/>
+        </w:rPr>
+        <w:t xml:space="preserve"> Students</w:t>
       </w:r>
     </w:p>
     <w:p>
@@ -6904,15 +7454,69 @@
           <w:sz w:val="20"/>
           <w:szCs w:val="20"/>
         </w:rPr>
-        <w:t>Rupinder Kaur</w:t>
-      </w:r>
-      <w:r>
-        <w:rPr>
-          <w:rFonts w:ascii="Times New Roman" w:hAnsi="Times New Roman" w:cs="Times New Roman"/>
-          <w:sz w:val="20"/>
-          <w:szCs w:val="20"/>
-        </w:rPr>
-        <w:t>, North Dakota State University (March 2024 – June 2025)</w:t>
+        <w:t>*</w:t>
+      </w:r>
+      <w:proofErr w:type="spellStart"/>
+      <w:r>
+        <w:rPr>
+          <w:rFonts w:ascii="Times New Roman" w:hAnsi="Times New Roman" w:cs="Times New Roman"/>
+          <w:b/>
+          <w:bCs/>
+          <w:sz w:val="20"/>
+          <w:szCs w:val="20"/>
+        </w:rPr>
+        <w:t>Mohayeminul</w:t>
+      </w:r>
+      <w:proofErr w:type="spellEnd"/>
+      <w:r>
+        <w:rPr>
+          <w:rFonts w:ascii="Times New Roman" w:hAnsi="Times New Roman" w:cs="Times New Roman"/>
+          <w:b/>
+          <w:bCs/>
+          <w:sz w:val="20"/>
+          <w:szCs w:val="20"/>
+        </w:rPr>
+        <w:t xml:space="preserve"> Islam</w:t>
+      </w:r>
+      <w:r>
+        <w:rPr>
+          <w:rFonts w:ascii="Times New Roman" w:hAnsi="Times New Roman" w:cs="Times New Roman"/>
+          <w:sz w:val="20"/>
+          <w:szCs w:val="20"/>
+        </w:rPr>
+        <w:t>, University of Alberta (</w:t>
+      </w:r>
+      <w:r>
+        <w:rPr>
+          <w:rFonts w:ascii="Times New Roman" w:hAnsi="Times New Roman" w:cs="Times New Roman"/>
+          <w:sz w:val="20"/>
+          <w:szCs w:val="20"/>
+        </w:rPr>
+        <w:t>graduated</w:t>
+      </w:r>
+      <w:r>
+        <w:rPr>
+          <w:rFonts w:ascii="Times New Roman" w:hAnsi="Times New Roman" w:cs="Times New Roman"/>
+          <w:sz w:val="20"/>
+          <w:szCs w:val="20"/>
+        </w:rPr>
+        <w:t xml:space="preserve"> </w:t>
+      </w:r>
+      <w:r>
+        <w:rPr>
+          <w:rFonts w:ascii="Times New Roman" w:hAnsi="Times New Roman" w:cs="Times New Roman"/>
+          <w:sz w:val="20"/>
+          <w:szCs w:val="20"/>
+        </w:rPr>
+        <w:t xml:space="preserve">in </w:t>
+      </w:r>
+      <w:r>
+        <w:rPr>
+          <w:rFonts w:ascii="Times New Roman" w:hAnsi="Times New Roman" w:cs="Times New Roman"/>
+          <w:sz w:val="20"/>
+          <w:szCs w:val="20"/>
+        </w:rPr>
+        <w:t>Aug 2025)</w:t>
       </w:r>
     </w:p>
     <w:p>
@@ -6937,70 +7541,15 @@
           <w:sz w:val="20"/>
           <w:szCs w:val="20"/>
         </w:rPr>
-        <w:t xml:space="preserve">Amjad </w:t>
-      </w:r>
-      <w:proofErr w:type="spellStart"/>
-      <w:r>
-        <w:rPr>
-          <w:rFonts w:ascii="Times New Roman" w:hAnsi="Times New Roman" w:cs="Times New Roman"/>
-          <w:b/>
-          <w:bCs/>
-          <w:sz w:val="20"/>
-          <w:szCs w:val="20"/>
-        </w:rPr>
-        <w:t>Allobadi</w:t>
-      </w:r>
-      <w:proofErr w:type="spellEnd"/>
-      <w:r>
-        <w:rPr>
-          <w:rFonts w:ascii="Times New Roman" w:hAnsi="Times New Roman" w:cs="Times New Roman"/>
-          <w:sz w:val="20"/>
-          <w:szCs w:val="20"/>
-        </w:rPr>
-        <w:t>, North Dakota State University (Aug 2022 – Dec 2023)</w:t>
-      </w:r>
-    </w:p>
-    <w:p>
-      <w:pPr>
-        <w:spacing w:after="0"/>
-        <w:contextualSpacing/>
-        <w:rPr>
-          <w:rFonts w:ascii="Times New Roman" w:hAnsi="Times New Roman" w:cs="Times New Roman"/>
-          <w:b/>
-          <w:bCs/>
-          <w:sz w:val="20"/>
-          <w:szCs w:val="20"/>
-        </w:rPr>
-      </w:pPr>
-      <w:r>
-        <w:rPr>
-          <w:rFonts w:ascii="Times New Roman" w:hAnsi="Times New Roman" w:cs="Times New Roman"/>
-          <w:b/>
-          <w:bCs/>
-          <w:sz w:val="20"/>
-          <w:szCs w:val="20"/>
-        </w:rPr>
-        <w:t>Ph.D.</w:t>
-      </w:r>
-      <w:r>
-        <w:rPr>
-          <w:rFonts w:ascii="Times New Roman" w:hAnsi="Times New Roman" w:cs="Times New Roman"/>
-          <w:b/>
-          <w:bCs/>
-          <w:sz w:val="20"/>
-          <w:szCs w:val="20"/>
-        </w:rPr>
-        <w:t xml:space="preserve"> Students </w:t>
-      </w:r>
-      <w:r>
-        <w:rPr>
-          <w:rFonts w:ascii="Times New Roman" w:hAnsi="Times New Roman" w:cs="Times New Roman"/>
-          <w:b/>
-          <w:bCs/>
-          <w:sz w:val="20"/>
-          <w:szCs w:val="20"/>
-        </w:rPr>
-        <w:t>Co-advised</w:t>
+        <w:t>Rupinder Kaur</w:t>
+      </w:r>
+      <w:r>
+        <w:rPr>
+          <w:rFonts w:ascii="Times New Roman" w:hAnsi="Times New Roman" w:cs="Times New Roman"/>
+          <w:sz w:val="20"/>
+          <w:szCs w:val="20"/>
+        </w:rPr>
+        <w:t>, North Dakota State University (Mar 2024 – Jun 2025)</w:t>
       </w:r>
     </w:p>
     <w:p>
@@ -7008,49 +7557,39 @@
         <w:pStyle w:val="ListParagraph"/>
         <w:numPr>
           <w:ilvl w:val="0"/>
-          <w:numId w:val="14"/>
+          <w:numId w:val="13"/>
         </w:numPr>
-        <w:spacing w:after="120"/>
-        <w:rPr>
-          <w:rFonts w:ascii="Times New Roman" w:hAnsi="Times New Roman" w:cs="Times New Roman"/>
-          <w:sz w:val="20"/>
-          <w:szCs w:val="20"/>
-        </w:rPr>
-      </w:pPr>
-      <w:proofErr w:type="spellStart"/>
-      <w:r>
-        <w:rPr>
-          <w:rFonts w:ascii="Times New Roman" w:hAnsi="Times New Roman" w:cs="Times New Roman"/>
-          <w:b/>
-          <w:bCs/>
-          <w:sz w:val="20"/>
-          <w:szCs w:val="20"/>
-        </w:rPr>
-        <w:t>Mohayeminul</w:t>
-      </w:r>
-      <w:proofErr w:type="spellEnd"/>
-      <w:r>
-        <w:rPr>
-          <w:rFonts w:ascii="Times New Roman" w:hAnsi="Times New Roman" w:cs="Times New Roman"/>
-          <w:b/>
-          <w:bCs/>
-          <w:sz w:val="20"/>
-          <w:szCs w:val="20"/>
-        </w:rPr>
-        <w:t xml:space="preserve"> Islam</w:t>
-      </w:r>
-      <w:r>
-        <w:rPr>
-          <w:rFonts w:ascii="Times New Roman" w:hAnsi="Times New Roman" w:cs="Times New Roman"/>
-          <w:sz w:val="20"/>
-          <w:szCs w:val="20"/>
-        </w:rPr>
-        <w:t>, University of Alberta (Oct 2021 – Aug 2025)</w:t>
+        <w:spacing w:after="60"/>
+        <w:contextualSpacing w:val="0"/>
+        <w:rPr>
+          <w:rFonts w:ascii="Times New Roman" w:hAnsi="Times New Roman" w:cs="Times New Roman"/>
+          <w:sz w:val="20"/>
+          <w:szCs w:val="20"/>
+        </w:rPr>
+      </w:pPr>
+      <w:r>
+        <w:rPr>
+          <w:rFonts w:ascii="Times New Roman" w:hAnsi="Times New Roman" w:cs="Times New Roman"/>
+          <w:b/>
+          <w:bCs/>
+          <w:sz w:val="20"/>
+          <w:szCs w:val="20"/>
+        </w:rPr>
+        <w:t>Amjad Allobadi</w:t>
+      </w:r>
+      <w:r>
+        <w:rPr>
+          <w:rFonts w:ascii="Times New Roman" w:hAnsi="Times New Roman" w:cs="Times New Roman"/>
+          <w:sz w:val="20"/>
+          <w:szCs w:val="20"/>
+        </w:rPr>
+        <w:t>, North Dakota State University (Aug 2022 – Dec 2023)</w:t>
       </w:r>
     </w:p>
     <w:p>
       <w:pPr>
         <w:spacing w:after="0"/>
+        <w:ind w:firstLine="360"/>
         <w:contextualSpacing/>
         <w:rPr>
           <w:rFonts w:ascii="Times New Roman" w:hAnsi="Times New Roman" w:cs="Times New Roman"/>
@@ -7076,7 +7615,7 @@
           <w:sz w:val="20"/>
           <w:szCs w:val="20"/>
         </w:rPr>
-        <w:t xml:space="preserve"> Students Advised</w:t>
+        <w:t xml:space="preserve"> Students</w:t>
       </w:r>
       <w:r>
         <w:rPr>
@@ -7111,61 +7650,55 @@
           <w:sz w:val="20"/>
           <w:szCs w:val="20"/>
         </w:rPr>
-        <w:t xml:space="preserve">Chloe </w:t>
-      </w:r>
-      <w:proofErr w:type="spellStart"/>
-      <w:r>
-        <w:rPr>
-          <w:rFonts w:ascii="Times New Roman" w:hAnsi="Times New Roman" w:cs="Times New Roman"/>
-          <w:b/>
-          <w:bCs/>
-          <w:sz w:val="20"/>
-          <w:szCs w:val="20"/>
-        </w:rPr>
-        <w:t>Chinault</w:t>
-      </w:r>
-      <w:proofErr w:type="spellEnd"/>
-      <w:r>
-        <w:rPr>
-          <w:rFonts w:ascii="Times New Roman" w:hAnsi="Times New Roman" w:cs="Times New Roman"/>
-          <w:b/>
-          <w:bCs/>
-          <w:sz w:val="20"/>
-          <w:szCs w:val="20"/>
-        </w:rPr>
-        <w:t xml:space="preserve">, </w:t>
-      </w:r>
-      <w:r>
-        <w:rPr>
-          <w:rFonts w:ascii="Times New Roman" w:hAnsi="Times New Roman" w:cs="Times New Roman"/>
-          <w:sz w:val="20"/>
-          <w:szCs w:val="20"/>
-        </w:rPr>
-        <w:t>North Dakota State University (</w:t>
-      </w:r>
-      <w:r>
-        <w:rPr>
-          <w:rFonts w:ascii="Times New Roman" w:hAnsi="Times New Roman" w:cs="Times New Roman"/>
-          <w:sz w:val="20"/>
-          <w:szCs w:val="20"/>
-        </w:rPr>
-        <w:t>Sep</w:t>
-      </w:r>
-      <w:r>
-        <w:rPr>
-          <w:rFonts w:ascii="Times New Roman" w:hAnsi="Times New Roman" w:cs="Times New Roman"/>
-          <w:sz w:val="20"/>
-          <w:szCs w:val="20"/>
-        </w:rPr>
-        <w:t xml:space="preserve"> 2025 - </w:t>
-      </w:r>
-      <w:r>
-        <w:rPr>
-          <w:rFonts w:ascii="Times New Roman" w:hAnsi="Times New Roman" w:cs="Times New Roman"/>
-          <w:sz w:val="20"/>
-          <w:szCs w:val="20"/>
-        </w:rPr>
-        <w:t>Present</w:t>
+        <w:t>Suraj Pokhrel</w:t>
+      </w:r>
+      <w:r>
+        <w:rPr>
+          <w:rFonts w:ascii="Times New Roman" w:hAnsi="Times New Roman" w:cs="Times New Roman"/>
+          <w:sz w:val="20"/>
+          <w:szCs w:val="20"/>
+        </w:rPr>
+        <w:t>, North Dakota State University (</w:t>
+      </w:r>
+      <w:r>
+        <w:rPr>
+          <w:rFonts w:ascii="Times New Roman" w:hAnsi="Times New Roman" w:cs="Times New Roman"/>
+          <w:sz w:val="20"/>
+          <w:szCs w:val="20"/>
+        </w:rPr>
+        <w:t>graduated</w:t>
+      </w:r>
+      <w:r>
+        <w:rPr>
+          <w:rFonts w:ascii="Times New Roman" w:hAnsi="Times New Roman" w:cs="Times New Roman"/>
+          <w:sz w:val="20"/>
+          <w:szCs w:val="20"/>
+        </w:rPr>
+        <w:t xml:space="preserve"> </w:t>
+      </w:r>
+      <w:r>
+        <w:rPr>
+          <w:rFonts w:ascii="Times New Roman" w:hAnsi="Times New Roman" w:cs="Times New Roman"/>
+          <w:sz w:val="20"/>
+          <w:szCs w:val="20"/>
+        </w:rPr>
+        <w:t>in</w:t>
+      </w:r>
+      <w:r>
+        <w:rPr>
+          <w:rFonts w:ascii="Times New Roman" w:hAnsi="Times New Roman" w:cs="Times New Roman"/>
+          <w:sz w:val="20"/>
+          <w:szCs w:val="20"/>
+        </w:rPr>
+        <w:t xml:space="preserve"> </w:t>
+      </w:r>
+      <w:r>
+        <w:rPr>
+          <w:rFonts w:ascii="Times New Roman" w:hAnsi="Times New Roman" w:cs="Times New Roman"/>
+          <w:sz w:val="20"/>
+          <w:szCs w:val="20"/>
+        </w:rPr>
+        <w:t>Dec 2025</w:t>
       </w:r>
       <w:r>
         <w:rPr>
@@ -7200,20 +7733,8 @@
           <w:sz w:val="20"/>
           <w:szCs w:val="20"/>
         </w:rPr>
-        <w:t xml:space="preserve">Aayush </w:t>
-      </w:r>
-      <w:proofErr w:type="spellStart"/>
-      <w:r>
-        <w:rPr>
-          <w:rFonts w:ascii="Times New Roman" w:hAnsi="Times New Roman" w:cs="Times New Roman"/>
-          <w:b/>
-          <w:bCs/>
-          <w:sz w:val="20"/>
-          <w:szCs w:val="20"/>
-        </w:rPr>
-        <w:t>Lamsal</w:t>
-      </w:r>
-      <w:proofErr w:type="spellEnd"/>
+        <w:t>David Owuor</w:t>
+      </w:r>
       <w:r>
         <w:rPr>
           <w:rFonts w:ascii="Times New Roman" w:hAnsi="Times New Roman" w:cs="Times New Roman"/>
@@ -7228,39 +7749,39 @@
           <w:sz w:val="20"/>
           <w:szCs w:val="20"/>
         </w:rPr>
-        <w:t>Feb</w:t>
-      </w:r>
-      <w:r>
-        <w:rPr>
-          <w:rFonts w:ascii="Times New Roman" w:hAnsi="Times New Roman" w:cs="Times New Roman"/>
-          <w:sz w:val="20"/>
-          <w:szCs w:val="20"/>
-        </w:rPr>
-        <w:t xml:space="preserve"> 202</w:t>
-      </w:r>
-      <w:r>
-        <w:rPr>
-          <w:rFonts w:ascii="Times New Roman" w:hAnsi="Times New Roman" w:cs="Times New Roman"/>
-          <w:sz w:val="20"/>
-          <w:szCs w:val="20"/>
-        </w:rPr>
-        <w:t>5</w:t>
-      </w:r>
-      <w:r>
-        <w:rPr>
-          <w:rFonts w:ascii="Times New Roman" w:hAnsi="Times New Roman" w:cs="Times New Roman"/>
-          <w:sz w:val="20"/>
-          <w:szCs w:val="20"/>
-        </w:rPr>
-        <w:t xml:space="preserve"> - </w:t>
-      </w:r>
-      <w:r>
-        <w:rPr>
-          <w:rFonts w:ascii="Times New Roman" w:hAnsi="Times New Roman" w:cs="Times New Roman"/>
-          <w:sz w:val="20"/>
-          <w:szCs w:val="20"/>
-        </w:rPr>
-        <w:t>Present</w:t>
+        <w:t>graduated</w:t>
+      </w:r>
+      <w:r>
+        <w:rPr>
+          <w:rFonts w:ascii="Times New Roman" w:hAnsi="Times New Roman" w:cs="Times New Roman"/>
+          <w:sz w:val="20"/>
+          <w:szCs w:val="20"/>
+        </w:rPr>
+        <w:t xml:space="preserve"> </w:t>
+      </w:r>
+      <w:r>
+        <w:rPr>
+          <w:rFonts w:ascii="Times New Roman" w:hAnsi="Times New Roman" w:cs="Times New Roman"/>
+          <w:sz w:val="20"/>
+          <w:szCs w:val="20"/>
+        </w:rPr>
+        <w:t>in</w:t>
+      </w:r>
+      <w:r>
+        <w:rPr>
+          <w:rFonts w:ascii="Times New Roman" w:hAnsi="Times New Roman" w:cs="Times New Roman"/>
+          <w:sz w:val="20"/>
+          <w:szCs w:val="20"/>
+        </w:rPr>
+        <w:t xml:space="preserve"> </w:t>
+      </w:r>
+      <w:r>
+        <w:rPr>
+          <w:rFonts w:ascii="Times New Roman" w:hAnsi="Times New Roman" w:cs="Times New Roman"/>
+          <w:sz w:val="20"/>
+          <w:szCs w:val="20"/>
+        </w:rPr>
+        <w:t>Dec 2025</w:t>
       </w:r>
       <w:r>
         <w:rPr>
@@ -7281,37 +7802,51 @@
         <w:spacing w:after="0"/>
         <w:rPr>
           <w:rFonts w:ascii="Times New Roman" w:hAnsi="Times New Roman" w:cs="Times New Roman"/>
-          <w:b/>
-          <w:bCs/>
-          <w:sz w:val="20"/>
-          <w:szCs w:val="20"/>
-        </w:rPr>
-      </w:pPr>
-      <w:r>
-        <w:rPr>
-          <w:rFonts w:ascii="Times New Roman" w:hAnsi="Times New Roman" w:cs="Times New Roman"/>
-          <w:b/>
-          <w:bCs/>
-          <w:sz w:val="20"/>
-          <w:szCs w:val="20"/>
-        </w:rPr>
-        <w:t>Suraj Pokhrel</w:t>
-      </w:r>
-      <w:r>
-        <w:rPr>
-          <w:rFonts w:ascii="Times New Roman" w:hAnsi="Times New Roman" w:cs="Times New Roman"/>
-          <w:sz w:val="20"/>
-          <w:szCs w:val="20"/>
-        </w:rPr>
-        <w:t xml:space="preserve">, North Dakota State University (Aug 2024 </w:t>
-      </w:r>
-      <w:r>
-        <w:rPr>
-          <w:rFonts w:ascii="Times New Roman" w:hAnsi="Times New Roman" w:cs="Times New Roman"/>
-          <w:sz w:val="20"/>
-          <w:szCs w:val="20"/>
-        </w:rPr>
-        <w:t>–</w:t>
+          <w:sz w:val="20"/>
+          <w:szCs w:val="20"/>
+        </w:rPr>
+      </w:pPr>
+      <w:r>
+        <w:rPr>
+          <w:rFonts w:ascii="Times New Roman" w:hAnsi="Times New Roman" w:cs="Times New Roman"/>
+          <w:b/>
+          <w:bCs/>
+          <w:sz w:val="20"/>
+          <w:szCs w:val="20"/>
+        </w:rPr>
+        <w:t>Frank Kendermah</w:t>
+      </w:r>
+      <w:r>
+        <w:rPr>
+          <w:rFonts w:ascii="Times New Roman" w:hAnsi="Times New Roman" w:cs="Times New Roman"/>
+          <w:sz w:val="20"/>
+          <w:szCs w:val="20"/>
+        </w:rPr>
+        <w:t>, North Dakota State University (</w:t>
+      </w:r>
+      <w:r>
+        <w:rPr>
+          <w:rFonts w:ascii="Times New Roman" w:hAnsi="Times New Roman" w:cs="Times New Roman"/>
+          <w:sz w:val="20"/>
+          <w:szCs w:val="20"/>
+        </w:rPr>
+        <w:t>graduated</w:t>
+      </w:r>
+      <w:r>
+        <w:rPr>
+          <w:rFonts w:ascii="Times New Roman" w:hAnsi="Times New Roman" w:cs="Times New Roman"/>
+          <w:sz w:val="20"/>
+          <w:szCs w:val="20"/>
+        </w:rPr>
+        <w:t xml:space="preserve"> </w:t>
+      </w:r>
+      <w:r>
+        <w:rPr>
+          <w:rFonts w:ascii="Times New Roman" w:hAnsi="Times New Roman" w:cs="Times New Roman"/>
+          <w:sz w:val="20"/>
+          <w:szCs w:val="20"/>
+        </w:rPr>
+        <w:t>in</w:t>
       </w:r>
       <w:r>
         <w:rPr>
@@ -7348,37 +7883,35 @@
         <w:spacing w:after="0"/>
         <w:rPr>
           <w:rFonts w:ascii="Times New Roman" w:hAnsi="Times New Roman" w:cs="Times New Roman"/>
-          <w:b/>
-          <w:bCs/>
-          <w:sz w:val="20"/>
-          <w:szCs w:val="20"/>
-        </w:rPr>
-      </w:pPr>
-      <w:r>
-        <w:rPr>
-          <w:rFonts w:ascii="Times New Roman" w:hAnsi="Times New Roman" w:cs="Times New Roman"/>
-          <w:b/>
-          <w:bCs/>
-          <w:sz w:val="20"/>
-          <w:szCs w:val="20"/>
-        </w:rPr>
-        <w:t>David Owuor</w:t>
-      </w:r>
-      <w:r>
-        <w:rPr>
-          <w:rFonts w:ascii="Times New Roman" w:hAnsi="Times New Roman" w:cs="Times New Roman"/>
-          <w:sz w:val="20"/>
-          <w:szCs w:val="20"/>
-        </w:rPr>
-        <w:t xml:space="preserve">, North Dakota State University (May 2024 </w:t>
-      </w:r>
-      <w:r>
-        <w:rPr>
-          <w:rFonts w:ascii="Times New Roman" w:hAnsi="Times New Roman" w:cs="Times New Roman"/>
-          <w:sz w:val="20"/>
-          <w:szCs w:val="20"/>
-        </w:rPr>
-        <w:t>–</w:t>
+          <w:sz w:val="20"/>
+          <w:szCs w:val="20"/>
+        </w:rPr>
+      </w:pPr>
+      <w:r>
+        <w:rPr>
+          <w:rFonts w:ascii="Times New Roman" w:hAnsi="Times New Roman" w:cs="Times New Roman"/>
+          <w:b/>
+          <w:bCs/>
+          <w:sz w:val="20"/>
+          <w:szCs w:val="20"/>
+        </w:rPr>
+        <w:t>Suraj Bhatta</w:t>
+      </w:r>
+      <w:r>
+        <w:rPr>
+          <w:rFonts w:ascii="Times New Roman" w:hAnsi="Times New Roman" w:cs="Times New Roman"/>
+          <w:sz w:val="20"/>
+          <w:szCs w:val="20"/>
+        </w:rPr>
+        <w:t>, North Dakota State University (</w:t>
+      </w:r>
+      <w:r>
+        <w:rPr>
+          <w:rFonts w:ascii="Times New Roman" w:hAnsi="Times New Roman" w:cs="Times New Roman"/>
+          <w:sz w:val="20"/>
+          <w:szCs w:val="20"/>
+        </w:rPr>
+        <w:t>graduated</w:t>
       </w:r>
       <w:r>
         <w:rPr>
@@ -7394,7 +7927,23 @@
           <w:sz w:val="20"/>
           <w:szCs w:val="20"/>
         </w:rPr>
-        <w:t>Dec 2025</w:t>
+        <w:t>in</w:t>
+      </w:r>
+      <w:r>
+        <w:rPr>
+          <w:rFonts w:ascii="Times New Roman" w:hAnsi="Times New Roman" w:cs="Times New Roman"/>
+          <w:sz w:val="20"/>
+          <w:szCs w:val="20"/>
+        </w:rPr>
+        <w:t xml:space="preserve"> </w:t>
+      </w:r>
+      <w:r>
+        <w:rPr>
+          <w:rFonts w:ascii="Times New Roman" w:hAnsi="Times New Roman" w:cs="Times New Roman"/>
+          <w:sz w:val="20"/>
+          <w:szCs w:val="20"/>
+        </w:rPr>
+        <w:t>Dec 2024</w:t>
       </w:r>
       <w:r>
         <w:rPr>
@@ -7427,7 +7976,7 @@
           <w:sz w:val="20"/>
           <w:szCs w:val="20"/>
         </w:rPr>
-        <w:t xml:space="preserve">Frank </w:t>
+        <w:t xml:space="preserve">Sai Kiran </w:t>
       </w:r>
       <w:proofErr w:type="spellStart"/>
       <w:r>
@@ -7438,7 +7987,7 @@
           <w:sz w:val="20"/>
           <w:szCs w:val="20"/>
         </w:rPr>
-        <w:t>Kendermah</w:t>
+        <w:t>Bhrugumalla</w:t>
       </w:r>
       <w:proofErr w:type="spellEnd"/>
       <w:r>
@@ -7455,15 +8004,7 @@
           <w:sz w:val="20"/>
           <w:szCs w:val="20"/>
         </w:rPr>
-        <w:t xml:space="preserve">Feb 2024 </w:t>
-      </w:r>
-      <w:r>
-        <w:rPr>
-          <w:rFonts w:ascii="Times New Roman" w:hAnsi="Times New Roman" w:cs="Times New Roman"/>
-          <w:sz w:val="20"/>
-          <w:szCs w:val="20"/>
-        </w:rPr>
-        <w:t>–</w:t>
+        <w:t>graduated</w:t>
       </w:r>
       <w:r>
         <w:rPr>
@@ -7479,7 +8020,23 @@
           <w:sz w:val="20"/>
           <w:szCs w:val="20"/>
         </w:rPr>
-        <w:t>Dec 2025</w:t>
+        <w:t>in</w:t>
+      </w:r>
+      <w:r>
+        <w:rPr>
+          <w:rFonts w:ascii="Times New Roman" w:hAnsi="Times New Roman" w:cs="Times New Roman"/>
+          <w:sz w:val="20"/>
+          <w:szCs w:val="20"/>
+        </w:rPr>
+        <w:t xml:space="preserve"> </w:t>
+      </w:r>
+      <w:r>
+        <w:rPr>
+          <w:rFonts w:ascii="Times New Roman" w:hAnsi="Times New Roman" w:cs="Times New Roman"/>
+          <w:sz w:val="20"/>
+          <w:szCs w:val="20"/>
+        </w:rPr>
+        <w:t>Jul 2024</w:t>
       </w:r>
       <w:r>
         <w:rPr>
@@ -7497,144 +8054,85 @@
           <w:ilvl w:val="0"/>
           <w:numId w:val="14"/>
         </w:numPr>
+        <w:spacing w:after="60"/>
+        <w:contextualSpacing w:val="0"/>
+        <w:rPr>
+          <w:rFonts w:ascii="Times New Roman" w:hAnsi="Times New Roman" w:cs="Times New Roman"/>
+          <w:sz w:val="20"/>
+          <w:szCs w:val="20"/>
+        </w:rPr>
+      </w:pPr>
+      <w:r>
+        <w:rPr>
+          <w:rFonts w:ascii="Times New Roman" w:hAnsi="Times New Roman" w:cs="Times New Roman"/>
+          <w:sz w:val="20"/>
+          <w:szCs w:val="20"/>
+        </w:rPr>
+        <w:t>*</w:t>
+      </w:r>
+      <w:r>
+        <w:rPr>
+          <w:rFonts w:ascii="Times New Roman" w:hAnsi="Times New Roman" w:cs="Times New Roman"/>
+          <w:b/>
+          <w:bCs/>
+          <w:sz w:val="20"/>
+          <w:szCs w:val="20"/>
+        </w:rPr>
+        <w:t>Batyr Nuryyev</w:t>
+      </w:r>
+      <w:r>
+        <w:rPr>
+          <w:rFonts w:ascii="Times New Roman" w:hAnsi="Times New Roman" w:cs="Times New Roman"/>
+          <w:sz w:val="20"/>
+          <w:szCs w:val="20"/>
+        </w:rPr>
+        <w:t xml:space="preserve">, </w:t>
+      </w:r>
+      <w:r>
+        <w:rPr>
+          <w:rFonts w:ascii="Times New Roman" w:hAnsi="Times New Roman" w:cs="Times New Roman"/>
+          <w:sz w:val="20"/>
+          <w:szCs w:val="20"/>
+        </w:rPr>
+        <w:t>University of Alberta (</w:t>
+      </w:r>
+      <w:r>
+        <w:rPr>
+          <w:rFonts w:ascii="Times New Roman" w:hAnsi="Times New Roman" w:cs="Times New Roman"/>
+          <w:sz w:val="20"/>
+          <w:szCs w:val="20"/>
+        </w:rPr>
+        <w:t>graduated</w:t>
+      </w:r>
+      <w:r>
+        <w:rPr>
+          <w:rFonts w:ascii="Times New Roman" w:hAnsi="Times New Roman" w:cs="Times New Roman"/>
+          <w:sz w:val="20"/>
+          <w:szCs w:val="20"/>
+        </w:rPr>
+        <w:t xml:space="preserve"> </w:t>
+      </w:r>
+      <w:r>
+        <w:rPr>
+          <w:rFonts w:ascii="Times New Roman" w:hAnsi="Times New Roman" w:cs="Times New Roman"/>
+          <w:sz w:val="20"/>
+          <w:szCs w:val="20"/>
+        </w:rPr>
+        <w:t>in Nov</w:t>
+      </w:r>
+      <w:r>
+        <w:rPr>
+          <w:rFonts w:ascii="Times New Roman" w:hAnsi="Times New Roman" w:cs="Times New Roman"/>
+          <w:sz w:val="20"/>
+          <w:szCs w:val="20"/>
+        </w:rPr>
+        <w:t xml:space="preserve"> 2021)</w:t>
+      </w:r>
+    </w:p>
+    <w:p>
+      <w:pPr>
         <w:spacing w:after="0"/>
-        <w:rPr>
-          <w:rFonts w:ascii="Times New Roman" w:hAnsi="Times New Roman" w:cs="Times New Roman"/>
-          <w:sz w:val="20"/>
-          <w:szCs w:val="20"/>
-        </w:rPr>
-      </w:pPr>
-      <w:r>
-        <w:rPr>
-          <w:rFonts w:ascii="Times New Roman" w:hAnsi="Times New Roman" w:cs="Times New Roman"/>
-          <w:b/>
-          <w:bCs/>
-          <w:sz w:val="20"/>
-          <w:szCs w:val="20"/>
-        </w:rPr>
-        <w:t>Suraj Bhatta</w:t>
-      </w:r>
-      <w:r>
-        <w:rPr>
-          <w:rFonts w:ascii="Times New Roman" w:hAnsi="Times New Roman" w:cs="Times New Roman"/>
-          <w:sz w:val="20"/>
-          <w:szCs w:val="20"/>
-        </w:rPr>
-        <w:t xml:space="preserve">, North Dakota State University (Jan 2023 </w:t>
-      </w:r>
-      <w:r>
-        <w:rPr>
-          <w:rFonts w:ascii="Times New Roman" w:hAnsi="Times New Roman" w:cs="Times New Roman"/>
-          <w:sz w:val="20"/>
-          <w:szCs w:val="20"/>
-        </w:rPr>
-        <w:t>–</w:t>
-      </w:r>
-      <w:r>
-        <w:rPr>
-          <w:rFonts w:ascii="Times New Roman" w:hAnsi="Times New Roman" w:cs="Times New Roman"/>
-          <w:sz w:val="20"/>
-          <w:szCs w:val="20"/>
-        </w:rPr>
-        <w:t xml:space="preserve"> </w:t>
-      </w:r>
-      <w:r>
-        <w:rPr>
-          <w:rFonts w:ascii="Times New Roman" w:hAnsi="Times New Roman" w:cs="Times New Roman"/>
-          <w:sz w:val="20"/>
-          <w:szCs w:val="20"/>
-        </w:rPr>
-        <w:t>Dec 2024</w:t>
-      </w:r>
-      <w:r>
-        <w:rPr>
-          <w:rFonts w:ascii="Times New Roman" w:hAnsi="Times New Roman" w:cs="Times New Roman"/>
-          <w:sz w:val="20"/>
-          <w:szCs w:val="20"/>
-        </w:rPr>
-        <w:t>)</w:t>
-      </w:r>
-    </w:p>
-    <w:p>
-      <w:pPr>
-        <w:pStyle w:val="ListParagraph"/>
-        <w:numPr>
-          <w:ilvl w:val="0"/>
-          <w:numId w:val="14"/>
-        </w:numPr>
-        <w:spacing w:after="120"/>
-        <w:rPr>
-          <w:rFonts w:ascii="Times New Roman" w:hAnsi="Times New Roman" w:cs="Times New Roman"/>
-          <w:sz w:val="20"/>
-          <w:szCs w:val="20"/>
-        </w:rPr>
-      </w:pPr>
-      <w:r>
-        <w:rPr>
-          <w:rFonts w:ascii="Times New Roman" w:hAnsi="Times New Roman" w:cs="Times New Roman"/>
-          <w:b/>
-          <w:bCs/>
-          <w:sz w:val="20"/>
-          <w:szCs w:val="20"/>
-        </w:rPr>
-        <w:t xml:space="preserve">Sai Kiran </w:t>
-      </w:r>
-      <w:proofErr w:type="spellStart"/>
-      <w:r>
-        <w:rPr>
-          <w:rFonts w:ascii="Times New Roman" w:hAnsi="Times New Roman" w:cs="Times New Roman"/>
-          <w:b/>
-          <w:bCs/>
-          <w:sz w:val="20"/>
-          <w:szCs w:val="20"/>
-        </w:rPr>
-        <w:t>Bhrugumalla</w:t>
-      </w:r>
-      <w:proofErr w:type="spellEnd"/>
-      <w:r>
-        <w:rPr>
-          <w:rFonts w:ascii="Times New Roman" w:hAnsi="Times New Roman" w:cs="Times New Roman"/>
-          <w:sz w:val="20"/>
-          <w:szCs w:val="20"/>
-        </w:rPr>
-        <w:t xml:space="preserve">, North Dakota State University (March 2023 </w:t>
-      </w:r>
-      <w:r>
-        <w:rPr>
-          <w:rFonts w:ascii="Times New Roman" w:hAnsi="Times New Roman" w:cs="Times New Roman"/>
-          <w:sz w:val="20"/>
-          <w:szCs w:val="20"/>
-        </w:rPr>
-        <w:t>–</w:t>
-      </w:r>
-      <w:r>
-        <w:rPr>
-          <w:rFonts w:ascii="Times New Roman" w:hAnsi="Times New Roman" w:cs="Times New Roman"/>
-          <w:sz w:val="20"/>
-          <w:szCs w:val="20"/>
-        </w:rPr>
-        <w:t xml:space="preserve"> </w:t>
-      </w:r>
-      <w:r>
-        <w:rPr>
-          <w:rFonts w:ascii="Times New Roman" w:hAnsi="Times New Roman" w:cs="Times New Roman"/>
-          <w:sz w:val="20"/>
-          <w:szCs w:val="20"/>
-        </w:rPr>
-        <w:t>July 2024</w:t>
-      </w:r>
-      <w:r>
-        <w:rPr>
-          <w:rFonts w:ascii="Times New Roman" w:hAnsi="Times New Roman" w:cs="Times New Roman"/>
-          <w:sz w:val="20"/>
-          <w:szCs w:val="20"/>
-        </w:rPr>
-        <w:t>)</w:t>
-      </w:r>
-    </w:p>
-    <w:p>
-      <w:pPr>
-        <w:spacing w:after="0"/>
+        <w:ind w:firstLine="360"/>
         <w:contextualSpacing/>
         <w:rPr>
           <w:rFonts w:ascii="Times New Roman" w:hAnsi="Times New Roman" w:cs="Times New Roman"/>
@@ -7692,7 +8190,7 @@
           <w:ilvl w:val="0"/>
           <w:numId w:val="15"/>
         </w:numPr>
-        <w:spacing w:after="0"/>
+        <w:spacing w:after="0" w:line="240" w:lineRule="auto"/>
         <w:rPr>
           <w:rFonts w:ascii="Times New Roman" w:hAnsi="Times New Roman" w:cs="Times New Roman"/>
           <w:b/>
@@ -8294,6 +8792,7 @@
           <w:sz w:val="20"/>
           <w:szCs w:val="20"/>
         </w:rPr>
+        <w:lastRenderedPageBreak/>
         <w:t>**</w:t>
       </w:r>
       <w:r>
@@ -8432,7 +8931,6 @@
           <w:sz w:val="20"/>
           <w:szCs w:val="20"/>
         </w:rPr>
-        <w:lastRenderedPageBreak/>
         <w:t>**</w:t>
       </w:r>
       <w:r>
@@ -10381,7 +10879,6 @@
     </w:p>
     <w:p>
       <w:pPr>
-        <w:spacing w:after="240"/>
         <w:rPr>
           <w:rFonts w:ascii="Bell MT" w:hAnsi="Bell MT" w:cs="Times New Roman"/>
           <w:b/>
@@ -10736,7 +11233,7 @@
 </file>
 
 <file path=word/endnotes.xml><?xml version="1.0" encoding="utf-8"?>
-<w:endnotes xmlns:wpc="http://schemas.microsoft.com/office/word/2010/wordprocessingCanvas" xmlns:cx="http://schemas.microsoft.com/office/drawing/2014/chartex" xmlns:cx1="http://schemas.microsoft.com/office/drawing/2015/9/8/chartex" xmlns:cx2="http://schemas.microsoft.com/office/drawing/2015/10/21/chartex" xmlns:cx3="http://schemas.microsoft.com/office/drawing/2016/5/9/chartex" xmlns:cx4="http://schemas.microsoft.com/office/drawing/2016/5/10/chartex" xmlns:cx5="http://schemas.microsoft.com/office/drawing/2016/5/11/chartex" xmlns:cx6="http://schemas.microsoft.com/office/drawing/2016/5/12/chartex" xmlns:cx7="http://schemas.microsoft.com/office/drawing/2016/5/13/chartex" xmlns:cx8="http://schemas.microsoft.com/office/drawing/2016/5/14/chartex" xmlns:mc="http://schemas.openxmlformats.org/markup-compatibility/2006" xmlns:aink="http://schemas.microsoft.com/office/drawing/2016/ink" xmlns:am3d="http://schemas.microsoft.com/office/drawing/2017/model3d" xmlns:o="urn:schemas-microsoft-com:office:office" xmlns:r="http://schemas.openxmlformats.org/officeDocument/2006/relationships" xmlns:m="http://schemas.openxmlformats.org/officeDocument/2006/math" xmlns:v="urn:schemas-microsoft-com:vml" xmlns:wp14="http://schemas.microsoft.com/office/word/2010/wordprocessingDrawing" xmlns:wp="http://schemas.openxmlformats.org/drawingml/2006/wordprocessingDrawing" xmlns:w10="urn:schemas-microsoft-com:office:word" xmlns:w="http://schemas.openxmlformats.org/wordprocessingml/2006/main" xmlns:w14="http://schemas.microsoft.com/office/word/2010/wordml" xmlns:w15="http://schemas.microsoft.com/office/word/2012/wordml" xmlns:w16cex="http://schemas.microsoft.com/office/word/2018/wordml/cex" xmlns:w16cid="http://schemas.microsoft.com/office/word/2016/wordml/cid" xmlns:w16="http://schemas.microsoft.com/office/word/2018/wordml" xmlns:w16sdtdh="http://schemas.microsoft.com/office/word/2020/wordml/sdtdatahash" xmlns:w16se="http://schemas.microsoft.com/office/word/2015/wordml/symex" xmlns:wpg="http://schemas.microsoft.com/office/word/2010/wordprocessingGroup" xmlns:wpi="http://schemas.microsoft.com/office/word/2010/wordprocessingInk" xmlns:wne="http://schemas.microsoft.com/office/word/2006/wordml" xmlns:wps="http://schemas.microsoft.com/office/word/2010/wordprocessingShape" mc:Ignorable="w14 w15 w16se w16cid w16 w16cex w16sdtdh wp14">
+<w:endnotes xmlns:wpc="http://schemas.microsoft.com/office/word/2010/wordprocessingCanvas" xmlns:cx="http://schemas.microsoft.com/office/drawing/2014/chartex" xmlns:cx1="http://schemas.microsoft.com/office/drawing/2015/9/8/chartex" xmlns:cx2="http://schemas.microsoft.com/office/drawing/2015/10/21/chartex" xmlns:cx3="http://schemas.microsoft.com/office/drawing/2016/5/9/chartex" xmlns:cx4="http://schemas.microsoft.com/office/drawing/2016/5/10/chartex" xmlns:cx5="http://schemas.microsoft.com/office/drawing/2016/5/11/chartex" xmlns:cx6="http://schemas.microsoft.com/office/drawing/2016/5/12/chartex" xmlns:cx7="http://schemas.microsoft.com/office/drawing/2016/5/13/chartex" xmlns:cx8="http://schemas.microsoft.com/office/drawing/2016/5/14/chartex" xmlns:mc="http://schemas.openxmlformats.org/markup-compatibility/2006" xmlns:aink="http://schemas.microsoft.com/office/drawing/2016/ink" xmlns:am3d="http://schemas.microsoft.com/office/drawing/2017/model3d" xmlns:o="urn:schemas-microsoft-com:office:office" xmlns:oel="http://schemas.microsoft.com/office/2019/extlst" xmlns:r="http://schemas.openxmlformats.org/officeDocument/2006/relationships" xmlns:m="http://schemas.openxmlformats.org/officeDocument/2006/math" xmlns:v="urn:schemas-microsoft-com:vml" xmlns:wp14="http://schemas.microsoft.com/office/word/2010/wordprocessingDrawing" xmlns:wp="http://schemas.openxmlformats.org/drawingml/2006/wordprocessingDrawing" xmlns:w10="urn:schemas-microsoft-com:office:word" xmlns:w="http://schemas.openxmlformats.org/wordprocessingml/2006/main" xmlns:w14="http://schemas.microsoft.com/office/word/2010/wordml" xmlns:w15="http://schemas.microsoft.com/office/word/2012/wordml" xmlns:w16cex="http://schemas.microsoft.com/office/word/2018/wordml/cex" xmlns:w16cid="http://schemas.microsoft.com/office/word/2016/wordml/cid" xmlns:w16="http://schemas.microsoft.com/office/word/2018/wordml" xmlns:w16du="http://schemas.microsoft.com/office/word/2023/wordml/word16du" xmlns:w16sdtdh="http://schemas.microsoft.com/office/word/2020/wordml/sdtdatahash" xmlns:w16sdtfl="http://schemas.microsoft.com/office/word/2024/wordml/sdtformatlock" xmlns:w16se="http://schemas.microsoft.com/office/word/2015/wordml/symex" xmlns:wpg="http://schemas.microsoft.com/office/word/2010/wordprocessingGroup" xmlns:wpi="http://schemas.microsoft.com/office/word/2010/wordprocessingInk" xmlns:wne="http://schemas.microsoft.com/office/word/2006/wordml" xmlns:wps="http://schemas.microsoft.com/office/word/2010/wordprocessingShape" mc:Ignorable="w14 w15 w16se w16cid w16 w16cex w16sdtdh w16sdtfl w16du wp14">
   <w:endnote w:type="separator" w:id="-1">
     <w:p>
       <w:pPr>
@@ -10761,7 +11258,7 @@
 </file>
 
 <file path=word/footer1.xml><?xml version="1.0" encoding="utf-8"?>
-<w:ftr xmlns:wpc="http://schemas.microsoft.com/office/word/2010/wordprocessingCanvas" xmlns:cx="http://schemas.microsoft.com/office/drawing/2014/chartex" xmlns:cx1="http://schemas.microsoft.com/office/drawing/2015/9/8/chartex" xmlns:cx2="http://schemas.microsoft.com/office/drawing/2015/10/21/chartex" xmlns:cx3="http://schemas.microsoft.com/office/drawing/2016/5/9/chartex" xmlns:cx4="http://schemas.microsoft.com/office/drawing/2016/5/10/chartex" xmlns:cx5="http://schemas.microsoft.com/office/drawing/2016/5/11/chartex" xmlns:cx6="http://schemas.microsoft.com/office/drawing/2016/5/12/chartex" xmlns:cx7="http://schemas.microsoft.com/office/drawing/2016/5/13/chartex" xmlns:cx8="http://schemas.microsoft.com/office/drawing/2016/5/14/chartex" xmlns:mc="http://schemas.openxmlformats.org/markup-compatibility/2006" xmlns:aink="http://schemas.microsoft.com/office/drawing/2016/ink" xmlns:am3d="http://schemas.microsoft.com/office/drawing/2017/model3d" xmlns:o="urn:schemas-microsoft-com:office:office" xmlns:r="http://schemas.openxmlformats.org/officeDocument/2006/relationships" xmlns:m="http://schemas.openxmlformats.org/officeDocument/2006/math" xmlns:v="urn:schemas-microsoft-com:vml" xmlns:wp14="http://schemas.microsoft.com/office/word/2010/wordprocessingDrawing" xmlns:wp="http://schemas.openxmlformats.org/drawingml/2006/wordprocessingDrawing" xmlns:w10="urn:schemas-microsoft-com:office:word" xmlns:w="http://schemas.openxmlformats.org/wordprocessingml/2006/main" xmlns:w14="http://schemas.microsoft.com/office/word/2010/wordml" xmlns:w15="http://schemas.microsoft.com/office/word/2012/wordml" xmlns:w16cex="http://schemas.microsoft.com/office/word/2018/wordml/cex" xmlns:w16cid="http://schemas.microsoft.com/office/word/2016/wordml/cid" xmlns:w16="http://schemas.microsoft.com/office/word/2018/wordml" xmlns:w16sdtdh="http://schemas.microsoft.com/office/word/2020/wordml/sdtdatahash" xmlns:w16se="http://schemas.microsoft.com/office/word/2015/wordml/symex" xmlns:wpg="http://schemas.microsoft.com/office/word/2010/wordprocessingGroup" xmlns:wpi="http://schemas.microsoft.com/office/word/2010/wordprocessingInk" xmlns:wne="http://schemas.microsoft.com/office/word/2006/wordml" xmlns:wps="http://schemas.microsoft.com/office/word/2010/wordprocessingShape" mc:Ignorable="w14 w15 w16se w16cid w16 w16cex w16sdtdh wp14">
+<w:ftr xmlns:wpc="http://schemas.microsoft.com/office/word/2010/wordprocessingCanvas" xmlns:cx="http://schemas.microsoft.com/office/drawing/2014/chartex" xmlns:cx1="http://schemas.microsoft.com/office/drawing/2015/9/8/chartex" xmlns:cx2="http://schemas.microsoft.com/office/drawing/2015/10/21/chartex" xmlns:cx3="http://schemas.microsoft.com/office/drawing/2016/5/9/chartex" xmlns:cx4="http://schemas.microsoft.com/office/drawing/2016/5/10/chartex" xmlns:cx5="http://schemas.microsoft.com/office/drawing/2016/5/11/chartex" xmlns:cx6="http://schemas.microsoft.com/office/drawing/2016/5/12/chartex" xmlns:cx7="http://schemas.microsoft.com/office/drawing/2016/5/13/chartex" xmlns:cx8="http://schemas.microsoft.com/office/drawing/2016/5/14/chartex" xmlns:mc="http://schemas.openxmlformats.org/markup-compatibility/2006" xmlns:aink="http://schemas.microsoft.com/office/drawing/2016/ink" xmlns:am3d="http://schemas.microsoft.com/office/drawing/2017/model3d" xmlns:o="urn:schemas-microsoft-com:office:office" xmlns:oel="http://schemas.microsoft.com/office/2019/extlst" xmlns:r="http://schemas.openxmlformats.org/officeDocument/2006/relationships" xmlns:m="http://schemas.openxmlformats.org/officeDocument/2006/math" xmlns:v="urn:schemas-microsoft-com:vml" xmlns:wp14="http://schemas.microsoft.com/office/word/2010/wordprocessingDrawing" xmlns:wp="http://schemas.openxmlformats.org/drawingml/2006/wordprocessingDrawing" xmlns:w10="urn:schemas-microsoft-com:office:word" xmlns:w="http://schemas.openxmlformats.org/wordprocessingml/2006/main" xmlns:w14="http://schemas.microsoft.com/office/word/2010/wordml" xmlns:w15="http://schemas.microsoft.com/office/word/2012/wordml" xmlns:w16cex="http://schemas.microsoft.com/office/word/2018/wordml/cex" xmlns:w16cid="http://schemas.microsoft.com/office/word/2016/wordml/cid" xmlns:w16="http://schemas.microsoft.com/office/word/2018/wordml" xmlns:w16du="http://schemas.microsoft.com/office/word/2023/wordml/word16du" xmlns:w16sdtdh="http://schemas.microsoft.com/office/word/2020/wordml/sdtdatahash" xmlns:w16sdtfl="http://schemas.microsoft.com/office/word/2024/wordml/sdtformatlock" xmlns:w16se="http://schemas.microsoft.com/office/word/2015/wordml/symex" xmlns:wpg="http://schemas.microsoft.com/office/word/2010/wordprocessingGroup" xmlns:wpi="http://schemas.microsoft.com/office/word/2010/wordprocessingInk" xmlns:wne="http://schemas.microsoft.com/office/word/2006/wordml" xmlns:wps="http://schemas.microsoft.com/office/word/2010/wordprocessingShape" mc:Ignorable="w14 w15 w16se w16cid w16 w16cex w16sdtdh w16sdtfl w16du wp14">
   <w:sdt>
     <w:sdtPr>
       <w:id w:val="-2071178135"/>
@@ -10814,7 +11311,7 @@
 </file>
 
 <file path=word/footnotes.xml><?xml version="1.0" encoding="utf-8"?>
-<w:footnotes xmlns:wpc="http://schemas.microsoft.com/office/word/2010/wordprocessingCanvas" xmlns:cx="http://schemas.microsoft.com/office/drawing/2014/chartex" xmlns:cx1="http://schemas.microsoft.com/office/drawing/2015/9/8/chartex" xmlns:cx2="http://schemas.microsoft.com/office/drawing/2015/10/21/chartex" xmlns:cx3="http://schemas.microsoft.com/office/drawing/2016/5/9/chartex" xmlns:cx4="http://schemas.microsoft.com/office/drawing/2016/5/10/chartex" xmlns:cx5="http://schemas.microsoft.com/office/drawing/2016/5/11/chartex" xmlns:cx6="http://schemas.microsoft.com/office/drawing/2016/5/12/chartex" xmlns:cx7="http://schemas.microsoft.com/office/drawing/2016/5/13/chartex" xmlns:cx8="http://schemas.microsoft.com/office/drawing/2016/5/14/chartex" xmlns:mc="http://schemas.openxmlformats.org/markup-compatibility/2006" xmlns:aink="http://schemas.microsoft.com/office/drawing/2016/ink" xmlns:am3d="http://schemas.microsoft.com/office/drawing/2017/model3d" xmlns:o="urn:schemas-microsoft-com:office:office" xmlns:r="http://schemas.openxmlformats.org/officeDocument/2006/relationships" xmlns:m="http://schemas.openxmlformats.org/officeDocument/2006/math" xmlns:v="urn:schemas-microsoft-com:vml" xmlns:wp14="http://schemas.microsoft.com/office/word/2010/wordprocessingDrawing" xmlns:wp="http://schemas.openxmlformats.org/drawingml/2006/wordprocessingDrawing" xmlns:w10="urn:schemas-microsoft-com:office:word" xmlns:w="http://schemas.openxmlformats.org/wordprocessingml/2006/main" xmlns:w14="http://schemas.microsoft.com/office/word/2010/wordml" xmlns:w15="http://schemas.microsoft.com/office/word/2012/wordml" xmlns:w16cex="http://schemas.microsoft.com/office/word/2018/wordml/cex" xmlns:w16cid="http://schemas.microsoft.com/office/word/2016/wordml/cid" xmlns:w16="http://schemas.microsoft.com/office/word/2018/wordml" xmlns:w16sdtdh="http://schemas.microsoft.com/office/word/2020/wordml/sdtdatahash" xmlns:w16se="http://schemas.microsoft.com/office/word/2015/wordml/symex" xmlns:wpg="http://schemas.microsoft.com/office/word/2010/wordprocessingGroup" xmlns:wpi="http://schemas.microsoft.com/office/word/2010/wordprocessingInk" xmlns:wne="http://schemas.microsoft.com/office/word/2006/wordml" xmlns:wps="http://schemas.microsoft.com/office/word/2010/wordprocessingShape" mc:Ignorable="w14 w15 w16se w16cid w16 w16cex w16sdtdh wp14">
+<w:footnotes xmlns:wpc="http://schemas.microsoft.com/office/word/2010/wordprocessingCanvas" xmlns:cx="http://schemas.microsoft.com/office/drawing/2014/chartex" xmlns:cx1="http://schemas.microsoft.com/office/drawing/2015/9/8/chartex" xmlns:cx2="http://schemas.microsoft.com/office/drawing/2015/10/21/chartex" xmlns:cx3="http://schemas.microsoft.com/office/drawing/2016/5/9/chartex" xmlns:cx4="http://schemas.microsoft.com/office/drawing/2016/5/10/chartex" xmlns:cx5="http://schemas.microsoft.com/office/drawing/2016/5/11/chartex" xmlns:cx6="http://schemas.microsoft.com/office/drawing/2016/5/12/chartex" xmlns:cx7="http://schemas.microsoft.com/office/drawing/2016/5/13/chartex" xmlns:cx8="http://schemas.microsoft.com/office/drawing/2016/5/14/chartex" xmlns:mc="http://schemas.openxmlformats.org/markup-compatibility/2006" xmlns:aink="http://schemas.microsoft.com/office/drawing/2016/ink" xmlns:am3d="http://schemas.microsoft.com/office/drawing/2017/model3d" xmlns:o="urn:schemas-microsoft-com:office:office" xmlns:oel="http://schemas.microsoft.com/office/2019/extlst" xmlns:r="http://schemas.openxmlformats.org/officeDocument/2006/relationships" xmlns:m="http://schemas.openxmlformats.org/officeDocument/2006/math" xmlns:v="urn:schemas-microsoft-com:vml" xmlns:wp14="http://schemas.microsoft.com/office/word/2010/wordprocessingDrawing" xmlns:wp="http://schemas.openxmlformats.org/drawingml/2006/wordprocessingDrawing" xmlns:w10="urn:schemas-microsoft-com:office:word" xmlns:w="http://schemas.openxmlformats.org/wordprocessingml/2006/main" xmlns:w14="http://schemas.microsoft.com/office/word/2010/wordml" xmlns:w15="http://schemas.microsoft.com/office/word/2012/wordml" xmlns:w16cex="http://schemas.microsoft.com/office/word/2018/wordml/cex" xmlns:w16cid="http://schemas.microsoft.com/office/word/2016/wordml/cid" xmlns:w16="http://schemas.microsoft.com/office/word/2018/wordml" xmlns:w16du="http://schemas.microsoft.com/office/word/2023/wordml/word16du" xmlns:w16sdtdh="http://schemas.microsoft.com/office/word/2020/wordml/sdtdatahash" xmlns:w16sdtfl="http://schemas.microsoft.com/office/word/2024/wordml/sdtformatlock" xmlns:w16se="http://schemas.microsoft.com/office/word/2015/wordml/symex" xmlns:wpg="http://schemas.microsoft.com/office/word/2010/wordprocessingGroup" xmlns:wpi="http://schemas.microsoft.com/office/word/2010/wordprocessingInk" xmlns:wne="http://schemas.microsoft.com/office/word/2006/wordml" xmlns:wps="http://schemas.microsoft.com/office/word/2010/wordprocessingShape" mc:Ignorable="w14 w15 w16se w16cid w16 w16cex w16sdtdh w16sdtfl w16du wp14">
   <w:footnote w:type="separator" w:id="-1">
     <w:p>
       <w:pPr>
@@ -10839,7 +11336,7 @@
 </file>
 
 <file path=word/numbering.xml><?xml version="1.0" encoding="utf-8"?>
-<w:numbering xmlns:wpc="http://schemas.microsoft.com/office/word/2010/wordprocessingCanvas" xmlns:cx="http://schemas.microsoft.com/office/drawing/2014/chartex" xmlns:cx1="http://schemas.microsoft.com/office/drawing/2015/9/8/chartex" xmlns:cx2="http://schemas.microsoft.com/office/drawing/2015/10/21/chartex" xmlns:cx3="http://schemas.microsoft.com/office/drawing/2016/5/9/chartex" xmlns:cx4="http://schemas.microsoft.com/office/drawing/2016/5/10/chartex" xmlns:cx5="http://schemas.microsoft.com/office/drawing/2016/5/11/chartex" xmlns:cx6="http://schemas.microsoft.com/office/drawing/2016/5/12/chartex" xmlns:cx7="http://schemas.microsoft.com/office/drawing/2016/5/13/chartex" xmlns:cx8="http://schemas.microsoft.com/office/drawing/2016/5/14/chartex" xmlns:mc="http://schemas.openxmlformats.org/markup-compatibility/2006" xmlns:aink="http://schemas.microsoft.com/office/drawing/2016/ink" xmlns:am3d="http://schemas.microsoft.com/office/drawing/2017/model3d" xmlns:o="urn:schemas-microsoft-com:office:office" xmlns:r="http://schemas.openxmlformats.org/officeDocument/2006/relationships" xmlns:m="http://schemas.openxmlformats.org/officeDocument/2006/math" xmlns:v="urn:schemas-microsoft-com:vml" xmlns:wp14="http://schemas.microsoft.com/office/word/2010/wordprocessingDrawing" xmlns:wp="http://schemas.openxmlformats.org/drawingml/2006/wordprocessingDrawing" xmlns:w10="urn:schemas-microsoft-com:office:word" xmlns:w="http://schemas.openxmlformats.org/wordprocessingml/2006/main" xmlns:w14="http://schemas.microsoft.com/office/word/2010/wordml" xmlns:w15="http://schemas.microsoft.com/office/word/2012/wordml" xmlns:w16cex="http://schemas.microsoft.com/office/word/2018/wordml/cex" xmlns:w16cid="http://schemas.microsoft.com/office/word/2016/wordml/cid" xmlns:w16="http://schemas.microsoft.com/office/word/2018/wordml" xmlns:w16sdtdh="http://schemas.microsoft.com/office/word/2020/wordml/sdtdatahash" xmlns:w16se="http://schemas.microsoft.com/office/word/2015/wordml/symex" xmlns:wpg="http://schemas.microsoft.com/office/word/2010/wordprocessingGroup" xmlns:wpi="http://schemas.microsoft.com/office/word/2010/wordprocessingInk" xmlns:wne="http://schemas.microsoft.com/office/word/2006/wordml" xmlns:wps="http://schemas.microsoft.com/office/word/2010/wordprocessingShape" mc:Ignorable="w14 w15 w16se w16cid w16 w16cex w16sdtdh wp14">
+<w:numbering xmlns:wpc="http://schemas.microsoft.com/office/word/2010/wordprocessingCanvas" xmlns:cx="http://schemas.microsoft.com/office/drawing/2014/chartex" xmlns:cx1="http://schemas.microsoft.com/office/drawing/2015/9/8/chartex" xmlns:cx2="http://schemas.microsoft.com/office/drawing/2015/10/21/chartex" xmlns:cx3="http://schemas.microsoft.com/office/drawing/2016/5/9/chartex" xmlns:cx4="http://schemas.microsoft.com/office/drawing/2016/5/10/chartex" xmlns:cx5="http://schemas.microsoft.com/office/drawing/2016/5/11/chartex" xmlns:cx6="http://schemas.microsoft.com/office/drawing/2016/5/12/chartex" xmlns:cx7="http://schemas.microsoft.com/office/drawing/2016/5/13/chartex" xmlns:cx8="http://schemas.microsoft.com/office/drawing/2016/5/14/chartex" xmlns:mc="http://schemas.openxmlformats.org/markup-compatibility/2006" xmlns:aink="http://schemas.microsoft.com/office/drawing/2016/ink" xmlns:am3d="http://schemas.microsoft.com/office/drawing/2017/model3d" xmlns:o="urn:schemas-microsoft-com:office:office" xmlns:oel="http://schemas.microsoft.com/office/2019/extlst" xmlns:r="http://schemas.openxmlformats.org/officeDocument/2006/relationships" xmlns:m="http://schemas.openxmlformats.org/officeDocument/2006/math" xmlns:v="urn:schemas-microsoft-com:vml" xmlns:wp14="http://schemas.microsoft.com/office/word/2010/wordprocessingDrawing" xmlns:wp="http://schemas.openxmlformats.org/drawingml/2006/wordprocessingDrawing" xmlns:w10="urn:schemas-microsoft-com:office:word" xmlns:w="http://schemas.openxmlformats.org/wordprocessingml/2006/main" xmlns:w14="http://schemas.microsoft.com/office/word/2010/wordml" xmlns:w15="http://schemas.microsoft.com/office/word/2012/wordml" xmlns:w16cex="http://schemas.microsoft.com/office/word/2018/wordml/cex" xmlns:w16cid="http://schemas.microsoft.com/office/word/2016/wordml/cid" xmlns:w16="http://schemas.microsoft.com/office/word/2018/wordml" xmlns:w16du="http://schemas.microsoft.com/office/word/2023/wordml/word16du" xmlns:w16sdtdh="http://schemas.microsoft.com/office/word/2020/wordml/sdtdatahash" xmlns:w16sdtfl="http://schemas.microsoft.com/office/word/2024/wordml/sdtformatlock" xmlns:w16se="http://schemas.microsoft.com/office/word/2015/wordml/symex" xmlns:wpg="http://schemas.microsoft.com/office/word/2010/wordprocessingGroup" xmlns:wpi="http://schemas.microsoft.com/office/word/2010/wordprocessingInk" xmlns:wne="http://schemas.microsoft.com/office/word/2006/wordml" xmlns:wps="http://schemas.microsoft.com/office/word/2010/wordprocessingShape" mc:Ignorable="w14 w15 w16se w16cid w16 w16cex w16sdtdh w16sdtfl w16du wp14">
   <w:abstractNum w:abstractNumId="0" w15:restartNumberingAfterBreak="0">
     <w:nsid w:val="04B41CFB"/>
     <w:multiLevelType w:val="hybridMultilevel"/>
@@ -12539,56 +13036,56 @@
       </w:rPr>
     </w:lvl>
   </w:abstractNum>
-  <w:num w:numId="1">
+  <w:num w:numId="1" w16cid:durableId="2123304444">
     <w:abstractNumId w:val="7"/>
   </w:num>
-  <w:num w:numId="2">
+  <w:num w:numId="2" w16cid:durableId="1385831296">
     <w:abstractNumId w:val="9"/>
   </w:num>
-  <w:num w:numId="3">
+  <w:num w:numId="3" w16cid:durableId="1137798506">
     <w:abstractNumId w:val="13"/>
   </w:num>
-  <w:num w:numId="4">
+  <w:num w:numId="4" w16cid:durableId="354768167">
     <w:abstractNumId w:val="14"/>
   </w:num>
-  <w:num w:numId="5">
+  <w:num w:numId="5" w16cid:durableId="1263689865">
     <w:abstractNumId w:val="8"/>
   </w:num>
-  <w:num w:numId="6">
+  <w:num w:numId="6" w16cid:durableId="1161770622">
     <w:abstractNumId w:val="1"/>
   </w:num>
-  <w:num w:numId="7">
+  <w:num w:numId="7" w16cid:durableId="663360646">
     <w:abstractNumId w:val="0"/>
   </w:num>
-  <w:num w:numId="8">
+  <w:num w:numId="8" w16cid:durableId="139421719">
     <w:abstractNumId w:val="3"/>
   </w:num>
-  <w:num w:numId="9">
+  <w:num w:numId="9" w16cid:durableId="1998531922">
     <w:abstractNumId w:val="11"/>
   </w:num>
-  <w:num w:numId="10">
+  <w:num w:numId="10" w16cid:durableId="847596961">
     <w:abstractNumId w:val="4"/>
   </w:num>
-  <w:num w:numId="11">
+  <w:num w:numId="11" w16cid:durableId="1912537966">
     <w:abstractNumId w:val="2"/>
   </w:num>
-  <w:num w:numId="12">
+  <w:num w:numId="12" w16cid:durableId="1043746442">
     <w:abstractNumId w:val="10"/>
   </w:num>
-  <w:num w:numId="13">
+  <w:num w:numId="13" w16cid:durableId="1949775953">
     <w:abstractNumId w:val="12"/>
   </w:num>
-  <w:num w:numId="14">
+  <w:num w:numId="14" w16cid:durableId="538981122">
     <w:abstractNumId w:val="5"/>
   </w:num>
-  <w:num w:numId="15">
+  <w:num w:numId="15" w16cid:durableId="652491796">
     <w:abstractNumId w:val="6"/>
   </w:num>
 </w:numbering>
 </file>
 
 <file path=word/styles.xml><?xml version="1.0" encoding="utf-8"?>
-<w:styles xmlns:mc="http://schemas.openxmlformats.org/markup-compatibility/2006" xmlns:r="http://schemas.openxmlformats.org/officeDocument/2006/relationships" xmlns:w="http://schemas.openxmlformats.org/wordprocessingml/2006/main" xmlns:w14="http://schemas.microsoft.com/office/word/2010/wordml" xmlns:w15="http://schemas.microsoft.com/office/word/2012/wordml" xmlns:w16cex="http://schemas.microsoft.com/office/word/2018/wordml/cex" xmlns:w16cid="http://schemas.microsoft.com/office/word/2016/wordml/cid" xmlns:w16="http://schemas.microsoft.com/office/word/2018/wordml" xmlns:w16sdtdh="http://schemas.microsoft.com/office/word/2020/wordml/sdtdatahash" xmlns:w16se="http://schemas.microsoft.com/office/word/2015/wordml/symex" mc:Ignorable="w14 w15 w16se w16cid w16 w16cex w16sdtdh">
+<w:styles xmlns:mc="http://schemas.openxmlformats.org/markup-compatibility/2006" xmlns:r="http://schemas.openxmlformats.org/officeDocument/2006/relationships" xmlns:w="http://schemas.openxmlformats.org/wordprocessingml/2006/main" xmlns:w14="http://schemas.microsoft.com/office/word/2010/wordml" xmlns:w15="http://schemas.microsoft.com/office/word/2012/wordml" xmlns:w16cex="http://schemas.microsoft.com/office/word/2018/wordml/cex" xmlns:w16cid="http://schemas.microsoft.com/office/word/2016/wordml/cid" xmlns:w16="http://schemas.microsoft.com/office/word/2018/wordml" xmlns:w16du="http://schemas.microsoft.com/office/word/2023/wordml/word16du" xmlns:w16sdtdh="http://schemas.microsoft.com/office/word/2020/wordml/sdtdatahash" xmlns:w16sdtfl="http://schemas.microsoft.com/office/word/2024/wordml/sdtformatlock" xmlns:w16se="http://schemas.microsoft.com/office/word/2015/wordml/symex" mc:Ignorable="w14 w15 w16se w16cid w16 w16cex w16sdtdh w16sdtfl w16du">
   <w:docDefaults>
     <w:rPrDefault>
       <w:rPr>

--- a/doc/CV_Ajay.docx
+++ b/doc/CV_Ajay.docx
@@ -2134,15 +2134,7 @@
           <w:sz w:val="20"/>
           <w:szCs w:val="20"/>
         </w:rPr>
-        <w:t xml:space="preserve"> </w:t>
-      </w:r>
-      <w:r>
-        <w:rPr>
-          <w:rFonts w:ascii="Times New Roman" w:hAnsi="Times New Roman" w:cs="Times New Roman"/>
-          <w:sz w:val="20"/>
-          <w:szCs w:val="20"/>
-        </w:rPr>
-        <w:t>(Advisor: Dr. Woo Jin Lee)</w:t>
+        <w:t xml:space="preserve"> (Advisor: Dr. Woo Jin Lee)</w:t>
       </w:r>
     </w:p>
     <w:p>
@@ -2206,15 +2198,7 @@
           <w:sz w:val="20"/>
           <w:szCs w:val="20"/>
         </w:rPr>
-        <w:t xml:space="preserve"> </w:t>
-      </w:r>
-      <w:r>
-        <w:rPr>
-          <w:rFonts w:ascii="Times New Roman" w:hAnsi="Times New Roman" w:cs="Times New Roman"/>
-          <w:sz w:val="20"/>
-          <w:szCs w:val="20"/>
-        </w:rPr>
-        <w:t>(Advisor: Dr. Woo Jin Lee)</w:t>
+        <w:t xml:space="preserve"> (Advisor: Dr. Woo Jin Lee)</w:t>
       </w:r>
     </w:p>
     <w:p>
@@ -3058,7 +3042,47 @@
           <w:sz w:val="24"/>
           <w:szCs w:val="24"/>
         </w:rPr>
-        <w:t xml:space="preserve"> (*My Student at NDSU, **Co-advised Student at the University of Alberta)</w:t>
+        <w:t xml:space="preserve"> (*</w:t>
+      </w:r>
+      <w:r>
+        <w:rPr>
+          <w:rFonts w:ascii="Bell MT" w:hAnsi="Bell MT" w:cs="Times New Roman"/>
+          <w:b/>
+          <w:color w:val="0070C0"/>
+          <w:sz w:val="20"/>
+          <w:szCs w:val="20"/>
+        </w:rPr>
+        <w:t>My Student at NDSU</w:t>
+      </w:r>
+      <w:r>
+        <w:rPr>
+          <w:rFonts w:ascii="Bell MT" w:hAnsi="Bell MT" w:cs="Times New Roman"/>
+          <w:b/>
+          <w:color w:val="0070C0"/>
+          <w:sz w:val="24"/>
+          <w:szCs w:val="24"/>
+        </w:rPr>
+        <w:t>, **</w:t>
+      </w:r>
+      <w:r>
+        <w:rPr>
+          <w:rFonts w:ascii="Bell MT" w:hAnsi="Bell MT" w:cs="Times New Roman"/>
+          <w:b/>
+          <w:color w:val="0070C0"/>
+          <w:sz w:val="20"/>
+          <w:szCs w:val="20"/>
+        </w:rPr>
+        <w:t>Co-advised Student at the University of Alberta</w:t>
+      </w:r>
+      <w:r>
+        <w:rPr>
+          <w:rFonts w:ascii="Bell MT" w:hAnsi="Bell MT" w:cs="Times New Roman"/>
+          <w:b/>
+          <w:color w:val="0070C0"/>
+          <w:sz w:val="24"/>
+          <w:szCs w:val="24"/>
+        </w:rPr>
+        <w:t>)</w:t>
       </w:r>
     </w:p>
     <w:p>
@@ -7375,27 +7399,7 @@
           <w:sz w:val="20"/>
           <w:szCs w:val="20"/>
         </w:rPr>
-        <w:t xml:space="preserve"> (*</w:t>
-      </w:r>
-      <w:r>
-        <w:rPr>
-          <w:rFonts w:ascii="Times New Roman" w:hAnsi="Times New Roman" w:cs="Times New Roman"/>
-          <w:b/>
-          <w:bCs/>
-          <w:sz w:val="20"/>
-          <w:szCs w:val="20"/>
-        </w:rPr>
-        <w:t>Co-advised with Dr. Sarah Nadi</w:t>
-      </w:r>
-      <w:r>
-        <w:rPr>
-          <w:rFonts w:ascii="Times New Roman" w:hAnsi="Times New Roman" w:cs="Times New Roman"/>
-          <w:b/>
-          <w:bCs/>
-          <w:sz w:val="20"/>
-          <w:szCs w:val="20"/>
-        </w:rPr>
-        <w:t>)</w:t>
+        <w:t xml:space="preserve"> (*Co-advised with Dr. Sarah Nadi)</w:t>
       </w:r>
     </w:p>
     <w:p>

--- a/doc/CV_Ajay.docx
+++ b/doc/CV_Ajay.docx
@@ -1,6 +1,6 @@
 
 <file path=word/document.xml><?xml version="1.0" encoding="utf-8"?>
-<w:document xmlns:wpc="http://schemas.microsoft.com/office/word/2010/wordprocessingCanvas" xmlns:cx="http://schemas.microsoft.com/office/drawing/2014/chartex" xmlns:cx1="http://schemas.microsoft.com/office/drawing/2015/9/8/chartex" xmlns:cx2="http://schemas.microsoft.com/office/drawing/2015/10/21/chartex" xmlns:cx3="http://schemas.microsoft.com/office/drawing/2016/5/9/chartex" xmlns:cx4="http://schemas.microsoft.com/office/drawing/2016/5/10/chartex" xmlns:cx5="http://schemas.microsoft.com/office/drawing/2016/5/11/chartex" xmlns:cx6="http://schemas.microsoft.com/office/drawing/2016/5/12/chartex" xmlns:cx7="http://schemas.microsoft.com/office/drawing/2016/5/13/chartex" xmlns:cx8="http://schemas.microsoft.com/office/drawing/2016/5/14/chartex" xmlns:mc="http://schemas.openxmlformats.org/markup-compatibility/2006" xmlns:aink="http://schemas.microsoft.com/office/drawing/2016/ink" xmlns:am3d="http://schemas.microsoft.com/office/drawing/2017/model3d" xmlns:o="urn:schemas-microsoft-com:office:office" xmlns:oel="http://schemas.microsoft.com/office/2019/extlst" xmlns:r="http://schemas.openxmlformats.org/officeDocument/2006/relationships" xmlns:m="http://schemas.openxmlformats.org/officeDocument/2006/math" xmlns:v="urn:schemas-microsoft-com:vml" xmlns:wp14="http://schemas.microsoft.com/office/word/2010/wordprocessingDrawing" xmlns:wp="http://schemas.openxmlformats.org/drawingml/2006/wordprocessingDrawing" xmlns:w10="urn:schemas-microsoft-com:office:word" xmlns:w="http://schemas.openxmlformats.org/wordprocessingml/2006/main" xmlns:w14="http://schemas.microsoft.com/office/word/2010/wordml" xmlns:w15="http://schemas.microsoft.com/office/word/2012/wordml" xmlns:w16cex="http://schemas.microsoft.com/office/word/2018/wordml/cex" xmlns:w16cid="http://schemas.microsoft.com/office/word/2016/wordml/cid" xmlns:w16="http://schemas.microsoft.com/office/word/2018/wordml" xmlns:w16du="http://schemas.microsoft.com/office/word/2023/wordml/word16du" xmlns:w16sdtdh="http://schemas.microsoft.com/office/word/2020/wordml/sdtdatahash" xmlns:w16sdtfl="http://schemas.microsoft.com/office/word/2024/wordml/sdtformatlock" xmlns:w16se="http://schemas.microsoft.com/office/word/2015/wordml/symex" xmlns:wpg="http://schemas.microsoft.com/office/word/2010/wordprocessingGroup" xmlns:wpi="http://schemas.microsoft.com/office/word/2010/wordprocessingInk" xmlns:wne="http://schemas.microsoft.com/office/word/2006/wordml" xmlns:wps="http://schemas.microsoft.com/office/word/2010/wordprocessingShape" mc:Ignorable="w14 w15 w16se w16cid w16 w16cex w16sdtdh w16sdtfl w16du wp14">
+<w:document xmlns:wpc="http://schemas.microsoft.com/office/word/2010/wordprocessingCanvas" xmlns:cx="http://schemas.microsoft.com/office/drawing/2014/chartex" xmlns:cx1="http://schemas.microsoft.com/office/drawing/2015/9/8/chartex" xmlns:cx2="http://schemas.microsoft.com/office/drawing/2015/10/21/chartex" xmlns:cx3="http://schemas.microsoft.com/office/drawing/2016/5/9/chartex" xmlns:cx4="http://schemas.microsoft.com/office/drawing/2016/5/10/chartex" xmlns:cx5="http://schemas.microsoft.com/office/drawing/2016/5/11/chartex" xmlns:cx6="http://schemas.microsoft.com/office/drawing/2016/5/12/chartex" xmlns:cx7="http://schemas.microsoft.com/office/drawing/2016/5/13/chartex" xmlns:cx8="http://schemas.microsoft.com/office/drawing/2016/5/14/chartex" xmlns:mc="http://schemas.openxmlformats.org/markup-compatibility/2006" xmlns:aink="http://schemas.microsoft.com/office/drawing/2016/ink" xmlns:am3d="http://schemas.microsoft.com/office/drawing/2017/model3d" xmlns:o="urn:schemas-microsoft-com:office:office" xmlns:r="http://schemas.openxmlformats.org/officeDocument/2006/relationships" xmlns:m="http://schemas.openxmlformats.org/officeDocument/2006/math" xmlns:v="urn:schemas-microsoft-com:vml" xmlns:wp14="http://schemas.microsoft.com/office/word/2010/wordprocessingDrawing" xmlns:wp="http://schemas.openxmlformats.org/drawingml/2006/wordprocessingDrawing" xmlns:w10="urn:schemas-microsoft-com:office:word" xmlns:w="http://schemas.openxmlformats.org/wordprocessingml/2006/main" xmlns:w14="http://schemas.microsoft.com/office/word/2010/wordml" xmlns:w15="http://schemas.microsoft.com/office/word/2012/wordml" xmlns:w16cex="http://schemas.microsoft.com/office/word/2018/wordml/cex" xmlns:w16cid="http://schemas.microsoft.com/office/word/2016/wordml/cid" xmlns:w16="http://schemas.microsoft.com/office/word/2018/wordml" xmlns:w16sdtdh="http://schemas.microsoft.com/office/word/2020/wordml/sdtdatahash" xmlns:w16se="http://schemas.microsoft.com/office/word/2015/wordml/symex" xmlns:wpg="http://schemas.microsoft.com/office/word/2010/wordprocessingGroup" xmlns:wpi="http://schemas.microsoft.com/office/word/2010/wordprocessingInk" xmlns:wne="http://schemas.microsoft.com/office/word/2006/wordml" xmlns:wps="http://schemas.microsoft.com/office/word/2010/wordprocessingShape" mc:Ignorable="w14 w15 w16se w16cid w16 w16cex w16sdtdh wp14">
   <w:body>
     <w:p>
       <w:pPr>
@@ -265,7 +265,7 @@
                 <v:stroke joinstyle="miter"/>
                 <v:path gradientshapeok="t" o:connecttype="rect"/>
               </v:shapetype>
-              <v:shape id="Text Box 5" o:spid="_x0000_s1026" type="#_x0000_t202" style="position:absolute;left:0;text-align:left;margin-left:24pt;margin-top:7.45pt;width:30pt;height:23.25pt;z-index:-251657216;visibility:visible;mso-wrap-style:square;mso-width-percent:0;mso-height-percent:0;mso-wrap-distance-left:9pt;mso-wrap-distance-top:0;mso-wrap-distance-right:9pt;mso-wrap-distance-bottom:0;mso-position-horizontal:absolute;mso-position-horizontal-relative:text;mso-position-vertical:absolute;mso-position-vertical-relative:text;mso-width-percent:0;mso-height-percent:0;mso-width-relative:margin;mso-height-relative:margin;v-text-anchor:top" o:gfxdata="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" fillcolor="white [3201]" strokecolor="white [3212]" strokeweight=".5pt">
+              <v:shape id="Text Box 5" o:spid="_x0000_s1026" type="#_x0000_t202" style="position:absolute;left:0;text-align:left;margin-left:24pt;margin-top:7.45pt;width:30pt;height:23.25pt;z-index:-251657216;visibility:visible;mso-wrap-style:square;mso-width-percent:0;mso-height-percent:0;mso-wrap-distance-left:9pt;mso-wrap-distance-top:0;mso-wrap-distance-right:9pt;mso-wrap-distance-bottom:0;mso-position-horizontal:absolute;mso-position-horizontal-relative:text;mso-position-vertical:absolute;mso-position-vertical-relative:text;mso-width-percent:0;mso-height-percent:0;mso-width-relative:margin;mso-height-relative:margin;v-text-anchor:top" o:gfxdata="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" fillcolor="white [3201]" strokecolor="white [3212]" strokeweight=".5pt">
                 <v:textbox>
                   <w:txbxContent>
                     <w:p>
@@ -477,7 +477,7 @@
           </mc:Choice>
           <mc:Fallback>
             <w:pict>
-              <v:shape w14:anchorId="52B26ABB" id="Text Box 8" o:spid="_x0000_s1027" type="#_x0000_t202" style="position:absolute;left:0;text-align:left;margin-left:130.5pt;margin-top:6.4pt;width:30pt;height:23.25pt;z-index:-251655168;visibility:visible;mso-wrap-style:square;mso-width-percent:0;mso-height-percent:0;mso-wrap-distance-left:9pt;mso-wrap-distance-top:0;mso-wrap-distance-right:9pt;mso-wrap-distance-bottom:0;mso-position-horizontal:absolute;mso-position-horizontal-relative:text;mso-position-vertical:absolute;mso-position-vertical-relative:text;mso-width-percent:0;mso-height-percent:0;mso-width-relative:margin;mso-height-relative:margin;v-text-anchor:top" o:gfxdata="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" fillcolor="white [3201]" strokecolor="white [3212]" strokeweight=".5pt">
+              <v:shape w14:anchorId="52B26ABB" id="Text Box 8" o:spid="_x0000_s1027" type="#_x0000_t202" style="position:absolute;left:0;text-align:left;margin-left:130.5pt;margin-top:6.4pt;width:30pt;height:23.25pt;z-index:-251655168;visibility:visible;mso-wrap-style:square;mso-width-percent:0;mso-height-percent:0;mso-wrap-distance-left:9pt;mso-wrap-distance-top:0;mso-wrap-distance-right:9pt;mso-wrap-distance-bottom:0;mso-position-horizontal:absolute;mso-position-horizontal-relative:text;mso-position-vertical:absolute;mso-position-vertical-relative:text;mso-width-percent:0;mso-height-percent:0;mso-width-relative:margin;mso-height-relative:margin;v-text-anchor:top" o:gfxdata="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" fillcolor="white [3201]" strokecolor="white [3212]" strokeweight=".5pt">
                 <v:textbox>
                   <w:txbxContent>
                     <w:p>
@@ -769,7 +769,7 @@
           </mc:Choice>
           <mc:Fallback>
             <w:pict>
-              <v:shape w14:anchorId="225E24C9" id="Text Box 11" o:spid="_x0000_s1028" type="#_x0000_t202" style="position:absolute;left:0;text-align:left;margin-left:78.75pt;margin-top:7.45pt;width:30pt;height:23.25pt;z-index:-251653120;visibility:visible;mso-wrap-style:square;mso-width-percent:0;mso-height-percent:0;mso-wrap-distance-left:9pt;mso-wrap-distance-top:0;mso-wrap-distance-right:9pt;mso-wrap-distance-bottom:0;mso-position-horizontal:absolute;mso-position-horizontal-relative:text;mso-position-vertical:absolute;mso-position-vertical-relative:text;mso-width-percent:0;mso-height-percent:0;mso-width-relative:margin;mso-height-relative:margin;v-text-anchor:top" o:gfxdata="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" fillcolor="white [3201]" strokecolor="white [3212]" strokeweight=".5pt">
+              <v:shape w14:anchorId="225E24C9" id="Text Box 11" o:spid="_x0000_s1028" type="#_x0000_t202" style="position:absolute;left:0;text-align:left;margin-left:78.75pt;margin-top:7.45pt;width:30pt;height:23.25pt;z-index:-251653120;visibility:visible;mso-wrap-style:square;mso-width-percent:0;mso-height-percent:0;mso-wrap-distance-left:9pt;mso-wrap-distance-top:0;mso-wrap-distance-right:9pt;mso-wrap-distance-bottom:0;mso-position-horizontal:absolute;mso-position-horizontal-relative:text;mso-position-vertical:absolute;mso-position-vertical-relative:text;mso-width-percent:0;mso-height-percent:0;mso-width-relative:margin;mso-height-relative:margin;v-text-anchor:top" o:gfxdata="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" fillcolor="white [3201]" strokecolor="white [3212]" strokeweight=".5pt">
                 <v:textbox>
                   <w:txbxContent>
                     <w:p>
@@ -4971,7 +4971,25 @@
           <w:sz w:val="20"/>
           <w:szCs w:val="20"/>
         </w:rPr>
-        <w:t xml:space="preserve"> Jeong, </w:t>
+        <w:t xml:space="preserve"> </w:t>
+      </w:r>
+      <w:proofErr w:type="spellStart"/>
+      <w:r>
+        <w:rPr>
+          <w:rFonts w:ascii="Times New Roman" w:hAnsi="Times New Roman" w:cs="Times New Roman"/>
+          <w:sz w:val="20"/>
+          <w:szCs w:val="20"/>
+        </w:rPr>
+        <w:t>Jeong</w:t>
+      </w:r>
+      <w:proofErr w:type="spellEnd"/>
+      <w:r>
+        <w:rPr>
+          <w:rFonts w:ascii="Times New Roman" w:hAnsi="Times New Roman" w:cs="Times New Roman"/>
+          <w:sz w:val="20"/>
+          <w:szCs w:val="20"/>
+        </w:rPr>
+        <w:t xml:space="preserve">, </w:t>
       </w:r>
       <w:r>
         <w:rPr>
@@ -6308,25 +6326,16 @@
           <w:sz w:val="20"/>
           <w:szCs w:val="20"/>
         </w:rPr>
+        <w:t xml:space="preserve"> the</w:t>
+      </w:r>
+      <w:r>
+        <w:rPr>
+          <w:rFonts w:ascii="Times New Roman" w:hAnsi="Times New Roman" w:cs="Times New Roman"/>
+          <w:sz w:val="20"/>
+          <w:szCs w:val="20"/>
+        </w:rPr>
         <w:t xml:space="preserve"> </w:t>
       </w:r>
-      <w:proofErr w:type="gramStart"/>
-      <w:r>
-        <w:rPr>
-          <w:rFonts w:ascii="Times New Roman" w:hAnsi="Times New Roman" w:cs="Times New Roman"/>
-          <w:sz w:val="20"/>
-          <w:szCs w:val="20"/>
-        </w:rPr>
-        <w:t>the</w:t>
-      </w:r>
-      <w:r>
-        <w:rPr>
-          <w:rFonts w:ascii="Times New Roman" w:hAnsi="Times New Roman" w:cs="Times New Roman"/>
-          <w:sz w:val="20"/>
-          <w:szCs w:val="20"/>
-        </w:rPr>
-        <w:t xml:space="preserve"> </w:t>
-      </w:r>
       <w:r>
         <w:rPr>
           <w:rFonts w:ascii="Times New Roman" w:hAnsi="Times New Roman" w:cs="Times New Roman"/>
@@ -6345,7 +6354,6 @@
         </w:rPr>
         <w:t>5</w:t>
       </w:r>
-      <w:proofErr w:type="gramEnd"/>
       <w:r>
         <w:rPr>
           <w:rFonts w:ascii="Times New Roman" w:hAnsi="Times New Roman" w:cs="Times New Roman"/>
@@ -6768,8 +6776,18 @@
           <w:sz w:val="20"/>
           <w:szCs w:val="20"/>
         </w:rPr>
-        <w:t xml:space="preserve"> Jeong</w:t>
-      </w:r>
+        <w:t xml:space="preserve"> </w:t>
+      </w:r>
+      <w:proofErr w:type="spellStart"/>
+      <w:r>
+        <w:rPr>
+          <w:rFonts w:ascii="Times New Roman" w:hAnsi="Times New Roman" w:cs="Times New Roman"/>
+          <w:sz w:val="20"/>
+          <w:szCs w:val="20"/>
+        </w:rPr>
+        <w:t>Jeong</w:t>
+      </w:r>
+      <w:proofErr w:type="spellEnd"/>
       <w:r>
         <w:rPr>
           <w:rFonts w:ascii="Times New Roman" w:hAnsi="Times New Roman" w:cs="Times New Roman"/>
@@ -8380,6 +8398,46 @@
           <w:szCs w:val="24"/>
         </w:rPr>
         <w:t xml:space="preserve"> Experience</w:t>
+      </w:r>
+      <w:r>
+        <w:rPr>
+          <w:rFonts w:ascii="Bell MT" w:hAnsi="Bell MT" w:cs="Times New Roman"/>
+          <w:b/>
+          <w:color w:val="0070C0"/>
+          <w:sz w:val="24"/>
+          <w:szCs w:val="24"/>
+        </w:rPr>
+        <w:t xml:space="preserve"> (</w:t>
+      </w:r>
+      <w:r>
+        <w:rPr>
+          <w:rFonts w:ascii="Bell MT" w:hAnsi="Bell MT" w:cs="Times New Roman"/>
+          <w:b/>
+          <w:color w:val="0070C0"/>
+          <w:sz w:val="20"/>
+          <w:szCs w:val="20"/>
+        </w:rPr>
+        <w:t xml:space="preserve">Course materials are available: </w:t>
+      </w:r>
+      <w:r>
+        <w:rPr>
+          <w:rFonts w:ascii="Bell MT" w:hAnsi="Bell MT" w:cs="Times New Roman"/>
+          <w:b/>
+          <w:color w:val="0070C0"/>
+          <w:sz w:val="20"/>
+          <w:szCs w:val="20"/>
+        </w:rPr>
+        <w:t>https://hifromajay.github.io/teaching.html</w:t>
+      </w:r>
+      <w:r>
+        <w:rPr>
+          <w:rFonts w:ascii="Bell MT" w:hAnsi="Bell MT" w:cs="Times New Roman"/>
+          <w:b/>
+          <w:color w:val="0070C0"/>
+          <w:sz w:val="24"/>
+          <w:szCs w:val="24"/>
+        </w:rPr>
+        <w:t>)</w:t>
       </w:r>
     </w:p>
     <w:p>
@@ -11237,7 +11295,7 @@
 </file>
 
 <file path=word/endnotes.xml><?xml version="1.0" encoding="utf-8"?>
-<w:endnotes xmlns:wpc="http://schemas.microsoft.com/office/word/2010/wordprocessingCanvas" xmlns:cx="http://schemas.microsoft.com/office/drawing/2014/chartex" xmlns:cx1="http://schemas.microsoft.com/office/drawing/2015/9/8/chartex" xmlns:cx2="http://schemas.microsoft.com/office/drawing/2015/10/21/chartex" xmlns:cx3="http://schemas.microsoft.com/office/drawing/2016/5/9/chartex" xmlns:cx4="http://schemas.microsoft.com/office/drawing/2016/5/10/chartex" xmlns:cx5="http://schemas.microsoft.com/office/drawing/2016/5/11/chartex" xmlns:cx6="http://schemas.microsoft.com/office/drawing/2016/5/12/chartex" xmlns:cx7="http://schemas.microsoft.com/office/drawing/2016/5/13/chartex" xmlns:cx8="http://schemas.microsoft.com/office/drawing/2016/5/14/chartex" xmlns:mc="http://schemas.openxmlformats.org/markup-compatibility/2006" xmlns:aink="http://schemas.microsoft.com/office/drawing/2016/ink" xmlns:am3d="http://schemas.microsoft.com/office/drawing/2017/model3d" xmlns:o="urn:schemas-microsoft-com:office:office" xmlns:oel="http://schemas.microsoft.com/office/2019/extlst" xmlns:r="http://schemas.openxmlformats.org/officeDocument/2006/relationships" xmlns:m="http://schemas.openxmlformats.org/officeDocument/2006/math" xmlns:v="urn:schemas-microsoft-com:vml" xmlns:wp14="http://schemas.microsoft.com/office/word/2010/wordprocessingDrawing" xmlns:wp="http://schemas.openxmlformats.org/drawingml/2006/wordprocessingDrawing" xmlns:w10="urn:schemas-microsoft-com:office:word" xmlns:w="http://schemas.openxmlformats.org/wordprocessingml/2006/main" xmlns:w14="http://schemas.microsoft.com/office/word/2010/wordml" xmlns:w15="http://schemas.microsoft.com/office/word/2012/wordml" xmlns:w16cex="http://schemas.microsoft.com/office/word/2018/wordml/cex" xmlns:w16cid="http://schemas.microsoft.com/office/word/2016/wordml/cid" xmlns:w16="http://schemas.microsoft.com/office/word/2018/wordml" xmlns:w16du="http://schemas.microsoft.com/office/word/2023/wordml/word16du" xmlns:w16sdtdh="http://schemas.microsoft.com/office/word/2020/wordml/sdtdatahash" xmlns:w16sdtfl="http://schemas.microsoft.com/office/word/2024/wordml/sdtformatlock" xmlns:w16se="http://schemas.microsoft.com/office/word/2015/wordml/symex" xmlns:wpg="http://schemas.microsoft.com/office/word/2010/wordprocessingGroup" xmlns:wpi="http://schemas.microsoft.com/office/word/2010/wordprocessingInk" xmlns:wne="http://schemas.microsoft.com/office/word/2006/wordml" xmlns:wps="http://schemas.microsoft.com/office/word/2010/wordprocessingShape" mc:Ignorable="w14 w15 w16se w16cid w16 w16cex w16sdtdh w16sdtfl w16du wp14">
+<w:endnotes xmlns:wpc="http://schemas.microsoft.com/office/word/2010/wordprocessingCanvas" xmlns:cx="http://schemas.microsoft.com/office/drawing/2014/chartex" xmlns:cx1="http://schemas.microsoft.com/office/drawing/2015/9/8/chartex" xmlns:cx2="http://schemas.microsoft.com/office/drawing/2015/10/21/chartex" xmlns:cx3="http://schemas.microsoft.com/office/drawing/2016/5/9/chartex" xmlns:cx4="http://schemas.microsoft.com/office/drawing/2016/5/10/chartex" xmlns:cx5="http://schemas.microsoft.com/office/drawing/2016/5/11/chartex" xmlns:cx6="http://schemas.microsoft.com/office/drawing/2016/5/12/chartex" xmlns:cx7="http://schemas.microsoft.com/office/drawing/2016/5/13/chartex" xmlns:cx8="http://schemas.microsoft.com/office/drawing/2016/5/14/chartex" xmlns:mc="http://schemas.openxmlformats.org/markup-compatibility/2006" xmlns:aink="http://schemas.microsoft.com/office/drawing/2016/ink" xmlns:am3d="http://schemas.microsoft.com/office/drawing/2017/model3d" xmlns:o="urn:schemas-microsoft-com:office:office" xmlns:r="http://schemas.openxmlformats.org/officeDocument/2006/relationships" xmlns:m="http://schemas.openxmlformats.org/officeDocument/2006/math" xmlns:v="urn:schemas-microsoft-com:vml" xmlns:wp14="http://schemas.microsoft.com/office/word/2010/wordprocessingDrawing" xmlns:wp="http://schemas.openxmlformats.org/drawingml/2006/wordprocessingDrawing" xmlns:w10="urn:schemas-microsoft-com:office:word" xmlns:w="http://schemas.openxmlformats.org/wordprocessingml/2006/main" xmlns:w14="http://schemas.microsoft.com/office/word/2010/wordml" xmlns:w15="http://schemas.microsoft.com/office/word/2012/wordml" xmlns:w16cex="http://schemas.microsoft.com/office/word/2018/wordml/cex" xmlns:w16cid="http://schemas.microsoft.com/office/word/2016/wordml/cid" xmlns:w16="http://schemas.microsoft.com/office/word/2018/wordml" xmlns:w16sdtdh="http://schemas.microsoft.com/office/word/2020/wordml/sdtdatahash" xmlns:w16se="http://schemas.microsoft.com/office/word/2015/wordml/symex" xmlns:wpg="http://schemas.microsoft.com/office/word/2010/wordprocessingGroup" xmlns:wpi="http://schemas.microsoft.com/office/word/2010/wordprocessingInk" xmlns:wne="http://schemas.microsoft.com/office/word/2006/wordml" xmlns:wps="http://schemas.microsoft.com/office/word/2010/wordprocessingShape" mc:Ignorable="w14 w15 w16se w16cid w16 w16cex w16sdtdh wp14">
   <w:endnote w:type="separator" w:id="-1">
     <w:p>
       <w:pPr>
@@ -11262,7 +11320,7 @@
 </file>
 
 <file path=word/footer1.xml><?xml version="1.0" encoding="utf-8"?>
-<w:ftr xmlns:wpc="http://schemas.microsoft.com/office/word/2010/wordprocessingCanvas" xmlns:cx="http://schemas.microsoft.com/office/drawing/2014/chartex" xmlns:cx1="http://schemas.microsoft.com/office/drawing/2015/9/8/chartex" xmlns:cx2="http://schemas.microsoft.com/office/drawing/2015/10/21/chartex" xmlns:cx3="http://schemas.microsoft.com/office/drawing/2016/5/9/chartex" xmlns:cx4="http://schemas.microsoft.com/office/drawing/2016/5/10/chartex" xmlns:cx5="http://schemas.microsoft.com/office/drawing/2016/5/11/chartex" xmlns:cx6="http://schemas.microsoft.com/office/drawing/2016/5/12/chartex" xmlns:cx7="http://schemas.microsoft.com/office/drawing/2016/5/13/chartex" xmlns:cx8="http://schemas.microsoft.com/office/drawing/2016/5/14/chartex" xmlns:mc="http://schemas.openxmlformats.org/markup-compatibility/2006" xmlns:aink="http://schemas.microsoft.com/office/drawing/2016/ink" xmlns:am3d="http://schemas.microsoft.com/office/drawing/2017/model3d" xmlns:o="urn:schemas-microsoft-com:office:office" xmlns:oel="http://schemas.microsoft.com/office/2019/extlst" xmlns:r="http://schemas.openxmlformats.org/officeDocument/2006/relationships" xmlns:m="http://schemas.openxmlformats.org/officeDocument/2006/math" xmlns:v="urn:schemas-microsoft-com:vml" xmlns:wp14="http://schemas.microsoft.com/office/word/2010/wordprocessingDrawing" xmlns:wp="http://schemas.openxmlformats.org/drawingml/2006/wordprocessingDrawing" xmlns:w10="urn:schemas-microsoft-com:office:word" xmlns:w="http://schemas.openxmlformats.org/wordprocessingml/2006/main" xmlns:w14="http://schemas.microsoft.com/office/word/2010/wordml" xmlns:w15="http://schemas.microsoft.com/office/word/2012/wordml" xmlns:w16cex="http://schemas.microsoft.com/office/word/2018/wordml/cex" xmlns:w16cid="http://schemas.microsoft.com/office/word/2016/wordml/cid" xmlns:w16="http://schemas.microsoft.com/office/word/2018/wordml" xmlns:w16du="http://schemas.microsoft.com/office/word/2023/wordml/word16du" xmlns:w16sdtdh="http://schemas.microsoft.com/office/word/2020/wordml/sdtdatahash" xmlns:w16sdtfl="http://schemas.microsoft.com/office/word/2024/wordml/sdtformatlock" xmlns:w16se="http://schemas.microsoft.com/office/word/2015/wordml/symex" xmlns:wpg="http://schemas.microsoft.com/office/word/2010/wordprocessingGroup" xmlns:wpi="http://schemas.microsoft.com/office/word/2010/wordprocessingInk" xmlns:wne="http://schemas.microsoft.com/office/word/2006/wordml" xmlns:wps="http://schemas.microsoft.com/office/word/2010/wordprocessingShape" mc:Ignorable="w14 w15 w16se w16cid w16 w16cex w16sdtdh w16sdtfl w16du wp14">
+<w:ftr xmlns:wpc="http://schemas.microsoft.com/office/word/2010/wordprocessingCanvas" xmlns:cx="http://schemas.microsoft.com/office/drawing/2014/chartex" xmlns:cx1="http://schemas.microsoft.com/office/drawing/2015/9/8/chartex" xmlns:cx2="http://schemas.microsoft.com/office/drawing/2015/10/21/chartex" xmlns:cx3="http://schemas.microsoft.com/office/drawing/2016/5/9/chartex" xmlns:cx4="http://schemas.microsoft.com/office/drawing/2016/5/10/chartex" xmlns:cx5="http://schemas.microsoft.com/office/drawing/2016/5/11/chartex" xmlns:cx6="http://schemas.microsoft.com/office/drawing/2016/5/12/chartex" xmlns:cx7="http://schemas.microsoft.com/office/drawing/2016/5/13/chartex" xmlns:cx8="http://schemas.microsoft.com/office/drawing/2016/5/14/chartex" xmlns:mc="http://schemas.openxmlformats.org/markup-compatibility/2006" xmlns:aink="http://schemas.microsoft.com/office/drawing/2016/ink" xmlns:am3d="http://schemas.microsoft.com/office/drawing/2017/model3d" xmlns:o="urn:schemas-microsoft-com:office:office" xmlns:r="http://schemas.openxmlformats.org/officeDocument/2006/relationships" xmlns:m="http://schemas.openxmlformats.org/officeDocument/2006/math" xmlns:v="urn:schemas-microsoft-com:vml" xmlns:wp14="http://schemas.microsoft.com/office/word/2010/wordprocessingDrawing" xmlns:wp="http://schemas.openxmlformats.org/drawingml/2006/wordprocessingDrawing" xmlns:w10="urn:schemas-microsoft-com:office:word" xmlns:w="http://schemas.openxmlformats.org/wordprocessingml/2006/main" xmlns:w14="http://schemas.microsoft.com/office/word/2010/wordml" xmlns:w15="http://schemas.microsoft.com/office/word/2012/wordml" xmlns:w16cex="http://schemas.microsoft.com/office/word/2018/wordml/cex" xmlns:w16cid="http://schemas.microsoft.com/office/word/2016/wordml/cid" xmlns:w16="http://schemas.microsoft.com/office/word/2018/wordml" xmlns:w16sdtdh="http://schemas.microsoft.com/office/word/2020/wordml/sdtdatahash" xmlns:w16se="http://schemas.microsoft.com/office/word/2015/wordml/symex" xmlns:wpg="http://schemas.microsoft.com/office/word/2010/wordprocessingGroup" xmlns:wpi="http://schemas.microsoft.com/office/word/2010/wordprocessingInk" xmlns:wne="http://schemas.microsoft.com/office/word/2006/wordml" xmlns:wps="http://schemas.microsoft.com/office/word/2010/wordprocessingShape" mc:Ignorable="w14 w15 w16se w16cid w16 w16cex w16sdtdh wp14">
   <w:sdt>
     <w:sdtPr>
       <w:id w:val="-2071178135"/>
@@ -11315,7 +11373,7 @@
 </file>
 
 <file path=word/footnotes.xml><?xml version="1.0" encoding="utf-8"?>
-<w:footnotes xmlns:wpc="http://schemas.microsoft.com/office/word/2010/wordprocessingCanvas" xmlns:cx="http://schemas.microsoft.com/office/drawing/2014/chartex" xmlns:cx1="http://schemas.microsoft.com/office/drawing/2015/9/8/chartex" xmlns:cx2="http://schemas.microsoft.com/office/drawing/2015/10/21/chartex" xmlns:cx3="http://schemas.microsoft.com/office/drawing/2016/5/9/chartex" xmlns:cx4="http://schemas.microsoft.com/office/drawing/2016/5/10/chartex" xmlns:cx5="http://schemas.microsoft.com/office/drawing/2016/5/11/chartex" xmlns:cx6="http://schemas.microsoft.com/office/drawing/2016/5/12/chartex" xmlns:cx7="http://schemas.microsoft.com/office/drawing/2016/5/13/chartex" xmlns:cx8="http://schemas.microsoft.com/office/drawing/2016/5/14/chartex" xmlns:mc="http://schemas.openxmlformats.org/markup-compatibility/2006" xmlns:aink="http://schemas.microsoft.com/office/drawing/2016/ink" xmlns:am3d="http://schemas.microsoft.com/office/drawing/2017/model3d" xmlns:o="urn:schemas-microsoft-com:office:office" xmlns:oel="http://schemas.microsoft.com/office/2019/extlst" xmlns:r="http://schemas.openxmlformats.org/officeDocument/2006/relationships" xmlns:m="http://schemas.openxmlformats.org/officeDocument/2006/math" xmlns:v="urn:schemas-microsoft-com:vml" xmlns:wp14="http://schemas.microsoft.com/office/word/2010/wordprocessingDrawing" xmlns:wp="http://schemas.openxmlformats.org/drawingml/2006/wordprocessingDrawing" xmlns:w10="urn:schemas-microsoft-com:office:word" xmlns:w="http://schemas.openxmlformats.org/wordprocessingml/2006/main" xmlns:w14="http://schemas.microsoft.com/office/word/2010/wordml" xmlns:w15="http://schemas.microsoft.com/office/word/2012/wordml" xmlns:w16cex="http://schemas.microsoft.com/office/word/2018/wordml/cex" xmlns:w16cid="http://schemas.microsoft.com/office/word/2016/wordml/cid" xmlns:w16="http://schemas.microsoft.com/office/word/2018/wordml" xmlns:w16du="http://schemas.microsoft.com/office/word/2023/wordml/word16du" xmlns:w16sdtdh="http://schemas.microsoft.com/office/word/2020/wordml/sdtdatahash" xmlns:w16sdtfl="http://schemas.microsoft.com/office/word/2024/wordml/sdtformatlock" xmlns:w16se="http://schemas.microsoft.com/office/word/2015/wordml/symex" xmlns:wpg="http://schemas.microsoft.com/office/word/2010/wordprocessingGroup" xmlns:wpi="http://schemas.microsoft.com/office/word/2010/wordprocessingInk" xmlns:wne="http://schemas.microsoft.com/office/word/2006/wordml" xmlns:wps="http://schemas.microsoft.com/office/word/2010/wordprocessingShape" mc:Ignorable="w14 w15 w16se w16cid w16 w16cex w16sdtdh w16sdtfl w16du wp14">
+<w:footnotes xmlns:wpc="http://schemas.microsoft.com/office/word/2010/wordprocessingCanvas" xmlns:cx="http://schemas.microsoft.com/office/drawing/2014/chartex" xmlns:cx1="http://schemas.microsoft.com/office/drawing/2015/9/8/chartex" xmlns:cx2="http://schemas.microsoft.com/office/drawing/2015/10/21/chartex" xmlns:cx3="http://schemas.microsoft.com/office/drawing/2016/5/9/chartex" xmlns:cx4="http://schemas.microsoft.com/office/drawing/2016/5/10/chartex" xmlns:cx5="http://schemas.microsoft.com/office/drawing/2016/5/11/chartex" xmlns:cx6="http://schemas.microsoft.com/office/drawing/2016/5/12/chartex" xmlns:cx7="http://schemas.microsoft.com/office/drawing/2016/5/13/chartex" xmlns:cx8="http://schemas.microsoft.com/office/drawing/2016/5/14/chartex" xmlns:mc="http://schemas.openxmlformats.org/markup-compatibility/2006" xmlns:aink="http://schemas.microsoft.com/office/drawing/2016/ink" xmlns:am3d="http://schemas.microsoft.com/office/drawing/2017/model3d" xmlns:o="urn:schemas-microsoft-com:office:office" xmlns:r="http://schemas.openxmlformats.org/officeDocument/2006/relationships" xmlns:m="http://schemas.openxmlformats.org/officeDocument/2006/math" xmlns:v="urn:schemas-microsoft-com:vml" xmlns:wp14="http://schemas.microsoft.com/office/word/2010/wordprocessingDrawing" xmlns:wp="http://schemas.openxmlformats.org/drawingml/2006/wordprocessingDrawing" xmlns:w10="urn:schemas-microsoft-com:office:word" xmlns:w="http://schemas.openxmlformats.org/wordprocessingml/2006/main" xmlns:w14="http://schemas.microsoft.com/office/word/2010/wordml" xmlns:w15="http://schemas.microsoft.com/office/word/2012/wordml" xmlns:w16cex="http://schemas.microsoft.com/office/word/2018/wordml/cex" xmlns:w16cid="http://schemas.microsoft.com/office/word/2016/wordml/cid" xmlns:w16="http://schemas.microsoft.com/office/word/2018/wordml" xmlns:w16sdtdh="http://schemas.microsoft.com/office/word/2020/wordml/sdtdatahash" xmlns:w16se="http://schemas.microsoft.com/office/word/2015/wordml/symex" xmlns:wpg="http://schemas.microsoft.com/office/word/2010/wordprocessingGroup" xmlns:wpi="http://schemas.microsoft.com/office/word/2010/wordprocessingInk" xmlns:wne="http://schemas.microsoft.com/office/word/2006/wordml" xmlns:wps="http://schemas.microsoft.com/office/word/2010/wordprocessingShape" mc:Ignorable="w14 w15 w16se w16cid w16 w16cex w16sdtdh wp14">
   <w:footnote w:type="separator" w:id="-1">
     <w:p>
       <w:pPr>
@@ -11340,7 +11398,7 @@
 </file>
 
 <file path=word/numbering.xml><?xml version="1.0" encoding="utf-8"?>
-<w:numbering xmlns:wpc="http://schemas.microsoft.com/office/word/2010/wordprocessingCanvas" xmlns:cx="http://schemas.microsoft.com/office/drawing/2014/chartex" xmlns:cx1="http://schemas.microsoft.com/office/drawing/2015/9/8/chartex" xmlns:cx2="http://schemas.microsoft.com/office/drawing/2015/10/21/chartex" xmlns:cx3="http://schemas.microsoft.com/office/drawing/2016/5/9/chartex" xmlns:cx4="http://schemas.microsoft.com/office/drawing/2016/5/10/chartex" xmlns:cx5="http://schemas.microsoft.com/office/drawing/2016/5/11/chartex" xmlns:cx6="http://schemas.microsoft.com/office/drawing/2016/5/12/chartex" xmlns:cx7="http://schemas.microsoft.com/office/drawing/2016/5/13/chartex" xmlns:cx8="http://schemas.microsoft.com/office/drawing/2016/5/14/chartex" xmlns:mc="http://schemas.openxmlformats.org/markup-compatibility/2006" xmlns:aink="http://schemas.microsoft.com/office/drawing/2016/ink" xmlns:am3d="http://schemas.microsoft.com/office/drawing/2017/model3d" xmlns:o="urn:schemas-microsoft-com:office:office" xmlns:oel="http://schemas.microsoft.com/office/2019/extlst" xmlns:r="http://schemas.openxmlformats.org/officeDocument/2006/relationships" xmlns:m="http://schemas.openxmlformats.org/officeDocument/2006/math" xmlns:v="urn:schemas-microsoft-com:vml" xmlns:wp14="http://schemas.microsoft.com/office/word/2010/wordprocessingDrawing" xmlns:wp="http://schemas.openxmlformats.org/drawingml/2006/wordprocessingDrawing" xmlns:w10="urn:schemas-microsoft-com:office:word" xmlns:w="http://schemas.openxmlformats.org/wordprocessingml/2006/main" xmlns:w14="http://schemas.microsoft.com/office/word/2010/wordml" xmlns:w15="http://schemas.microsoft.com/office/word/2012/wordml" xmlns:w16cex="http://schemas.microsoft.com/office/word/2018/wordml/cex" xmlns:w16cid="http://schemas.microsoft.com/office/word/2016/wordml/cid" xmlns:w16="http://schemas.microsoft.com/office/word/2018/wordml" xmlns:w16du="http://schemas.microsoft.com/office/word/2023/wordml/word16du" xmlns:w16sdtdh="http://schemas.microsoft.com/office/word/2020/wordml/sdtdatahash" xmlns:w16sdtfl="http://schemas.microsoft.com/office/word/2024/wordml/sdtformatlock" xmlns:w16se="http://schemas.microsoft.com/office/word/2015/wordml/symex" xmlns:wpg="http://schemas.microsoft.com/office/word/2010/wordprocessingGroup" xmlns:wpi="http://schemas.microsoft.com/office/word/2010/wordprocessingInk" xmlns:wne="http://schemas.microsoft.com/office/word/2006/wordml" xmlns:wps="http://schemas.microsoft.com/office/word/2010/wordprocessingShape" mc:Ignorable="w14 w15 w16se w16cid w16 w16cex w16sdtdh w16sdtfl w16du wp14">
+<w:numbering xmlns:wpc="http://schemas.microsoft.com/office/word/2010/wordprocessingCanvas" xmlns:cx="http://schemas.microsoft.com/office/drawing/2014/chartex" xmlns:cx1="http://schemas.microsoft.com/office/drawing/2015/9/8/chartex" xmlns:cx2="http://schemas.microsoft.com/office/drawing/2015/10/21/chartex" xmlns:cx3="http://schemas.microsoft.com/office/drawing/2016/5/9/chartex" xmlns:cx4="http://schemas.microsoft.com/office/drawing/2016/5/10/chartex" xmlns:cx5="http://schemas.microsoft.com/office/drawing/2016/5/11/chartex" xmlns:cx6="http://schemas.microsoft.com/office/drawing/2016/5/12/chartex" xmlns:cx7="http://schemas.microsoft.com/office/drawing/2016/5/13/chartex" xmlns:cx8="http://schemas.microsoft.com/office/drawing/2016/5/14/chartex" xmlns:mc="http://schemas.openxmlformats.org/markup-compatibility/2006" xmlns:aink="http://schemas.microsoft.com/office/drawing/2016/ink" xmlns:am3d="http://schemas.microsoft.com/office/drawing/2017/model3d" xmlns:o="urn:schemas-microsoft-com:office:office" xmlns:r="http://schemas.openxmlformats.org/officeDocument/2006/relationships" xmlns:m="http://schemas.openxmlformats.org/officeDocument/2006/math" xmlns:v="urn:schemas-microsoft-com:vml" xmlns:wp14="http://schemas.microsoft.com/office/word/2010/wordprocessingDrawing" xmlns:wp="http://schemas.openxmlformats.org/drawingml/2006/wordprocessingDrawing" xmlns:w10="urn:schemas-microsoft-com:office:word" xmlns:w="http://schemas.openxmlformats.org/wordprocessingml/2006/main" xmlns:w14="http://schemas.microsoft.com/office/word/2010/wordml" xmlns:w15="http://schemas.microsoft.com/office/word/2012/wordml" xmlns:w16cex="http://schemas.microsoft.com/office/word/2018/wordml/cex" xmlns:w16cid="http://schemas.microsoft.com/office/word/2016/wordml/cid" xmlns:w16="http://schemas.microsoft.com/office/word/2018/wordml" xmlns:w16sdtdh="http://schemas.microsoft.com/office/word/2020/wordml/sdtdatahash" xmlns:w16se="http://schemas.microsoft.com/office/word/2015/wordml/symex" xmlns:wpg="http://schemas.microsoft.com/office/word/2010/wordprocessingGroup" xmlns:wpi="http://schemas.microsoft.com/office/word/2010/wordprocessingInk" xmlns:wne="http://schemas.microsoft.com/office/word/2006/wordml" xmlns:wps="http://schemas.microsoft.com/office/word/2010/wordprocessingShape" mc:Ignorable="w14 w15 w16se w16cid w16 w16cex w16sdtdh wp14">
   <w:abstractNum w:abstractNumId="0" w15:restartNumberingAfterBreak="0">
     <w:nsid w:val="04B41CFB"/>
     <w:multiLevelType w:val="hybridMultilevel"/>
@@ -13040,56 +13098,56 @@
       </w:rPr>
     </w:lvl>
   </w:abstractNum>
-  <w:num w:numId="1" w16cid:durableId="2123304444">
+  <w:num w:numId="1">
     <w:abstractNumId w:val="7"/>
   </w:num>
-  <w:num w:numId="2" w16cid:durableId="1385831296">
+  <w:num w:numId="2">
     <w:abstractNumId w:val="9"/>
   </w:num>
-  <w:num w:numId="3" w16cid:durableId="1137798506">
+  <w:num w:numId="3">
     <w:abstractNumId w:val="13"/>
   </w:num>
-  <w:num w:numId="4" w16cid:durableId="354768167">
+  <w:num w:numId="4">
     <w:abstractNumId w:val="14"/>
   </w:num>
-  <w:num w:numId="5" w16cid:durableId="1263689865">
+  <w:num w:numId="5">
     <w:abstractNumId w:val="8"/>
   </w:num>
-  <w:num w:numId="6" w16cid:durableId="1161770622">
+  <w:num w:numId="6">
     <w:abstractNumId w:val="1"/>
   </w:num>
-  <w:num w:numId="7" w16cid:durableId="663360646">
+  <w:num w:numId="7">
     <w:abstractNumId w:val="0"/>
   </w:num>
-  <w:num w:numId="8" w16cid:durableId="139421719">
+  <w:num w:numId="8">
     <w:abstractNumId w:val="3"/>
   </w:num>
-  <w:num w:numId="9" w16cid:durableId="1998531922">
+  <w:num w:numId="9">
     <w:abstractNumId w:val="11"/>
   </w:num>
-  <w:num w:numId="10" w16cid:durableId="847596961">
+  <w:num w:numId="10">
     <w:abstractNumId w:val="4"/>
   </w:num>
-  <w:num w:numId="11" w16cid:durableId="1912537966">
+  <w:num w:numId="11">
     <w:abstractNumId w:val="2"/>
   </w:num>
-  <w:num w:numId="12" w16cid:durableId="1043746442">
+  <w:num w:numId="12">
     <w:abstractNumId w:val="10"/>
   </w:num>
-  <w:num w:numId="13" w16cid:durableId="1949775953">
+  <w:num w:numId="13">
     <w:abstractNumId w:val="12"/>
   </w:num>
-  <w:num w:numId="14" w16cid:durableId="538981122">
+  <w:num w:numId="14">
     <w:abstractNumId w:val="5"/>
   </w:num>
-  <w:num w:numId="15" w16cid:durableId="652491796">
+  <w:num w:numId="15">
     <w:abstractNumId w:val="6"/>
   </w:num>
 </w:numbering>
 </file>
 
 <file path=word/styles.xml><?xml version="1.0" encoding="utf-8"?>
-<w:styles xmlns:mc="http://schemas.openxmlformats.org/markup-compatibility/2006" xmlns:r="http://schemas.openxmlformats.org/officeDocument/2006/relationships" xmlns:w="http://schemas.openxmlformats.org/wordprocessingml/2006/main" xmlns:w14="http://schemas.microsoft.com/office/word/2010/wordml" xmlns:w15="http://schemas.microsoft.com/office/word/2012/wordml" xmlns:w16cex="http://schemas.microsoft.com/office/word/2018/wordml/cex" xmlns:w16cid="http://schemas.microsoft.com/office/word/2016/wordml/cid" xmlns:w16="http://schemas.microsoft.com/office/word/2018/wordml" xmlns:w16du="http://schemas.microsoft.com/office/word/2023/wordml/word16du" xmlns:w16sdtdh="http://schemas.microsoft.com/office/word/2020/wordml/sdtdatahash" xmlns:w16sdtfl="http://schemas.microsoft.com/office/word/2024/wordml/sdtformatlock" xmlns:w16se="http://schemas.microsoft.com/office/word/2015/wordml/symex" mc:Ignorable="w14 w15 w16se w16cid w16 w16cex w16sdtdh w16sdtfl w16du">
+<w:styles xmlns:mc="http://schemas.openxmlformats.org/markup-compatibility/2006" xmlns:r="http://schemas.openxmlformats.org/officeDocument/2006/relationships" xmlns:w="http://schemas.openxmlformats.org/wordprocessingml/2006/main" xmlns:w14="http://schemas.microsoft.com/office/word/2010/wordml" xmlns:w15="http://schemas.microsoft.com/office/word/2012/wordml" xmlns:w16cex="http://schemas.microsoft.com/office/word/2018/wordml/cex" xmlns:w16cid="http://schemas.microsoft.com/office/word/2016/wordml/cid" xmlns:w16="http://schemas.microsoft.com/office/word/2018/wordml" xmlns:w16sdtdh="http://schemas.microsoft.com/office/word/2020/wordml/sdtdatahash" xmlns:w16se="http://schemas.microsoft.com/office/word/2015/wordml/symex" mc:Ignorable="w14 w15 w16se w16cid w16 w16cex w16sdtdh">
   <w:docDefaults>
     <w:rPrDefault>
       <w:rPr>
